--- a/Amor aos inimigos/Amor aos inimigos.docx
+++ b/Amor aos inimigos/Amor aos inimigos.docx
@@ -660,7 +660,45 @@
           <w:shd w:fill="auto" w:val="clear"/>
           <w:lang w:val="en-US" w:eastAsia="zh-CN" w:bidi="hi-IN"/>
         </w:rPr>
-        <w:t>A verdade é que não conseguimos responder a essas perguntas. Aqui percebemos claramente os limites da nossa compreensão. Por quê não temos respostas? Porque imaginamos Jesus a partir daquilo que somos. Supomos que o Mestre pensa e sente como nós pensamos e sentimos. Não conseguimos ir além disso.</w:t>
+        <w:t>A verdade é que não conseguimos responder a essas perguntas. Aqui percebemos claramente os limites da nossa compreensão.</w:t>
+      </w:r>
+    </w:p>
+    <w:p>
+      <w:pPr>
+        <w:pStyle w:val="TextBody"/>
+        <w:jc w:val="both"/>
+        <w:rPr>
+          <w:sz w:val="36"/>
+          <w:szCs w:val="36"/>
+        </w:rPr>
+      </w:pPr>
+      <w:r>
+        <w:rPr>
+          <w:sz w:val="36"/>
+          <w:szCs w:val="36"/>
+        </w:rPr>
+      </w:r>
+    </w:p>
+    <w:p>
+      <w:pPr>
+        <w:pStyle w:val="TextBody"/>
+        <w:jc w:val="both"/>
+        <w:rPr>
+          <w:sz w:val="36"/>
+          <w:szCs w:val="36"/>
+        </w:rPr>
+      </w:pPr>
+      <w:r>
+        <w:rPr>
+          <w:rFonts w:eastAsia="Times New Roman" w:cs="Times New Roman" w:ascii="Garamond" w:hAnsi="Garamond"/>
+          <w:color w:val="000000"/>
+          <w:kern w:val="0"/>
+          <w:sz w:val="36"/>
+          <w:szCs w:val="36"/>
+          <w:shd w:fill="auto" w:val="clear"/>
+          <w:lang w:val="en-US" w:eastAsia="zh-CN" w:bidi="hi-IN"/>
+        </w:rPr>
+        <w:t>Por quê não temos respostas? Porque imaginamos Jesus a partir daquilo que somos. Supomos que o Mestre pensa e sente como nós pensamos e sentimos. Não conseguimos ir além disso.</w:t>
       </w:r>
       <w:r>
         <w:br w:type="page"/>
@@ -698,7 +736,10 @@
         </w:rPr>
       </w:pPr>
       <w:r>
-        <w:rPr/>
+        <w:rPr>
+          <w:sz w:val="36"/>
+          <w:szCs w:val="36"/>
+        </w:rPr>
       </w:r>
     </w:p>
     <w:p>
@@ -720,7 +761,7 @@
           <w:shd w:fill="auto" w:val="clear"/>
           <w:lang w:val="en-US" w:eastAsia="zh-CN" w:bidi="hi-IN"/>
         </w:rPr>
-        <w:t>Entretanto, apesar da distância abissal que existe entre nossa condição espiritual e a de Jesus, isso não deve nos impedir de trabalhar em benefício de nossa evolução.</w:t>
+        <w:t>Apesar da distância abissal que existe entre nossa condição espiritual e a de Jesus, isso não deve nos impedir de trabalhar em benefício de nossa evolução.</w:t>
       </w:r>
     </w:p>
     <w:p>
@@ -796,7 +837,7 @@
           <w:shd w:fill="auto" w:val="clear"/>
           <w:lang w:val="en-US" w:eastAsia="zh-CN" w:bidi="hi-IN"/>
         </w:rPr>
-        <w:t>Essa tem sido nossa postura, por exemplo, diante do “Perdoar não apenas sete, mas setenta vezes sete” ou ainda do “Não julgueis para não serdes julgados”.</w:t>
+        <w:t>Essa tem sido nossa postura, por exemplo, diante do “Perdoar não apenas sete, mas setenta vezes sete vezes” ou ainda do “Não julgueis para não serdes julgados”.</w:t>
       </w:r>
     </w:p>
     <w:p>
@@ -905,7 +946,15 @@
         </w:rPr>
       </w:pPr>
       <w:r>
-        <w:rPr/>
+        <w:rPr>
+          <w:rFonts w:eastAsia="Times New Roman" w:cs="Times New Roman" w:ascii="Garamond" w:hAnsi="Garamond"/>
+          <w:color w:val="000000"/>
+          <w:kern w:val="0"/>
+          <w:sz w:val="36"/>
+          <w:szCs w:val="36"/>
+          <w:shd w:fill="auto" w:val="clear"/>
+          <w:lang w:val="en-US" w:eastAsia="zh-CN" w:bidi="hi-IN"/>
+        </w:rPr>
       </w:r>
     </w:p>
     <w:p>
@@ -972,7 +1021,7 @@
           <w:shd w:fill="auto" w:val="clear"/>
           <w:lang w:val="en-US" w:eastAsia="zh-CN" w:bidi="hi-IN"/>
         </w:rPr>
-        <w:t>Amais os Vossos Inimigos</w:t>
+        <w:t>Amai os Vossos Inimigos</w:t>
       </w:r>
       <w:r>
         <w:rPr>
@@ -1223,6 +1272,32 @@
           <w:shd w:fill="auto" w:val="clear"/>
           <w:lang w:val="en-US" w:eastAsia="zh-CN" w:bidi="hi-IN"/>
         </w:rPr>
+      </w:r>
+    </w:p>
+    <w:p>
+      <w:pPr>
+        <w:pStyle w:val="Normal"/>
+        <w:jc w:val="both"/>
+        <w:rPr>
+          <w:rFonts w:ascii="Garamond" w:hAnsi="Garamond" w:eastAsia="Times New Roman" w:cs="Times New Roman"/>
+          <w:color w:val="000000"/>
+          <w:kern w:val="0"/>
+          <w:sz w:val="36"/>
+          <w:szCs w:val="36"/>
+          <w:shd w:fill="auto" w:val="clear"/>
+          <w:lang w:val="en-US" w:eastAsia="zh-CN" w:bidi="hi-IN"/>
+        </w:rPr>
+      </w:pPr>
+      <w:r>
+        <w:rPr>
+          <w:rFonts w:eastAsia="Times New Roman" w:cs="Times New Roman" w:ascii="Garamond" w:hAnsi="Garamond"/>
+          <w:color w:val="000000"/>
+          <w:kern w:val="0"/>
+          <w:sz w:val="36"/>
+          <w:szCs w:val="36"/>
+          <w:shd w:fill="auto" w:val="clear"/>
+          <w:lang w:val="en-US" w:eastAsia="zh-CN" w:bidi="hi-IN"/>
+        </w:rPr>
         <w:t>Amar aos inimigos é não guardar rancor e nem alimentar desejo de vingança contra eles; é perdoá-los pelo mal que nos fazem, sem segundas intenções.</w:t>
       </w:r>
     </w:p>
@@ -1241,7 +1316,15 @@
         </w:rPr>
       </w:pPr>
       <w:r>
-        <w:rPr/>
+        <w:rPr>
+          <w:rFonts w:eastAsia="Times New Roman" w:cs="Times New Roman" w:ascii="Garamond" w:hAnsi="Garamond"/>
+          <w:color w:val="000000"/>
+          <w:kern w:val="0"/>
+          <w:sz w:val="36"/>
+          <w:szCs w:val="36"/>
+          <w:shd w:fill="auto" w:val="clear"/>
+          <w:lang w:val="en-US" w:eastAsia="zh-CN" w:bidi="hi-IN"/>
+        </w:rPr>
       </w:r>
     </w:p>
     <w:p>
@@ -1268,7 +1351,7 @@
           <w:shd w:fill="auto" w:val="clear"/>
           <w:lang w:val="en-US" w:eastAsia="zh-CN" w:bidi="hi-IN"/>
         </w:rPr>
-        <w:t>Se surgir oportunidade de reconciliação com eles, que o façamos. É desejar a eles o bem em vez do mal. E se surgir oportunidade de ajudá-los, ajudemos sem humilhar.</w:t>
+        <w:t>Se surgir oportunidade de reconciliação com eles, que o façamos. É desejar a eles o bem em vez do mal. E se pudermos ajudá-los, ajudemos sem humilhar.</w:t>
       </w:r>
     </w:p>
     <w:p>
@@ -1797,7 +1880,23 @@
           <w:sz w:val="36"/>
           <w:szCs w:val="36"/>
         </w:rPr>
-        <w:t>Independentemente da origem da expressão, naquele momento Jesus propõe àquelas pessoas uma nova maneira de se relacionarem com seus inimigos, diferente da postura que haviam adotado até então.</w:t>
+        <w:t>Independentemente da origem da expressão, naquele momento Jesus propõe àquelas pessoas uma nova maneira de se relacionarem com seus inimigos, diferente da postura que haviam adotad</w:t>
+      </w:r>
+      <w:r>
+        <w:rPr>
+          <w:rFonts w:ascii="Garamond" w:hAnsi="Garamond"/>
+          <w:sz w:val="36"/>
+          <w:szCs w:val="36"/>
+        </w:rPr>
+        <w:t>a</w:t>
+      </w:r>
+      <w:r>
+        <w:rPr>
+          <w:rFonts w:ascii="Garamond" w:hAnsi="Garamond"/>
+          <w:sz w:val="36"/>
+          <w:szCs w:val="36"/>
+        </w:rPr>
+        <w:t xml:space="preserve"> até então.</w:t>
       </w:r>
       <w:r>
         <w:br w:type="page"/>
@@ -2239,7 +2338,7 @@
           <w:sz w:val="36"/>
           <w:szCs w:val="36"/>
         </w:rPr>
-        <w:t xml:space="preserve">Se por acaso alguém aqui já disse frases como estas, não </w:t>
+        <w:t xml:space="preserve">É provável que nós mesmos já tenhamos dito frases como estas, mas não </w:t>
       </w:r>
       <w:r>
         <w:rPr>
@@ -2252,7 +2351,7 @@
           <w:szCs w:val="36"/>
           <w:lang w:val="en-US" w:eastAsia="zh-CN" w:bidi="hi-IN"/>
         </w:rPr>
-        <w:t>tem problema nenhum.</w:t>
+        <w:t>tem problema.</w:t>
       </w:r>
       <w:r>
         <w:rPr>
@@ -2570,7 +2669,137 @@
           <w:szCs w:val="36"/>
           <w:lang w:val="en-US" w:eastAsia="zh-CN" w:bidi="hi-IN"/>
         </w:rPr>
-        <w:t>Afinal de contas, se meu plantio consiste em odiar os inimigos e retribuir o mal com o próprio mal, como posso esperar uma colheita diferente? Dissemos a pouco: recebemos de acordo com nossas obras.</w:t>
+        <w:t xml:space="preserve">Afinal de contas, se </w:t>
+      </w:r>
+      <w:r>
+        <w:rPr>
+          <w:rFonts w:eastAsia="Arial" w:cs="Arial" w:ascii="Garamond" w:hAnsi="Garamond"/>
+          <w:i w:val="false"/>
+          <w:iCs w:val="false"/>
+          <w:color w:val="auto"/>
+          <w:kern w:val="0"/>
+          <w:sz w:val="36"/>
+          <w:szCs w:val="36"/>
+          <w:lang w:val="en-US" w:eastAsia="zh-CN" w:bidi="hi-IN"/>
+        </w:rPr>
+        <w:t>eu odeio</w:t>
+      </w:r>
+      <w:r>
+        <w:rPr>
+          <w:rFonts w:eastAsia="Arial" w:cs="Arial" w:ascii="Garamond" w:hAnsi="Garamond"/>
+          <w:i w:val="false"/>
+          <w:iCs w:val="false"/>
+          <w:color w:val="auto"/>
+          <w:kern w:val="0"/>
+          <w:sz w:val="36"/>
+          <w:szCs w:val="36"/>
+          <w:lang w:val="en-US" w:eastAsia="zh-CN" w:bidi="hi-IN"/>
+        </w:rPr>
+        <w:t xml:space="preserve"> os inimigos</w:t>
+      </w:r>
+      <w:r>
+        <w:rPr>
+          <w:rFonts w:eastAsia="Arial" w:cs="Arial" w:ascii="Garamond" w:hAnsi="Garamond"/>
+          <w:i w:val="false"/>
+          <w:iCs w:val="false"/>
+          <w:color w:val="auto"/>
+          <w:kern w:val="0"/>
+          <w:sz w:val="36"/>
+          <w:szCs w:val="36"/>
+          <w:lang w:val="en-US" w:eastAsia="zh-CN" w:bidi="hi-IN"/>
+        </w:rPr>
+        <w:t xml:space="preserve">, </w:t>
+      </w:r>
+      <w:r>
+        <w:rPr>
+          <w:rFonts w:eastAsia="Arial" w:cs="Arial" w:ascii="Garamond" w:hAnsi="Garamond"/>
+          <w:i w:val="false"/>
+          <w:iCs w:val="false"/>
+          <w:color w:val="auto"/>
+          <w:kern w:val="0"/>
+          <w:sz w:val="36"/>
+          <w:szCs w:val="36"/>
+          <w:lang w:val="en-US" w:eastAsia="zh-CN" w:bidi="hi-IN"/>
+        </w:rPr>
+        <w:t>retribu</w:t>
+      </w:r>
+      <w:r>
+        <w:rPr>
+          <w:rFonts w:eastAsia="Arial" w:cs="Arial" w:ascii="Garamond" w:hAnsi="Garamond"/>
+          <w:i w:val="false"/>
+          <w:iCs w:val="false"/>
+          <w:color w:val="auto"/>
+          <w:kern w:val="0"/>
+          <w:sz w:val="36"/>
+          <w:szCs w:val="36"/>
+          <w:lang w:val="en-US" w:eastAsia="zh-CN" w:bidi="hi-IN"/>
+        </w:rPr>
+        <w:t>o</w:t>
+      </w:r>
+      <w:r>
+        <w:rPr>
+          <w:rFonts w:eastAsia="Arial" w:cs="Arial" w:ascii="Garamond" w:hAnsi="Garamond"/>
+          <w:i w:val="false"/>
+          <w:iCs w:val="false"/>
+          <w:color w:val="auto"/>
+          <w:kern w:val="0"/>
+          <w:sz w:val="36"/>
+          <w:szCs w:val="36"/>
+          <w:lang w:val="en-US" w:eastAsia="zh-CN" w:bidi="hi-IN"/>
+        </w:rPr>
+        <w:t xml:space="preserve"> o mal com o próprio mal, </w:t>
+      </w:r>
+      <w:r>
+        <w:rPr>
+          <w:rFonts w:eastAsia="Arial" w:cs="Arial" w:ascii="Garamond" w:hAnsi="Garamond"/>
+          <w:i w:val="false"/>
+          <w:iCs w:val="false"/>
+          <w:color w:val="auto"/>
+          <w:kern w:val="0"/>
+          <w:sz w:val="36"/>
+          <w:szCs w:val="36"/>
+          <w:lang w:val="en-US" w:eastAsia="zh-CN" w:bidi="hi-IN"/>
+        </w:rPr>
+        <w:t xml:space="preserve"> e não perdoo a ninguém, </w:t>
+      </w:r>
+      <w:r>
+        <w:rPr>
+          <w:rFonts w:eastAsia="Arial" w:cs="Arial" w:ascii="Garamond" w:hAnsi="Garamond"/>
+          <w:i w:val="false"/>
+          <w:iCs w:val="false"/>
+          <w:color w:val="auto"/>
+          <w:kern w:val="0"/>
+          <w:sz w:val="36"/>
+          <w:szCs w:val="36"/>
+          <w:lang w:val="en-US" w:eastAsia="zh-CN" w:bidi="hi-IN"/>
+        </w:rPr>
+        <w:t xml:space="preserve">como posso esperar </w:t>
+      </w:r>
+      <w:r>
+        <w:rPr>
+          <w:rFonts w:eastAsia="Arial" w:cs="Arial" w:ascii="Garamond" w:hAnsi="Garamond"/>
+          <w:i w:val="false"/>
+          <w:iCs w:val="false"/>
+          <w:color w:val="auto"/>
+          <w:kern w:val="0"/>
+          <w:sz w:val="36"/>
+          <w:szCs w:val="36"/>
+          <w:lang w:val="en-US" w:eastAsia="zh-CN" w:bidi="hi-IN"/>
+        </w:rPr>
+        <w:t>que Deus me perdoe e seja misericordioso comigo</w:t>
+      </w:r>
+      <w:r>
+        <w:rPr>
+          <w:rFonts w:eastAsia="Arial" w:cs="Arial" w:ascii="Garamond" w:hAnsi="Garamond"/>
+          <w:i w:val="false"/>
+          <w:iCs w:val="false"/>
+          <w:color w:val="auto"/>
+          <w:kern w:val="0"/>
+          <w:sz w:val="36"/>
+          <w:szCs w:val="36"/>
+          <w:lang w:val="en-US" w:eastAsia="zh-CN" w:bidi="hi-IN"/>
+        </w:rPr>
+        <w:t>? Dissemos a pouco: recebemos de acordo com nossas obras.</w:t>
       </w:r>
     </w:p>
     <w:p>
@@ -3226,7 +3455,27 @@
           <w:sz w:val="36"/>
           <w:szCs w:val="36"/>
         </w:rPr>
-        <w:t>Mas ele também nos pergunta: o que fazemos mais que os outros? Temos utilizado esse conhecimento apenas como um recurso intelectual ou o trazemos no coração, procurando transformá-lo em práticas verdadeiramente cristãs em nossas vidas?</w:t>
+        <w:t>Mas ele também nos pergunta: o que fazemos mais que os outros? Temos utilizado esse conhecimento apenas como um recurso intelectual</w:t>
+      </w:r>
+      <w:r>
+        <w:rPr>
+          <w:rFonts w:ascii="Garamond" w:hAnsi="Garamond"/>
+          <w:i w:val="false"/>
+          <w:iCs w:val="false"/>
+          <w:sz w:val="36"/>
+          <w:szCs w:val="36"/>
+        </w:rPr>
+        <w:t>, muitas vezes querendo demonstrar superioridade,</w:t>
+      </w:r>
+      <w:r>
+        <w:rPr>
+          <w:rFonts w:ascii="Garamond" w:hAnsi="Garamond"/>
+          <w:i w:val="false"/>
+          <w:iCs w:val="false"/>
+          <w:sz w:val="36"/>
+          <w:szCs w:val="36"/>
+        </w:rPr>
+        <w:t xml:space="preserve"> ou o trazemos no coração, procurando transformá-lo em práticas verdadeiramente cristãs em nossas vidas?</w:t>
       </w:r>
     </w:p>
     <w:p>
@@ -3330,8 +3579,47 @@
           <w:szCs w:val="36"/>
           <w:lang w:val="en-US" w:eastAsia="zh-CN" w:bidi="hi-IN"/>
         </w:rPr>
-        <w:t>O verdadeiro desafio surge quando nos deparamos com alguém que nos mag</w:t>
-      </w:r>
+        <w:t>O verdadeiro desafio surge quando nos deparamos com alguém que nos magoa, prejudica ou que consideramos nosso inimigo. Esse é o momento em que precisamos sair da teoria e passar à prática.</w:t>
+      </w:r>
+    </w:p>
+    <w:p>
+      <w:pPr>
+        <w:pStyle w:val="Normal"/>
+        <w:ind w:left="0" w:hanging="0"/>
+        <w:jc w:val="both"/>
+        <w:rPr>
+          <w:rFonts w:ascii="Garamond" w:hAnsi="Garamond"/>
+          <w:i w:val="false"/>
+          <w:i w:val="false"/>
+          <w:iCs w:val="false"/>
+          <w:sz w:val="36"/>
+          <w:szCs w:val="36"/>
+        </w:rPr>
+      </w:pPr>
+      <w:r>
+        <w:rPr>
+          <w:rFonts w:ascii="Garamond" w:hAnsi="Garamond"/>
+          <w:i w:val="false"/>
+          <w:iCs w:val="false"/>
+          <w:sz w:val="36"/>
+          <w:szCs w:val="36"/>
+        </w:rPr>
+      </w:r>
+    </w:p>
+    <w:p>
+      <w:pPr>
+        <w:pStyle w:val="Normal"/>
+        <w:ind w:left="0" w:hanging="0"/>
+        <w:jc w:val="both"/>
+        <w:rPr>
+          <w:rFonts w:ascii="Garamond" w:hAnsi="Garamond"/>
+          <w:i w:val="false"/>
+          <w:i w:val="false"/>
+          <w:iCs w:val="false"/>
+          <w:sz w:val="36"/>
+          <w:szCs w:val="36"/>
+        </w:rPr>
+      </w:pPr>
       <w:r>
         <w:rPr>
           <w:rFonts w:eastAsia="Arial" w:cs="Arial" w:ascii="Garamond" w:hAnsi="Garamond"/>
@@ -3343,59 +3631,24 @@
           <w:szCs w:val="36"/>
           <w:lang w:val="en-US" w:eastAsia="zh-CN" w:bidi="hi-IN"/>
         </w:rPr>
-        <w:t>oa</w:t>
-      </w:r>
-      <w:r>
-        <w:rPr>
-          <w:rFonts w:eastAsia="Arial" w:cs="Arial" w:ascii="Garamond" w:hAnsi="Garamond"/>
-          <w:i w:val="false"/>
-          <w:iCs w:val="false"/>
-          <w:color w:val="auto"/>
-          <w:kern w:val="0"/>
-          <w:sz w:val="36"/>
-          <w:szCs w:val="36"/>
-          <w:lang w:val="en-US" w:eastAsia="zh-CN" w:bidi="hi-IN"/>
-        </w:rPr>
-        <w:t xml:space="preserve">, </w:t>
-      </w:r>
-      <w:r>
-        <w:rPr>
-          <w:rFonts w:eastAsia="Arial" w:cs="Arial" w:ascii="Garamond" w:hAnsi="Garamond"/>
-          <w:i w:val="false"/>
-          <w:iCs w:val="false"/>
-          <w:color w:val="auto"/>
-          <w:kern w:val="0"/>
-          <w:sz w:val="36"/>
-          <w:szCs w:val="36"/>
-          <w:lang w:val="en-US" w:eastAsia="zh-CN" w:bidi="hi-IN"/>
-        </w:rPr>
-        <w:t xml:space="preserve">prejudica </w:t>
-      </w:r>
-      <w:r>
-        <w:rPr>
-          <w:rFonts w:eastAsia="Arial" w:cs="Arial" w:ascii="Garamond" w:hAnsi="Garamond"/>
-          <w:i w:val="false"/>
-          <w:iCs w:val="false"/>
-          <w:color w:val="auto"/>
-          <w:kern w:val="0"/>
-          <w:sz w:val="36"/>
-          <w:szCs w:val="36"/>
-          <w:lang w:val="en-US" w:eastAsia="zh-CN" w:bidi="hi-IN"/>
-        </w:rPr>
-        <w:t xml:space="preserve">ou que consideramos nosso inimigo. </w:t>
-      </w:r>
-      <w:r>
-        <w:rPr>
-          <w:rFonts w:eastAsia="Arial" w:cs="Arial" w:ascii="Garamond" w:hAnsi="Garamond"/>
-          <w:i w:val="false"/>
-          <w:iCs w:val="false"/>
-          <w:color w:val="auto"/>
-          <w:kern w:val="0"/>
-          <w:sz w:val="36"/>
-          <w:szCs w:val="36"/>
-          <w:lang w:val="en-US" w:eastAsia="zh-CN" w:bidi="hi-IN"/>
-        </w:rPr>
-        <w:t>Esse é o momento em que precisamos sair da teoria e passar à prática.</w:t>
+        <w:t xml:space="preserve">Depois de nos propor fazer algo mais em relação a nossos desafetos, </w:t>
+      </w:r>
+      <w:r>
+        <w:rPr>
+          <w:rFonts w:eastAsia="Times New Roman" w:cs="Times New Roman" w:ascii="Garamond" w:hAnsi="Garamond"/>
+          <w:i w:val="false"/>
+          <w:iCs w:val="false"/>
+          <w:color w:val="000000"/>
+          <w:kern w:val="0"/>
+          <w:sz w:val="36"/>
+          <w:szCs w:val="36"/>
+          <w:shd w:fill="auto" w:val="clear"/>
+          <w:lang w:val="en-US" w:eastAsia="zh-CN" w:bidi="hi-IN"/>
+        </w:rPr>
+        <w:t>Jesus nos fala sobre a necessidade de reconciliação imediata com os inimigos.</w:t>
+      </w:r>
+      <w:r>
+        <w:br w:type="page"/>
       </w:r>
     </w:p>
     <w:p>
@@ -3404,159 +3657,35 @@
         <w:ind w:left="0" w:hanging="0"/>
         <w:jc w:val="both"/>
         <w:rPr>
-          <w:rFonts w:ascii="Garamond" w:hAnsi="Garamond"/>
-          <w:i w:val="false"/>
-          <w:i w:val="false"/>
-          <w:iCs w:val="false"/>
-          <w:sz w:val="36"/>
-          <w:szCs w:val="36"/>
-        </w:rPr>
-      </w:pPr>
-      <w:r>
-        <w:rPr>
-          <w:rFonts w:ascii="Garamond" w:hAnsi="Garamond"/>
-          <w:i w:val="false"/>
-          <w:iCs w:val="false"/>
-          <w:sz w:val="36"/>
-          <w:szCs w:val="36"/>
-        </w:rPr>
-      </w:r>
-    </w:p>
-    <w:p>
-      <w:pPr>
-        <w:pStyle w:val="Normal"/>
-        <w:ind w:left="0" w:hanging="0"/>
-        <w:jc w:val="both"/>
-        <w:rPr>
-          <w:rFonts w:ascii="Garamond" w:hAnsi="Garamond"/>
-          <w:i w:val="false"/>
-          <w:i w:val="false"/>
-          <w:iCs w:val="false"/>
-          <w:sz w:val="36"/>
-          <w:szCs w:val="36"/>
-        </w:rPr>
-      </w:pPr>
-      <w:r>
-        <w:rPr>
-          <w:rFonts w:eastAsia="Arial" w:cs="Arial" w:ascii="Garamond" w:hAnsi="Garamond"/>
-          <w:i w:val="false"/>
-          <w:iCs w:val="false"/>
-          <w:color w:val="auto"/>
-          <w:kern w:val="0"/>
-          <w:sz w:val="36"/>
-          <w:szCs w:val="36"/>
-          <w:lang w:val="en-US" w:eastAsia="zh-CN" w:bidi="hi-IN"/>
-        </w:rPr>
-        <w:t xml:space="preserve">Depois de nos </w:t>
-      </w:r>
-      <w:r>
-        <w:rPr>
-          <w:rFonts w:eastAsia="Arial" w:cs="Arial" w:ascii="Garamond" w:hAnsi="Garamond"/>
-          <w:i w:val="false"/>
-          <w:iCs w:val="false"/>
-          <w:color w:val="auto"/>
-          <w:kern w:val="0"/>
-          <w:sz w:val="36"/>
-          <w:szCs w:val="36"/>
-          <w:lang w:val="en-US" w:eastAsia="zh-CN" w:bidi="hi-IN"/>
-        </w:rPr>
-        <w:t>propor fazer algo mais em relação a nossos desafetos,</w:t>
-      </w:r>
-      <w:r>
-        <w:rPr>
-          <w:rFonts w:eastAsia="Arial" w:cs="Arial" w:ascii="Garamond" w:hAnsi="Garamond"/>
-          <w:i w:val="false"/>
-          <w:iCs w:val="false"/>
-          <w:color w:val="auto"/>
-          <w:kern w:val="0"/>
-          <w:sz w:val="36"/>
-          <w:szCs w:val="36"/>
-          <w:lang w:val="en-US" w:eastAsia="zh-CN" w:bidi="hi-IN"/>
-        </w:rPr>
-        <w:t xml:space="preserve"> </w:t>
-      </w:r>
-      <w:r>
-        <w:rPr>
-          <w:rFonts w:eastAsia="Times New Roman" w:cs="Times New Roman" w:ascii="Garamond" w:hAnsi="Garamond"/>
-          <w:i w:val="false"/>
-          <w:iCs w:val="false"/>
-          <w:color w:val="000000"/>
-          <w:kern w:val="0"/>
-          <w:sz w:val="36"/>
-          <w:szCs w:val="36"/>
-          <w:shd w:fill="auto" w:val="clear"/>
-          <w:lang w:val="en-US" w:eastAsia="zh-CN" w:bidi="hi-IN"/>
-        </w:rPr>
-        <w:t>Jesus nos fala sobre a necessidade de reconciliação imediata com os inimigos.</w:t>
-      </w:r>
-      <w:r>
-        <w:br w:type="page"/>
-      </w:r>
-    </w:p>
-    <w:p>
-      <w:pPr>
-        <w:pStyle w:val="Normal"/>
-        <w:ind w:left="0" w:hanging="0"/>
-        <w:jc w:val="both"/>
-        <w:rPr>
-          <w:shd w:fill="auto" w:val="clear"/>
-        </w:rPr>
-      </w:pPr>
-      <w:r>
-        <w:rPr>
-          <w:rFonts w:eastAsia="Arial" w:cs="Arial"/>
-          <w:color w:val="auto"/>
-          <w:kern w:val="0"/>
-          <w:sz w:val="22"/>
-          <w:szCs w:val="22"/>
-          <w:lang w:val="en-US" w:eastAsia="zh-CN" w:bidi="hi-IN"/>
-        </w:rPr>
-      </w:r>
-    </w:p>
-    <w:p>
-      <w:pPr>
-        <w:pStyle w:val="Normal"/>
-        <w:jc w:val="both"/>
-        <w:rPr>
-          <w:sz w:val="36"/>
-          <w:szCs w:val="36"/>
-        </w:rPr>
-      </w:pPr>
-      <w:r>
-        <w:rPr>
-          <w:rFonts w:eastAsia="Times New Roman" w:cs="Times New Roman" w:ascii="Garamond" w:hAnsi="Garamond"/>
-          <w:color w:val="000000"/>
-          <w:kern w:val="0"/>
-          <w:sz w:val="36"/>
-          <w:szCs w:val="36"/>
-          <w:shd w:fill="auto" w:val="clear"/>
-          <w:lang w:val="en-US" w:eastAsia="zh-CN" w:bidi="hi-IN"/>
-        </w:rPr>
-        <w:t xml:space="preserve">No evangelho de </w:t>
-      </w:r>
-      <w:r>
-        <w:rPr>
-          <w:rFonts w:eastAsia="Times New Roman" w:cs="Times New Roman" w:ascii="Garamond" w:hAnsi="Garamond"/>
-          <w:color w:val="000000"/>
-          <w:kern w:val="0"/>
-          <w:sz w:val="36"/>
-          <w:szCs w:val="36"/>
-          <w:shd w:fill="auto" w:val="clear"/>
-          <w:lang w:val="en-US" w:eastAsia="zh-CN" w:bidi="hi-IN"/>
-        </w:rPr>
-        <w:t>Mateus 5:25-26</w:t>
-      </w:r>
-      <w:r>
-        <w:rPr>
-          <w:rFonts w:eastAsia="Times New Roman" w:cs="Times New Roman" w:ascii="Garamond" w:hAnsi="Garamond"/>
-          <w:color w:val="000000"/>
-          <w:kern w:val="0"/>
-          <w:sz w:val="36"/>
-          <w:szCs w:val="36"/>
-          <w:shd w:fill="auto" w:val="clear"/>
-          <w:lang w:val="en-US" w:eastAsia="zh-CN" w:bidi="hi-IN"/>
-        </w:rPr>
-        <w:t>, Ele diz:</w:t>
+          <w:shd w:fill="auto" w:val="clear"/>
+        </w:rPr>
+      </w:pPr>
+      <w:r>
+        <w:rPr>
+          <w:shd w:fill="auto" w:val="clear"/>
+        </w:rPr>
+      </w:r>
+    </w:p>
+    <w:p>
+      <w:pPr>
+        <w:pStyle w:val="Normal"/>
+        <w:jc w:val="both"/>
+        <w:rPr>
+          <w:sz w:val="36"/>
+          <w:szCs w:val="36"/>
+        </w:rPr>
+      </w:pPr>
+      <w:r>
+        <w:rPr>
+          <w:rFonts w:eastAsia="Times New Roman" w:cs="Times New Roman" w:ascii="Garamond" w:hAnsi="Garamond"/>
+          <w:color w:val="000000"/>
+          <w:kern w:val="0"/>
+          <w:sz w:val="36"/>
+          <w:szCs w:val="36"/>
+          <w:shd w:fill="auto" w:val="clear"/>
+          <w:lang w:val="en-US" w:eastAsia="zh-CN" w:bidi="hi-IN"/>
+        </w:rPr>
+        <w:t>No evangelho de Mateus 5:25-26, Ele diz:</w:t>
       </w:r>
     </w:p>
     <w:p>
@@ -3636,7 +3765,19 @@
           <w:shd w:fill="auto" w:val="clear"/>
           <w:lang w:val="en-US" w:eastAsia="zh-CN" w:bidi="hi-IN"/>
         </w:rPr>
-        <w:t>Vamos dividir essa passagem em 3 partes e aprofundar um pouco em cada uma delas.</w:t>
+        <w:t>Vamos</w:t>
+      </w:r>
+      <w:r>
+        <w:rPr>
+          <w:rFonts w:eastAsia="Times New Roman" w:cs="Times New Roman" w:ascii="Garamond" w:hAnsi="Garamond"/>
+          <w:color w:val="000000"/>
+          <w:kern w:val="0"/>
+          <w:sz w:val="36"/>
+          <w:szCs w:val="36"/>
+          <w:shd w:fill="auto" w:val="clear"/>
+          <w:lang w:val="en-US" w:eastAsia="zh-CN" w:bidi="hi-IN"/>
+        </w:rPr>
+        <w:t>analisar mais detalhadamente também essa passagem.</w:t>
       </w:r>
     </w:p>
     <w:p>
@@ -3716,31 +3857,7 @@
           <w:shd w:fill="auto" w:val="clear"/>
           <w:lang w:val="en-US" w:eastAsia="zh-CN" w:bidi="hi-IN"/>
         </w:rPr>
-        <w:t xml:space="preserve">O Espiritismo nos mostra com muita clareza que a morte do corpo físico não </w:t>
-      </w:r>
-      <w:r>
-        <w:rPr>
-          <w:rFonts w:eastAsia="Times New Roman" w:cs="Times New Roman" w:ascii="Garamond" w:hAnsi="Garamond"/>
-          <w:color w:val="000000"/>
-          <w:kern w:val="0"/>
-          <w:sz w:val="36"/>
-          <w:szCs w:val="36"/>
-          <w:shd w:fill="auto" w:val="clear"/>
-          <w:lang w:val="en-US" w:eastAsia="zh-CN" w:bidi="hi-IN"/>
-        </w:rPr>
-        <w:t>encerra</w:t>
-      </w:r>
-      <w:r>
-        <w:rPr>
-          <w:rFonts w:eastAsia="Times New Roman" w:cs="Times New Roman" w:ascii="Garamond" w:hAnsi="Garamond"/>
-          <w:color w:val="000000"/>
-          <w:kern w:val="0"/>
-          <w:sz w:val="36"/>
-          <w:szCs w:val="36"/>
-          <w:shd w:fill="auto" w:val="clear"/>
-          <w:lang w:val="en-US" w:eastAsia="zh-CN" w:bidi="hi-IN"/>
-        </w:rPr>
-        <w:t xml:space="preserve"> os vínculos estabelecidos pelo ódio. Muito pelo contrário: quando um de nossos adversários desencarna, se ele, ao retornar ao mundo espiritual, ainda nos considerar um inimigo, terá mais recursos para nos atingir.</w:t>
+        <w:t>O Espiritismo nos mostra com muita clareza que a morte do corpo físico não encerra os vínculos estabelecidos pelo ódio. Muito pelo contrário: quando um de nossos adversários desencarna, se ele, ao retornar ao mundo espiritual, ainda nos considerar um inimigo, terá mais recursos para nos atingir.</w:t>
       </w:r>
       <w:r>
         <w:br w:type="page"/>
@@ -3765,31 +3882,7 @@
           <w:shd w:fill="auto" w:val="clear"/>
           <w:lang w:val="en-US" w:eastAsia="zh-CN" w:bidi="hi-IN"/>
         </w:rPr>
-        <w:t xml:space="preserve">Livre das limitações impostas pela matéria, ele poderá encontrar caminho livre para nos atormentar, nos atingir em nossos interesses, ou mesmo atingir </w:t>
-      </w:r>
-      <w:r>
-        <w:rPr>
-          <w:rFonts w:eastAsia="Times New Roman" w:cs="Times New Roman" w:ascii="Garamond" w:hAnsi="Garamond"/>
-          <w:color w:val="000000"/>
-          <w:kern w:val="0"/>
-          <w:sz w:val="36"/>
-          <w:szCs w:val="36"/>
-          <w:shd w:fill="auto" w:val="clear"/>
-          <w:lang w:val="en-US" w:eastAsia="zh-CN" w:bidi="hi-IN"/>
-        </w:rPr>
-        <w:t>as pessoas a quem amamos</w:t>
-      </w:r>
-      <w:r>
-        <w:rPr>
-          <w:rFonts w:eastAsia="Times New Roman" w:cs="Times New Roman" w:ascii="Garamond" w:hAnsi="Garamond"/>
-          <w:color w:val="000000"/>
-          <w:kern w:val="0"/>
-          <w:sz w:val="36"/>
-          <w:szCs w:val="36"/>
-          <w:shd w:fill="auto" w:val="clear"/>
-          <w:lang w:val="en-US" w:eastAsia="zh-CN" w:bidi="hi-IN"/>
-        </w:rPr>
-        <w:t xml:space="preserve">. </w:t>
+        <w:t xml:space="preserve">Livre das limitações impostas pela matéria, ele poderá encontrar caminho livre para nos atormentar, nos atingir em nossos interesses, ou mesmo atingir pessoas a quem amamos. </w:t>
       </w:r>
     </w:p>
     <w:p>
@@ -3903,55 +3996,7 @@
           <w:shd w:fill="auto" w:val="clear"/>
           <w:lang w:val="en-US" w:eastAsia="zh-CN" w:bidi="hi-IN"/>
         </w:rPr>
-        <w:t xml:space="preserve">A qualquer momento a morte pode bater à nossa porta, </w:t>
-      </w:r>
-      <w:r>
-        <w:rPr>
-          <w:rFonts w:eastAsia="Times New Roman" w:cs="Times New Roman" w:ascii="Garamond" w:hAnsi="Garamond"/>
-          <w:color w:val="000000"/>
-          <w:kern w:val="0"/>
-          <w:sz w:val="36"/>
-          <w:szCs w:val="36"/>
-          <w:shd w:fill="auto" w:val="clear"/>
-          <w:lang w:val="en-US" w:eastAsia="zh-CN" w:bidi="hi-IN"/>
-        </w:rPr>
-        <w:t>acabando com qualquer possibilidade</w:t>
-      </w:r>
-      <w:r>
-        <w:rPr>
-          <w:rFonts w:eastAsia="Times New Roman" w:cs="Times New Roman" w:ascii="Garamond" w:hAnsi="Garamond"/>
-          <w:color w:val="000000"/>
-          <w:kern w:val="0"/>
-          <w:sz w:val="36"/>
-          <w:szCs w:val="36"/>
-          <w:shd w:fill="auto" w:val="clear"/>
-          <w:lang w:val="en-US" w:eastAsia="zh-CN" w:bidi="hi-IN"/>
-        </w:rPr>
-        <w:t xml:space="preserve"> de reconciliação ainda ness</w:t>
-      </w:r>
-      <w:r>
-        <w:rPr>
-          <w:rFonts w:eastAsia="Times New Roman" w:cs="Times New Roman" w:ascii="Garamond" w:hAnsi="Garamond"/>
-          <w:color w:val="000000"/>
-          <w:kern w:val="0"/>
-          <w:sz w:val="36"/>
-          <w:szCs w:val="36"/>
-          <w:shd w:fill="auto" w:val="clear"/>
-          <w:lang w:val="en-US" w:eastAsia="zh-CN" w:bidi="hi-IN"/>
-        </w:rPr>
-        <w:t>a</w:t>
-      </w:r>
-      <w:r>
-        <w:rPr>
-          <w:rFonts w:eastAsia="Times New Roman" w:cs="Times New Roman" w:ascii="Garamond" w:hAnsi="Garamond"/>
-          <w:color w:val="000000"/>
-          <w:kern w:val="0"/>
-          <w:sz w:val="36"/>
-          <w:szCs w:val="36"/>
-          <w:shd w:fill="auto" w:val="clear"/>
-          <w:lang w:val="en-US" w:eastAsia="zh-CN" w:bidi="hi-IN"/>
-        </w:rPr>
-        <w:t xml:space="preserve"> existência.</w:t>
+        <w:t>A qualquer momento a morte pode bater à nossa porta, acabando com qualquer possibilidade de reconciliação ainda nessa existência.</w:t>
       </w:r>
     </w:p>
     <w:p>
@@ -4014,55 +4059,7 @@
           <w:shd w:fill="auto" w:val="clear"/>
           <w:lang w:val="en-US" w:eastAsia="zh-CN" w:bidi="hi-IN"/>
         </w:rPr>
-        <w:t>Por qu</w:t>
-      </w:r>
-      <w:r>
-        <w:rPr>
-          <w:rFonts w:eastAsia="Times New Roman" w:cs="Times New Roman" w:ascii="Garamond" w:hAnsi="Garamond"/>
-          <w:color w:val="000000"/>
-          <w:kern w:val="0"/>
-          <w:sz w:val="36"/>
-          <w:szCs w:val="36"/>
-          <w:shd w:fill="auto" w:val="clear"/>
-          <w:lang w:val="en-US" w:eastAsia="zh-CN" w:bidi="hi-IN"/>
-        </w:rPr>
-        <w:t>e</w:t>
-      </w:r>
-      <w:r>
-        <w:rPr>
-          <w:rFonts w:eastAsia="Times New Roman" w:cs="Times New Roman" w:ascii="Garamond" w:hAnsi="Garamond"/>
-          <w:color w:val="000000"/>
-          <w:kern w:val="0"/>
-          <w:sz w:val="36"/>
-          <w:szCs w:val="36"/>
-          <w:shd w:fill="auto" w:val="clear"/>
-          <w:lang w:val="en-US" w:eastAsia="zh-CN" w:bidi="hi-IN"/>
-        </w:rPr>
-        <w:t xml:space="preserve"> então adiar a reconciliação? Por qu</w:t>
-      </w:r>
-      <w:r>
-        <w:rPr>
-          <w:rFonts w:eastAsia="Times New Roman" w:cs="Times New Roman" w:ascii="Garamond" w:hAnsi="Garamond"/>
-          <w:color w:val="000000"/>
-          <w:kern w:val="0"/>
-          <w:sz w:val="36"/>
-          <w:szCs w:val="36"/>
-          <w:shd w:fill="auto" w:val="clear"/>
-          <w:lang w:val="en-US" w:eastAsia="zh-CN" w:bidi="hi-IN"/>
-        </w:rPr>
-        <w:t>e</w:t>
-      </w:r>
-      <w:r>
-        <w:rPr>
-          <w:rFonts w:eastAsia="Times New Roman" w:cs="Times New Roman" w:ascii="Garamond" w:hAnsi="Garamond"/>
-          <w:color w:val="000000"/>
-          <w:kern w:val="0"/>
-          <w:sz w:val="36"/>
-          <w:szCs w:val="36"/>
-          <w:shd w:fill="auto" w:val="clear"/>
-          <w:lang w:val="en-US" w:eastAsia="zh-CN" w:bidi="hi-IN"/>
-        </w:rPr>
-        <w:t xml:space="preserve"> não aproveitar a valiosa oportunidade de estarmos ainda lado a lado com os inimigos e acabar de vez com as desavenças?</w:t>
+        <w:t>Por que então adiar a reconciliação? Por que não aproveitar a valiosa oportunidade de estarmos ainda lado a lado com os inimigos e acabar de vez com as desavenças?</w:t>
       </w:r>
     </w:p>
     <w:p>
@@ -4113,8 +4110,42 @@
         </w:rPr>
       </w:pPr>
       <w:r>
-        <w:rPr>
-          <w:rFonts w:ascii="Garamond" w:hAnsi="Garamond"/>
+        <w:rPr/>
+      </w:r>
+    </w:p>
+    <w:p>
+      <w:pPr>
+        <w:pStyle w:val="Normal"/>
+        <w:jc w:val="both"/>
+        <w:rPr>
+          <w:highlight w:val="none"/>
+          <w:shd w:fill="2CEE0E" w:val="clear"/>
+        </w:rPr>
+      </w:pPr>
+      <w:r>
+        <w:rPr>
+          <w:rFonts w:eastAsia="Times New Roman" w:cs="Times New Roman" w:ascii="Garamond" w:hAnsi="Garamond"/>
+          <w:color w:val="000000"/>
+          <w:kern w:val="0"/>
+          <w:sz w:val="36"/>
+          <w:szCs w:val="36"/>
+          <w:shd w:fill="2CEE0E" w:val="clear"/>
+          <w:lang w:val="en-US" w:eastAsia="zh-CN" w:bidi="hi-IN"/>
+        </w:rPr>
+        <w:t>Citar exemplo pessoal.</w:t>
+      </w:r>
+    </w:p>
+    <w:p>
+      <w:pPr>
+        <w:pStyle w:val="Normal"/>
+        <w:jc w:val="both"/>
+        <w:rPr>
+          <w:sz w:val="36"/>
+          <w:szCs w:val="36"/>
+        </w:rPr>
+      </w:pPr>
+      <w:r>
+        <w:rPr>
           <w:sz w:val="36"/>
           <w:szCs w:val="36"/>
         </w:rPr>
@@ -4186,156 +4217,75 @@
           <w:shd w:fill="auto" w:val="clear"/>
           <w:lang w:val="en-US" w:eastAsia="zh-CN" w:bidi="hi-IN"/>
         </w:rPr>
-        <w:t>Nesse t</w:t>
-      </w:r>
-      <w:r>
-        <w:rPr>
-          <w:rFonts w:eastAsia="Times New Roman" w:cs="Times New Roman" w:ascii="Garamond" w:hAnsi="Garamond"/>
-          <w:i w:val="false"/>
-          <w:iCs w:val="false"/>
-          <w:color w:val="000000"/>
-          <w:kern w:val="0"/>
-          <w:sz w:val="36"/>
-          <w:szCs w:val="36"/>
-          <w:shd w:fill="auto" w:val="clear"/>
-          <w:lang w:val="en-US" w:eastAsia="zh-CN" w:bidi="hi-IN"/>
-        </w:rPr>
-        <w:t xml:space="preserve">recho, Jesus se utiliza de uma situação que as pessoas que o ouviam conheciam muito bem: </w:t>
-      </w:r>
-      <w:r>
-        <w:rPr>
-          <w:rFonts w:eastAsia="Times New Roman" w:cs="Times New Roman" w:ascii="Garamond" w:hAnsi="Garamond"/>
-          <w:i w:val="false"/>
-          <w:iCs w:val="false"/>
-          <w:color w:val="000000"/>
-          <w:kern w:val="0"/>
-          <w:sz w:val="36"/>
-          <w:szCs w:val="36"/>
-          <w:shd w:fill="auto" w:val="clear"/>
-          <w:lang w:val="en-US" w:eastAsia="zh-CN" w:bidi="hi-IN"/>
-        </w:rPr>
-        <w:t>se duas pessoas tinham uma pendência, era melhor que resolvessem a questão entre si.</w:t>
-      </w:r>
-    </w:p>
-    <w:p>
-      <w:pPr>
-        <w:pStyle w:val="Normal"/>
-        <w:jc w:val="both"/>
-        <w:rPr>
-          <w:sz w:val="36"/>
-          <w:szCs w:val="36"/>
-        </w:rPr>
-      </w:pPr>
-      <w:r>
-        <w:rPr/>
-      </w:r>
-    </w:p>
-    <w:p>
-      <w:pPr>
-        <w:pStyle w:val="Normal"/>
-        <w:jc w:val="both"/>
-        <w:rPr>
-          <w:sz w:val="36"/>
-          <w:szCs w:val="36"/>
-        </w:rPr>
-      </w:pPr>
-      <w:r>
-        <w:rPr>
-          <w:rFonts w:eastAsia="Times New Roman" w:cs="Times New Roman" w:ascii="Garamond" w:hAnsi="Garamond"/>
-          <w:i w:val="false"/>
-          <w:iCs w:val="false"/>
-          <w:color w:val="000000"/>
-          <w:kern w:val="0"/>
-          <w:sz w:val="36"/>
-          <w:szCs w:val="36"/>
-          <w:shd w:fill="auto" w:val="clear"/>
-          <w:lang w:val="en-US" w:eastAsia="zh-CN" w:bidi="hi-IN"/>
-        </w:rPr>
-        <w:t>Caso contrário, a disputa pode</w:t>
-      </w:r>
-      <w:r>
-        <w:rPr>
-          <w:rFonts w:eastAsia="Times New Roman" w:cs="Times New Roman" w:ascii="Garamond" w:hAnsi="Garamond"/>
-          <w:i w:val="false"/>
-          <w:iCs w:val="false"/>
-          <w:color w:val="000000"/>
-          <w:kern w:val="0"/>
-          <w:sz w:val="36"/>
-          <w:szCs w:val="36"/>
-          <w:shd w:fill="auto" w:val="clear"/>
-          <w:lang w:val="en-US" w:eastAsia="zh-CN" w:bidi="hi-IN"/>
-        </w:rPr>
-        <w:t>ria</w:t>
-      </w:r>
-      <w:r>
-        <w:rPr>
-          <w:rFonts w:eastAsia="Times New Roman" w:cs="Times New Roman" w:ascii="Garamond" w:hAnsi="Garamond"/>
-          <w:i w:val="false"/>
-          <w:iCs w:val="false"/>
-          <w:color w:val="000000"/>
-          <w:kern w:val="0"/>
-          <w:sz w:val="36"/>
-          <w:szCs w:val="36"/>
-          <w:shd w:fill="auto" w:val="clear"/>
-          <w:lang w:val="en-US" w:eastAsia="zh-CN" w:bidi="hi-IN"/>
-        </w:rPr>
-        <w:t xml:space="preserve"> chegar ao juiz, o devedor pode</w:t>
-      </w:r>
-      <w:r>
-        <w:rPr>
-          <w:rFonts w:eastAsia="Times New Roman" w:cs="Times New Roman" w:ascii="Garamond" w:hAnsi="Garamond"/>
-          <w:i w:val="false"/>
-          <w:iCs w:val="false"/>
-          <w:color w:val="000000"/>
-          <w:kern w:val="0"/>
-          <w:sz w:val="36"/>
-          <w:szCs w:val="36"/>
-          <w:shd w:fill="auto" w:val="clear"/>
-          <w:lang w:val="en-US" w:eastAsia="zh-CN" w:bidi="hi-IN"/>
-        </w:rPr>
-        <w:t>ria</w:t>
-      </w:r>
-      <w:r>
-        <w:rPr>
-          <w:rFonts w:eastAsia="Times New Roman" w:cs="Times New Roman" w:ascii="Garamond" w:hAnsi="Garamond"/>
-          <w:i w:val="false"/>
-          <w:iCs w:val="false"/>
-          <w:color w:val="000000"/>
-          <w:kern w:val="0"/>
-          <w:sz w:val="36"/>
-          <w:szCs w:val="36"/>
-          <w:shd w:fill="auto" w:val="clear"/>
-          <w:lang w:val="en-US" w:eastAsia="zh-CN" w:bidi="hi-IN"/>
-        </w:rPr>
-        <w:t xml:space="preserve"> ser entregue ao oficial responsável pela execução da decisão e acabar </w:t>
-      </w:r>
-      <w:r>
-        <w:rPr>
-          <w:rFonts w:eastAsia="Times New Roman" w:cs="Times New Roman" w:ascii="Garamond" w:hAnsi="Garamond"/>
-          <w:i w:val="false"/>
-          <w:iCs w:val="false"/>
-          <w:color w:val="000000"/>
-          <w:kern w:val="0"/>
-          <w:sz w:val="36"/>
-          <w:szCs w:val="36"/>
-          <w:shd w:fill="auto" w:val="clear"/>
-          <w:lang w:val="en-US" w:eastAsia="zh-CN" w:bidi="hi-IN"/>
-        </w:rPr>
-        <w:t xml:space="preserve">indo parar </w:t>
-      </w:r>
-      <w:r>
-        <w:rPr>
-          <w:rFonts w:eastAsia="Times New Roman" w:cs="Times New Roman" w:ascii="Garamond" w:hAnsi="Garamond"/>
-          <w:i w:val="false"/>
-          <w:iCs w:val="false"/>
-          <w:color w:val="000000"/>
-          <w:kern w:val="0"/>
-          <w:sz w:val="36"/>
-          <w:szCs w:val="36"/>
-          <w:shd w:fill="auto" w:val="clear"/>
-          <w:lang w:val="en-US" w:eastAsia="zh-CN" w:bidi="hi-IN"/>
-        </w:rPr>
-        <w:t>na prisão.</w:t>
+        <w:t>Nesse trecho, Jesus se utiliza de uma situação que as pessoas que o ouviam conheciam muito bem: se duas pessoas tinham uma pendência, era melhor que resolvessem a questão entre si.</w:t>
+      </w:r>
+    </w:p>
+    <w:p>
+      <w:pPr>
+        <w:pStyle w:val="Normal"/>
+        <w:jc w:val="both"/>
+        <w:rPr>
+          <w:sz w:val="36"/>
+          <w:szCs w:val="36"/>
+        </w:rPr>
+      </w:pPr>
+      <w:r>
+        <w:rPr>
+          <w:sz w:val="36"/>
+          <w:szCs w:val="36"/>
+        </w:rPr>
+      </w:r>
+    </w:p>
+    <w:p>
+      <w:pPr>
+        <w:pStyle w:val="Normal"/>
+        <w:jc w:val="both"/>
+        <w:rPr>
+          <w:sz w:val="36"/>
+          <w:szCs w:val="36"/>
+        </w:rPr>
+      </w:pPr>
+      <w:r>
+        <w:rPr>
+          <w:rFonts w:eastAsia="Times New Roman" w:cs="Times New Roman" w:ascii="Garamond" w:hAnsi="Garamond"/>
+          <w:i w:val="false"/>
+          <w:iCs w:val="false"/>
+          <w:color w:val="000000"/>
+          <w:kern w:val="0"/>
+          <w:sz w:val="36"/>
+          <w:szCs w:val="36"/>
+          <w:shd w:fill="auto" w:val="clear"/>
+          <w:lang w:val="en-US" w:eastAsia="zh-CN" w:bidi="hi-IN"/>
+        </w:rPr>
+        <w:t>Caso contrário, a disputa poderia chegar ao juiz, o devedor poderia ser entregue ao oficial responsável pela execução da decisão e</w:t>
+      </w:r>
+      <w:r>
+        <w:rPr>
+          <w:rFonts w:eastAsia="Times New Roman" w:cs="Times New Roman" w:ascii="Garamond" w:hAnsi="Garamond"/>
+          <w:i w:val="false"/>
+          <w:iCs w:val="false"/>
+          <w:color w:val="000000"/>
+          <w:kern w:val="0"/>
+          <w:sz w:val="36"/>
+          <w:szCs w:val="36"/>
+          <w:shd w:fill="auto" w:val="clear"/>
+          <w:lang w:val="en-US" w:eastAsia="zh-CN" w:bidi="hi-IN"/>
+        </w:rPr>
+        <w:t>, na pior hipótese,</w:t>
+      </w:r>
+      <w:r>
+        <w:rPr>
+          <w:rFonts w:eastAsia="Times New Roman" w:cs="Times New Roman" w:ascii="Garamond" w:hAnsi="Garamond"/>
+          <w:i w:val="false"/>
+          <w:iCs w:val="false"/>
+          <w:color w:val="000000"/>
+          <w:kern w:val="0"/>
+          <w:sz w:val="36"/>
+          <w:szCs w:val="36"/>
+          <w:shd w:fill="auto" w:val="clear"/>
+          <w:lang w:val="en-US" w:eastAsia="zh-CN" w:bidi="hi-IN"/>
+        </w:rPr>
+        <w:t xml:space="preserve"> acabar indo parar na prisão.</w:t>
       </w:r>
       <w:r>
         <w:br w:type="page"/>
@@ -4362,224 +4312,21 @@
           <w:shd w:fill="auto" w:val="clear"/>
           <w:lang w:val="en-US" w:eastAsia="zh-CN" w:bidi="hi-IN"/>
         </w:rPr>
-        <w:t xml:space="preserve">Em Sua grande pedagogia, o Mestre esclarece que nós mesmos dispomos de recursos para por fim às disputas antes que se faça necessário que elas cheguem às mãos das autoridades </w:t>
-      </w:r>
-      <w:r>
-        <w:rPr>
-          <w:rFonts w:eastAsia="Times New Roman" w:cs="Times New Roman" w:ascii="Garamond" w:hAnsi="Garamond"/>
-          <w:i w:val="false"/>
-          <w:iCs w:val="false"/>
-          <w:color w:val="000000"/>
-          <w:kern w:val="0"/>
-          <w:sz w:val="36"/>
-          <w:szCs w:val="36"/>
-          <w:shd w:fill="auto" w:val="clear"/>
-          <w:lang w:val="en-US" w:eastAsia="zh-CN" w:bidi="hi-IN"/>
-        </w:rPr>
-        <w:t>responsáveis por</w:t>
-      </w:r>
-      <w:r>
-        <w:rPr>
-          <w:rFonts w:eastAsia="Times New Roman" w:cs="Times New Roman" w:ascii="Garamond" w:hAnsi="Garamond"/>
-          <w:i w:val="false"/>
-          <w:iCs w:val="false"/>
-          <w:color w:val="000000"/>
-          <w:kern w:val="0"/>
-          <w:sz w:val="36"/>
-          <w:szCs w:val="36"/>
-          <w:shd w:fill="auto" w:val="clear"/>
-          <w:lang w:val="en-US" w:eastAsia="zh-CN" w:bidi="hi-IN"/>
-        </w:rPr>
-        <w:t xml:space="preserve"> resolvê-las.</w:t>
-      </w:r>
-    </w:p>
-    <w:p>
-      <w:pPr>
-        <w:pStyle w:val="Normal"/>
-        <w:jc w:val="both"/>
-        <w:rPr>
-          <w:sz w:val="36"/>
-          <w:szCs w:val="36"/>
-        </w:rPr>
-      </w:pPr>
-      <w:r>
-        <w:rPr>
-          <w:sz w:val="36"/>
-          <w:szCs w:val="36"/>
-        </w:rPr>
-      </w:r>
-    </w:p>
-    <w:p>
-      <w:pPr>
-        <w:pStyle w:val="Normal"/>
-        <w:jc w:val="both"/>
-        <w:rPr>
-          <w:sz w:val="36"/>
-          <w:szCs w:val="36"/>
-        </w:rPr>
-      </w:pPr>
-      <w:r>
-        <w:rPr>
-          <w:rFonts w:eastAsia="Times New Roman" w:cs="Times New Roman" w:ascii="Garamond" w:hAnsi="Garamond"/>
-          <w:i w:val="false"/>
-          <w:iCs w:val="false"/>
-          <w:color w:val="000000"/>
-          <w:kern w:val="0"/>
-          <w:sz w:val="36"/>
-          <w:szCs w:val="36"/>
-          <w:shd w:fill="auto" w:val="clear"/>
-          <w:lang w:val="en-US" w:eastAsia="zh-CN" w:bidi="hi-IN"/>
-        </w:rPr>
-        <w:t>Trazendo esse ensinamento para o contexto do nosso tema, é como se Jesus nos dissesse: "Esforcem-se por acabar com as desavenças entre vocês e seus adversários enquanto podem. Se vocês não o fizerem, os executores da Justiça de Nosso Pai o farão".</w:t>
-      </w:r>
-    </w:p>
-    <w:p>
-      <w:pPr>
-        <w:pStyle w:val="Normal"/>
-        <w:jc w:val="both"/>
-        <w:rPr>
-          <w:sz w:val="36"/>
-          <w:szCs w:val="36"/>
-        </w:rPr>
-      </w:pPr>
-      <w:r>
-        <w:rPr>
-          <w:sz w:val="36"/>
-          <w:szCs w:val="36"/>
-        </w:rPr>
-      </w:r>
-    </w:p>
-    <w:p>
-      <w:pPr>
-        <w:pStyle w:val="Normal"/>
-        <w:jc w:val="both"/>
-        <w:rPr>
-          <w:sz w:val="36"/>
-          <w:szCs w:val="36"/>
-        </w:rPr>
-      </w:pPr>
-      <w:r>
-        <w:rPr>
-          <w:rFonts w:eastAsia="Times New Roman" w:cs="Times New Roman" w:ascii="Garamond" w:hAnsi="Garamond"/>
-          <w:i w:val="false"/>
-          <w:iCs w:val="false"/>
-          <w:color w:val="000000"/>
-          <w:kern w:val="0"/>
-          <w:sz w:val="36"/>
-          <w:szCs w:val="36"/>
-          <w:shd w:fill="auto" w:val="clear"/>
-          <w:lang w:val="en-US" w:eastAsia="zh-CN" w:bidi="hi-IN"/>
-        </w:rPr>
-        <w:t>Sabemos que existem Espíritos encarregados de fazer cumprir a Justiça Divina, mas</w:t>
-      </w:r>
-      <w:r>
-        <w:rPr>
-          <w:rFonts w:eastAsia="Times New Roman" w:cs="Times New Roman" w:ascii="Garamond" w:hAnsi="Garamond"/>
-          <w:i w:val="false"/>
-          <w:iCs w:val="false"/>
-          <w:color w:val="000000"/>
-          <w:kern w:val="0"/>
-          <w:sz w:val="36"/>
-          <w:szCs w:val="36"/>
-          <w:shd w:fill="auto" w:val="clear"/>
-          <w:lang w:val="en-US" w:eastAsia="zh-CN" w:bidi="hi-IN"/>
-        </w:rPr>
-        <w:t>,</w:t>
-      </w:r>
-      <w:r>
-        <w:rPr>
-          <w:rFonts w:eastAsia="Times New Roman" w:cs="Times New Roman" w:ascii="Garamond" w:hAnsi="Garamond"/>
-          <w:i w:val="false"/>
-          <w:iCs w:val="false"/>
-          <w:color w:val="000000"/>
-          <w:kern w:val="0"/>
-          <w:sz w:val="36"/>
-          <w:szCs w:val="36"/>
-          <w:shd w:fill="auto" w:val="clear"/>
-          <w:lang w:val="en-US" w:eastAsia="zh-CN" w:bidi="hi-IN"/>
-        </w:rPr>
-        <w:t xml:space="preserve"> diferentemente do que acontece aqui no mundo material, esses Espíritos não são juízes parciais e inclementes. </w:t>
-      </w:r>
-    </w:p>
-    <w:p>
-      <w:pPr>
-        <w:pStyle w:val="Normal"/>
-        <w:jc w:val="both"/>
-        <w:rPr>
-          <w:sz w:val="36"/>
-          <w:szCs w:val="36"/>
-        </w:rPr>
-      </w:pPr>
-      <w:r>
-        <w:rPr>
-          <w:sz w:val="36"/>
-          <w:szCs w:val="36"/>
-        </w:rPr>
-      </w:r>
-    </w:p>
-    <w:p>
-      <w:pPr>
-        <w:pStyle w:val="Normal"/>
-        <w:jc w:val="both"/>
-        <w:rPr>
-          <w:sz w:val="36"/>
-          <w:szCs w:val="36"/>
-        </w:rPr>
-      </w:pPr>
-      <w:r>
-        <w:rPr>
-          <w:rFonts w:eastAsia="Times New Roman" w:cs="Times New Roman" w:ascii="Garamond" w:hAnsi="Garamond"/>
-          <w:i w:val="false"/>
-          <w:iCs w:val="false"/>
-          <w:color w:val="000000"/>
-          <w:kern w:val="0"/>
-          <w:sz w:val="36"/>
-          <w:szCs w:val="36"/>
-          <w:shd w:fill="auto" w:val="clear"/>
-          <w:lang w:val="en-US" w:eastAsia="zh-CN" w:bidi="hi-IN"/>
-        </w:rPr>
-        <w:t>Entretanto, há um juiz severo e inflexível, ao qual todos nós, sem exceção, estamos submetidos. Questão 261 de O Livro dos Espíritos:</w:t>
-      </w:r>
-    </w:p>
-    <w:p>
-      <w:pPr>
-        <w:pStyle w:val="Normal"/>
-        <w:jc w:val="both"/>
-        <w:rPr>
-          <w:sz w:val="36"/>
-          <w:szCs w:val="36"/>
-        </w:rPr>
-      </w:pPr>
-      <w:r>
-        <w:rPr>
-          <w:sz w:val="36"/>
-          <w:szCs w:val="36"/>
-        </w:rPr>
-      </w:r>
-    </w:p>
-    <w:p>
-      <w:pPr>
-        <w:pStyle w:val="Normal"/>
-        <w:ind w:left="720" w:hanging="0"/>
-        <w:jc w:val="both"/>
-        <w:rPr>
-          <w:sz w:val="36"/>
-          <w:szCs w:val="36"/>
-        </w:rPr>
-      </w:pPr>
-      <w:r>
-        <w:rPr>
-          <w:rFonts w:eastAsia="Times New Roman" w:cs="Times New Roman" w:ascii="Garamond" w:hAnsi="Garamond"/>
-          <w:i w:val="false"/>
-          <w:iCs w:val="false"/>
-          <w:color w:val="000000"/>
-          <w:kern w:val="0"/>
-          <w:sz w:val="36"/>
-          <w:szCs w:val="36"/>
-          <w:shd w:fill="auto" w:val="clear"/>
-          <w:lang w:val="en-US" w:eastAsia="zh-CN" w:bidi="hi-IN"/>
-        </w:rPr>
-        <w:t xml:space="preserve">P - </w:t>
+        <w:t>Jesus está nos dizendo</w:t>
+      </w:r>
+      <w:r>
+        <w:rPr>
+          <w:rFonts w:eastAsia="Times New Roman" w:cs="Times New Roman" w:ascii="Garamond" w:hAnsi="Garamond"/>
+          <w:i w:val="false"/>
+          <w:iCs w:val="false"/>
+          <w:color w:val="000000"/>
+          <w:kern w:val="0"/>
+          <w:sz w:val="36"/>
+          <w:szCs w:val="36"/>
+          <w:shd w:fill="auto" w:val="clear"/>
+          <w:lang w:val="en-US" w:eastAsia="zh-CN" w:bidi="hi-IN"/>
+        </w:rPr>
+        <w:t xml:space="preserve">: </w:t>
       </w:r>
       <w:r>
         <w:rPr>
@@ -4593,49 +4340,7 @@
           <w:shd w:fill="auto" w:val="clear"/>
           <w:lang w:val="en-US" w:eastAsia="zh-CN" w:bidi="hi-IN"/>
         </w:rPr>
-        <w:t>Onde está escrita a lei de Deus?</w:t>
-      </w:r>
-    </w:p>
-    <w:p>
-      <w:pPr>
-        <w:pStyle w:val="Normal"/>
-        <w:ind w:left="720" w:hanging="0"/>
-        <w:jc w:val="both"/>
-        <w:rPr>
-          <w:sz w:val="36"/>
-          <w:szCs w:val="36"/>
-        </w:rPr>
-      </w:pPr>
-      <w:r>
-        <w:rPr>
-          <w:sz w:val="36"/>
-          <w:szCs w:val="36"/>
-        </w:rPr>
-      </w:r>
-    </w:p>
-    <w:p>
-      <w:pPr>
-        <w:pStyle w:val="Normal"/>
-        <w:ind w:left="720" w:hanging="0"/>
-        <w:jc w:val="both"/>
-        <w:rPr>
-          <w:sz w:val="36"/>
-          <w:szCs w:val="36"/>
-        </w:rPr>
-      </w:pPr>
-      <w:r>
-        <w:rPr>
-          <w:rFonts w:eastAsia="Times New Roman" w:cs="Times New Roman" w:ascii="Garamond" w:hAnsi="Garamond"/>
-          <w:i w:val="false"/>
-          <w:iCs w:val="false"/>
-          <w:color w:val="000000"/>
-          <w:kern w:val="0"/>
-          <w:sz w:val="36"/>
-          <w:szCs w:val="36"/>
-          <w:shd w:fill="auto" w:val="clear"/>
-          <w:lang w:val="en-US" w:eastAsia="zh-CN" w:bidi="hi-IN"/>
-        </w:rPr>
-        <w:t xml:space="preserve">R - </w:t>
+        <w:t>"Esforcem-se por acabar com as desavenças entre vocês e seus adversários enquanto podem. Se vocês não o fizerem</w:t>
       </w:r>
       <w:r>
         <w:rPr>
@@ -4649,7 +4354,228 @@
           <w:shd w:fill="auto" w:val="clear"/>
           <w:lang w:val="en-US" w:eastAsia="zh-CN" w:bidi="hi-IN"/>
         </w:rPr>
+        <w:t xml:space="preserve"> de boa vontade</w:t>
+      </w:r>
+      <w:r>
+        <w:rPr>
+          <w:rFonts w:eastAsia="Times New Roman" w:cs="Times New Roman" w:ascii="Garamond" w:hAnsi="Garamond"/>
+          <w:i/>
+          <w:iCs/>
+          <w:color w:val="000000"/>
+          <w:kern w:val="0"/>
+          <w:sz w:val="36"/>
+          <w:szCs w:val="36"/>
+          <w:shd w:fill="auto" w:val="clear"/>
+          <w:lang w:val="en-US" w:eastAsia="zh-CN" w:bidi="hi-IN"/>
+        </w:rPr>
+        <w:t xml:space="preserve">, a Justiça de Nosso Pai </w:t>
+      </w:r>
+      <w:r>
+        <w:rPr>
+          <w:rFonts w:eastAsia="Times New Roman" w:cs="Times New Roman" w:ascii="Garamond" w:hAnsi="Garamond"/>
+          <w:i/>
+          <w:iCs/>
+          <w:color w:val="000000"/>
+          <w:kern w:val="0"/>
+          <w:sz w:val="36"/>
+          <w:szCs w:val="36"/>
+          <w:shd w:fill="auto" w:val="clear"/>
+          <w:lang w:val="en-US" w:eastAsia="zh-CN" w:bidi="hi-IN"/>
+        </w:rPr>
+        <w:t>se encarregará de resolvê-las</w:t>
+      </w:r>
+      <w:r>
+        <w:rPr>
+          <w:rFonts w:eastAsia="Times New Roman" w:cs="Times New Roman" w:ascii="Garamond" w:hAnsi="Garamond"/>
+          <w:i/>
+          <w:iCs/>
+          <w:color w:val="000000"/>
+          <w:kern w:val="0"/>
+          <w:sz w:val="36"/>
+          <w:szCs w:val="36"/>
+          <w:shd w:fill="auto" w:val="clear"/>
+          <w:lang w:val="en-US" w:eastAsia="zh-CN" w:bidi="hi-IN"/>
+        </w:rPr>
+        <w:t>"</w:t>
+      </w:r>
+      <w:r>
+        <w:rPr>
+          <w:rFonts w:eastAsia="Times New Roman" w:cs="Times New Roman" w:ascii="Garamond" w:hAnsi="Garamond"/>
+          <w:i w:val="false"/>
+          <w:iCs w:val="false"/>
+          <w:color w:val="000000"/>
+          <w:kern w:val="0"/>
+          <w:sz w:val="36"/>
+          <w:szCs w:val="36"/>
+          <w:shd w:fill="auto" w:val="clear"/>
+          <w:lang w:val="en-US" w:eastAsia="zh-CN" w:bidi="hi-IN"/>
+        </w:rPr>
+        <w:t>.</w:t>
+      </w:r>
+    </w:p>
+    <w:p>
+      <w:pPr>
+        <w:pStyle w:val="Normal"/>
+        <w:jc w:val="both"/>
+        <w:rPr>
+          <w:sz w:val="36"/>
+          <w:szCs w:val="36"/>
+        </w:rPr>
+      </w:pPr>
+      <w:r>
+        <w:rPr>
+          <w:sz w:val="36"/>
+          <w:szCs w:val="36"/>
+        </w:rPr>
+      </w:r>
+    </w:p>
+    <w:p>
+      <w:pPr>
+        <w:pStyle w:val="Normal"/>
+        <w:jc w:val="both"/>
+        <w:rPr>
+          <w:sz w:val="36"/>
+          <w:szCs w:val="36"/>
+        </w:rPr>
+      </w:pPr>
+      <w:r>
+        <w:rPr>
+          <w:rFonts w:eastAsia="Times New Roman" w:cs="Times New Roman" w:ascii="Garamond" w:hAnsi="Garamond"/>
+          <w:i w:val="false"/>
+          <w:iCs w:val="false"/>
+          <w:color w:val="000000"/>
+          <w:kern w:val="0"/>
+          <w:sz w:val="36"/>
+          <w:szCs w:val="36"/>
+          <w:shd w:fill="auto" w:val="clear"/>
+          <w:lang w:val="en-US" w:eastAsia="zh-CN" w:bidi="hi-IN"/>
+        </w:rPr>
+        <w:t>Entretanto, há um juiz severo e inflexível, ao qual todos nós, sem exceção, estamos submetidos. Questão 261 de O Livro dos Espíritos:</w:t>
+      </w:r>
+    </w:p>
+    <w:p>
+      <w:pPr>
+        <w:pStyle w:val="Normal"/>
+        <w:jc w:val="both"/>
+        <w:rPr>
+          <w:sz w:val="36"/>
+          <w:szCs w:val="36"/>
+        </w:rPr>
+      </w:pPr>
+      <w:r>
+        <w:rPr>
+          <w:sz w:val="36"/>
+          <w:szCs w:val="36"/>
+        </w:rPr>
+      </w:r>
+    </w:p>
+    <w:p>
+      <w:pPr>
+        <w:pStyle w:val="Normal"/>
+        <w:ind w:left="720" w:hanging="0"/>
+        <w:jc w:val="both"/>
+        <w:rPr>
+          <w:sz w:val="36"/>
+          <w:szCs w:val="36"/>
+        </w:rPr>
+      </w:pPr>
+      <w:r>
+        <w:rPr>
+          <w:rFonts w:eastAsia="Times New Roman" w:cs="Times New Roman" w:ascii="Garamond" w:hAnsi="Garamond"/>
+          <w:i w:val="false"/>
+          <w:iCs w:val="false"/>
+          <w:color w:val="000000"/>
+          <w:kern w:val="0"/>
+          <w:sz w:val="36"/>
+          <w:szCs w:val="36"/>
+          <w:shd w:fill="auto" w:val="clear"/>
+          <w:lang w:val="en-US" w:eastAsia="zh-CN" w:bidi="hi-IN"/>
+        </w:rPr>
+        <w:t xml:space="preserve">P - </w:t>
+      </w:r>
+      <w:r>
+        <w:rPr>
+          <w:rFonts w:eastAsia="Times New Roman" w:cs="Times New Roman" w:ascii="Garamond" w:hAnsi="Garamond"/>
+          <w:i/>
+          <w:iCs/>
+          <w:color w:val="000000"/>
+          <w:kern w:val="0"/>
+          <w:sz w:val="36"/>
+          <w:szCs w:val="36"/>
+          <w:shd w:fill="auto" w:val="clear"/>
+          <w:lang w:val="en-US" w:eastAsia="zh-CN" w:bidi="hi-IN"/>
+        </w:rPr>
+        <w:t>Onde está escrita a lei de Deus?</w:t>
+      </w:r>
+    </w:p>
+    <w:p>
+      <w:pPr>
+        <w:pStyle w:val="Normal"/>
+        <w:ind w:left="720" w:hanging="0"/>
+        <w:jc w:val="both"/>
+        <w:rPr>
+          <w:sz w:val="36"/>
+          <w:szCs w:val="36"/>
+        </w:rPr>
+      </w:pPr>
+      <w:r>
+        <w:rPr>
+          <w:sz w:val="36"/>
+          <w:szCs w:val="36"/>
+        </w:rPr>
+      </w:r>
+    </w:p>
+    <w:p>
+      <w:pPr>
+        <w:pStyle w:val="Normal"/>
+        <w:ind w:left="720" w:hanging="0"/>
+        <w:jc w:val="both"/>
+        <w:rPr>
+          <w:sz w:val="36"/>
+          <w:szCs w:val="36"/>
+        </w:rPr>
+      </w:pPr>
+      <w:r>
+        <w:rPr>
+          <w:rFonts w:eastAsia="Times New Roman" w:cs="Times New Roman" w:ascii="Garamond" w:hAnsi="Garamond"/>
+          <w:i w:val="false"/>
+          <w:iCs w:val="false"/>
+          <w:color w:val="000000"/>
+          <w:kern w:val="0"/>
+          <w:sz w:val="36"/>
+          <w:szCs w:val="36"/>
+          <w:shd w:fill="auto" w:val="clear"/>
+          <w:lang w:val="en-US" w:eastAsia="zh-CN" w:bidi="hi-IN"/>
+        </w:rPr>
+        <w:t xml:space="preserve">R - </w:t>
+      </w:r>
+      <w:r>
+        <w:rPr>
+          <w:rFonts w:eastAsia="Times New Roman" w:cs="Times New Roman" w:ascii="Garamond" w:hAnsi="Garamond"/>
+          <w:i/>
+          <w:iCs/>
+          <w:color w:val="000000"/>
+          <w:kern w:val="0"/>
+          <w:sz w:val="36"/>
+          <w:szCs w:val="36"/>
+          <w:shd w:fill="auto" w:val="clear"/>
+          <w:lang w:val="en-US" w:eastAsia="zh-CN" w:bidi="hi-IN"/>
+        </w:rPr>
         <w:t>Na consciência.</w:t>
+      </w:r>
+    </w:p>
+    <w:p>
+      <w:pPr>
+        <w:pStyle w:val="Normal"/>
+        <w:ind w:left="720" w:hanging="0"/>
+        <w:jc w:val="both"/>
+        <w:rPr>
+          <w:sz w:val="36"/>
+          <w:szCs w:val="36"/>
+        </w:rPr>
+      </w:pPr>
+      <w:r>
+        <w:rPr/>
       </w:r>
     </w:p>
     <w:p>
@@ -4779,6 +4705,29 @@
           <w:szCs w:val="36"/>
           <w:lang w:val="en-US" w:eastAsia="zh-CN" w:bidi="hi-IN"/>
         </w:rPr>
+        <w:t xml:space="preserve">Ela surge como aquela voz interior que fala "Eu lhe conheço intimamente e sei que você </w:t>
+      </w:r>
+      <w:r>
+        <w:rPr>
+          <w:rFonts w:eastAsia="Arial" w:cs="Arial" w:ascii="Garamond" w:hAnsi="Garamond"/>
+          <w:color w:val="auto"/>
+          <w:kern w:val="0"/>
+          <w:sz w:val="36"/>
+          <w:szCs w:val="36"/>
+          <w:lang w:val="en-US" w:eastAsia="zh-CN" w:bidi="hi-IN"/>
+        </w:rPr>
+        <w:t xml:space="preserve">poderia e </w:t>
+      </w:r>
+      <w:r>
+        <w:rPr>
+          <w:rFonts w:eastAsia="Arial" w:cs="Arial" w:ascii="Garamond" w:hAnsi="Garamond"/>
+          <w:color w:val="auto"/>
+          <w:kern w:val="0"/>
+          <w:sz w:val="36"/>
+          <w:szCs w:val="36"/>
+          <w:lang w:val="en-US" w:eastAsia="zh-CN" w:bidi="hi-IN"/>
+        </w:rPr>
+        <w:t>deveria ter agido de outra maneira". E isso dói porque sabemos que é verdade.</w:t>
       </w:r>
     </w:p>
     <w:p>
@@ -4803,7 +4752,267 @@
           <w:szCs w:val="36"/>
           <w:lang w:val="en-US" w:eastAsia="zh-CN" w:bidi="hi-IN"/>
         </w:rPr>
-        <w:t>Ela surge como aquela voz interior que fala "Eu lhe conheço intimamente e sei que você deveria ter agido de outra maneira". E isso dói porque sabemos que é verdade.</w:t>
+      </w:r>
+    </w:p>
+    <w:p>
+      <w:pPr>
+        <w:pStyle w:val="Normal"/>
+        <w:jc w:val="both"/>
+        <w:rPr>
+          <w:rFonts w:ascii="Garamond" w:hAnsi="Garamond" w:eastAsia="Arial" w:cs="Arial"/>
+          <w:color w:val="auto"/>
+          <w:kern w:val="0"/>
+          <w:sz w:val="36"/>
+          <w:szCs w:val="36"/>
+          <w:lang w:val="en-US" w:eastAsia="zh-CN" w:bidi="hi-IN"/>
+        </w:rPr>
+      </w:pPr>
+      <w:r>
+        <w:rPr>
+          <w:rFonts w:eastAsia="Arial" w:cs="Arial" w:ascii="Garamond" w:hAnsi="Garamond"/>
+          <w:color w:val="auto"/>
+          <w:kern w:val="0"/>
+          <w:sz w:val="36"/>
+          <w:szCs w:val="36"/>
+          <w:lang w:val="en-US" w:eastAsia="zh-CN" w:bidi="hi-IN"/>
+        </w:rPr>
+        <w:t>Mas a consciência pode ser também excelente conselheira e grande amiga. É muito comum que, ao começarmos a colocar em prática os ensinamentos de Jesus, as pessoas nos critiquem e, às vezes, se afastem de nós.</w:t>
+      </w:r>
+    </w:p>
+    <w:p>
+      <w:pPr>
+        <w:pStyle w:val="Normal"/>
+        <w:jc w:val="both"/>
+        <w:rPr>
+          <w:rFonts w:ascii="Garamond" w:hAnsi="Garamond" w:eastAsia="Arial" w:cs="Arial"/>
+          <w:color w:val="auto"/>
+          <w:kern w:val="0"/>
+          <w:sz w:val="36"/>
+          <w:szCs w:val="36"/>
+          <w:lang w:val="en-US" w:eastAsia="zh-CN" w:bidi="hi-IN"/>
+        </w:rPr>
+      </w:pPr>
+      <w:r>
+        <w:rPr>
+          <w:rFonts w:eastAsia="Arial" w:cs="Arial" w:ascii="Garamond" w:hAnsi="Garamond"/>
+          <w:color w:val="auto"/>
+          <w:kern w:val="0"/>
+          <w:sz w:val="36"/>
+          <w:szCs w:val="36"/>
+          <w:lang w:val="en-US" w:eastAsia="zh-CN" w:bidi="hi-IN"/>
+        </w:rPr>
+      </w:r>
+    </w:p>
+    <w:p>
+      <w:pPr>
+        <w:pStyle w:val="Normal"/>
+        <w:jc w:val="both"/>
+        <w:rPr>
+          <w:rFonts w:ascii="Garamond" w:hAnsi="Garamond" w:eastAsia="Arial" w:cs="Arial"/>
+          <w:color w:val="auto"/>
+          <w:kern w:val="0"/>
+          <w:sz w:val="36"/>
+          <w:szCs w:val="36"/>
+          <w:lang w:val="en-US" w:eastAsia="zh-CN" w:bidi="hi-IN"/>
+        </w:rPr>
+      </w:pPr>
+      <w:r>
+        <w:rPr>
+          <w:rFonts w:eastAsia="Arial" w:cs="Arial" w:ascii="Garamond" w:hAnsi="Garamond"/>
+          <w:color w:val="auto"/>
+          <w:kern w:val="0"/>
+          <w:sz w:val="36"/>
+          <w:szCs w:val="36"/>
+          <w:lang w:val="en-US" w:eastAsia="zh-CN" w:bidi="hi-IN"/>
+        </w:rPr>
+        <w:t>Quando m</w:t>
+      </w:r>
+      <w:r>
+        <w:rPr>
+          <w:rFonts w:eastAsia="Arial" w:cs="Arial" w:ascii="Garamond" w:hAnsi="Garamond"/>
+          <w:color w:val="auto"/>
+          <w:kern w:val="0"/>
+          <w:sz w:val="36"/>
+          <w:szCs w:val="36"/>
+          <w:lang w:val="en-US" w:eastAsia="zh-CN" w:bidi="hi-IN"/>
+        </w:rPr>
+        <w:t>udamos alguns comportamentos</w:t>
+      </w:r>
+      <w:r>
+        <w:rPr>
+          <w:rFonts w:eastAsia="Arial" w:cs="Arial" w:ascii="Garamond" w:hAnsi="Garamond"/>
+          <w:color w:val="auto"/>
+          <w:kern w:val="0"/>
+          <w:sz w:val="36"/>
+          <w:szCs w:val="36"/>
+          <w:lang w:val="en-US" w:eastAsia="zh-CN" w:bidi="hi-IN"/>
+        </w:rPr>
+        <w:t>, abandonamos</w:t>
+      </w:r>
+      <w:r>
+        <w:rPr>
+          <w:rFonts w:eastAsia="Arial" w:cs="Arial" w:ascii="Garamond" w:hAnsi="Garamond"/>
+          <w:color w:val="auto"/>
+          <w:kern w:val="0"/>
+          <w:sz w:val="36"/>
+          <w:szCs w:val="36"/>
+          <w:lang w:val="en-US" w:eastAsia="zh-CN" w:bidi="hi-IN"/>
+        </w:rPr>
+        <w:t xml:space="preserve"> certos hábito</w:t>
+      </w:r>
+      <w:r>
+        <w:rPr>
+          <w:rFonts w:eastAsia="Arial" w:cs="Arial" w:ascii="Garamond" w:hAnsi="Garamond"/>
+          <w:color w:val="auto"/>
+          <w:kern w:val="0"/>
+          <w:sz w:val="36"/>
+          <w:szCs w:val="36"/>
+          <w:lang w:val="en-US" w:eastAsia="zh-CN" w:bidi="hi-IN"/>
+        </w:rPr>
+        <w:t xml:space="preserve">s, muitos </w:t>
+      </w:r>
+      <w:r>
+        <w:rPr>
+          <w:rFonts w:eastAsia="Arial" w:cs="Arial" w:ascii="Garamond" w:hAnsi="Garamond"/>
+          <w:color w:val="auto"/>
+          <w:kern w:val="0"/>
+          <w:sz w:val="36"/>
+          <w:szCs w:val="36"/>
+          <w:lang w:val="en-US" w:eastAsia="zh-CN" w:bidi="hi-IN"/>
+        </w:rPr>
+        <w:t>dizem que nos tornamo</w:t>
+      </w:r>
+      <w:r>
+        <w:rPr>
+          <w:rFonts w:eastAsia="Arial" w:cs="Arial" w:ascii="Garamond" w:hAnsi="Garamond"/>
+          <w:color w:val="auto"/>
+          <w:kern w:val="0"/>
+          <w:sz w:val="36"/>
+          <w:szCs w:val="36"/>
+          <w:lang w:val="en-US" w:eastAsia="zh-CN" w:bidi="hi-IN"/>
+        </w:rPr>
+        <w:t>s</w:t>
+      </w:r>
+      <w:r>
+        <w:rPr>
+          <w:rFonts w:eastAsia="Arial" w:cs="Arial" w:ascii="Garamond" w:hAnsi="Garamond"/>
+          <w:color w:val="auto"/>
+          <w:kern w:val="0"/>
+          <w:sz w:val="36"/>
+          <w:szCs w:val="36"/>
+          <w:lang w:val="en-US" w:eastAsia="zh-CN" w:bidi="hi-IN"/>
+        </w:rPr>
+        <w:t xml:space="preserve"> fanáticos religiosos</w:t>
+      </w:r>
+      <w:r>
+        <w:rPr>
+          <w:rFonts w:eastAsia="Arial" w:cs="Arial" w:ascii="Garamond" w:hAnsi="Garamond"/>
+          <w:color w:val="auto"/>
+          <w:kern w:val="0"/>
+          <w:sz w:val="36"/>
+          <w:szCs w:val="36"/>
+          <w:lang w:val="en-US" w:eastAsia="zh-CN" w:bidi="hi-IN"/>
+        </w:rPr>
+        <w:t xml:space="preserve"> e pessoas sem graça. P</w:t>
+      </w:r>
+      <w:r>
+        <w:rPr>
+          <w:rFonts w:eastAsia="Arial" w:cs="Arial" w:ascii="Garamond" w:hAnsi="Garamond"/>
+          <w:color w:val="auto"/>
+          <w:kern w:val="0"/>
+          <w:sz w:val="36"/>
+          <w:szCs w:val="36"/>
+          <w:lang w:val="en-US" w:eastAsia="zh-CN" w:bidi="hi-IN"/>
+        </w:rPr>
+        <w:t>assam a não querer mais nossa companhia.</w:t>
+      </w:r>
+      <w:r>
+        <w:rPr>
+          <w:rFonts w:eastAsia="Arial" w:cs="Arial" w:ascii="Garamond" w:hAnsi="Garamond"/>
+          <w:color w:val="auto"/>
+          <w:kern w:val="0"/>
+          <w:sz w:val="36"/>
+          <w:szCs w:val="36"/>
+          <w:lang w:val="en-US" w:eastAsia="zh-CN" w:bidi="hi-IN"/>
+        </w:rPr>
+        <w:t xml:space="preserve"> Não tem problema; isso é um direito delas e temos que respeitar.</w:t>
+      </w:r>
+    </w:p>
+    <w:p>
+      <w:pPr>
+        <w:pStyle w:val="Normal"/>
+        <w:jc w:val="both"/>
+        <w:rPr>
+          <w:rFonts w:ascii="Garamond" w:hAnsi="Garamond" w:eastAsia="Arial" w:cs="Arial"/>
+          <w:color w:val="auto"/>
+          <w:kern w:val="0"/>
+          <w:sz w:val="36"/>
+          <w:szCs w:val="36"/>
+          <w:lang w:val="en-US" w:eastAsia="zh-CN" w:bidi="hi-IN"/>
+        </w:rPr>
+      </w:pPr>
+      <w:r>
+        <w:rPr>
+          <w:rFonts w:eastAsia="Arial" w:cs="Arial" w:ascii="Garamond" w:hAnsi="Garamond"/>
+          <w:color w:val="auto"/>
+          <w:kern w:val="0"/>
+          <w:sz w:val="36"/>
+          <w:szCs w:val="36"/>
+          <w:lang w:val="en-US" w:eastAsia="zh-CN" w:bidi="hi-IN"/>
+        </w:rPr>
+      </w:r>
+    </w:p>
+    <w:p>
+      <w:pPr>
+        <w:pStyle w:val="Normal"/>
+        <w:jc w:val="both"/>
+        <w:rPr>
+          <w:rFonts w:ascii="Garamond" w:hAnsi="Garamond" w:eastAsia="Arial" w:cs="Arial"/>
+          <w:color w:val="auto"/>
+          <w:kern w:val="0"/>
+          <w:sz w:val="36"/>
+          <w:szCs w:val="36"/>
+          <w:lang w:val="en-US" w:eastAsia="zh-CN" w:bidi="hi-IN"/>
+        </w:rPr>
+      </w:pPr>
+      <w:r>
+        <w:rPr>
+          <w:rFonts w:eastAsia="Arial" w:cs="Arial" w:ascii="Garamond" w:hAnsi="Garamond"/>
+          <w:color w:val="auto"/>
+          <w:kern w:val="0"/>
+          <w:sz w:val="36"/>
+          <w:szCs w:val="36"/>
+          <w:lang w:val="en-US" w:eastAsia="zh-CN" w:bidi="hi-IN"/>
+        </w:rPr>
+        <w:t>Quando aprendemos a não revidar uma agressão, a não responder uma ofensa com outra ofensa, somos rotulados de tolos, frouxos, covardes.</w:t>
+      </w:r>
+      <w:r>
+        <w:br w:type="page"/>
+      </w:r>
+    </w:p>
+    <w:p>
+      <w:pPr>
+        <w:pStyle w:val="Normal"/>
+        <w:jc w:val="both"/>
+        <w:rPr>
+          <w:rFonts w:ascii="Garamond" w:hAnsi="Garamond" w:eastAsia="Arial" w:cs="Arial"/>
+          <w:color w:val="auto"/>
+          <w:kern w:val="0"/>
+          <w:sz w:val="36"/>
+          <w:szCs w:val="36"/>
+          <w:lang w:val="en-US" w:eastAsia="zh-CN" w:bidi="hi-IN"/>
+        </w:rPr>
+      </w:pPr>
+      <w:r>
+        <w:rPr>
+          <w:rFonts w:eastAsia="Arial" w:cs="Arial" w:ascii="Garamond" w:hAnsi="Garamond"/>
+          <w:color w:val="auto"/>
+          <w:kern w:val="0"/>
+          <w:sz w:val="36"/>
+          <w:szCs w:val="36"/>
+          <w:lang w:val="en-US" w:eastAsia="zh-CN" w:bidi="hi-IN"/>
+        </w:rPr>
+        <w:t>É aí que a consciência torna-se nossa aliada. Ela vem e nos diz: "Não se preocupe com o que os outros dizem. Você sabe que seguir Jesus exige renúncia. Você já despertou para a realidade da vida, fez o que era certo. Siga adiante com suas escolhas e deixe que outros sigam com as deles".</w:t>
       </w:r>
     </w:p>
     <w:p>
@@ -4932,44 +5141,6 @@
       <w:r>
         <w:rPr>
           <w:rFonts w:eastAsia="Times New Roman" w:cs="Times New Roman" w:ascii="Garamond" w:hAnsi="Garamond"/>
-          <w:color w:val="000000"/>
-          <w:kern w:val="0"/>
-          <w:sz w:val="36"/>
-          <w:szCs w:val="36"/>
-          <w:shd w:fill="auto" w:val="clear"/>
-          <w:lang w:val="en-US" w:eastAsia="zh-CN" w:bidi="hi-IN"/>
-        </w:rPr>
-        <w:t>Enquanto alimentarmos ódio, desejo de vingança ou qualquer outro sentimento negativo contra aqueles que nos ofenderam, permaneceremos estacionados em faixas vibratórias inferiores.</w:t>
-      </w:r>
-    </w:p>
-    <w:p>
-      <w:pPr>
-        <w:pStyle w:val="Normal"/>
-        <w:jc w:val="both"/>
-        <w:rPr>
-          <w:sz w:val="36"/>
-          <w:szCs w:val="36"/>
-        </w:rPr>
-      </w:pPr>
-      <w:r>
-        <w:rPr>
-          <w:sz w:val="36"/>
-          <w:szCs w:val="36"/>
-        </w:rPr>
-      </w:r>
-    </w:p>
-    <w:p>
-      <w:pPr>
-        <w:pStyle w:val="Normal"/>
-        <w:jc w:val="both"/>
-        <w:rPr>
-          <w:sz w:val="36"/>
-          <w:szCs w:val="36"/>
-        </w:rPr>
-      </w:pPr>
-      <w:r>
-        <w:rPr>
-          <w:rFonts w:eastAsia="Times New Roman" w:cs="Times New Roman" w:ascii="Garamond" w:hAnsi="Garamond"/>
           <w:i w:val="false"/>
           <w:iCs w:val="false"/>
           <w:color w:val="000000"/>
@@ -5020,10 +5191,7 @@
         </w:rPr>
       </w:pPr>
       <w:r>
-        <w:rPr>
-          <w:sz w:val="36"/>
-          <w:szCs w:val="36"/>
-        </w:rPr>
+        <w:rPr/>
       </w:r>
     </w:p>
     <w:p>
@@ -5049,21 +5217,18 @@
         </w:rPr>
         <w:t>A primeira diz respeito à impossibilidade de ascendermos a mundos mais elevados. Sendo incapazes de perdoar, colocamo-nos na condição daqueles Espíritos que ainda não podem habitar mundos mais elevados.</w:t>
       </w:r>
-    </w:p>
-    <w:p>
-      <w:pPr>
-        <w:pStyle w:val="Normal"/>
-        <w:jc w:val="both"/>
-        <w:rPr>
-          <w:sz w:val="36"/>
-          <w:szCs w:val="36"/>
-        </w:rPr>
-      </w:pPr>
-      <w:r>
-        <w:rPr>
-          <w:sz w:val="36"/>
-          <w:szCs w:val="36"/>
-        </w:rPr>
+      <w:r>
+        <w:br w:type="page"/>
+      </w:r>
+    </w:p>
+    <w:p>
+      <w:pPr>
+        <w:pStyle w:val="Normal"/>
+        <w:jc w:val="both"/>
+        <w:rPr/>
+      </w:pPr>
+      <w:r>
+        <w:rPr/>
       </w:r>
     </w:p>
     <w:p>
@@ -5102,6 +5267,80 @@
       <w:r>
         <w:rPr/>
       </w:r>
+    </w:p>
+    <w:p>
+      <w:pPr>
+        <w:pStyle w:val="Normal"/>
+        <w:jc w:val="both"/>
+        <w:rPr>
+          <w:sz w:val="36"/>
+          <w:szCs w:val="36"/>
+        </w:rPr>
+      </w:pPr>
+      <w:r>
+        <w:rPr>
+          <w:rFonts w:eastAsia="Times New Roman" w:cs="Times New Roman" w:ascii="Garamond" w:hAnsi="Garamond"/>
+          <w:color w:val="000000"/>
+          <w:kern w:val="0"/>
+          <w:sz w:val="36"/>
+          <w:szCs w:val="36"/>
+          <w:shd w:fill="auto" w:val="clear"/>
+          <w:lang w:val="en-US" w:eastAsia="zh-CN" w:bidi="hi-IN"/>
+        </w:rPr>
+        <w:t>Enquanto alimentarmos ódio, desejo de vingança ou qualquer outro sentimento negativo contra aqueles que nos ofenderam, permaneceremos estacionados em faixas vibratórias inferiores</w:t>
+      </w:r>
+      <w:r>
+        <w:rPr>
+          <w:rFonts w:eastAsia="Times New Roman" w:cs="Times New Roman" w:ascii="Garamond" w:hAnsi="Garamond"/>
+          <w:color w:val="000000"/>
+          <w:kern w:val="0"/>
+          <w:sz w:val="36"/>
+          <w:szCs w:val="36"/>
+          <w:shd w:fill="auto" w:val="clear"/>
+          <w:lang w:val="en-US" w:eastAsia="zh-CN" w:bidi="hi-IN"/>
+        </w:rPr>
+        <w:t>, incompatíveis com um mundo regenerado.</w:t>
+      </w:r>
+    </w:p>
+    <w:p>
+      <w:pPr>
+        <w:pStyle w:val="Normal"/>
+        <w:jc w:val="both"/>
+        <w:rPr>
+          <w:sz w:val="36"/>
+          <w:szCs w:val="36"/>
+        </w:rPr>
+      </w:pPr>
+      <w:r>
+        <w:rPr>
+          <w:sz w:val="36"/>
+          <w:szCs w:val="36"/>
+        </w:rPr>
+      </w:r>
+    </w:p>
+    <w:p>
+      <w:pPr>
+        <w:pStyle w:val="Normal"/>
+        <w:jc w:val="both"/>
+        <w:rPr>
+          <w:sz w:val="36"/>
+          <w:szCs w:val="36"/>
+        </w:rPr>
+      </w:pPr>
+      <w:r>
+        <w:rPr>
+          <w:rFonts w:eastAsia="Times New Roman" w:cs="Times New Roman" w:ascii="Garamond" w:hAnsi="Garamond"/>
+          <w:i w:val="false"/>
+          <w:iCs w:val="false"/>
+          <w:color w:val="000000"/>
+          <w:kern w:val="0"/>
+          <w:sz w:val="36"/>
+          <w:szCs w:val="36"/>
+          <w:shd w:fill="auto" w:val="clear"/>
+          <w:lang w:val="en-US" w:eastAsia="zh-CN" w:bidi="hi-IN"/>
+        </w:rPr>
+        <w:t>A segunda interpretação da prisão mencionada por Jesus refere-se ao nosso estado de consciência. A Doutrina Espírita também nos explica que céu e inferno não são lugares físicos de felicidade ou sofrimento eternos, mas estados da consciência do Espírito, que sofre ou se sente feliz como consequência de suas próprias ações.</w:t>
+      </w:r>
       <w:r>
         <w:br w:type="page"/>
       </w:r>
@@ -5127,199 +5366,124 @@
           <w:shd w:fill="auto" w:val="clear"/>
           <w:lang w:val="en-US" w:eastAsia="zh-CN" w:bidi="hi-IN"/>
         </w:rPr>
-        <w:t>Os Espíritos que permanecerem rebeldes, recalcitrantes e incapazes de viver de acordo com as leis de Deus serão relegados a mundos inferiores. Lá, não estarão desamparados pela misericórdia divina, mas enfrentarão provas muito mais árduas do que as que experimentam atualmente na Terra.</w:t>
-      </w:r>
-    </w:p>
-    <w:p>
-      <w:pPr>
-        <w:pStyle w:val="Normal"/>
-        <w:jc w:val="both"/>
-        <w:rPr>
-          <w:sz w:val="36"/>
-          <w:szCs w:val="36"/>
-        </w:rPr>
-      </w:pPr>
-      <w:r>
-        <w:rPr>
-          <w:sz w:val="36"/>
-          <w:szCs w:val="36"/>
-        </w:rPr>
-      </w:r>
-    </w:p>
-    <w:p>
-      <w:pPr>
-        <w:pStyle w:val="Normal"/>
-        <w:jc w:val="both"/>
-        <w:rPr>
-          <w:sz w:val="36"/>
-          <w:szCs w:val="36"/>
-        </w:rPr>
-      </w:pPr>
-      <w:r>
-        <w:rPr>
-          <w:rFonts w:eastAsia="Times New Roman" w:cs="Times New Roman" w:ascii="Garamond" w:hAnsi="Garamond"/>
-          <w:i w:val="false"/>
-          <w:iCs w:val="false"/>
-          <w:color w:val="000000"/>
-          <w:kern w:val="0"/>
-          <w:sz w:val="36"/>
-          <w:szCs w:val="36"/>
-          <w:shd w:fill="auto" w:val="clear"/>
-          <w:lang w:val="en-US" w:eastAsia="zh-CN" w:bidi="hi-IN"/>
-        </w:rPr>
-        <w:t xml:space="preserve">A segunda interpretação da prisão mencionada por Jesus refere-se ao nosso estado de consciência. A Doutrina Espírita </w:t>
-      </w:r>
-      <w:r>
-        <w:rPr>
-          <w:rFonts w:eastAsia="Times New Roman" w:cs="Times New Roman" w:ascii="Garamond" w:hAnsi="Garamond"/>
-          <w:i w:val="false"/>
-          <w:iCs w:val="false"/>
-          <w:color w:val="000000"/>
-          <w:kern w:val="0"/>
-          <w:sz w:val="36"/>
-          <w:szCs w:val="36"/>
-          <w:shd w:fill="auto" w:val="clear"/>
-          <w:lang w:val="en-US" w:eastAsia="zh-CN" w:bidi="hi-IN"/>
-        </w:rPr>
-        <w:t xml:space="preserve">também </w:t>
-      </w:r>
-      <w:r>
-        <w:rPr>
-          <w:rFonts w:eastAsia="Times New Roman" w:cs="Times New Roman" w:ascii="Garamond" w:hAnsi="Garamond"/>
-          <w:i w:val="false"/>
-          <w:iCs w:val="false"/>
-          <w:color w:val="000000"/>
-          <w:kern w:val="0"/>
-          <w:sz w:val="36"/>
-          <w:szCs w:val="36"/>
-          <w:shd w:fill="auto" w:val="clear"/>
-          <w:lang w:val="en-US" w:eastAsia="zh-CN" w:bidi="hi-IN"/>
-        </w:rPr>
-        <w:t>nos explica que céu e inferno não são lugares físicos de felicidade ou sofrimento eternos, mas estados da consciência do Espírito, que sofre ou se sente feliz como consequência de suas próprias ações.</w:t>
-      </w:r>
-    </w:p>
-    <w:p>
-      <w:pPr>
-        <w:pStyle w:val="Normal"/>
-        <w:jc w:val="both"/>
-        <w:rPr>
-          <w:sz w:val="36"/>
-          <w:szCs w:val="36"/>
-        </w:rPr>
-      </w:pPr>
-      <w:r>
-        <w:rPr>
-          <w:sz w:val="36"/>
-          <w:szCs w:val="36"/>
-        </w:rPr>
-      </w:r>
-    </w:p>
-    <w:p>
-      <w:pPr>
-        <w:pStyle w:val="Normal"/>
-        <w:jc w:val="both"/>
-        <w:rPr>
-          <w:sz w:val="36"/>
-          <w:szCs w:val="36"/>
-        </w:rPr>
-      </w:pPr>
-      <w:r>
-        <w:rPr>
-          <w:rFonts w:eastAsia="Times New Roman" w:cs="Times New Roman" w:ascii="Garamond" w:hAnsi="Garamond"/>
-          <w:i w:val="false"/>
-          <w:iCs w:val="false"/>
-          <w:color w:val="000000"/>
-          <w:kern w:val="0"/>
-          <w:sz w:val="36"/>
-          <w:szCs w:val="36"/>
-          <w:shd w:fill="auto" w:val="clear"/>
-          <w:lang w:val="en-US" w:eastAsia="zh-CN" w:bidi="hi-IN"/>
-        </w:rPr>
-        <w:t xml:space="preserve">O mesmo acontece com essa prisão da qual Jesus fala. </w:t>
-      </w:r>
-      <w:r>
-        <w:rPr>
-          <w:rFonts w:eastAsia="Times New Roman" w:cs="Times New Roman" w:ascii="Garamond" w:hAnsi="Garamond"/>
-          <w:i w:val="false"/>
-          <w:iCs w:val="false"/>
-          <w:color w:val="000000"/>
-          <w:kern w:val="0"/>
-          <w:sz w:val="36"/>
-          <w:szCs w:val="36"/>
-          <w:shd w:fill="auto" w:val="clear"/>
-          <w:lang w:val="en-US" w:eastAsia="zh-CN" w:bidi="hi-IN"/>
-        </w:rPr>
-        <w:t>Temos diversos</w:t>
-      </w:r>
-      <w:r>
-        <w:rPr>
-          <w:rFonts w:eastAsia="Times New Roman" w:cs="Times New Roman" w:ascii="Garamond" w:hAnsi="Garamond"/>
-          <w:i w:val="false"/>
-          <w:iCs w:val="false"/>
-          <w:color w:val="000000"/>
-          <w:kern w:val="0"/>
-          <w:sz w:val="36"/>
-          <w:szCs w:val="36"/>
-          <w:shd w:fill="auto" w:val="clear"/>
-          <w:lang w:val="en-US" w:eastAsia="zh-CN" w:bidi="hi-IN"/>
-        </w:rPr>
-        <w:t xml:space="preserve"> exemplos </w:t>
-      </w:r>
-      <w:r>
-        <w:rPr>
-          <w:rFonts w:eastAsia="Times New Roman" w:cs="Times New Roman" w:ascii="Garamond" w:hAnsi="Garamond"/>
-          <w:i w:val="false"/>
-          <w:iCs w:val="false"/>
-          <w:color w:val="000000"/>
-          <w:kern w:val="0"/>
-          <w:sz w:val="36"/>
-          <w:szCs w:val="36"/>
-          <w:shd w:fill="auto" w:val="clear"/>
-          <w:lang w:val="en-US" w:eastAsia="zh-CN" w:bidi="hi-IN"/>
-        </w:rPr>
-        <w:t xml:space="preserve">na literatura espírita </w:t>
-      </w:r>
-      <w:r>
-        <w:rPr>
-          <w:rFonts w:eastAsia="Times New Roman" w:cs="Times New Roman" w:ascii="Garamond" w:hAnsi="Garamond"/>
-          <w:i w:val="false"/>
-          <w:iCs w:val="false"/>
-          <w:color w:val="000000"/>
-          <w:kern w:val="0"/>
-          <w:sz w:val="36"/>
-          <w:szCs w:val="36"/>
-          <w:shd w:fill="auto" w:val="clear"/>
-          <w:lang w:val="en-US" w:eastAsia="zh-CN" w:bidi="hi-IN"/>
-        </w:rPr>
-        <w:t xml:space="preserve">de </w:t>
-      </w:r>
-      <w:r>
-        <w:rPr>
-          <w:rFonts w:eastAsia="Times New Roman" w:cs="Times New Roman" w:ascii="Garamond" w:hAnsi="Garamond"/>
-          <w:i w:val="false"/>
-          <w:iCs w:val="false"/>
-          <w:color w:val="000000"/>
-          <w:kern w:val="0"/>
-          <w:sz w:val="36"/>
-          <w:szCs w:val="36"/>
-          <w:shd w:fill="auto" w:val="clear"/>
-          <w:lang w:val="en-US" w:eastAsia="zh-CN" w:bidi="hi-IN"/>
-        </w:rPr>
-        <w:t>irmãos</w:t>
-      </w:r>
-      <w:r>
-        <w:rPr>
-          <w:rFonts w:eastAsia="Times New Roman" w:cs="Times New Roman" w:ascii="Garamond" w:hAnsi="Garamond"/>
-          <w:i w:val="false"/>
-          <w:iCs w:val="false"/>
-          <w:color w:val="000000"/>
-          <w:kern w:val="0"/>
-          <w:sz w:val="36"/>
-          <w:szCs w:val="36"/>
-          <w:shd w:fill="auto" w:val="clear"/>
-          <w:lang w:val="en-US" w:eastAsia="zh-CN" w:bidi="hi-IN"/>
-        </w:rPr>
-        <w:t xml:space="preserve"> que permanecem presos ao ódio ou ao desejo de vingança. Eles não conseguem se desvencilhar dessas ideias, permanecendo vinculados a elas durante anos, décadas e, às vezes, séculos.</w:t>
+        <w:t>O mesmo acontece com essa prisão da qual Jesus fala. Temos diversos exemplos na literatura espírita de irmãos que permanecem presos ao ódio ou ao desejo de vingança. Eles não conseguem se desvencilhar dessas ideias, permanecendo vinculados a elas durante anos, décadas e, às vezes, séculos.</w:t>
+      </w:r>
+    </w:p>
+    <w:p>
+      <w:pPr>
+        <w:pStyle w:val="Normal"/>
+        <w:jc w:val="both"/>
+        <w:rPr>
+          <w:sz w:val="36"/>
+          <w:szCs w:val="36"/>
+        </w:rPr>
+      </w:pPr>
+      <w:r>
+        <w:rPr/>
+      </w:r>
+    </w:p>
+    <w:p>
+      <w:pPr>
+        <w:pStyle w:val="Normal"/>
+        <w:jc w:val="both"/>
+        <w:rPr>
+          <w:sz w:val="36"/>
+          <w:szCs w:val="36"/>
+        </w:rPr>
+      </w:pPr>
+      <w:r>
+        <w:rPr>
+          <w:rFonts w:eastAsia="Times New Roman" w:cs="Times New Roman" w:ascii="Garamond" w:hAnsi="Garamond"/>
+          <w:i w:val="false"/>
+          <w:iCs w:val="false"/>
+          <w:color w:val="000000"/>
+          <w:kern w:val="0"/>
+          <w:sz w:val="36"/>
+          <w:szCs w:val="36"/>
+          <w:shd w:fill="auto" w:val="clear"/>
+          <w:lang w:val="en-US" w:eastAsia="zh-CN" w:bidi="hi-IN"/>
+        </w:rPr>
+        <w:t xml:space="preserve">Isso pode soar como algo inimaginável, mas não é. Querem um exemplo? Quase todos nós já passamos por alguma ocasião na vida em que somos tomados por uma preocupação incontrolável. </w:t>
+      </w:r>
+    </w:p>
+    <w:p>
+      <w:pPr>
+        <w:pStyle w:val="Normal"/>
+        <w:jc w:val="both"/>
+        <w:rPr>
+          <w:sz w:val="36"/>
+          <w:szCs w:val="36"/>
+        </w:rPr>
+      </w:pPr>
+      <w:r>
+        <w:rPr>
+          <w:sz w:val="36"/>
+          <w:szCs w:val="36"/>
+        </w:rPr>
+      </w:r>
+    </w:p>
+    <w:p>
+      <w:pPr>
+        <w:pStyle w:val="Normal"/>
+        <w:jc w:val="both"/>
+        <w:rPr>
+          <w:sz w:val="36"/>
+          <w:szCs w:val="36"/>
+        </w:rPr>
+      </w:pPr>
+      <w:r>
+        <w:rPr>
+          <w:rFonts w:eastAsia="Times New Roman" w:cs="Times New Roman" w:ascii="Garamond" w:hAnsi="Garamond"/>
+          <w:i w:val="false"/>
+          <w:iCs w:val="false"/>
+          <w:color w:val="000000"/>
+          <w:kern w:val="0"/>
+          <w:sz w:val="36"/>
+          <w:szCs w:val="36"/>
+          <w:shd w:fill="auto" w:val="clear"/>
+          <w:lang w:val="en-US" w:eastAsia="zh-CN" w:bidi="hi-IN"/>
+        </w:rPr>
+        <w:t>As causas são as mais variadas: o diagnóstico de uma doença grave, alguém que amamos passando por grande dificuldade ou até mesmo um problema de ordem financeira.</w:t>
+      </w:r>
+    </w:p>
+    <w:p>
+      <w:pPr>
+        <w:pStyle w:val="Normal"/>
+        <w:jc w:val="both"/>
+        <w:rPr>
+          <w:sz w:val="36"/>
+          <w:szCs w:val="36"/>
+        </w:rPr>
+      </w:pPr>
+      <w:r>
+        <w:rPr>
+          <w:sz w:val="36"/>
+          <w:szCs w:val="36"/>
+        </w:rPr>
+      </w:r>
+    </w:p>
+    <w:p>
+      <w:pPr>
+        <w:pStyle w:val="Normal"/>
+        <w:jc w:val="both"/>
+        <w:rPr>
+          <w:sz w:val="36"/>
+          <w:szCs w:val="36"/>
+        </w:rPr>
+      </w:pPr>
+      <w:r>
+        <w:rPr>
+          <w:rFonts w:eastAsia="Times New Roman" w:cs="Times New Roman" w:ascii="Garamond" w:hAnsi="Garamond"/>
+          <w:i w:val="false"/>
+          <w:iCs w:val="false"/>
+          <w:color w:val="000000"/>
+          <w:kern w:val="0"/>
+          <w:sz w:val="36"/>
+          <w:szCs w:val="36"/>
+          <w:shd w:fill="auto" w:val="clear"/>
+          <w:lang w:val="en-US" w:eastAsia="zh-CN" w:bidi="hi-IN"/>
+        </w:rPr>
+        <w:t>Em momentos assim, aquela preocupação domina nossa mente e nosso coração de tal forma, que somos incapazes de esquecê-la.</w:t>
       </w:r>
       <w:r>
         <w:br w:type="page"/>
@@ -5346,196 +5510,6 @@
           <w:shd w:fill="auto" w:val="clear"/>
           <w:lang w:val="en-US" w:eastAsia="zh-CN" w:bidi="hi-IN"/>
         </w:rPr>
-        <w:t>Isso pode soar como algo inimaginável, mas não é. Q</w:t>
-      </w:r>
-      <w:r>
-        <w:rPr>
-          <w:rFonts w:eastAsia="Times New Roman" w:cs="Times New Roman" w:ascii="Garamond" w:hAnsi="Garamond"/>
-          <w:i w:val="false"/>
-          <w:iCs w:val="false"/>
-          <w:color w:val="000000"/>
-          <w:kern w:val="0"/>
-          <w:sz w:val="36"/>
-          <w:szCs w:val="36"/>
-          <w:shd w:fill="auto" w:val="clear"/>
-          <w:lang w:val="en-US" w:eastAsia="zh-CN" w:bidi="hi-IN"/>
-        </w:rPr>
-        <w:t>uerem um exemplo? Q</w:t>
-      </w:r>
-      <w:r>
-        <w:rPr>
-          <w:rFonts w:eastAsia="Times New Roman" w:cs="Times New Roman" w:ascii="Garamond" w:hAnsi="Garamond"/>
-          <w:i w:val="false"/>
-          <w:iCs w:val="false"/>
-          <w:color w:val="000000"/>
-          <w:kern w:val="0"/>
-          <w:sz w:val="36"/>
-          <w:szCs w:val="36"/>
-          <w:shd w:fill="auto" w:val="clear"/>
-          <w:lang w:val="en-US" w:eastAsia="zh-CN" w:bidi="hi-IN"/>
-        </w:rPr>
-        <w:t xml:space="preserve">uase todos nós já passamos por alguma ocasião na vida em que somos tomados por uma preocupação incontrolável. </w:t>
-      </w:r>
-    </w:p>
-    <w:p>
-      <w:pPr>
-        <w:pStyle w:val="Normal"/>
-        <w:jc w:val="both"/>
-        <w:rPr>
-          <w:sz w:val="36"/>
-          <w:szCs w:val="36"/>
-        </w:rPr>
-      </w:pPr>
-      <w:r>
-        <w:rPr>
-          <w:sz w:val="36"/>
-          <w:szCs w:val="36"/>
-        </w:rPr>
-      </w:r>
-    </w:p>
-    <w:p>
-      <w:pPr>
-        <w:pStyle w:val="Normal"/>
-        <w:jc w:val="both"/>
-        <w:rPr>
-          <w:sz w:val="36"/>
-          <w:szCs w:val="36"/>
-        </w:rPr>
-      </w:pPr>
-      <w:r>
-        <w:rPr>
-          <w:rFonts w:eastAsia="Times New Roman" w:cs="Times New Roman" w:ascii="Garamond" w:hAnsi="Garamond"/>
-          <w:i w:val="false"/>
-          <w:iCs w:val="false"/>
-          <w:color w:val="000000"/>
-          <w:kern w:val="0"/>
-          <w:sz w:val="36"/>
-          <w:szCs w:val="36"/>
-          <w:shd w:fill="auto" w:val="clear"/>
-          <w:lang w:val="en-US" w:eastAsia="zh-CN" w:bidi="hi-IN"/>
-        </w:rPr>
-        <w:t xml:space="preserve">As causas são as mais variadas: o diagnóstico de uma doença grave, alguém que amamos </w:t>
-      </w:r>
-      <w:r>
-        <w:rPr>
-          <w:rFonts w:eastAsia="Times New Roman" w:cs="Times New Roman" w:ascii="Garamond" w:hAnsi="Garamond"/>
-          <w:i w:val="false"/>
-          <w:iCs w:val="false"/>
-          <w:color w:val="000000"/>
-          <w:kern w:val="0"/>
-          <w:sz w:val="36"/>
-          <w:szCs w:val="36"/>
-          <w:shd w:fill="auto" w:val="clear"/>
-          <w:lang w:val="en-US" w:eastAsia="zh-CN" w:bidi="hi-IN"/>
-        </w:rPr>
-        <w:t xml:space="preserve">passando por grande dificuldade </w:t>
-      </w:r>
-      <w:r>
-        <w:rPr>
-          <w:rFonts w:eastAsia="Times New Roman" w:cs="Times New Roman" w:ascii="Garamond" w:hAnsi="Garamond"/>
-          <w:i w:val="false"/>
-          <w:iCs w:val="false"/>
-          <w:color w:val="000000"/>
-          <w:kern w:val="0"/>
-          <w:sz w:val="36"/>
-          <w:szCs w:val="36"/>
-          <w:shd w:fill="auto" w:val="clear"/>
-          <w:lang w:val="en-US" w:eastAsia="zh-CN" w:bidi="hi-IN"/>
-        </w:rPr>
-        <w:t xml:space="preserve">ou </w:t>
-      </w:r>
-      <w:r>
-        <w:rPr>
-          <w:rFonts w:eastAsia="Times New Roman" w:cs="Times New Roman" w:ascii="Garamond" w:hAnsi="Garamond"/>
-          <w:i w:val="false"/>
-          <w:iCs w:val="false"/>
-          <w:color w:val="000000"/>
-          <w:kern w:val="0"/>
-          <w:sz w:val="36"/>
-          <w:szCs w:val="36"/>
-          <w:shd w:fill="auto" w:val="clear"/>
-          <w:lang w:val="en-US" w:eastAsia="zh-CN" w:bidi="hi-IN"/>
-        </w:rPr>
-        <w:t>até mesmo um problema de ordem financeira.</w:t>
-      </w:r>
-    </w:p>
-    <w:p>
-      <w:pPr>
-        <w:pStyle w:val="Normal"/>
-        <w:jc w:val="both"/>
-        <w:rPr>
-          <w:sz w:val="36"/>
-          <w:szCs w:val="36"/>
-        </w:rPr>
-      </w:pPr>
-      <w:r>
-        <w:rPr>
-          <w:sz w:val="36"/>
-          <w:szCs w:val="36"/>
-        </w:rPr>
-      </w:r>
-    </w:p>
-    <w:p>
-      <w:pPr>
-        <w:pStyle w:val="Normal"/>
-        <w:jc w:val="both"/>
-        <w:rPr>
-          <w:sz w:val="36"/>
-          <w:szCs w:val="36"/>
-        </w:rPr>
-      </w:pPr>
-      <w:r>
-        <w:rPr>
-          <w:rFonts w:eastAsia="Times New Roman" w:cs="Times New Roman" w:ascii="Garamond" w:hAnsi="Garamond"/>
-          <w:i w:val="false"/>
-          <w:iCs w:val="false"/>
-          <w:color w:val="000000"/>
-          <w:kern w:val="0"/>
-          <w:sz w:val="36"/>
-          <w:szCs w:val="36"/>
-          <w:shd w:fill="auto" w:val="clear"/>
-          <w:lang w:val="en-US" w:eastAsia="zh-CN" w:bidi="hi-IN"/>
-        </w:rPr>
-        <w:t>Em momentos assim, aquela preocupação domina nossa mente e nosso coração de tal forma, que somos incapazes de esquecê-la.</w:t>
-      </w:r>
-    </w:p>
-    <w:p>
-      <w:pPr>
-        <w:pStyle w:val="Normal"/>
-        <w:jc w:val="both"/>
-        <w:rPr>
-          <w:sz w:val="36"/>
-          <w:szCs w:val="36"/>
-        </w:rPr>
-      </w:pPr>
-      <w:r>
-        <w:rPr>
-          <w:sz w:val="36"/>
-          <w:szCs w:val="36"/>
-        </w:rPr>
-      </w:r>
-    </w:p>
-    <w:p>
-      <w:pPr>
-        <w:pStyle w:val="Normal"/>
-        <w:jc w:val="both"/>
-        <w:rPr>
-          <w:sz w:val="36"/>
-          <w:szCs w:val="36"/>
-        </w:rPr>
-      </w:pPr>
-      <w:r>
-        <w:rPr>
-          <w:rFonts w:eastAsia="Times New Roman" w:cs="Times New Roman" w:ascii="Garamond" w:hAnsi="Garamond"/>
-          <w:i w:val="false"/>
-          <w:iCs w:val="false"/>
-          <w:color w:val="000000"/>
-          <w:kern w:val="0"/>
-          <w:sz w:val="36"/>
-          <w:szCs w:val="36"/>
-          <w:shd w:fill="auto" w:val="clear"/>
-          <w:lang w:val="en-US" w:eastAsia="zh-CN" w:bidi="hi-IN"/>
-        </w:rPr>
         <w:t>Às vezes não conseguimos nem mesmo orar para pedir ajuda. Começamos nossa oração, a preocupação vem e toma conta de nós. Geralmente precisamos de ajuda externa para sairmos dessa condição.</w:t>
       </w:r>
     </w:p>
@@ -5578,6 +5552,162 @@
         </w:rPr>
         <w:t>Se somos dominados dessa maneira por uma preocupação legítima, imaginem trazer o coração e a mente transbordando de ódio e desejo de vingança, sobretudo depois de desencarnado.</w:t>
       </w:r>
+    </w:p>
+    <w:p>
+      <w:pPr>
+        <w:pStyle w:val="Normal"/>
+        <w:jc w:val="both"/>
+        <w:rPr>
+          <w:sz w:val="36"/>
+          <w:szCs w:val="36"/>
+        </w:rPr>
+      </w:pPr>
+      <w:r>
+        <w:rPr/>
+      </w:r>
+    </w:p>
+    <w:p>
+      <w:pPr>
+        <w:pStyle w:val="Normal"/>
+        <w:jc w:val="both"/>
+        <w:rPr>
+          <w:sz w:val="36"/>
+          <w:szCs w:val="36"/>
+        </w:rPr>
+      </w:pPr>
+      <w:r>
+        <w:rPr>
+          <w:rFonts w:eastAsia="Times New Roman" w:cs="Times New Roman" w:ascii="Garamond" w:hAnsi="Garamond"/>
+          <w:i w:val="false"/>
+          <w:iCs w:val="false"/>
+          <w:color w:val="000000"/>
+          <w:kern w:val="0"/>
+          <w:sz w:val="36"/>
+          <w:szCs w:val="36"/>
+          <w:shd w:fill="auto" w:val="clear"/>
+          <w:lang w:val="en-US" w:eastAsia="zh-CN" w:bidi="hi-IN"/>
+        </w:rPr>
+        <w:t xml:space="preserve">O ódio aprisiona </w:t>
+      </w:r>
+      <w:r>
+        <w:rPr>
+          <w:rFonts w:eastAsia="Times New Roman" w:cs="Times New Roman" w:ascii="Garamond" w:hAnsi="Garamond"/>
+          <w:i w:val="false"/>
+          <w:iCs w:val="false"/>
+          <w:color w:val="000000"/>
+          <w:kern w:val="0"/>
+          <w:sz w:val="36"/>
+          <w:szCs w:val="36"/>
+          <w:shd w:fill="auto" w:val="clear"/>
+          <w:lang w:val="en-US" w:eastAsia="zh-CN" w:bidi="hi-IN"/>
+        </w:rPr>
+        <w:t>o Espírito</w:t>
+      </w:r>
+      <w:r>
+        <w:rPr>
+          <w:rFonts w:eastAsia="Times New Roman" w:cs="Times New Roman" w:ascii="Garamond" w:hAnsi="Garamond"/>
+          <w:i w:val="false"/>
+          <w:iCs w:val="false"/>
+          <w:color w:val="000000"/>
+          <w:kern w:val="0"/>
+          <w:sz w:val="36"/>
+          <w:szCs w:val="36"/>
+          <w:shd w:fill="auto" w:val="clear"/>
+          <w:lang w:val="en-US" w:eastAsia="zh-CN" w:bidi="hi-IN"/>
+        </w:rPr>
+        <w:t xml:space="preserve"> que o alimenta contra quem </w:t>
+      </w:r>
+      <w:r>
+        <w:rPr>
+          <w:rFonts w:eastAsia="Times New Roman" w:cs="Times New Roman" w:ascii="Garamond" w:hAnsi="Garamond"/>
+          <w:i w:val="false"/>
+          <w:iCs w:val="false"/>
+          <w:color w:val="000000"/>
+          <w:kern w:val="0"/>
+          <w:sz w:val="36"/>
+          <w:szCs w:val="36"/>
+          <w:shd w:fill="auto" w:val="clear"/>
+          <w:lang w:val="en-US" w:eastAsia="zh-CN" w:bidi="hi-IN"/>
+        </w:rPr>
+        <w:t xml:space="preserve">lhe </w:t>
+      </w:r>
+      <w:r>
+        <w:rPr>
+          <w:rFonts w:eastAsia="Times New Roman" w:cs="Times New Roman" w:ascii="Garamond" w:hAnsi="Garamond"/>
+          <w:i w:val="false"/>
+          <w:iCs w:val="false"/>
+          <w:color w:val="000000"/>
+          <w:kern w:val="0"/>
+          <w:sz w:val="36"/>
+          <w:szCs w:val="36"/>
+          <w:shd w:fill="auto" w:val="clear"/>
+          <w:lang w:val="en-US" w:eastAsia="zh-CN" w:bidi="hi-IN"/>
+        </w:rPr>
+        <w:t>fez mal, e se o sentimento for recíproco, os dois acabam presos na mesma situação, criando uma cadeia de sofrimento que parece não ter fim.</w:t>
+      </w:r>
+    </w:p>
+    <w:p>
+      <w:pPr>
+        <w:pStyle w:val="Normal"/>
+        <w:jc w:val="both"/>
+        <w:rPr>
+          <w:rFonts w:ascii="Garamond" w:hAnsi="Garamond" w:eastAsia="Times New Roman" w:cs="Times New Roman"/>
+          <w:i w:val="false"/>
+          <w:i w:val="false"/>
+          <w:iCs w:val="false"/>
+          <w:color w:val="000000"/>
+          <w:kern w:val="0"/>
+          <w:sz w:val="36"/>
+          <w:szCs w:val="36"/>
+          <w:shd w:fill="auto" w:val="clear"/>
+          <w:lang w:val="en-US" w:eastAsia="zh-CN" w:bidi="hi-IN"/>
+        </w:rPr>
+      </w:pPr>
+      <w:r>
+        <w:rPr>
+          <w:rFonts w:eastAsia="Times New Roman" w:cs="Times New Roman" w:ascii="Garamond" w:hAnsi="Garamond"/>
+          <w:i w:val="false"/>
+          <w:iCs w:val="false"/>
+          <w:color w:val="000000"/>
+          <w:kern w:val="0"/>
+          <w:sz w:val="36"/>
+          <w:szCs w:val="36"/>
+          <w:shd w:fill="auto" w:val="clear"/>
+          <w:lang w:val="en-US" w:eastAsia="zh-CN" w:bidi="hi-IN"/>
+        </w:rPr>
+      </w:r>
+    </w:p>
+    <w:p>
+      <w:pPr>
+        <w:pStyle w:val="Normal"/>
+        <w:jc w:val="both"/>
+        <w:rPr>
+          <w:rFonts w:ascii="Garamond" w:hAnsi="Garamond" w:eastAsia="Times New Roman" w:cs="Times New Roman"/>
+          <w:i w:val="false"/>
+          <w:i w:val="false"/>
+          <w:iCs w:val="false"/>
+          <w:color w:val="000000"/>
+          <w:kern w:val="0"/>
+          <w:sz w:val="36"/>
+          <w:szCs w:val="36"/>
+          <w:shd w:fill="auto" w:val="clear"/>
+          <w:lang w:val="en-US" w:eastAsia="zh-CN" w:bidi="hi-IN"/>
+        </w:rPr>
+      </w:pPr>
+      <w:r>
+        <w:rPr>
+          <w:rFonts w:eastAsia="Times New Roman" w:cs="Times New Roman" w:ascii="Garamond" w:hAnsi="Garamond"/>
+          <w:i w:val="false"/>
+          <w:iCs w:val="false"/>
+          <w:color w:val="000000"/>
+          <w:kern w:val="0"/>
+          <w:sz w:val="36"/>
+          <w:szCs w:val="36"/>
+          <w:shd w:fill="auto" w:val="clear"/>
+          <w:lang w:val="en-US" w:eastAsia="zh-CN" w:bidi="hi-IN"/>
+        </w:rPr>
+        <w:t>Esse é o inferno do qual falamos a pouco. Um estado de consciência escravizador. É como se o Espírito estivesse acorrentado àquela ideia. E assim ele vai permanecer até que compreenda o quanto aquilo é prejudicial a ele e aos outros.</w:t>
+      </w:r>
       <w:r>
         <w:br w:type="page"/>
       </w:r>
@@ -5587,114 +5717,6 @@
         <w:pStyle w:val="Normal"/>
         <w:jc w:val="both"/>
         <w:rPr>
-          <w:sz w:val="36"/>
-          <w:szCs w:val="36"/>
-        </w:rPr>
-      </w:pPr>
-      <w:r>
-        <w:rPr>
-          <w:rFonts w:eastAsia="Times New Roman" w:cs="Times New Roman" w:ascii="Garamond" w:hAnsi="Garamond"/>
-          <w:i w:val="false"/>
-          <w:iCs w:val="false"/>
-          <w:color w:val="000000"/>
-          <w:kern w:val="0"/>
-          <w:sz w:val="36"/>
-          <w:szCs w:val="36"/>
-          <w:shd w:fill="auto" w:val="clear"/>
-          <w:lang w:val="en-US" w:eastAsia="zh-CN" w:bidi="hi-IN"/>
-        </w:rPr>
-        <w:t>O ódio aprisiona aquele que o alimenta contra quem lhe fez mal</w:t>
-      </w:r>
-      <w:r>
-        <w:rPr>
-          <w:rFonts w:eastAsia="Times New Roman" w:cs="Times New Roman" w:ascii="Garamond" w:hAnsi="Garamond"/>
-          <w:i w:val="false"/>
-          <w:iCs w:val="false"/>
-          <w:color w:val="000000"/>
-          <w:kern w:val="0"/>
-          <w:sz w:val="36"/>
-          <w:szCs w:val="36"/>
-          <w:shd w:fill="auto" w:val="clear"/>
-          <w:lang w:val="en-US" w:eastAsia="zh-CN" w:bidi="hi-IN"/>
-        </w:rPr>
-        <w:t>, e se o</w:t>
-      </w:r>
-      <w:r>
-        <w:rPr>
-          <w:rFonts w:eastAsia="Times New Roman" w:cs="Times New Roman" w:ascii="Garamond" w:hAnsi="Garamond"/>
-          <w:i w:val="false"/>
-          <w:iCs w:val="false"/>
-          <w:color w:val="000000"/>
-          <w:kern w:val="0"/>
-          <w:sz w:val="36"/>
-          <w:szCs w:val="36"/>
-          <w:shd w:fill="auto" w:val="clear"/>
-          <w:lang w:val="en-US" w:eastAsia="zh-CN" w:bidi="hi-IN"/>
-        </w:rPr>
-        <w:t xml:space="preserve"> sentimento </w:t>
-      </w:r>
-      <w:r>
-        <w:rPr>
-          <w:rFonts w:eastAsia="Times New Roman" w:cs="Times New Roman" w:ascii="Garamond" w:hAnsi="Garamond"/>
-          <w:i w:val="false"/>
-          <w:iCs w:val="false"/>
-          <w:color w:val="000000"/>
-          <w:kern w:val="0"/>
-          <w:sz w:val="36"/>
-          <w:szCs w:val="36"/>
-          <w:shd w:fill="auto" w:val="clear"/>
-          <w:lang w:val="en-US" w:eastAsia="zh-CN" w:bidi="hi-IN"/>
-        </w:rPr>
-        <w:t>for</w:t>
-      </w:r>
-      <w:r>
-        <w:rPr>
-          <w:rFonts w:eastAsia="Times New Roman" w:cs="Times New Roman" w:ascii="Garamond" w:hAnsi="Garamond"/>
-          <w:i w:val="false"/>
-          <w:iCs w:val="false"/>
-          <w:color w:val="000000"/>
-          <w:kern w:val="0"/>
-          <w:sz w:val="36"/>
-          <w:szCs w:val="36"/>
-          <w:shd w:fill="auto" w:val="clear"/>
-          <w:lang w:val="en-US" w:eastAsia="zh-CN" w:bidi="hi-IN"/>
-        </w:rPr>
-        <w:t xml:space="preserve"> recíproco, os dois acabam presos na mesma situação, </w:t>
-      </w:r>
-      <w:r>
-        <w:rPr>
-          <w:rFonts w:eastAsia="Times New Roman" w:cs="Times New Roman" w:ascii="Garamond" w:hAnsi="Garamond"/>
-          <w:i w:val="false"/>
-          <w:iCs w:val="false"/>
-          <w:color w:val="000000"/>
-          <w:kern w:val="0"/>
-          <w:sz w:val="36"/>
-          <w:szCs w:val="36"/>
-          <w:shd w:fill="auto" w:val="clear"/>
-          <w:lang w:val="en-US" w:eastAsia="zh-CN" w:bidi="hi-IN"/>
-        </w:rPr>
-        <w:t>criando</w:t>
-      </w:r>
-      <w:r>
-        <w:rPr>
-          <w:rFonts w:eastAsia="Times New Roman" w:cs="Times New Roman" w:ascii="Garamond" w:hAnsi="Garamond"/>
-          <w:i w:val="false"/>
-          <w:iCs w:val="false"/>
-          <w:color w:val="000000"/>
-          <w:kern w:val="0"/>
-          <w:sz w:val="36"/>
-          <w:szCs w:val="36"/>
-          <w:shd w:fill="auto" w:val="clear"/>
-          <w:lang w:val="en-US" w:eastAsia="zh-CN" w:bidi="hi-IN"/>
-        </w:rPr>
-        <w:t xml:space="preserve"> uma cadeia de sofrimento que parece não ter fim.</w:t>
-      </w:r>
-    </w:p>
-    <w:p>
-      <w:pPr>
-        <w:pStyle w:val="Normal"/>
-        <w:jc w:val="both"/>
-        <w:rPr>
           <w:rFonts w:ascii="Garamond" w:hAnsi="Garamond" w:eastAsia="Times New Roman" w:cs="Times New Roman"/>
           <w:i w:val="false"/>
           <w:i w:val="false"/>
@@ -5719,27 +5741,119 @@
           <w:shd w:fill="auto" w:val="clear"/>
           <w:lang w:val="en-US" w:eastAsia="zh-CN" w:bidi="hi-IN"/>
         </w:rPr>
-      </w:r>
-    </w:p>
-    <w:p>
-      <w:pPr>
-        <w:pStyle w:val="Normal"/>
-        <w:jc w:val="both"/>
+        <w:t xml:space="preserve">Lembram-se de Nosso Lar? Em que momento Clarêncio conseguiu resgatar André Luiz do Umbral? Apenas quando André, exaurido pela condição em que se encontrava, finalmente eleva um pensamento a Deus e ora. Naquele momento, </w:t>
+      </w:r>
+      <w:r>
+        <w:rPr>
+          <w:rFonts w:eastAsia="Times New Roman" w:cs="Times New Roman" w:ascii="Garamond" w:hAnsi="Garamond"/>
+          <w:i w:val="false"/>
+          <w:iCs w:val="false"/>
+          <w:color w:val="000000"/>
+          <w:kern w:val="0"/>
+          <w:sz w:val="36"/>
+          <w:szCs w:val="36"/>
+          <w:shd w:fill="auto" w:val="clear"/>
+          <w:lang w:val="en-US" w:eastAsia="zh-CN" w:bidi="hi-IN"/>
+        </w:rPr>
+        <w:t>e</w:t>
+      </w:r>
+      <w:r>
+        <w:rPr>
+          <w:rFonts w:eastAsia="Times New Roman" w:cs="Times New Roman" w:ascii="Garamond" w:hAnsi="Garamond"/>
+          <w:i w:val="false"/>
+          <w:iCs w:val="false"/>
+          <w:color w:val="000000"/>
+          <w:kern w:val="0"/>
+          <w:sz w:val="36"/>
+          <w:szCs w:val="36"/>
+          <w:shd w:fill="auto" w:val="clear"/>
+          <w:lang w:val="en-US" w:eastAsia="zh-CN" w:bidi="hi-IN"/>
+        </w:rPr>
+        <w:t>le finalmente se permite ser auxiliado e Clarêncio, que já estava pronto há muito tempo para socorrer André Luiz, consegue resgatá-lo.</w:t>
+      </w:r>
+    </w:p>
+    <w:p>
+      <w:pPr>
+        <w:pStyle w:val="Normal"/>
+        <w:jc w:val="both"/>
+        <w:rPr>
+          <w:rFonts w:ascii="Garamond" w:hAnsi="Garamond" w:eastAsia="Times New Roman" w:cs="Times New Roman"/>
+          <w:i w:val="false"/>
+          <w:i w:val="false"/>
+          <w:iCs w:val="false"/>
+          <w:color w:val="000000"/>
+          <w:kern w:val="0"/>
+          <w:sz w:val="36"/>
+          <w:szCs w:val="36"/>
+          <w:shd w:fill="auto" w:val="clear"/>
+          <w:lang w:val="en-US" w:eastAsia="zh-CN" w:bidi="hi-IN"/>
+        </w:rPr>
+      </w:pPr>
+      <w:r>
+        <w:rPr>
+          <w:rFonts w:eastAsia="Times New Roman" w:cs="Times New Roman" w:ascii="Garamond" w:hAnsi="Garamond"/>
+          <w:i w:val="false"/>
+          <w:iCs w:val="false"/>
+          <w:color w:val="000000"/>
+          <w:kern w:val="0"/>
+          <w:sz w:val="36"/>
+          <w:szCs w:val="36"/>
+          <w:shd w:fill="auto" w:val="clear"/>
+          <w:lang w:val="en-US" w:eastAsia="zh-CN" w:bidi="hi-IN"/>
+        </w:rPr>
+      </w:r>
+    </w:p>
+    <w:p>
+      <w:pPr>
+        <w:pStyle w:val="Normal"/>
+        <w:jc w:val="both"/>
+        <w:rPr>
+          <w:rFonts w:ascii="Garamond" w:hAnsi="Garamond" w:eastAsia="Times New Roman" w:cs="Times New Roman"/>
+          <w:i w:val="false"/>
+          <w:i w:val="false"/>
+          <w:iCs w:val="false"/>
+          <w:color w:val="000000"/>
+          <w:kern w:val="0"/>
+          <w:sz w:val="36"/>
+          <w:szCs w:val="36"/>
+          <w:shd w:fill="auto" w:val="clear"/>
+          <w:lang w:val="en-US" w:eastAsia="zh-CN" w:bidi="hi-IN"/>
+        </w:rPr>
+      </w:pPr>
+      <w:r>
+        <w:rPr>
+          <w:rFonts w:eastAsia="Times New Roman" w:cs="Times New Roman" w:ascii="Garamond" w:hAnsi="Garamond"/>
+          <w:i w:val="false"/>
+          <w:iCs w:val="false"/>
+          <w:color w:val="000000"/>
+          <w:kern w:val="0"/>
+          <w:sz w:val="36"/>
+          <w:szCs w:val="36"/>
+          <w:shd w:fill="auto" w:val="clear"/>
+          <w:lang w:val="en-US" w:eastAsia="zh-CN" w:bidi="hi-IN"/>
+        </w:rPr>
+        <w:t>Deus, Jesus Cristo, nosso anjo de guarda e a Espiritualidade sempre vão respeitar nosso livre arbítrio. Ninguém fará nada por nós enquanto não nos permitirmos ser auxiliados.</w:t>
+      </w:r>
+    </w:p>
+    <w:p>
+      <w:pPr>
+        <w:pStyle w:val="Normal"/>
+        <w:jc w:val="both"/>
+        <w:rPr>
+          <w:rFonts w:ascii="Garamond" w:hAnsi="Garamond" w:eastAsia="Times New Roman" w:cs="Times New Roman"/>
+          <w:i w:val="false"/>
+          <w:i w:val="false"/>
+          <w:iCs w:val="false"/>
+          <w:color w:val="000000"/>
+          <w:kern w:val="0"/>
+          <w:sz w:val="36"/>
+          <w:szCs w:val="36"/>
+          <w:shd w:fill="auto" w:val="clear"/>
+          <w:lang w:val="en-US" w:eastAsia="zh-CN" w:bidi="hi-IN"/>
+        </w:rPr>
+      </w:pPr>
+      <w:r>
         <w:rPr/>
-      </w:pPr>
-      <w:r>
-        <w:rPr>
-          <w:rFonts w:eastAsia="Times New Roman" w:cs="Times New Roman" w:ascii="Garamond" w:hAnsi="Garamond"/>
-          <w:i w:val="false"/>
-          <w:iCs w:val="false"/>
-          <w:color w:val="000000"/>
-          <w:kern w:val="0"/>
-          <w:sz w:val="36"/>
-          <w:szCs w:val="36"/>
-          <w:shd w:fill="auto" w:val="clear"/>
-          <w:lang w:val="en-US" w:eastAsia="zh-CN" w:bidi="hi-IN"/>
-        </w:rPr>
-        <w:t>Mas o que acontece se eu perdoar a pessoa, mas ela não me perdoar? Bem, quando um dos envolvidos consegue superar o ódio, o ressentimento e o desejo de vingança, ele próprio começa a se libertar dessa prisão.</w:t>
       </w:r>
     </w:p>
     <w:p>
@@ -5771,55 +5885,154 @@
           <w:shd w:fill="auto" w:val="clear"/>
           <w:lang w:val="en-US" w:eastAsia="zh-CN" w:bidi="hi-IN"/>
         </w:rPr>
-      </w:r>
-    </w:p>
-    <w:p>
-      <w:pPr>
-        <w:pStyle w:val="Normal"/>
-        <w:jc w:val="both"/>
+        <w:t>Quando falamos em perdão, sempre surge a seguinte dúvida: o que acontece se eu perdoar a pessoa, mas ela não me perdoar? Bem, se eu consigo superar o ódio, o ressentimento e o desejo de vingança, então eu começo a romper os laços estabelecidos pelo ódio.</w:t>
+      </w:r>
+      <w:r>
+        <w:br w:type="page"/>
+      </w:r>
+    </w:p>
+    <w:p>
+      <w:pPr>
+        <w:pStyle w:val="Normal"/>
+        <w:jc w:val="both"/>
+        <w:rPr>
+          <w:rFonts w:ascii="Garamond" w:hAnsi="Garamond" w:eastAsia="Times New Roman" w:cs="Times New Roman"/>
+          <w:i w:val="false"/>
+          <w:i w:val="false"/>
+          <w:iCs w:val="false"/>
+          <w:color w:val="000000"/>
+          <w:kern w:val="0"/>
+          <w:sz w:val="36"/>
+          <w:szCs w:val="36"/>
+          <w:shd w:fill="auto" w:val="clear"/>
+          <w:lang w:val="en-US" w:eastAsia="zh-CN" w:bidi="hi-IN"/>
+        </w:rPr>
+      </w:pPr>
+      <w:r>
+        <w:rPr>
+          <w:rFonts w:eastAsia="Times New Roman" w:cs="Times New Roman" w:ascii="Garamond" w:hAnsi="Garamond"/>
+          <w:i w:val="false"/>
+          <w:iCs w:val="false"/>
+          <w:color w:val="000000"/>
+          <w:kern w:val="0"/>
+          <w:sz w:val="36"/>
+          <w:szCs w:val="36"/>
+          <w:shd w:fill="auto" w:val="clear"/>
+          <w:lang w:val="en-US" w:eastAsia="zh-CN" w:bidi="hi-IN"/>
+        </w:rPr>
+        <w:t xml:space="preserve">Contudo, há algo que precisa ficar muito claro: o fato de eu perdoar alguém com quem estabeleci vínculos de ódio, não me isenta de responsabilidade de reparar erros que eu </w:t>
+      </w:r>
+      <w:r>
+        <w:rPr>
+          <w:rFonts w:eastAsia="Times New Roman" w:cs="Times New Roman" w:ascii="Garamond" w:hAnsi="Garamond"/>
+          <w:i w:val="false"/>
+          <w:iCs w:val="false"/>
+          <w:color w:val="000000"/>
+          <w:kern w:val="0"/>
+          <w:sz w:val="36"/>
+          <w:szCs w:val="36"/>
+          <w:shd w:fill="auto" w:val="clear"/>
+          <w:lang w:val="en-US" w:eastAsia="zh-CN" w:bidi="hi-IN"/>
+        </w:rPr>
+        <w:t xml:space="preserve">porventura </w:t>
+      </w:r>
+      <w:r>
+        <w:rPr>
+          <w:rFonts w:eastAsia="Times New Roman" w:cs="Times New Roman" w:ascii="Garamond" w:hAnsi="Garamond"/>
+          <w:i w:val="false"/>
+          <w:iCs w:val="false"/>
+          <w:color w:val="000000"/>
+          <w:kern w:val="0"/>
+          <w:sz w:val="36"/>
+          <w:szCs w:val="36"/>
+          <w:shd w:fill="auto" w:val="clear"/>
+          <w:lang w:val="en-US" w:eastAsia="zh-CN" w:bidi="hi-IN"/>
+        </w:rPr>
+        <w:t xml:space="preserve">tenha cometido contra aquela pessoa. </w:t>
+      </w:r>
+    </w:p>
+    <w:p>
+      <w:pPr>
+        <w:pStyle w:val="Normal"/>
+        <w:jc w:val="both"/>
+        <w:rPr>
+          <w:rFonts w:ascii="Garamond" w:hAnsi="Garamond" w:eastAsia="Times New Roman" w:cs="Times New Roman"/>
+          <w:i w:val="false"/>
+          <w:i w:val="false"/>
+          <w:iCs w:val="false"/>
+          <w:color w:val="000000"/>
+          <w:kern w:val="0"/>
+          <w:sz w:val="36"/>
+          <w:szCs w:val="36"/>
+          <w:shd w:fill="auto" w:val="clear"/>
+          <w:lang w:val="en-US" w:eastAsia="zh-CN" w:bidi="hi-IN"/>
+        </w:rPr>
+      </w:pPr>
+      <w:r>
+        <w:rPr>
+          <w:rFonts w:eastAsia="Times New Roman" w:cs="Times New Roman" w:ascii="Garamond" w:hAnsi="Garamond"/>
+          <w:i w:val="false"/>
+          <w:iCs w:val="false"/>
+          <w:color w:val="000000"/>
+          <w:kern w:val="0"/>
+          <w:sz w:val="36"/>
+          <w:szCs w:val="36"/>
+          <w:shd w:fill="auto" w:val="clear"/>
+          <w:lang w:val="en-US" w:eastAsia="zh-CN" w:bidi="hi-IN"/>
+        </w:rPr>
+      </w:r>
+    </w:p>
+    <w:p>
+      <w:pPr>
+        <w:pStyle w:val="Normal"/>
+        <w:jc w:val="both"/>
+        <w:rPr>
+          <w:rFonts w:ascii="Garamond" w:hAnsi="Garamond" w:eastAsia="Times New Roman" w:cs="Times New Roman"/>
+          <w:i w:val="false"/>
+          <w:i w:val="false"/>
+          <w:iCs w:val="false"/>
+          <w:color w:val="000000"/>
+          <w:kern w:val="0"/>
+          <w:sz w:val="36"/>
+          <w:szCs w:val="36"/>
+          <w:shd w:fill="auto" w:val="clear"/>
+          <w:lang w:val="en-US" w:eastAsia="zh-CN" w:bidi="hi-IN"/>
+        </w:rPr>
+      </w:pPr>
+      <w:r>
+        <w:rPr>
+          <w:rFonts w:eastAsia="Times New Roman" w:cs="Times New Roman" w:ascii="Garamond" w:hAnsi="Garamond"/>
+          <w:i w:val="false"/>
+          <w:iCs w:val="false"/>
+          <w:color w:val="000000"/>
+          <w:kern w:val="0"/>
+          <w:sz w:val="36"/>
+          <w:szCs w:val="36"/>
+          <w:shd w:fill="auto" w:val="clear"/>
+          <w:lang w:val="en-US" w:eastAsia="zh-CN" w:bidi="hi-IN"/>
+        </w:rPr>
+        <w:t>Vamos supor que eu prejudiquei alguém. Essa pessoa, diante do eu fiz a ela, revida e também me prejudica. Passamos a alimentar ódio recíproco. Depois de um certo tempo, tomo consciência do meu erro e perdoo a pessoa pelo o que ela me fez.</w:t>
+      </w:r>
+    </w:p>
+    <w:p>
+      <w:pPr>
+        <w:pStyle w:val="Normal"/>
+        <w:jc w:val="both"/>
+        <w:rPr>
+          <w:rFonts w:ascii="Garamond" w:hAnsi="Garamond" w:eastAsia="Times New Roman" w:cs="Times New Roman"/>
+          <w:i w:val="false"/>
+          <w:i w:val="false"/>
+          <w:iCs w:val="false"/>
+          <w:color w:val="000000"/>
+          <w:kern w:val="0"/>
+          <w:sz w:val="36"/>
+          <w:szCs w:val="36"/>
+          <w:shd w:fill="auto" w:val="clear"/>
+          <w:lang w:val="en-US" w:eastAsia="zh-CN" w:bidi="hi-IN"/>
+        </w:rPr>
+      </w:pPr>
+      <w:r>
         <w:rPr/>
-      </w:pPr>
-      <w:r>
-        <w:rPr>
-          <w:rFonts w:eastAsia="Times New Roman" w:cs="Times New Roman" w:ascii="Garamond" w:hAnsi="Garamond"/>
-          <w:i w:val="false"/>
-          <w:iCs w:val="false"/>
-          <w:color w:val="000000"/>
-          <w:kern w:val="0"/>
-          <w:sz w:val="36"/>
-          <w:szCs w:val="36"/>
-          <w:shd w:fill="auto" w:val="clear"/>
-          <w:lang w:val="en-US" w:eastAsia="zh-CN" w:bidi="hi-IN"/>
-        </w:rPr>
-        <w:t>Essa libertação acontece por meio do amor. Como Kardec nos esclareceu</w:t>
-      </w:r>
-      <w:r>
-        <w:rPr>
-          <w:rFonts w:eastAsia="Times New Roman" w:cs="Times New Roman" w:ascii="Garamond" w:hAnsi="Garamond"/>
-          <w:i w:val="false"/>
-          <w:iCs w:val="false"/>
-          <w:color w:val="000000"/>
-          <w:kern w:val="0"/>
-          <w:sz w:val="36"/>
-          <w:szCs w:val="36"/>
-          <w:shd w:fill="auto" w:val="clear"/>
-          <w:lang w:val="en-US" w:eastAsia="zh-CN" w:bidi="hi-IN"/>
-        </w:rPr>
-        <w:t>,</w:t>
-      </w:r>
-      <w:r>
-        <w:rPr>
-          <w:rFonts w:eastAsia="Times New Roman" w:cs="Times New Roman" w:ascii="Garamond" w:hAnsi="Garamond"/>
-          <w:i w:val="false"/>
-          <w:iCs w:val="false"/>
-          <w:color w:val="000000"/>
-          <w:kern w:val="0"/>
-          <w:sz w:val="36"/>
-          <w:szCs w:val="36"/>
-          <w:shd w:fill="auto" w:val="clear"/>
-          <w:lang w:val="en-US" w:eastAsia="zh-CN" w:bidi="hi-IN"/>
-        </w:rPr>
-        <w:t xml:space="preserve"> não quer dizer que, de uma hora para outra, passaremos a nutrir afeto pelos adversários. Não é isso.</w:t>
       </w:r>
     </w:p>
     <w:p>
@@ -5851,6 +6064,66 @@
           <w:shd w:fill="auto" w:val="clear"/>
           <w:lang w:val="en-US" w:eastAsia="zh-CN" w:bidi="hi-IN"/>
         </w:rPr>
+        <w:t>Excelente. Começo a romper os vínculos de ódio do meu lado. Só que eu prejudiquei aquela pessoa. O fato de eu perdoá-la não tira de mim, a responsabilidade de reparar as faltas cometidas contra ela. É algo que terei que faze</w:t>
+      </w:r>
+      <w:r>
+        <w:rPr>
+          <w:rFonts w:eastAsia="Times New Roman" w:cs="Times New Roman" w:ascii="Garamond" w:hAnsi="Garamond"/>
+          <w:i w:val="false"/>
+          <w:iCs w:val="false"/>
+          <w:color w:val="000000"/>
+          <w:kern w:val="0"/>
+          <w:sz w:val="36"/>
+          <w:szCs w:val="36"/>
+          <w:shd w:fill="auto" w:val="clear"/>
+          <w:lang w:val="en-US" w:eastAsia="zh-CN" w:bidi="hi-IN"/>
+        </w:rPr>
+        <w:t>r</w:t>
+      </w:r>
+      <w:r>
+        <w:rPr>
+          <w:rFonts w:eastAsia="Times New Roman" w:cs="Times New Roman" w:ascii="Garamond" w:hAnsi="Garamond"/>
+          <w:i w:val="false"/>
+          <w:iCs w:val="false"/>
+          <w:color w:val="000000"/>
+          <w:kern w:val="0"/>
+          <w:sz w:val="36"/>
+          <w:szCs w:val="36"/>
+          <w:shd w:fill="auto" w:val="clear"/>
+          <w:lang w:val="en-US" w:eastAsia="zh-CN" w:bidi="hi-IN"/>
+        </w:rPr>
+        <w:t xml:space="preserve"> no momento oportuno.</w:t>
+      </w:r>
+    </w:p>
+    <w:p>
+      <w:pPr>
+        <w:pStyle w:val="Normal"/>
+        <w:jc w:val="both"/>
+        <w:rPr>
+          <w:rFonts w:ascii="Garamond" w:hAnsi="Garamond" w:eastAsia="Times New Roman" w:cs="Times New Roman"/>
+          <w:i w:val="false"/>
+          <w:i w:val="false"/>
+          <w:iCs w:val="false"/>
+          <w:color w:val="000000"/>
+          <w:kern w:val="0"/>
+          <w:sz w:val="36"/>
+          <w:szCs w:val="36"/>
+          <w:shd w:fill="auto" w:val="clear"/>
+          <w:lang w:val="en-US" w:eastAsia="zh-CN" w:bidi="hi-IN"/>
+        </w:rPr>
+      </w:pPr>
+      <w:r>
+        <w:rPr>
+          <w:rFonts w:eastAsia="Times New Roman" w:cs="Times New Roman" w:ascii="Garamond" w:hAnsi="Garamond"/>
+          <w:i w:val="false"/>
+          <w:iCs w:val="false"/>
+          <w:color w:val="000000"/>
+          <w:kern w:val="0"/>
+          <w:sz w:val="36"/>
+          <w:szCs w:val="36"/>
+          <w:shd w:fill="auto" w:val="clear"/>
+          <w:lang w:val="en-US" w:eastAsia="zh-CN" w:bidi="hi-IN"/>
+        </w:rPr>
       </w:r>
     </w:p>
     <w:p>
@@ -5871,10 +6144,38 @@
           <w:shd w:fill="auto" w:val="clear"/>
           <w:lang w:val="en-US" w:eastAsia="zh-CN" w:bidi="hi-IN"/>
         </w:rPr>
-        <w:t>Trata-se de escolhermos não retribuir o mal com o mal, de perdoar aquele que nos feriu e de procurar, dentro de nossas possibilidades, restabelecer a paz. É assim que começamos a romper as correntes que nos mantêm ligados àquele que nos ofendeu.</w:t>
-      </w:r>
-      <w:r>
-        <w:br w:type="page"/>
+        <w:t>Mas não resta dúvida: o perdão é o primeiro e mais importante passo. Afinal de contas, como vou reconhecer que preciso reparar faltas cometidas contra alguém a quem eu odeio?</w:t>
+      </w:r>
+    </w:p>
+    <w:p>
+      <w:pPr>
+        <w:pStyle w:val="Normal"/>
+        <w:jc w:val="both"/>
+        <w:rPr>
+          <w:rFonts w:ascii="Garamond" w:hAnsi="Garamond" w:eastAsia="Times New Roman" w:cs="Times New Roman"/>
+          <w:i w:val="false"/>
+          <w:i w:val="false"/>
+          <w:iCs w:val="false"/>
+          <w:color w:val="000000"/>
+          <w:kern w:val="0"/>
+          <w:sz w:val="36"/>
+          <w:szCs w:val="36"/>
+          <w:shd w:fill="auto" w:val="clear"/>
+          <w:lang w:val="en-US" w:eastAsia="zh-CN" w:bidi="hi-IN"/>
+        </w:rPr>
+      </w:pPr>
+      <w:r>
+        <w:rPr>
+          <w:rFonts w:eastAsia="Times New Roman" w:cs="Times New Roman" w:ascii="Garamond" w:hAnsi="Garamond"/>
+          <w:i w:val="false"/>
+          <w:iCs w:val="false"/>
+          <w:color w:val="000000"/>
+          <w:kern w:val="0"/>
+          <w:sz w:val="36"/>
+          <w:szCs w:val="36"/>
+          <w:shd w:fill="auto" w:val="clear"/>
+          <w:lang w:val="en-US" w:eastAsia="zh-CN" w:bidi="hi-IN"/>
+        </w:rPr>
       </w:r>
     </w:p>
     <w:p>
@@ -5895,7 +6196,7 @@
           <w:shd w:fill="auto" w:val="clear"/>
           <w:lang w:val="en-US" w:eastAsia="zh-CN" w:bidi="hi-IN"/>
         </w:rPr>
-        <w:t xml:space="preserve">Deus nos oferece, por meio do livre-arbítrio, inúmeras oportunidades de reparar nossos erros e de reconstruir aquilo que foi destruído por nossas próprias atitudes. </w:t>
+        <w:t xml:space="preserve">Perdão é libertação. Como Kardec nos esclareceu, não quer dizer que, de uma hora para outra, passaremos a nutrir afeto pelos adversários. </w:t>
       </w:r>
     </w:p>
     <w:p>
@@ -5947,7 +6248,7 @@
           <w:shd w:fill="auto" w:val="clear"/>
           <w:lang w:val="en-US" w:eastAsia="zh-CN" w:bidi="hi-IN"/>
         </w:rPr>
-        <w:t>A justiça divina não tem como objetivo nos punir, mas nos conduzir ao equilíbrio e à harmonia. E, nesse processo, o amor é sempre o caminho que nos permite reparar nossas faltas e seguir adiante.</w:t>
+        <w:t>Trata-se de escolhermos não retribuir o mal com o mal, esquecer as ofensas e de procurar, dentro de nossas possibilidades, restabelecer a paz.</w:t>
       </w:r>
     </w:p>
     <w:p>
@@ -5968,38 +6269,28 @@
         </w:rPr>
       </w:pPr>
       <w:r>
-        <w:rPr>
-          <w:rFonts w:eastAsia="Times New Roman" w:cs="Times New Roman" w:ascii="Garamond" w:hAnsi="Garamond"/>
-          <w:i w:val="false"/>
-          <w:iCs w:val="false"/>
-          <w:color w:val="000000"/>
-          <w:kern w:val="0"/>
-          <w:sz w:val="36"/>
-          <w:szCs w:val="36"/>
-          <w:shd w:fill="auto" w:val="clear"/>
-          <w:lang w:val="en-US" w:eastAsia="zh-CN" w:bidi="hi-IN"/>
-        </w:rPr>
-      </w:r>
-    </w:p>
-    <w:p>
-      <w:pPr>
-        <w:pStyle w:val="Normal"/>
-        <w:jc w:val="both"/>
         <w:rPr/>
-      </w:pPr>
-      <w:r>
-        <w:rPr>
-          <w:rFonts w:eastAsia="Times New Roman" w:cs="Times New Roman" w:ascii="Garamond" w:hAnsi="Garamond"/>
-          <w:i w:val="false"/>
-          <w:iCs w:val="false"/>
-          <w:color w:val="000000"/>
-          <w:kern w:val="0"/>
-          <w:sz w:val="36"/>
-          <w:szCs w:val="36"/>
-          <w:shd w:fill="auto" w:val="clear"/>
-          <w:lang w:val="en-US" w:eastAsia="zh-CN" w:bidi="hi-IN"/>
-        </w:rPr>
-        <w:t>Esse o verdadeiro significado das palavras de Jesus: “daí não saireis, enquanto não houverdes pago o último ceitil”. Quem se recusa a perdoar continuará ligado à situação que o faz sofrer indefinidamente.</w:t>
+      </w:r>
+    </w:p>
+    <w:p>
+      <w:pPr>
+        <w:pStyle w:val="Normal"/>
+        <w:jc w:val="both"/>
+        <w:rPr/>
+      </w:pPr>
+      <w:r>
+        <w:rPr>
+          <w:rFonts w:eastAsia="Times New Roman" w:cs="Times New Roman" w:ascii="Garamond" w:hAnsi="Garamond"/>
+          <w:i w:val="false"/>
+          <w:iCs w:val="false"/>
+          <w:color w:val="000000"/>
+          <w:kern w:val="0"/>
+          <w:sz w:val="36"/>
+          <w:szCs w:val="36"/>
+          <w:shd w:fill="auto" w:val="clear"/>
+          <w:lang w:val="en-US" w:eastAsia="zh-CN" w:bidi="hi-IN"/>
+        </w:rPr>
+        <w:t>E quando falamos em esquecer as ofensas, não é apagá-las da memória. Primeiro porque isso é impossível. Segundo porque, que mérito teríamos se uma ofensa simplesmente desaparecesse de memória?</w:t>
       </w:r>
     </w:p>
     <w:p>
@@ -6037,6 +6328,27 @@
       <w:pPr>
         <w:pStyle w:val="Normal"/>
         <w:jc w:val="both"/>
+        <w:rPr/>
+      </w:pPr>
+      <w:r>
+        <w:rPr>
+          <w:rFonts w:eastAsia="Times New Roman" w:cs="Times New Roman" w:ascii="Garamond" w:hAnsi="Garamond"/>
+          <w:i w:val="false"/>
+          <w:iCs w:val="false"/>
+          <w:color w:val="000000"/>
+          <w:kern w:val="0"/>
+          <w:sz w:val="36"/>
+          <w:szCs w:val="36"/>
+          <w:shd w:fill="auto" w:val="clear"/>
+          <w:lang w:val="en-US" w:eastAsia="zh-CN" w:bidi="hi-IN"/>
+        </w:rPr>
+        <w:t>O mérito está justamente em preservar a serenidade, não permitindo que sentimentos e desejos ruins invadam nosso coração ao nos recordarmos de algo que nos feriu. Isso é esquecer uma ofensa.</w:t>
+      </w:r>
+    </w:p>
+    <w:p>
+      <w:pPr>
+        <w:pStyle w:val="Normal"/>
+        <w:jc w:val="both"/>
         <w:rPr>
           <w:rFonts w:ascii="Garamond" w:hAnsi="Garamond" w:eastAsia="Times New Roman" w:cs="Times New Roman"/>
           <w:i w:val="false"/>
@@ -6062,7 +6374,6 @@
           <w:shd w:fill="auto" w:val="clear"/>
           <w:lang w:val="en-US" w:eastAsia="zh-CN" w:bidi="hi-IN"/>
         </w:rPr>
-        <w:t>[ Parei aqui a revisão em 05/09/2026 ]</w:t>
       </w:r>
     </w:p>
     <w:p>
@@ -6083,7 +6394,7 @@
           <w:shd w:fill="auto" w:val="clear"/>
           <w:lang w:val="en-US" w:eastAsia="zh-CN" w:bidi="hi-IN"/>
         </w:rPr>
-        <w:t>Perdoar é uma auto-libertação. É romper uma corrente, abandonar uma prisão e permitir que o amor comece a ocupar o lugar que antes era ocupado pelo ressentimento.</w:t>
+        <w:t>Há pessoas nas quais a simples recordação de uma ofensa já desperta a cólera. O tom de voz se altera, os batimentos cardíacos aceleram, a pressão sobe. E muitas vezes com coisas que aconteceram há 10, 20 ou 30 anos.</w:t>
       </w:r>
     </w:p>
     <w:p>
@@ -6174,7 +6485,7 @@
           <w:shd w:fill="auto" w:val="clear"/>
           <w:lang w:val="en-US" w:eastAsia="zh-CN" w:bidi="hi-IN"/>
         </w:rPr>
-        <w:t xml:space="preserve"> apresentou um estudo realizado com 202 pessoas divididas em 2 grupos. </w:t>
+        <w:t xml:space="preserve"> apresentou um estudo realizado com 202 pessoas divididas em 2 grupos.</w:t>
       </w:r>
     </w:p>
     <w:p>
@@ -6195,17 +6506,7 @@
         </w:rPr>
       </w:pPr>
       <w:r>
-        <w:rPr>
-          <w:rFonts w:eastAsia="Times New Roman" w:cs="Times New Roman" w:ascii="Garamond" w:hAnsi="Garamond"/>
-          <w:i w:val="false"/>
-          <w:iCs w:val="false"/>
-          <w:color w:val="000000"/>
-          <w:kern w:val="0"/>
-          <w:sz w:val="36"/>
-          <w:szCs w:val="36"/>
-          <w:shd w:fill="auto" w:val="clear"/>
-          <w:lang w:val="en-US" w:eastAsia="zh-CN" w:bidi="hi-IN"/>
-        </w:rPr>
+        <w:rPr/>
       </w:r>
     </w:p>
     <w:p>
@@ -6365,6 +6666,9 @@
         </w:rPr>
         <w:t>O que os estudiosos observaram é que as pessoas que se recordaram da ofensa com sentimento de rancor, sofreram alterações de pressão arterial mais elevadas do que as pessoas que se lembraram de uma ofensa com sentimento de perdão.</w:t>
       </w:r>
+      <w:r>
+        <w:br w:type="page"/>
+      </w:r>
     </w:p>
     <w:p>
       <w:pPr>
@@ -6395,6 +6699,7 @@
           <w:shd w:fill="auto" w:val="clear"/>
           <w:lang w:val="en-US" w:eastAsia="zh-CN" w:bidi="hi-IN"/>
         </w:rPr>
+        <w:t>E foi observada uma questão ainda mais interessante: quando os participantes, mais tarde, voltaram a se lembrar naturalmente da ofensa, os que haviam adotado uma atitude de perdão tiveram uma elevação menor da pressão arterial.</w:t>
       </w:r>
     </w:p>
     <w:p>
@@ -6415,18 +6720,7 @@
         </w:rPr>
       </w:pPr>
       <w:r>
-        <w:rPr>
-          <w:rFonts w:eastAsia="Times New Roman" w:cs="Times New Roman" w:ascii="Garamond" w:hAnsi="Garamond"/>
-          <w:i w:val="false"/>
-          <w:iCs w:val="false"/>
-          <w:color w:val="000000"/>
-          <w:kern w:val="0"/>
-          <w:sz w:val="36"/>
-          <w:szCs w:val="36"/>
-          <w:shd w:fill="auto" w:val="clear"/>
-          <w:lang w:val="en-US" w:eastAsia="zh-CN" w:bidi="hi-IN"/>
-        </w:rPr>
-        <w:t>E foi observada uma questão ainda mais interessante: quando os participantes, mais tarde, voltaram a se lembrar naturalmente da ofensa, os que haviam adotado uma atitude de perdão tiveram uma elevação menor da pressão arterial.</w:t>
+        <w:rPr/>
       </w:r>
     </w:p>
     <w:p>
@@ -6458,6 +6752,7 @@
           <w:shd w:fill="auto" w:val="clear"/>
           <w:lang w:val="en-US" w:eastAsia="zh-CN" w:bidi="hi-IN"/>
         </w:rPr>
+        <w:t>Os autores concluíram que o perdão reduz a o aumento da pressão arterial não apenas no momento em que a pessoa pensa na ofensa, mas também quando se lembra dela posteriormente.</w:t>
       </w:r>
     </w:p>
     <w:p>
@@ -6489,7 +6784,6 @@
           <w:shd w:fill="auto" w:val="clear"/>
           <w:lang w:val="en-US" w:eastAsia="zh-CN" w:bidi="hi-IN"/>
         </w:rPr>
-        <w:t>Os autores concluíram que o perdão reduz a o aumento da pressão arterial não apenas no momento em que a pessoa pensa na ofensa, mas também quando se lembra dela posteriormente.</w:t>
       </w:r>
     </w:p>
     <w:p>
@@ -6521,6 +6815,7 @@
           <w:shd w:fill="auto" w:val="clear"/>
           <w:lang w:val="en-US" w:eastAsia="zh-CN" w:bidi="hi-IN"/>
         </w:rPr>
+        <w:t xml:space="preserve">Então não restam dúvidas: perdoar é extremamente benéfico a nós. </w:t>
       </w:r>
     </w:p>
     <w:p>
@@ -6552,7 +6847,6 @@
           <w:shd w:fill="auto" w:val="clear"/>
           <w:lang w:val="en-US" w:eastAsia="zh-CN" w:bidi="hi-IN"/>
         </w:rPr>
-        <w:t xml:space="preserve">Então não restam dúvidas: perdoar é extremamente benéfico a nós. </w:t>
       </w:r>
     </w:p>
     <w:p>
@@ -6561,85 +6855,25 @@
         <w:jc w:val="both"/>
         <w:rPr>
           <w:rFonts w:ascii="Garamond" w:hAnsi="Garamond" w:eastAsia="Times New Roman" w:cs="Times New Roman"/>
-          <w:i w:val="false"/>
-          <w:i w:val="false"/>
-          <w:iCs w:val="false"/>
-          <w:color w:val="000000"/>
-          <w:kern w:val="0"/>
-          <w:sz w:val="36"/>
-          <w:szCs w:val="36"/>
-          <w:shd w:fill="auto" w:val="clear"/>
-          <w:lang w:val="en-US" w:eastAsia="zh-CN" w:bidi="hi-IN"/>
-        </w:rPr>
-      </w:pPr>
-      <w:r>
-        <w:rPr>
-          <w:rFonts w:eastAsia="Times New Roman" w:cs="Times New Roman" w:ascii="Garamond" w:hAnsi="Garamond"/>
-          <w:i w:val="false"/>
-          <w:iCs w:val="false"/>
-          <w:color w:val="000000"/>
-          <w:kern w:val="0"/>
-          <w:sz w:val="36"/>
-          <w:szCs w:val="36"/>
-          <w:shd w:fill="auto" w:val="clear"/>
-          <w:lang w:val="en-US" w:eastAsia="zh-CN" w:bidi="hi-IN"/>
-        </w:rPr>
-      </w:r>
-    </w:p>
-    <w:p>
-      <w:pPr>
-        <w:pStyle w:val="Normal"/>
-        <w:jc w:val="both"/>
-        <w:rPr/>
-      </w:pPr>
-      <w:r>
-        <w:rPr>
-          <w:rFonts w:eastAsia="Times New Roman" w:cs="Times New Roman" w:ascii="Garamond" w:hAnsi="Garamond"/>
-          <w:color w:val="000000"/>
-          <w:kern w:val="0"/>
-          <w:sz w:val="36"/>
-          <w:szCs w:val="36"/>
-          <w:shd w:fill="auto" w:val="clear"/>
-          <w:lang w:val="en-US" w:eastAsia="zh-CN" w:bidi="hi-IN"/>
-        </w:rPr>
-        <w:t>### Prisão que a falta de perdão cria  - Término</w:t>
-      </w:r>
-    </w:p>
-    <w:p>
-      <w:pPr>
-        <w:pStyle w:val="Normal"/>
-        <w:jc w:val="both"/>
-        <w:rPr>
-          <w:sz w:val="36"/>
-          <w:szCs w:val="36"/>
-        </w:rPr>
-      </w:pPr>
-      <w:r>
-        <w:rPr>
-          <w:sz w:val="36"/>
-          <w:szCs w:val="36"/>
-        </w:rPr>
-      </w:r>
-    </w:p>
-    <w:p>
-      <w:pPr>
-        <w:pStyle w:val="Normal"/>
-        <w:jc w:val="both"/>
-        <w:rPr/>
-      </w:pPr>
-      <w:r>
-        <w:rPr>
-          <w:rFonts w:eastAsia="Times New Roman" w:cs="Times New Roman" w:ascii="Garamond" w:hAnsi="Garamond"/>
-          <w:i w:val="false"/>
-          <w:iCs w:val="false"/>
-          <w:color w:val="000000"/>
-          <w:kern w:val="0"/>
-          <w:sz w:val="36"/>
-          <w:szCs w:val="36"/>
-          <w:shd w:fill="auto" w:val="clear"/>
-          <w:lang w:val="en-US" w:eastAsia="zh-CN" w:bidi="hi-IN"/>
-        </w:rPr>
-        <w:t>### Oferecer a outra face - Início</w:t>
+          <w:color w:val="000000"/>
+          <w:kern w:val="0"/>
+          <w:sz w:val="36"/>
+          <w:szCs w:val="36"/>
+          <w:shd w:fill="auto" w:val="clear"/>
+          <w:lang w:val="en-US" w:eastAsia="zh-CN" w:bidi="hi-IN"/>
+        </w:rPr>
+      </w:pPr>
+      <w:r>
+        <w:rPr>
+          <w:rFonts w:eastAsia="Times New Roman" w:cs="Times New Roman" w:ascii="Garamond" w:hAnsi="Garamond"/>
+          <w:color w:val="000000"/>
+          <w:kern w:val="0"/>
+          <w:sz w:val="36"/>
+          <w:szCs w:val="36"/>
+          <w:shd w:fill="auto" w:val="clear"/>
+          <w:lang w:val="en-US" w:eastAsia="zh-CN" w:bidi="hi-IN"/>
+        </w:rPr>
+        <w:t>Dentro do tema Amor aos Inimigos há um outro ensinamento de Jesus do qual não podemos deixar de falar: oferecer aos nossos ofensores a face oposta.</w:t>
       </w:r>
     </w:p>
     <w:p>
@@ -6648,22 +6882,99 @@
         <w:jc w:val="both"/>
         <w:rPr>
           <w:rFonts w:ascii="Garamond" w:hAnsi="Garamond" w:eastAsia="Times New Roman" w:cs="Times New Roman"/>
-          <w:i w:val="false"/>
-          <w:i w:val="false"/>
-          <w:iCs w:val="false"/>
-          <w:color w:val="000000"/>
-          <w:kern w:val="0"/>
-          <w:sz w:val="36"/>
-          <w:szCs w:val="36"/>
-          <w:shd w:fill="auto" w:val="clear"/>
-          <w:lang w:val="en-US" w:eastAsia="zh-CN" w:bidi="hi-IN"/>
-        </w:rPr>
-      </w:pPr>
-      <w:r>
-        <w:rPr>
-          <w:rFonts w:eastAsia="Times New Roman" w:cs="Times New Roman" w:ascii="Garamond" w:hAnsi="Garamond"/>
-          <w:i w:val="false"/>
-          <w:iCs w:val="false"/>
+          <w:color w:val="000000"/>
+          <w:kern w:val="0"/>
+          <w:sz w:val="36"/>
+          <w:szCs w:val="36"/>
+          <w:shd w:fill="auto" w:val="clear"/>
+          <w:lang w:val="en-US" w:eastAsia="zh-CN" w:bidi="hi-IN"/>
+        </w:rPr>
+      </w:pPr>
+      <w:r>
+        <w:rPr>
+          <w:rFonts w:eastAsia="Times New Roman" w:cs="Times New Roman" w:ascii="Garamond" w:hAnsi="Garamond"/>
+          <w:color w:val="000000"/>
+          <w:kern w:val="0"/>
+          <w:sz w:val="36"/>
+          <w:szCs w:val="36"/>
+          <w:shd w:fill="auto" w:val="clear"/>
+          <w:lang w:val="en-US" w:eastAsia="zh-CN" w:bidi="hi-IN"/>
+        </w:rPr>
+      </w:r>
+    </w:p>
+    <w:p>
+      <w:pPr>
+        <w:pStyle w:val="Normal"/>
+        <w:jc w:val="both"/>
+        <w:rPr>
+          <w:rFonts w:ascii="Garamond" w:hAnsi="Garamond" w:eastAsia="Times New Roman" w:cs="Times New Roman"/>
+          <w:color w:val="000000"/>
+          <w:kern w:val="0"/>
+          <w:sz w:val="36"/>
+          <w:szCs w:val="36"/>
+          <w:shd w:fill="auto" w:val="clear"/>
+          <w:lang w:val="en-US" w:eastAsia="zh-CN" w:bidi="hi-IN"/>
+        </w:rPr>
+      </w:pPr>
+      <w:r>
+        <w:rPr>
+          <w:rFonts w:eastAsia="Times New Roman" w:cs="Times New Roman" w:ascii="Garamond" w:hAnsi="Garamond"/>
+          <w:color w:val="000000"/>
+          <w:kern w:val="0"/>
+          <w:sz w:val="36"/>
+          <w:szCs w:val="36"/>
+          <w:shd w:fill="auto" w:val="clear"/>
+          <w:lang w:val="en-US" w:eastAsia="zh-CN" w:bidi="hi-IN"/>
+        </w:rPr>
+      </w:r>
+      <w:r>
+        <w:br w:type="page"/>
+      </w:r>
+    </w:p>
+    <w:p>
+      <w:pPr>
+        <w:pStyle w:val="Normal"/>
+        <w:jc w:val="both"/>
+        <w:rPr>
+          <w:rFonts w:ascii="Garamond" w:hAnsi="Garamond" w:eastAsia="Times New Roman" w:cs="Times New Roman"/>
+          <w:color w:val="000000"/>
+          <w:kern w:val="0"/>
+          <w:sz w:val="36"/>
+          <w:szCs w:val="36"/>
+          <w:shd w:fill="auto" w:val="clear"/>
+          <w:lang w:val="en-US" w:eastAsia="zh-CN" w:bidi="hi-IN"/>
+        </w:rPr>
+      </w:pPr>
+      <w:r>
+        <w:rPr>
+          <w:rFonts w:eastAsia="Times New Roman" w:cs="Times New Roman" w:ascii="Garamond" w:hAnsi="Garamond"/>
+          <w:color w:val="000000"/>
+          <w:kern w:val="0"/>
+          <w:sz w:val="36"/>
+          <w:szCs w:val="36"/>
+          <w:shd w:fill="auto" w:val="clear"/>
+          <w:lang w:val="en-US" w:eastAsia="zh-CN" w:bidi="hi-IN"/>
+        </w:rPr>
+        <w:t>Jesus nos fala sobre oferecer a outra face em Mateus 5:32-48:</w:t>
+      </w:r>
+    </w:p>
+    <w:p>
+      <w:pPr>
+        <w:pStyle w:val="Normal"/>
+        <w:jc w:val="both"/>
+        <w:rPr>
+          <w:rFonts w:ascii="Garamond" w:hAnsi="Garamond" w:eastAsia="Times New Roman" w:cs="Times New Roman"/>
+          <w:color w:val="000000"/>
+          <w:kern w:val="0"/>
+          <w:sz w:val="36"/>
+          <w:szCs w:val="36"/>
+          <w:shd w:fill="auto" w:val="clear"/>
+          <w:lang w:val="en-US" w:eastAsia="zh-CN" w:bidi="hi-IN"/>
+        </w:rPr>
+      </w:pPr>
+      <w:r>
+        <w:rPr>
+          <w:rFonts w:eastAsia="Times New Roman" w:cs="Times New Roman" w:ascii="Garamond" w:hAnsi="Garamond"/>
           <w:color w:val="000000"/>
           <w:kern w:val="0"/>
           <w:sz w:val="36"/>
@@ -6696,7 +7007,7 @@
           <w:shd w:fill="auto" w:val="clear"/>
           <w:lang w:val="en-US" w:eastAsia="zh-CN" w:bidi="hi-IN"/>
         </w:rPr>
-        <w:t>Aprendestes que foi dito: olho por olho e dente por dente. – Eu, porém, vos digo que não resistais ao mal que vos queiram fazer; que se alguém vos bater na face direita, lhe apresenteis também a outra; – e que se alguém quiser pleitear contra vós, para vos tomar a túnica, também lhe entregueis o manto; – e que se alguém vos obrigar a caminhar mil passos com ele, caminheis mais dois mil. – Dai àquele que vos pedir e não repilais aquele que vos queira tomar emprestado. (S. MATEUS, 5:38 a 42.)</w:t>
+        <w:t>Aprendestes que foi dito: olho por olho e dente por dente. – Eu, porém, vos digo que não resistais ao mal que vos queiram fazer; que se alguém vos bater na face direita, lhe apresenteis também a outra; – e que se alguém quiser pleitear contra vós, para vos tomar a túnica, também lhe entregueis o manto; – e que se alguém vos obrigar a caminhar mil passos com ele, caminheis mais dois mil. – Dai àquele que vos pedir e não repilais aquele que vos queira tomar emprestado.</w:t>
       </w:r>
     </w:p>
     <w:p>
@@ -6748,7 +7059,7 @@
           <w:shd w:fill="auto" w:val="clear"/>
           <w:lang w:val="en-US" w:eastAsia="zh-CN" w:bidi="hi-IN"/>
         </w:rPr>
-        <w:t>Precisamos compreender corretamente o que Jesus quis dizer quando nos recomendou apresentar a outra face quando alguém nos bater na face direita.</w:t>
+        <w:t>Uma vez mais, precisamos compreender corretamente o que Jesus quis dizer quando nos recomendou apresentar a outra face quando alguém nos bater na face direita.</w:t>
       </w:r>
     </w:p>
     <w:p>
@@ -6800,7 +7111,59 @@
           <w:shd w:fill="auto" w:val="clear"/>
           <w:lang w:val="en-US" w:eastAsia="zh-CN" w:bidi="hi-IN"/>
         </w:rPr>
-        <w:t>Esse, assim como vários outros ensiamentos de Jesus, não deve ser tomando no sentido literal. Se alguém chega ao ponto de nos agredir fisicamente batendo-nos no rosto, e nós mostrarmos a ela a outra face dizendo "Bata também nessa aqui", para o agressor isso vai soar como desprezo, e certamente levantará nele uma cólera ainda maior.</w:t>
+        <w:t>Esse, assim como vários outros ensinamentos de Jesus, não deve ser tomando no sentido literal.</w:t>
+      </w:r>
+      <w:r>
+        <w:br w:type="page"/>
+      </w:r>
+    </w:p>
+    <w:p>
+      <w:pPr>
+        <w:pStyle w:val="Normal"/>
+        <w:jc w:val="both"/>
+        <w:rPr/>
+      </w:pPr>
+      <w:r>
+        <w:rPr>
+          <w:rFonts w:eastAsia="Times New Roman" w:cs="Times New Roman" w:ascii="Garamond" w:hAnsi="Garamond"/>
+          <w:i w:val="false"/>
+          <w:iCs w:val="false"/>
+          <w:color w:val="000000"/>
+          <w:kern w:val="0"/>
+          <w:sz w:val="36"/>
+          <w:szCs w:val="36"/>
+          <w:shd w:fill="auto" w:val="clear"/>
+          <w:lang w:val="en-US" w:eastAsia="zh-CN" w:bidi="hi-IN"/>
+        </w:rPr>
+        <w:t xml:space="preserve">Se uma pessoa chegar ao ponto de nos agredir batendo-nos no rosto, e nós mostrarmos a ela a outra face dizendo "Bata também nessa aqui", para o agressor isso vai soar como </w:t>
+      </w:r>
+      <w:r>
+        <w:rPr>
+          <w:rFonts w:eastAsia="Times New Roman" w:cs="Times New Roman" w:ascii="Garamond" w:hAnsi="Garamond"/>
+          <w:i w:val="false"/>
+          <w:iCs w:val="false"/>
+          <w:color w:val="000000"/>
+          <w:kern w:val="0"/>
+          <w:sz w:val="36"/>
+          <w:szCs w:val="36"/>
+          <w:shd w:fill="auto" w:val="clear"/>
+          <w:lang w:val="en-US" w:eastAsia="zh-CN" w:bidi="hi-IN"/>
+        </w:rPr>
+        <w:t>afronta</w:t>
+      </w:r>
+      <w:r>
+        <w:rPr>
+          <w:rFonts w:eastAsia="Times New Roman" w:cs="Times New Roman" w:ascii="Garamond" w:hAnsi="Garamond"/>
+          <w:i w:val="false"/>
+          <w:iCs w:val="false"/>
+          <w:color w:val="000000"/>
+          <w:kern w:val="0"/>
+          <w:sz w:val="36"/>
+          <w:szCs w:val="36"/>
+          <w:shd w:fill="auto" w:val="clear"/>
+          <w:lang w:val="en-US" w:eastAsia="zh-CN" w:bidi="hi-IN"/>
+        </w:rPr>
+        <w:t>, e certamente vai despertar nele uma cólera ainda maior.</w:t>
       </w:r>
     </w:p>
     <w:p>
@@ -6852,7 +7215,7 @@
           <w:shd w:fill="auto" w:val="clear"/>
           <w:lang w:val="en-US" w:eastAsia="zh-CN" w:bidi="hi-IN"/>
         </w:rPr>
-        <w:t>O que Jesus nos ensina é que, diante de uma atitude de raiva, de desequilíbrio, de irritação de alguém para conosco, ofereçamos a essa pessoa postura contrária. Diante da raiva, sejamos calmos; do desequilíbrio, sejamos serenos e da irritação, sejamos pacientes.</w:t>
+        <w:t xml:space="preserve">Portanto, não foi isso que Jesus quis nos dizer. O que Mestre nos ensina é que, diante de uma atitude de raiva, desequilíbrio ou irritação de alguém para conosco, ofereçamos à pessoa a postura contrária. </w:t>
       </w:r>
     </w:p>
     <w:p>
@@ -6904,7 +7267,7 @@
           <w:shd w:fill="auto" w:val="clear"/>
           <w:lang w:val="en-US" w:eastAsia="zh-CN" w:bidi="hi-IN"/>
         </w:rPr>
-        <w:t>Se reagirmos com o mesmo sentimento com que formos tratados, os conflitos se tornarão ainda mais intensos, podendo nascer deles laços de ódio difíceis de serem desfeitos.</w:t>
+        <w:t>Diante da raiva, sejamos calmos; do desequilíbrio, sejamos serenos e da irritação, sejamos pacientes.</w:t>
       </w:r>
     </w:p>
     <w:p>
@@ -6942,6 +7305,69 @@
       <w:pPr>
         <w:pStyle w:val="Normal"/>
         <w:jc w:val="both"/>
+        <w:rPr>
+          <w:rFonts w:ascii="Garamond" w:hAnsi="Garamond" w:eastAsia="Times New Roman" w:cs="Times New Roman"/>
+          <w:i w:val="false"/>
+          <w:i w:val="false"/>
+          <w:iCs w:val="false"/>
+          <w:color w:val="000000"/>
+          <w:kern w:val="0"/>
+          <w:sz w:val="36"/>
+          <w:szCs w:val="36"/>
+          <w:shd w:fill="auto" w:val="clear"/>
+          <w:lang w:val="en-US" w:eastAsia="zh-CN" w:bidi="hi-IN"/>
+        </w:rPr>
+      </w:pPr>
+      <w:r>
+        <w:rPr>
+          <w:rFonts w:eastAsia="Times New Roman" w:cs="Times New Roman" w:ascii="Garamond" w:hAnsi="Garamond"/>
+          <w:i w:val="false"/>
+          <w:iCs w:val="false"/>
+          <w:color w:val="000000"/>
+          <w:kern w:val="0"/>
+          <w:sz w:val="36"/>
+          <w:szCs w:val="36"/>
+          <w:shd w:fill="auto" w:val="clear"/>
+          <w:lang w:val="en-US" w:eastAsia="zh-CN" w:bidi="hi-IN"/>
+        </w:rPr>
+        <w:t>Se reagirmos com os mesmos sentimentos com que formos tratados, os conflitos se tornarão ainda mais intensos.</w:t>
+      </w:r>
+    </w:p>
+    <w:p>
+      <w:pPr>
+        <w:pStyle w:val="Normal"/>
+        <w:jc w:val="both"/>
+        <w:rPr>
+          <w:rFonts w:ascii="Garamond" w:hAnsi="Garamond" w:eastAsia="Times New Roman" w:cs="Times New Roman"/>
+          <w:i w:val="false"/>
+          <w:i w:val="false"/>
+          <w:iCs w:val="false"/>
+          <w:color w:val="000000"/>
+          <w:kern w:val="0"/>
+          <w:sz w:val="36"/>
+          <w:szCs w:val="36"/>
+          <w:shd w:fill="auto" w:val="clear"/>
+          <w:lang w:val="en-US" w:eastAsia="zh-CN" w:bidi="hi-IN"/>
+        </w:rPr>
+      </w:pPr>
+      <w:r>
+        <w:rPr>
+          <w:rFonts w:eastAsia="Times New Roman" w:cs="Times New Roman" w:ascii="Garamond" w:hAnsi="Garamond"/>
+          <w:i w:val="false"/>
+          <w:iCs w:val="false"/>
+          <w:color w:val="000000"/>
+          <w:kern w:val="0"/>
+          <w:sz w:val="36"/>
+          <w:szCs w:val="36"/>
+          <w:shd w:fill="auto" w:val="clear"/>
+          <w:lang w:val="en-US" w:eastAsia="zh-CN" w:bidi="hi-IN"/>
+        </w:rPr>
+      </w:r>
+    </w:p>
+    <w:p>
+      <w:pPr>
+        <w:pStyle w:val="Normal"/>
+        <w:jc w:val="both"/>
         <w:rPr/>
       </w:pPr>
       <w:r>
@@ -7008,7 +7434,7 @@
           <w:shd w:fill="auto" w:val="clear"/>
           <w:lang w:val="en-US" w:eastAsia="zh-CN" w:bidi="hi-IN"/>
         </w:rPr>
-        <w:t>Todos nós já vivemos situações de conflitos e discussões pesadas. Vamos buscar na memória uma dessas discussões, daquelas em que pagamos com a mesma moeda, devolvemos à pessoa com quem discutimos, as mesmas palavras, as mesmas agressões, os mesmos sentimentos negativos e vibrações carregadas de veneno. E vamos responder para nós mesmos: saímos realmente bem dessa discussão? Quando ela terminou, nossa sensação era de paz, de tranquilidade, de leveza e serenidade? Tenho certeza que a resposta é não.</w:t>
+        <w:t xml:space="preserve">Todos nós já vivemos situações de conflitos e discussões pesadas. Vamos buscar na memória uma dessas discussões, daquelas em que pagamos com a mesma moeda, devolvemos à pessoa com quem discutimos, as mesmas palavras, as mesmas agressões, os mesmos sentimentos negativos e vibrações carregadas de veneno. </w:t>
       </w:r>
     </w:p>
     <w:p>
@@ -7029,24 +7455,66 @@
         </w:rPr>
       </w:pPr>
       <w:r>
-        <w:rPr>
-          <w:rFonts w:eastAsia="Times New Roman" w:cs="Times New Roman" w:ascii="Garamond" w:hAnsi="Garamond"/>
-          <w:i w:val="false"/>
-          <w:iCs w:val="false"/>
-          <w:color w:val="000000"/>
-          <w:kern w:val="0"/>
-          <w:sz w:val="36"/>
-          <w:szCs w:val="36"/>
-          <w:shd w:fill="auto" w:val="clear"/>
-          <w:lang w:val="en-US" w:eastAsia="zh-CN" w:bidi="hi-IN"/>
-        </w:rPr>
-      </w:r>
-    </w:p>
-    <w:p>
-      <w:pPr>
-        <w:pStyle w:val="Normal"/>
-        <w:jc w:val="both"/>
         <w:rPr/>
+      </w:r>
+    </w:p>
+    <w:p>
+      <w:pPr>
+        <w:pStyle w:val="Normal"/>
+        <w:jc w:val="both"/>
+        <w:rPr/>
+      </w:pPr>
+      <w:r>
+        <w:rPr>
+          <w:rFonts w:eastAsia="Times New Roman" w:cs="Times New Roman" w:ascii="Garamond" w:hAnsi="Garamond"/>
+          <w:i w:val="false"/>
+          <w:iCs w:val="false"/>
+          <w:color w:val="000000"/>
+          <w:kern w:val="0"/>
+          <w:sz w:val="36"/>
+          <w:szCs w:val="36"/>
+          <w:shd w:fill="auto" w:val="clear"/>
+          <w:lang w:val="en-US" w:eastAsia="zh-CN" w:bidi="hi-IN"/>
+        </w:rPr>
+        <w:t>E vamos responder para nós mesmos: saímos realmente bem dessa discussão? Quando ela terminou, nossa sensação era de paz, de tranquilidade, de leveza e serenidade? Tenho certeza que a resposta é não.</w:t>
+      </w:r>
+    </w:p>
+    <w:p>
+      <w:pPr>
+        <w:pStyle w:val="Normal"/>
+        <w:jc w:val="both"/>
+        <w:rPr>
+          <w:rFonts w:ascii="Garamond" w:hAnsi="Garamond" w:eastAsia="Times New Roman" w:cs="Times New Roman"/>
+          <w:i w:val="false"/>
+          <w:i w:val="false"/>
+          <w:iCs w:val="false"/>
+          <w:color w:val="000000"/>
+          <w:kern w:val="0"/>
+          <w:sz w:val="36"/>
+          <w:szCs w:val="36"/>
+          <w:shd w:fill="auto" w:val="clear"/>
+          <w:lang w:val="en-US" w:eastAsia="zh-CN" w:bidi="hi-IN"/>
+        </w:rPr>
+      </w:pPr>
+      <w:r>
+        <w:rPr>
+          <w:rFonts w:eastAsia="Times New Roman" w:cs="Times New Roman" w:ascii="Garamond" w:hAnsi="Garamond"/>
+          <w:i w:val="false"/>
+          <w:iCs w:val="false"/>
+          <w:color w:val="000000"/>
+          <w:kern w:val="0"/>
+          <w:sz w:val="36"/>
+          <w:szCs w:val="36"/>
+          <w:shd w:fill="auto" w:val="clear"/>
+          <w:lang w:val="en-US" w:eastAsia="zh-CN" w:bidi="hi-IN"/>
+        </w:rPr>
+      </w:r>
+    </w:p>
+    <w:p>
+      <w:pPr>
+        <w:pStyle w:val="Normal"/>
+        <w:jc w:val="both"/>
+        <w:rPr/>
       </w:pPr>
       <w:r>
         <w:rPr>
@@ -7062,6 +7530,30 @@
         </w:rPr>
         <w:t>Por mais que tenhamos pensado "Joguei na cara dele ou dela tudo o que queria, não levei desaforo para casa", a verdade é que essa postura não nos trouxe paz interior, e é bastante provável que algum tempo depois tenhamos sentido remorso e arrependimento pelo nosso comportamento.</w:t>
       </w:r>
+      <w:r>
+        <w:br w:type="page"/>
+      </w:r>
+    </w:p>
+    <w:p>
+      <w:pPr>
+        <w:pStyle w:val="Normal"/>
+        <w:jc w:val="both"/>
+        <w:rPr/>
+      </w:pPr>
+      <w:r>
+        <w:rPr>
+          <w:rFonts w:eastAsia="Times New Roman" w:cs="Times New Roman" w:ascii="Garamond" w:hAnsi="Garamond"/>
+          <w:i w:val="false"/>
+          <w:iCs w:val="false"/>
+          <w:color w:val="000000"/>
+          <w:kern w:val="0"/>
+          <w:sz w:val="36"/>
+          <w:szCs w:val="36"/>
+          <w:shd w:fill="auto" w:val="clear"/>
+          <w:lang w:val="en-US" w:eastAsia="zh-CN" w:bidi="hi-IN"/>
+        </w:rPr>
+        <w:t>Por outro lado, quando oferecemos a outra face as coisas são bem diferentes. Podemos até sair dos conflitos tristes e magoados, mas pouco tempo depois olhamos para dentro de nós e nos sentimos felizes por termos mantido a serenidade sem revidar as ofensas.</w:t>
+      </w:r>
     </w:p>
     <w:p>
       <w:pPr>
@@ -7112,7 +7604,7 @@
           <w:shd w:fill="auto" w:val="clear"/>
           <w:lang w:val="en-US" w:eastAsia="zh-CN" w:bidi="hi-IN"/>
         </w:rPr>
-        <w:t>Por outro lado, quando oferecemos a outra face as coisas são bem diferentes. Podemos até sair dos conflitos tristes e magoados, mas pouco tempo depois olhamos para dentro de nós e nos sentimos felizes por termos mantido a serenidade sem revidar as ofensas.</w:t>
+        <w:t>E tem mais: quando agimos assim, as chances de fazer com que nosso agressor reflita sobre a atitude dele são muito maiores. Como dissemos anteriormente, a consciência da pessoa pesa e ela pensa: "Poxa vida. Eu discuti com fulano, falei um monte de coisas ruins e desagradáveis e ele não revidou. Sinto-me mal por isso".</w:t>
       </w:r>
     </w:p>
     <w:p>
@@ -7164,7 +7656,7 @@
           <w:shd w:fill="auto" w:val="clear"/>
           <w:lang w:val="en-US" w:eastAsia="zh-CN" w:bidi="hi-IN"/>
         </w:rPr>
-        <w:t>E tem mais: quando agimos assim, as chances de fazer com que nosso agressor reflita sobre a atitude dele são muito maiores. Como dissemos anteriormente, a consciência da pessoa pesa e ela pensa: "Poxa vida. Eu discuti com fulano, falei um monte de coisas ruins e desagradáveis e ele não revidou. Sinto-me mal por isso".</w:t>
+        <w:t>Não é que queiramos que a pessoa se sinta mal. Muito pelo contrário: pode nascer daí uma mudança de comportamento por parte dela, impulsionada pela nossa postura.</w:t>
       </w:r>
     </w:p>
     <w:p>
@@ -7216,7 +7708,1641 @@
           <w:shd w:fill="auto" w:val="clear"/>
           <w:lang w:val="en-US" w:eastAsia="zh-CN" w:bidi="hi-IN"/>
         </w:rPr>
-        <w:t>Não é que queiramos que a pessoa se sinta mal. Muito pelo contrário: pode nascer daí uma mudança de comportamento por parte dela, impulsionada pela nossa postura.</w:t>
+        <w:t xml:space="preserve">Portanto, é muito melhor que sejamos ofendidos do que ofensores. </w:t>
+      </w:r>
+    </w:p>
+    <w:p>
+      <w:pPr>
+        <w:pStyle w:val="Normal"/>
+        <w:jc w:val="both"/>
+        <w:rPr>
+          <w:rFonts w:ascii="Garamond" w:hAnsi="Garamond"/>
+        </w:rPr>
+      </w:pPr>
+      <w:r>
+        <w:rPr>
+          <w:rFonts w:ascii="Garamond" w:hAnsi="Garamond"/>
+        </w:rPr>
+      </w:r>
+    </w:p>
+    <w:p>
+      <w:pPr>
+        <w:pStyle w:val="Normal"/>
+        <w:jc w:val="both"/>
+        <w:rPr>
+          <w:rFonts w:ascii="Garamond" w:hAnsi="Garamond"/>
+          <w:sz w:val="36"/>
+          <w:szCs w:val="36"/>
+        </w:rPr>
+      </w:pPr>
+      <w:r>
+        <w:rPr>
+          <w:rFonts w:ascii="Garamond" w:hAnsi="Garamond"/>
+          <w:sz w:val="36"/>
+          <w:szCs w:val="36"/>
+        </w:rPr>
+        <w:t>[ Prosseguir desse ponto ]</w:t>
+      </w:r>
+    </w:p>
+    <w:p>
+      <w:pPr>
+        <w:pStyle w:val="Normal"/>
+        <w:jc w:val="both"/>
+        <w:rPr>
+          <w:sz w:val="36"/>
+          <w:szCs w:val="36"/>
+        </w:rPr>
+      </w:pPr>
+      <w:r>
+        <w:rPr>
+          <w:rFonts w:eastAsia="Times New Roman" w:cs="Times New Roman" w:ascii="Garamond" w:hAnsi="Garamond"/>
+          <w:color w:val="000000"/>
+          <w:kern w:val="0"/>
+          <w:sz w:val="36"/>
+          <w:szCs w:val="36"/>
+          <w:shd w:fill="auto" w:val="clear"/>
+          <w:lang w:val="en-US" w:eastAsia="zh-CN" w:bidi="hi-IN"/>
+        </w:rPr>
+        <w:t>### Não esperar perfeição de ninguém - Início</w:t>
+      </w:r>
+    </w:p>
+    <w:p>
+      <w:pPr>
+        <w:pStyle w:val="Normal"/>
+        <w:jc w:val="both"/>
+        <w:rPr>
+          <w:sz w:val="36"/>
+          <w:szCs w:val="36"/>
+        </w:rPr>
+      </w:pPr>
+      <w:r>
+        <w:rPr>
+          <w:sz w:val="36"/>
+          <w:szCs w:val="36"/>
+        </w:rPr>
+      </w:r>
+    </w:p>
+    <w:p>
+      <w:pPr>
+        <w:pStyle w:val="Normal"/>
+        <w:jc w:val="both"/>
+        <w:rPr>
+          <w:sz w:val="36"/>
+          <w:szCs w:val="36"/>
+        </w:rPr>
+      </w:pPr>
+      <w:r>
+        <w:rPr>
+          <w:rFonts w:eastAsia="Times New Roman" w:cs="Times New Roman" w:ascii="Garamond" w:hAnsi="Garamond"/>
+          <w:color w:val="000000"/>
+          <w:kern w:val="0"/>
+          <w:sz w:val="36"/>
+          <w:szCs w:val="36"/>
+          <w:shd w:fill="auto" w:val="clear"/>
+          <w:lang w:val="en-US" w:eastAsia="zh-CN" w:bidi="hi-IN"/>
+        </w:rPr>
+        <w:t>Esse tópico deve ser desenvolvido com base na lição 33 do livro O Espírito da Verdade.</w:t>
+      </w:r>
+    </w:p>
+    <w:p>
+      <w:pPr>
+        <w:pStyle w:val="Normal"/>
+        <w:jc w:val="both"/>
+        <w:rPr>
+          <w:sz w:val="36"/>
+          <w:szCs w:val="36"/>
+        </w:rPr>
+      </w:pPr>
+      <w:r>
+        <w:rPr>
+          <w:sz w:val="36"/>
+          <w:szCs w:val="36"/>
+        </w:rPr>
+      </w:r>
+    </w:p>
+    <w:p>
+      <w:pPr>
+        <w:pStyle w:val="Normal"/>
+        <w:jc w:val="both"/>
+        <w:rPr>
+          <w:sz w:val="36"/>
+          <w:szCs w:val="36"/>
+        </w:rPr>
+      </w:pPr>
+      <w:r>
+        <w:rPr>
+          <w:rFonts w:eastAsia="Times New Roman" w:cs="Times New Roman" w:ascii="Garamond" w:hAnsi="Garamond"/>
+          <w:color w:val="000000"/>
+          <w:kern w:val="0"/>
+          <w:sz w:val="36"/>
+          <w:szCs w:val="36"/>
+          <w:shd w:fill="auto" w:val="clear"/>
+          <w:lang w:val="en-US" w:eastAsia="zh-CN" w:bidi="hi-IN"/>
+        </w:rPr>
+        <w:t>### Não esperar perfeição de ninguém - Término</w:t>
+      </w:r>
+    </w:p>
+    <w:p>
+      <w:pPr>
+        <w:pStyle w:val="Normal"/>
+        <w:jc w:val="both"/>
+        <w:rPr>
+          <w:sz w:val="36"/>
+          <w:szCs w:val="36"/>
+        </w:rPr>
+      </w:pPr>
+      <w:r>
+        <w:rPr>
+          <w:sz w:val="36"/>
+          <w:szCs w:val="36"/>
+        </w:rPr>
+      </w:r>
+    </w:p>
+    <w:p>
+      <w:pPr>
+        <w:pStyle w:val="Normal"/>
+        <w:jc w:val="both"/>
+        <w:rPr>
+          <w:sz w:val="36"/>
+          <w:szCs w:val="36"/>
+        </w:rPr>
+      </w:pPr>
+      <w:r>
+        <w:rPr>
+          <w:rFonts w:eastAsia="Times New Roman" w:cs="Times New Roman" w:ascii="Garamond" w:hAnsi="Garamond"/>
+          <w:color w:val="000000"/>
+          <w:kern w:val="0"/>
+          <w:sz w:val="36"/>
+          <w:szCs w:val="36"/>
+          <w:shd w:fill="auto" w:val="clear"/>
+          <w:lang w:val="en-US" w:eastAsia="zh-CN" w:bidi="hi-IN"/>
+        </w:rPr>
+        <w:t>### Obsessões nascidas nos laços do ódio - Início</w:t>
+      </w:r>
+    </w:p>
+    <w:p>
+      <w:pPr>
+        <w:pStyle w:val="Normal"/>
+        <w:jc w:val="both"/>
+        <w:rPr>
+          <w:sz w:val="36"/>
+          <w:szCs w:val="36"/>
+        </w:rPr>
+      </w:pPr>
+      <w:r>
+        <w:rPr>
+          <w:sz w:val="36"/>
+          <w:szCs w:val="36"/>
+        </w:rPr>
+      </w:r>
+    </w:p>
+    <w:p>
+      <w:pPr>
+        <w:pStyle w:val="Normal"/>
+        <w:jc w:val="both"/>
+        <w:rPr>
+          <w:sz w:val="36"/>
+          <w:szCs w:val="36"/>
+        </w:rPr>
+      </w:pPr>
+      <w:r>
+        <w:rPr>
+          <w:rFonts w:eastAsia="Times New Roman" w:cs="Times New Roman" w:ascii="Garamond" w:hAnsi="Garamond"/>
+          <w:color w:val="000000"/>
+          <w:kern w:val="0"/>
+          <w:sz w:val="36"/>
+          <w:szCs w:val="36"/>
+          <w:shd w:fill="auto" w:val="clear"/>
+          <w:lang w:val="en-US" w:eastAsia="zh-CN" w:bidi="hi-IN"/>
+        </w:rPr>
+        <w:t xml:space="preserve">Joanna de Ângelis - Lampadário Espírita, lição 29 - nos fala que as obsessões só podem ser estabelecidas quando há sintonia entre o obsessor e o obsidiado. </w:t>
+      </w:r>
+    </w:p>
+    <w:p>
+      <w:pPr>
+        <w:pStyle w:val="Normal"/>
+        <w:jc w:val="both"/>
+        <w:rPr>
+          <w:sz w:val="36"/>
+          <w:szCs w:val="36"/>
+        </w:rPr>
+      </w:pPr>
+      <w:r>
+        <w:rPr>
+          <w:sz w:val="36"/>
+          <w:szCs w:val="36"/>
+        </w:rPr>
+      </w:r>
+    </w:p>
+    <w:p>
+      <w:pPr>
+        <w:pStyle w:val="Normal"/>
+        <w:jc w:val="both"/>
+        <w:rPr>
+          <w:sz w:val="36"/>
+          <w:szCs w:val="36"/>
+        </w:rPr>
+      </w:pPr>
+      <w:r>
+        <w:rPr>
+          <w:rFonts w:eastAsia="Times New Roman" w:cs="Times New Roman" w:ascii="Garamond" w:hAnsi="Garamond"/>
+          <w:color w:val="000000"/>
+          <w:kern w:val="0"/>
+          <w:sz w:val="36"/>
+          <w:szCs w:val="36"/>
+          <w:shd w:fill="auto" w:val="clear"/>
+          <w:lang w:val="en-US" w:eastAsia="zh-CN" w:bidi="hi-IN"/>
+        </w:rPr>
+        <w:t>Por mais que não aceitemos essa verdade, colocando-nos sempre na condição de vítimas, obsessor nenhum logra êxito se sua pretensa vítima não acolher sentimentos e pensamentos de mesma natureza que os seus.</w:t>
+      </w:r>
+    </w:p>
+    <w:p>
+      <w:pPr>
+        <w:pStyle w:val="Normal"/>
+        <w:jc w:val="both"/>
+        <w:rPr>
+          <w:sz w:val="36"/>
+          <w:szCs w:val="36"/>
+        </w:rPr>
+      </w:pPr>
+      <w:r>
+        <w:rPr>
+          <w:sz w:val="36"/>
+          <w:szCs w:val="36"/>
+        </w:rPr>
+      </w:r>
+    </w:p>
+    <w:p>
+      <w:pPr>
+        <w:pStyle w:val="Normal"/>
+        <w:jc w:val="both"/>
+        <w:rPr>
+          <w:sz w:val="36"/>
+          <w:szCs w:val="36"/>
+        </w:rPr>
+      </w:pPr>
+      <w:r>
+        <w:rPr>
+          <w:rFonts w:eastAsia="Times New Roman" w:cs="Times New Roman" w:ascii="Garamond" w:hAnsi="Garamond"/>
+          <w:color w:val="000000"/>
+          <w:kern w:val="0"/>
+          <w:sz w:val="36"/>
+          <w:szCs w:val="36"/>
+          <w:shd w:fill="auto" w:val="clear"/>
+          <w:lang w:val="en-US" w:eastAsia="zh-CN" w:bidi="hi-IN"/>
+        </w:rPr>
+        <w:t xml:space="preserve">Dentro do contexto da palestra, essa lição serve como um alerta para quem se recusa a perdoar. Ao alimentar o ódio, o rancor e a insistência em não perdoar, a pessoa está fortalecendo os laços que a une ao seu inimigo. </w:t>
+      </w:r>
+    </w:p>
+    <w:p>
+      <w:pPr>
+        <w:pStyle w:val="Normal"/>
+        <w:jc w:val="both"/>
+        <w:rPr>
+          <w:sz w:val="36"/>
+          <w:szCs w:val="36"/>
+        </w:rPr>
+      </w:pPr>
+      <w:r>
+        <w:rPr>
+          <w:rFonts w:eastAsia="Times New Roman" w:cs="Times New Roman" w:ascii="Garamond" w:hAnsi="Garamond"/>
+          <w:color w:val="000000"/>
+          <w:kern w:val="0"/>
+          <w:sz w:val="36"/>
+          <w:szCs w:val="36"/>
+          <w:shd w:fill="auto" w:val="clear"/>
+          <w:lang w:val="en-US" w:eastAsia="zh-CN" w:bidi="hi-IN"/>
+        </w:rPr>
+        <w:t>Essa é a ideia a ser desenvolvida aqui.</w:t>
+      </w:r>
+    </w:p>
+    <w:p>
+      <w:pPr>
+        <w:pStyle w:val="Normal"/>
+        <w:jc w:val="both"/>
+        <w:rPr>
+          <w:sz w:val="36"/>
+          <w:szCs w:val="36"/>
+        </w:rPr>
+      </w:pPr>
+      <w:r>
+        <w:rPr>
+          <w:sz w:val="36"/>
+          <w:szCs w:val="36"/>
+        </w:rPr>
+      </w:r>
+    </w:p>
+    <w:p>
+      <w:pPr>
+        <w:pStyle w:val="Normal"/>
+        <w:jc w:val="both"/>
+        <w:rPr>
+          <w:sz w:val="36"/>
+          <w:szCs w:val="36"/>
+        </w:rPr>
+      </w:pPr>
+      <w:r>
+        <w:rPr>
+          <w:rFonts w:eastAsia="Times New Roman" w:cs="Times New Roman" w:ascii="Garamond" w:hAnsi="Garamond"/>
+          <w:color w:val="000000"/>
+          <w:kern w:val="0"/>
+          <w:sz w:val="36"/>
+          <w:szCs w:val="36"/>
+          <w:shd w:fill="auto" w:val="clear"/>
+          <w:lang w:val="en-US" w:eastAsia="zh-CN" w:bidi="hi-IN"/>
+        </w:rPr>
+        <w:t>### Obsessões nascidas nos laços do ódio - Término</w:t>
+      </w:r>
+    </w:p>
+    <w:p>
+      <w:pPr>
+        <w:pStyle w:val="Normal"/>
+        <w:jc w:val="both"/>
+        <w:rPr>
+          <w:sz w:val="36"/>
+          <w:szCs w:val="36"/>
+        </w:rPr>
+      </w:pPr>
+      <w:r>
+        <w:rPr>
+          <w:sz w:val="36"/>
+          <w:szCs w:val="36"/>
+        </w:rPr>
+      </w:r>
+    </w:p>
+    <w:p>
+      <w:pPr>
+        <w:pStyle w:val="Normal"/>
+        <w:jc w:val="both"/>
+        <w:rPr>
+          <w:sz w:val="36"/>
+          <w:szCs w:val="36"/>
+        </w:rPr>
+      </w:pPr>
+      <w:r>
+        <w:rPr>
+          <w:rFonts w:eastAsia="Times New Roman" w:cs="Times New Roman" w:ascii="Garamond" w:hAnsi="Garamond"/>
+          <w:color w:val="000000"/>
+          <w:kern w:val="0"/>
+          <w:sz w:val="36"/>
+          <w:szCs w:val="36"/>
+          <w:shd w:fill="auto" w:val="clear"/>
+          <w:lang w:val="en-US" w:eastAsia="zh-CN" w:bidi="hi-IN"/>
+        </w:rPr>
+        <w:t>### Pagar a ingratidão com o amor - Início</w:t>
+      </w:r>
+    </w:p>
+    <w:p>
+      <w:pPr>
+        <w:pStyle w:val="Normal"/>
+        <w:jc w:val="both"/>
+        <w:rPr>
+          <w:sz w:val="36"/>
+          <w:szCs w:val="36"/>
+        </w:rPr>
+      </w:pPr>
+      <w:r>
+        <w:rPr>
+          <w:sz w:val="36"/>
+          <w:szCs w:val="36"/>
+        </w:rPr>
+      </w:r>
+    </w:p>
+    <w:p>
+      <w:pPr>
+        <w:pStyle w:val="Normal"/>
+        <w:jc w:val="both"/>
+        <w:rPr>
+          <w:sz w:val="36"/>
+          <w:szCs w:val="36"/>
+        </w:rPr>
+      </w:pPr>
+      <w:r>
+        <w:rPr>
+          <w:rFonts w:eastAsia="Times New Roman" w:cs="Times New Roman" w:ascii="Garamond" w:hAnsi="Garamond"/>
+          <w:color w:val="000000"/>
+          <w:kern w:val="0"/>
+          <w:sz w:val="36"/>
+          <w:szCs w:val="36"/>
+          <w:shd w:fill="auto" w:val="clear"/>
+          <w:lang w:val="en-US" w:eastAsia="zh-CN" w:bidi="hi-IN"/>
+        </w:rPr>
+        <w:t>Joanna de Ângelis - Lampadário Espírita, lição 54 - nos convida a agir sempre com o amor, espalhando o bem e lançando tanta luz quanto seja possível de nossa parte sobre os outros e nos caminhos que trilhamos.</w:t>
+      </w:r>
+    </w:p>
+    <w:p>
+      <w:pPr>
+        <w:pStyle w:val="Normal"/>
+        <w:jc w:val="both"/>
+        <w:rPr>
+          <w:sz w:val="36"/>
+          <w:szCs w:val="36"/>
+        </w:rPr>
+      </w:pPr>
+      <w:r>
+        <w:rPr>
+          <w:sz w:val="36"/>
+          <w:szCs w:val="36"/>
+        </w:rPr>
+      </w:r>
+    </w:p>
+    <w:p>
+      <w:pPr>
+        <w:pStyle w:val="Normal"/>
+        <w:jc w:val="both"/>
+        <w:rPr>
+          <w:sz w:val="36"/>
+          <w:szCs w:val="36"/>
+        </w:rPr>
+      </w:pPr>
+      <w:r>
+        <w:rPr>
+          <w:rFonts w:eastAsia="Times New Roman" w:cs="Times New Roman" w:ascii="Garamond" w:hAnsi="Garamond"/>
+          <w:color w:val="000000"/>
+          <w:kern w:val="0"/>
+          <w:sz w:val="36"/>
+          <w:szCs w:val="36"/>
+          <w:shd w:fill="auto" w:val="clear"/>
+          <w:lang w:val="en-US" w:eastAsia="zh-CN" w:bidi="hi-IN"/>
+        </w:rPr>
+        <w:t>Ela dá exemplos de como Jesus se comportou perante as faltas humanas, faltas essas que na grande maioria das vezes não sabemos relevar e não perdoamos àqueles que as cometem conosco.</w:t>
+      </w:r>
+    </w:p>
+    <w:p>
+      <w:pPr>
+        <w:pStyle w:val="Normal"/>
+        <w:jc w:val="both"/>
+        <w:rPr>
+          <w:sz w:val="36"/>
+          <w:szCs w:val="36"/>
+        </w:rPr>
+      </w:pPr>
+      <w:r>
+        <w:rPr>
+          <w:sz w:val="36"/>
+          <w:szCs w:val="36"/>
+        </w:rPr>
+      </w:r>
+    </w:p>
+    <w:p>
+      <w:pPr>
+        <w:pStyle w:val="Normal"/>
+        <w:jc w:val="both"/>
+        <w:rPr>
+          <w:sz w:val="36"/>
+          <w:szCs w:val="36"/>
+        </w:rPr>
+      </w:pPr>
+      <w:r>
+        <w:rPr>
+          <w:rFonts w:eastAsia="Times New Roman" w:cs="Times New Roman" w:ascii="Garamond" w:hAnsi="Garamond"/>
+          <w:color w:val="000000"/>
+          <w:kern w:val="0"/>
+          <w:sz w:val="36"/>
+          <w:szCs w:val="36"/>
+          <w:shd w:fill="auto" w:val="clear"/>
+          <w:lang w:val="en-US" w:eastAsia="zh-CN" w:bidi="hi-IN"/>
+        </w:rPr>
+        <w:t>Essa é a ideia a ser inserida na palestra.</w:t>
+      </w:r>
+    </w:p>
+    <w:p>
+      <w:pPr>
+        <w:pStyle w:val="Normal"/>
+        <w:jc w:val="both"/>
+        <w:rPr>
+          <w:sz w:val="36"/>
+          <w:szCs w:val="36"/>
+        </w:rPr>
+      </w:pPr>
+      <w:r>
+        <w:rPr>
+          <w:rFonts w:eastAsia="Times New Roman" w:cs="Times New Roman" w:ascii="Garamond" w:hAnsi="Garamond"/>
+          <w:color w:val="000000"/>
+          <w:kern w:val="0"/>
+          <w:sz w:val="36"/>
+          <w:szCs w:val="36"/>
+          <w:shd w:fill="auto" w:val="clear"/>
+          <w:lang w:val="en-US" w:eastAsia="zh-CN" w:bidi="hi-IN"/>
+        </w:rPr>
+        <w:t>### Pagar a ingratidão com o amor - Término</w:t>
+      </w:r>
+    </w:p>
+    <w:p>
+      <w:pPr>
+        <w:pStyle w:val="Normal"/>
+        <w:jc w:val="both"/>
+        <w:rPr>
+          <w:sz w:val="36"/>
+          <w:szCs w:val="36"/>
+        </w:rPr>
+      </w:pPr>
+      <w:r>
+        <w:rPr>
+          <w:sz w:val="36"/>
+          <w:szCs w:val="36"/>
+        </w:rPr>
+      </w:r>
+    </w:p>
+    <w:p>
+      <w:pPr>
+        <w:pStyle w:val="Normal"/>
+        <w:jc w:val="both"/>
+        <w:rPr>
+          <w:sz w:val="36"/>
+          <w:szCs w:val="36"/>
+        </w:rPr>
+      </w:pPr>
+      <w:r>
+        <w:rPr>
+          <w:rFonts w:eastAsia="Times New Roman" w:cs="Times New Roman" w:ascii="Garamond" w:hAnsi="Garamond"/>
+          <w:color w:val="000000"/>
+          <w:kern w:val="0"/>
+          <w:sz w:val="36"/>
+          <w:szCs w:val="36"/>
+          <w:shd w:fill="auto" w:val="clear"/>
+          <w:lang w:val="en-US" w:eastAsia="zh-CN" w:bidi="hi-IN"/>
+        </w:rPr>
+        <w:t>### Conclusão - Início</w:t>
+      </w:r>
+    </w:p>
+    <w:p>
+      <w:pPr>
+        <w:pStyle w:val="Normal"/>
+        <w:jc w:val="both"/>
+        <w:rPr>
+          <w:sz w:val="36"/>
+          <w:szCs w:val="36"/>
+        </w:rPr>
+      </w:pPr>
+      <w:r>
+        <w:rPr>
+          <w:rFonts w:eastAsia="Times New Roman" w:cs="Times New Roman" w:ascii="Garamond" w:hAnsi="Garamond"/>
+          <w:color w:val="000000"/>
+          <w:kern w:val="0"/>
+          <w:sz w:val="36"/>
+          <w:szCs w:val="36"/>
+          <w:shd w:fill="auto" w:val="clear"/>
+          <w:lang w:val="en-US" w:eastAsia="zh-CN" w:bidi="hi-IN"/>
+        </w:rPr>
+        <w:t xml:space="preserve">Ver onde incluir esse parágrafo escrito por Joanna de Angelis. </w:t>
+      </w:r>
+    </w:p>
+    <w:p>
+      <w:pPr>
+        <w:pStyle w:val="Normal"/>
+        <w:jc w:val="both"/>
+        <w:rPr>
+          <w:sz w:val="36"/>
+          <w:szCs w:val="36"/>
+        </w:rPr>
+      </w:pPr>
+      <w:r>
+        <w:rPr>
+          <w:sz w:val="36"/>
+          <w:szCs w:val="36"/>
+        </w:rPr>
+      </w:r>
+    </w:p>
+    <w:p>
+      <w:pPr>
+        <w:pStyle w:val="Normal"/>
+        <w:ind w:left="720" w:hanging="0"/>
+        <w:jc w:val="both"/>
+        <w:rPr>
+          <w:sz w:val="36"/>
+          <w:szCs w:val="36"/>
+        </w:rPr>
+      </w:pPr>
+      <w:r>
+        <w:rPr>
+          <w:rFonts w:eastAsia="Times New Roman" w:cs="Times New Roman" w:ascii="Garamond" w:hAnsi="Garamond"/>
+          <w:i w:val="false"/>
+          <w:iCs w:val="false"/>
+          <w:color w:val="000000"/>
+          <w:kern w:val="0"/>
+          <w:sz w:val="36"/>
+          <w:szCs w:val="36"/>
+          <w:shd w:fill="auto" w:val="clear"/>
+          <w:lang w:val="en-US" w:eastAsia="zh-CN" w:bidi="hi-IN"/>
+        </w:rPr>
+        <w:t>Jesus nos deu o maior exemplo disso. Mesmo diante daqueles que O perseguiam e O levaram à crucificação, não respondeu com ódio ou desejo de vingança. Perdoou e deixou que cada um respondesse diante da própria consciência pelas atitudes que havia praticado.</w:t>
+      </w:r>
+    </w:p>
+    <w:p>
+      <w:pPr>
+        <w:pStyle w:val="Normal"/>
+        <w:jc w:val="both"/>
+        <w:rPr>
+          <w:sz w:val="36"/>
+          <w:szCs w:val="36"/>
+        </w:rPr>
+      </w:pPr>
+      <w:r>
+        <w:rPr>
+          <w:sz w:val="36"/>
+          <w:szCs w:val="36"/>
+        </w:rPr>
+      </w:r>
+    </w:p>
+    <w:p>
+      <w:pPr>
+        <w:pStyle w:val="Normal"/>
+        <w:jc w:val="both"/>
+        <w:rPr>
+          <w:sz w:val="36"/>
+          <w:szCs w:val="36"/>
+        </w:rPr>
+      </w:pPr>
+      <w:r>
+        <w:rPr>
+          <w:sz w:val="36"/>
+          <w:szCs w:val="36"/>
+        </w:rPr>
+      </w:r>
+    </w:p>
+    <w:p>
+      <w:pPr>
+        <w:pStyle w:val="Normal"/>
+        <w:jc w:val="both"/>
+        <w:rPr>
+          <w:sz w:val="36"/>
+          <w:szCs w:val="36"/>
+        </w:rPr>
+      </w:pPr>
+      <w:r>
+        <w:rPr>
+          <w:rFonts w:eastAsia="Times New Roman" w:cs="Times New Roman" w:ascii="Garamond" w:hAnsi="Garamond"/>
+          <w:color w:val="000000"/>
+          <w:kern w:val="0"/>
+          <w:sz w:val="36"/>
+          <w:szCs w:val="36"/>
+          <w:shd w:fill="auto" w:val="clear"/>
+          <w:lang w:val="en-US" w:eastAsia="zh-CN" w:bidi="hi-IN"/>
+        </w:rPr>
+        <w:t>Acho que agora ficou muito clara a **espinha dorsal da sua palestra** — e, sinceramente, considero essa conclusão muito coerente com tudo o que você vem construindo.</w:t>
+      </w:r>
+    </w:p>
+    <w:p>
+      <w:pPr>
+        <w:pStyle w:val="Normal"/>
+        <w:jc w:val="both"/>
+        <w:rPr>
+          <w:sz w:val="36"/>
+          <w:szCs w:val="36"/>
+        </w:rPr>
+      </w:pPr>
+      <w:r>
+        <w:rPr>
+          <w:sz w:val="36"/>
+          <w:szCs w:val="36"/>
+        </w:rPr>
+      </w:r>
+    </w:p>
+    <w:p>
+      <w:pPr>
+        <w:pStyle w:val="Normal"/>
+        <w:jc w:val="both"/>
+        <w:rPr>
+          <w:sz w:val="36"/>
+          <w:szCs w:val="36"/>
+        </w:rPr>
+      </w:pPr>
+      <w:r>
+        <w:rPr>
+          <w:rFonts w:eastAsia="Times New Roman" w:cs="Times New Roman" w:ascii="Garamond" w:hAnsi="Garamond"/>
+          <w:color w:val="000000"/>
+          <w:kern w:val="0"/>
+          <w:sz w:val="36"/>
+          <w:szCs w:val="36"/>
+          <w:shd w:fill="auto" w:val="clear"/>
+          <w:lang w:val="en-US" w:eastAsia="zh-CN" w:bidi="hi-IN"/>
+        </w:rPr>
+        <w:t>O ponto mais forte, para mim, é que você não quer terminar com uma cobrança do tipo *“precisamos amar nossos inimigos”*, como se bastasse uma decisão de vontade. Você quer terminar com uma pergunta muito mais realista e, ao mesmo tempo, mais exigente:</w:t>
+      </w:r>
+    </w:p>
+    <w:p>
+      <w:pPr>
+        <w:pStyle w:val="Normal"/>
+        <w:jc w:val="both"/>
+        <w:rPr>
+          <w:sz w:val="36"/>
+          <w:szCs w:val="36"/>
+        </w:rPr>
+      </w:pPr>
+      <w:r>
+        <w:rPr>
+          <w:sz w:val="36"/>
+          <w:szCs w:val="36"/>
+        </w:rPr>
+      </w:r>
+    </w:p>
+    <w:p>
+      <w:pPr>
+        <w:pStyle w:val="Normal"/>
+        <w:jc w:val="both"/>
+        <w:rPr>
+          <w:sz w:val="36"/>
+          <w:szCs w:val="36"/>
+        </w:rPr>
+      </w:pPr>
+      <w:r>
+        <w:rPr>
+          <w:rFonts w:eastAsia="Times New Roman" w:cs="Times New Roman" w:ascii="Garamond" w:hAnsi="Garamond"/>
+          <w:color w:val="000000"/>
+          <w:kern w:val="0"/>
+          <w:sz w:val="36"/>
+          <w:szCs w:val="36"/>
+          <w:shd w:fill="auto" w:val="clear"/>
+          <w:lang w:val="en-US" w:eastAsia="zh-CN" w:bidi="hi-IN"/>
+        </w:rPr>
+        <w:t>**“Diante daquilo que Jesus nos ensinou, o que eu já sou capaz de fazer hoje?”**</w:t>
+      </w:r>
+    </w:p>
+    <w:p>
+      <w:pPr>
+        <w:pStyle w:val="Normal"/>
+        <w:jc w:val="both"/>
+        <w:rPr>
+          <w:sz w:val="36"/>
+          <w:szCs w:val="36"/>
+        </w:rPr>
+      </w:pPr>
+      <w:r>
+        <w:rPr>
+          <w:sz w:val="36"/>
+          <w:szCs w:val="36"/>
+        </w:rPr>
+      </w:r>
+    </w:p>
+    <w:p>
+      <w:pPr>
+        <w:pStyle w:val="Normal"/>
+        <w:jc w:val="both"/>
+        <w:rPr>
+          <w:sz w:val="36"/>
+          <w:szCs w:val="36"/>
+        </w:rPr>
+      </w:pPr>
+      <w:r>
+        <w:rPr>
+          <w:rFonts w:eastAsia="Times New Roman" w:cs="Times New Roman" w:ascii="Garamond" w:hAnsi="Garamond"/>
+          <w:color w:val="000000"/>
+          <w:kern w:val="0"/>
+          <w:sz w:val="36"/>
+          <w:szCs w:val="36"/>
+          <w:shd w:fill="auto" w:val="clear"/>
+          <w:lang w:val="en-US" w:eastAsia="zh-CN" w:bidi="hi-IN"/>
+        </w:rPr>
+        <w:t>Isso fecha perfeitamente o argumento inicial sobre a nossa “régua”. No começo, mostramos que tendemos a **diminuir Jesus para que seus ensinamentos caibam na nossa condição**. Na conclusão, você pode inverter a perspectiva: **não precisamos ser Jesus para começar a caminhar na direção de Jesus.**</w:t>
+      </w:r>
+    </w:p>
+    <w:p>
+      <w:pPr>
+        <w:pStyle w:val="Normal"/>
+        <w:jc w:val="both"/>
+        <w:rPr>
+          <w:sz w:val="36"/>
+          <w:szCs w:val="36"/>
+        </w:rPr>
+      </w:pPr>
+      <w:r>
+        <w:rPr>
+          <w:sz w:val="36"/>
+          <w:szCs w:val="36"/>
+        </w:rPr>
+      </w:r>
+    </w:p>
+    <w:p>
+      <w:pPr>
+        <w:pStyle w:val="Normal"/>
+        <w:jc w:val="both"/>
+        <w:rPr>
+          <w:sz w:val="36"/>
+          <w:szCs w:val="36"/>
+        </w:rPr>
+      </w:pPr>
+      <w:r>
+        <w:rPr>
+          <w:rFonts w:eastAsia="Times New Roman" w:cs="Times New Roman" w:ascii="Garamond" w:hAnsi="Garamond"/>
+          <w:color w:val="000000"/>
+          <w:kern w:val="0"/>
+          <w:sz w:val="36"/>
+          <w:szCs w:val="36"/>
+          <w:shd w:fill="auto" w:val="clear"/>
+          <w:lang w:val="en-US" w:eastAsia="zh-CN" w:bidi="hi-IN"/>
+        </w:rPr>
+        <w:t>E acho que João 14:12 pode ter um papel muito bonito nesse fechamento. Não como uma afirmação de que seremos superiores a Jesus, evidentemente, mas como uma demonstração de que **o próprio Mestre não nos colocou diante de um modelo para ser apenas admirado; colocou-nos diante de um caminho para ser percorrido.**</w:t>
+      </w:r>
+    </w:p>
+    <w:p>
+      <w:pPr>
+        <w:pStyle w:val="Normal"/>
+        <w:jc w:val="both"/>
+        <w:rPr>
+          <w:sz w:val="36"/>
+          <w:szCs w:val="36"/>
+        </w:rPr>
+      </w:pPr>
+      <w:r>
+        <w:rPr>
+          <w:sz w:val="36"/>
+          <w:szCs w:val="36"/>
+        </w:rPr>
+      </w:r>
+    </w:p>
+    <w:p>
+      <w:pPr>
+        <w:pStyle w:val="Normal"/>
+        <w:jc w:val="both"/>
+        <w:rPr>
+          <w:sz w:val="36"/>
+          <w:szCs w:val="36"/>
+        </w:rPr>
+      </w:pPr>
+      <w:r>
+        <w:rPr>
+          <w:rFonts w:eastAsia="Times New Roman" w:cs="Times New Roman" w:ascii="Garamond" w:hAnsi="Garamond"/>
+          <w:color w:val="000000"/>
+          <w:kern w:val="0"/>
+          <w:sz w:val="36"/>
+          <w:szCs w:val="36"/>
+          <w:shd w:fill="auto" w:val="clear"/>
+          <w:lang w:val="en-US" w:eastAsia="zh-CN" w:bidi="hi-IN"/>
+        </w:rPr>
+        <w:t>Há uma ideia que, a meu ver, poderia se tornar a frase-chave da conclusão:</w:t>
+      </w:r>
+    </w:p>
+    <w:p>
+      <w:pPr>
+        <w:pStyle w:val="Normal"/>
+        <w:jc w:val="both"/>
+        <w:rPr>
+          <w:sz w:val="36"/>
+          <w:szCs w:val="36"/>
+        </w:rPr>
+      </w:pPr>
+      <w:r>
+        <w:rPr>
+          <w:sz w:val="36"/>
+          <w:szCs w:val="36"/>
+        </w:rPr>
+      </w:r>
+    </w:p>
+    <w:p>
+      <w:pPr>
+        <w:pStyle w:val="Normal"/>
+        <w:jc w:val="both"/>
+        <w:rPr>
+          <w:sz w:val="36"/>
+          <w:szCs w:val="36"/>
+        </w:rPr>
+      </w:pPr>
+      <w:r>
+        <w:rPr>
+          <w:rFonts w:eastAsia="Times New Roman" w:cs="Times New Roman" w:ascii="Garamond" w:hAnsi="Garamond"/>
+          <w:color w:val="000000"/>
+          <w:kern w:val="0"/>
+          <w:sz w:val="36"/>
+          <w:szCs w:val="36"/>
+          <w:shd w:fill="auto" w:val="clear"/>
+          <w:lang w:val="en-US" w:eastAsia="zh-CN" w:bidi="hi-IN"/>
+        </w:rPr>
+        <w:t>&gt; **A distância que existe entre nós e Jesus não deve ser uma justificativa para permanecermos onde estamos; deve ser um convite para começarmos a caminhar.**</w:t>
+      </w:r>
+    </w:p>
+    <w:p>
+      <w:pPr>
+        <w:pStyle w:val="Normal"/>
+        <w:jc w:val="both"/>
+        <w:rPr>
+          <w:sz w:val="36"/>
+          <w:szCs w:val="36"/>
+        </w:rPr>
+      </w:pPr>
+      <w:r>
+        <w:rPr>
+          <w:sz w:val="36"/>
+          <w:szCs w:val="36"/>
+        </w:rPr>
+      </w:r>
+    </w:p>
+    <w:p>
+      <w:pPr>
+        <w:pStyle w:val="Normal"/>
+        <w:jc w:val="both"/>
+        <w:rPr>
+          <w:sz w:val="36"/>
+          <w:szCs w:val="36"/>
+        </w:rPr>
+      </w:pPr>
+      <w:r>
+        <w:rPr>
+          <w:rFonts w:eastAsia="Times New Roman" w:cs="Times New Roman" w:ascii="Garamond" w:hAnsi="Garamond"/>
+          <w:color w:val="000000"/>
+          <w:kern w:val="0"/>
+          <w:sz w:val="36"/>
+          <w:szCs w:val="36"/>
+          <w:shd w:fill="auto" w:val="clear"/>
+          <w:lang w:val="en-US" w:eastAsia="zh-CN" w:bidi="hi-IN"/>
+        </w:rPr>
+        <w:t>E talvez você possa levar isso para o terreno concreto do tema da palestra. Em vez de perguntar:</w:t>
+      </w:r>
+    </w:p>
+    <w:p>
+      <w:pPr>
+        <w:pStyle w:val="Normal"/>
+        <w:jc w:val="both"/>
+        <w:rPr>
+          <w:sz w:val="36"/>
+          <w:szCs w:val="36"/>
+        </w:rPr>
+      </w:pPr>
+      <w:r>
+        <w:rPr>
+          <w:sz w:val="36"/>
+          <w:szCs w:val="36"/>
+        </w:rPr>
+      </w:r>
+    </w:p>
+    <w:p>
+      <w:pPr>
+        <w:pStyle w:val="Normal"/>
+        <w:jc w:val="both"/>
+        <w:rPr>
+          <w:sz w:val="36"/>
+          <w:szCs w:val="36"/>
+        </w:rPr>
+      </w:pPr>
+      <w:r>
+        <w:rPr>
+          <w:rFonts w:eastAsia="Times New Roman" w:cs="Times New Roman" w:ascii="Garamond" w:hAnsi="Garamond"/>
+          <w:color w:val="000000"/>
+          <w:kern w:val="0"/>
+          <w:sz w:val="36"/>
+          <w:szCs w:val="36"/>
+          <w:shd w:fill="auto" w:val="clear"/>
+          <w:lang w:val="en-US" w:eastAsia="zh-CN" w:bidi="hi-IN"/>
+        </w:rPr>
+        <w:t>&gt; *“Eu já consigo amar meus inimigos?”*</w:t>
+      </w:r>
+    </w:p>
+    <w:p>
+      <w:pPr>
+        <w:pStyle w:val="Normal"/>
+        <w:jc w:val="both"/>
+        <w:rPr>
+          <w:sz w:val="36"/>
+          <w:szCs w:val="36"/>
+        </w:rPr>
+      </w:pPr>
+      <w:r>
+        <w:rPr>
+          <w:sz w:val="36"/>
+          <w:szCs w:val="36"/>
+        </w:rPr>
+      </w:r>
+    </w:p>
+    <w:p>
+      <w:pPr>
+        <w:pStyle w:val="Normal"/>
+        <w:jc w:val="both"/>
+        <w:rPr>
+          <w:sz w:val="36"/>
+          <w:szCs w:val="36"/>
+        </w:rPr>
+      </w:pPr>
+      <w:r>
+        <w:rPr>
+          <w:rFonts w:eastAsia="Times New Roman" w:cs="Times New Roman" w:ascii="Garamond" w:hAnsi="Garamond"/>
+          <w:color w:val="000000"/>
+          <w:kern w:val="0"/>
+          <w:sz w:val="36"/>
+          <w:szCs w:val="36"/>
+          <w:shd w:fill="auto" w:val="clear"/>
+          <w:lang w:val="en-US" w:eastAsia="zh-CN" w:bidi="hi-IN"/>
+        </w:rPr>
+        <w:t>perguntar:</w:t>
+      </w:r>
+    </w:p>
+    <w:p>
+      <w:pPr>
+        <w:pStyle w:val="Normal"/>
+        <w:jc w:val="both"/>
+        <w:rPr>
+          <w:sz w:val="36"/>
+          <w:szCs w:val="36"/>
+        </w:rPr>
+      </w:pPr>
+      <w:r>
+        <w:rPr>
+          <w:sz w:val="36"/>
+          <w:szCs w:val="36"/>
+        </w:rPr>
+      </w:r>
+    </w:p>
+    <w:p>
+      <w:pPr>
+        <w:pStyle w:val="Normal"/>
+        <w:jc w:val="both"/>
+        <w:rPr>
+          <w:sz w:val="36"/>
+          <w:szCs w:val="36"/>
+        </w:rPr>
+      </w:pPr>
+      <w:r>
+        <w:rPr>
+          <w:rFonts w:eastAsia="Times New Roman" w:cs="Times New Roman" w:ascii="Garamond" w:hAnsi="Garamond"/>
+          <w:color w:val="000000"/>
+          <w:kern w:val="0"/>
+          <w:sz w:val="36"/>
+          <w:szCs w:val="36"/>
+          <w:shd w:fill="auto" w:val="clear"/>
+          <w:lang w:val="en-US" w:eastAsia="zh-CN" w:bidi="hi-IN"/>
+        </w:rPr>
+        <w:t>&gt; **“O que eu já consigo fazer hoje diante daquele que me ofendeu?”**</w:t>
+      </w:r>
+    </w:p>
+    <w:p>
+      <w:pPr>
+        <w:pStyle w:val="Normal"/>
+        <w:jc w:val="both"/>
+        <w:rPr>
+          <w:sz w:val="36"/>
+          <w:szCs w:val="36"/>
+        </w:rPr>
+      </w:pPr>
+      <w:r>
+        <w:rPr>
+          <w:sz w:val="36"/>
+          <w:szCs w:val="36"/>
+        </w:rPr>
+      </w:r>
+    </w:p>
+    <w:p>
+      <w:pPr>
+        <w:pStyle w:val="Normal"/>
+        <w:jc w:val="both"/>
+        <w:rPr>
+          <w:sz w:val="36"/>
+          <w:szCs w:val="36"/>
+        </w:rPr>
+      </w:pPr>
+      <w:r>
+        <w:rPr>
+          <w:rFonts w:eastAsia="Times New Roman" w:cs="Times New Roman" w:ascii="Garamond" w:hAnsi="Garamond"/>
+          <w:color w:val="000000"/>
+          <w:kern w:val="0"/>
+          <w:sz w:val="36"/>
+          <w:szCs w:val="36"/>
+          <w:shd w:fill="auto" w:val="clear"/>
+          <w:lang w:val="en-US" w:eastAsia="zh-CN" w:bidi="hi-IN"/>
+        </w:rPr>
+        <w:t>Talvez ainda não consiga amá-lo. Mas consigo **não revidar**?</w:t>
+      </w:r>
+    </w:p>
+    <w:p>
+      <w:pPr>
+        <w:pStyle w:val="Normal"/>
+        <w:jc w:val="both"/>
+        <w:rPr>
+          <w:sz w:val="36"/>
+          <w:szCs w:val="36"/>
+        </w:rPr>
+      </w:pPr>
+      <w:r>
+        <w:rPr>
+          <w:rFonts w:eastAsia="Times New Roman" w:cs="Times New Roman" w:ascii="Garamond" w:hAnsi="Garamond"/>
+          <w:color w:val="000000"/>
+          <w:kern w:val="0"/>
+          <w:sz w:val="36"/>
+          <w:szCs w:val="36"/>
+          <w:shd w:fill="auto" w:val="clear"/>
+          <w:lang w:val="en-US" w:eastAsia="zh-CN" w:bidi="hi-IN"/>
+        </w:rPr>
+        <w:t>Consigo **não desejar-lhe o mal**?</w:t>
+      </w:r>
+    </w:p>
+    <w:p>
+      <w:pPr>
+        <w:pStyle w:val="Normal"/>
+        <w:jc w:val="both"/>
+        <w:rPr>
+          <w:sz w:val="36"/>
+          <w:szCs w:val="36"/>
+        </w:rPr>
+      </w:pPr>
+      <w:r>
+        <w:rPr>
+          <w:rFonts w:eastAsia="Times New Roman" w:cs="Times New Roman" w:ascii="Garamond" w:hAnsi="Garamond"/>
+          <w:color w:val="000000"/>
+          <w:kern w:val="0"/>
+          <w:sz w:val="36"/>
+          <w:szCs w:val="36"/>
+          <w:shd w:fill="auto" w:val="clear"/>
+          <w:lang w:val="en-US" w:eastAsia="zh-CN" w:bidi="hi-IN"/>
+        </w:rPr>
+        <w:t>Consigo **parar de alimentar a mágoa**?</w:t>
+      </w:r>
+    </w:p>
+    <w:p>
+      <w:pPr>
+        <w:pStyle w:val="Normal"/>
+        <w:jc w:val="both"/>
+        <w:rPr>
+          <w:sz w:val="36"/>
+          <w:szCs w:val="36"/>
+        </w:rPr>
+      </w:pPr>
+      <w:r>
+        <w:rPr>
+          <w:rFonts w:eastAsia="Times New Roman" w:cs="Times New Roman" w:ascii="Garamond" w:hAnsi="Garamond"/>
+          <w:color w:val="000000"/>
+          <w:kern w:val="0"/>
+          <w:sz w:val="36"/>
+          <w:szCs w:val="36"/>
+          <w:shd w:fill="auto" w:val="clear"/>
+          <w:lang w:val="en-US" w:eastAsia="zh-CN" w:bidi="hi-IN"/>
+        </w:rPr>
+        <w:t>Consigo **orar por ele**, ainda que minhas palavras sejam inicialmente difíceis?</w:t>
+      </w:r>
+    </w:p>
+    <w:p>
+      <w:pPr>
+        <w:pStyle w:val="Normal"/>
+        <w:jc w:val="both"/>
+        <w:rPr>
+          <w:sz w:val="36"/>
+          <w:szCs w:val="36"/>
+        </w:rPr>
+      </w:pPr>
+      <w:r>
+        <w:rPr>
+          <w:rFonts w:eastAsia="Times New Roman" w:cs="Times New Roman" w:ascii="Garamond" w:hAnsi="Garamond"/>
+          <w:color w:val="000000"/>
+          <w:kern w:val="0"/>
+          <w:sz w:val="36"/>
+          <w:szCs w:val="36"/>
+          <w:shd w:fill="auto" w:val="clear"/>
+          <w:lang w:val="en-US" w:eastAsia="zh-CN" w:bidi="hi-IN"/>
+        </w:rPr>
+        <w:t>Consigo **tentar compreender as razões que o levaram a agir daquela maneira**?</w:t>
+      </w:r>
+    </w:p>
+    <w:p>
+      <w:pPr>
+        <w:pStyle w:val="Normal"/>
+        <w:jc w:val="both"/>
+        <w:rPr>
+          <w:sz w:val="36"/>
+          <w:szCs w:val="36"/>
+        </w:rPr>
+      </w:pPr>
+      <w:r>
+        <w:rPr>
+          <w:rFonts w:eastAsia="Times New Roman" w:cs="Times New Roman" w:ascii="Garamond" w:hAnsi="Garamond"/>
+          <w:color w:val="000000"/>
+          <w:kern w:val="0"/>
+          <w:sz w:val="36"/>
+          <w:szCs w:val="36"/>
+          <w:shd w:fill="auto" w:val="clear"/>
+          <w:lang w:val="en-US" w:eastAsia="zh-CN" w:bidi="hi-IN"/>
+        </w:rPr>
+        <w:t>Consigo, pelo menos, **não transformar uma ofensa recebida em uma nova ofensa praticada por mim**?</w:t>
+      </w:r>
+    </w:p>
+    <w:p>
+      <w:pPr>
+        <w:pStyle w:val="Normal"/>
+        <w:jc w:val="both"/>
+        <w:rPr>
+          <w:sz w:val="36"/>
+          <w:szCs w:val="36"/>
+        </w:rPr>
+      </w:pPr>
+      <w:r>
+        <w:rPr>
+          <w:sz w:val="36"/>
+          <w:szCs w:val="36"/>
+        </w:rPr>
+      </w:r>
+    </w:p>
+    <w:p>
+      <w:pPr>
+        <w:pStyle w:val="Normal"/>
+        <w:jc w:val="both"/>
+        <w:rPr>
+          <w:sz w:val="36"/>
+          <w:szCs w:val="36"/>
+        </w:rPr>
+      </w:pPr>
+      <w:r>
+        <w:rPr>
+          <w:rFonts w:eastAsia="Times New Roman" w:cs="Times New Roman" w:ascii="Garamond" w:hAnsi="Garamond"/>
+          <w:color w:val="000000"/>
+          <w:kern w:val="0"/>
+          <w:sz w:val="36"/>
+          <w:szCs w:val="36"/>
+          <w:shd w:fill="auto" w:val="clear"/>
+          <w:lang w:val="en-US" w:eastAsia="zh-CN" w:bidi="hi-IN"/>
+        </w:rPr>
+        <w:t>Isso seria muito coerente com a ideia de **reforma íntima como processo**, e não como transformação instantânea.</w:t>
+      </w:r>
+    </w:p>
+    <w:p>
+      <w:pPr>
+        <w:pStyle w:val="Normal"/>
+        <w:jc w:val="both"/>
+        <w:rPr>
+          <w:sz w:val="36"/>
+          <w:szCs w:val="36"/>
+        </w:rPr>
+      </w:pPr>
+      <w:r>
+        <w:rPr>
+          <w:sz w:val="36"/>
+          <w:szCs w:val="36"/>
+        </w:rPr>
+      </w:r>
+    </w:p>
+    <w:p>
+      <w:pPr>
+        <w:pStyle w:val="Normal"/>
+        <w:jc w:val="both"/>
+        <w:rPr>
+          <w:sz w:val="36"/>
+          <w:szCs w:val="36"/>
+        </w:rPr>
+      </w:pPr>
+      <w:r>
+        <w:rPr>
+          <w:rFonts w:eastAsia="Times New Roman" w:cs="Times New Roman" w:ascii="Garamond" w:hAnsi="Garamond"/>
+          <w:color w:val="000000"/>
+          <w:kern w:val="0"/>
+          <w:sz w:val="36"/>
+          <w:szCs w:val="36"/>
+          <w:shd w:fill="auto" w:val="clear"/>
+          <w:lang w:val="en-US" w:eastAsia="zh-CN" w:bidi="hi-IN"/>
+        </w:rPr>
+        <w:t>E há uma sutileza que eu acho importante preservar: **não precisamos fingir que já amamos aquele que nos feriu.** Podemos reconhecer honestamente que ainda sentimos mágoa, indignação ou dificuldade de perdoar. A reforma íntima começa justamente quando deixamos de considerar essas reações inevitáveis e passamos a perguntar o que podemos fazer com elas.</w:t>
+      </w:r>
+    </w:p>
+    <w:p>
+      <w:pPr>
+        <w:pStyle w:val="Normal"/>
+        <w:jc w:val="both"/>
+        <w:rPr>
+          <w:sz w:val="36"/>
+          <w:szCs w:val="36"/>
+        </w:rPr>
+      </w:pPr>
+      <w:r>
+        <w:rPr>
+          <w:sz w:val="36"/>
+          <w:szCs w:val="36"/>
+        </w:rPr>
+      </w:r>
+    </w:p>
+    <w:p>
+      <w:pPr>
+        <w:pStyle w:val="Normal"/>
+        <w:jc w:val="both"/>
+        <w:rPr>
+          <w:sz w:val="36"/>
+          <w:szCs w:val="36"/>
+        </w:rPr>
+      </w:pPr>
+      <w:r>
+        <w:rPr>
+          <w:rFonts w:eastAsia="Times New Roman" w:cs="Times New Roman" w:ascii="Garamond" w:hAnsi="Garamond"/>
+          <w:color w:val="000000"/>
+          <w:kern w:val="0"/>
+          <w:sz w:val="36"/>
+          <w:szCs w:val="36"/>
+          <w:shd w:fill="auto" w:val="clear"/>
+          <w:lang w:val="en-US" w:eastAsia="zh-CN" w:bidi="hi-IN"/>
+        </w:rPr>
+        <w:t>Talvez o movimento final da palestra possa ser:</w:t>
+      </w:r>
+    </w:p>
+    <w:p>
+      <w:pPr>
+        <w:pStyle w:val="Normal"/>
+        <w:jc w:val="both"/>
+        <w:rPr>
+          <w:sz w:val="36"/>
+          <w:szCs w:val="36"/>
+        </w:rPr>
+      </w:pPr>
+      <w:r>
+        <w:rPr>
+          <w:sz w:val="36"/>
+          <w:szCs w:val="36"/>
+        </w:rPr>
+      </w:r>
+    </w:p>
+    <w:p>
+      <w:pPr>
+        <w:pStyle w:val="Normal"/>
+        <w:jc w:val="both"/>
+        <w:rPr>
+          <w:sz w:val="36"/>
+          <w:szCs w:val="36"/>
+        </w:rPr>
+      </w:pPr>
+      <w:r>
+        <w:rPr>
+          <w:rFonts w:eastAsia="Times New Roman" w:cs="Times New Roman" w:ascii="Garamond" w:hAnsi="Garamond"/>
+          <w:color w:val="000000"/>
+          <w:kern w:val="0"/>
+          <w:sz w:val="36"/>
+          <w:szCs w:val="36"/>
+          <w:shd w:fill="auto" w:val="clear"/>
+          <w:lang w:val="en-US" w:eastAsia="zh-CN" w:bidi="hi-IN"/>
+        </w:rPr>
+        <w:t>**Jesus é o modelo → estamos muito distantes do modelo → essa distância não nos autoriza à imobilidade → precisamos começar pelo que já somos capazes de fazer → cada pequeno passo nos aproxima do modelo.**</w:t>
+      </w:r>
+    </w:p>
+    <w:p>
+      <w:pPr>
+        <w:pStyle w:val="Normal"/>
+        <w:jc w:val="both"/>
+        <w:rPr>
+          <w:sz w:val="36"/>
+          <w:szCs w:val="36"/>
+        </w:rPr>
+      </w:pPr>
+      <w:r>
+        <w:rPr>
+          <w:sz w:val="36"/>
+          <w:szCs w:val="36"/>
+        </w:rPr>
+      </w:r>
+    </w:p>
+    <w:p>
+      <w:pPr>
+        <w:pStyle w:val="Normal"/>
+        <w:jc w:val="both"/>
+        <w:rPr>
+          <w:sz w:val="36"/>
+          <w:szCs w:val="36"/>
+        </w:rPr>
+      </w:pPr>
+      <w:r>
+        <w:rPr>
+          <w:rFonts w:eastAsia="Times New Roman" w:cs="Times New Roman" w:ascii="Garamond" w:hAnsi="Garamond"/>
+          <w:color w:val="000000"/>
+          <w:kern w:val="0"/>
+          <w:sz w:val="36"/>
+          <w:szCs w:val="36"/>
+          <w:shd w:fill="auto" w:val="clear"/>
+          <w:lang w:val="en-US" w:eastAsia="zh-CN" w:bidi="hi-IN"/>
+        </w:rPr>
+        <w:t>E isso também evita uma interpretação que seria, a meu ver, perigosa: transformar Jesus em alguém tão distante e extraordinário que seus ensinamentos se tornam **inatingíveis e, portanto, irrelevantes para nossa vida cotidiana**.</w:t>
+      </w:r>
+    </w:p>
+    <w:p>
+      <w:pPr>
+        <w:pStyle w:val="Normal"/>
+        <w:jc w:val="both"/>
+        <w:rPr>
+          <w:sz w:val="36"/>
+          <w:szCs w:val="36"/>
+        </w:rPr>
+      </w:pPr>
+      <w:r>
+        <w:rPr>
+          <w:sz w:val="36"/>
+          <w:szCs w:val="36"/>
+        </w:rPr>
+      </w:r>
+    </w:p>
+    <w:p>
+      <w:pPr>
+        <w:pStyle w:val="Normal"/>
+        <w:jc w:val="both"/>
+        <w:rPr>
+          <w:sz w:val="36"/>
+          <w:szCs w:val="36"/>
+        </w:rPr>
+      </w:pPr>
+      <w:r>
+        <w:rPr>
+          <w:rFonts w:eastAsia="Times New Roman" w:cs="Times New Roman" w:ascii="Garamond" w:hAnsi="Garamond"/>
+          <w:color w:val="000000"/>
+          <w:kern w:val="0"/>
+          <w:sz w:val="36"/>
+          <w:szCs w:val="36"/>
+          <w:shd w:fill="auto" w:val="clear"/>
+          <w:lang w:val="en-US" w:eastAsia="zh-CN" w:bidi="hi-IN"/>
+        </w:rPr>
+        <w:t>Você pode terminar deixando o público não com a sensação de *“eu deveria ser como Jesus”*, mas com algo mais concreto:</w:t>
+      </w:r>
+    </w:p>
+    <w:p>
+      <w:pPr>
+        <w:pStyle w:val="Normal"/>
+        <w:jc w:val="both"/>
+        <w:rPr>
+          <w:sz w:val="36"/>
+          <w:szCs w:val="36"/>
+        </w:rPr>
+      </w:pPr>
+      <w:r>
+        <w:rPr>
+          <w:sz w:val="36"/>
+          <w:szCs w:val="36"/>
+        </w:rPr>
+      </w:r>
+    </w:p>
+    <w:p>
+      <w:pPr>
+        <w:pStyle w:val="Normal"/>
+        <w:jc w:val="both"/>
+        <w:rPr>
+          <w:sz w:val="36"/>
+          <w:szCs w:val="36"/>
+        </w:rPr>
+      </w:pPr>
+      <w:r>
+        <w:rPr>
+          <w:rFonts w:eastAsia="Times New Roman" w:cs="Times New Roman" w:ascii="Garamond" w:hAnsi="Garamond"/>
+          <w:color w:val="000000"/>
+          <w:kern w:val="0"/>
+          <w:sz w:val="36"/>
+          <w:szCs w:val="36"/>
+          <w:shd w:fill="auto" w:val="clear"/>
+          <w:lang w:val="en-US" w:eastAsia="zh-CN" w:bidi="hi-IN"/>
+        </w:rPr>
+        <w:t>**“Qual é o próximo passo que eu posso dar?”**</w:t>
+      </w:r>
+    </w:p>
+    <w:p>
+      <w:pPr>
+        <w:pStyle w:val="Normal"/>
+        <w:jc w:val="both"/>
+        <w:rPr>
+          <w:sz w:val="36"/>
+          <w:szCs w:val="36"/>
+        </w:rPr>
+      </w:pPr>
+      <w:r>
+        <w:rPr>
+          <w:sz w:val="36"/>
+          <w:szCs w:val="36"/>
+        </w:rPr>
+      </w:r>
+    </w:p>
+    <w:p>
+      <w:pPr>
+        <w:pStyle w:val="Normal"/>
+        <w:jc w:val="both"/>
+        <w:rPr>
+          <w:sz w:val="36"/>
+          <w:szCs w:val="36"/>
+        </w:rPr>
+      </w:pPr>
+      <w:r>
+        <w:rPr>
+          <w:rFonts w:eastAsia="Times New Roman" w:cs="Times New Roman" w:ascii="Garamond" w:hAnsi="Garamond"/>
+          <w:color w:val="000000"/>
+          <w:kern w:val="0"/>
+          <w:sz w:val="36"/>
+          <w:szCs w:val="36"/>
+          <w:shd w:fill="auto" w:val="clear"/>
+          <w:lang w:val="en-US" w:eastAsia="zh-CN" w:bidi="hi-IN"/>
+        </w:rPr>
+        <w:t>Para uma palestra sobre **“Amai os vossos inimigos”**, acho que essa é uma conclusão muito mais poderosa do que simplesmente repetir o mandamento. Porque, no fim, a questão deixa de ser *“consigo fazer aquilo que Jesus fez?”* e passa a ser:</w:t>
+      </w:r>
+    </w:p>
+    <w:p>
+      <w:pPr>
+        <w:pStyle w:val="Normal"/>
+        <w:jc w:val="both"/>
+        <w:rPr>
+          <w:sz w:val="36"/>
+          <w:szCs w:val="36"/>
+        </w:rPr>
+      </w:pPr>
+      <w:r>
+        <w:rPr>
+          <w:sz w:val="36"/>
+          <w:szCs w:val="36"/>
+        </w:rPr>
+      </w:r>
+    </w:p>
+    <w:p>
+      <w:pPr>
+        <w:pStyle w:val="Normal"/>
+        <w:jc w:val="both"/>
+        <w:rPr>
+          <w:sz w:val="36"/>
+          <w:szCs w:val="36"/>
+        </w:rPr>
+      </w:pPr>
+      <w:r>
+        <w:rPr>
+          <w:rFonts w:eastAsia="Times New Roman" w:cs="Times New Roman" w:ascii="Garamond" w:hAnsi="Garamond"/>
+          <w:color w:val="000000"/>
+          <w:kern w:val="0"/>
+          <w:sz w:val="36"/>
+          <w:szCs w:val="36"/>
+          <w:shd w:fill="auto" w:val="clear"/>
+          <w:lang w:val="en-US" w:eastAsia="zh-CN" w:bidi="hi-IN"/>
+        </w:rPr>
+        <w:t>&gt; **“Diante da próxima ofensa que eu receber, qual será o primeiro gesto que estará um pouco mais próximo daquele que Jesus me ensinou?”**</w:t>
+      </w:r>
+    </w:p>
+    <w:p>
+      <w:pPr>
+        <w:pStyle w:val="Normal"/>
+        <w:jc w:val="both"/>
+        <w:rPr>
+          <w:sz w:val="36"/>
+          <w:szCs w:val="36"/>
+        </w:rPr>
+      </w:pPr>
+      <w:r>
+        <w:rPr>
+          <w:sz w:val="36"/>
+          <w:szCs w:val="36"/>
+        </w:rPr>
+      </w:r>
+    </w:p>
+    <w:p>
+      <w:pPr>
+        <w:pStyle w:val="Normal"/>
+        <w:jc w:val="both"/>
+        <w:rPr>
+          <w:sz w:val="36"/>
+          <w:szCs w:val="36"/>
+        </w:rPr>
+      </w:pPr>
+      <w:r>
+        <w:rPr>
+          <w:rFonts w:eastAsia="Times New Roman" w:cs="Times New Roman" w:ascii="Garamond" w:hAnsi="Garamond"/>
+          <w:color w:val="000000"/>
+          <w:kern w:val="0"/>
+          <w:sz w:val="36"/>
+          <w:szCs w:val="36"/>
+          <w:shd w:fill="auto" w:val="clear"/>
+          <w:lang w:val="en-US" w:eastAsia="zh-CN" w:bidi="hi-IN"/>
+        </w:rPr>
+        <w:t>Essa pergunta pode continuar trabalhando dentro da pessoa mesmo depois que a palestra terminar. E, para mim, esse é um excelente objetivo para uma conclusão.</w:t>
+      </w:r>
+    </w:p>
+    <w:p>
+      <w:pPr>
+        <w:pStyle w:val="Normal"/>
+        <w:jc w:val="both"/>
+        <w:rPr>
+          <w:sz w:val="36"/>
+          <w:szCs w:val="36"/>
+        </w:rPr>
+      </w:pPr>
+      <w:r>
+        <w:rPr>
+          <w:sz w:val="36"/>
+          <w:szCs w:val="36"/>
+        </w:rPr>
+      </w:r>
+    </w:p>
+    <w:p>
+      <w:pPr>
+        <w:pStyle w:val="Normal"/>
+        <w:jc w:val="both"/>
+        <w:rPr>
+          <w:sz w:val="36"/>
+          <w:szCs w:val="36"/>
+        </w:rPr>
+      </w:pPr>
+      <w:r>
+        <w:rPr>
+          <w:rFonts w:eastAsia="Times New Roman" w:cs="Times New Roman" w:ascii="Garamond" w:hAnsi="Garamond"/>
+          <w:color w:val="000000"/>
+          <w:kern w:val="0"/>
+          <w:sz w:val="36"/>
+          <w:szCs w:val="36"/>
+          <w:shd w:fill="auto" w:val="clear"/>
+          <w:lang w:val="en-US" w:eastAsia="zh-CN" w:bidi="hi-IN"/>
+        </w:rPr>
+        <w:t>Da lição Perdão - Remédio Santo (ver se cabe na conclusão):</w:t>
+      </w:r>
+    </w:p>
+    <w:p>
+      <w:pPr>
+        <w:pStyle w:val="Normal"/>
+        <w:jc w:val="both"/>
+        <w:rPr>
+          <w:sz w:val="36"/>
+          <w:szCs w:val="36"/>
+        </w:rPr>
+      </w:pPr>
+      <w:r>
+        <w:rPr>
+          <w:sz w:val="36"/>
+          <w:szCs w:val="36"/>
+        </w:rPr>
       </w:r>
     </w:p>
     <w:p>
@@ -7248,1723 +9374,6 @@
           <w:shd w:fill="auto" w:val="clear"/>
           <w:lang w:val="en-US" w:eastAsia="zh-CN" w:bidi="hi-IN"/>
         </w:rPr>
-      </w:r>
-    </w:p>
-    <w:p>
-      <w:pPr>
-        <w:pStyle w:val="Normal"/>
-        <w:jc w:val="both"/>
-        <w:rPr/>
-      </w:pPr>
-      <w:r>
-        <w:rPr>
-          <w:rFonts w:eastAsia="Times New Roman" w:cs="Times New Roman" w:ascii="Garamond" w:hAnsi="Garamond"/>
-          <w:i w:val="false"/>
-          <w:iCs w:val="false"/>
-          <w:color w:val="000000"/>
-          <w:kern w:val="0"/>
-          <w:sz w:val="36"/>
-          <w:szCs w:val="36"/>
-          <w:shd w:fill="auto" w:val="clear"/>
-          <w:lang w:val="en-US" w:eastAsia="zh-CN" w:bidi="hi-IN"/>
-        </w:rPr>
-        <w:t xml:space="preserve">Portanto, é muito melhor que sejamos ofendidos do que ofensores. </w:t>
-      </w:r>
-    </w:p>
-    <w:p>
-      <w:pPr>
-        <w:pStyle w:val="Normal"/>
-        <w:jc w:val="both"/>
-        <w:rPr>
-          <w:sz w:val="36"/>
-          <w:szCs w:val="36"/>
-        </w:rPr>
-      </w:pPr>
-      <w:r>
-        <w:rPr>
-          <w:rFonts w:eastAsia="Times New Roman" w:cs="Times New Roman" w:ascii="Garamond" w:hAnsi="Garamond"/>
-          <w:color w:val="000000"/>
-          <w:kern w:val="0"/>
-          <w:sz w:val="36"/>
-          <w:szCs w:val="36"/>
-          <w:shd w:fill="auto" w:val="clear"/>
-          <w:lang w:val="en-US" w:eastAsia="zh-CN" w:bidi="hi-IN"/>
-        </w:rPr>
-        <w:t xml:space="preserve">### </w:t>
-      </w:r>
-      <w:r>
-        <w:rPr>
-          <w:rFonts w:eastAsia="Times New Roman" w:cs="Times New Roman" w:ascii="Garamond" w:hAnsi="Garamond"/>
-          <w:i w:val="false"/>
-          <w:iCs w:val="false"/>
-          <w:color w:val="000000"/>
-          <w:kern w:val="0"/>
-          <w:sz w:val="36"/>
-          <w:szCs w:val="36"/>
-          <w:shd w:fill="auto" w:val="clear"/>
-          <w:lang w:val="en-US" w:eastAsia="zh-CN" w:bidi="hi-IN"/>
-        </w:rPr>
-        <w:t>Oferecer a outra face -</w:t>
-      </w:r>
-      <w:r>
-        <w:rPr>
-          <w:rFonts w:eastAsia="Times New Roman" w:cs="Times New Roman" w:ascii="Garamond" w:hAnsi="Garamond"/>
-          <w:color w:val="000000"/>
-          <w:kern w:val="0"/>
-          <w:sz w:val="36"/>
-          <w:szCs w:val="36"/>
-          <w:shd w:fill="auto" w:val="clear"/>
-          <w:lang w:val="en-US" w:eastAsia="zh-CN" w:bidi="hi-IN"/>
-        </w:rPr>
-        <w:t xml:space="preserve"> Término</w:t>
-      </w:r>
-    </w:p>
-    <w:p>
-      <w:pPr>
-        <w:pStyle w:val="Normal"/>
-        <w:jc w:val="both"/>
-        <w:rPr>
-          <w:sz w:val="36"/>
-          <w:szCs w:val="36"/>
-        </w:rPr>
-      </w:pPr>
-      <w:r>
-        <w:rPr>
-          <w:sz w:val="36"/>
-          <w:szCs w:val="36"/>
-        </w:rPr>
-      </w:r>
-    </w:p>
-    <w:p>
-      <w:pPr>
-        <w:pStyle w:val="Normal"/>
-        <w:jc w:val="both"/>
-        <w:rPr>
-          <w:sz w:val="36"/>
-          <w:szCs w:val="36"/>
-        </w:rPr>
-      </w:pPr>
-      <w:r>
-        <w:rPr>
-          <w:rFonts w:eastAsia="Times New Roman" w:cs="Times New Roman" w:ascii="Garamond" w:hAnsi="Garamond"/>
-          <w:color w:val="000000"/>
-          <w:kern w:val="0"/>
-          <w:sz w:val="36"/>
-          <w:szCs w:val="36"/>
-          <w:shd w:fill="auto" w:val="clear"/>
-          <w:lang w:val="en-US" w:eastAsia="zh-CN" w:bidi="hi-IN"/>
-        </w:rPr>
-        <w:t>### Não esperar perfeição de ninguém - Início</w:t>
-      </w:r>
-    </w:p>
-    <w:p>
-      <w:pPr>
-        <w:pStyle w:val="Normal"/>
-        <w:jc w:val="both"/>
-        <w:rPr>
-          <w:sz w:val="36"/>
-          <w:szCs w:val="36"/>
-        </w:rPr>
-      </w:pPr>
-      <w:r>
-        <w:rPr>
-          <w:sz w:val="36"/>
-          <w:szCs w:val="36"/>
-        </w:rPr>
-      </w:r>
-    </w:p>
-    <w:p>
-      <w:pPr>
-        <w:pStyle w:val="Normal"/>
-        <w:jc w:val="both"/>
-        <w:rPr>
-          <w:sz w:val="36"/>
-          <w:szCs w:val="36"/>
-        </w:rPr>
-      </w:pPr>
-      <w:r>
-        <w:rPr>
-          <w:rFonts w:eastAsia="Times New Roman" w:cs="Times New Roman" w:ascii="Garamond" w:hAnsi="Garamond"/>
-          <w:color w:val="000000"/>
-          <w:kern w:val="0"/>
-          <w:sz w:val="36"/>
-          <w:szCs w:val="36"/>
-          <w:shd w:fill="auto" w:val="clear"/>
-          <w:lang w:val="en-US" w:eastAsia="zh-CN" w:bidi="hi-IN"/>
-        </w:rPr>
-        <w:t>Esse tópico deve ser desenvolvido com base na lição 33 do livro O Espírito da Verdade.</w:t>
-      </w:r>
-    </w:p>
-    <w:p>
-      <w:pPr>
-        <w:pStyle w:val="Normal"/>
-        <w:jc w:val="both"/>
-        <w:rPr>
-          <w:sz w:val="36"/>
-          <w:szCs w:val="36"/>
-        </w:rPr>
-      </w:pPr>
-      <w:r>
-        <w:rPr>
-          <w:sz w:val="36"/>
-          <w:szCs w:val="36"/>
-        </w:rPr>
-      </w:r>
-    </w:p>
-    <w:p>
-      <w:pPr>
-        <w:pStyle w:val="Normal"/>
-        <w:jc w:val="both"/>
-        <w:rPr>
-          <w:sz w:val="36"/>
-          <w:szCs w:val="36"/>
-        </w:rPr>
-      </w:pPr>
-      <w:r>
-        <w:rPr>
-          <w:rFonts w:eastAsia="Times New Roman" w:cs="Times New Roman" w:ascii="Garamond" w:hAnsi="Garamond"/>
-          <w:color w:val="000000"/>
-          <w:kern w:val="0"/>
-          <w:sz w:val="36"/>
-          <w:szCs w:val="36"/>
-          <w:shd w:fill="auto" w:val="clear"/>
-          <w:lang w:val="en-US" w:eastAsia="zh-CN" w:bidi="hi-IN"/>
-        </w:rPr>
-        <w:t>### Não esperar perfeição de ninguém - Término</w:t>
-      </w:r>
-    </w:p>
-    <w:p>
-      <w:pPr>
-        <w:pStyle w:val="Normal"/>
-        <w:jc w:val="both"/>
-        <w:rPr>
-          <w:sz w:val="36"/>
-          <w:szCs w:val="36"/>
-        </w:rPr>
-      </w:pPr>
-      <w:r>
-        <w:rPr>
-          <w:sz w:val="36"/>
-          <w:szCs w:val="36"/>
-        </w:rPr>
-      </w:r>
-    </w:p>
-    <w:p>
-      <w:pPr>
-        <w:pStyle w:val="Normal"/>
-        <w:jc w:val="both"/>
-        <w:rPr>
-          <w:sz w:val="36"/>
-          <w:szCs w:val="36"/>
-        </w:rPr>
-      </w:pPr>
-      <w:r>
-        <w:rPr>
-          <w:rFonts w:eastAsia="Times New Roman" w:cs="Times New Roman" w:ascii="Garamond" w:hAnsi="Garamond"/>
-          <w:color w:val="000000"/>
-          <w:kern w:val="0"/>
-          <w:sz w:val="36"/>
-          <w:szCs w:val="36"/>
-          <w:shd w:fill="auto" w:val="clear"/>
-          <w:lang w:val="en-US" w:eastAsia="zh-CN" w:bidi="hi-IN"/>
-        </w:rPr>
-        <w:t>### Obsessões nascidas nos laços do ódio - Início</w:t>
-      </w:r>
-    </w:p>
-    <w:p>
-      <w:pPr>
-        <w:pStyle w:val="Normal"/>
-        <w:jc w:val="both"/>
-        <w:rPr>
-          <w:sz w:val="36"/>
-          <w:szCs w:val="36"/>
-        </w:rPr>
-      </w:pPr>
-      <w:r>
-        <w:rPr>
-          <w:sz w:val="36"/>
-          <w:szCs w:val="36"/>
-        </w:rPr>
-      </w:r>
-    </w:p>
-    <w:p>
-      <w:pPr>
-        <w:pStyle w:val="Normal"/>
-        <w:jc w:val="both"/>
-        <w:rPr>
-          <w:sz w:val="36"/>
-          <w:szCs w:val="36"/>
-        </w:rPr>
-      </w:pPr>
-      <w:r>
-        <w:rPr>
-          <w:rFonts w:eastAsia="Times New Roman" w:cs="Times New Roman" w:ascii="Garamond" w:hAnsi="Garamond"/>
-          <w:color w:val="000000"/>
-          <w:kern w:val="0"/>
-          <w:sz w:val="36"/>
-          <w:szCs w:val="36"/>
-          <w:shd w:fill="auto" w:val="clear"/>
-          <w:lang w:val="en-US" w:eastAsia="zh-CN" w:bidi="hi-IN"/>
-        </w:rPr>
-        <w:t xml:space="preserve">Joanna de Ângelis - Lampadário Espírita, lição 29 - nos fala que as obsessões só podem ser estabelecidas quando há sintonia entre o obsessor e o obsidiado. </w:t>
-      </w:r>
-    </w:p>
-    <w:p>
-      <w:pPr>
-        <w:pStyle w:val="Normal"/>
-        <w:jc w:val="both"/>
-        <w:rPr>
-          <w:sz w:val="36"/>
-          <w:szCs w:val="36"/>
-        </w:rPr>
-      </w:pPr>
-      <w:r>
-        <w:rPr>
-          <w:sz w:val="36"/>
-          <w:szCs w:val="36"/>
-        </w:rPr>
-      </w:r>
-    </w:p>
-    <w:p>
-      <w:pPr>
-        <w:pStyle w:val="Normal"/>
-        <w:jc w:val="both"/>
-        <w:rPr>
-          <w:sz w:val="36"/>
-          <w:szCs w:val="36"/>
-        </w:rPr>
-      </w:pPr>
-      <w:r>
-        <w:rPr>
-          <w:rFonts w:eastAsia="Times New Roman" w:cs="Times New Roman" w:ascii="Garamond" w:hAnsi="Garamond"/>
-          <w:color w:val="000000"/>
-          <w:kern w:val="0"/>
-          <w:sz w:val="36"/>
-          <w:szCs w:val="36"/>
-          <w:shd w:fill="auto" w:val="clear"/>
-          <w:lang w:val="en-US" w:eastAsia="zh-CN" w:bidi="hi-IN"/>
-        </w:rPr>
-        <w:t>Por mais que não aceitemos essa verdade, colocando-nos sempre na condição de vítimas, obsessor nenhum logra êxito se sua pretensa vítima não acolher sentimentos e pensamentos de mesma natureza que os seus.</w:t>
-      </w:r>
-    </w:p>
-    <w:p>
-      <w:pPr>
-        <w:pStyle w:val="Normal"/>
-        <w:jc w:val="both"/>
-        <w:rPr>
-          <w:sz w:val="36"/>
-          <w:szCs w:val="36"/>
-        </w:rPr>
-      </w:pPr>
-      <w:r>
-        <w:rPr>
-          <w:sz w:val="36"/>
-          <w:szCs w:val="36"/>
-        </w:rPr>
-      </w:r>
-    </w:p>
-    <w:p>
-      <w:pPr>
-        <w:pStyle w:val="Normal"/>
-        <w:jc w:val="both"/>
-        <w:rPr>
-          <w:sz w:val="36"/>
-          <w:szCs w:val="36"/>
-        </w:rPr>
-      </w:pPr>
-      <w:r>
-        <w:rPr>
-          <w:rFonts w:eastAsia="Times New Roman" w:cs="Times New Roman" w:ascii="Garamond" w:hAnsi="Garamond"/>
-          <w:color w:val="000000"/>
-          <w:kern w:val="0"/>
-          <w:sz w:val="36"/>
-          <w:szCs w:val="36"/>
-          <w:shd w:fill="auto" w:val="clear"/>
-          <w:lang w:val="en-US" w:eastAsia="zh-CN" w:bidi="hi-IN"/>
-        </w:rPr>
-        <w:t xml:space="preserve">Dentro do contexto da palestra, essa lição serve como um alerta para quem se recusa a perdoar. Ao alimentar o ódio, o rancor e a insistência em não perdoar, a pessoa está fortalecendo os laços que a une ao seu inimigo. </w:t>
-      </w:r>
-    </w:p>
-    <w:p>
-      <w:pPr>
-        <w:pStyle w:val="Normal"/>
-        <w:jc w:val="both"/>
-        <w:rPr>
-          <w:sz w:val="36"/>
-          <w:szCs w:val="36"/>
-        </w:rPr>
-      </w:pPr>
-      <w:r>
-        <w:rPr>
-          <w:rFonts w:eastAsia="Times New Roman" w:cs="Times New Roman" w:ascii="Garamond" w:hAnsi="Garamond"/>
-          <w:color w:val="000000"/>
-          <w:kern w:val="0"/>
-          <w:sz w:val="36"/>
-          <w:szCs w:val="36"/>
-          <w:shd w:fill="auto" w:val="clear"/>
-          <w:lang w:val="en-US" w:eastAsia="zh-CN" w:bidi="hi-IN"/>
-        </w:rPr>
-        <w:t>Essa é a ideia a ser desenvolvida aqui.</w:t>
-      </w:r>
-    </w:p>
-    <w:p>
-      <w:pPr>
-        <w:pStyle w:val="Normal"/>
-        <w:jc w:val="both"/>
-        <w:rPr>
-          <w:sz w:val="36"/>
-          <w:szCs w:val="36"/>
-        </w:rPr>
-      </w:pPr>
-      <w:r>
-        <w:rPr>
-          <w:sz w:val="36"/>
-          <w:szCs w:val="36"/>
-        </w:rPr>
-      </w:r>
-    </w:p>
-    <w:p>
-      <w:pPr>
-        <w:pStyle w:val="Normal"/>
-        <w:jc w:val="both"/>
-        <w:rPr>
-          <w:sz w:val="36"/>
-          <w:szCs w:val="36"/>
-        </w:rPr>
-      </w:pPr>
-      <w:r>
-        <w:rPr>
-          <w:rFonts w:eastAsia="Times New Roman" w:cs="Times New Roman" w:ascii="Garamond" w:hAnsi="Garamond"/>
-          <w:color w:val="000000"/>
-          <w:kern w:val="0"/>
-          <w:sz w:val="36"/>
-          <w:szCs w:val="36"/>
-          <w:shd w:fill="auto" w:val="clear"/>
-          <w:lang w:val="en-US" w:eastAsia="zh-CN" w:bidi="hi-IN"/>
-        </w:rPr>
-        <w:t>### Obsessões nascidas nos laços do ódio - Término</w:t>
-      </w:r>
-    </w:p>
-    <w:p>
-      <w:pPr>
-        <w:pStyle w:val="Normal"/>
-        <w:jc w:val="both"/>
-        <w:rPr>
-          <w:sz w:val="36"/>
-          <w:szCs w:val="36"/>
-        </w:rPr>
-      </w:pPr>
-      <w:r>
-        <w:rPr>
-          <w:sz w:val="36"/>
-          <w:szCs w:val="36"/>
-        </w:rPr>
-      </w:r>
-    </w:p>
-    <w:p>
-      <w:pPr>
-        <w:pStyle w:val="Normal"/>
-        <w:jc w:val="both"/>
-        <w:rPr>
-          <w:sz w:val="36"/>
-          <w:szCs w:val="36"/>
-        </w:rPr>
-      </w:pPr>
-      <w:r>
-        <w:rPr>
-          <w:rFonts w:eastAsia="Times New Roman" w:cs="Times New Roman" w:ascii="Garamond" w:hAnsi="Garamond"/>
-          <w:color w:val="000000"/>
-          <w:kern w:val="0"/>
-          <w:sz w:val="36"/>
-          <w:szCs w:val="36"/>
-          <w:shd w:fill="auto" w:val="clear"/>
-          <w:lang w:val="en-US" w:eastAsia="zh-CN" w:bidi="hi-IN"/>
-        </w:rPr>
-        <w:t>### Pagar a ingratidão com o amor - Início</w:t>
-      </w:r>
-    </w:p>
-    <w:p>
-      <w:pPr>
-        <w:pStyle w:val="Normal"/>
-        <w:jc w:val="both"/>
-        <w:rPr>
-          <w:sz w:val="36"/>
-          <w:szCs w:val="36"/>
-        </w:rPr>
-      </w:pPr>
-      <w:r>
-        <w:rPr>
-          <w:sz w:val="36"/>
-          <w:szCs w:val="36"/>
-        </w:rPr>
-      </w:r>
-    </w:p>
-    <w:p>
-      <w:pPr>
-        <w:pStyle w:val="Normal"/>
-        <w:jc w:val="both"/>
-        <w:rPr>
-          <w:sz w:val="36"/>
-          <w:szCs w:val="36"/>
-        </w:rPr>
-      </w:pPr>
-      <w:r>
-        <w:rPr>
-          <w:rFonts w:eastAsia="Times New Roman" w:cs="Times New Roman" w:ascii="Garamond" w:hAnsi="Garamond"/>
-          <w:color w:val="000000"/>
-          <w:kern w:val="0"/>
-          <w:sz w:val="36"/>
-          <w:szCs w:val="36"/>
-          <w:shd w:fill="auto" w:val="clear"/>
-          <w:lang w:val="en-US" w:eastAsia="zh-CN" w:bidi="hi-IN"/>
-        </w:rPr>
-        <w:t>Joanna de Ângelis - Lampadário Espírita, lição 54 - nos convida a agir sempre com o amor, espalhando o bem e lançando tanta luz quanto seja possível de nossa parte sobre os outros e nos caminhos que trilhamos.</w:t>
-      </w:r>
-    </w:p>
-    <w:p>
-      <w:pPr>
-        <w:pStyle w:val="Normal"/>
-        <w:jc w:val="both"/>
-        <w:rPr>
-          <w:sz w:val="36"/>
-          <w:szCs w:val="36"/>
-        </w:rPr>
-      </w:pPr>
-      <w:r>
-        <w:rPr>
-          <w:sz w:val="36"/>
-          <w:szCs w:val="36"/>
-        </w:rPr>
-      </w:r>
-    </w:p>
-    <w:p>
-      <w:pPr>
-        <w:pStyle w:val="Normal"/>
-        <w:jc w:val="both"/>
-        <w:rPr>
-          <w:sz w:val="36"/>
-          <w:szCs w:val="36"/>
-        </w:rPr>
-      </w:pPr>
-      <w:r>
-        <w:rPr>
-          <w:rFonts w:eastAsia="Times New Roman" w:cs="Times New Roman" w:ascii="Garamond" w:hAnsi="Garamond"/>
-          <w:color w:val="000000"/>
-          <w:kern w:val="0"/>
-          <w:sz w:val="36"/>
-          <w:szCs w:val="36"/>
-          <w:shd w:fill="auto" w:val="clear"/>
-          <w:lang w:val="en-US" w:eastAsia="zh-CN" w:bidi="hi-IN"/>
-        </w:rPr>
-        <w:t>Ela dá exemplos de como Jesus se comportou perante as faltas humanas, faltas essas que na grande maioria das vezes não sabemos relevar e não perdoamos àqueles que as cometem conosco.</w:t>
-      </w:r>
-    </w:p>
-    <w:p>
-      <w:pPr>
-        <w:pStyle w:val="Normal"/>
-        <w:jc w:val="both"/>
-        <w:rPr>
-          <w:sz w:val="36"/>
-          <w:szCs w:val="36"/>
-        </w:rPr>
-      </w:pPr>
-      <w:r>
-        <w:rPr>
-          <w:sz w:val="36"/>
-          <w:szCs w:val="36"/>
-        </w:rPr>
-      </w:r>
-    </w:p>
-    <w:p>
-      <w:pPr>
-        <w:pStyle w:val="Normal"/>
-        <w:jc w:val="both"/>
-        <w:rPr>
-          <w:sz w:val="36"/>
-          <w:szCs w:val="36"/>
-        </w:rPr>
-      </w:pPr>
-      <w:r>
-        <w:rPr>
-          <w:rFonts w:eastAsia="Times New Roman" w:cs="Times New Roman" w:ascii="Garamond" w:hAnsi="Garamond"/>
-          <w:color w:val="000000"/>
-          <w:kern w:val="0"/>
-          <w:sz w:val="36"/>
-          <w:szCs w:val="36"/>
-          <w:shd w:fill="auto" w:val="clear"/>
-          <w:lang w:val="en-US" w:eastAsia="zh-CN" w:bidi="hi-IN"/>
-        </w:rPr>
-        <w:t>Essa é a ideia a ser inserida na palestra.</w:t>
-      </w:r>
-    </w:p>
-    <w:p>
-      <w:pPr>
-        <w:pStyle w:val="Normal"/>
-        <w:jc w:val="both"/>
-        <w:rPr>
-          <w:sz w:val="36"/>
-          <w:szCs w:val="36"/>
-        </w:rPr>
-      </w:pPr>
-      <w:r>
-        <w:rPr>
-          <w:rFonts w:eastAsia="Times New Roman" w:cs="Times New Roman" w:ascii="Garamond" w:hAnsi="Garamond"/>
-          <w:color w:val="000000"/>
-          <w:kern w:val="0"/>
-          <w:sz w:val="36"/>
-          <w:szCs w:val="36"/>
-          <w:shd w:fill="auto" w:val="clear"/>
-          <w:lang w:val="en-US" w:eastAsia="zh-CN" w:bidi="hi-IN"/>
-        </w:rPr>
-        <w:t>### Pagar a ingratidão com o amor - Término</w:t>
-      </w:r>
-    </w:p>
-    <w:p>
-      <w:pPr>
-        <w:pStyle w:val="Normal"/>
-        <w:jc w:val="both"/>
-        <w:rPr>
-          <w:sz w:val="36"/>
-          <w:szCs w:val="36"/>
-        </w:rPr>
-      </w:pPr>
-      <w:r>
-        <w:rPr>
-          <w:sz w:val="36"/>
-          <w:szCs w:val="36"/>
-        </w:rPr>
-      </w:r>
-    </w:p>
-    <w:p>
-      <w:pPr>
-        <w:pStyle w:val="Normal"/>
-        <w:jc w:val="both"/>
-        <w:rPr>
-          <w:sz w:val="36"/>
-          <w:szCs w:val="36"/>
-        </w:rPr>
-      </w:pPr>
-      <w:r>
-        <w:rPr>
-          <w:rFonts w:eastAsia="Times New Roman" w:cs="Times New Roman" w:ascii="Garamond" w:hAnsi="Garamond"/>
-          <w:color w:val="000000"/>
-          <w:kern w:val="0"/>
-          <w:sz w:val="36"/>
-          <w:szCs w:val="36"/>
-          <w:shd w:fill="auto" w:val="clear"/>
-          <w:lang w:val="en-US" w:eastAsia="zh-CN" w:bidi="hi-IN"/>
-        </w:rPr>
-        <w:t>### Conclusão - Início</w:t>
-      </w:r>
-    </w:p>
-    <w:p>
-      <w:pPr>
-        <w:pStyle w:val="Normal"/>
-        <w:jc w:val="both"/>
-        <w:rPr>
-          <w:sz w:val="36"/>
-          <w:szCs w:val="36"/>
-        </w:rPr>
-      </w:pPr>
-      <w:r>
-        <w:rPr>
-          <w:rFonts w:eastAsia="Times New Roman" w:cs="Times New Roman" w:ascii="Garamond" w:hAnsi="Garamond"/>
-          <w:color w:val="000000"/>
-          <w:kern w:val="0"/>
-          <w:sz w:val="36"/>
-          <w:szCs w:val="36"/>
-          <w:shd w:fill="auto" w:val="clear"/>
-          <w:lang w:val="en-US" w:eastAsia="zh-CN" w:bidi="hi-IN"/>
-        </w:rPr>
-        <w:t xml:space="preserve">Ver onde incluir esse parágrafo escrito por Joanna de Angelis. </w:t>
-      </w:r>
-    </w:p>
-    <w:p>
-      <w:pPr>
-        <w:pStyle w:val="Normal"/>
-        <w:jc w:val="both"/>
-        <w:rPr>
-          <w:sz w:val="36"/>
-          <w:szCs w:val="36"/>
-        </w:rPr>
-      </w:pPr>
-      <w:r>
-        <w:rPr>
-          <w:sz w:val="36"/>
-          <w:szCs w:val="36"/>
-        </w:rPr>
-      </w:r>
-    </w:p>
-    <w:p>
-      <w:pPr>
-        <w:pStyle w:val="Normal"/>
-        <w:ind w:left="720" w:hanging="0"/>
-        <w:jc w:val="both"/>
-        <w:rPr>
-          <w:sz w:val="36"/>
-          <w:szCs w:val="36"/>
-        </w:rPr>
-      </w:pPr>
-      <w:r>
-        <w:rPr>
-          <w:rFonts w:eastAsia="Times New Roman" w:cs="Times New Roman" w:ascii="Garamond" w:hAnsi="Garamond"/>
-          <w:i w:val="false"/>
-          <w:iCs w:val="false"/>
-          <w:color w:val="000000"/>
-          <w:kern w:val="0"/>
-          <w:sz w:val="36"/>
-          <w:szCs w:val="36"/>
-          <w:shd w:fill="auto" w:val="clear"/>
-          <w:lang w:val="en-US" w:eastAsia="zh-CN" w:bidi="hi-IN"/>
-        </w:rPr>
-        <w:t>Jesus nos deu o maior exemplo disso. Mesmo diante daqueles que O perseguiam e O levaram à crucificação, não respondeu com ódio ou desejo de vingança. Perdoou e deixou que cada um respondesse diante da própria consciência pelas atitudes que havia praticado.</w:t>
-      </w:r>
-    </w:p>
-    <w:p>
-      <w:pPr>
-        <w:pStyle w:val="Normal"/>
-        <w:jc w:val="both"/>
-        <w:rPr>
-          <w:sz w:val="36"/>
-          <w:szCs w:val="36"/>
-        </w:rPr>
-      </w:pPr>
-      <w:r>
-        <w:rPr>
-          <w:sz w:val="36"/>
-          <w:szCs w:val="36"/>
-        </w:rPr>
-      </w:r>
-    </w:p>
-    <w:p>
-      <w:pPr>
-        <w:pStyle w:val="Normal"/>
-        <w:jc w:val="both"/>
-        <w:rPr>
-          <w:sz w:val="36"/>
-          <w:szCs w:val="36"/>
-        </w:rPr>
-      </w:pPr>
-      <w:r>
-        <w:rPr>
-          <w:sz w:val="36"/>
-          <w:szCs w:val="36"/>
-        </w:rPr>
-      </w:r>
-    </w:p>
-    <w:p>
-      <w:pPr>
-        <w:pStyle w:val="Normal"/>
-        <w:jc w:val="both"/>
-        <w:rPr>
-          <w:sz w:val="36"/>
-          <w:szCs w:val="36"/>
-        </w:rPr>
-      </w:pPr>
-      <w:r>
-        <w:rPr>
-          <w:rFonts w:eastAsia="Times New Roman" w:cs="Times New Roman" w:ascii="Garamond" w:hAnsi="Garamond"/>
-          <w:color w:val="000000"/>
-          <w:kern w:val="0"/>
-          <w:sz w:val="36"/>
-          <w:szCs w:val="36"/>
-          <w:shd w:fill="auto" w:val="clear"/>
-          <w:lang w:val="en-US" w:eastAsia="zh-CN" w:bidi="hi-IN"/>
-        </w:rPr>
-        <w:t>Acho que agora ficou muito clara a **espinha dorsal da sua palestra** — e, sinceramente, considero essa conclusão muito coerente com tudo o que você vem construindo.</w:t>
-      </w:r>
-    </w:p>
-    <w:p>
-      <w:pPr>
-        <w:pStyle w:val="Normal"/>
-        <w:jc w:val="both"/>
-        <w:rPr>
-          <w:sz w:val="36"/>
-          <w:szCs w:val="36"/>
-        </w:rPr>
-      </w:pPr>
-      <w:r>
-        <w:rPr>
-          <w:sz w:val="36"/>
-          <w:szCs w:val="36"/>
-        </w:rPr>
-      </w:r>
-    </w:p>
-    <w:p>
-      <w:pPr>
-        <w:pStyle w:val="Normal"/>
-        <w:jc w:val="both"/>
-        <w:rPr>
-          <w:sz w:val="36"/>
-          <w:szCs w:val="36"/>
-        </w:rPr>
-      </w:pPr>
-      <w:r>
-        <w:rPr>
-          <w:rFonts w:eastAsia="Times New Roman" w:cs="Times New Roman" w:ascii="Garamond" w:hAnsi="Garamond"/>
-          <w:color w:val="000000"/>
-          <w:kern w:val="0"/>
-          <w:sz w:val="36"/>
-          <w:szCs w:val="36"/>
-          <w:shd w:fill="auto" w:val="clear"/>
-          <w:lang w:val="en-US" w:eastAsia="zh-CN" w:bidi="hi-IN"/>
-        </w:rPr>
-        <w:t>O ponto mais forte, para mim, é que você não quer terminar com uma cobrança do tipo *“precisamos amar nossos inimigos”*, como se bastasse uma decisão de vontade. Você quer terminar com uma pergunta muito mais realista e, ao mesmo tempo, mais exigente:</w:t>
-      </w:r>
-    </w:p>
-    <w:p>
-      <w:pPr>
-        <w:pStyle w:val="Normal"/>
-        <w:jc w:val="both"/>
-        <w:rPr>
-          <w:sz w:val="36"/>
-          <w:szCs w:val="36"/>
-        </w:rPr>
-      </w:pPr>
-      <w:r>
-        <w:rPr>
-          <w:sz w:val="36"/>
-          <w:szCs w:val="36"/>
-        </w:rPr>
-      </w:r>
-    </w:p>
-    <w:p>
-      <w:pPr>
-        <w:pStyle w:val="Normal"/>
-        <w:jc w:val="both"/>
-        <w:rPr>
-          <w:sz w:val="36"/>
-          <w:szCs w:val="36"/>
-        </w:rPr>
-      </w:pPr>
-      <w:r>
-        <w:rPr>
-          <w:rFonts w:eastAsia="Times New Roman" w:cs="Times New Roman" w:ascii="Garamond" w:hAnsi="Garamond"/>
-          <w:color w:val="000000"/>
-          <w:kern w:val="0"/>
-          <w:sz w:val="36"/>
-          <w:szCs w:val="36"/>
-          <w:shd w:fill="auto" w:val="clear"/>
-          <w:lang w:val="en-US" w:eastAsia="zh-CN" w:bidi="hi-IN"/>
-        </w:rPr>
-        <w:t>**“Diante daquilo que Jesus nos ensinou, o que eu já sou capaz de fazer hoje?”**</w:t>
-      </w:r>
-    </w:p>
-    <w:p>
-      <w:pPr>
-        <w:pStyle w:val="Normal"/>
-        <w:jc w:val="both"/>
-        <w:rPr>
-          <w:sz w:val="36"/>
-          <w:szCs w:val="36"/>
-        </w:rPr>
-      </w:pPr>
-      <w:r>
-        <w:rPr>
-          <w:sz w:val="36"/>
-          <w:szCs w:val="36"/>
-        </w:rPr>
-      </w:r>
-    </w:p>
-    <w:p>
-      <w:pPr>
-        <w:pStyle w:val="Normal"/>
-        <w:jc w:val="both"/>
-        <w:rPr>
-          <w:sz w:val="36"/>
-          <w:szCs w:val="36"/>
-        </w:rPr>
-      </w:pPr>
-      <w:r>
-        <w:rPr>
-          <w:rFonts w:eastAsia="Times New Roman" w:cs="Times New Roman" w:ascii="Garamond" w:hAnsi="Garamond"/>
-          <w:color w:val="000000"/>
-          <w:kern w:val="0"/>
-          <w:sz w:val="36"/>
-          <w:szCs w:val="36"/>
-          <w:shd w:fill="auto" w:val="clear"/>
-          <w:lang w:val="en-US" w:eastAsia="zh-CN" w:bidi="hi-IN"/>
-        </w:rPr>
-        <w:t>Isso fecha perfeitamente o argumento inicial sobre a nossa “régua”. No começo, mostramos que tendemos a **diminuir Jesus para que seus ensinamentos caibam na nossa condição**. Na conclusão, você pode inverter a perspectiva: **não precisamos ser Jesus para começar a caminhar na direção de Jesus.**</w:t>
-      </w:r>
-    </w:p>
-    <w:p>
-      <w:pPr>
-        <w:pStyle w:val="Normal"/>
-        <w:jc w:val="both"/>
-        <w:rPr>
-          <w:sz w:val="36"/>
-          <w:szCs w:val="36"/>
-        </w:rPr>
-      </w:pPr>
-      <w:r>
-        <w:rPr>
-          <w:sz w:val="36"/>
-          <w:szCs w:val="36"/>
-        </w:rPr>
-      </w:r>
-    </w:p>
-    <w:p>
-      <w:pPr>
-        <w:pStyle w:val="Normal"/>
-        <w:jc w:val="both"/>
-        <w:rPr>
-          <w:sz w:val="36"/>
-          <w:szCs w:val="36"/>
-        </w:rPr>
-      </w:pPr>
-      <w:r>
-        <w:rPr>
-          <w:rFonts w:eastAsia="Times New Roman" w:cs="Times New Roman" w:ascii="Garamond" w:hAnsi="Garamond"/>
-          <w:color w:val="000000"/>
-          <w:kern w:val="0"/>
-          <w:sz w:val="36"/>
-          <w:szCs w:val="36"/>
-          <w:shd w:fill="auto" w:val="clear"/>
-          <w:lang w:val="en-US" w:eastAsia="zh-CN" w:bidi="hi-IN"/>
-        </w:rPr>
-        <w:t>E acho que João 14:12 pode ter um papel muito bonito nesse fechamento. Não como uma afirmação de que seremos superiores a Jesus, evidentemente, mas como uma demonstração de que **o próprio Mestre não nos colocou diante de um modelo para ser apenas admirado; colocou-nos diante de um caminho para ser percorrido.**</w:t>
-      </w:r>
-    </w:p>
-    <w:p>
-      <w:pPr>
-        <w:pStyle w:val="Normal"/>
-        <w:jc w:val="both"/>
-        <w:rPr>
-          <w:sz w:val="36"/>
-          <w:szCs w:val="36"/>
-        </w:rPr>
-      </w:pPr>
-      <w:r>
-        <w:rPr>
-          <w:sz w:val="36"/>
-          <w:szCs w:val="36"/>
-        </w:rPr>
-      </w:r>
-    </w:p>
-    <w:p>
-      <w:pPr>
-        <w:pStyle w:val="Normal"/>
-        <w:jc w:val="both"/>
-        <w:rPr>
-          <w:sz w:val="36"/>
-          <w:szCs w:val="36"/>
-        </w:rPr>
-      </w:pPr>
-      <w:r>
-        <w:rPr>
-          <w:rFonts w:eastAsia="Times New Roman" w:cs="Times New Roman" w:ascii="Garamond" w:hAnsi="Garamond"/>
-          <w:color w:val="000000"/>
-          <w:kern w:val="0"/>
-          <w:sz w:val="36"/>
-          <w:szCs w:val="36"/>
-          <w:shd w:fill="auto" w:val="clear"/>
-          <w:lang w:val="en-US" w:eastAsia="zh-CN" w:bidi="hi-IN"/>
-        </w:rPr>
-        <w:t>Há uma ideia que, a meu ver, poderia se tornar a frase-chave da conclusão:</w:t>
-      </w:r>
-    </w:p>
-    <w:p>
-      <w:pPr>
-        <w:pStyle w:val="Normal"/>
-        <w:jc w:val="both"/>
-        <w:rPr>
-          <w:sz w:val="36"/>
-          <w:szCs w:val="36"/>
-        </w:rPr>
-      </w:pPr>
-      <w:r>
-        <w:rPr>
-          <w:sz w:val="36"/>
-          <w:szCs w:val="36"/>
-        </w:rPr>
-      </w:r>
-    </w:p>
-    <w:p>
-      <w:pPr>
-        <w:pStyle w:val="Normal"/>
-        <w:jc w:val="both"/>
-        <w:rPr>
-          <w:sz w:val="36"/>
-          <w:szCs w:val="36"/>
-        </w:rPr>
-      </w:pPr>
-      <w:r>
-        <w:rPr>
-          <w:rFonts w:eastAsia="Times New Roman" w:cs="Times New Roman" w:ascii="Garamond" w:hAnsi="Garamond"/>
-          <w:color w:val="000000"/>
-          <w:kern w:val="0"/>
-          <w:sz w:val="36"/>
-          <w:szCs w:val="36"/>
-          <w:shd w:fill="auto" w:val="clear"/>
-          <w:lang w:val="en-US" w:eastAsia="zh-CN" w:bidi="hi-IN"/>
-        </w:rPr>
-        <w:t>&gt; **A distância que existe entre nós e Jesus não deve ser uma justificativa para permanecermos onde estamos; deve ser um convite para começarmos a caminhar.**</w:t>
-      </w:r>
-    </w:p>
-    <w:p>
-      <w:pPr>
-        <w:pStyle w:val="Normal"/>
-        <w:jc w:val="both"/>
-        <w:rPr>
-          <w:sz w:val="36"/>
-          <w:szCs w:val="36"/>
-        </w:rPr>
-      </w:pPr>
-      <w:r>
-        <w:rPr>
-          <w:sz w:val="36"/>
-          <w:szCs w:val="36"/>
-        </w:rPr>
-      </w:r>
-    </w:p>
-    <w:p>
-      <w:pPr>
-        <w:pStyle w:val="Normal"/>
-        <w:jc w:val="both"/>
-        <w:rPr>
-          <w:sz w:val="36"/>
-          <w:szCs w:val="36"/>
-        </w:rPr>
-      </w:pPr>
-      <w:r>
-        <w:rPr>
-          <w:rFonts w:eastAsia="Times New Roman" w:cs="Times New Roman" w:ascii="Garamond" w:hAnsi="Garamond"/>
-          <w:color w:val="000000"/>
-          <w:kern w:val="0"/>
-          <w:sz w:val="36"/>
-          <w:szCs w:val="36"/>
-          <w:shd w:fill="auto" w:val="clear"/>
-          <w:lang w:val="en-US" w:eastAsia="zh-CN" w:bidi="hi-IN"/>
-        </w:rPr>
-        <w:t>E talvez você possa levar isso para o terreno concreto do tema da palestra. Em vez de perguntar:</w:t>
-      </w:r>
-    </w:p>
-    <w:p>
-      <w:pPr>
-        <w:pStyle w:val="Normal"/>
-        <w:jc w:val="both"/>
-        <w:rPr>
-          <w:sz w:val="36"/>
-          <w:szCs w:val="36"/>
-        </w:rPr>
-      </w:pPr>
-      <w:r>
-        <w:rPr>
-          <w:sz w:val="36"/>
-          <w:szCs w:val="36"/>
-        </w:rPr>
-      </w:r>
-    </w:p>
-    <w:p>
-      <w:pPr>
-        <w:pStyle w:val="Normal"/>
-        <w:jc w:val="both"/>
-        <w:rPr>
-          <w:sz w:val="36"/>
-          <w:szCs w:val="36"/>
-        </w:rPr>
-      </w:pPr>
-      <w:r>
-        <w:rPr>
-          <w:rFonts w:eastAsia="Times New Roman" w:cs="Times New Roman" w:ascii="Garamond" w:hAnsi="Garamond"/>
-          <w:color w:val="000000"/>
-          <w:kern w:val="0"/>
-          <w:sz w:val="36"/>
-          <w:szCs w:val="36"/>
-          <w:shd w:fill="auto" w:val="clear"/>
-          <w:lang w:val="en-US" w:eastAsia="zh-CN" w:bidi="hi-IN"/>
-        </w:rPr>
-        <w:t>&gt; *“Eu já consigo amar meus inimigos?”*</w:t>
-      </w:r>
-    </w:p>
-    <w:p>
-      <w:pPr>
-        <w:pStyle w:val="Normal"/>
-        <w:jc w:val="both"/>
-        <w:rPr>
-          <w:sz w:val="36"/>
-          <w:szCs w:val="36"/>
-        </w:rPr>
-      </w:pPr>
-      <w:r>
-        <w:rPr>
-          <w:sz w:val="36"/>
-          <w:szCs w:val="36"/>
-        </w:rPr>
-      </w:r>
-    </w:p>
-    <w:p>
-      <w:pPr>
-        <w:pStyle w:val="Normal"/>
-        <w:jc w:val="both"/>
-        <w:rPr>
-          <w:sz w:val="36"/>
-          <w:szCs w:val="36"/>
-        </w:rPr>
-      </w:pPr>
-      <w:r>
-        <w:rPr>
-          <w:rFonts w:eastAsia="Times New Roman" w:cs="Times New Roman" w:ascii="Garamond" w:hAnsi="Garamond"/>
-          <w:color w:val="000000"/>
-          <w:kern w:val="0"/>
-          <w:sz w:val="36"/>
-          <w:szCs w:val="36"/>
-          <w:shd w:fill="auto" w:val="clear"/>
-          <w:lang w:val="en-US" w:eastAsia="zh-CN" w:bidi="hi-IN"/>
-        </w:rPr>
-        <w:t>perguntar:</w:t>
-      </w:r>
-    </w:p>
-    <w:p>
-      <w:pPr>
-        <w:pStyle w:val="Normal"/>
-        <w:jc w:val="both"/>
-        <w:rPr>
-          <w:sz w:val="36"/>
-          <w:szCs w:val="36"/>
-        </w:rPr>
-      </w:pPr>
-      <w:r>
-        <w:rPr>
-          <w:sz w:val="36"/>
-          <w:szCs w:val="36"/>
-        </w:rPr>
-      </w:r>
-    </w:p>
-    <w:p>
-      <w:pPr>
-        <w:pStyle w:val="Normal"/>
-        <w:jc w:val="both"/>
-        <w:rPr>
-          <w:sz w:val="36"/>
-          <w:szCs w:val="36"/>
-        </w:rPr>
-      </w:pPr>
-      <w:r>
-        <w:rPr>
-          <w:rFonts w:eastAsia="Times New Roman" w:cs="Times New Roman" w:ascii="Garamond" w:hAnsi="Garamond"/>
-          <w:color w:val="000000"/>
-          <w:kern w:val="0"/>
-          <w:sz w:val="36"/>
-          <w:szCs w:val="36"/>
-          <w:shd w:fill="auto" w:val="clear"/>
-          <w:lang w:val="en-US" w:eastAsia="zh-CN" w:bidi="hi-IN"/>
-        </w:rPr>
-        <w:t>&gt; **“O que eu já consigo fazer hoje diante daquele que me ofendeu?”**</w:t>
-      </w:r>
-    </w:p>
-    <w:p>
-      <w:pPr>
-        <w:pStyle w:val="Normal"/>
-        <w:jc w:val="both"/>
-        <w:rPr>
-          <w:sz w:val="36"/>
-          <w:szCs w:val="36"/>
-        </w:rPr>
-      </w:pPr>
-      <w:r>
-        <w:rPr>
-          <w:sz w:val="36"/>
-          <w:szCs w:val="36"/>
-        </w:rPr>
-      </w:r>
-    </w:p>
-    <w:p>
-      <w:pPr>
-        <w:pStyle w:val="Normal"/>
-        <w:jc w:val="both"/>
-        <w:rPr>
-          <w:sz w:val="36"/>
-          <w:szCs w:val="36"/>
-        </w:rPr>
-      </w:pPr>
-      <w:r>
-        <w:rPr>
-          <w:rFonts w:eastAsia="Times New Roman" w:cs="Times New Roman" w:ascii="Garamond" w:hAnsi="Garamond"/>
-          <w:color w:val="000000"/>
-          <w:kern w:val="0"/>
-          <w:sz w:val="36"/>
-          <w:szCs w:val="36"/>
-          <w:shd w:fill="auto" w:val="clear"/>
-          <w:lang w:val="en-US" w:eastAsia="zh-CN" w:bidi="hi-IN"/>
-        </w:rPr>
-        <w:t>Talvez ainda não consiga amá-lo. Mas consigo **não revidar**?</w:t>
-      </w:r>
-    </w:p>
-    <w:p>
-      <w:pPr>
-        <w:pStyle w:val="Normal"/>
-        <w:jc w:val="both"/>
-        <w:rPr>
-          <w:sz w:val="36"/>
-          <w:szCs w:val="36"/>
-        </w:rPr>
-      </w:pPr>
-      <w:r>
-        <w:rPr>
-          <w:rFonts w:eastAsia="Times New Roman" w:cs="Times New Roman" w:ascii="Garamond" w:hAnsi="Garamond"/>
-          <w:color w:val="000000"/>
-          <w:kern w:val="0"/>
-          <w:sz w:val="36"/>
-          <w:szCs w:val="36"/>
-          <w:shd w:fill="auto" w:val="clear"/>
-          <w:lang w:val="en-US" w:eastAsia="zh-CN" w:bidi="hi-IN"/>
-        </w:rPr>
-        <w:t>Consigo **não desejar-lhe o mal**?</w:t>
-      </w:r>
-    </w:p>
-    <w:p>
-      <w:pPr>
-        <w:pStyle w:val="Normal"/>
-        <w:jc w:val="both"/>
-        <w:rPr>
-          <w:sz w:val="36"/>
-          <w:szCs w:val="36"/>
-        </w:rPr>
-      </w:pPr>
-      <w:r>
-        <w:rPr>
-          <w:rFonts w:eastAsia="Times New Roman" w:cs="Times New Roman" w:ascii="Garamond" w:hAnsi="Garamond"/>
-          <w:color w:val="000000"/>
-          <w:kern w:val="0"/>
-          <w:sz w:val="36"/>
-          <w:szCs w:val="36"/>
-          <w:shd w:fill="auto" w:val="clear"/>
-          <w:lang w:val="en-US" w:eastAsia="zh-CN" w:bidi="hi-IN"/>
-        </w:rPr>
-        <w:t>Consigo **parar de alimentar a mágoa**?</w:t>
-      </w:r>
-    </w:p>
-    <w:p>
-      <w:pPr>
-        <w:pStyle w:val="Normal"/>
-        <w:jc w:val="both"/>
-        <w:rPr>
-          <w:sz w:val="36"/>
-          <w:szCs w:val="36"/>
-        </w:rPr>
-      </w:pPr>
-      <w:r>
-        <w:rPr>
-          <w:rFonts w:eastAsia="Times New Roman" w:cs="Times New Roman" w:ascii="Garamond" w:hAnsi="Garamond"/>
-          <w:color w:val="000000"/>
-          <w:kern w:val="0"/>
-          <w:sz w:val="36"/>
-          <w:szCs w:val="36"/>
-          <w:shd w:fill="auto" w:val="clear"/>
-          <w:lang w:val="en-US" w:eastAsia="zh-CN" w:bidi="hi-IN"/>
-        </w:rPr>
-        <w:t>Consigo **orar por ele**, ainda que minhas palavras sejam inicialmente difíceis?</w:t>
-      </w:r>
-    </w:p>
-    <w:p>
-      <w:pPr>
-        <w:pStyle w:val="Normal"/>
-        <w:jc w:val="both"/>
-        <w:rPr>
-          <w:sz w:val="36"/>
-          <w:szCs w:val="36"/>
-        </w:rPr>
-      </w:pPr>
-      <w:r>
-        <w:rPr>
-          <w:rFonts w:eastAsia="Times New Roman" w:cs="Times New Roman" w:ascii="Garamond" w:hAnsi="Garamond"/>
-          <w:color w:val="000000"/>
-          <w:kern w:val="0"/>
-          <w:sz w:val="36"/>
-          <w:szCs w:val="36"/>
-          <w:shd w:fill="auto" w:val="clear"/>
-          <w:lang w:val="en-US" w:eastAsia="zh-CN" w:bidi="hi-IN"/>
-        </w:rPr>
-        <w:t>Consigo **tentar compreender as razões que o levaram a agir daquela maneira**?</w:t>
-      </w:r>
-    </w:p>
-    <w:p>
-      <w:pPr>
-        <w:pStyle w:val="Normal"/>
-        <w:jc w:val="both"/>
-        <w:rPr>
-          <w:sz w:val="36"/>
-          <w:szCs w:val="36"/>
-        </w:rPr>
-      </w:pPr>
-      <w:r>
-        <w:rPr>
-          <w:rFonts w:eastAsia="Times New Roman" w:cs="Times New Roman" w:ascii="Garamond" w:hAnsi="Garamond"/>
-          <w:color w:val="000000"/>
-          <w:kern w:val="0"/>
-          <w:sz w:val="36"/>
-          <w:szCs w:val="36"/>
-          <w:shd w:fill="auto" w:val="clear"/>
-          <w:lang w:val="en-US" w:eastAsia="zh-CN" w:bidi="hi-IN"/>
-        </w:rPr>
-        <w:t>Consigo, pelo menos, **não transformar uma ofensa recebida em uma nova ofensa praticada por mim**?</w:t>
-      </w:r>
-    </w:p>
-    <w:p>
-      <w:pPr>
-        <w:pStyle w:val="Normal"/>
-        <w:jc w:val="both"/>
-        <w:rPr>
-          <w:sz w:val="36"/>
-          <w:szCs w:val="36"/>
-        </w:rPr>
-      </w:pPr>
-      <w:r>
-        <w:rPr>
-          <w:sz w:val="36"/>
-          <w:szCs w:val="36"/>
-        </w:rPr>
-      </w:r>
-    </w:p>
-    <w:p>
-      <w:pPr>
-        <w:pStyle w:val="Normal"/>
-        <w:jc w:val="both"/>
-        <w:rPr>
-          <w:sz w:val="36"/>
-          <w:szCs w:val="36"/>
-        </w:rPr>
-      </w:pPr>
-      <w:r>
-        <w:rPr>
-          <w:rFonts w:eastAsia="Times New Roman" w:cs="Times New Roman" w:ascii="Garamond" w:hAnsi="Garamond"/>
-          <w:color w:val="000000"/>
-          <w:kern w:val="0"/>
-          <w:sz w:val="36"/>
-          <w:szCs w:val="36"/>
-          <w:shd w:fill="auto" w:val="clear"/>
-          <w:lang w:val="en-US" w:eastAsia="zh-CN" w:bidi="hi-IN"/>
-        </w:rPr>
-        <w:t>Isso seria muito coerente com a ideia de **reforma íntima como processo**, e não como transformação instantânea.</w:t>
-      </w:r>
-    </w:p>
-    <w:p>
-      <w:pPr>
-        <w:pStyle w:val="Normal"/>
-        <w:jc w:val="both"/>
-        <w:rPr>
-          <w:sz w:val="36"/>
-          <w:szCs w:val="36"/>
-        </w:rPr>
-      </w:pPr>
-      <w:r>
-        <w:rPr>
-          <w:sz w:val="36"/>
-          <w:szCs w:val="36"/>
-        </w:rPr>
-      </w:r>
-    </w:p>
-    <w:p>
-      <w:pPr>
-        <w:pStyle w:val="Normal"/>
-        <w:jc w:val="both"/>
-        <w:rPr>
-          <w:sz w:val="36"/>
-          <w:szCs w:val="36"/>
-        </w:rPr>
-      </w:pPr>
-      <w:r>
-        <w:rPr>
-          <w:rFonts w:eastAsia="Times New Roman" w:cs="Times New Roman" w:ascii="Garamond" w:hAnsi="Garamond"/>
-          <w:color w:val="000000"/>
-          <w:kern w:val="0"/>
-          <w:sz w:val="36"/>
-          <w:szCs w:val="36"/>
-          <w:shd w:fill="auto" w:val="clear"/>
-          <w:lang w:val="en-US" w:eastAsia="zh-CN" w:bidi="hi-IN"/>
-        </w:rPr>
-        <w:t>E há uma sutileza que eu acho importante preservar: **não precisamos fingir que já amamos aquele que nos feriu.** Podemos reconhecer honestamente que ainda sentimos mágoa, indignação ou dificuldade de perdoar. A reforma íntima começa justamente quando deixamos de considerar essas reações inevitáveis e passamos a perguntar o que podemos fazer com elas.</w:t>
-      </w:r>
-    </w:p>
-    <w:p>
-      <w:pPr>
-        <w:pStyle w:val="Normal"/>
-        <w:jc w:val="both"/>
-        <w:rPr>
-          <w:sz w:val="36"/>
-          <w:szCs w:val="36"/>
-        </w:rPr>
-      </w:pPr>
-      <w:r>
-        <w:rPr>
-          <w:sz w:val="36"/>
-          <w:szCs w:val="36"/>
-        </w:rPr>
-      </w:r>
-    </w:p>
-    <w:p>
-      <w:pPr>
-        <w:pStyle w:val="Normal"/>
-        <w:jc w:val="both"/>
-        <w:rPr>
-          <w:sz w:val="36"/>
-          <w:szCs w:val="36"/>
-        </w:rPr>
-      </w:pPr>
-      <w:r>
-        <w:rPr>
-          <w:rFonts w:eastAsia="Times New Roman" w:cs="Times New Roman" w:ascii="Garamond" w:hAnsi="Garamond"/>
-          <w:color w:val="000000"/>
-          <w:kern w:val="0"/>
-          <w:sz w:val="36"/>
-          <w:szCs w:val="36"/>
-          <w:shd w:fill="auto" w:val="clear"/>
-          <w:lang w:val="en-US" w:eastAsia="zh-CN" w:bidi="hi-IN"/>
-        </w:rPr>
-        <w:t>Talvez o movimento final da palestra possa ser:</w:t>
-      </w:r>
-    </w:p>
-    <w:p>
-      <w:pPr>
-        <w:pStyle w:val="Normal"/>
-        <w:jc w:val="both"/>
-        <w:rPr>
-          <w:sz w:val="36"/>
-          <w:szCs w:val="36"/>
-        </w:rPr>
-      </w:pPr>
-      <w:r>
-        <w:rPr>
-          <w:sz w:val="36"/>
-          <w:szCs w:val="36"/>
-        </w:rPr>
-      </w:r>
-    </w:p>
-    <w:p>
-      <w:pPr>
-        <w:pStyle w:val="Normal"/>
-        <w:jc w:val="both"/>
-        <w:rPr>
-          <w:sz w:val="36"/>
-          <w:szCs w:val="36"/>
-        </w:rPr>
-      </w:pPr>
-      <w:r>
-        <w:rPr>
-          <w:rFonts w:eastAsia="Times New Roman" w:cs="Times New Roman" w:ascii="Garamond" w:hAnsi="Garamond"/>
-          <w:color w:val="000000"/>
-          <w:kern w:val="0"/>
-          <w:sz w:val="36"/>
-          <w:szCs w:val="36"/>
-          <w:shd w:fill="auto" w:val="clear"/>
-          <w:lang w:val="en-US" w:eastAsia="zh-CN" w:bidi="hi-IN"/>
-        </w:rPr>
-        <w:t>**Jesus é o modelo → estamos muito distantes do modelo → essa distância não nos autoriza à imobilidade → precisamos começar pelo que já somos capazes de fazer → cada pequeno passo nos aproxima do modelo.**</w:t>
-      </w:r>
-    </w:p>
-    <w:p>
-      <w:pPr>
-        <w:pStyle w:val="Normal"/>
-        <w:jc w:val="both"/>
-        <w:rPr>
-          <w:sz w:val="36"/>
-          <w:szCs w:val="36"/>
-        </w:rPr>
-      </w:pPr>
-      <w:r>
-        <w:rPr>
-          <w:sz w:val="36"/>
-          <w:szCs w:val="36"/>
-        </w:rPr>
-      </w:r>
-    </w:p>
-    <w:p>
-      <w:pPr>
-        <w:pStyle w:val="Normal"/>
-        <w:jc w:val="both"/>
-        <w:rPr>
-          <w:sz w:val="36"/>
-          <w:szCs w:val="36"/>
-        </w:rPr>
-      </w:pPr>
-      <w:r>
-        <w:rPr>
-          <w:rFonts w:eastAsia="Times New Roman" w:cs="Times New Roman" w:ascii="Garamond" w:hAnsi="Garamond"/>
-          <w:color w:val="000000"/>
-          <w:kern w:val="0"/>
-          <w:sz w:val="36"/>
-          <w:szCs w:val="36"/>
-          <w:shd w:fill="auto" w:val="clear"/>
-          <w:lang w:val="en-US" w:eastAsia="zh-CN" w:bidi="hi-IN"/>
-        </w:rPr>
-        <w:t>E isso também evita uma interpretação que seria, a meu ver, perigosa: transformar Jesus em alguém tão distante e extraordinário que seus ensinamentos se tornam **inatingíveis e, portanto, irrelevantes para nossa vida cotidiana**.</w:t>
-      </w:r>
-    </w:p>
-    <w:p>
-      <w:pPr>
-        <w:pStyle w:val="Normal"/>
-        <w:jc w:val="both"/>
-        <w:rPr>
-          <w:sz w:val="36"/>
-          <w:szCs w:val="36"/>
-        </w:rPr>
-      </w:pPr>
-      <w:r>
-        <w:rPr>
-          <w:sz w:val="36"/>
-          <w:szCs w:val="36"/>
-        </w:rPr>
-      </w:r>
-    </w:p>
-    <w:p>
-      <w:pPr>
-        <w:pStyle w:val="Normal"/>
-        <w:jc w:val="both"/>
-        <w:rPr>
-          <w:sz w:val="36"/>
-          <w:szCs w:val="36"/>
-        </w:rPr>
-      </w:pPr>
-      <w:r>
-        <w:rPr>
-          <w:rFonts w:eastAsia="Times New Roman" w:cs="Times New Roman" w:ascii="Garamond" w:hAnsi="Garamond"/>
-          <w:color w:val="000000"/>
-          <w:kern w:val="0"/>
-          <w:sz w:val="36"/>
-          <w:szCs w:val="36"/>
-          <w:shd w:fill="auto" w:val="clear"/>
-          <w:lang w:val="en-US" w:eastAsia="zh-CN" w:bidi="hi-IN"/>
-        </w:rPr>
-        <w:t>Você pode terminar deixando o público não com a sensação de *“eu deveria ser como Jesus”*, mas com algo mais concreto:</w:t>
-      </w:r>
-    </w:p>
-    <w:p>
-      <w:pPr>
-        <w:pStyle w:val="Normal"/>
-        <w:jc w:val="both"/>
-        <w:rPr>
-          <w:sz w:val="36"/>
-          <w:szCs w:val="36"/>
-        </w:rPr>
-      </w:pPr>
-      <w:r>
-        <w:rPr>
-          <w:sz w:val="36"/>
-          <w:szCs w:val="36"/>
-        </w:rPr>
-      </w:r>
-    </w:p>
-    <w:p>
-      <w:pPr>
-        <w:pStyle w:val="Normal"/>
-        <w:jc w:val="both"/>
-        <w:rPr>
-          <w:sz w:val="36"/>
-          <w:szCs w:val="36"/>
-        </w:rPr>
-      </w:pPr>
-      <w:r>
-        <w:rPr>
-          <w:rFonts w:eastAsia="Times New Roman" w:cs="Times New Roman" w:ascii="Garamond" w:hAnsi="Garamond"/>
-          <w:color w:val="000000"/>
-          <w:kern w:val="0"/>
-          <w:sz w:val="36"/>
-          <w:szCs w:val="36"/>
-          <w:shd w:fill="auto" w:val="clear"/>
-          <w:lang w:val="en-US" w:eastAsia="zh-CN" w:bidi="hi-IN"/>
-        </w:rPr>
-        <w:t>**“Qual é o próximo passo que eu posso dar?”**</w:t>
-      </w:r>
-    </w:p>
-    <w:p>
-      <w:pPr>
-        <w:pStyle w:val="Normal"/>
-        <w:jc w:val="both"/>
-        <w:rPr>
-          <w:sz w:val="36"/>
-          <w:szCs w:val="36"/>
-        </w:rPr>
-      </w:pPr>
-      <w:r>
-        <w:rPr>
-          <w:sz w:val="36"/>
-          <w:szCs w:val="36"/>
-        </w:rPr>
-      </w:r>
-    </w:p>
-    <w:p>
-      <w:pPr>
-        <w:pStyle w:val="Normal"/>
-        <w:jc w:val="both"/>
-        <w:rPr>
-          <w:sz w:val="36"/>
-          <w:szCs w:val="36"/>
-        </w:rPr>
-      </w:pPr>
-      <w:r>
-        <w:rPr>
-          <w:rFonts w:eastAsia="Times New Roman" w:cs="Times New Roman" w:ascii="Garamond" w:hAnsi="Garamond"/>
-          <w:color w:val="000000"/>
-          <w:kern w:val="0"/>
-          <w:sz w:val="36"/>
-          <w:szCs w:val="36"/>
-          <w:shd w:fill="auto" w:val="clear"/>
-          <w:lang w:val="en-US" w:eastAsia="zh-CN" w:bidi="hi-IN"/>
-        </w:rPr>
-        <w:t>Para uma palestra sobre **“Amai os vossos inimigos”**, acho que essa é uma conclusão muito mais poderosa do que simplesmente repetir o mandamento. Porque, no fim, a questão deixa de ser *“consigo fazer aquilo que Jesus fez?”* e passa a ser:</w:t>
-      </w:r>
-    </w:p>
-    <w:p>
-      <w:pPr>
-        <w:pStyle w:val="Normal"/>
-        <w:jc w:val="both"/>
-        <w:rPr>
-          <w:sz w:val="36"/>
-          <w:szCs w:val="36"/>
-        </w:rPr>
-      </w:pPr>
-      <w:r>
-        <w:rPr>
-          <w:sz w:val="36"/>
-          <w:szCs w:val="36"/>
-        </w:rPr>
-      </w:r>
-    </w:p>
-    <w:p>
-      <w:pPr>
-        <w:pStyle w:val="Normal"/>
-        <w:jc w:val="both"/>
-        <w:rPr>
-          <w:sz w:val="36"/>
-          <w:szCs w:val="36"/>
-        </w:rPr>
-      </w:pPr>
-      <w:r>
-        <w:rPr>
-          <w:rFonts w:eastAsia="Times New Roman" w:cs="Times New Roman" w:ascii="Garamond" w:hAnsi="Garamond"/>
-          <w:color w:val="000000"/>
-          <w:kern w:val="0"/>
-          <w:sz w:val="36"/>
-          <w:szCs w:val="36"/>
-          <w:shd w:fill="auto" w:val="clear"/>
-          <w:lang w:val="en-US" w:eastAsia="zh-CN" w:bidi="hi-IN"/>
-        </w:rPr>
-        <w:t>&gt; **“Diante da próxima ofensa que eu receber, qual será o primeiro gesto que estará um pouco mais próximo daquele que Jesus me ensinou?”**</w:t>
-      </w:r>
-    </w:p>
-    <w:p>
-      <w:pPr>
-        <w:pStyle w:val="Normal"/>
-        <w:jc w:val="both"/>
-        <w:rPr>
-          <w:sz w:val="36"/>
-          <w:szCs w:val="36"/>
-        </w:rPr>
-      </w:pPr>
-      <w:r>
-        <w:rPr>
-          <w:sz w:val="36"/>
-          <w:szCs w:val="36"/>
-        </w:rPr>
-      </w:r>
-    </w:p>
-    <w:p>
-      <w:pPr>
-        <w:pStyle w:val="Normal"/>
-        <w:jc w:val="both"/>
-        <w:rPr>
-          <w:sz w:val="36"/>
-          <w:szCs w:val="36"/>
-        </w:rPr>
-      </w:pPr>
-      <w:r>
-        <w:rPr>
-          <w:rFonts w:eastAsia="Times New Roman" w:cs="Times New Roman" w:ascii="Garamond" w:hAnsi="Garamond"/>
-          <w:color w:val="000000"/>
-          <w:kern w:val="0"/>
-          <w:sz w:val="36"/>
-          <w:szCs w:val="36"/>
-          <w:shd w:fill="auto" w:val="clear"/>
-          <w:lang w:val="en-US" w:eastAsia="zh-CN" w:bidi="hi-IN"/>
-        </w:rPr>
-        <w:t>Essa pergunta pode continuar trabalhando dentro da pessoa mesmo depois que a palestra terminar. E, para mim, esse é um excelente objetivo para uma conclusão.</w:t>
-      </w:r>
-    </w:p>
-    <w:p>
-      <w:pPr>
-        <w:pStyle w:val="Normal"/>
-        <w:jc w:val="both"/>
-        <w:rPr>
-          <w:sz w:val="36"/>
-          <w:szCs w:val="36"/>
-        </w:rPr>
-      </w:pPr>
-      <w:r>
-        <w:rPr>
-          <w:sz w:val="36"/>
-          <w:szCs w:val="36"/>
-        </w:rPr>
-      </w:r>
-    </w:p>
-    <w:p>
-      <w:pPr>
-        <w:pStyle w:val="Normal"/>
-        <w:jc w:val="both"/>
-        <w:rPr>
-          <w:sz w:val="36"/>
-          <w:szCs w:val="36"/>
-        </w:rPr>
-      </w:pPr>
-      <w:r>
-        <w:rPr>
-          <w:rFonts w:eastAsia="Times New Roman" w:cs="Times New Roman" w:ascii="Garamond" w:hAnsi="Garamond"/>
-          <w:color w:val="000000"/>
-          <w:kern w:val="0"/>
-          <w:sz w:val="36"/>
-          <w:szCs w:val="36"/>
-          <w:shd w:fill="auto" w:val="clear"/>
-          <w:lang w:val="en-US" w:eastAsia="zh-CN" w:bidi="hi-IN"/>
-        </w:rPr>
-        <w:t>Da lição Perdão - Remédio Santo (ver se cabe na conclusão):</w:t>
-      </w:r>
-    </w:p>
-    <w:p>
-      <w:pPr>
-        <w:pStyle w:val="Normal"/>
-        <w:jc w:val="both"/>
-        <w:rPr>
-          <w:sz w:val="36"/>
-          <w:szCs w:val="36"/>
-        </w:rPr>
-      </w:pPr>
-      <w:r>
-        <w:rPr>
-          <w:sz w:val="36"/>
-          <w:szCs w:val="36"/>
-        </w:rPr>
-      </w:r>
-    </w:p>
-    <w:p>
-      <w:pPr>
-        <w:pStyle w:val="Normal"/>
-        <w:jc w:val="both"/>
-        <w:rPr>
-          <w:rFonts w:ascii="Garamond" w:hAnsi="Garamond" w:eastAsia="Times New Roman" w:cs="Times New Roman"/>
-          <w:i w:val="false"/>
-          <w:i w:val="false"/>
-          <w:iCs w:val="false"/>
-          <w:color w:val="000000"/>
-          <w:kern w:val="0"/>
-          <w:sz w:val="36"/>
-          <w:szCs w:val="36"/>
-          <w:shd w:fill="auto" w:val="clear"/>
-          <w:lang w:val="en-US" w:eastAsia="zh-CN" w:bidi="hi-IN"/>
-        </w:rPr>
-      </w:pPr>
-      <w:r>
-        <w:rPr>
-          <w:rFonts w:eastAsia="Times New Roman" w:cs="Times New Roman" w:ascii="Garamond" w:hAnsi="Garamond"/>
-          <w:i w:val="false"/>
-          <w:iCs w:val="false"/>
-          <w:color w:val="000000"/>
-          <w:kern w:val="0"/>
-          <w:sz w:val="36"/>
-          <w:szCs w:val="36"/>
-          <w:shd w:fill="auto" w:val="clear"/>
-          <w:lang w:val="en-US" w:eastAsia="zh-CN" w:bidi="hi-IN"/>
-        </w:rPr>
         <w:t xml:space="preserve">Ele ainda nos lembra que se nossos irmãos de caminhada são portadores de imperfeições e fraquezas – necessitando assim do nosso perdão – trazemos conosco nossas próprias deficiências, o que também faz de nós necessitados da tolerância e do perdão alheios. </w:t>
       </w:r>
     </w:p>
@@ -8988,450 +9397,6 @@
           <w:lang w:val="en-US" w:eastAsia="zh-CN" w:bidi="hi-IN"/>
         </w:rPr>
         <w:t>### Conclusão - Término</w:t>
-      </w:r>
-    </w:p>
-    <w:p>
-      <w:pPr>
-        <w:pStyle w:val="LOnormal"/>
-        <w:spacing w:lineRule="auto" w:line="240" w:before="240" w:after="0"/>
-        <w:jc w:val="center"/>
-        <w:rPr>
-          <w:rFonts w:ascii="Garamond" w:hAnsi="Garamond" w:eastAsia="Times New Roman" w:cs="Times New Roman"/>
-          <w:b/>
-          <w:b/>
-          <w:i/>
-          <w:i/>
-          <w:color w:val="023F62"/>
-          <w:kern w:val="0"/>
-          <w:sz w:val="48"/>
-          <w:szCs w:val="48"/>
-          <w:highlight w:val="none"/>
-          <w:shd w:fill="auto" w:val="clear"/>
-          <w:lang w:val="en-US" w:eastAsia="zh-CN" w:bidi="hi-IN"/>
-        </w:rPr>
-      </w:pPr>
-      <w:r>
-        <w:rPr>
-          <w:rFonts w:eastAsia="Times New Roman" w:cs="Times New Roman" w:ascii="Garamond" w:hAnsi="Garamond"/>
-          <w:b/>
-          <w:i/>
-          <w:color w:val="023F62"/>
-          <w:kern w:val="0"/>
-          <w:sz w:val="48"/>
-          <w:szCs w:val="48"/>
-          <w:shd w:fill="auto" w:val="clear"/>
-          <w:lang w:val="en-US" w:eastAsia="zh-CN" w:bidi="hi-IN"/>
-        </w:rPr>
-      </w:r>
-    </w:p>
-    <w:p>
-      <w:pPr>
-        <w:pStyle w:val="Normal"/>
-        <w:jc w:val="both"/>
-        <w:rPr>
-          <w:sz w:val="36"/>
-          <w:szCs w:val="36"/>
-        </w:rPr>
-      </w:pPr>
-      <w:r>
-        <w:rPr>
-          <w:rFonts w:eastAsia="Times New Roman" w:cs="Times New Roman" w:ascii="Garamond" w:hAnsi="Garamond"/>
-          <w:color w:val="000000"/>
-          <w:kern w:val="0"/>
-          <w:sz w:val="36"/>
-          <w:szCs w:val="36"/>
-          <w:shd w:fill="auto" w:val="clear"/>
-          <w:lang w:val="en-US" w:eastAsia="zh-CN" w:bidi="hi-IN"/>
-        </w:rPr>
-        <w:t xml:space="preserve">    • </w:t>
-      </w:r>
-      <w:r>
-        <w:rPr>
-          <w:rFonts w:eastAsia="Times New Roman" w:cs="Times New Roman" w:ascii="Garamond" w:hAnsi="Garamond"/>
-          <w:color w:val="000000"/>
-          <w:kern w:val="0"/>
-          <w:sz w:val="36"/>
-          <w:szCs w:val="36"/>
-          <w:shd w:fill="auto" w:val="clear"/>
-          <w:lang w:val="en-US" w:eastAsia="zh-CN" w:bidi="hi-IN"/>
-        </w:rPr>
-        <w:t xml:space="preserve">Mateus 5: 25, 5:43 a 48; </w:t>
-      </w:r>
-    </w:p>
-    <w:p>
-      <w:pPr>
-        <w:pStyle w:val="Normal"/>
-        <w:jc w:val="both"/>
-        <w:rPr>
-          <w:sz w:val="36"/>
-          <w:szCs w:val="36"/>
-        </w:rPr>
-      </w:pPr>
-      <w:r>
-        <w:rPr>
-          <w:rFonts w:eastAsia="Times New Roman" w:cs="Times New Roman" w:ascii="Garamond" w:hAnsi="Garamond"/>
-          <w:color w:val="000000"/>
-          <w:kern w:val="0"/>
-          <w:sz w:val="36"/>
-          <w:szCs w:val="36"/>
-          <w:shd w:fill="auto" w:val="clear"/>
-          <w:lang w:val="en-US" w:eastAsia="zh-CN" w:bidi="hi-IN"/>
-        </w:rPr>
-        <w:t xml:space="preserve">    • </w:t>
-      </w:r>
-      <w:r>
-        <w:rPr>
-          <w:rFonts w:eastAsia="Times New Roman" w:cs="Times New Roman" w:ascii="Garamond" w:hAnsi="Garamond"/>
-          <w:color w:val="000000"/>
-          <w:kern w:val="0"/>
-          <w:sz w:val="36"/>
-          <w:szCs w:val="36"/>
-          <w:shd w:fill="auto" w:val="clear"/>
-          <w:lang w:val="en-US" w:eastAsia="zh-CN" w:bidi="hi-IN"/>
-        </w:rPr>
-        <w:t xml:space="preserve">ESE - Cap. X item 5 , 6 E 14;  </w:t>
-      </w:r>
-    </w:p>
-    <w:p>
-      <w:pPr>
-        <w:pStyle w:val="Normal"/>
-        <w:jc w:val="both"/>
-        <w:rPr>
-          <w:sz w:val="36"/>
-          <w:szCs w:val="36"/>
-        </w:rPr>
-      </w:pPr>
-      <w:r>
-        <w:rPr>
-          <w:rFonts w:eastAsia="Times New Roman" w:cs="Times New Roman" w:ascii="Garamond" w:hAnsi="Garamond"/>
-          <w:color w:val="000000"/>
-          <w:kern w:val="0"/>
-          <w:sz w:val="36"/>
-          <w:szCs w:val="36"/>
-          <w:shd w:fill="auto" w:val="clear"/>
-          <w:lang w:val="en-US" w:eastAsia="zh-CN" w:bidi="hi-IN"/>
-        </w:rPr>
-        <w:t xml:space="preserve">    • </w:t>
-      </w:r>
-      <w:r>
-        <w:rPr>
-          <w:rFonts w:eastAsia="Times New Roman" w:cs="Times New Roman" w:ascii="Garamond" w:hAnsi="Garamond"/>
-          <w:color w:val="000000"/>
-          <w:kern w:val="0"/>
-          <w:sz w:val="36"/>
-          <w:szCs w:val="36"/>
-          <w:shd w:fill="auto" w:val="clear"/>
-          <w:lang w:val="en-US" w:eastAsia="zh-CN" w:bidi="hi-IN"/>
-        </w:rPr>
-        <w:t xml:space="preserve">ESE CAP. XII </w:t>
-      </w:r>
-    </w:p>
-    <w:p>
-      <w:pPr>
-        <w:pStyle w:val="Normal"/>
-        <w:jc w:val="both"/>
-        <w:rPr>
-          <w:sz w:val="36"/>
-          <w:szCs w:val="36"/>
-        </w:rPr>
-      </w:pPr>
-      <w:r>
-        <w:rPr>
-          <w:rFonts w:eastAsia="Times New Roman" w:cs="Times New Roman" w:ascii="Garamond" w:hAnsi="Garamond"/>
-          <w:color w:val="000000"/>
-          <w:kern w:val="0"/>
-          <w:sz w:val="36"/>
-          <w:szCs w:val="36"/>
-          <w:shd w:fill="auto" w:val="clear"/>
-          <w:lang w:val="en-US" w:eastAsia="zh-CN" w:bidi="hi-IN"/>
-        </w:rPr>
-        <w:t xml:space="preserve">    • </w:t>
-      </w:r>
-      <w:r>
-        <w:rPr>
-          <w:rFonts w:eastAsia="Times New Roman" w:cs="Times New Roman" w:ascii="Garamond" w:hAnsi="Garamond"/>
-          <w:color w:val="000000"/>
-          <w:kern w:val="0"/>
-          <w:sz w:val="36"/>
-          <w:szCs w:val="36"/>
-          <w:shd w:fill="auto" w:val="clear"/>
-          <w:lang w:val="en-US" w:eastAsia="zh-CN" w:bidi="hi-IN"/>
-        </w:rPr>
-        <w:t xml:space="preserve">Luz Imperecível – Honório Abreu – Cap. 21 e 22; </w:t>
-      </w:r>
-    </w:p>
-    <w:p>
-      <w:pPr>
-        <w:pStyle w:val="Normal"/>
-        <w:jc w:val="both"/>
-        <w:rPr>
-          <w:sz w:val="36"/>
-          <w:szCs w:val="36"/>
-        </w:rPr>
-      </w:pPr>
-      <w:r>
-        <w:rPr>
-          <w:rFonts w:eastAsia="Times New Roman" w:cs="Times New Roman" w:ascii="Garamond" w:hAnsi="Garamond"/>
-          <w:color w:val="000000"/>
-          <w:kern w:val="0"/>
-          <w:sz w:val="36"/>
-          <w:szCs w:val="36"/>
-          <w:shd w:fill="auto" w:val="clear"/>
-          <w:lang w:val="en-US" w:eastAsia="zh-CN" w:bidi="hi-IN"/>
-        </w:rPr>
-        <w:t xml:space="preserve">    • </w:t>
-      </w:r>
-      <w:r>
-        <w:rPr>
-          <w:rFonts w:eastAsia="Times New Roman" w:cs="Times New Roman" w:ascii="Garamond" w:hAnsi="Garamond"/>
-          <w:color w:val="000000"/>
-          <w:kern w:val="0"/>
-          <w:sz w:val="36"/>
-          <w:szCs w:val="36"/>
-          <w:shd w:fill="auto" w:val="clear"/>
-          <w:lang w:val="en-US" w:eastAsia="zh-CN" w:bidi="hi-IN"/>
-        </w:rPr>
-        <w:t xml:space="preserve">Emmanuel em   Palavras de Vida Eterna – Caps. 111 e 178; </w:t>
-      </w:r>
-    </w:p>
-    <w:p>
-      <w:pPr>
-        <w:pStyle w:val="Normal"/>
-        <w:jc w:val="both"/>
-        <w:rPr>
-          <w:sz w:val="36"/>
-          <w:szCs w:val="36"/>
-        </w:rPr>
-      </w:pPr>
-      <w:r>
-        <w:rPr>
-          <w:rFonts w:eastAsia="Times New Roman" w:cs="Times New Roman" w:ascii="Garamond" w:hAnsi="Garamond"/>
-          <w:color w:val="000000"/>
-          <w:kern w:val="0"/>
-          <w:sz w:val="36"/>
-          <w:szCs w:val="36"/>
-          <w:shd w:fill="auto" w:val="clear"/>
-          <w:lang w:val="en-US" w:eastAsia="zh-CN" w:bidi="hi-IN"/>
-        </w:rPr>
-        <w:t xml:space="preserve">    • </w:t>
-      </w:r>
-      <w:r>
-        <w:rPr>
-          <w:rFonts w:eastAsia="Times New Roman" w:cs="Times New Roman" w:ascii="Garamond" w:hAnsi="Garamond"/>
-          <w:color w:val="000000"/>
-          <w:kern w:val="0"/>
-          <w:sz w:val="36"/>
-          <w:szCs w:val="36"/>
-          <w:shd w:fill="auto" w:val="clear"/>
-          <w:lang w:val="en-US" w:eastAsia="zh-CN" w:bidi="hi-IN"/>
-        </w:rPr>
-        <w:t xml:space="preserve">Pão Nosso – Cap. 120;     • </w:t>
-      </w:r>
-      <w:r>
-        <w:rPr>
-          <w:rFonts w:eastAsia="Times New Roman" w:cs="Times New Roman" w:ascii="Garamond" w:hAnsi="Garamond"/>
-          <w:color w:val="000000"/>
-          <w:kern w:val="0"/>
-          <w:sz w:val="36"/>
-          <w:szCs w:val="36"/>
-          <w:shd w:fill="63BBEE" w:val="clear"/>
-          <w:lang w:val="en-US" w:eastAsia="zh-CN" w:bidi="hi-IN"/>
-        </w:rPr>
-        <w:t xml:space="preserve">O Espírito da Verdade – Cap. 33; </w:t>
-      </w:r>
-    </w:p>
-    <w:p>
-      <w:pPr>
-        <w:pStyle w:val="Normal"/>
-        <w:jc w:val="both"/>
-        <w:rPr>
-          <w:sz w:val="36"/>
-          <w:szCs w:val="36"/>
-        </w:rPr>
-      </w:pPr>
-      <w:r>
-        <w:rPr>
-          <w:rFonts w:eastAsia="Times New Roman" w:cs="Times New Roman" w:ascii="Garamond" w:hAnsi="Garamond"/>
-          <w:color w:val="000000"/>
-          <w:kern w:val="0"/>
-          <w:sz w:val="36"/>
-          <w:szCs w:val="36"/>
-          <w:shd w:fill="auto" w:val="clear"/>
-          <w:lang w:val="en-US" w:eastAsia="zh-CN" w:bidi="hi-IN"/>
-        </w:rPr>
-        <w:t xml:space="preserve">    • </w:t>
-      </w:r>
-      <w:r>
-        <w:rPr>
-          <w:rFonts w:eastAsia="Times New Roman" w:cs="Times New Roman" w:ascii="Garamond" w:hAnsi="Garamond"/>
-          <w:color w:val="000000"/>
-          <w:kern w:val="0"/>
-          <w:sz w:val="36"/>
-          <w:szCs w:val="36"/>
-          <w:shd w:fill="63BBEE" w:val="clear"/>
-          <w:lang w:val="en-US" w:eastAsia="zh-CN" w:bidi="hi-IN"/>
-        </w:rPr>
-        <w:t>Joanna de Angelis, Lampadário Espírita – Caps. 29 e 54;</w:t>
-      </w:r>
-      <w:r>
-        <w:rPr>
-          <w:rFonts w:eastAsia="Times New Roman" w:cs="Times New Roman" w:ascii="Garamond" w:hAnsi="Garamond"/>
-          <w:color w:val="000000"/>
-          <w:kern w:val="0"/>
-          <w:sz w:val="36"/>
-          <w:szCs w:val="36"/>
-          <w:shd w:fill="auto" w:val="clear"/>
-          <w:lang w:val="en-US" w:eastAsia="zh-CN" w:bidi="hi-IN"/>
-        </w:rPr>
-        <w:t xml:space="preserve"> </w:t>
-      </w:r>
-    </w:p>
-    <w:p>
-      <w:pPr>
-        <w:pStyle w:val="Normal"/>
-        <w:jc w:val="both"/>
-        <w:rPr>
-          <w:sz w:val="36"/>
-          <w:szCs w:val="36"/>
-        </w:rPr>
-      </w:pPr>
-      <w:r>
-        <w:rPr>
-          <w:rFonts w:eastAsia="Times New Roman" w:cs="Times New Roman" w:ascii="Garamond" w:hAnsi="Garamond"/>
-          <w:color w:val="000000"/>
-          <w:kern w:val="0"/>
-          <w:sz w:val="36"/>
-          <w:szCs w:val="36"/>
-          <w:shd w:fill="auto" w:val="clear"/>
-          <w:lang w:val="en-US" w:eastAsia="zh-CN" w:bidi="hi-IN"/>
-        </w:rPr>
-        <w:t xml:space="preserve">    </w:t>
-      </w:r>
-      <w:r>
-        <w:rPr>
-          <w:rFonts w:eastAsia="Times New Roman" w:cs="Times New Roman" w:ascii="Garamond" w:hAnsi="Garamond"/>
-          <w:color w:val="000000"/>
-          <w:kern w:val="0"/>
-          <w:sz w:val="36"/>
-          <w:szCs w:val="36"/>
-          <w:shd w:fill="63BBEE" w:val="clear"/>
-          <w:lang w:val="en-US" w:eastAsia="zh-CN" w:bidi="hi-IN"/>
-        </w:rPr>
-        <w:t xml:space="preserve">• </w:t>
-      </w:r>
-      <w:r>
-        <w:rPr>
-          <w:rFonts w:eastAsia="Times New Roman" w:cs="Times New Roman" w:ascii="Garamond" w:hAnsi="Garamond"/>
-          <w:color w:val="000000"/>
-          <w:kern w:val="0"/>
-          <w:sz w:val="36"/>
-          <w:szCs w:val="36"/>
-          <w:shd w:fill="63BBEE" w:val="clear"/>
-          <w:lang w:val="en-US" w:eastAsia="zh-CN" w:bidi="hi-IN"/>
-        </w:rPr>
-        <w:t xml:space="preserve">Ação e Reação – André Luiz, cap. 8; </w:t>
-      </w:r>
-    </w:p>
-    <w:p>
-      <w:pPr>
-        <w:pStyle w:val="Normal"/>
-        <w:jc w:val="both"/>
-        <w:rPr>
-          <w:sz w:val="36"/>
-          <w:szCs w:val="36"/>
-        </w:rPr>
-      </w:pPr>
-      <w:r>
-        <w:rPr>
-          <w:rFonts w:eastAsia="Times New Roman" w:cs="Times New Roman" w:ascii="Garamond" w:hAnsi="Garamond"/>
-          <w:color w:val="000000"/>
-          <w:kern w:val="0"/>
-          <w:sz w:val="36"/>
-          <w:szCs w:val="36"/>
-          <w:shd w:fill="auto" w:val="clear"/>
-          <w:lang w:val="en-US" w:eastAsia="zh-CN" w:bidi="hi-IN"/>
-        </w:rPr>
-        <w:t xml:space="preserve">    • </w:t>
-      </w:r>
-      <w:r>
-        <w:rPr>
-          <w:rFonts w:eastAsia="Times New Roman" w:cs="Times New Roman" w:ascii="Garamond" w:hAnsi="Garamond"/>
-          <w:color w:val="000000"/>
-          <w:kern w:val="0"/>
-          <w:sz w:val="36"/>
-          <w:szCs w:val="36"/>
-          <w:shd w:fill="63BBEE" w:val="clear"/>
-          <w:lang w:val="en-US" w:eastAsia="zh-CN" w:bidi="hi-IN"/>
-        </w:rPr>
-        <w:t xml:space="preserve">Jesus e o Evangelho à Luz da Psicologia Profunda – J. Ângelis cap. Reconciliação; </w:t>
-      </w:r>
-    </w:p>
-    <w:p>
-      <w:pPr>
-        <w:pStyle w:val="Normal"/>
-        <w:jc w:val="both"/>
-        <w:rPr>
-          <w:sz w:val="36"/>
-          <w:szCs w:val="36"/>
-        </w:rPr>
-      </w:pPr>
-      <w:r>
-        <w:rPr>
-          <w:rFonts w:eastAsia="Times New Roman" w:cs="Times New Roman" w:ascii="Garamond" w:hAnsi="Garamond"/>
-          <w:color w:val="000000"/>
-          <w:kern w:val="0"/>
-          <w:sz w:val="36"/>
-          <w:szCs w:val="36"/>
-          <w:shd w:fill="auto" w:val="clear"/>
-          <w:lang w:val="en-US" w:eastAsia="zh-CN" w:bidi="hi-IN"/>
-        </w:rPr>
-        <w:t xml:space="preserve">    • </w:t>
-      </w:r>
-      <w:r>
-        <w:rPr>
-          <w:rFonts w:eastAsia="Times New Roman" w:cs="Times New Roman" w:ascii="Garamond" w:hAnsi="Garamond"/>
-          <w:color w:val="000000"/>
-          <w:kern w:val="0"/>
-          <w:sz w:val="36"/>
-          <w:szCs w:val="36"/>
-          <w:shd w:fill="auto" w:val="clear"/>
-          <w:lang w:val="en-US" w:eastAsia="zh-CN" w:bidi="hi-IN"/>
-        </w:rPr>
-        <w:t xml:space="preserve">Livro As Leis Morais segundo filosofia Espírita, Rodolfo Calligaris, cap.32, 39 e 44; </w:t>
-      </w:r>
-    </w:p>
-    <w:p>
-      <w:pPr>
-        <w:pStyle w:val="Normal"/>
-        <w:jc w:val="both"/>
-        <w:rPr>
-          <w:sz w:val="36"/>
-          <w:szCs w:val="36"/>
-        </w:rPr>
-      </w:pPr>
-      <w:r>
-        <w:rPr>
-          <w:rFonts w:eastAsia="Times New Roman" w:cs="Times New Roman" w:ascii="Garamond" w:hAnsi="Garamond"/>
-          <w:color w:val="000000"/>
-          <w:kern w:val="0"/>
-          <w:sz w:val="36"/>
-          <w:szCs w:val="36"/>
-          <w:shd w:fill="auto" w:val="clear"/>
-          <w:lang w:val="en-US" w:eastAsia="zh-CN" w:bidi="hi-IN"/>
-        </w:rPr>
-        <w:t xml:space="preserve">    • </w:t>
-      </w:r>
-      <w:r>
-        <w:rPr>
-          <w:rFonts w:eastAsia="Times New Roman" w:cs="Times New Roman" w:ascii="Garamond" w:hAnsi="Garamond"/>
-          <w:color w:val="000000"/>
-          <w:kern w:val="0"/>
-          <w:sz w:val="36"/>
-          <w:szCs w:val="36"/>
-          <w:shd w:fill="auto" w:val="clear"/>
-          <w:lang w:val="en-US" w:eastAsia="zh-CN" w:bidi="hi-IN"/>
-        </w:rPr>
-        <w:t>Livro O SERMÃO DA MONTANHA, Rodolfo Calligaris cap. 22.</w:t>
       </w:r>
     </w:p>
     <w:sectPr>
@@ -9503,7 +9468,7 @@
         <w:bCs/>
         <w:rFonts w:ascii="Garamond" w:hAnsi="Garamond"/>
       </w:rPr>
-      <w:t>38</w:t>
+      <w:t>40</w:t>
     </w:r>
     <w:r>
       <w:rPr>

--- a/Amor aos inimigos/Amor aos inimigos.docx
+++ b/Amor aos inimigos/Amor aos inimigos.docx
@@ -1880,23 +1880,7 @@
           <w:sz w:val="36"/>
           <w:szCs w:val="36"/>
         </w:rPr>
-        <w:t>Independentemente da origem da expressão, naquele momento Jesus propõe àquelas pessoas uma nova maneira de se relacionarem com seus inimigos, diferente da postura que haviam adotad</w:t>
-      </w:r>
-      <w:r>
-        <w:rPr>
-          <w:rFonts w:ascii="Garamond" w:hAnsi="Garamond"/>
-          <w:sz w:val="36"/>
-          <w:szCs w:val="36"/>
-        </w:rPr>
-        <w:t>a</w:t>
-      </w:r>
-      <w:r>
-        <w:rPr>
-          <w:rFonts w:ascii="Garamond" w:hAnsi="Garamond"/>
-          <w:sz w:val="36"/>
-          <w:szCs w:val="36"/>
-        </w:rPr>
-        <w:t xml:space="preserve"> até então.</w:t>
+        <w:t>Independentemente da origem da expressão, naquele momento Jesus propõe àquelas pessoas uma nova maneira de se relacionarem com seus inimigos, diferente da postura que haviam adotada até então.</w:t>
       </w:r>
       <w:r>
         <w:br w:type="page"/>
@@ -2669,137 +2653,7 @@
           <w:szCs w:val="36"/>
           <w:lang w:val="en-US" w:eastAsia="zh-CN" w:bidi="hi-IN"/>
         </w:rPr>
-        <w:t xml:space="preserve">Afinal de contas, se </w:t>
-      </w:r>
-      <w:r>
-        <w:rPr>
-          <w:rFonts w:eastAsia="Arial" w:cs="Arial" w:ascii="Garamond" w:hAnsi="Garamond"/>
-          <w:i w:val="false"/>
-          <w:iCs w:val="false"/>
-          <w:color w:val="auto"/>
-          <w:kern w:val="0"/>
-          <w:sz w:val="36"/>
-          <w:szCs w:val="36"/>
-          <w:lang w:val="en-US" w:eastAsia="zh-CN" w:bidi="hi-IN"/>
-        </w:rPr>
-        <w:t>eu odeio</w:t>
-      </w:r>
-      <w:r>
-        <w:rPr>
-          <w:rFonts w:eastAsia="Arial" w:cs="Arial" w:ascii="Garamond" w:hAnsi="Garamond"/>
-          <w:i w:val="false"/>
-          <w:iCs w:val="false"/>
-          <w:color w:val="auto"/>
-          <w:kern w:val="0"/>
-          <w:sz w:val="36"/>
-          <w:szCs w:val="36"/>
-          <w:lang w:val="en-US" w:eastAsia="zh-CN" w:bidi="hi-IN"/>
-        </w:rPr>
-        <w:t xml:space="preserve"> os inimigos</w:t>
-      </w:r>
-      <w:r>
-        <w:rPr>
-          <w:rFonts w:eastAsia="Arial" w:cs="Arial" w:ascii="Garamond" w:hAnsi="Garamond"/>
-          <w:i w:val="false"/>
-          <w:iCs w:val="false"/>
-          <w:color w:val="auto"/>
-          <w:kern w:val="0"/>
-          <w:sz w:val="36"/>
-          <w:szCs w:val="36"/>
-          <w:lang w:val="en-US" w:eastAsia="zh-CN" w:bidi="hi-IN"/>
-        </w:rPr>
-        <w:t xml:space="preserve">, </w:t>
-      </w:r>
-      <w:r>
-        <w:rPr>
-          <w:rFonts w:eastAsia="Arial" w:cs="Arial" w:ascii="Garamond" w:hAnsi="Garamond"/>
-          <w:i w:val="false"/>
-          <w:iCs w:val="false"/>
-          <w:color w:val="auto"/>
-          <w:kern w:val="0"/>
-          <w:sz w:val="36"/>
-          <w:szCs w:val="36"/>
-          <w:lang w:val="en-US" w:eastAsia="zh-CN" w:bidi="hi-IN"/>
-        </w:rPr>
-        <w:t>retribu</w:t>
-      </w:r>
-      <w:r>
-        <w:rPr>
-          <w:rFonts w:eastAsia="Arial" w:cs="Arial" w:ascii="Garamond" w:hAnsi="Garamond"/>
-          <w:i w:val="false"/>
-          <w:iCs w:val="false"/>
-          <w:color w:val="auto"/>
-          <w:kern w:val="0"/>
-          <w:sz w:val="36"/>
-          <w:szCs w:val="36"/>
-          <w:lang w:val="en-US" w:eastAsia="zh-CN" w:bidi="hi-IN"/>
-        </w:rPr>
-        <w:t>o</w:t>
-      </w:r>
-      <w:r>
-        <w:rPr>
-          <w:rFonts w:eastAsia="Arial" w:cs="Arial" w:ascii="Garamond" w:hAnsi="Garamond"/>
-          <w:i w:val="false"/>
-          <w:iCs w:val="false"/>
-          <w:color w:val="auto"/>
-          <w:kern w:val="0"/>
-          <w:sz w:val="36"/>
-          <w:szCs w:val="36"/>
-          <w:lang w:val="en-US" w:eastAsia="zh-CN" w:bidi="hi-IN"/>
-        </w:rPr>
-        <w:t xml:space="preserve"> o mal com o próprio mal, </w:t>
-      </w:r>
-      <w:r>
-        <w:rPr>
-          <w:rFonts w:eastAsia="Arial" w:cs="Arial" w:ascii="Garamond" w:hAnsi="Garamond"/>
-          <w:i w:val="false"/>
-          <w:iCs w:val="false"/>
-          <w:color w:val="auto"/>
-          <w:kern w:val="0"/>
-          <w:sz w:val="36"/>
-          <w:szCs w:val="36"/>
-          <w:lang w:val="en-US" w:eastAsia="zh-CN" w:bidi="hi-IN"/>
-        </w:rPr>
-        <w:t xml:space="preserve"> e não perdoo a ninguém, </w:t>
-      </w:r>
-      <w:r>
-        <w:rPr>
-          <w:rFonts w:eastAsia="Arial" w:cs="Arial" w:ascii="Garamond" w:hAnsi="Garamond"/>
-          <w:i w:val="false"/>
-          <w:iCs w:val="false"/>
-          <w:color w:val="auto"/>
-          <w:kern w:val="0"/>
-          <w:sz w:val="36"/>
-          <w:szCs w:val="36"/>
-          <w:lang w:val="en-US" w:eastAsia="zh-CN" w:bidi="hi-IN"/>
-        </w:rPr>
-        <w:t xml:space="preserve">como posso esperar </w:t>
-      </w:r>
-      <w:r>
-        <w:rPr>
-          <w:rFonts w:eastAsia="Arial" w:cs="Arial" w:ascii="Garamond" w:hAnsi="Garamond"/>
-          <w:i w:val="false"/>
-          <w:iCs w:val="false"/>
-          <w:color w:val="auto"/>
-          <w:kern w:val="0"/>
-          <w:sz w:val="36"/>
-          <w:szCs w:val="36"/>
-          <w:lang w:val="en-US" w:eastAsia="zh-CN" w:bidi="hi-IN"/>
-        </w:rPr>
-        <w:t>que Deus me perdoe e seja misericordioso comigo</w:t>
-      </w:r>
-      <w:r>
-        <w:rPr>
-          <w:rFonts w:eastAsia="Arial" w:cs="Arial" w:ascii="Garamond" w:hAnsi="Garamond"/>
-          <w:i w:val="false"/>
-          <w:iCs w:val="false"/>
-          <w:color w:val="auto"/>
-          <w:kern w:val="0"/>
-          <w:sz w:val="36"/>
-          <w:szCs w:val="36"/>
-          <w:lang w:val="en-US" w:eastAsia="zh-CN" w:bidi="hi-IN"/>
-        </w:rPr>
-        <w:t>? Dissemos a pouco: recebemos de acordo com nossas obras.</w:t>
+        <w:t>Afinal de contas, se eu odeio os inimigos, retribuo o mal com o próprio mal,  e não perdoo a ninguém, como posso esperar que Deus me perdoe e seja misericordioso comigo? Dissemos a pouco: recebemos de acordo com nossas obras.</w:t>
       </w:r>
     </w:p>
     <w:p>
@@ -3455,27 +3309,7 @@
           <w:sz w:val="36"/>
           <w:szCs w:val="36"/>
         </w:rPr>
-        <w:t>Mas ele também nos pergunta: o que fazemos mais que os outros? Temos utilizado esse conhecimento apenas como um recurso intelectual</w:t>
-      </w:r>
-      <w:r>
-        <w:rPr>
-          <w:rFonts w:ascii="Garamond" w:hAnsi="Garamond"/>
-          <w:i w:val="false"/>
-          <w:iCs w:val="false"/>
-          <w:sz w:val="36"/>
-          <w:szCs w:val="36"/>
-        </w:rPr>
-        <w:t>, muitas vezes querendo demonstrar superioridade,</w:t>
-      </w:r>
-      <w:r>
-        <w:rPr>
-          <w:rFonts w:ascii="Garamond" w:hAnsi="Garamond"/>
-          <w:i w:val="false"/>
-          <w:iCs w:val="false"/>
-          <w:sz w:val="36"/>
-          <w:szCs w:val="36"/>
-        </w:rPr>
-        <w:t xml:space="preserve"> ou o trazemos no coração, procurando transformá-lo em práticas verdadeiramente cristãs em nossas vidas?</w:t>
+        <w:t>Mas ele também nos pergunta: o que fazemos mais que os outros? Temos utilizado esse conhecimento apenas como um recurso intelectual, muitas vezes querendo demonstrar superioridade, ou o trazemos no coração, procurando transformá-lo em práticas verdadeiramente cristãs em nossas vidas?</w:t>
       </w:r>
     </w:p>
     <w:p>
@@ -3765,19 +3599,7 @@
           <w:shd w:fill="auto" w:val="clear"/>
           <w:lang w:val="en-US" w:eastAsia="zh-CN" w:bidi="hi-IN"/>
         </w:rPr>
-        <w:t>Vamos</w:t>
-      </w:r>
-      <w:r>
-        <w:rPr>
-          <w:rFonts w:eastAsia="Times New Roman" w:cs="Times New Roman" w:ascii="Garamond" w:hAnsi="Garamond"/>
-          <w:color w:val="000000"/>
-          <w:kern w:val="0"/>
-          <w:sz w:val="36"/>
-          <w:szCs w:val="36"/>
-          <w:shd w:fill="auto" w:val="clear"/>
-          <w:lang w:val="en-US" w:eastAsia="zh-CN" w:bidi="hi-IN"/>
-        </w:rPr>
-        <w:t>analisar mais detalhadamente também essa passagem.</w:t>
+        <w:t>Vamosanalisar mais detalhadamente também essa passagem.</w:t>
       </w:r>
     </w:p>
     <w:p>
@@ -4110,7 +3932,10 @@
         </w:rPr>
       </w:pPr>
       <w:r>
-        <w:rPr/>
+        <w:rPr>
+          <w:sz w:val="36"/>
+          <w:szCs w:val="36"/>
+        </w:rPr>
       </w:r>
     </w:p>
     <w:p>
@@ -4257,35 +4082,7 @@
           <w:shd w:fill="auto" w:val="clear"/>
           <w:lang w:val="en-US" w:eastAsia="zh-CN" w:bidi="hi-IN"/>
         </w:rPr>
-        <w:t>Caso contrário, a disputa poderia chegar ao juiz, o devedor poderia ser entregue ao oficial responsável pela execução da decisão e</w:t>
-      </w:r>
-      <w:r>
-        <w:rPr>
-          <w:rFonts w:eastAsia="Times New Roman" w:cs="Times New Roman" w:ascii="Garamond" w:hAnsi="Garamond"/>
-          <w:i w:val="false"/>
-          <w:iCs w:val="false"/>
-          <w:color w:val="000000"/>
-          <w:kern w:val="0"/>
-          <w:sz w:val="36"/>
-          <w:szCs w:val="36"/>
-          <w:shd w:fill="auto" w:val="clear"/>
-          <w:lang w:val="en-US" w:eastAsia="zh-CN" w:bidi="hi-IN"/>
-        </w:rPr>
-        <w:t>, na pior hipótese,</w:t>
-      </w:r>
-      <w:r>
-        <w:rPr>
-          <w:rFonts w:eastAsia="Times New Roman" w:cs="Times New Roman" w:ascii="Garamond" w:hAnsi="Garamond"/>
-          <w:i w:val="false"/>
-          <w:iCs w:val="false"/>
-          <w:color w:val="000000"/>
-          <w:kern w:val="0"/>
-          <w:sz w:val="36"/>
-          <w:szCs w:val="36"/>
-          <w:shd w:fill="auto" w:val="clear"/>
-          <w:lang w:val="en-US" w:eastAsia="zh-CN" w:bidi="hi-IN"/>
-        </w:rPr>
-        <w:t xml:space="preserve"> acabar indo parar na prisão.</w:t>
+        <w:t>Caso contrário, a disputa poderia chegar ao juiz, o devedor poderia ser entregue ao oficial responsável pela execução da decisão e, na pior hipótese, acabar indo parar na prisão.</w:t>
       </w:r>
       <w:r>
         <w:br w:type="page"/>
@@ -4312,21 +4109,7 @@
           <w:shd w:fill="auto" w:val="clear"/>
           <w:lang w:val="en-US" w:eastAsia="zh-CN" w:bidi="hi-IN"/>
         </w:rPr>
-        <w:t>Jesus está nos dizendo</w:t>
-      </w:r>
-      <w:r>
-        <w:rPr>
-          <w:rFonts w:eastAsia="Times New Roman" w:cs="Times New Roman" w:ascii="Garamond" w:hAnsi="Garamond"/>
-          <w:i w:val="false"/>
-          <w:iCs w:val="false"/>
-          <w:color w:val="000000"/>
-          <w:kern w:val="0"/>
-          <w:sz w:val="36"/>
-          <w:szCs w:val="36"/>
-          <w:shd w:fill="auto" w:val="clear"/>
-          <w:lang w:val="en-US" w:eastAsia="zh-CN" w:bidi="hi-IN"/>
-        </w:rPr>
-        <w:t xml:space="preserve">: </w:t>
+        <w:t xml:space="preserve">Jesus está nos dizendo: </w:t>
       </w:r>
       <w:r>
         <w:rPr>
@@ -4340,7 +4123,102 @@
           <w:shd w:fill="auto" w:val="clear"/>
           <w:lang w:val="en-US" w:eastAsia="zh-CN" w:bidi="hi-IN"/>
         </w:rPr>
-        <w:t>"Esforcem-se por acabar com as desavenças entre vocês e seus adversários enquanto podem. Se vocês não o fizerem</w:t>
+        <w:t>"Esforcem-se por acabar com as desavenças entre vocês e seus adversários enquanto podem. Se vocês não o fizerem de boa vontade, a Justiça de Nosso Pai se encarregará de resolvê-las"</w:t>
+      </w:r>
+      <w:r>
+        <w:rPr>
+          <w:rFonts w:eastAsia="Times New Roman" w:cs="Times New Roman" w:ascii="Garamond" w:hAnsi="Garamond"/>
+          <w:i w:val="false"/>
+          <w:iCs w:val="false"/>
+          <w:color w:val="000000"/>
+          <w:kern w:val="0"/>
+          <w:sz w:val="36"/>
+          <w:szCs w:val="36"/>
+          <w:shd w:fill="auto" w:val="clear"/>
+          <w:lang w:val="en-US" w:eastAsia="zh-CN" w:bidi="hi-IN"/>
+        </w:rPr>
+        <w:t>.</w:t>
+      </w:r>
+    </w:p>
+    <w:p>
+      <w:pPr>
+        <w:pStyle w:val="Normal"/>
+        <w:jc w:val="both"/>
+        <w:rPr>
+          <w:sz w:val="36"/>
+          <w:szCs w:val="36"/>
+        </w:rPr>
+      </w:pPr>
+      <w:r>
+        <w:rPr>
+          <w:sz w:val="36"/>
+          <w:szCs w:val="36"/>
+        </w:rPr>
+      </w:r>
+    </w:p>
+    <w:p>
+      <w:pPr>
+        <w:pStyle w:val="Normal"/>
+        <w:jc w:val="both"/>
+        <w:rPr>
+          <w:sz w:val="36"/>
+          <w:szCs w:val="36"/>
+        </w:rPr>
+      </w:pPr>
+      <w:r>
+        <w:rPr>
+          <w:rFonts w:eastAsia="Times New Roman" w:cs="Times New Roman" w:ascii="Garamond" w:hAnsi="Garamond"/>
+          <w:i w:val="false"/>
+          <w:iCs w:val="false"/>
+          <w:color w:val="000000"/>
+          <w:kern w:val="0"/>
+          <w:sz w:val="36"/>
+          <w:szCs w:val="36"/>
+          <w:shd w:fill="auto" w:val="clear"/>
+          <w:lang w:val="en-US" w:eastAsia="zh-CN" w:bidi="hi-IN"/>
+        </w:rPr>
+        <w:t>Entretanto, há um juiz severo e inflexível, ao qual todos nós, sem exceção, estamos submetidos. Questão 261 de O Livro dos Espíritos:</w:t>
+      </w:r>
+    </w:p>
+    <w:p>
+      <w:pPr>
+        <w:pStyle w:val="Normal"/>
+        <w:jc w:val="both"/>
+        <w:rPr>
+          <w:sz w:val="36"/>
+          <w:szCs w:val="36"/>
+        </w:rPr>
+      </w:pPr>
+      <w:r>
+        <w:rPr>
+          <w:sz w:val="36"/>
+          <w:szCs w:val="36"/>
+        </w:rPr>
+      </w:r>
+    </w:p>
+    <w:p>
+      <w:pPr>
+        <w:pStyle w:val="Normal"/>
+        <w:ind w:left="720" w:hanging="0"/>
+        <w:jc w:val="both"/>
+        <w:rPr>
+          <w:sz w:val="36"/>
+          <w:szCs w:val="36"/>
+        </w:rPr>
+      </w:pPr>
+      <w:r>
+        <w:rPr>
+          <w:rFonts w:eastAsia="Times New Roman" w:cs="Times New Roman" w:ascii="Garamond" w:hAnsi="Garamond"/>
+          <w:i w:val="false"/>
+          <w:iCs w:val="false"/>
+          <w:color w:val="000000"/>
+          <w:kern w:val="0"/>
+          <w:sz w:val="36"/>
+          <w:szCs w:val="36"/>
+          <w:shd w:fill="auto" w:val="clear"/>
+          <w:lang w:val="en-US" w:eastAsia="zh-CN" w:bidi="hi-IN"/>
+        </w:rPr>
+        <w:t xml:space="preserve">P - </w:t>
       </w:r>
       <w:r>
         <w:rPr>
@@ -4354,7 +4232,49 @@
           <w:shd w:fill="auto" w:val="clear"/>
           <w:lang w:val="en-US" w:eastAsia="zh-CN" w:bidi="hi-IN"/>
         </w:rPr>
-        <w:t xml:space="preserve"> de boa vontade</w:t>
+        <w:t>Onde está escrita a lei de Deus?</w:t>
+      </w:r>
+    </w:p>
+    <w:p>
+      <w:pPr>
+        <w:pStyle w:val="Normal"/>
+        <w:ind w:left="720" w:hanging="0"/>
+        <w:jc w:val="both"/>
+        <w:rPr>
+          <w:sz w:val="36"/>
+          <w:szCs w:val="36"/>
+        </w:rPr>
+      </w:pPr>
+      <w:r>
+        <w:rPr>
+          <w:sz w:val="36"/>
+          <w:szCs w:val="36"/>
+        </w:rPr>
+      </w:r>
+    </w:p>
+    <w:p>
+      <w:pPr>
+        <w:pStyle w:val="Normal"/>
+        <w:ind w:left="720" w:hanging="0"/>
+        <w:jc w:val="both"/>
+        <w:rPr>
+          <w:sz w:val="36"/>
+          <w:szCs w:val="36"/>
+        </w:rPr>
+      </w:pPr>
+      <w:r>
+        <w:rPr>
+          <w:rFonts w:eastAsia="Times New Roman" w:cs="Times New Roman" w:ascii="Garamond" w:hAnsi="Garamond"/>
+          <w:i w:val="false"/>
+          <w:iCs w:val="false"/>
+          <w:color w:val="000000"/>
+          <w:kern w:val="0"/>
+          <w:sz w:val="36"/>
+          <w:szCs w:val="36"/>
+          <w:shd w:fill="auto" w:val="clear"/>
+          <w:lang w:val="en-US" w:eastAsia="zh-CN" w:bidi="hi-IN"/>
+        </w:rPr>
+        <w:t xml:space="preserve">R - </w:t>
       </w:r>
       <w:r>
         <w:rPr>
@@ -4368,105 +4288,7 @@
           <w:shd w:fill="auto" w:val="clear"/>
           <w:lang w:val="en-US" w:eastAsia="zh-CN" w:bidi="hi-IN"/>
         </w:rPr>
-        <w:t xml:space="preserve">, a Justiça de Nosso Pai </w:t>
-      </w:r>
-      <w:r>
-        <w:rPr>
-          <w:rFonts w:eastAsia="Times New Roman" w:cs="Times New Roman" w:ascii="Garamond" w:hAnsi="Garamond"/>
-          <w:i/>
-          <w:iCs/>
-          <w:color w:val="000000"/>
-          <w:kern w:val="0"/>
-          <w:sz w:val="36"/>
-          <w:szCs w:val="36"/>
-          <w:shd w:fill="auto" w:val="clear"/>
-          <w:lang w:val="en-US" w:eastAsia="zh-CN" w:bidi="hi-IN"/>
-        </w:rPr>
-        <w:t>se encarregará de resolvê-las</w:t>
-      </w:r>
-      <w:r>
-        <w:rPr>
-          <w:rFonts w:eastAsia="Times New Roman" w:cs="Times New Roman" w:ascii="Garamond" w:hAnsi="Garamond"/>
-          <w:i/>
-          <w:iCs/>
-          <w:color w:val="000000"/>
-          <w:kern w:val="0"/>
-          <w:sz w:val="36"/>
-          <w:szCs w:val="36"/>
-          <w:shd w:fill="auto" w:val="clear"/>
-          <w:lang w:val="en-US" w:eastAsia="zh-CN" w:bidi="hi-IN"/>
-        </w:rPr>
-        <w:t>"</w:t>
-      </w:r>
-      <w:r>
-        <w:rPr>
-          <w:rFonts w:eastAsia="Times New Roman" w:cs="Times New Roman" w:ascii="Garamond" w:hAnsi="Garamond"/>
-          <w:i w:val="false"/>
-          <w:iCs w:val="false"/>
-          <w:color w:val="000000"/>
-          <w:kern w:val="0"/>
-          <w:sz w:val="36"/>
-          <w:szCs w:val="36"/>
-          <w:shd w:fill="auto" w:val="clear"/>
-          <w:lang w:val="en-US" w:eastAsia="zh-CN" w:bidi="hi-IN"/>
-        </w:rPr>
-        <w:t>.</w:t>
-      </w:r>
-    </w:p>
-    <w:p>
-      <w:pPr>
-        <w:pStyle w:val="Normal"/>
-        <w:jc w:val="both"/>
-        <w:rPr>
-          <w:sz w:val="36"/>
-          <w:szCs w:val="36"/>
-        </w:rPr>
-      </w:pPr>
-      <w:r>
-        <w:rPr>
-          <w:sz w:val="36"/>
-          <w:szCs w:val="36"/>
-        </w:rPr>
-      </w:r>
-    </w:p>
-    <w:p>
-      <w:pPr>
-        <w:pStyle w:val="Normal"/>
-        <w:jc w:val="both"/>
-        <w:rPr>
-          <w:sz w:val="36"/>
-          <w:szCs w:val="36"/>
-        </w:rPr>
-      </w:pPr>
-      <w:r>
-        <w:rPr>
-          <w:rFonts w:eastAsia="Times New Roman" w:cs="Times New Roman" w:ascii="Garamond" w:hAnsi="Garamond"/>
-          <w:i w:val="false"/>
-          <w:iCs w:val="false"/>
-          <w:color w:val="000000"/>
-          <w:kern w:val="0"/>
-          <w:sz w:val="36"/>
-          <w:szCs w:val="36"/>
-          <w:shd w:fill="auto" w:val="clear"/>
-          <w:lang w:val="en-US" w:eastAsia="zh-CN" w:bidi="hi-IN"/>
-        </w:rPr>
-        <w:t>Entretanto, há um juiz severo e inflexível, ao qual todos nós, sem exceção, estamos submetidos. Questão 261 de O Livro dos Espíritos:</w:t>
-      </w:r>
-    </w:p>
-    <w:p>
-      <w:pPr>
-        <w:pStyle w:val="Normal"/>
-        <w:jc w:val="both"/>
-        <w:rPr>
-          <w:sz w:val="36"/>
-          <w:szCs w:val="36"/>
-        </w:rPr>
-      </w:pPr>
-      <w:r>
-        <w:rPr>
-          <w:sz w:val="36"/>
-          <w:szCs w:val="36"/>
-        </w:rPr>
+        <w:t>Na consciência.</w:t>
       </w:r>
     </w:p>
     <w:p>
@@ -4481,101 +4303,9 @@
       </w:pPr>
       <w:r>
         <w:rPr>
-          <w:rFonts w:eastAsia="Times New Roman" w:cs="Times New Roman" w:ascii="Garamond" w:hAnsi="Garamond"/>
-          <w:i w:val="false"/>
-          <w:iCs w:val="false"/>
-          <w:color w:val="000000"/>
-          <w:kern w:val="0"/>
-          <w:sz w:val="36"/>
-          <w:szCs w:val="36"/>
-          <w:shd w:fill="auto" w:val="clear"/>
-          <w:lang w:val="en-US" w:eastAsia="zh-CN" w:bidi="hi-IN"/>
-        </w:rPr>
-        <w:t xml:space="preserve">P - </w:t>
-      </w:r>
-      <w:r>
-        <w:rPr>
-          <w:rFonts w:eastAsia="Times New Roman" w:cs="Times New Roman" w:ascii="Garamond" w:hAnsi="Garamond"/>
-          <w:i/>
-          <w:iCs/>
-          <w:color w:val="000000"/>
-          <w:kern w:val="0"/>
-          <w:sz w:val="36"/>
-          <w:szCs w:val="36"/>
-          <w:shd w:fill="auto" w:val="clear"/>
-          <w:lang w:val="en-US" w:eastAsia="zh-CN" w:bidi="hi-IN"/>
-        </w:rPr>
-        <w:t>Onde está escrita a lei de Deus?</w:t>
-      </w:r>
-    </w:p>
-    <w:p>
-      <w:pPr>
-        <w:pStyle w:val="Normal"/>
-        <w:ind w:left="720" w:hanging="0"/>
-        <w:jc w:val="both"/>
-        <w:rPr>
-          <w:sz w:val="36"/>
-          <w:szCs w:val="36"/>
-        </w:rPr>
-      </w:pPr>
-      <w:r>
-        <w:rPr>
-          <w:sz w:val="36"/>
-          <w:szCs w:val="36"/>
-        </w:rPr>
-      </w:r>
-    </w:p>
-    <w:p>
-      <w:pPr>
-        <w:pStyle w:val="Normal"/>
-        <w:ind w:left="720" w:hanging="0"/>
-        <w:jc w:val="both"/>
-        <w:rPr>
-          <w:sz w:val="36"/>
-          <w:szCs w:val="36"/>
-        </w:rPr>
-      </w:pPr>
-      <w:r>
-        <w:rPr>
-          <w:rFonts w:eastAsia="Times New Roman" w:cs="Times New Roman" w:ascii="Garamond" w:hAnsi="Garamond"/>
-          <w:i w:val="false"/>
-          <w:iCs w:val="false"/>
-          <w:color w:val="000000"/>
-          <w:kern w:val="0"/>
-          <w:sz w:val="36"/>
-          <w:szCs w:val="36"/>
-          <w:shd w:fill="auto" w:val="clear"/>
-          <w:lang w:val="en-US" w:eastAsia="zh-CN" w:bidi="hi-IN"/>
-        </w:rPr>
-        <w:t xml:space="preserve">R - </w:t>
-      </w:r>
-      <w:r>
-        <w:rPr>
-          <w:rFonts w:eastAsia="Times New Roman" w:cs="Times New Roman" w:ascii="Garamond" w:hAnsi="Garamond"/>
-          <w:i/>
-          <w:iCs/>
-          <w:color w:val="000000"/>
-          <w:kern w:val="0"/>
-          <w:sz w:val="36"/>
-          <w:szCs w:val="36"/>
-          <w:shd w:fill="auto" w:val="clear"/>
-          <w:lang w:val="en-US" w:eastAsia="zh-CN" w:bidi="hi-IN"/>
-        </w:rPr>
-        <w:t>Na consciência.</w:t>
-      </w:r>
-    </w:p>
-    <w:p>
-      <w:pPr>
-        <w:pStyle w:val="Normal"/>
-        <w:ind w:left="720" w:hanging="0"/>
-        <w:jc w:val="both"/>
-        <w:rPr>
-          <w:sz w:val="36"/>
-          <w:szCs w:val="36"/>
-        </w:rPr>
-      </w:pPr>
-      <w:r>
-        <w:rPr/>
+          <w:sz w:val="36"/>
+          <w:szCs w:val="36"/>
+        </w:rPr>
       </w:r>
     </w:p>
     <w:p>
@@ -4705,8 +4435,22 @@
           <w:szCs w:val="36"/>
           <w:lang w:val="en-US" w:eastAsia="zh-CN" w:bidi="hi-IN"/>
         </w:rPr>
-        <w:t xml:space="preserve">Ela surge como aquela voz interior que fala "Eu lhe conheço intimamente e sei que você </w:t>
-      </w:r>
+        <w:t>Ela surge como aquela voz interior que fala "Eu lhe conheço intimamente e sei que você poderia e deveria ter agido de outra maneira". E isso dói porque sabemos que é verdade.</w:t>
+      </w:r>
+    </w:p>
+    <w:p>
+      <w:pPr>
+        <w:pStyle w:val="Normal"/>
+        <w:jc w:val="both"/>
+        <w:rPr>
+          <w:rFonts w:ascii="Garamond" w:hAnsi="Garamond" w:eastAsia="Arial" w:cs="Arial"/>
+          <w:color w:val="auto"/>
+          <w:kern w:val="0"/>
+          <w:sz w:val="36"/>
+          <w:szCs w:val="36"/>
+          <w:lang w:val="en-US" w:eastAsia="zh-CN" w:bidi="hi-IN"/>
+        </w:rPr>
+      </w:pPr>
       <w:r>
         <w:rPr>
           <w:rFonts w:eastAsia="Arial" w:cs="Arial" w:ascii="Garamond" w:hAnsi="Garamond"/>
@@ -4716,8 +4460,21 @@
           <w:szCs w:val="36"/>
           <w:lang w:val="en-US" w:eastAsia="zh-CN" w:bidi="hi-IN"/>
         </w:rPr>
-        <w:t xml:space="preserve">poderia e </w:t>
-      </w:r>
+      </w:r>
+    </w:p>
+    <w:p>
+      <w:pPr>
+        <w:pStyle w:val="Normal"/>
+        <w:jc w:val="both"/>
+        <w:rPr>
+          <w:rFonts w:ascii="Garamond" w:hAnsi="Garamond" w:eastAsia="Arial" w:cs="Arial"/>
+          <w:color w:val="auto"/>
+          <w:kern w:val="0"/>
+          <w:sz w:val="36"/>
+          <w:szCs w:val="36"/>
+          <w:lang w:val="en-US" w:eastAsia="zh-CN" w:bidi="hi-IN"/>
+        </w:rPr>
+      </w:pPr>
       <w:r>
         <w:rPr>
           <w:rFonts w:eastAsia="Arial" w:cs="Arial" w:ascii="Garamond" w:hAnsi="Garamond"/>
@@ -4727,7 +4484,7 @@
           <w:szCs w:val="36"/>
           <w:lang w:val="en-US" w:eastAsia="zh-CN" w:bidi="hi-IN"/>
         </w:rPr>
-        <w:t>deveria ter agido de outra maneira". E isso dói porque sabemos que é verdade.</w:t>
+        <w:t>Mas a consciência pode ser também excelente conselheira e grande amiga. É muito comum que, ao começarmos a colocar em prática os ensinamentos de Jesus, as pessoas nos critiquem e, às vezes, se afastem de nós.</w:t>
       </w:r>
     </w:p>
     <w:p>
@@ -4776,166 +4533,7 @@
           <w:szCs w:val="36"/>
           <w:lang w:val="en-US" w:eastAsia="zh-CN" w:bidi="hi-IN"/>
         </w:rPr>
-        <w:t>Mas a consciência pode ser também excelente conselheira e grande amiga. É muito comum que, ao começarmos a colocar em prática os ensinamentos de Jesus, as pessoas nos critiquem e, às vezes, se afastem de nós.</w:t>
-      </w:r>
-    </w:p>
-    <w:p>
-      <w:pPr>
-        <w:pStyle w:val="Normal"/>
-        <w:jc w:val="both"/>
-        <w:rPr>
-          <w:rFonts w:ascii="Garamond" w:hAnsi="Garamond" w:eastAsia="Arial" w:cs="Arial"/>
-          <w:color w:val="auto"/>
-          <w:kern w:val="0"/>
-          <w:sz w:val="36"/>
-          <w:szCs w:val="36"/>
-          <w:lang w:val="en-US" w:eastAsia="zh-CN" w:bidi="hi-IN"/>
-        </w:rPr>
-      </w:pPr>
-      <w:r>
-        <w:rPr>
-          <w:rFonts w:eastAsia="Arial" w:cs="Arial" w:ascii="Garamond" w:hAnsi="Garamond"/>
-          <w:color w:val="auto"/>
-          <w:kern w:val="0"/>
-          <w:sz w:val="36"/>
-          <w:szCs w:val="36"/>
-          <w:lang w:val="en-US" w:eastAsia="zh-CN" w:bidi="hi-IN"/>
-        </w:rPr>
-      </w:r>
-    </w:p>
-    <w:p>
-      <w:pPr>
-        <w:pStyle w:val="Normal"/>
-        <w:jc w:val="both"/>
-        <w:rPr>
-          <w:rFonts w:ascii="Garamond" w:hAnsi="Garamond" w:eastAsia="Arial" w:cs="Arial"/>
-          <w:color w:val="auto"/>
-          <w:kern w:val="0"/>
-          <w:sz w:val="36"/>
-          <w:szCs w:val="36"/>
-          <w:lang w:val="en-US" w:eastAsia="zh-CN" w:bidi="hi-IN"/>
-        </w:rPr>
-      </w:pPr>
-      <w:r>
-        <w:rPr>
-          <w:rFonts w:eastAsia="Arial" w:cs="Arial" w:ascii="Garamond" w:hAnsi="Garamond"/>
-          <w:color w:val="auto"/>
-          <w:kern w:val="0"/>
-          <w:sz w:val="36"/>
-          <w:szCs w:val="36"/>
-          <w:lang w:val="en-US" w:eastAsia="zh-CN" w:bidi="hi-IN"/>
-        </w:rPr>
-        <w:t>Quando m</w:t>
-      </w:r>
-      <w:r>
-        <w:rPr>
-          <w:rFonts w:eastAsia="Arial" w:cs="Arial" w:ascii="Garamond" w:hAnsi="Garamond"/>
-          <w:color w:val="auto"/>
-          <w:kern w:val="0"/>
-          <w:sz w:val="36"/>
-          <w:szCs w:val="36"/>
-          <w:lang w:val="en-US" w:eastAsia="zh-CN" w:bidi="hi-IN"/>
-        </w:rPr>
-        <w:t>udamos alguns comportamentos</w:t>
-      </w:r>
-      <w:r>
-        <w:rPr>
-          <w:rFonts w:eastAsia="Arial" w:cs="Arial" w:ascii="Garamond" w:hAnsi="Garamond"/>
-          <w:color w:val="auto"/>
-          <w:kern w:val="0"/>
-          <w:sz w:val="36"/>
-          <w:szCs w:val="36"/>
-          <w:lang w:val="en-US" w:eastAsia="zh-CN" w:bidi="hi-IN"/>
-        </w:rPr>
-        <w:t>, abandonamos</w:t>
-      </w:r>
-      <w:r>
-        <w:rPr>
-          <w:rFonts w:eastAsia="Arial" w:cs="Arial" w:ascii="Garamond" w:hAnsi="Garamond"/>
-          <w:color w:val="auto"/>
-          <w:kern w:val="0"/>
-          <w:sz w:val="36"/>
-          <w:szCs w:val="36"/>
-          <w:lang w:val="en-US" w:eastAsia="zh-CN" w:bidi="hi-IN"/>
-        </w:rPr>
-        <w:t xml:space="preserve"> certos hábito</w:t>
-      </w:r>
-      <w:r>
-        <w:rPr>
-          <w:rFonts w:eastAsia="Arial" w:cs="Arial" w:ascii="Garamond" w:hAnsi="Garamond"/>
-          <w:color w:val="auto"/>
-          <w:kern w:val="0"/>
-          <w:sz w:val="36"/>
-          <w:szCs w:val="36"/>
-          <w:lang w:val="en-US" w:eastAsia="zh-CN" w:bidi="hi-IN"/>
-        </w:rPr>
-        <w:t xml:space="preserve">s, muitos </w:t>
-      </w:r>
-      <w:r>
-        <w:rPr>
-          <w:rFonts w:eastAsia="Arial" w:cs="Arial" w:ascii="Garamond" w:hAnsi="Garamond"/>
-          <w:color w:val="auto"/>
-          <w:kern w:val="0"/>
-          <w:sz w:val="36"/>
-          <w:szCs w:val="36"/>
-          <w:lang w:val="en-US" w:eastAsia="zh-CN" w:bidi="hi-IN"/>
-        </w:rPr>
-        <w:t>dizem que nos tornamo</w:t>
-      </w:r>
-      <w:r>
-        <w:rPr>
-          <w:rFonts w:eastAsia="Arial" w:cs="Arial" w:ascii="Garamond" w:hAnsi="Garamond"/>
-          <w:color w:val="auto"/>
-          <w:kern w:val="0"/>
-          <w:sz w:val="36"/>
-          <w:szCs w:val="36"/>
-          <w:lang w:val="en-US" w:eastAsia="zh-CN" w:bidi="hi-IN"/>
-        </w:rPr>
-        <w:t>s</w:t>
-      </w:r>
-      <w:r>
-        <w:rPr>
-          <w:rFonts w:eastAsia="Arial" w:cs="Arial" w:ascii="Garamond" w:hAnsi="Garamond"/>
-          <w:color w:val="auto"/>
-          <w:kern w:val="0"/>
-          <w:sz w:val="36"/>
-          <w:szCs w:val="36"/>
-          <w:lang w:val="en-US" w:eastAsia="zh-CN" w:bidi="hi-IN"/>
-        </w:rPr>
-        <w:t xml:space="preserve"> fanáticos religiosos</w:t>
-      </w:r>
-      <w:r>
-        <w:rPr>
-          <w:rFonts w:eastAsia="Arial" w:cs="Arial" w:ascii="Garamond" w:hAnsi="Garamond"/>
-          <w:color w:val="auto"/>
-          <w:kern w:val="0"/>
-          <w:sz w:val="36"/>
-          <w:szCs w:val="36"/>
-          <w:lang w:val="en-US" w:eastAsia="zh-CN" w:bidi="hi-IN"/>
-        </w:rPr>
-        <w:t xml:space="preserve"> e pessoas sem graça. P</w:t>
-      </w:r>
-      <w:r>
-        <w:rPr>
-          <w:rFonts w:eastAsia="Arial" w:cs="Arial" w:ascii="Garamond" w:hAnsi="Garamond"/>
-          <w:color w:val="auto"/>
-          <w:kern w:val="0"/>
-          <w:sz w:val="36"/>
-          <w:szCs w:val="36"/>
-          <w:lang w:val="en-US" w:eastAsia="zh-CN" w:bidi="hi-IN"/>
-        </w:rPr>
-        <w:t>assam a não querer mais nossa companhia.</w:t>
-      </w:r>
-      <w:r>
-        <w:rPr>
-          <w:rFonts w:eastAsia="Arial" w:cs="Arial" w:ascii="Garamond" w:hAnsi="Garamond"/>
-          <w:color w:val="auto"/>
-          <w:kern w:val="0"/>
-          <w:sz w:val="36"/>
-          <w:szCs w:val="36"/>
-          <w:lang w:val="en-US" w:eastAsia="zh-CN" w:bidi="hi-IN"/>
-        </w:rPr>
-        <w:t xml:space="preserve"> Não tem problema; isso é um direito delas e temos que respeitar.</w:t>
+        <w:t>Quando mudamos alguns comportamentos, abandonamos certos hábitos, muitos dizem que nos tornamos fanáticos religiosos e pessoas sem graça. Passam a não querer mais nossa companhia. Não tem problema; isso é um direito delas e temos que respeitar.</w:t>
       </w:r>
     </w:p>
     <w:p>
@@ -5191,31 +4789,149 @@
         </w:rPr>
       </w:pPr>
       <w:r>
+        <w:rPr>
+          <w:sz w:val="36"/>
+          <w:szCs w:val="36"/>
+        </w:rPr>
+      </w:r>
+    </w:p>
+    <w:p>
+      <w:pPr>
+        <w:pStyle w:val="Normal"/>
+        <w:jc w:val="both"/>
+        <w:rPr>
+          <w:sz w:val="36"/>
+          <w:szCs w:val="36"/>
+        </w:rPr>
+      </w:pPr>
+      <w:r>
+        <w:rPr>
+          <w:rFonts w:eastAsia="Times New Roman" w:cs="Times New Roman" w:ascii="Garamond" w:hAnsi="Garamond"/>
+          <w:i w:val="false"/>
+          <w:iCs w:val="false"/>
+          <w:color w:val="000000"/>
+          <w:kern w:val="0"/>
+          <w:sz w:val="36"/>
+          <w:szCs w:val="36"/>
+          <w:shd w:fill="auto" w:val="clear"/>
+          <w:lang w:val="en-US" w:eastAsia="zh-CN" w:bidi="hi-IN"/>
+        </w:rPr>
+        <w:t>A primeira diz respeito à impossibilidade de ascendermos a mundos mais elevados. Sendo incapazes de perdoar, colocamo-nos na condição daqueles Espíritos que ainda não podem habitar mundos mais elevados.</w:t>
+      </w:r>
+      <w:r>
+        <w:br w:type="page"/>
+      </w:r>
+    </w:p>
+    <w:p>
+      <w:pPr>
+        <w:pStyle w:val="Normal"/>
+        <w:jc w:val="both"/>
         <w:rPr/>
-      </w:r>
-    </w:p>
-    <w:p>
-      <w:pPr>
-        <w:pStyle w:val="Normal"/>
-        <w:jc w:val="both"/>
-        <w:rPr>
-          <w:sz w:val="36"/>
-          <w:szCs w:val="36"/>
-        </w:rPr>
-      </w:pPr>
-      <w:r>
-        <w:rPr>
-          <w:rFonts w:eastAsia="Times New Roman" w:cs="Times New Roman" w:ascii="Garamond" w:hAnsi="Garamond"/>
-          <w:i w:val="false"/>
-          <w:iCs w:val="false"/>
-          <w:color w:val="000000"/>
-          <w:kern w:val="0"/>
-          <w:sz w:val="36"/>
-          <w:szCs w:val="36"/>
-          <w:shd w:fill="auto" w:val="clear"/>
-          <w:lang w:val="en-US" w:eastAsia="zh-CN" w:bidi="hi-IN"/>
-        </w:rPr>
-        <w:t>A primeira diz respeito à impossibilidade de ascendermos a mundos mais elevados. Sendo incapazes de perdoar, colocamo-nos na condição daqueles Espíritos que ainda não podem habitar mundos mais elevados.</w:t>
+      </w:pPr>
+      <w:r>
+        <w:rPr/>
+      </w:r>
+    </w:p>
+    <w:p>
+      <w:pPr>
+        <w:pStyle w:val="Normal"/>
+        <w:jc w:val="both"/>
+        <w:rPr>
+          <w:sz w:val="36"/>
+          <w:szCs w:val="36"/>
+        </w:rPr>
+      </w:pPr>
+      <w:r>
+        <w:rPr>
+          <w:rFonts w:eastAsia="Times New Roman" w:cs="Times New Roman" w:ascii="Garamond" w:hAnsi="Garamond"/>
+          <w:i w:val="false"/>
+          <w:iCs w:val="false"/>
+          <w:color w:val="000000"/>
+          <w:kern w:val="0"/>
+          <w:sz w:val="36"/>
+          <w:szCs w:val="36"/>
+          <w:shd w:fill="auto" w:val="clear"/>
+          <w:lang w:val="en-US" w:eastAsia="zh-CN" w:bidi="hi-IN"/>
+        </w:rPr>
+        <w:t>Essa é uma questão particularmente importante, considerando que a Terra se encontra em sua fase final de transição para mundo de regeneração. Nos últimos anos, temos sido intensamente alertados sobre a necessidade de empreender esforços para que possamos permanecer na Terra regenerada.</w:t>
+      </w:r>
+    </w:p>
+    <w:p>
+      <w:pPr>
+        <w:pStyle w:val="Normal"/>
+        <w:jc w:val="both"/>
+        <w:rPr>
+          <w:sz w:val="36"/>
+          <w:szCs w:val="36"/>
+        </w:rPr>
+      </w:pPr>
+      <w:r>
+        <w:rPr>
+          <w:sz w:val="36"/>
+          <w:szCs w:val="36"/>
+        </w:rPr>
+      </w:r>
+    </w:p>
+    <w:p>
+      <w:pPr>
+        <w:pStyle w:val="Normal"/>
+        <w:jc w:val="both"/>
+        <w:rPr>
+          <w:sz w:val="36"/>
+          <w:szCs w:val="36"/>
+        </w:rPr>
+      </w:pPr>
+      <w:r>
+        <w:rPr>
+          <w:rFonts w:eastAsia="Times New Roman" w:cs="Times New Roman" w:ascii="Garamond" w:hAnsi="Garamond"/>
+          <w:color w:val="000000"/>
+          <w:kern w:val="0"/>
+          <w:sz w:val="36"/>
+          <w:szCs w:val="36"/>
+          <w:shd w:fill="auto" w:val="clear"/>
+          <w:lang w:val="en-US" w:eastAsia="zh-CN" w:bidi="hi-IN"/>
+        </w:rPr>
+        <w:t>Enquanto alimentarmos ódio, desejo de vingança ou qualquer outro sentimento negativo contra aqueles que nos ofenderam, permaneceremos estacionados em faixas vibratórias inferiores, incompatíveis com um mundo regenerado.</w:t>
+      </w:r>
+    </w:p>
+    <w:p>
+      <w:pPr>
+        <w:pStyle w:val="Normal"/>
+        <w:jc w:val="both"/>
+        <w:rPr>
+          <w:sz w:val="36"/>
+          <w:szCs w:val="36"/>
+        </w:rPr>
+      </w:pPr>
+      <w:r>
+        <w:rPr>
+          <w:sz w:val="36"/>
+          <w:szCs w:val="36"/>
+        </w:rPr>
+      </w:r>
+    </w:p>
+    <w:p>
+      <w:pPr>
+        <w:pStyle w:val="Normal"/>
+        <w:jc w:val="both"/>
+        <w:rPr>
+          <w:sz w:val="36"/>
+          <w:szCs w:val="36"/>
+        </w:rPr>
+      </w:pPr>
+      <w:r>
+        <w:rPr>
+          <w:rFonts w:eastAsia="Times New Roman" w:cs="Times New Roman" w:ascii="Garamond" w:hAnsi="Garamond"/>
+          <w:i w:val="false"/>
+          <w:iCs w:val="false"/>
+          <w:color w:val="000000"/>
+          <w:kern w:val="0"/>
+          <w:sz w:val="36"/>
+          <w:szCs w:val="36"/>
+          <w:shd w:fill="auto" w:val="clear"/>
+          <w:lang w:val="en-US" w:eastAsia="zh-CN" w:bidi="hi-IN"/>
+        </w:rPr>
+        <w:t>A segunda interpretação da prisão mencionada por Jesus refere-se ao nosso estado de consciência. A Doutrina Espírita também nos explica que céu e inferno não são lugares físicos de felicidade ou sofrimento eternos, mas estados da consciência do Espírito, que sofre ou se sente feliz como consequência de suas próprias ações.</w:t>
       </w:r>
       <w:r>
         <w:br w:type="page"/>
@@ -5225,425 +4941,792 @@
       <w:pPr>
         <w:pStyle w:val="Normal"/>
         <w:jc w:val="both"/>
+        <w:rPr>
+          <w:sz w:val="36"/>
+          <w:szCs w:val="36"/>
+        </w:rPr>
+      </w:pPr>
+      <w:r>
+        <w:rPr>
+          <w:rFonts w:eastAsia="Times New Roman" w:cs="Times New Roman" w:ascii="Garamond" w:hAnsi="Garamond"/>
+          <w:i w:val="false"/>
+          <w:iCs w:val="false"/>
+          <w:color w:val="000000"/>
+          <w:kern w:val="0"/>
+          <w:sz w:val="36"/>
+          <w:szCs w:val="36"/>
+          <w:shd w:fill="auto" w:val="clear"/>
+          <w:lang w:val="en-US" w:eastAsia="zh-CN" w:bidi="hi-IN"/>
+        </w:rPr>
+        <w:t>O mesmo acontece com essa prisão da qual Jesus fala. Temos diversos exemplos na literatura espírita de irmãos que permanecem presos ao ódio ou ao desejo de vingança. Eles não conseguem se desvencilhar dessas ideias, permanecendo vinculados a elas durante anos, décadas e, às vezes, séculos.</w:t>
+      </w:r>
+    </w:p>
+    <w:p>
+      <w:pPr>
+        <w:pStyle w:val="Normal"/>
+        <w:jc w:val="both"/>
+        <w:rPr>
+          <w:sz w:val="36"/>
+          <w:szCs w:val="36"/>
+        </w:rPr>
+      </w:pPr>
+      <w:r>
+        <w:rPr>
+          <w:sz w:val="36"/>
+          <w:szCs w:val="36"/>
+        </w:rPr>
+      </w:r>
+    </w:p>
+    <w:p>
+      <w:pPr>
+        <w:pStyle w:val="Normal"/>
+        <w:jc w:val="both"/>
+        <w:rPr>
+          <w:sz w:val="36"/>
+          <w:szCs w:val="36"/>
+        </w:rPr>
+      </w:pPr>
+      <w:r>
+        <w:rPr>
+          <w:rFonts w:eastAsia="Times New Roman" w:cs="Times New Roman" w:ascii="Garamond" w:hAnsi="Garamond"/>
+          <w:i w:val="false"/>
+          <w:iCs w:val="false"/>
+          <w:color w:val="000000"/>
+          <w:kern w:val="0"/>
+          <w:sz w:val="36"/>
+          <w:szCs w:val="36"/>
+          <w:shd w:fill="auto" w:val="clear"/>
+          <w:lang w:val="en-US" w:eastAsia="zh-CN" w:bidi="hi-IN"/>
+        </w:rPr>
+        <w:t xml:space="preserve">Isso pode soar como algo inimaginável, mas não é. Querem um exemplo? Quase todos nós já passamos por alguma ocasião na vida em que somos tomados por uma preocupação incontrolável. </w:t>
+      </w:r>
+    </w:p>
+    <w:p>
+      <w:pPr>
+        <w:pStyle w:val="Normal"/>
+        <w:jc w:val="both"/>
+        <w:rPr>
+          <w:sz w:val="36"/>
+          <w:szCs w:val="36"/>
+        </w:rPr>
+      </w:pPr>
+      <w:r>
+        <w:rPr>
+          <w:sz w:val="36"/>
+          <w:szCs w:val="36"/>
+        </w:rPr>
+      </w:r>
+    </w:p>
+    <w:p>
+      <w:pPr>
+        <w:pStyle w:val="Normal"/>
+        <w:jc w:val="both"/>
+        <w:rPr>
+          <w:sz w:val="36"/>
+          <w:szCs w:val="36"/>
+        </w:rPr>
+      </w:pPr>
+      <w:r>
+        <w:rPr>
+          <w:rFonts w:eastAsia="Times New Roman" w:cs="Times New Roman" w:ascii="Garamond" w:hAnsi="Garamond"/>
+          <w:i w:val="false"/>
+          <w:iCs w:val="false"/>
+          <w:color w:val="000000"/>
+          <w:kern w:val="0"/>
+          <w:sz w:val="36"/>
+          <w:szCs w:val="36"/>
+          <w:shd w:fill="auto" w:val="clear"/>
+          <w:lang w:val="en-US" w:eastAsia="zh-CN" w:bidi="hi-IN"/>
+        </w:rPr>
+        <w:t>As causas são as mais variadas: o diagnóstico de uma doença grave, alguém que amamos passando por grande dificuldade ou até mesmo um problema de ordem financeira.</w:t>
+      </w:r>
+    </w:p>
+    <w:p>
+      <w:pPr>
+        <w:pStyle w:val="Normal"/>
+        <w:jc w:val="both"/>
+        <w:rPr>
+          <w:sz w:val="36"/>
+          <w:szCs w:val="36"/>
+        </w:rPr>
+      </w:pPr>
+      <w:r>
+        <w:rPr>
+          <w:sz w:val="36"/>
+          <w:szCs w:val="36"/>
+        </w:rPr>
+      </w:r>
+    </w:p>
+    <w:p>
+      <w:pPr>
+        <w:pStyle w:val="Normal"/>
+        <w:jc w:val="both"/>
+        <w:rPr>
+          <w:sz w:val="36"/>
+          <w:szCs w:val="36"/>
+        </w:rPr>
+      </w:pPr>
+      <w:r>
+        <w:rPr>
+          <w:rFonts w:eastAsia="Times New Roman" w:cs="Times New Roman" w:ascii="Garamond" w:hAnsi="Garamond"/>
+          <w:i w:val="false"/>
+          <w:iCs w:val="false"/>
+          <w:color w:val="000000"/>
+          <w:kern w:val="0"/>
+          <w:sz w:val="36"/>
+          <w:szCs w:val="36"/>
+          <w:shd w:fill="auto" w:val="clear"/>
+          <w:lang w:val="en-US" w:eastAsia="zh-CN" w:bidi="hi-IN"/>
+        </w:rPr>
+        <w:t>Em momentos assim, aquela preocupação domina nossa mente e nosso coração de tal forma, que somos incapazes de esquecê-la.</w:t>
+      </w:r>
+      <w:r>
+        <w:br w:type="page"/>
+      </w:r>
+    </w:p>
+    <w:p>
+      <w:pPr>
+        <w:pStyle w:val="Normal"/>
+        <w:jc w:val="both"/>
+        <w:rPr>
+          <w:sz w:val="36"/>
+          <w:szCs w:val="36"/>
+        </w:rPr>
+      </w:pPr>
+      <w:r>
+        <w:rPr>
+          <w:rFonts w:eastAsia="Times New Roman" w:cs="Times New Roman" w:ascii="Garamond" w:hAnsi="Garamond"/>
+          <w:i w:val="false"/>
+          <w:iCs w:val="false"/>
+          <w:color w:val="000000"/>
+          <w:kern w:val="0"/>
+          <w:sz w:val="36"/>
+          <w:szCs w:val="36"/>
+          <w:shd w:fill="auto" w:val="clear"/>
+          <w:lang w:val="en-US" w:eastAsia="zh-CN" w:bidi="hi-IN"/>
+        </w:rPr>
+        <w:t>Às vezes não conseguimos nem mesmo orar para pedir ajuda. Começamos nossa oração, a preocupação vem e toma conta de nós. Geralmente precisamos de ajuda externa para sairmos dessa condição.</w:t>
+      </w:r>
+    </w:p>
+    <w:p>
+      <w:pPr>
+        <w:pStyle w:val="Normal"/>
+        <w:jc w:val="both"/>
+        <w:rPr>
+          <w:sz w:val="36"/>
+          <w:szCs w:val="36"/>
+        </w:rPr>
+      </w:pPr>
+      <w:r>
+        <w:rPr>
+          <w:sz w:val="36"/>
+          <w:szCs w:val="36"/>
+        </w:rPr>
+      </w:r>
+    </w:p>
+    <w:p>
+      <w:pPr>
+        <w:pStyle w:val="Normal"/>
+        <w:jc w:val="both"/>
+        <w:rPr>
+          <w:sz w:val="36"/>
+          <w:szCs w:val="36"/>
+        </w:rPr>
+      </w:pPr>
+      <w:r>
+        <w:rPr>
+          <w:rFonts w:eastAsia="Times New Roman" w:cs="Times New Roman" w:ascii="Garamond" w:hAnsi="Garamond"/>
+          <w:i w:val="false"/>
+          <w:iCs w:val="false"/>
+          <w:color w:val="000000"/>
+          <w:kern w:val="0"/>
+          <w:sz w:val="36"/>
+          <w:szCs w:val="36"/>
+          <w:shd w:fill="auto" w:val="clear"/>
+          <w:lang w:val="en-US" w:eastAsia="zh-CN" w:bidi="hi-IN"/>
+        </w:rPr>
+        <w:t>Se somos dominados dessa maneira por uma preocupação legítima, imaginem trazer o coração e a mente transbordando de ódio e desejo de vingança, sobretudo depois de desencarnado.</w:t>
+      </w:r>
+    </w:p>
+    <w:p>
+      <w:pPr>
+        <w:pStyle w:val="Normal"/>
+        <w:jc w:val="both"/>
+        <w:rPr>
+          <w:sz w:val="36"/>
+          <w:szCs w:val="36"/>
+        </w:rPr>
+      </w:pPr>
+      <w:r>
+        <w:rPr>
+          <w:sz w:val="36"/>
+          <w:szCs w:val="36"/>
+        </w:rPr>
+      </w:r>
+    </w:p>
+    <w:p>
+      <w:pPr>
+        <w:pStyle w:val="Normal"/>
+        <w:jc w:val="both"/>
+        <w:rPr>
+          <w:sz w:val="36"/>
+          <w:szCs w:val="36"/>
+        </w:rPr>
+      </w:pPr>
+      <w:r>
+        <w:rPr>
+          <w:rFonts w:eastAsia="Times New Roman" w:cs="Times New Roman" w:ascii="Garamond" w:hAnsi="Garamond"/>
+          <w:i w:val="false"/>
+          <w:iCs w:val="false"/>
+          <w:color w:val="000000"/>
+          <w:kern w:val="0"/>
+          <w:sz w:val="36"/>
+          <w:szCs w:val="36"/>
+          <w:shd w:fill="auto" w:val="clear"/>
+          <w:lang w:val="en-US" w:eastAsia="zh-CN" w:bidi="hi-IN"/>
+        </w:rPr>
+        <w:t>O ódio aprisiona o Espírito que o alimenta contra quem lhe fez mal, e se o sentimento for recíproco, os dois acabam presos na mesma situação, criando uma cadeia de sofrimento que parece não ter fim.</w:t>
+      </w:r>
+    </w:p>
+    <w:p>
+      <w:pPr>
+        <w:pStyle w:val="Normal"/>
+        <w:jc w:val="both"/>
+        <w:rPr>
+          <w:rFonts w:ascii="Garamond" w:hAnsi="Garamond" w:eastAsia="Times New Roman" w:cs="Times New Roman"/>
+          <w:i w:val="false"/>
+          <w:i w:val="false"/>
+          <w:iCs w:val="false"/>
+          <w:color w:val="000000"/>
+          <w:kern w:val="0"/>
+          <w:sz w:val="36"/>
+          <w:szCs w:val="36"/>
+          <w:shd w:fill="auto" w:val="clear"/>
+          <w:lang w:val="en-US" w:eastAsia="zh-CN" w:bidi="hi-IN"/>
+        </w:rPr>
+      </w:pPr>
+      <w:r>
+        <w:rPr>
+          <w:rFonts w:eastAsia="Times New Roman" w:cs="Times New Roman" w:ascii="Garamond" w:hAnsi="Garamond"/>
+          <w:i w:val="false"/>
+          <w:iCs w:val="false"/>
+          <w:color w:val="000000"/>
+          <w:kern w:val="0"/>
+          <w:sz w:val="36"/>
+          <w:szCs w:val="36"/>
+          <w:shd w:fill="auto" w:val="clear"/>
+          <w:lang w:val="en-US" w:eastAsia="zh-CN" w:bidi="hi-IN"/>
+        </w:rPr>
+      </w:r>
+    </w:p>
+    <w:p>
+      <w:pPr>
+        <w:pStyle w:val="Normal"/>
+        <w:jc w:val="both"/>
+        <w:rPr>
+          <w:rFonts w:ascii="Garamond" w:hAnsi="Garamond" w:eastAsia="Times New Roman" w:cs="Times New Roman"/>
+          <w:i w:val="false"/>
+          <w:i w:val="false"/>
+          <w:iCs w:val="false"/>
+          <w:color w:val="000000"/>
+          <w:kern w:val="0"/>
+          <w:sz w:val="36"/>
+          <w:szCs w:val="36"/>
+          <w:shd w:fill="auto" w:val="clear"/>
+          <w:lang w:val="en-US" w:eastAsia="zh-CN" w:bidi="hi-IN"/>
+        </w:rPr>
+      </w:pPr>
+      <w:r>
+        <w:rPr>
+          <w:rFonts w:eastAsia="Times New Roman" w:cs="Times New Roman" w:ascii="Garamond" w:hAnsi="Garamond"/>
+          <w:i w:val="false"/>
+          <w:iCs w:val="false"/>
+          <w:color w:val="000000"/>
+          <w:kern w:val="0"/>
+          <w:sz w:val="36"/>
+          <w:szCs w:val="36"/>
+          <w:shd w:fill="auto" w:val="clear"/>
+          <w:lang w:val="en-US" w:eastAsia="zh-CN" w:bidi="hi-IN"/>
+        </w:rPr>
+        <w:t>Esse é o inferno do qual falamos a pouco. Um estado de consciência escravizador. É como se o Espírito estivesse acorrentado àquela ideia. E assim ele vai permanecer até que compreenda o quanto aquilo é prejudicial a ele e aos outros.</w:t>
+      </w:r>
+      <w:r>
+        <w:br w:type="page"/>
+      </w:r>
+    </w:p>
+    <w:p>
+      <w:pPr>
+        <w:pStyle w:val="Normal"/>
+        <w:jc w:val="both"/>
+        <w:rPr>
+          <w:rFonts w:ascii="Garamond" w:hAnsi="Garamond" w:eastAsia="Times New Roman" w:cs="Times New Roman"/>
+          <w:i w:val="false"/>
+          <w:i w:val="false"/>
+          <w:iCs w:val="false"/>
+          <w:color w:val="000000"/>
+          <w:kern w:val="0"/>
+          <w:sz w:val="36"/>
+          <w:szCs w:val="36"/>
+          <w:shd w:fill="auto" w:val="clear"/>
+          <w:lang w:val="en-US" w:eastAsia="zh-CN" w:bidi="hi-IN"/>
+        </w:rPr>
+      </w:pPr>
+      <w:r>
+        <w:rPr>
+          <w:rFonts w:eastAsia="Times New Roman" w:cs="Times New Roman" w:ascii="Garamond" w:hAnsi="Garamond"/>
+          <w:i w:val="false"/>
+          <w:iCs w:val="false"/>
+          <w:color w:val="000000"/>
+          <w:kern w:val="0"/>
+          <w:sz w:val="36"/>
+          <w:szCs w:val="36"/>
+          <w:shd w:fill="auto" w:val="clear"/>
+          <w:lang w:val="en-US" w:eastAsia="zh-CN" w:bidi="hi-IN"/>
+        </w:rPr>
+        <w:t>Lembram-se de Nosso Lar? Em que momento Clarêncio conseguiu resgatar André Luiz do Umbral? Apenas quando André, exaurido pela condição em que se encontrava, finalmente eleva um pensamento a Deus e ora. Naquele momento, ele finalmente se permite ser auxiliado e Clarêncio, que já estava pronto há muito tempo para socorrer André Luiz, consegue resgatá-lo.</w:t>
+      </w:r>
+    </w:p>
+    <w:p>
+      <w:pPr>
+        <w:pStyle w:val="Normal"/>
+        <w:jc w:val="both"/>
+        <w:rPr>
+          <w:rFonts w:ascii="Garamond" w:hAnsi="Garamond" w:eastAsia="Times New Roman" w:cs="Times New Roman"/>
+          <w:i w:val="false"/>
+          <w:i w:val="false"/>
+          <w:iCs w:val="false"/>
+          <w:color w:val="000000"/>
+          <w:kern w:val="0"/>
+          <w:sz w:val="36"/>
+          <w:szCs w:val="36"/>
+          <w:shd w:fill="auto" w:val="clear"/>
+          <w:lang w:val="en-US" w:eastAsia="zh-CN" w:bidi="hi-IN"/>
+        </w:rPr>
+      </w:pPr>
+      <w:r>
+        <w:rPr>
+          <w:rFonts w:eastAsia="Times New Roman" w:cs="Times New Roman" w:ascii="Garamond" w:hAnsi="Garamond"/>
+          <w:i w:val="false"/>
+          <w:iCs w:val="false"/>
+          <w:color w:val="000000"/>
+          <w:kern w:val="0"/>
+          <w:sz w:val="36"/>
+          <w:szCs w:val="36"/>
+          <w:shd w:fill="auto" w:val="clear"/>
+          <w:lang w:val="en-US" w:eastAsia="zh-CN" w:bidi="hi-IN"/>
+        </w:rPr>
+      </w:r>
+    </w:p>
+    <w:p>
+      <w:pPr>
+        <w:pStyle w:val="Normal"/>
+        <w:jc w:val="both"/>
+        <w:rPr>
+          <w:rFonts w:ascii="Garamond" w:hAnsi="Garamond" w:eastAsia="Times New Roman" w:cs="Times New Roman"/>
+          <w:i w:val="false"/>
+          <w:i w:val="false"/>
+          <w:iCs w:val="false"/>
+          <w:color w:val="000000"/>
+          <w:kern w:val="0"/>
+          <w:sz w:val="36"/>
+          <w:szCs w:val="36"/>
+          <w:shd w:fill="auto" w:val="clear"/>
+          <w:lang w:val="en-US" w:eastAsia="zh-CN" w:bidi="hi-IN"/>
+        </w:rPr>
+      </w:pPr>
+      <w:r>
+        <w:rPr>
+          <w:rFonts w:eastAsia="Times New Roman" w:cs="Times New Roman" w:ascii="Garamond" w:hAnsi="Garamond"/>
+          <w:i w:val="false"/>
+          <w:iCs w:val="false"/>
+          <w:color w:val="000000"/>
+          <w:kern w:val="0"/>
+          <w:sz w:val="36"/>
+          <w:szCs w:val="36"/>
+          <w:shd w:fill="auto" w:val="clear"/>
+          <w:lang w:val="en-US" w:eastAsia="zh-CN" w:bidi="hi-IN"/>
+        </w:rPr>
+        <w:t>Deus, Jesus Cristo, nosso anjo de guarda e a Espiritualidade sempre vão respeitar nosso livre arbítrio. Ninguém fará nada por nós enquanto não nos permitirmos ser auxiliados.</w:t>
+      </w:r>
+    </w:p>
+    <w:p>
+      <w:pPr>
+        <w:pStyle w:val="Normal"/>
+        <w:jc w:val="both"/>
+        <w:rPr>
+          <w:rFonts w:ascii="Garamond" w:hAnsi="Garamond" w:eastAsia="Times New Roman" w:cs="Times New Roman"/>
+          <w:i w:val="false"/>
+          <w:i w:val="false"/>
+          <w:iCs w:val="false"/>
+          <w:color w:val="000000"/>
+          <w:kern w:val="0"/>
+          <w:sz w:val="36"/>
+          <w:szCs w:val="36"/>
+          <w:shd w:fill="auto" w:val="clear"/>
+          <w:lang w:val="en-US" w:eastAsia="zh-CN" w:bidi="hi-IN"/>
+        </w:rPr>
+      </w:pPr>
+      <w:r>
+        <w:rPr>
+          <w:rFonts w:eastAsia="Times New Roman" w:cs="Times New Roman" w:ascii="Garamond" w:hAnsi="Garamond"/>
+          <w:i w:val="false"/>
+          <w:iCs w:val="false"/>
+          <w:color w:val="000000"/>
+          <w:kern w:val="0"/>
+          <w:sz w:val="36"/>
+          <w:szCs w:val="36"/>
+          <w:shd w:fill="auto" w:val="clear"/>
+          <w:lang w:val="en-US" w:eastAsia="zh-CN" w:bidi="hi-IN"/>
+        </w:rPr>
+      </w:r>
+    </w:p>
+    <w:p>
+      <w:pPr>
+        <w:pStyle w:val="Normal"/>
+        <w:jc w:val="both"/>
+        <w:rPr>
+          <w:rFonts w:ascii="Garamond" w:hAnsi="Garamond" w:eastAsia="Times New Roman" w:cs="Times New Roman"/>
+          <w:i w:val="false"/>
+          <w:i w:val="false"/>
+          <w:iCs w:val="false"/>
+          <w:color w:val="000000"/>
+          <w:kern w:val="0"/>
+          <w:sz w:val="36"/>
+          <w:szCs w:val="36"/>
+          <w:shd w:fill="auto" w:val="clear"/>
+          <w:lang w:val="en-US" w:eastAsia="zh-CN" w:bidi="hi-IN"/>
+        </w:rPr>
+      </w:pPr>
+      <w:r>
+        <w:rPr>
+          <w:rFonts w:eastAsia="Times New Roman" w:cs="Times New Roman" w:ascii="Garamond" w:hAnsi="Garamond"/>
+          <w:i w:val="false"/>
+          <w:iCs w:val="false"/>
+          <w:color w:val="000000"/>
+          <w:kern w:val="0"/>
+          <w:sz w:val="36"/>
+          <w:szCs w:val="36"/>
+          <w:shd w:fill="auto" w:val="clear"/>
+          <w:lang w:val="en-US" w:eastAsia="zh-CN" w:bidi="hi-IN"/>
+        </w:rPr>
+        <w:t>Quando falamos em perdão, sempre surge a seguinte dúvida: o que acontece se eu perdoar a pessoa, mas ela não me perdoar? Bem, se eu consigo superar o ódio, o ressentimento e o desejo de vingança, então eu começo a romper os laços estabelecidos pelo ódio.</w:t>
+      </w:r>
+      <w:r>
+        <w:br w:type="page"/>
+      </w:r>
+    </w:p>
+    <w:p>
+      <w:pPr>
+        <w:pStyle w:val="Normal"/>
+        <w:jc w:val="both"/>
+        <w:rPr>
+          <w:rFonts w:ascii="Garamond" w:hAnsi="Garamond" w:eastAsia="Times New Roman" w:cs="Times New Roman"/>
+          <w:i w:val="false"/>
+          <w:i w:val="false"/>
+          <w:iCs w:val="false"/>
+          <w:color w:val="000000"/>
+          <w:kern w:val="0"/>
+          <w:sz w:val="36"/>
+          <w:szCs w:val="36"/>
+          <w:shd w:fill="auto" w:val="clear"/>
+          <w:lang w:val="en-US" w:eastAsia="zh-CN" w:bidi="hi-IN"/>
+        </w:rPr>
+      </w:pPr>
+      <w:r>
+        <w:rPr>
+          <w:rFonts w:eastAsia="Times New Roman" w:cs="Times New Roman" w:ascii="Garamond" w:hAnsi="Garamond"/>
+          <w:i w:val="false"/>
+          <w:iCs w:val="false"/>
+          <w:color w:val="000000"/>
+          <w:kern w:val="0"/>
+          <w:sz w:val="36"/>
+          <w:szCs w:val="36"/>
+          <w:shd w:fill="auto" w:val="clear"/>
+          <w:lang w:val="en-US" w:eastAsia="zh-CN" w:bidi="hi-IN"/>
+        </w:rPr>
+        <w:t xml:space="preserve">Contudo, há algo que precisa ficar muito claro: o fato de eu perdoar alguém com quem estabeleci vínculos de ódio, não me isenta de responsabilidade de reparar erros que eu porventura tenha cometido contra aquela pessoa. </w:t>
+      </w:r>
+    </w:p>
+    <w:p>
+      <w:pPr>
+        <w:pStyle w:val="Normal"/>
+        <w:jc w:val="both"/>
+        <w:rPr>
+          <w:rFonts w:ascii="Garamond" w:hAnsi="Garamond" w:eastAsia="Times New Roman" w:cs="Times New Roman"/>
+          <w:i w:val="false"/>
+          <w:i w:val="false"/>
+          <w:iCs w:val="false"/>
+          <w:color w:val="000000"/>
+          <w:kern w:val="0"/>
+          <w:sz w:val="36"/>
+          <w:szCs w:val="36"/>
+          <w:shd w:fill="auto" w:val="clear"/>
+          <w:lang w:val="en-US" w:eastAsia="zh-CN" w:bidi="hi-IN"/>
+        </w:rPr>
+      </w:pPr>
+      <w:r>
+        <w:rPr>
+          <w:rFonts w:eastAsia="Times New Roman" w:cs="Times New Roman" w:ascii="Garamond" w:hAnsi="Garamond"/>
+          <w:i w:val="false"/>
+          <w:iCs w:val="false"/>
+          <w:color w:val="000000"/>
+          <w:kern w:val="0"/>
+          <w:sz w:val="36"/>
+          <w:szCs w:val="36"/>
+          <w:shd w:fill="auto" w:val="clear"/>
+          <w:lang w:val="en-US" w:eastAsia="zh-CN" w:bidi="hi-IN"/>
+        </w:rPr>
+      </w:r>
+    </w:p>
+    <w:p>
+      <w:pPr>
+        <w:pStyle w:val="Normal"/>
+        <w:jc w:val="both"/>
+        <w:rPr>
+          <w:rFonts w:ascii="Garamond" w:hAnsi="Garamond" w:eastAsia="Times New Roman" w:cs="Times New Roman"/>
+          <w:i w:val="false"/>
+          <w:i w:val="false"/>
+          <w:iCs w:val="false"/>
+          <w:color w:val="000000"/>
+          <w:kern w:val="0"/>
+          <w:sz w:val="36"/>
+          <w:szCs w:val="36"/>
+          <w:shd w:fill="auto" w:val="clear"/>
+          <w:lang w:val="en-US" w:eastAsia="zh-CN" w:bidi="hi-IN"/>
+        </w:rPr>
+      </w:pPr>
+      <w:r>
+        <w:rPr>
+          <w:rFonts w:eastAsia="Times New Roman" w:cs="Times New Roman" w:ascii="Garamond" w:hAnsi="Garamond"/>
+          <w:i w:val="false"/>
+          <w:iCs w:val="false"/>
+          <w:color w:val="000000"/>
+          <w:kern w:val="0"/>
+          <w:sz w:val="36"/>
+          <w:szCs w:val="36"/>
+          <w:shd w:fill="auto" w:val="clear"/>
+          <w:lang w:val="en-US" w:eastAsia="zh-CN" w:bidi="hi-IN"/>
+        </w:rPr>
+        <w:t>Vamos supor que eu prejudiquei alguém. Essa pessoa, diante do eu fiz a ela, revida e também me prejudica. Passamos a alimentar ódio recíproco. Depois de um certo tempo, tomo consciência do meu erro e perdoo a pessoa pelo o que ela me fez.</w:t>
+      </w:r>
+    </w:p>
+    <w:p>
+      <w:pPr>
+        <w:pStyle w:val="Normal"/>
+        <w:jc w:val="both"/>
+        <w:rPr>
+          <w:rFonts w:ascii="Garamond" w:hAnsi="Garamond" w:eastAsia="Times New Roman" w:cs="Times New Roman"/>
+          <w:i w:val="false"/>
+          <w:i w:val="false"/>
+          <w:iCs w:val="false"/>
+          <w:color w:val="000000"/>
+          <w:kern w:val="0"/>
+          <w:sz w:val="36"/>
+          <w:szCs w:val="36"/>
+          <w:shd w:fill="auto" w:val="clear"/>
+          <w:lang w:val="en-US" w:eastAsia="zh-CN" w:bidi="hi-IN"/>
+        </w:rPr>
+      </w:pPr>
+      <w:r>
+        <w:rPr>
+          <w:rFonts w:eastAsia="Times New Roman" w:cs="Times New Roman" w:ascii="Garamond" w:hAnsi="Garamond"/>
+          <w:i w:val="false"/>
+          <w:iCs w:val="false"/>
+          <w:color w:val="000000"/>
+          <w:kern w:val="0"/>
+          <w:sz w:val="36"/>
+          <w:szCs w:val="36"/>
+          <w:shd w:fill="auto" w:val="clear"/>
+          <w:lang w:val="en-US" w:eastAsia="zh-CN" w:bidi="hi-IN"/>
+        </w:rPr>
+      </w:r>
+    </w:p>
+    <w:p>
+      <w:pPr>
+        <w:pStyle w:val="Normal"/>
+        <w:jc w:val="both"/>
+        <w:rPr>
+          <w:rFonts w:ascii="Garamond" w:hAnsi="Garamond" w:eastAsia="Times New Roman" w:cs="Times New Roman"/>
+          <w:i w:val="false"/>
+          <w:i w:val="false"/>
+          <w:iCs w:val="false"/>
+          <w:color w:val="000000"/>
+          <w:kern w:val="0"/>
+          <w:sz w:val="36"/>
+          <w:szCs w:val="36"/>
+          <w:shd w:fill="auto" w:val="clear"/>
+          <w:lang w:val="en-US" w:eastAsia="zh-CN" w:bidi="hi-IN"/>
+        </w:rPr>
+      </w:pPr>
+      <w:r>
+        <w:rPr>
+          <w:rFonts w:eastAsia="Times New Roman" w:cs="Times New Roman" w:ascii="Garamond" w:hAnsi="Garamond"/>
+          <w:i w:val="false"/>
+          <w:iCs w:val="false"/>
+          <w:color w:val="000000"/>
+          <w:kern w:val="0"/>
+          <w:sz w:val="36"/>
+          <w:szCs w:val="36"/>
+          <w:shd w:fill="auto" w:val="clear"/>
+          <w:lang w:val="en-US" w:eastAsia="zh-CN" w:bidi="hi-IN"/>
+        </w:rPr>
+        <w:t>Excelente. Começo a romper os vínculos de ódio do meu lado. Só que eu prejudiquei aquela pessoa. O fato de eu perdoá-la não tira de mim, a responsabilidade de reparar as faltas cometidas contra ela. É algo que terei que fazer no momento oportuno.</w:t>
+      </w:r>
+    </w:p>
+    <w:p>
+      <w:pPr>
+        <w:pStyle w:val="Normal"/>
+        <w:jc w:val="both"/>
+        <w:rPr>
+          <w:rFonts w:ascii="Garamond" w:hAnsi="Garamond" w:eastAsia="Times New Roman" w:cs="Times New Roman"/>
+          <w:i w:val="false"/>
+          <w:i w:val="false"/>
+          <w:iCs w:val="false"/>
+          <w:color w:val="000000"/>
+          <w:kern w:val="0"/>
+          <w:sz w:val="36"/>
+          <w:szCs w:val="36"/>
+          <w:shd w:fill="auto" w:val="clear"/>
+          <w:lang w:val="en-US" w:eastAsia="zh-CN" w:bidi="hi-IN"/>
+        </w:rPr>
+      </w:pPr>
+      <w:r>
+        <w:rPr>
+          <w:rFonts w:eastAsia="Times New Roman" w:cs="Times New Roman" w:ascii="Garamond" w:hAnsi="Garamond"/>
+          <w:i w:val="false"/>
+          <w:iCs w:val="false"/>
+          <w:color w:val="000000"/>
+          <w:kern w:val="0"/>
+          <w:sz w:val="36"/>
+          <w:szCs w:val="36"/>
+          <w:shd w:fill="auto" w:val="clear"/>
+          <w:lang w:val="en-US" w:eastAsia="zh-CN" w:bidi="hi-IN"/>
+        </w:rPr>
+      </w:r>
+    </w:p>
+    <w:p>
+      <w:pPr>
+        <w:pStyle w:val="Normal"/>
+        <w:jc w:val="both"/>
         <w:rPr/>
       </w:pPr>
       <w:r>
+        <w:rPr>
+          <w:rFonts w:eastAsia="Times New Roman" w:cs="Times New Roman" w:ascii="Garamond" w:hAnsi="Garamond"/>
+          <w:i w:val="false"/>
+          <w:iCs w:val="false"/>
+          <w:color w:val="000000"/>
+          <w:kern w:val="0"/>
+          <w:sz w:val="36"/>
+          <w:szCs w:val="36"/>
+          <w:shd w:fill="auto" w:val="clear"/>
+          <w:lang w:val="en-US" w:eastAsia="zh-CN" w:bidi="hi-IN"/>
+        </w:rPr>
+        <w:t>Mas não resta dúvida: o perdão é o primeiro e mais importante passo. Afinal de contas, como vou reconhecer que preciso reparar faltas cometidas contra alguém a quem eu odeio?</w:t>
+      </w:r>
+    </w:p>
+    <w:p>
+      <w:pPr>
+        <w:pStyle w:val="Normal"/>
+        <w:jc w:val="both"/>
+        <w:rPr>
+          <w:rFonts w:ascii="Garamond" w:hAnsi="Garamond" w:eastAsia="Times New Roman" w:cs="Times New Roman"/>
+          <w:i w:val="false"/>
+          <w:i w:val="false"/>
+          <w:iCs w:val="false"/>
+          <w:color w:val="000000"/>
+          <w:kern w:val="0"/>
+          <w:sz w:val="36"/>
+          <w:szCs w:val="36"/>
+          <w:shd w:fill="auto" w:val="clear"/>
+          <w:lang w:val="en-US" w:eastAsia="zh-CN" w:bidi="hi-IN"/>
+        </w:rPr>
+      </w:pPr>
+      <w:r>
+        <w:rPr>
+          <w:rFonts w:eastAsia="Times New Roman" w:cs="Times New Roman" w:ascii="Garamond" w:hAnsi="Garamond"/>
+          <w:i w:val="false"/>
+          <w:iCs w:val="false"/>
+          <w:color w:val="000000"/>
+          <w:kern w:val="0"/>
+          <w:sz w:val="36"/>
+          <w:szCs w:val="36"/>
+          <w:shd w:fill="auto" w:val="clear"/>
+          <w:lang w:val="en-US" w:eastAsia="zh-CN" w:bidi="hi-IN"/>
+        </w:rPr>
+      </w:r>
+    </w:p>
+    <w:p>
+      <w:pPr>
+        <w:pStyle w:val="Normal"/>
+        <w:jc w:val="both"/>
         <w:rPr/>
-      </w:r>
-    </w:p>
-    <w:p>
-      <w:pPr>
-        <w:pStyle w:val="Normal"/>
-        <w:jc w:val="both"/>
-        <w:rPr>
-          <w:sz w:val="36"/>
-          <w:szCs w:val="36"/>
-        </w:rPr>
-      </w:pPr>
-      <w:r>
-        <w:rPr>
-          <w:rFonts w:eastAsia="Times New Roman" w:cs="Times New Roman" w:ascii="Garamond" w:hAnsi="Garamond"/>
-          <w:i w:val="false"/>
-          <w:iCs w:val="false"/>
-          <w:color w:val="000000"/>
-          <w:kern w:val="0"/>
-          <w:sz w:val="36"/>
-          <w:szCs w:val="36"/>
-          <w:shd w:fill="auto" w:val="clear"/>
-          <w:lang w:val="en-US" w:eastAsia="zh-CN" w:bidi="hi-IN"/>
-        </w:rPr>
-        <w:t>Essa é uma questão particularmente importante, considerando que a Terra se encontra em sua fase final de transição para mundo de regeneração. Nos últimos anos, temos sido intensamente alertados sobre a necessidade de empreender esforços para que possamos permanecer na Terra regenerada.</w:t>
-      </w:r>
-    </w:p>
-    <w:p>
-      <w:pPr>
-        <w:pStyle w:val="Normal"/>
-        <w:jc w:val="both"/>
-        <w:rPr>
-          <w:sz w:val="36"/>
-          <w:szCs w:val="36"/>
-        </w:rPr>
-      </w:pPr>
-      <w:r>
+      </w:pPr>
+      <w:r>
+        <w:rPr>
+          <w:rFonts w:eastAsia="Times New Roman" w:cs="Times New Roman" w:ascii="Garamond" w:hAnsi="Garamond"/>
+          <w:i w:val="false"/>
+          <w:iCs w:val="false"/>
+          <w:color w:val="000000"/>
+          <w:kern w:val="0"/>
+          <w:sz w:val="36"/>
+          <w:szCs w:val="36"/>
+          <w:shd w:fill="auto" w:val="clear"/>
+          <w:lang w:val="en-US" w:eastAsia="zh-CN" w:bidi="hi-IN"/>
+        </w:rPr>
+        <w:t xml:space="preserve">Perdão é libertação. Como Kardec nos esclareceu, não quer dizer que, de uma hora para outra, passaremos a nutrir afeto pelos adversários. </w:t>
+      </w:r>
+    </w:p>
+    <w:p>
+      <w:pPr>
+        <w:pStyle w:val="Normal"/>
+        <w:jc w:val="both"/>
+        <w:rPr>
+          <w:rFonts w:ascii="Garamond" w:hAnsi="Garamond" w:eastAsia="Times New Roman" w:cs="Times New Roman"/>
+          <w:i w:val="false"/>
+          <w:i w:val="false"/>
+          <w:iCs w:val="false"/>
+          <w:color w:val="000000"/>
+          <w:kern w:val="0"/>
+          <w:sz w:val="36"/>
+          <w:szCs w:val="36"/>
+          <w:shd w:fill="auto" w:val="clear"/>
+          <w:lang w:val="en-US" w:eastAsia="zh-CN" w:bidi="hi-IN"/>
+        </w:rPr>
+      </w:pPr>
+      <w:r>
+        <w:rPr>
+          <w:rFonts w:eastAsia="Times New Roman" w:cs="Times New Roman" w:ascii="Garamond" w:hAnsi="Garamond"/>
+          <w:i w:val="false"/>
+          <w:iCs w:val="false"/>
+          <w:color w:val="000000"/>
+          <w:kern w:val="0"/>
+          <w:sz w:val="36"/>
+          <w:szCs w:val="36"/>
+          <w:shd w:fill="auto" w:val="clear"/>
+          <w:lang w:val="en-US" w:eastAsia="zh-CN" w:bidi="hi-IN"/>
+        </w:rPr>
+      </w:r>
+    </w:p>
+    <w:p>
+      <w:pPr>
+        <w:pStyle w:val="Normal"/>
+        <w:jc w:val="both"/>
         <w:rPr/>
-      </w:r>
-    </w:p>
-    <w:p>
-      <w:pPr>
-        <w:pStyle w:val="Normal"/>
-        <w:jc w:val="both"/>
-        <w:rPr>
-          <w:sz w:val="36"/>
-          <w:szCs w:val="36"/>
-        </w:rPr>
-      </w:pPr>
-      <w:r>
-        <w:rPr>
-          <w:rFonts w:eastAsia="Times New Roman" w:cs="Times New Roman" w:ascii="Garamond" w:hAnsi="Garamond"/>
-          <w:color w:val="000000"/>
-          <w:kern w:val="0"/>
-          <w:sz w:val="36"/>
-          <w:szCs w:val="36"/>
-          <w:shd w:fill="auto" w:val="clear"/>
-          <w:lang w:val="en-US" w:eastAsia="zh-CN" w:bidi="hi-IN"/>
-        </w:rPr>
-        <w:t>Enquanto alimentarmos ódio, desejo de vingança ou qualquer outro sentimento negativo contra aqueles que nos ofenderam, permaneceremos estacionados em faixas vibratórias inferiores</w:t>
-      </w:r>
-      <w:r>
-        <w:rPr>
-          <w:rFonts w:eastAsia="Times New Roman" w:cs="Times New Roman" w:ascii="Garamond" w:hAnsi="Garamond"/>
-          <w:color w:val="000000"/>
-          <w:kern w:val="0"/>
-          <w:sz w:val="36"/>
-          <w:szCs w:val="36"/>
-          <w:shd w:fill="auto" w:val="clear"/>
-          <w:lang w:val="en-US" w:eastAsia="zh-CN" w:bidi="hi-IN"/>
-        </w:rPr>
-        <w:t>, incompatíveis com um mundo regenerado.</w:t>
-      </w:r>
-    </w:p>
-    <w:p>
-      <w:pPr>
-        <w:pStyle w:val="Normal"/>
-        <w:jc w:val="both"/>
-        <w:rPr>
-          <w:sz w:val="36"/>
-          <w:szCs w:val="36"/>
-        </w:rPr>
-      </w:pPr>
-      <w:r>
-        <w:rPr>
-          <w:sz w:val="36"/>
-          <w:szCs w:val="36"/>
-        </w:rPr>
-      </w:r>
-    </w:p>
-    <w:p>
-      <w:pPr>
-        <w:pStyle w:val="Normal"/>
-        <w:jc w:val="both"/>
-        <w:rPr>
-          <w:sz w:val="36"/>
-          <w:szCs w:val="36"/>
-        </w:rPr>
-      </w:pPr>
-      <w:r>
-        <w:rPr>
-          <w:rFonts w:eastAsia="Times New Roman" w:cs="Times New Roman" w:ascii="Garamond" w:hAnsi="Garamond"/>
-          <w:i w:val="false"/>
-          <w:iCs w:val="false"/>
-          <w:color w:val="000000"/>
-          <w:kern w:val="0"/>
-          <w:sz w:val="36"/>
-          <w:szCs w:val="36"/>
-          <w:shd w:fill="auto" w:val="clear"/>
-          <w:lang w:val="en-US" w:eastAsia="zh-CN" w:bidi="hi-IN"/>
-        </w:rPr>
-        <w:t>A segunda interpretação da prisão mencionada por Jesus refere-se ao nosso estado de consciência. A Doutrina Espírita também nos explica que céu e inferno não são lugares físicos de felicidade ou sofrimento eternos, mas estados da consciência do Espírito, que sofre ou se sente feliz como consequência de suas próprias ações.</w:t>
-      </w:r>
-      <w:r>
-        <w:br w:type="page"/>
-      </w:r>
-    </w:p>
-    <w:p>
-      <w:pPr>
-        <w:pStyle w:val="Normal"/>
-        <w:jc w:val="both"/>
-        <w:rPr>
-          <w:sz w:val="36"/>
-          <w:szCs w:val="36"/>
-        </w:rPr>
-      </w:pPr>
-      <w:r>
-        <w:rPr>
-          <w:rFonts w:eastAsia="Times New Roman" w:cs="Times New Roman" w:ascii="Garamond" w:hAnsi="Garamond"/>
-          <w:i w:val="false"/>
-          <w:iCs w:val="false"/>
-          <w:color w:val="000000"/>
-          <w:kern w:val="0"/>
-          <w:sz w:val="36"/>
-          <w:szCs w:val="36"/>
-          <w:shd w:fill="auto" w:val="clear"/>
-          <w:lang w:val="en-US" w:eastAsia="zh-CN" w:bidi="hi-IN"/>
-        </w:rPr>
-        <w:t>O mesmo acontece com essa prisão da qual Jesus fala. Temos diversos exemplos na literatura espírita de irmãos que permanecem presos ao ódio ou ao desejo de vingança. Eles não conseguem se desvencilhar dessas ideias, permanecendo vinculados a elas durante anos, décadas e, às vezes, séculos.</w:t>
-      </w:r>
-    </w:p>
-    <w:p>
-      <w:pPr>
-        <w:pStyle w:val="Normal"/>
-        <w:jc w:val="both"/>
-        <w:rPr>
-          <w:sz w:val="36"/>
-          <w:szCs w:val="36"/>
-        </w:rPr>
-      </w:pPr>
-      <w:r>
-        <w:rPr/>
-      </w:r>
-    </w:p>
-    <w:p>
-      <w:pPr>
-        <w:pStyle w:val="Normal"/>
-        <w:jc w:val="both"/>
-        <w:rPr>
-          <w:sz w:val="36"/>
-          <w:szCs w:val="36"/>
-        </w:rPr>
-      </w:pPr>
-      <w:r>
-        <w:rPr>
-          <w:rFonts w:eastAsia="Times New Roman" w:cs="Times New Roman" w:ascii="Garamond" w:hAnsi="Garamond"/>
-          <w:i w:val="false"/>
-          <w:iCs w:val="false"/>
-          <w:color w:val="000000"/>
-          <w:kern w:val="0"/>
-          <w:sz w:val="36"/>
-          <w:szCs w:val="36"/>
-          <w:shd w:fill="auto" w:val="clear"/>
-          <w:lang w:val="en-US" w:eastAsia="zh-CN" w:bidi="hi-IN"/>
-        </w:rPr>
-        <w:t xml:space="preserve">Isso pode soar como algo inimaginável, mas não é. Querem um exemplo? Quase todos nós já passamos por alguma ocasião na vida em que somos tomados por uma preocupação incontrolável. </w:t>
-      </w:r>
-    </w:p>
-    <w:p>
-      <w:pPr>
-        <w:pStyle w:val="Normal"/>
-        <w:jc w:val="both"/>
-        <w:rPr>
-          <w:sz w:val="36"/>
-          <w:szCs w:val="36"/>
-        </w:rPr>
-      </w:pPr>
-      <w:r>
-        <w:rPr>
-          <w:sz w:val="36"/>
-          <w:szCs w:val="36"/>
-        </w:rPr>
-      </w:r>
-    </w:p>
-    <w:p>
-      <w:pPr>
-        <w:pStyle w:val="Normal"/>
-        <w:jc w:val="both"/>
-        <w:rPr>
-          <w:sz w:val="36"/>
-          <w:szCs w:val="36"/>
-        </w:rPr>
-      </w:pPr>
-      <w:r>
-        <w:rPr>
-          <w:rFonts w:eastAsia="Times New Roman" w:cs="Times New Roman" w:ascii="Garamond" w:hAnsi="Garamond"/>
-          <w:i w:val="false"/>
-          <w:iCs w:val="false"/>
-          <w:color w:val="000000"/>
-          <w:kern w:val="0"/>
-          <w:sz w:val="36"/>
-          <w:szCs w:val="36"/>
-          <w:shd w:fill="auto" w:val="clear"/>
-          <w:lang w:val="en-US" w:eastAsia="zh-CN" w:bidi="hi-IN"/>
-        </w:rPr>
-        <w:t>As causas são as mais variadas: o diagnóstico de uma doença grave, alguém que amamos passando por grande dificuldade ou até mesmo um problema de ordem financeira.</w:t>
-      </w:r>
-    </w:p>
-    <w:p>
-      <w:pPr>
-        <w:pStyle w:val="Normal"/>
-        <w:jc w:val="both"/>
-        <w:rPr>
-          <w:sz w:val="36"/>
-          <w:szCs w:val="36"/>
-        </w:rPr>
-      </w:pPr>
-      <w:r>
-        <w:rPr>
-          <w:sz w:val="36"/>
-          <w:szCs w:val="36"/>
-        </w:rPr>
-      </w:r>
-    </w:p>
-    <w:p>
-      <w:pPr>
-        <w:pStyle w:val="Normal"/>
-        <w:jc w:val="both"/>
-        <w:rPr>
-          <w:sz w:val="36"/>
-          <w:szCs w:val="36"/>
-        </w:rPr>
-      </w:pPr>
-      <w:r>
-        <w:rPr>
-          <w:rFonts w:eastAsia="Times New Roman" w:cs="Times New Roman" w:ascii="Garamond" w:hAnsi="Garamond"/>
-          <w:i w:val="false"/>
-          <w:iCs w:val="false"/>
-          <w:color w:val="000000"/>
-          <w:kern w:val="0"/>
-          <w:sz w:val="36"/>
-          <w:szCs w:val="36"/>
-          <w:shd w:fill="auto" w:val="clear"/>
-          <w:lang w:val="en-US" w:eastAsia="zh-CN" w:bidi="hi-IN"/>
-        </w:rPr>
-        <w:t>Em momentos assim, aquela preocupação domina nossa mente e nosso coração de tal forma, que somos incapazes de esquecê-la.</w:t>
-      </w:r>
-      <w:r>
-        <w:br w:type="page"/>
-      </w:r>
-    </w:p>
-    <w:p>
-      <w:pPr>
-        <w:pStyle w:val="Normal"/>
-        <w:jc w:val="both"/>
-        <w:rPr>
-          <w:sz w:val="36"/>
-          <w:szCs w:val="36"/>
-        </w:rPr>
-      </w:pPr>
-      <w:r>
-        <w:rPr>
-          <w:rFonts w:eastAsia="Times New Roman" w:cs="Times New Roman" w:ascii="Garamond" w:hAnsi="Garamond"/>
-          <w:i w:val="false"/>
-          <w:iCs w:val="false"/>
-          <w:color w:val="000000"/>
-          <w:kern w:val="0"/>
-          <w:sz w:val="36"/>
-          <w:szCs w:val="36"/>
-          <w:shd w:fill="auto" w:val="clear"/>
-          <w:lang w:val="en-US" w:eastAsia="zh-CN" w:bidi="hi-IN"/>
-        </w:rPr>
-        <w:t>Às vezes não conseguimos nem mesmo orar para pedir ajuda. Começamos nossa oração, a preocupação vem e toma conta de nós. Geralmente precisamos de ajuda externa para sairmos dessa condição.</w:t>
-      </w:r>
-    </w:p>
-    <w:p>
-      <w:pPr>
-        <w:pStyle w:val="Normal"/>
-        <w:jc w:val="both"/>
-        <w:rPr>
-          <w:sz w:val="36"/>
-          <w:szCs w:val="36"/>
-        </w:rPr>
-      </w:pPr>
-      <w:r>
-        <w:rPr>
-          <w:sz w:val="36"/>
-          <w:szCs w:val="36"/>
-        </w:rPr>
-      </w:r>
-    </w:p>
-    <w:p>
-      <w:pPr>
-        <w:pStyle w:val="Normal"/>
-        <w:jc w:val="both"/>
-        <w:rPr>
-          <w:sz w:val="36"/>
-          <w:szCs w:val="36"/>
-        </w:rPr>
-      </w:pPr>
-      <w:r>
-        <w:rPr>
-          <w:rFonts w:eastAsia="Times New Roman" w:cs="Times New Roman" w:ascii="Garamond" w:hAnsi="Garamond"/>
-          <w:i w:val="false"/>
-          <w:iCs w:val="false"/>
-          <w:color w:val="000000"/>
-          <w:kern w:val="0"/>
-          <w:sz w:val="36"/>
-          <w:szCs w:val="36"/>
-          <w:shd w:fill="auto" w:val="clear"/>
-          <w:lang w:val="en-US" w:eastAsia="zh-CN" w:bidi="hi-IN"/>
-        </w:rPr>
-        <w:t>Se somos dominados dessa maneira por uma preocupação legítima, imaginem trazer o coração e a mente transbordando de ódio e desejo de vingança, sobretudo depois de desencarnado.</w:t>
-      </w:r>
-    </w:p>
-    <w:p>
-      <w:pPr>
-        <w:pStyle w:val="Normal"/>
-        <w:jc w:val="both"/>
-        <w:rPr>
-          <w:sz w:val="36"/>
-          <w:szCs w:val="36"/>
-        </w:rPr>
-      </w:pPr>
-      <w:r>
-        <w:rPr/>
-      </w:r>
-    </w:p>
-    <w:p>
-      <w:pPr>
-        <w:pStyle w:val="Normal"/>
-        <w:jc w:val="both"/>
-        <w:rPr>
-          <w:sz w:val="36"/>
-          <w:szCs w:val="36"/>
-        </w:rPr>
-      </w:pPr>
-      <w:r>
-        <w:rPr>
-          <w:rFonts w:eastAsia="Times New Roman" w:cs="Times New Roman" w:ascii="Garamond" w:hAnsi="Garamond"/>
-          <w:i w:val="false"/>
-          <w:iCs w:val="false"/>
-          <w:color w:val="000000"/>
-          <w:kern w:val="0"/>
-          <w:sz w:val="36"/>
-          <w:szCs w:val="36"/>
-          <w:shd w:fill="auto" w:val="clear"/>
-          <w:lang w:val="en-US" w:eastAsia="zh-CN" w:bidi="hi-IN"/>
-        </w:rPr>
-        <w:t xml:space="preserve">O ódio aprisiona </w:t>
-      </w:r>
-      <w:r>
-        <w:rPr>
-          <w:rFonts w:eastAsia="Times New Roman" w:cs="Times New Roman" w:ascii="Garamond" w:hAnsi="Garamond"/>
-          <w:i w:val="false"/>
-          <w:iCs w:val="false"/>
-          <w:color w:val="000000"/>
-          <w:kern w:val="0"/>
-          <w:sz w:val="36"/>
-          <w:szCs w:val="36"/>
-          <w:shd w:fill="auto" w:val="clear"/>
-          <w:lang w:val="en-US" w:eastAsia="zh-CN" w:bidi="hi-IN"/>
-        </w:rPr>
-        <w:t>o Espírito</w:t>
-      </w:r>
-      <w:r>
-        <w:rPr>
-          <w:rFonts w:eastAsia="Times New Roman" w:cs="Times New Roman" w:ascii="Garamond" w:hAnsi="Garamond"/>
-          <w:i w:val="false"/>
-          <w:iCs w:val="false"/>
-          <w:color w:val="000000"/>
-          <w:kern w:val="0"/>
-          <w:sz w:val="36"/>
-          <w:szCs w:val="36"/>
-          <w:shd w:fill="auto" w:val="clear"/>
-          <w:lang w:val="en-US" w:eastAsia="zh-CN" w:bidi="hi-IN"/>
-        </w:rPr>
-        <w:t xml:space="preserve"> que o alimenta contra quem </w:t>
-      </w:r>
-      <w:r>
-        <w:rPr>
-          <w:rFonts w:eastAsia="Times New Roman" w:cs="Times New Roman" w:ascii="Garamond" w:hAnsi="Garamond"/>
-          <w:i w:val="false"/>
-          <w:iCs w:val="false"/>
-          <w:color w:val="000000"/>
-          <w:kern w:val="0"/>
-          <w:sz w:val="36"/>
-          <w:szCs w:val="36"/>
-          <w:shd w:fill="auto" w:val="clear"/>
-          <w:lang w:val="en-US" w:eastAsia="zh-CN" w:bidi="hi-IN"/>
-        </w:rPr>
-        <w:t xml:space="preserve">lhe </w:t>
-      </w:r>
-      <w:r>
-        <w:rPr>
-          <w:rFonts w:eastAsia="Times New Roman" w:cs="Times New Roman" w:ascii="Garamond" w:hAnsi="Garamond"/>
-          <w:i w:val="false"/>
-          <w:iCs w:val="false"/>
-          <w:color w:val="000000"/>
-          <w:kern w:val="0"/>
-          <w:sz w:val="36"/>
-          <w:szCs w:val="36"/>
-          <w:shd w:fill="auto" w:val="clear"/>
-          <w:lang w:val="en-US" w:eastAsia="zh-CN" w:bidi="hi-IN"/>
-        </w:rPr>
-        <w:t>fez mal, e se o sentimento for recíproco, os dois acabam presos na mesma situação, criando uma cadeia de sofrimento que parece não ter fim.</w:t>
+      </w:pPr>
+      <w:r>
+        <w:rPr>
+          <w:rFonts w:eastAsia="Times New Roman" w:cs="Times New Roman" w:ascii="Garamond" w:hAnsi="Garamond"/>
+          <w:i w:val="false"/>
+          <w:iCs w:val="false"/>
+          <w:color w:val="000000"/>
+          <w:kern w:val="0"/>
+          <w:sz w:val="36"/>
+          <w:szCs w:val="36"/>
+          <w:shd w:fill="auto" w:val="clear"/>
+          <w:lang w:val="en-US" w:eastAsia="zh-CN" w:bidi="hi-IN"/>
+        </w:rPr>
+        <w:t>Trata-se de escolhermos não retribuir o mal com o mal, esquecer as ofensas e de procurar, dentro de nossas possibilidades, restabelecer a paz.</w:t>
       </w:r>
     </w:p>
     <w:p>
@@ -5675,601 +5758,6 @@
           <w:shd w:fill="auto" w:val="clear"/>
           <w:lang w:val="en-US" w:eastAsia="zh-CN" w:bidi="hi-IN"/>
         </w:rPr>
-      </w:r>
-    </w:p>
-    <w:p>
-      <w:pPr>
-        <w:pStyle w:val="Normal"/>
-        <w:jc w:val="both"/>
-        <w:rPr>
-          <w:rFonts w:ascii="Garamond" w:hAnsi="Garamond" w:eastAsia="Times New Roman" w:cs="Times New Roman"/>
-          <w:i w:val="false"/>
-          <w:i w:val="false"/>
-          <w:iCs w:val="false"/>
-          <w:color w:val="000000"/>
-          <w:kern w:val="0"/>
-          <w:sz w:val="36"/>
-          <w:szCs w:val="36"/>
-          <w:shd w:fill="auto" w:val="clear"/>
-          <w:lang w:val="en-US" w:eastAsia="zh-CN" w:bidi="hi-IN"/>
-        </w:rPr>
-      </w:pPr>
-      <w:r>
-        <w:rPr>
-          <w:rFonts w:eastAsia="Times New Roman" w:cs="Times New Roman" w:ascii="Garamond" w:hAnsi="Garamond"/>
-          <w:i w:val="false"/>
-          <w:iCs w:val="false"/>
-          <w:color w:val="000000"/>
-          <w:kern w:val="0"/>
-          <w:sz w:val="36"/>
-          <w:szCs w:val="36"/>
-          <w:shd w:fill="auto" w:val="clear"/>
-          <w:lang w:val="en-US" w:eastAsia="zh-CN" w:bidi="hi-IN"/>
-        </w:rPr>
-        <w:t>Esse é o inferno do qual falamos a pouco. Um estado de consciência escravizador. É como se o Espírito estivesse acorrentado àquela ideia. E assim ele vai permanecer até que compreenda o quanto aquilo é prejudicial a ele e aos outros.</w:t>
-      </w:r>
-      <w:r>
-        <w:br w:type="page"/>
-      </w:r>
-    </w:p>
-    <w:p>
-      <w:pPr>
-        <w:pStyle w:val="Normal"/>
-        <w:jc w:val="both"/>
-        <w:rPr>
-          <w:rFonts w:ascii="Garamond" w:hAnsi="Garamond" w:eastAsia="Times New Roman" w:cs="Times New Roman"/>
-          <w:i w:val="false"/>
-          <w:i w:val="false"/>
-          <w:iCs w:val="false"/>
-          <w:color w:val="000000"/>
-          <w:kern w:val="0"/>
-          <w:sz w:val="36"/>
-          <w:szCs w:val="36"/>
-          <w:shd w:fill="auto" w:val="clear"/>
-          <w:lang w:val="en-US" w:eastAsia="zh-CN" w:bidi="hi-IN"/>
-        </w:rPr>
-      </w:pPr>
-      <w:r>
-        <w:rPr>
-          <w:rFonts w:eastAsia="Times New Roman" w:cs="Times New Roman" w:ascii="Garamond" w:hAnsi="Garamond"/>
-          <w:i w:val="false"/>
-          <w:iCs w:val="false"/>
-          <w:color w:val="000000"/>
-          <w:kern w:val="0"/>
-          <w:sz w:val="36"/>
-          <w:szCs w:val="36"/>
-          <w:shd w:fill="auto" w:val="clear"/>
-          <w:lang w:val="en-US" w:eastAsia="zh-CN" w:bidi="hi-IN"/>
-        </w:rPr>
-        <w:t xml:space="preserve">Lembram-se de Nosso Lar? Em que momento Clarêncio conseguiu resgatar André Luiz do Umbral? Apenas quando André, exaurido pela condição em que se encontrava, finalmente eleva um pensamento a Deus e ora. Naquele momento, </w:t>
-      </w:r>
-      <w:r>
-        <w:rPr>
-          <w:rFonts w:eastAsia="Times New Roman" w:cs="Times New Roman" w:ascii="Garamond" w:hAnsi="Garamond"/>
-          <w:i w:val="false"/>
-          <w:iCs w:val="false"/>
-          <w:color w:val="000000"/>
-          <w:kern w:val="0"/>
-          <w:sz w:val="36"/>
-          <w:szCs w:val="36"/>
-          <w:shd w:fill="auto" w:val="clear"/>
-          <w:lang w:val="en-US" w:eastAsia="zh-CN" w:bidi="hi-IN"/>
-        </w:rPr>
-        <w:t>e</w:t>
-      </w:r>
-      <w:r>
-        <w:rPr>
-          <w:rFonts w:eastAsia="Times New Roman" w:cs="Times New Roman" w:ascii="Garamond" w:hAnsi="Garamond"/>
-          <w:i w:val="false"/>
-          <w:iCs w:val="false"/>
-          <w:color w:val="000000"/>
-          <w:kern w:val="0"/>
-          <w:sz w:val="36"/>
-          <w:szCs w:val="36"/>
-          <w:shd w:fill="auto" w:val="clear"/>
-          <w:lang w:val="en-US" w:eastAsia="zh-CN" w:bidi="hi-IN"/>
-        </w:rPr>
-        <w:t>le finalmente se permite ser auxiliado e Clarêncio, que já estava pronto há muito tempo para socorrer André Luiz, consegue resgatá-lo.</w:t>
-      </w:r>
-    </w:p>
-    <w:p>
-      <w:pPr>
-        <w:pStyle w:val="Normal"/>
-        <w:jc w:val="both"/>
-        <w:rPr>
-          <w:rFonts w:ascii="Garamond" w:hAnsi="Garamond" w:eastAsia="Times New Roman" w:cs="Times New Roman"/>
-          <w:i w:val="false"/>
-          <w:i w:val="false"/>
-          <w:iCs w:val="false"/>
-          <w:color w:val="000000"/>
-          <w:kern w:val="0"/>
-          <w:sz w:val="36"/>
-          <w:szCs w:val="36"/>
-          <w:shd w:fill="auto" w:val="clear"/>
-          <w:lang w:val="en-US" w:eastAsia="zh-CN" w:bidi="hi-IN"/>
-        </w:rPr>
-      </w:pPr>
-      <w:r>
-        <w:rPr>
-          <w:rFonts w:eastAsia="Times New Roman" w:cs="Times New Roman" w:ascii="Garamond" w:hAnsi="Garamond"/>
-          <w:i w:val="false"/>
-          <w:iCs w:val="false"/>
-          <w:color w:val="000000"/>
-          <w:kern w:val="0"/>
-          <w:sz w:val="36"/>
-          <w:szCs w:val="36"/>
-          <w:shd w:fill="auto" w:val="clear"/>
-          <w:lang w:val="en-US" w:eastAsia="zh-CN" w:bidi="hi-IN"/>
-        </w:rPr>
-      </w:r>
-    </w:p>
-    <w:p>
-      <w:pPr>
-        <w:pStyle w:val="Normal"/>
-        <w:jc w:val="both"/>
-        <w:rPr>
-          <w:rFonts w:ascii="Garamond" w:hAnsi="Garamond" w:eastAsia="Times New Roman" w:cs="Times New Roman"/>
-          <w:i w:val="false"/>
-          <w:i w:val="false"/>
-          <w:iCs w:val="false"/>
-          <w:color w:val="000000"/>
-          <w:kern w:val="0"/>
-          <w:sz w:val="36"/>
-          <w:szCs w:val="36"/>
-          <w:shd w:fill="auto" w:val="clear"/>
-          <w:lang w:val="en-US" w:eastAsia="zh-CN" w:bidi="hi-IN"/>
-        </w:rPr>
-      </w:pPr>
-      <w:r>
-        <w:rPr>
-          <w:rFonts w:eastAsia="Times New Roman" w:cs="Times New Roman" w:ascii="Garamond" w:hAnsi="Garamond"/>
-          <w:i w:val="false"/>
-          <w:iCs w:val="false"/>
-          <w:color w:val="000000"/>
-          <w:kern w:val="0"/>
-          <w:sz w:val="36"/>
-          <w:szCs w:val="36"/>
-          <w:shd w:fill="auto" w:val="clear"/>
-          <w:lang w:val="en-US" w:eastAsia="zh-CN" w:bidi="hi-IN"/>
-        </w:rPr>
-        <w:t>Deus, Jesus Cristo, nosso anjo de guarda e a Espiritualidade sempre vão respeitar nosso livre arbítrio. Ninguém fará nada por nós enquanto não nos permitirmos ser auxiliados.</w:t>
-      </w:r>
-    </w:p>
-    <w:p>
-      <w:pPr>
-        <w:pStyle w:val="Normal"/>
-        <w:jc w:val="both"/>
-        <w:rPr>
-          <w:rFonts w:ascii="Garamond" w:hAnsi="Garamond" w:eastAsia="Times New Roman" w:cs="Times New Roman"/>
-          <w:i w:val="false"/>
-          <w:i w:val="false"/>
-          <w:iCs w:val="false"/>
-          <w:color w:val="000000"/>
-          <w:kern w:val="0"/>
-          <w:sz w:val="36"/>
-          <w:szCs w:val="36"/>
-          <w:shd w:fill="auto" w:val="clear"/>
-          <w:lang w:val="en-US" w:eastAsia="zh-CN" w:bidi="hi-IN"/>
-        </w:rPr>
-      </w:pPr>
-      <w:r>
-        <w:rPr/>
-      </w:r>
-    </w:p>
-    <w:p>
-      <w:pPr>
-        <w:pStyle w:val="Normal"/>
-        <w:jc w:val="both"/>
-        <w:rPr>
-          <w:rFonts w:ascii="Garamond" w:hAnsi="Garamond" w:eastAsia="Times New Roman" w:cs="Times New Roman"/>
-          <w:i w:val="false"/>
-          <w:i w:val="false"/>
-          <w:iCs w:val="false"/>
-          <w:color w:val="000000"/>
-          <w:kern w:val="0"/>
-          <w:sz w:val="36"/>
-          <w:szCs w:val="36"/>
-          <w:shd w:fill="auto" w:val="clear"/>
-          <w:lang w:val="en-US" w:eastAsia="zh-CN" w:bidi="hi-IN"/>
-        </w:rPr>
-      </w:pPr>
-      <w:r>
-        <w:rPr>
-          <w:rFonts w:eastAsia="Times New Roman" w:cs="Times New Roman" w:ascii="Garamond" w:hAnsi="Garamond"/>
-          <w:i w:val="false"/>
-          <w:iCs w:val="false"/>
-          <w:color w:val="000000"/>
-          <w:kern w:val="0"/>
-          <w:sz w:val="36"/>
-          <w:szCs w:val="36"/>
-          <w:shd w:fill="auto" w:val="clear"/>
-          <w:lang w:val="en-US" w:eastAsia="zh-CN" w:bidi="hi-IN"/>
-        </w:rPr>
-        <w:t>Quando falamos em perdão, sempre surge a seguinte dúvida: o que acontece se eu perdoar a pessoa, mas ela não me perdoar? Bem, se eu consigo superar o ódio, o ressentimento e o desejo de vingança, então eu começo a romper os laços estabelecidos pelo ódio.</w:t>
-      </w:r>
-      <w:r>
-        <w:br w:type="page"/>
-      </w:r>
-    </w:p>
-    <w:p>
-      <w:pPr>
-        <w:pStyle w:val="Normal"/>
-        <w:jc w:val="both"/>
-        <w:rPr>
-          <w:rFonts w:ascii="Garamond" w:hAnsi="Garamond" w:eastAsia="Times New Roman" w:cs="Times New Roman"/>
-          <w:i w:val="false"/>
-          <w:i w:val="false"/>
-          <w:iCs w:val="false"/>
-          <w:color w:val="000000"/>
-          <w:kern w:val="0"/>
-          <w:sz w:val="36"/>
-          <w:szCs w:val="36"/>
-          <w:shd w:fill="auto" w:val="clear"/>
-          <w:lang w:val="en-US" w:eastAsia="zh-CN" w:bidi="hi-IN"/>
-        </w:rPr>
-      </w:pPr>
-      <w:r>
-        <w:rPr>
-          <w:rFonts w:eastAsia="Times New Roman" w:cs="Times New Roman" w:ascii="Garamond" w:hAnsi="Garamond"/>
-          <w:i w:val="false"/>
-          <w:iCs w:val="false"/>
-          <w:color w:val="000000"/>
-          <w:kern w:val="0"/>
-          <w:sz w:val="36"/>
-          <w:szCs w:val="36"/>
-          <w:shd w:fill="auto" w:val="clear"/>
-          <w:lang w:val="en-US" w:eastAsia="zh-CN" w:bidi="hi-IN"/>
-        </w:rPr>
-        <w:t xml:space="preserve">Contudo, há algo que precisa ficar muito claro: o fato de eu perdoar alguém com quem estabeleci vínculos de ódio, não me isenta de responsabilidade de reparar erros que eu </w:t>
-      </w:r>
-      <w:r>
-        <w:rPr>
-          <w:rFonts w:eastAsia="Times New Roman" w:cs="Times New Roman" w:ascii="Garamond" w:hAnsi="Garamond"/>
-          <w:i w:val="false"/>
-          <w:iCs w:val="false"/>
-          <w:color w:val="000000"/>
-          <w:kern w:val="0"/>
-          <w:sz w:val="36"/>
-          <w:szCs w:val="36"/>
-          <w:shd w:fill="auto" w:val="clear"/>
-          <w:lang w:val="en-US" w:eastAsia="zh-CN" w:bidi="hi-IN"/>
-        </w:rPr>
-        <w:t xml:space="preserve">porventura </w:t>
-      </w:r>
-      <w:r>
-        <w:rPr>
-          <w:rFonts w:eastAsia="Times New Roman" w:cs="Times New Roman" w:ascii="Garamond" w:hAnsi="Garamond"/>
-          <w:i w:val="false"/>
-          <w:iCs w:val="false"/>
-          <w:color w:val="000000"/>
-          <w:kern w:val="0"/>
-          <w:sz w:val="36"/>
-          <w:szCs w:val="36"/>
-          <w:shd w:fill="auto" w:val="clear"/>
-          <w:lang w:val="en-US" w:eastAsia="zh-CN" w:bidi="hi-IN"/>
-        </w:rPr>
-        <w:t xml:space="preserve">tenha cometido contra aquela pessoa. </w:t>
-      </w:r>
-    </w:p>
-    <w:p>
-      <w:pPr>
-        <w:pStyle w:val="Normal"/>
-        <w:jc w:val="both"/>
-        <w:rPr>
-          <w:rFonts w:ascii="Garamond" w:hAnsi="Garamond" w:eastAsia="Times New Roman" w:cs="Times New Roman"/>
-          <w:i w:val="false"/>
-          <w:i w:val="false"/>
-          <w:iCs w:val="false"/>
-          <w:color w:val="000000"/>
-          <w:kern w:val="0"/>
-          <w:sz w:val="36"/>
-          <w:szCs w:val="36"/>
-          <w:shd w:fill="auto" w:val="clear"/>
-          <w:lang w:val="en-US" w:eastAsia="zh-CN" w:bidi="hi-IN"/>
-        </w:rPr>
-      </w:pPr>
-      <w:r>
-        <w:rPr>
-          <w:rFonts w:eastAsia="Times New Roman" w:cs="Times New Roman" w:ascii="Garamond" w:hAnsi="Garamond"/>
-          <w:i w:val="false"/>
-          <w:iCs w:val="false"/>
-          <w:color w:val="000000"/>
-          <w:kern w:val="0"/>
-          <w:sz w:val="36"/>
-          <w:szCs w:val="36"/>
-          <w:shd w:fill="auto" w:val="clear"/>
-          <w:lang w:val="en-US" w:eastAsia="zh-CN" w:bidi="hi-IN"/>
-        </w:rPr>
-      </w:r>
-    </w:p>
-    <w:p>
-      <w:pPr>
-        <w:pStyle w:val="Normal"/>
-        <w:jc w:val="both"/>
-        <w:rPr>
-          <w:rFonts w:ascii="Garamond" w:hAnsi="Garamond" w:eastAsia="Times New Roman" w:cs="Times New Roman"/>
-          <w:i w:val="false"/>
-          <w:i w:val="false"/>
-          <w:iCs w:val="false"/>
-          <w:color w:val="000000"/>
-          <w:kern w:val="0"/>
-          <w:sz w:val="36"/>
-          <w:szCs w:val="36"/>
-          <w:shd w:fill="auto" w:val="clear"/>
-          <w:lang w:val="en-US" w:eastAsia="zh-CN" w:bidi="hi-IN"/>
-        </w:rPr>
-      </w:pPr>
-      <w:r>
-        <w:rPr>
-          <w:rFonts w:eastAsia="Times New Roman" w:cs="Times New Roman" w:ascii="Garamond" w:hAnsi="Garamond"/>
-          <w:i w:val="false"/>
-          <w:iCs w:val="false"/>
-          <w:color w:val="000000"/>
-          <w:kern w:val="0"/>
-          <w:sz w:val="36"/>
-          <w:szCs w:val="36"/>
-          <w:shd w:fill="auto" w:val="clear"/>
-          <w:lang w:val="en-US" w:eastAsia="zh-CN" w:bidi="hi-IN"/>
-        </w:rPr>
-        <w:t>Vamos supor que eu prejudiquei alguém. Essa pessoa, diante do eu fiz a ela, revida e também me prejudica. Passamos a alimentar ódio recíproco. Depois de um certo tempo, tomo consciência do meu erro e perdoo a pessoa pelo o que ela me fez.</w:t>
-      </w:r>
-    </w:p>
-    <w:p>
-      <w:pPr>
-        <w:pStyle w:val="Normal"/>
-        <w:jc w:val="both"/>
-        <w:rPr>
-          <w:rFonts w:ascii="Garamond" w:hAnsi="Garamond" w:eastAsia="Times New Roman" w:cs="Times New Roman"/>
-          <w:i w:val="false"/>
-          <w:i w:val="false"/>
-          <w:iCs w:val="false"/>
-          <w:color w:val="000000"/>
-          <w:kern w:val="0"/>
-          <w:sz w:val="36"/>
-          <w:szCs w:val="36"/>
-          <w:shd w:fill="auto" w:val="clear"/>
-          <w:lang w:val="en-US" w:eastAsia="zh-CN" w:bidi="hi-IN"/>
-        </w:rPr>
-      </w:pPr>
-      <w:r>
-        <w:rPr/>
-      </w:r>
-    </w:p>
-    <w:p>
-      <w:pPr>
-        <w:pStyle w:val="Normal"/>
-        <w:jc w:val="both"/>
-        <w:rPr>
-          <w:rFonts w:ascii="Garamond" w:hAnsi="Garamond" w:eastAsia="Times New Roman" w:cs="Times New Roman"/>
-          <w:i w:val="false"/>
-          <w:i w:val="false"/>
-          <w:iCs w:val="false"/>
-          <w:color w:val="000000"/>
-          <w:kern w:val="0"/>
-          <w:sz w:val="36"/>
-          <w:szCs w:val="36"/>
-          <w:shd w:fill="auto" w:val="clear"/>
-          <w:lang w:val="en-US" w:eastAsia="zh-CN" w:bidi="hi-IN"/>
-        </w:rPr>
-      </w:pPr>
-      <w:r>
-        <w:rPr>
-          <w:rFonts w:eastAsia="Times New Roman" w:cs="Times New Roman" w:ascii="Garamond" w:hAnsi="Garamond"/>
-          <w:i w:val="false"/>
-          <w:iCs w:val="false"/>
-          <w:color w:val="000000"/>
-          <w:kern w:val="0"/>
-          <w:sz w:val="36"/>
-          <w:szCs w:val="36"/>
-          <w:shd w:fill="auto" w:val="clear"/>
-          <w:lang w:val="en-US" w:eastAsia="zh-CN" w:bidi="hi-IN"/>
-        </w:rPr>
-        <w:t>Excelente. Começo a romper os vínculos de ódio do meu lado. Só que eu prejudiquei aquela pessoa. O fato de eu perdoá-la não tira de mim, a responsabilidade de reparar as faltas cometidas contra ela. É algo que terei que faze</w:t>
-      </w:r>
-      <w:r>
-        <w:rPr>
-          <w:rFonts w:eastAsia="Times New Roman" w:cs="Times New Roman" w:ascii="Garamond" w:hAnsi="Garamond"/>
-          <w:i w:val="false"/>
-          <w:iCs w:val="false"/>
-          <w:color w:val="000000"/>
-          <w:kern w:val="0"/>
-          <w:sz w:val="36"/>
-          <w:szCs w:val="36"/>
-          <w:shd w:fill="auto" w:val="clear"/>
-          <w:lang w:val="en-US" w:eastAsia="zh-CN" w:bidi="hi-IN"/>
-        </w:rPr>
-        <w:t>r</w:t>
-      </w:r>
-      <w:r>
-        <w:rPr>
-          <w:rFonts w:eastAsia="Times New Roman" w:cs="Times New Roman" w:ascii="Garamond" w:hAnsi="Garamond"/>
-          <w:i w:val="false"/>
-          <w:iCs w:val="false"/>
-          <w:color w:val="000000"/>
-          <w:kern w:val="0"/>
-          <w:sz w:val="36"/>
-          <w:szCs w:val="36"/>
-          <w:shd w:fill="auto" w:val="clear"/>
-          <w:lang w:val="en-US" w:eastAsia="zh-CN" w:bidi="hi-IN"/>
-        </w:rPr>
-        <w:t xml:space="preserve"> no momento oportuno.</w:t>
-      </w:r>
-    </w:p>
-    <w:p>
-      <w:pPr>
-        <w:pStyle w:val="Normal"/>
-        <w:jc w:val="both"/>
-        <w:rPr>
-          <w:rFonts w:ascii="Garamond" w:hAnsi="Garamond" w:eastAsia="Times New Roman" w:cs="Times New Roman"/>
-          <w:i w:val="false"/>
-          <w:i w:val="false"/>
-          <w:iCs w:val="false"/>
-          <w:color w:val="000000"/>
-          <w:kern w:val="0"/>
-          <w:sz w:val="36"/>
-          <w:szCs w:val="36"/>
-          <w:shd w:fill="auto" w:val="clear"/>
-          <w:lang w:val="en-US" w:eastAsia="zh-CN" w:bidi="hi-IN"/>
-        </w:rPr>
-      </w:pPr>
-      <w:r>
-        <w:rPr>
-          <w:rFonts w:eastAsia="Times New Roman" w:cs="Times New Roman" w:ascii="Garamond" w:hAnsi="Garamond"/>
-          <w:i w:val="false"/>
-          <w:iCs w:val="false"/>
-          <w:color w:val="000000"/>
-          <w:kern w:val="0"/>
-          <w:sz w:val="36"/>
-          <w:szCs w:val="36"/>
-          <w:shd w:fill="auto" w:val="clear"/>
-          <w:lang w:val="en-US" w:eastAsia="zh-CN" w:bidi="hi-IN"/>
-        </w:rPr>
-      </w:r>
-    </w:p>
-    <w:p>
-      <w:pPr>
-        <w:pStyle w:val="Normal"/>
-        <w:jc w:val="both"/>
-        <w:rPr/>
-      </w:pPr>
-      <w:r>
-        <w:rPr>
-          <w:rFonts w:eastAsia="Times New Roman" w:cs="Times New Roman" w:ascii="Garamond" w:hAnsi="Garamond"/>
-          <w:i w:val="false"/>
-          <w:iCs w:val="false"/>
-          <w:color w:val="000000"/>
-          <w:kern w:val="0"/>
-          <w:sz w:val="36"/>
-          <w:szCs w:val="36"/>
-          <w:shd w:fill="auto" w:val="clear"/>
-          <w:lang w:val="en-US" w:eastAsia="zh-CN" w:bidi="hi-IN"/>
-        </w:rPr>
-        <w:t>Mas não resta dúvida: o perdão é o primeiro e mais importante passo. Afinal de contas, como vou reconhecer que preciso reparar faltas cometidas contra alguém a quem eu odeio?</w:t>
-      </w:r>
-    </w:p>
-    <w:p>
-      <w:pPr>
-        <w:pStyle w:val="Normal"/>
-        <w:jc w:val="both"/>
-        <w:rPr>
-          <w:rFonts w:ascii="Garamond" w:hAnsi="Garamond" w:eastAsia="Times New Roman" w:cs="Times New Roman"/>
-          <w:i w:val="false"/>
-          <w:i w:val="false"/>
-          <w:iCs w:val="false"/>
-          <w:color w:val="000000"/>
-          <w:kern w:val="0"/>
-          <w:sz w:val="36"/>
-          <w:szCs w:val="36"/>
-          <w:shd w:fill="auto" w:val="clear"/>
-          <w:lang w:val="en-US" w:eastAsia="zh-CN" w:bidi="hi-IN"/>
-        </w:rPr>
-      </w:pPr>
-      <w:r>
-        <w:rPr>
-          <w:rFonts w:eastAsia="Times New Roman" w:cs="Times New Roman" w:ascii="Garamond" w:hAnsi="Garamond"/>
-          <w:i w:val="false"/>
-          <w:iCs w:val="false"/>
-          <w:color w:val="000000"/>
-          <w:kern w:val="0"/>
-          <w:sz w:val="36"/>
-          <w:szCs w:val="36"/>
-          <w:shd w:fill="auto" w:val="clear"/>
-          <w:lang w:val="en-US" w:eastAsia="zh-CN" w:bidi="hi-IN"/>
-        </w:rPr>
-      </w:r>
-    </w:p>
-    <w:p>
-      <w:pPr>
-        <w:pStyle w:val="Normal"/>
-        <w:jc w:val="both"/>
-        <w:rPr/>
-      </w:pPr>
-      <w:r>
-        <w:rPr>
-          <w:rFonts w:eastAsia="Times New Roman" w:cs="Times New Roman" w:ascii="Garamond" w:hAnsi="Garamond"/>
-          <w:i w:val="false"/>
-          <w:iCs w:val="false"/>
-          <w:color w:val="000000"/>
-          <w:kern w:val="0"/>
-          <w:sz w:val="36"/>
-          <w:szCs w:val="36"/>
-          <w:shd w:fill="auto" w:val="clear"/>
-          <w:lang w:val="en-US" w:eastAsia="zh-CN" w:bidi="hi-IN"/>
-        </w:rPr>
-        <w:t xml:space="preserve">Perdão é libertação. Como Kardec nos esclareceu, não quer dizer que, de uma hora para outra, passaremos a nutrir afeto pelos adversários. </w:t>
-      </w:r>
-    </w:p>
-    <w:p>
-      <w:pPr>
-        <w:pStyle w:val="Normal"/>
-        <w:jc w:val="both"/>
-        <w:rPr>
-          <w:rFonts w:ascii="Garamond" w:hAnsi="Garamond" w:eastAsia="Times New Roman" w:cs="Times New Roman"/>
-          <w:i w:val="false"/>
-          <w:i w:val="false"/>
-          <w:iCs w:val="false"/>
-          <w:color w:val="000000"/>
-          <w:kern w:val="0"/>
-          <w:sz w:val="36"/>
-          <w:szCs w:val="36"/>
-          <w:shd w:fill="auto" w:val="clear"/>
-          <w:lang w:val="en-US" w:eastAsia="zh-CN" w:bidi="hi-IN"/>
-        </w:rPr>
-      </w:pPr>
-      <w:r>
-        <w:rPr>
-          <w:rFonts w:eastAsia="Times New Roman" w:cs="Times New Roman" w:ascii="Garamond" w:hAnsi="Garamond"/>
-          <w:i w:val="false"/>
-          <w:iCs w:val="false"/>
-          <w:color w:val="000000"/>
-          <w:kern w:val="0"/>
-          <w:sz w:val="36"/>
-          <w:szCs w:val="36"/>
-          <w:shd w:fill="auto" w:val="clear"/>
-          <w:lang w:val="en-US" w:eastAsia="zh-CN" w:bidi="hi-IN"/>
-        </w:rPr>
-      </w:r>
-    </w:p>
-    <w:p>
-      <w:pPr>
-        <w:pStyle w:val="Normal"/>
-        <w:jc w:val="both"/>
-        <w:rPr/>
-      </w:pPr>
-      <w:r>
-        <w:rPr>
-          <w:rFonts w:eastAsia="Times New Roman" w:cs="Times New Roman" w:ascii="Garamond" w:hAnsi="Garamond"/>
-          <w:i w:val="false"/>
-          <w:iCs w:val="false"/>
-          <w:color w:val="000000"/>
-          <w:kern w:val="0"/>
-          <w:sz w:val="36"/>
-          <w:szCs w:val="36"/>
-          <w:shd w:fill="auto" w:val="clear"/>
-          <w:lang w:val="en-US" w:eastAsia="zh-CN" w:bidi="hi-IN"/>
-        </w:rPr>
-        <w:t>Trata-se de escolhermos não retribuir o mal com o mal, esquecer as ofensas e de procurar, dentro de nossas possibilidades, restabelecer a paz.</w:t>
-      </w:r>
-    </w:p>
-    <w:p>
-      <w:pPr>
-        <w:pStyle w:val="Normal"/>
-        <w:jc w:val="both"/>
-        <w:rPr>
-          <w:rFonts w:ascii="Garamond" w:hAnsi="Garamond" w:eastAsia="Times New Roman" w:cs="Times New Roman"/>
-          <w:i w:val="false"/>
-          <w:i w:val="false"/>
-          <w:iCs w:val="false"/>
-          <w:color w:val="000000"/>
-          <w:kern w:val="0"/>
-          <w:sz w:val="36"/>
-          <w:szCs w:val="36"/>
-          <w:shd w:fill="auto" w:val="clear"/>
-          <w:lang w:val="en-US" w:eastAsia="zh-CN" w:bidi="hi-IN"/>
-        </w:rPr>
-      </w:pPr>
-      <w:r>
-        <w:rPr/>
       </w:r>
     </w:p>
     <w:p>
@@ -6506,7 +5994,17 @@
         </w:rPr>
       </w:pPr>
       <w:r>
-        <w:rPr/>
+        <w:rPr>
+          <w:rFonts w:eastAsia="Times New Roman" w:cs="Times New Roman" w:ascii="Garamond" w:hAnsi="Garamond"/>
+          <w:i w:val="false"/>
+          <w:iCs w:val="false"/>
+          <w:color w:val="000000"/>
+          <w:kern w:val="0"/>
+          <w:sz w:val="36"/>
+          <w:szCs w:val="36"/>
+          <w:shd w:fill="auto" w:val="clear"/>
+          <w:lang w:val="en-US" w:eastAsia="zh-CN" w:bidi="hi-IN"/>
+        </w:rPr>
       </w:r>
     </w:p>
     <w:p>
@@ -6720,7 +6218,17 @@
         </w:rPr>
       </w:pPr>
       <w:r>
-        <w:rPr/>
+        <w:rPr>
+          <w:rFonts w:eastAsia="Times New Roman" w:cs="Times New Roman" w:ascii="Garamond" w:hAnsi="Garamond"/>
+          <w:i w:val="false"/>
+          <w:iCs w:val="false"/>
+          <w:color w:val="000000"/>
+          <w:kern w:val="0"/>
+          <w:sz w:val="36"/>
+          <w:szCs w:val="36"/>
+          <w:shd w:fill="auto" w:val="clear"/>
+          <w:lang w:val="en-US" w:eastAsia="zh-CN" w:bidi="hi-IN"/>
+        </w:rPr>
       </w:r>
     </w:p>
     <w:p>
@@ -7135,35 +6643,7 @@
           <w:shd w:fill="auto" w:val="clear"/>
           <w:lang w:val="en-US" w:eastAsia="zh-CN" w:bidi="hi-IN"/>
         </w:rPr>
-        <w:t xml:space="preserve">Se uma pessoa chegar ao ponto de nos agredir batendo-nos no rosto, e nós mostrarmos a ela a outra face dizendo "Bata também nessa aqui", para o agressor isso vai soar como </w:t>
-      </w:r>
-      <w:r>
-        <w:rPr>
-          <w:rFonts w:eastAsia="Times New Roman" w:cs="Times New Roman" w:ascii="Garamond" w:hAnsi="Garamond"/>
-          <w:i w:val="false"/>
-          <w:iCs w:val="false"/>
-          <w:color w:val="000000"/>
-          <w:kern w:val="0"/>
-          <w:sz w:val="36"/>
-          <w:szCs w:val="36"/>
-          <w:shd w:fill="auto" w:val="clear"/>
-          <w:lang w:val="en-US" w:eastAsia="zh-CN" w:bidi="hi-IN"/>
-        </w:rPr>
-        <w:t>afronta</w:t>
-      </w:r>
-      <w:r>
-        <w:rPr>
-          <w:rFonts w:eastAsia="Times New Roman" w:cs="Times New Roman" w:ascii="Garamond" w:hAnsi="Garamond"/>
-          <w:i w:val="false"/>
-          <w:iCs w:val="false"/>
-          <w:color w:val="000000"/>
-          <w:kern w:val="0"/>
-          <w:sz w:val="36"/>
-          <w:szCs w:val="36"/>
-          <w:shd w:fill="auto" w:val="clear"/>
-          <w:lang w:val="en-US" w:eastAsia="zh-CN" w:bidi="hi-IN"/>
-        </w:rPr>
-        <w:t>, e certamente vai despertar nele uma cólera ainda maior.</w:t>
+        <w:t>Se uma pessoa chegar ao ponto de nos agredir batendo-nos no rosto, e nós mostrarmos a ela a outra face dizendo "Bata também nessa aqui", para o agressor isso vai soar como afronta, e certamente vai despertar nele uma cólera ainda maior.</w:t>
       </w:r>
     </w:p>
     <w:p>
@@ -7455,7 +6935,69 @@
         </w:rPr>
       </w:pPr>
       <w:r>
+        <w:rPr>
+          <w:rFonts w:eastAsia="Times New Roman" w:cs="Times New Roman" w:ascii="Garamond" w:hAnsi="Garamond"/>
+          <w:i w:val="false"/>
+          <w:iCs w:val="false"/>
+          <w:color w:val="000000"/>
+          <w:kern w:val="0"/>
+          <w:sz w:val="36"/>
+          <w:szCs w:val="36"/>
+          <w:shd w:fill="auto" w:val="clear"/>
+          <w:lang w:val="en-US" w:eastAsia="zh-CN" w:bidi="hi-IN"/>
+        </w:rPr>
+      </w:r>
+    </w:p>
+    <w:p>
+      <w:pPr>
+        <w:pStyle w:val="Normal"/>
+        <w:jc w:val="both"/>
         <w:rPr/>
+      </w:pPr>
+      <w:r>
+        <w:rPr>
+          <w:rFonts w:eastAsia="Times New Roman" w:cs="Times New Roman" w:ascii="Garamond" w:hAnsi="Garamond"/>
+          <w:i w:val="false"/>
+          <w:iCs w:val="false"/>
+          <w:color w:val="000000"/>
+          <w:kern w:val="0"/>
+          <w:sz w:val="36"/>
+          <w:szCs w:val="36"/>
+          <w:shd w:fill="auto" w:val="clear"/>
+          <w:lang w:val="en-US" w:eastAsia="zh-CN" w:bidi="hi-IN"/>
+        </w:rPr>
+        <w:t>E vamos responder para nós mesmos: saímos realmente bem dessa discussão? Quando ela terminou, nossa sensação era de paz, de tranquilidade, de leveza e serenidade? Tenho certeza que a resposta é não.</w:t>
+      </w:r>
+    </w:p>
+    <w:p>
+      <w:pPr>
+        <w:pStyle w:val="Normal"/>
+        <w:jc w:val="both"/>
+        <w:rPr>
+          <w:rFonts w:ascii="Garamond" w:hAnsi="Garamond" w:eastAsia="Times New Roman" w:cs="Times New Roman"/>
+          <w:i w:val="false"/>
+          <w:i w:val="false"/>
+          <w:iCs w:val="false"/>
+          <w:color w:val="000000"/>
+          <w:kern w:val="0"/>
+          <w:sz w:val="36"/>
+          <w:szCs w:val="36"/>
+          <w:shd w:fill="auto" w:val="clear"/>
+          <w:lang w:val="en-US" w:eastAsia="zh-CN" w:bidi="hi-IN"/>
+        </w:rPr>
+      </w:pPr>
+      <w:r>
+        <w:rPr>
+          <w:rFonts w:eastAsia="Times New Roman" w:cs="Times New Roman" w:ascii="Garamond" w:hAnsi="Garamond"/>
+          <w:i w:val="false"/>
+          <w:iCs w:val="false"/>
+          <w:color w:val="000000"/>
+          <w:kern w:val="0"/>
+          <w:sz w:val="36"/>
+          <w:szCs w:val="36"/>
+          <w:shd w:fill="auto" w:val="clear"/>
+          <w:lang w:val="en-US" w:eastAsia="zh-CN" w:bidi="hi-IN"/>
+        </w:rPr>
       </w:r>
     </w:p>
     <w:p>
@@ -7476,7 +7018,31 @@
           <w:shd w:fill="auto" w:val="clear"/>
           <w:lang w:val="en-US" w:eastAsia="zh-CN" w:bidi="hi-IN"/>
         </w:rPr>
-        <w:t>E vamos responder para nós mesmos: saímos realmente bem dessa discussão? Quando ela terminou, nossa sensação era de paz, de tranquilidade, de leveza e serenidade? Tenho certeza que a resposta é não.</w:t>
+        <w:t>Por mais que tenhamos pensado "Joguei na cara dele ou dela tudo o que queria, não levei desaforo para casa", a verdade é que essa postura não nos trouxe paz interior, e é bastante provável que algum tempo depois tenhamos sentido remorso e arrependimento pelo nosso comportamento.</w:t>
+      </w:r>
+      <w:r>
+        <w:br w:type="page"/>
+      </w:r>
+    </w:p>
+    <w:p>
+      <w:pPr>
+        <w:pStyle w:val="Normal"/>
+        <w:jc w:val="both"/>
+        <w:rPr/>
+      </w:pPr>
+      <w:r>
+        <w:rPr>
+          <w:rFonts w:eastAsia="Times New Roman" w:cs="Times New Roman" w:ascii="Garamond" w:hAnsi="Garamond"/>
+          <w:i w:val="false"/>
+          <w:iCs w:val="false"/>
+          <w:color w:val="000000"/>
+          <w:kern w:val="0"/>
+          <w:sz w:val="36"/>
+          <w:szCs w:val="36"/>
+          <w:shd w:fill="auto" w:val="clear"/>
+          <w:lang w:val="en-US" w:eastAsia="zh-CN" w:bidi="hi-IN"/>
+        </w:rPr>
+        <w:t>Por outro lado, quando oferecemos a outra face as coisas são bem diferentes. Podemos até sair dos conflitos tristes e magoados, mas pouco tempo depois olhamos para dentro de nós e nos sentimos felizes por termos mantido a serenidade sem revidar as ofensas.</w:t>
       </w:r>
     </w:p>
     <w:p>
@@ -7528,10 +7094,38 @@
           <w:shd w:fill="auto" w:val="clear"/>
           <w:lang w:val="en-US" w:eastAsia="zh-CN" w:bidi="hi-IN"/>
         </w:rPr>
-        <w:t>Por mais que tenhamos pensado "Joguei na cara dele ou dela tudo o que queria, não levei desaforo para casa", a verdade é que essa postura não nos trouxe paz interior, e é bastante provável que algum tempo depois tenhamos sentido remorso e arrependimento pelo nosso comportamento.</w:t>
-      </w:r>
-      <w:r>
-        <w:br w:type="page"/>
+        <w:t>E tem mais: quando agimos assim, as chances de fazer com que nosso agressor reflita sobre a atitude dele são muito maiores. Como dissemos anteriormente, a consciência da pessoa pesa e ela pensa: "Poxa vida. Eu discuti com fulano, falei um monte de coisas ruins e desagradáveis e ele não revidou. Sinto-me mal por isso".</w:t>
+      </w:r>
+    </w:p>
+    <w:p>
+      <w:pPr>
+        <w:pStyle w:val="Normal"/>
+        <w:jc w:val="both"/>
+        <w:rPr>
+          <w:rFonts w:ascii="Garamond" w:hAnsi="Garamond" w:eastAsia="Times New Roman" w:cs="Times New Roman"/>
+          <w:i w:val="false"/>
+          <w:i w:val="false"/>
+          <w:iCs w:val="false"/>
+          <w:color w:val="000000"/>
+          <w:kern w:val="0"/>
+          <w:sz w:val="36"/>
+          <w:szCs w:val="36"/>
+          <w:shd w:fill="auto" w:val="clear"/>
+          <w:lang w:val="en-US" w:eastAsia="zh-CN" w:bidi="hi-IN"/>
+        </w:rPr>
+      </w:pPr>
+      <w:r>
+        <w:rPr>
+          <w:rFonts w:eastAsia="Times New Roman" w:cs="Times New Roman" w:ascii="Garamond" w:hAnsi="Garamond"/>
+          <w:i w:val="false"/>
+          <w:iCs w:val="false"/>
+          <w:color w:val="000000"/>
+          <w:kern w:val="0"/>
+          <w:sz w:val="36"/>
+          <w:szCs w:val="36"/>
+          <w:shd w:fill="auto" w:val="clear"/>
+          <w:lang w:val="en-US" w:eastAsia="zh-CN" w:bidi="hi-IN"/>
+        </w:rPr>
       </w:r>
     </w:p>
     <w:p>
@@ -7552,7 +7146,7 @@
           <w:shd w:fill="auto" w:val="clear"/>
           <w:lang w:val="en-US" w:eastAsia="zh-CN" w:bidi="hi-IN"/>
         </w:rPr>
-        <w:t>Por outro lado, quando oferecemos a outra face as coisas são bem diferentes. Podemos até sair dos conflitos tristes e magoados, mas pouco tempo depois olhamos para dentro de nós e nos sentimos felizes por termos mantido a serenidade sem revidar as ofensas.</w:t>
+        <w:t>Não é que queiramos que a pessoa se sinta mal. Muito pelo contrário: pode nascer daí uma mudança de comportamento por parte dela, impulsionada pela nossa postura.</w:t>
       </w:r>
     </w:p>
     <w:p>
@@ -7604,144 +7198,834 @@
           <w:shd w:fill="auto" w:val="clear"/>
           <w:lang w:val="en-US" w:eastAsia="zh-CN" w:bidi="hi-IN"/>
         </w:rPr>
-        <w:t>E tem mais: quando agimos assim, as chances de fazer com que nosso agressor reflita sobre a atitude dele são muito maiores. Como dissemos anteriormente, a consciência da pessoa pesa e ela pensa: "Poxa vida. Eu discuti com fulano, falei um monte de coisas ruins e desagradáveis e ele não revidou. Sinto-me mal por isso".</w:t>
-      </w:r>
-    </w:p>
-    <w:p>
-      <w:pPr>
-        <w:pStyle w:val="Normal"/>
-        <w:jc w:val="both"/>
-        <w:rPr>
-          <w:rFonts w:ascii="Garamond" w:hAnsi="Garamond" w:eastAsia="Times New Roman" w:cs="Times New Roman"/>
-          <w:i w:val="false"/>
-          <w:i w:val="false"/>
-          <w:iCs w:val="false"/>
-          <w:color w:val="000000"/>
-          <w:kern w:val="0"/>
-          <w:sz w:val="36"/>
-          <w:szCs w:val="36"/>
-          <w:shd w:fill="auto" w:val="clear"/>
-          <w:lang w:val="en-US" w:eastAsia="zh-CN" w:bidi="hi-IN"/>
-        </w:rPr>
-      </w:pPr>
-      <w:r>
-        <w:rPr>
-          <w:rFonts w:eastAsia="Times New Roman" w:cs="Times New Roman" w:ascii="Garamond" w:hAnsi="Garamond"/>
-          <w:i w:val="false"/>
-          <w:iCs w:val="false"/>
-          <w:color w:val="000000"/>
-          <w:kern w:val="0"/>
-          <w:sz w:val="36"/>
-          <w:szCs w:val="36"/>
-          <w:shd w:fill="auto" w:val="clear"/>
-          <w:lang w:val="en-US" w:eastAsia="zh-CN" w:bidi="hi-IN"/>
-        </w:rPr>
-      </w:r>
-    </w:p>
-    <w:p>
-      <w:pPr>
-        <w:pStyle w:val="Normal"/>
-        <w:jc w:val="both"/>
+        <w:t xml:space="preserve">Portanto, é muito melhor que sejamos ofendidos do que ofensores. </w:t>
+      </w:r>
+    </w:p>
+    <w:p>
+      <w:pPr>
+        <w:pStyle w:val="Normal"/>
+        <w:jc w:val="both"/>
+        <w:rPr>
+          <w:rFonts w:ascii="Garamond" w:hAnsi="Garamond"/>
+        </w:rPr>
+      </w:pPr>
+      <w:r>
+        <w:rPr>
+          <w:rFonts w:ascii="Garamond" w:hAnsi="Garamond"/>
+        </w:rPr>
+      </w:r>
+    </w:p>
+    <w:p>
+      <w:pPr>
+        <w:pStyle w:val="Normal"/>
+        <w:jc w:val="both"/>
+        <w:rPr>
+          <w:rFonts w:ascii="Garamond" w:hAnsi="Garamond"/>
+          <w:sz w:val="36"/>
+          <w:szCs w:val="36"/>
+        </w:rPr>
+      </w:pPr>
+      <w:r>
+        <w:rPr>
+          <w:rFonts w:ascii="Garamond" w:hAnsi="Garamond"/>
+          <w:sz w:val="36"/>
+          <w:szCs w:val="36"/>
+        </w:rPr>
+        <w:t>[ Prosseguir desse ponto ]</w:t>
+      </w:r>
+    </w:p>
+    <w:p>
+      <w:pPr>
+        <w:pStyle w:val="Normal"/>
+        <w:jc w:val="both"/>
+        <w:rPr>
+          <w:rFonts w:ascii="Garamond" w:hAnsi="Garamond"/>
+          <w:sz w:val="36"/>
+          <w:szCs w:val="36"/>
+        </w:rPr>
+      </w:pPr>
+      <w:r>
         <w:rPr/>
-      </w:pPr>
-      <w:r>
-        <w:rPr>
-          <w:rFonts w:eastAsia="Times New Roman" w:cs="Times New Roman" w:ascii="Garamond" w:hAnsi="Garamond"/>
-          <w:i w:val="false"/>
-          <w:iCs w:val="false"/>
-          <w:color w:val="000000"/>
-          <w:kern w:val="0"/>
-          <w:sz w:val="36"/>
-          <w:szCs w:val="36"/>
-          <w:shd w:fill="auto" w:val="clear"/>
-          <w:lang w:val="en-US" w:eastAsia="zh-CN" w:bidi="hi-IN"/>
-        </w:rPr>
-        <w:t>Não é que queiramos que a pessoa se sinta mal. Muito pelo contrário: pode nascer daí uma mudança de comportamento por parte dela, impulsionada pela nossa postura.</w:t>
-      </w:r>
-    </w:p>
-    <w:p>
-      <w:pPr>
-        <w:pStyle w:val="Normal"/>
-        <w:jc w:val="both"/>
-        <w:rPr>
-          <w:rFonts w:ascii="Garamond" w:hAnsi="Garamond" w:eastAsia="Times New Roman" w:cs="Times New Roman"/>
-          <w:i w:val="false"/>
-          <w:i w:val="false"/>
-          <w:iCs w:val="false"/>
-          <w:color w:val="000000"/>
-          <w:kern w:val="0"/>
-          <w:sz w:val="36"/>
-          <w:szCs w:val="36"/>
-          <w:shd w:fill="auto" w:val="clear"/>
-          <w:lang w:val="en-US" w:eastAsia="zh-CN" w:bidi="hi-IN"/>
-        </w:rPr>
-      </w:pPr>
-      <w:r>
-        <w:rPr>
-          <w:rFonts w:eastAsia="Times New Roman" w:cs="Times New Roman" w:ascii="Garamond" w:hAnsi="Garamond"/>
-          <w:i w:val="false"/>
-          <w:iCs w:val="false"/>
-          <w:color w:val="000000"/>
-          <w:kern w:val="0"/>
-          <w:sz w:val="36"/>
-          <w:szCs w:val="36"/>
-          <w:shd w:fill="auto" w:val="clear"/>
-          <w:lang w:val="en-US" w:eastAsia="zh-CN" w:bidi="hi-IN"/>
-        </w:rPr>
-      </w:r>
-    </w:p>
-    <w:p>
-      <w:pPr>
-        <w:pStyle w:val="Normal"/>
-        <w:jc w:val="both"/>
+      </w:r>
+    </w:p>
+    <w:p>
+      <w:pPr>
+        <w:pStyle w:val="Normal"/>
+        <w:jc w:val="both"/>
+        <w:rPr>
+          <w:rFonts w:ascii="Garamond" w:hAnsi="Garamond"/>
+          <w:sz w:val="36"/>
+          <w:szCs w:val="36"/>
+        </w:rPr>
+      </w:pPr>
+      <w:r>
+        <w:rPr>
+          <w:rFonts w:ascii="Garamond" w:hAnsi="Garamond"/>
+          <w:sz w:val="36"/>
+          <w:szCs w:val="36"/>
+        </w:rPr>
+        <w:t>### Os inimigos internos - Início</w:t>
+      </w:r>
+    </w:p>
+    <w:p>
+      <w:pPr>
+        <w:pStyle w:val="Normal"/>
+        <w:jc w:val="both"/>
+        <w:rPr>
+          <w:rFonts w:ascii="Garamond" w:hAnsi="Garamond"/>
+          <w:sz w:val="36"/>
+          <w:szCs w:val="36"/>
+        </w:rPr>
+      </w:pPr>
+      <w:r>
         <w:rPr/>
-      </w:pPr>
-      <w:r>
-        <w:rPr>
-          <w:rFonts w:eastAsia="Times New Roman" w:cs="Times New Roman" w:ascii="Garamond" w:hAnsi="Garamond"/>
-          <w:i w:val="false"/>
-          <w:iCs w:val="false"/>
-          <w:color w:val="000000"/>
-          <w:kern w:val="0"/>
-          <w:sz w:val="36"/>
-          <w:szCs w:val="36"/>
-          <w:shd w:fill="auto" w:val="clear"/>
-          <w:lang w:val="en-US" w:eastAsia="zh-CN" w:bidi="hi-IN"/>
-        </w:rPr>
-        <w:t xml:space="preserve">Portanto, é muito melhor que sejamos ofendidos do que ofensores. </w:t>
-      </w:r>
-    </w:p>
-    <w:p>
-      <w:pPr>
-        <w:pStyle w:val="Normal"/>
-        <w:jc w:val="both"/>
-        <w:rPr>
-          <w:rFonts w:ascii="Garamond" w:hAnsi="Garamond"/>
-        </w:rPr>
-      </w:pPr>
-      <w:r>
-        <w:rPr>
-          <w:rFonts w:ascii="Garamond" w:hAnsi="Garamond"/>
-        </w:rPr>
-      </w:r>
-    </w:p>
-    <w:p>
-      <w:pPr>
-        <w:pStyle w:val="Normal"/>
-        <w:jc w:val="both"/>
-        <w:rPr>
-          <w:rFonts w:ascii="Garamond" w:hAnsi="Garamond"/>
-          <w:sz w:val="36"/>
-          <w:szCs w:val="36"/>
-        </w:rPr>
-      </w:pPr>
-      <w:r>
-        <w:rPr>
-          <w:rFonts w:ascii="Garamond" w:hAnsi="Garamond"/>
-          <w:sz w:val="36"/>
-          <w:szCs w:val="36"/>
-        </w:rPr>
-        <w:t>[ Prosseguir desse ponto ]</w:t>
+      </w:r>
+    </w:p>
+    <w:p>
+      <w:pPr>
+        <w:pStyle w:val="Normal"/>
+        <w:jc w:val="both"/>
+        <w:rPr>
+          <w:rFonts w:ascii="Garamond" w:hAnsi="Garamond"/>
+          <w:sz w:val="36"/>
+          <w:szCs w:val="36"/>
+        </w:rPr>
+      </w:pPr>
+      <w:r>
+        <w:rPr>
+          <w:rFonts w:eastAsia="Arial" w:cs="Arial" w:ascii="Garamond" w:hAnsi="Garamond"/>
+          <w:color w:val="auto"/>
+          <w:kern w:val="0"/>
+          <w:sz w:val="36"/>
+          <w:szCs w:val="36"/>
+          <w:lang w:val="en-US" w:eastAsia="zh-CN" w:bidi="hi-IN"/>
+        </w:rPr>
+        <w:t>A</w:t>
+      </w:r>
+      <w:r>
+        <w:rPr>
+          <w:rFonts w:ascii="Garamond" w:hAnsi="Garamond"/>
+          <w:sz w:val="36"/>
+          <w:szCs w:val="36"/>
+        </w:rPr>
+        <w:t xml:space="preserve">té aqui temos </w:t>
+      </w:r>
+      <w:r>
+        <w:rPr>
+          <w:rFonts w:eastAsia="Arial" w:cs="Arial" w:ascii="Garamond" w:hAnsi="Garamond"/>
+          <w:color w:val="auto"/>
+          <w:kern w:val="0"/>
+          <w:sz w:val="36"/>
+          <w:szCs w:val="36"/>
+          <w:lang w:val="en-US" w:eastAsia="zh-CN" w:bidi="hi-IN"/>
+        </w:rPr>
+        <w:t>falado</w:t>
+      </w:r>
+      <w:r>
+        <w:rPr>
+          <w:rFonts w:ascii="Garamond" w:hAnsi="Garamond"/>
+          <w:sz w:val="36"/>
+          <w:szCs w:val="36"/>
+        </w:rPr>
+        <w:t xml:space="preserve"> de inimigos como sendo pessoas ou Espíritos que caminham conosco. Entretanto, precisamos considerá-los sob um outro ponto de vista: </w:t>
+      </w:r>
+      <w:r>
+        <w:rPr>
+          <w:rFonts w:eastAsia="Arial" w:cs="Arial" w:ascii="Garamond" w:hAnsi="Garamond"/>
+          <w:color w:val="auto"/>
+          <w:kern w:val="0"/>
+          <w:sz w:val="36"/>
+          <w:szCs w:val="36"/>
+          <w:lang w:val="en-US" w:eastAsia="zh-CN" w:bidi="hi-IN"/>
+        </w:rPr>
+        <w:t>os inimigos</w:t>
+      </w:r>
+      <w:r>
+        <w:rPr>
+          <w:rFonts w:ascii="Garamond" w:hAnsi="Garamond"/>
+          <w:sz w:val="36"/>
+          <w:szCs w:val="36"/>
+        </w:rPr>
+        <w:t xml:space="preserve"> que carregamos dentro de nós.</w:t>
+      </w:r>
+    </w:p>
+    <w:p>
+      <w:pPr>
+        <w:pStyle w:val="Normal"/>
+        <w:jc w:val="both"/>
+        <w:rPr>
+          <w:rFonts w:ascii="Garamond" w:hAnsi="Garamond"/>
+          <w:sz w:val="36"/>
+          <w:szCs w:val="36"/>
+        </w:rPr>
+      </w:pPr>
+      <w:r>
+        <w:rPr/>
+      </w:r>
+    </w:p>
+    <w:p>
+      <w:pPr>
+        <w:pStyle w:val="Normal"/>
+        <w:jc w:val="both"/>
+        <w:rPr>
+          <w:rFonts w:ascii="Garamond" w:hAnsi="Garamond"/>
+          <w:sz w:val="36"/>
+          <w:szCs w:val="36"/>
+        </w:rPr>
+      </w:pPr>
+      <w:r>
+        <w:rPr>
+          <w:rFonts w:ascii="Garamond" w:hAnsi="Garamond"/>
+          <w:sz w:val="36"/>
+          <w:szCs w:val="36"/>
+        </w:rPr>
+        <w:t xml:space="preserve">No ESE, capítulo XXVIII - </w:t>
+      </w:r>
+      <w:r>
+        <w:rPr>
+          <w:rFonts w:ascii="Garamond" w:hAnsi="Garamond"/>
+          <w:i/>
+          <w:iCs/>
+          <w:sz w:val="36"/>
+          <w:szCs w:val="36"/>
+        </w:rPr>
+        <w:t>Coletânea de preces espíritas</w:t>
+      </w:r>
+      <w:r>
+        <w:rPr>
+          <w:rFonts w:ascii="Garamond" w:hAnsi="Garamond"/>
+          <w:sz w:val="36"/>
+          <w:szCs w:val="36"/>
+        </w:rPr>
+        <w:t xml:space="preserve">, lá na prece para </w:t>
+      </w:r>
+      <w:r>
+        <w:rPr>
+          <w:rFonts w:ascii="Garamond" w:hAnsi="Garamond"/>
+          <w:i/>
+          <w:iCs/>
+          <w:sz w:val="36"/>
+          <w:szCs w:val="36"/>
+        </w:rPr>
+        <w:t>Pedir a corrigenda de um defeito</w:t>
+      </w:r>
+      <w:r>
+        <w:rPr>
+          <w:rFonts w:ascii="Garamond" w:hAnsi="Garamond"/>
+          <w:sz w:val="36"/>
+          <w:szCs w:val="36"/>
+        </w:rPr>
+        <w:t xml:space="preserve"> Kardec </w:t>
+      </w:r>
+      <w:r>
+        <w:rPr>
+          <w:rFonts w:eastAsia="Arial" w:cs="Arial" w:ascii="Garamond" w:hAnsi="Garamond"/>
+          <w:color w:val="auto"/>
+          <w:kern w:val="0"/>
+          <w:sz w:val="36"/>
+          <w:szCs w:val="36"/>
+          <w:lang w:val="en-US" w:eastAsia="zh-CN" w:bidi="hi-IN"/>
+        </w:rPr>
+        <w:t>escreveu</w:t>
+      </w:r>
+      <w:r>
+        <w:rPr>
+          <w:rFonts w:ascii="Garamond" w:hAnsi="Garamond"/>
+          <w:sz w:val="36"/>
+          <w:szCs w:val="36"/>
+        </w:rPr>
+        <w:t>:</w:t>
+      </w:r>
+    </w:p>
+    <w:p>
+      <w:pPr>
+        <w:pStyle w:val="Normal"/>
+        <w:jc w:val="both"/>
+        <w:rPr>
+          <w:rFonts w:ascii="Garamond" w:hAnsi="Garamond"/>
+          <w:sz w:val="36"/>
+          <w:szCs w:val="36"/>
+        </w:rPr>
+      </w:pPr>
+      <w:r>
+        <w:rPr/>
+      </w:r>
+    </w:p>
+    <w:p>
+      <w:pPr>
+        <w:pStyle w:val="Normal"/>
+        <w:ind w:left="720" w:hanging="0"/>
+        <w:jc w:val="both"/>
+        <w:rPr>
+          <w:rFonts w:ascii="Garamond" w:hAnsi="Garamond"/>
+          <w:sz w:val="36"/>
+          <w:szCs w:val="36"/>
+        </w:rPr>
+      </w:pPr>
+      <w:r>
+        <w:rPr>
+          <w:rFonts w:ascii="Garamond" w:hAnsi="Garamond"/>
+          <w:i/>
+          <w:iCs/>
+          <w:sz w:val="36"/>
+          <w:szCs w:val="36"/>
+        </w:rPr>
+        <w:t>Os defeitos são barreiras que nos separam de Deus e cada um que eu suprima será um passo dado na senda do progresso que dele me há de aproximar.</w:t>
+      </w:r>
+      <w:r>
+        <w:rPr>
+          <w:rFonts w:ascii="Garamond" w:hAnsi="Garamond"/>
+          <w:sz w:val="36"/>
+          <w:szCs w:val="36"/>
+        </w:rPr>
+        <w:t xml:space="preserve"> </w:t>
+      </w:r>
+    </w:p>
+    <w:p>
+      <w:pPr>
+        <w:pStyle w:val="Normal"/>
+        <w:jc w:val="both"/>
+        <w:rPr>
+          <w:rFonts w:ascii="Garamond" w:hAnsi="Garamond"/>
+          <w:sz w:val="36"/>
+          <w:szCs w:val="36"/>
+        </w:rPr>
+      </w:pPr>
+      <w:r>
+        <w:rPr/>
+      </w:r>
+    </w:p>
+    <w:p>
+      <w:pPr>
+        <w:pStyle w:val="Normal"/>
+        <w:jc w:val="both"/>
+        <w:rPr>
+          <w:rFonts w:ascii="Garamond" w:hAnsi="Garamond" w:eastAsia="Arial" w:cs="Arial"/>
+          <w:color w:val="auto"/>
+          <w:kern w:val="0"/>
+          <w:sz w:val="36"/>
+          <w:szCs w:val="36"/>
+          <w:lang w:val="en-US" w:eastAsia="zh-CN" w:bidi="hi-IN"/>
+        </w:rPr>
+      </w:pPr>
+      <w:r>
+        <w:rPr>
+          <w:rFonts w:eastAsia="Arial" w:cs="Arial" w:ascii="Garamond" w:hAnsi="Garamond"/>
+          <w:color w:val="auto"/>
+          <w:kern w:val="0"/>
+          <w:sz w:val="36"/>
+          <w:szCs w:val="36"/>
+          <w:lang w:val="en-US" w:eastAsia="zh-CN" w:bidi="hi-IN"/>
+        </w:rPr>
+        <w:t>Orgulho, egoísmo, inveja, vaidade, impaciência, entre outros, são obstáculos que  trabalham contra o nosso progresso moral e contra nossa felicidade. Portanto, são também nossos inimigos.</w:t>
+      </w:r>
+    </w:p>
+    <w:p>
+      <w:pPr>
+        <w:pStyle w:val="Normal"/>
+        <w:jc w:val="both"/>
+        <w:rPr>
+          <w:rFonts w:ascii="Garamond" w:hAnsi="Garamond" w:eastAsia="Arial" w:cs="Arial"/>
+          <w:color w:val="auto"/>
+          <w:kern w:val="0"/>
+          <w:sz w:val="36"/>
+          <w:szCs w:val="36"/>
+          <w:lang w:val="en-US" w:eastAsia="zh-CN" w:bidi="hi-IN"/>
+        </w:rPr>
+      </w:pPr>
+      <w:r>
+        <w:rPr>
+          <w:rFonts w:eastAsia="Arial" w:cs="Arial" w:ascii="Garamond" w:hAnsi="Garamond"/>
+          <w:color w:val="auto"/>
+          <w:kern w:val="0"/>
+          <w:sz w:val="36"/>
+          <w:szCs w:val="36"/>
+          <w:lang w:val="en-US" w:eastAsia="zh-CN" w:bidi="hi-IN"/>
+        </w:rPr>
+      </w:r>
+    </w:p>
+    <w:p>
+      <w:pPr>
+        <w:pStyle w:val="Normal"/>
+        <w:jc w:val="both"/>
+        <w:rPr>
+          <w:rFonts w:ascii="Garamond" w:hAnsi="Garamond"/>
+          <w:sz w:val="36"/>
+          <w:szCs w:val="36"/>
+        </w:rPr>
+      </w:pPr>
+      <w:r>
+        <w:rPr>
+          <w:rFonts w:ascii="Garamond" w:hAnsi="Garamond"/>
+          <w:sz w:val="36"/>
+          <w:szCs w:val="36"/>
+        </w:rPr>
+        <w:t>E dentro dessa interpretação, o "</w:t>
+      </w:r>
+      <w:r>
+        <w:rPr>
+          <w:rFonts w:eastAsia="Arial" w:cs="Arial" w:ascii="Garamond" w:hAnsi="Garamond"/>
+          <w:color w:val="auto"/>
+          <w:kern w:val="0"/>
+          <w:sz w:val="36"/>
+          <w:szCs w:val="36"/>
+          <w:lang w:val="en-US" w:eastAsia="zh-CN" w:bidi="hi-IN"/>
+        </w:rPr>
+        <w:t>amor aos</w:t>
+      </w:r>
+      <w:r>
+        <w:rPr>
+          <w:rFonts w:ascii="Garamond" w:hAnsi="Garamond"/>
+          <w:sz w:val="36"/>
+          <w:szCs w:val="36"/>
+        </w:rPr>
+        <w:t xml:space="preserve"> inimigos" ganha uma outra conotação. </w:t>
+      </w:r>
+    </w:p>
+    <w:p>
+      <w:pPr>
+        <w:pStyle w:val="Normal"/>
+        <w:jc w:val="both"/>
+        <w:rPr>
+          <w:rFonts w:ascii="Garamond" w:hAnsi="Garamond"/>
+          <w:sz w:val="36"/>
+          <w:szCs w:val="36"/>
+        </w:rPr>
+      </w:pPr>
+      <w:r>
+        <w:rPr/>
+      </w:r>
+    </w:p>
+    <w:p>
+      <w:pPr>
+        <w:pStyle w:val="Normal"/>
+        <w:jc w:val="both"/>
+        <w:rPr>
+          <w:rFonts w:ascii="Garamond" w:hAnsi="Garamond"/>
+          <w:sz w:val="36"/>
+          <w:szCs w:val="36"/>
+        </w:rPr>
+      </w:pPr>
+      <w:r>
+        <w:rPr>
+          <w:rFonts w:ascii="Garamond" w:hAnsi="Garamond"/>
+          <w:sz w:val="36"/>
+          <w:szCs w:val="36"/>
+        </w:rPr>
+        <w:t>Precisamos saber lidar com nossas imperfeições com serenidade e equilíbrio.</w:t>
+      </w:r>
+    </w:p>
+    <w:p>
+      <w:pPr>
+        <w:pStyle w:val="Normal"/>
+        <w:jc w:val="both"/>
+        <w:rPr>
+          <w:rFonts w:ascii="Garamond" w:hAnsi="Garamond"/>
+          <w:sz w:val="36"/>
+          <w:szCs w:val="36"/>
+        </w:rPr>
+      </w:pPr>
+      <w:r>
+        <w:rPr>
+          <w:rFonts w:eastAsia="Arial" w:cs="Arial" w:ascii="Garamond" w:hAnsi="Garamond"/>
+          <w:color w:val="auto"/>
+          <w:kern w:val="0"/>
+          <w:sz w:val="36"/>
+          <w:szCs w:val="36"/>
+          <w:lang w:val="en-US" w:eastAsia="zh-CN" w:bidi="hi-IN"/>
+        </w:rPr>
+        <w:t xml:space="preserve">Não se trata de permitir que </w:t>
+      </w:r>
+      <w:r>
+        <w:rPr>
+          <w:rFonts w:ascii="Garamond" w:hAnsi="Garamond"/>
+          <w:sz w:val="36"/>
+          <w:szCs w:val="36"/>
+        </w:rPr>
+        <w:t>essas tendências nos dominem sem fazer nenhum esforço para contê-las, mas, sim, de não alimentarmos rejeição a nós mesmos</w:t>
+      </w:r>
+      <w:r>
+        <w:rPr>
+          <w:rFonts w:eastAsia="Arial" w:cs="Arial" w:ascii="Garamond" w:hAnsi="Garamond"/>
+          <w:color w:val="auto"/>
+          <w:kern w:val="0"/>
+          <w:sz w:val="36"/>
+          <w:szCs w:val="36"/>
+          <w:lang w:val="en-US" w:eastAsia="zh-CN" w:bidi="hi-IN"/>
+        </w:rPr>
+        <w:t xml:space="preserve"> por</w:t>
+      </w:r>
+      <w:r>
+        <w:rPr>
+          <w:rFonts w:ascii="Garamond" w:hAnsi="Garamond"/>
+          <w:sz w:val="36"/>
+          <w:szCs w:val="36"/>
+        </w:rPr>
+        <w:t xml:space="preserve"> aquilo que ainda somos.</w:t>
+      </w:r>
+    </w:p>
+    <w:p>
+      <w:pPr>
+        <w:pStyle w:val="Normal"/>
+        <w:jc w:val="both"/>
+        <w:rPr>
+          <w:rFonts w:ascii="Garamond" w:hAnsi="Garamond"/>
+          <w:sz w:val="36"/>
+          <w:szCs w:val="36"/>
+        </w:rPr>
+      </w:pPr>
+      <w:r>
+        <w:rPr/>
+      </w:r>
+    </w:p>
+    <w:p>
+      <w:pPr>
+        <w:pStyle w:val="Normal"/>
+        <w:jc w:val="both"/>
+        <w:rPr>
+          <w:rFonts w:ascii="Garamond" w:hAnsi="Garamond"/>
+          <w:sz w:val="36"/>
+          <w:szCs w:val="36"/>
+        </w:rPr>
+      </w:pPr>
+      <w:r>
+        <w:rPr>
+          <w:rFonts w:eastAsia="Arial" w:cs="Arial" w:ascii="Garamond" w:hAnsi="Garamond"/>
+          <w:color w:val="auto"/>
+          <w:kern w:val="0"/>
+          <w:sz w:val="36"/>
+          <w:szCs w:val="36"/>
+          <w:lang w:val="en-US" w:eastAsia="zh-CN" w:bidi="hi-IN"/>
+        </w:rPr>
+        <w:t>Quando reconhecemos</w:t>
+      </w:r>
+      <w:r>
+        <w:rPr>
+          <w:rFonts w:ascii="Garamond" w:hAnsi="Garamond"/>
+          <w:sz w:val="36"/>
+          <w:szCs w:val="36"/>
+        </w:rPr>
+        <w:t xml:space="preserve"> com serenidade </w:t>
+      </w:r>
+      <w:r>
+        <w:rPr>
+          <w:rFonts w:eastAsia="Arial" w:cs="Arial" w:ascii="Garamond" w:hAnsi="Garamond"/>
+          <w:color w:val="auto"/>
+          <w:kern w:val="0"/>
+          <w:sz w:val="36"/>
+          <w:szCs w:val="36"/>
+          <w:lang w:val="en-US" w:eastAsia="zh-CN" w:bidi="hi-IN"/>
+        </w:rPr>
+        <w:t>nossas imperfeições,</w:t>
+      </w:r>
+      <w:r>
+        <w:rPr>
+          <w:rFonts w:ascii="Garamond" w:hAnsi="Garamond"/>
+          <w:sz w:val="36"/>
+          <w:szCs w:val="36"/>
+        </w:rPr>
+        <w:t xml:space="preserve"> conseguimos </w:t>
+      </w:r>
+      <w:r>
+        <w:rPr>
+          <w:rFonts w:ascii="Garamond" w:hAnsi="Garamond"/>
+          <w:sz w:val="36"/>
+          <w:szCs w:val="36"/>
+        </w:rPr>
+        <w:t xml:space="preserve">compreender melhor </w:t>
+      </w:r>
+      <w:r>
+        <w:rPr>
+          <w:rFonts w:ascii="Garamond" w:hAnsi="Garamond"/>
+          <w:sz w:val="36"/>
+          <w:szCs w:val="36"/>
+        </w:rPr>
+        <w:t xml:space="preserve">suas causas e trabalhar </w:t>
+      </w:r>
+      <w:r>
+        <w:rPr>
+          <w:rFonts w:eastAsia="Arial" w:cs="Arial" w:ascii="Garamond" w:hAnsi="Garamond"/>
+          <w:color w:val="auto"/>
+          <w:kern w:val="0"/>
+          <w:sz w:val="36"/>
+          <w:szCs w:val="36"/>
+          <w:lang w:val="en-US" w:eastAsia="zh-CN" w:bidi="hi-IN"/>
+        </w:rPr>
+        <w:t>para resolvê-l</w:t>
+      </w:r>
+      <w:r>
+        <w:rPr>
+          <w:rFonts w:eastAsia="Arial" w:cs="Arial" w:ascii="Garamond" w:hAnsi="Garamond"/>
+          <w:color w:val="auto"/>
+          <w:kern w:val="0"/>
+          <w:sz w:val="36"/>
+          <w:szCs w:val="36"/>
+          <w:lang w:val="en-US" w:eastAsia="zh-CN" w:bidi="hi-IN"/>
+        </w:rPr>
+        <w:t>a</w:t>
+      </w:r>
+      <w:r>
+        <w:rPr>
+          <w:rFonts w:eastAsia="Arial" w:cs="Arial" w:ascii="Garamond" w:hAnsi="Garamond"/>
+          <w:color w:val="auto"/>
+          <w:kern w:val="0"/>
+          <w:sz w:val="36"/>
+          <w:szCs w:val="36"/>
+          <w:lang w:val="en-US" w:eastAsia="zh-CN" w:bidi="hi-IN"/>
+        </w:rPr>
+        <w:t>s</w:t>
+      </w:r>
+      <w:r>
+        <w:rPr>
+          <w:rFonts w:ascii="Garamond" w:hAnsi="Garamond"/>
+          <w:sz w:val="36"/>
+          <w:szCs w:val="36"/>
+        </w:rPr>
+        <w:t>.</w:t>
+      </w:r>
+    </w:p>
+    <w:p>
+      <w:pPr>
+        <w:pStyle w:val="Normal"/>
+        <w:jc w:val="both"/>
+        <w:rPr>
+          <w:rFonts w:ascii="Garamond" w:hAnsi="Garamond"/>
+          <w:sz w:val="36"/>
+          <w:szCs w:val="36"/>
+        </w:rPr>
+      </w:pPr>
+      <w:r>
+        <w:rPr/>
+      </w:r>
+    </w:p>
+    <w:p>
+      <w:pPr>
+        <w:pStyle w:val="Normal"/>
+        <w:jc w:val="both"/>
+        <w:rPr>
+          <w:rFonts w:ascii="Garamond" w:hAnsi="Garamond"/>
+          <w:sz w:val="36"/>
+          <w:szCs w:val="36"/>
+        </w:rPr>
+      </w:pPr>
+      <w:r>
+        <w:rPr>
+          <w:rFonts w:ascii="Garamond" w:hAnsi="Garamond"/>
+          <w:sz w:val="36"/>
+          <w:szCs w:val="36"/>
+        </w:rPr>
+        <w:t>Aceitar que ainda somos imperfeitos não significa aceitar a imperfeição como destino.</w:t>
+      </w:r>
+      <w:r>
+        <w:rPr>
+          <w:rFonts w:ascii="Garamond" w:hAnsi="Garamond"/>
+          <w:sz w:val="36"/>
+          <w:szCs w:val="36"/>
+        </w:rPr>
+        <w:t xml:space="preserve"> Não podemos nos apoiar nisso para justificar nossa falta de esforços para nos melhorarmos.</w:t>
+      </w:r>
+    </w:p>
+    <w:p>
+      <w:pPr>
+        <w:pStyle w:val="Normal"/>
+        <w:jc w:val="both"/>
+        <w:rPr>
+          <w:rFonts w:ascii="Garamond" w:hAnsi="Garamond"/>
+          <w:sz w:val="36"/>
+          <w:szCs w:val="36"/>
+        </w:rPr>
+      </w:pPr>
+      <w:r>
+        <w:rPr/>
+      </w:r>
+    </w:p>
+    <w:p>
+      <w:pPr>
+        <w:pStyle w:val="Normal"/>
+        <w:jc w:val="both"/>
+        <w:rPr>
+          <w:rFonts w:ascii="Garamond" w:hAnsi="Garamond"/>
+          <w:sz w:val="36"/>
+          <w:szCs w:val="36"/>
+        </w:rPr>
+      </w:pPr>
+      <w:r>
+        <w:rPr>
+          <w:rFonts w:ascii="Garamond" w:hAnsi="Garamond"/>
+          <w:sz w:val="36"/>
+          <w:szCs w:val="36"/>
+        </w:rPr>
+        <w:t>[</w:t>
+      </w:r>
+      <w:r>
+        <w:rPr>
+          <w:rFonts w:ascii="Garamond" w:hAnsi="Garamond"/>
+          <w:sz w:val="36"/>
+          <w:szCs w:val="36"/>
+        </w:rPr>
+        <w:t xml:space="preserve"> Continuar desse ponto ]</w:t>
+      </w:r>
+    </w:p>
+    <w:p>
+      <w:pPr>
+        <w:pStyle w:val="Normal"/>
+        <w:jc w:val="both"/>
+        <w:rPr>
+          <w:rFonts w:ascii="Garamond" w:hAnsi="Garamond"/>
+          <w:sz w:val="36"/>
+          <w:szCs w:val="36"/>
+        </w:rPr>
+      </w:pPr>
+      <w:r>
+        <w:rPr/>
+      </w:r>
+    </w:p>
+    <w:p>
+      <w:pPr>
+        <w:pStyle w:val="Normal"/>
+        <w:jc w:val="both"/>
+        <w:rPr>
+          <w:rFonts w:ascii="Garamond" w:hAnsi="Garamond"/>
+          <w:sz w:val="36"/>
+          <w:szCs w:val="36"/>
+        </w:rPr>
+      </w:pPr>
+      <w:r>
+        <w:rPr>
+          <w:rFonts w:eastAsia="Arial" w:cs="Arial" w:ascii="Garamond" w:hAnsi="Garamond"/>
+          <w:color w:val="auto"/>
+          <w:kern w:val="0"/>
+          <w:sz w:val="36"/>
+          <w:szCs w:val="36"/>
+          <w:lang w:val="en-US" w:eastAsia="zh-CN" w:bidi="hi-IN"/>
+        </w:rPr>
+        <w:t>Kardec</w:t>
+      </w:r>
+      <w:r>
+        <w:rPr>
+          <w:rFonts w:ascii="Garamond" w:hAnsi="Garamond"/>
+          <w:sz w:val="36"/>
+          <w:szCs w:val="36"/>
+        </w:rPr>
+        <w:t xml:space="preserve"> diz que o homem de bem “estuda suas próprias imperfeições e trabalha incessantemente em combatê-las”. Ou seja, há simultaneamente lucidez sobre aquilo que somos e esforço para aquilo que queremos nos tornar.</w:t>
+      </w:r>
+    </w:p>
+    <w:p>
+      <w:pPr>
+        <w:pStyle w:val="Normal"/>
+        <w:jc w:val="both"/>
+        <w:rPr>
+          <w:rFonts w:ascii="Garamond" w:hAnsi="Garamond"/>
+          <w:sz w:val="36"/>
+          <w:szCs w:val="36"/>
+        </w:rPr>
+      </w:pPr>
+      <w:r>
+        <w:rPr/>
+      </w:r>
+    </w:p>
+    <w:p>
+      <w:pPr>
+        <w:pStyle w:val="Normal"/>
+        <w:jc w:val="both"/>
+        <w:rPr>
+          <w:rFonts w:ascii="Garamond" w:hAnsi="Garamond"/>
+          <w:sz w:val="36"/>
+          <w:szCs w:val="36"/>
+        </w:rPr>
+      </w:pPr>
+      <w:r>
+        <w:rPr>
+          <w:rFonts w:ascii="Garamond" w:hAnsi="Garamond"/>
+          <w:sz w:val="36"/>
+          <w:szCs w:val="36"/>
+        </w:rPr>
+        <w:t>Não precisamos odiar aquilo que ainda precisamos transformar.</w:t>
+      </w:r>
+    </w:p>
+    <w:p>
+      <w:pPr>
+        <w:pStyle w:val="Normal"/>
+        <w:jc w:val="both"/>
+        <w:rPr>
+          <w:rFonts w:ascii="Garamond" w:hAnsi="Garamond"/>
+          <w:sz w:val="36"/>
+          <w:szCs w:val="36"/>
+        </w:rPr>
+      </w:pPr>
+      <w:r>
+        <w:rPr/>
+      </w:r>
+    </w:p>
+    <w:p>
+      <w:pPr>
+        <w:pStyle w:val="Normal"/>
+        <w:jc w:val="both"/>
+        <w:rPr>
+          <w:rFonts w:ascii="Garamond" w:hAnsi="Garamond"/>
+          <w:sz w:val="36"/>
+          <w:szCs w:val="36"/>
+        </w:rPr>
+      </w:pPr>
+      <w:r>
+        <w:rPr>
+          <w:rFonts w:ascii="Garamond" w:hAnsi="Garamond"/>
+          <w:sz w:val="36"/>
+          <w:szCs w:val="36"/>
+        </w:rPr>
+        <w:t>Porque, se eu odeio minha própria imperfeição, posso acabar gastando energia tentando negá-la, escondê-la ou me culpando por possuí-la. Se eu a reconheço com serenidade, posso observá-la. E aquilo que consigo observar, começo a compreender. Aquilo que compreendo, posso começar a modificar.</w:t>
+      </w:r>
+    </w:p>
+    <w:p>
+      <w:pPr>
+        <w:pStyle w:val="Normal"/>
+        <w:jc w:val="both"/>
+        <w:rPr>
+          <w:rFonts w:ascii="Garamond" w:hAnsi="Garamond"/>
+          <w:sz w:val="36"/>
+          <w:szCs w:val="36"/>
+        </w:rPr>
+      </w:pPr>
+      <w:r>
+        <w:rPr/>
+      </w:r>
+    </w:p>
+    <w:p>
+      <w:pPr>
+        <w:pStyle w:val="Normal"/>
+        <w:jc w:val="both"/>
+        <w:rPr>
+          <w:rFonts w:ascii="Garamond" w:hAnsi="Garamond"/>
+          <w:sz w:val="36"/>
+          <w:szCs w:val="36"/>
+        </w:rPr>
+      </w:pPr>
+      <w:r>
+        <w:rPr>
+          <w:rFonts w:ascii="Garamond" w:hAnsi="Garamond"/>
+          <w:sz w:val="36"/>
+          <w:szCs w:val="36"/>
+        </w:rPr>
+        <w:t>Isso também fecha um círculo muito interessante com o que você já desenvolveu sobre amar os inimigos: primeiro você amplia a noção de inimigo — de alguém que está fora para algo que também pode existir dentro de nós — e depois mostra que o amor, inclusive por nós mesmos, não é complacência com o erro; é a disposição de transformar sem ódio, sem vingança e sem desespero.</w:t>
+      </w:r>
+    </w:p>
+    <w:p>
+      <w:pPr>
+        <w:pStyle w:val="Normal"/>
+        <w:jc w:val="both"/>
+        <w:rPr>
+          <w:rFonts w:ascii="Garamond" w:hAnsi="Garamond"/>
+          <w:sz w:val="36"/>
+          <w:szCs w:val="36"/>
+        </w:rPr>
+      </w:pPr>
+      <w:r>
+        <w:rPr>
+          <w:rFonts w:ascii="Garamond" w:hAnsi="Garamond"/>
+          <w:sz w:val="36"/>
+          <w:szCs w:val="36"/>
+        </w:rPr>
+        <w:t>### Os inimigos internos - Término</w:t>
       </w:r>
     </w:p>
     <w:p>
@@ -9468,7 +9752,7 @@
         <w:bCs/>
         <w:rFonts w:ascii="Garamond" w:hAnsi="Garamond"/>
       </w:rPr>
-      <w:t>40</w:t>
+      <w:t>43</w:t>
     </w:r>
     <w:r>
       <w:rPr>

--- a/Amor aos inimigos/Amor aos inimigos.docx
+++ b/Amor aos inimigos/Amor aos inimigos.docx
@@ -877,45 +877,17 @@
         </w:rPr>
         <w:t>Dentre os ensinamentos que tem sido interpretados dessa maneira por nós está o “Amai os vossos inimigos”, que é justamente nosso tema de hoje.</w:t>
       </w:r>
-    </w:p>
-    <w:p>
-      <w:pPr>
-        <w:pStyle w:val="Normal"/>
-        <w:jc w:val="both"/>
-        <w:rPr>
-          <w:rFonts w:ascii="Garamond" w:hAnsi="Garamond" w:eastAsia="Times New Roman" w:cs="Times New Roman"/>
-          <w:color w:val="000000"/>
-          <w:kern w:val="0"/>
-          <w:sz w:val="36"/>
-          <w:szCs w:val="36"/>
-          <w:shd w:fill="auto" w:val="clear"/>
-          <w:lang w:val="en-US" w:eastAsia="zh-CN" w:bidi="hi-IN"/>
-        </w:rPr>
-      </w:pPr>
-      <w:r>
-        <w:rPr>
-          <w:rFonts w:eastAsia="Times New Roman" w:cs="Times New Roman" w:ascii="Garamond" w:hAnsi="Garamond"/>
-          <w:color w:val="000000"/>
-          <w:kern w:val="0"/>
-          <w:sz w:val="36"/>
-          <w:szCs w:val="36"/>
-          <w:shd w:fill="auto" w:val="clear"/>
-          <w:lang w:val="en-US" w:eastAsia="zh-CN" w:bidi="hi-IN"/>
-        </w:rPr>
-      </w:r>
-    </w:p>
-    <w:p>
-      <w:pPr>
-        <w:pStyle w:val="Normal"/>
-        <w:jc w:val="both"/>
-        <w:rPr>
-          <w:rFonts w:ascii="Garamond" w:hAnsi="Garamond" w:eastAsia="Times New Roman" w:cs="Times New Roman"/>
-          <w:color w:val="000000"/>
-          <w:kern w:val="0"/>
-          <w:sz w:val="36"/>
-          <w:szCs w:val="36"/>
-          <w:shd w:fill="auto" w:val="clear"/>
-          <w:lang w:val="en-US" w:eastAsia="zh-CN" w:bidi="hi-IN"/>
+      <w:r>
+        <w:br w:type="page"/>
+      </w:r>
+    </w:p>
+    <w:p>
+      <w:pPr>
+        <w:pStyle w:val="TextBody"/>
+        <w:jc w:val="both"/>
+        <w:rPr>
+          <w:sz w:val="36"/>
+          <w:szCs w:val="36"/>
         </w:rPr>
       </w:pPr>
       <w:r>
@@ -1194,6 +1166,9 @@
         </w:rPr>
         <w:t>Onde não há confiança não há simpatia. Portanto, a presença de um inimigo não é agradável.</w:t>
       </w:r>
+      <w:r>
+        <w:br w:type="page"/>
+      </w:r>
     </w:p>
     <w:p>
       <w:pPr>
@@ -1219,6 +1194,7 @@
           <w:shd w:fill="auto" w:val="clear"/>
           <w:lang w:val="en-US" w:eastAsia="zh-CN" w:bidi="hi-IN"/>
         </w:rPr>
+        <w:t>Kardec diz que não podemos tomar o amor aos inimigos como sendo exatamente o amor aos amigos.</w:t>
       </w:r>
     </w:p>
     <w:p>
@@ -1245,7 +1221,6 @@
           <w:shd w:fill="auto" w:val="clear"/>
           <w:lang w:val="en-US" w:eastAsia="zh-CN" w:bidi="hi-IN"/>
         </w:rPr>
-        <w:t>Kardec diz que não podemos tomar o amor aos inimigos como sendo exatamente o amor aos amigos.</w:t>
       </w:r>
     </w:p>
     <w:p>
@@ -1272,6 +1247,7 @@
           <w:shd w:fill="auto" w:val="clear"/>
           <w:lang w:val="en-US" w:eastAsia="zh-CN" w:bidi="hi-IN"/>
         </w:rPr>
+        <w:t>Amar aos inimigos é não guardar rancor e nem alimentar desejo de vingança contra eles; é perdoá-los pelo mal que nos fazem, sem segundas intenções.</w:t>
       </w:r>
     </w:p>
     <w:p>
@@ -1298,7 +1274,6 @@
           <w:shd w:fill="auto" w:val="clear"/>
           <w:lang w:val="en-US" w:eastAsia="zh-CN" w:bidi="hi-IN"/>
         </w:rPr>
-        <w:t>Amar aos inimigos é não guardar rancor e nem alimentar desejo de vingança contra eles; é perdoá-los pelo mal que nos fazem, sem segundas intenções.</w:t>
       </w:r>
     </w:p>
     <w:p>
@@ -1325,6 +1300,7 @@
           <w:shd w:fill="auto" w:val="clear"/>
           <w:lang w:val="en-US" w:eastAsia="zh-CN" w:bidi="hi-IN"/>
         </w:rPr>
+        <w:t>Se surgir oportunidade de reconciliação com eles, que o façamos. É desejar a eles o bem em vez do mal. E se pudermos ajudá-los, ajudemos sem humilhar.</w:t>
       </w:r>
     </w:p>
     <w:p>
@@ -1351,7 +1327,6 @@
           <w:shd w:fill="auto" w:val="clear"/>
           <w:lang w:val="en-US" w:eastAsia="zh-CN" w:bidi="hi-IN"/>
         </w:rPr>
-        <w:t>Se surgir oportunidade de reconciliação com eles, que o façamos. É desejar a eles o bem em vez do mal. E se pudermos ajudá-los, ajudemos sem humilhar.</w:t>
       </w:r>
     </w:p>
     <w:p>
@@ -1378,6 +1353,7 @@
           <w:shd w:fill="auto" w:val="clear"/>
           <w:lang w:val="en-US" w:eastAsia="zh-CN" w:bidi="hi-IN"/>
         </w:rPr>
+        <w:t>Isso é o que Jesus quis dizer quando nos recomendou amar aos inimigos. E, sejamos sinceros: é algo que podemos fazer, é algo que está ao nosso alcance, se não na totalidade, pelo menos em parte.</w:t>
       </w:r>
     </w:p>
     <w:p>
@@ -1404,7 +1380,6 @@
           <w:shd w:fill="auto" w:val="clear"/>
           <w:lang w:val="en-US" w:eastAsia="zh-CN" w:bidi="hi-IN"/>
         </w:rPr>
-        <w:t>Isso é o que Jesus quis dizer quando nos recomendou amar aos inimigos. E, sejamos sinceros: é algo que podemos fazer, é algo que está ao nosso alcance, se não na totalidade, pelo menos em parte.</w:t>
       </w:r>
     </w:p>
     <w:p>
@@ -1431,6 +1406,7 @@
           <w:shd w:fill="auto" w:val="clear"/>
           <w:lang w:val="en-US" w:eastAsia="zh-CN" w:bidi="hi-IN"/>
         </w:rPr>
+        <w:t>É dentro dessa proposta que vamos conduzir nossas reflexões aqui hoje.</w:t>
       </w:r>
     </w:p>
     <w:p>
@@ -1457,55 +1433,28 @@
           <w:shd w:fill="auto" w:val="clear"/>
           <w:lang w:val="en-US" w:eastAsia="zh-CN" w:bidi="hi-IN"/>
         </w:rPr>
-        <w:t>É dentro dessa proposta que vamos conduzir nossas reflexões aqui hoje.</w:t>
-      </w:r>
-    </w:p>
-    <w:p>
-      <w:pPr>
-        <w:pStyle w:val="Normal"/>
-        <w:jc w:val="both"/>
-        <w:rPr>
-          <w:rFonts w:ascii="Garamond" w:hAnsi="Garamond" w:eastAsia="Times New Roman" w:cs="Times New Roman"/>
-          <w:color w:val="000000"/>
-          <w:kern w:val="0"/>
-          <w:sz w:val="36"/>
-          <w:szCs w:val="36"/>
-          <w:shd w:fill="auto" w:val="clear"/>
-          <w:lang w:val="en-US" w:eastAsia="zh-CN" w:bidi="hi-IN"/>
-        </w:rPr>
-      </w:pPr>
-      <w:r>
-        <w:rPr>
-          <w:rFonts w:eastAsia="Times New Roman" w:cs="Times New Roman" w:ascii="Garamond" w:hAnsi="Garamond"/>
-          <w:color w:val="000000"/>
-          <w:kern w:val="0"/>
-          <w:sz w:val="36"/>
-          <w:szCs w:val="36"/>
-          <w:shd w:fill="auto" w:val="clear"/>
-          <w:lang w:val="en-US" w:eastAsia="zh-CN" w:bidi="hi-IN"/>
-        </w:rPr>
-      </w:r>
-    </w:p>
-    <w:p>
-      <w:pPr>
-        <w:pStyle w:val="Normal"/>
-        <w:jc w:val="both"/>
-        <w:rPr>
-          <w:sz w:val="36"/>
-          <w:szCs w:val="36"/>
-        </w:rPr>
-      </w:pPr>
-      <w:r>
-        <w:rPr>
-          <w:rFonts w:eastAsia="Times New Roman" w:cs="Times New Roman" w:ascii="Garamond" w:hAnsi="Garamond"/>
-          <w:color w:val="000000"/>
-          <w:kern w:val="0"/>
-          <w:sz w:val="36"/>
-          <w:szCs w:val="36"/>
-          <w:shd w:fill="auto" w:val="clear"/>
-          <w:lang w:val="en-US" w:eastAsia="zh-CN" w:bidi="hi-IN"/>
-        </w:rPr>
-        <w:t xml:space="preserve">Vamos então iniciar lendo a passagem evangélica na qual Jesus nos fala sobre o amor aos inimigos. </w:t>
+      </w:r>
+    </w:p>
+    <w:p>
+      <w:pPr>
+        <w:pStyle w:val="Normal"/>
+        <w:jc w:val="both"/>
+        <w:rPr>
+          <w:sz w:val="36"/>
+          <w:szCs w:val="36"/>
+        </w:rPr>
+      </w:pPr>
+      <w:r>
+        <w:rPr>
+          <w:rFonts w:eastAsia="Times New Roman" w:cs="Times New Roman" w:ascii="Garamond" w:hAnsi="Garamond"/>
+          <w:color w:val="000000"/>
+          <w:kern w:val="0"/>
+          <w:sz w:val="36"/>
+          <w:szCs w:val="36"/>
+          <w:shd w:fill="auto" w:val="clear"/>
+          <w:lang w:val="en-US" w:eastAsia="zh-CN" w:bidi="hi-IN"/>
+        </w:rPr>
+        <w:t>Vamos então iniciar lendo a passagem evangélica na qual Jesus nos fala sobre o amor aos inimigos.</w:t>
       </w:r>
       <w:r>
         <w:br w:type="page"/>
@@ -3491,20 +3440,10 @@
         <w:ind w:left="0" w:hanging="0"/>
         <w:jc w:val="both"/>
         <w:rPr>
-          <w:shd w:fill="auto" w:val="clear"/>
-        </w:rPr>
-      </w:pPr>
-      <w:r>
-        <w:rPr>
-          <w:shd w:fill="auto" w:val="clear"/>
-        </w:rPr>
-      </w:r>
-    </w:p>
-    <w:p>
-      <w:pPr>
-        <w:pStyle w:val="Normal"/>
-        <w:jc w:val="both"/>
-        <w:rPr>
+          <w:rFonts w:ascii="Garamond" w:hAnsi="Garamond"/>
+          <w:i w:val="false"/>
+          <w:i w:val="false"/>
+          <w:iCs w:val="false"/>
           <w:sz w:val="36"/>
           <w:szCs w:val="36"/>
         </w:rPr>
@@ -4371,21 +4310,42 @@
         </w:rPr>
         <w:t>Justamente por trazer consigo a lei de Deus, nossa consciência costuma ser implacável conosco. Ela conhece nossos pensamentos, sentimentos e desejos mais íntimos. Não há como mentir para ela.</w:t>
       </w:r>
-    </w:p>
-    <w:p>
-      <w:pPr>
-        <w:pStyle w:val="Normal"/>
-        <w:jc w:val="both"/>
-        <w:rPr>
-          <w:sz w:val="36"/>
-          <w:szCs w:val="36"/>
-        </w:rPr>
-      </w:pPr>
-      <w:r>
-        <w:rPr>
-          <w:sz w:val="36"/>
-          <w:szCs w:val="36"/>
-        </w:rPr>
+      <w:r>
+        <w:br w:type="page"/>
+      </w:r>
+    </w:p>
+    <w:p>
+      <w:pPr>
+        <w:pStyle w:val="Normal"/>
+        <w:jc w:val="both"/>
+        <w:rPr>
+          <w:sz w:val="36"/>
+          <w:szCs w:val="36"/>
+        </w:rPr>
+      </w:pPr>
+      <w:r>
+        <w:rPr>
+          <w:rFonts w:eastAsia="Arial" w:cs="Arial" w:ascii="Garamond" w:hAnsi="Garamond"/>
+          <w:color w:val="auto"/>
+          <w:kern w:val="0"/>
+          <w:sz w:val="36"/>
+          <w:szCs w:val="36"/>
+          <w:lang w:val="en-US" w:eastAsia="zh-CN" w:bidi="hi-IN"/>
+        </w:rPr>
+        <w:t>Há ocasiões em nossas vidas em que, diante de um conflito, todos à nossa volta nos apoiam, afirmam que estávamos certos, mas nossa consciência diz o contrário.</w:t>
+      </w:r>
+    </w:p>
+    <w:p>
+      <w:pPr>
+        <w:pStyle w:val="Normal"/>
+        <w:jc w:val="both"/>
+        <w:rPr>
+          <w:sz w:val="36"/>
+          <w:szCs w:val="36"/>
+        </w:rPr>
+      </w:pPr>
+      <w:r>
+        <w:rPr/>
       </w:r>
     </w:p>
     <w:p>
@@ -4410,7 +4370,7 @@
           <w:szCs w:val="36"/>
           <w:lang w:val="en-US" w:eastAsia="zh-CN" w:bidi="hi-IN"/>
         </w:rPr>
-        <w:t xml:space="preserve">Há ocasiões em nossas vidas em que, diante de um conflito, todos à nossa volta nos apoiam, afirmam que estávamos certos, mas nossa consciência diz o contrário. </w:t>
+        <w:t>Ela surge como aquela voz interior que fala "Eu lhe conheço intimamente e sei que você poderia e deveria ter agido de outra maneira". E isso dói porque sabemos que é verdade.</w:t>
       </w:r>
     </w:p>
     <w:p>
@@ -4435,7 +4395,6 @@
           <w:szCs w:val="36"/>
           <w:lang w:val="en-US" w:eastAsia="zh-CN" w:bidi="hi-IN"/>
         </w:rPr>
-        <w:t>Ela surge como aquela voz interior que fala "Eu lhe conheço intimamente e sei que você poderia e deveria ter agido de outra maneira". E isso dói porque sabemos que é verdade.</w:t>
       </w:r>
     </w:p>
     <w:p>
@@ -4460,6 +4419,7 @@
           <w:szCs w:val="36"/>
           <w:lang w:val="en-US" w:eastAsia="zh-CN" w:bidi="hi-IN"/>
         </w:rPr>
+        <w:t>Mas a consciência pode ser também excelente conselheira e grande amiga. É muito comum que, ao começarmos a colocar em prática os ensinamentos de Jesus, as pessoas nos critiquem e, às vezes, se afastem de nós.</w:t>
       </w:r>
     </w:p>
     <w:p>
@@ -4484,7 +4444,6 @@
           <w:szCs w:val="36"/>
           <w:lang w:val="en-US" w:eastAsia="zh-CN" w:bidi="hi-IN"/>
         </w:rPr>
-        <w:t>Mas a consciência pode ser também excelente conselheira e grande amiga. É muito comum que, ao começarmos a colocar em prática os ensinamentos de Jesus, as pessoas nos critiquem e, às vezes, se afastem de nós.</w:t>
       </w:r>
     </w:p>
     <w:p>
@@ -4509,6 +4468,10 @@
           <w:szCs w:val="36"/>
           <w:lang w:val="en-US" w:eastAsia="zh-CN" w:bidi="hi-IN"/>
         </w:rPr>
+        <w:t>Quando mudamos alguns comportamentos, abandonamos certos hábitos, muitos dizem que nos tornamos fanáticos religiosos e pessoas sem graça. Passam a não querer mais nossa companhia. Não tem problema; isso é um direito delas e temos que respeitar.</w:t>
+      </w:r>
+      <w:r>
+        <w:br w:type="page"/>
       </w:r>
     </w:p>
     <w:p>
@@ -4533,7 +4496,7 @@
           <w:szCs w:val="36"/>
           <w:lang w:val="en-US" w:eastAsia="zh-CN" w:bidi="hi-IN"/>
         </w:rPr>
-        <w:t>Quando mudamos alguns comportamentos, abandonamos certos hábitos, muitos dizem que nos tornamos fanáticos religiosos e pessoas sem graça. Passam a não querer mais nossa companhia. Não tem problema; isso é um direito delas e temos que respeitar.</w:t>
+        <w:t>Quando aprendemos a não revidar uma agressão, a não responder uma ofensa com outra ofensa, somos rotulados de tolos, frouxos, covardes.</w:t>
       </w:r>
     </w:p>
     <w:p>
@@ -4550,42 +4513,7 @@
         </w:rPr>
       </w:pPr>
       <w:r>
-        <w:rPr>
-          <w:rFonts w:eastAsia="Arial" w:cs="Arial" w:ascii="Garamond" w:hAnsi="Garamond"/>
-          <w:color w:val="auto"/>
-          <w:kern w:val="0"/>
-          <w:sz w:val="36"/>
-          <w:szCs w:val="36"/>
-          <w:lang w:val="en-US" w:eastAsia="zh-CN" w:bidi="hi-IN"/>
-        </w:rPr>
-      </w:r>
-    </w:p>
-    <w:p>
-      <w:pPr>
-        <w:pStyle w:val="Normal"/>
-        <w:jc w:val="both"/>
-        <w:rPr>
-          <w:rFonts w:ascii="Garamond" w:hAnsi="Garamond" w:eastAsia="Arial" w:cs="Arial"/>
-          <w:color w:val="auto"/>
-          <w:kern w:val="0"/>
-          <w:sz w:val="36"/>
-          <w:szCs w:val="36"/>
-          <w:lang w:val="en-US" w:eastAsia="zh-CN" w:bidi="hi-IN"/>
-        </w:rPr>
-      </w:pPr>
-      <w:r>
-        <w:rPr>
-          <w:rFonts w:eastAsia="Arial" w:cs="Arial" w:ascii="Garamond" w:hAnsi="Garamond"/>
-          <w:color w:val="auto"/>
-          <w:kern w:val="0"/>
-          <w:sz w:val="36"/>
-          <w:szCs w:val="36"/>
-          <w:lang w:val="en-US" w:eastAsia="zh-CN" w:bidi="hi-IN"/>
-        </w:rPr>
-        <w:t>Quando aprendemos a não revidar uma agressão, a não responder uma ofensa com outra ofensa, somos rotulados de tolos, frouxos, covardes.</w:t>
-      </w:r>
-      <w:r>
-        <w:br w:type="page"/>
+        <w:rPr/>
       </w:r>
     </w:p>
     <w:p>
@@ -4826,1042 +4754,976 @@
       <w:pPr>
         <w:pStyle w:val="Normal"/>
         <w:jc w:val="both"/>
+        <w:rPr>
+          <w:sz w:val="36"/>
+          <w:szCs w:val="36"/>
+        </w:rPr>
+      </w:pPr>
+      <w:r>
+        <w:rPr>
+          <w:rFonts w:eastAsia="Times New Roman" w:cs="Times New Roman" w:ascii="Garamond" w:hAnsi="Garamond"/>
+          <w:i w:val="false"/>
+          <w:iCs w:val="false"/>
+          <w:color w:val="000000"/>
+          <w:kern w:val="0"/>
+          <w:sz w:val="36"/>
+          <w:szCs w:val="36"/>
+          <w:shd w:fill="auto" w:val="clear"/>
+          <w:lang w:val="en-US" w:eastAsia="zh-CN" w:bidi="hi-IN"/>
+        </w:rPr>
+        <w:t>Essa é uma questão particularmente importante, considerando que a Terra se encontra em sua fase final de transição para mundo de regeneração. Nos últimos anos, temos sido intensamente alertados sobre a necessidade de empreender esforços para que possamos permanecer na Terra regenerada.</w:t>
+      </w:r>
+    </w:p>
+    <w:p>
+      <w:pPr>
+        <w:pStyle w:val="Normal"/>
+        <w:jc w:val="both"/>
+        <w:rPr>
+          <w:sz w:val="36"/>
+          <w:szCs w:val="36"/>
+        </w:rPr>
+      </w:pPr>
+      <w:r>
+        <w:rPr>
+          <w:sz w:val="36"/>
+          <w:szCs w:val="36"/>
+        </w:rPr>
+      </w:r>
+    </w:p>
+    <w:p>
+      <w:pPr>
+        <w:pStyle w:val="Normal"/>
+        <w:jc w:val="both"/>
+        <w:rPr>
+          <w:sz w:val="36"/>
+          <w:szCs w:val="36"/>
+        </w:rPr>
+      </w:pPr>
+      <w:r>
+        <w:rPr>
+          <w:rFonts w:eastAsia="Times New Roman" w:cs="Times New Roman" w:ascii="Garamond" w:hAnsi="Garamond"/>
+          <w:color w:val="000000"/>
+          <w:kern w:val="0"/>
+          <w:sz w:val="36"/>
+          <w:szCs w:val="36"/>
+          <w:shd w:fill="auto" w:val="clear"/>
+          <w:lang w:val="en-US" w:eastAsia="zh-CN" w:bidi="hi-IN"/>
+        </w:rPr>
+        <w:t>Enquanto alimentarmos ódio, desejo de vingança ou qualquer outro sentimento negativo contra aqueles que nos ofenderam, permaneceremos estacionados em faixas vibratórias inferiores, incompatíveis com um mundo regenerado.</w:t>
+      </w:r>
+    </w:p>
+    <w:p>
+      <w:pPr>
+        <w:pStyle w:val="Normal"/>
+        <w:jc w:val="both"/>
+        <w:rPr>
+          <w:sz w:val="36"/>
+          <w:szCs w:val="36"/>
+        </w:rPr>
+      </w:pPr>
+      <w:r>
+        <w:rPr>
+          <w:sz w:val="36"/>
+          <w:szCs w:val="36"/>
+        </w:rPr>
+      </w:r>
+    </w:p>
+    <w:p>
+      <w:pPr>
+        <w:pStyle w:val="Normal"/>
+        <w:jc w:val="both"/>
+        <w:rPr>
+          <w:sz w:val="36"/>
+          <w:szCs w:val="36"/>
+        </w:rPr>
+      </w:pPr>
+      <w:r>
+        <w:rPr>
+          <w:rFonts w:eastAsia="Times New Roman" w:cs="Times New Roman" w:ascii="Garamond" w:hAnsi="Garamond"/>
+          <w:i w:val="false"/>
+          <w:iCs w:val="false"/>
+          <w:color w:val="000000"/>
+          <w:kern w:val="0"/>
+          <w:sz w:val="36"/>
+          <w:szCs w:val="36"/>
+          <w:shd w:fill="auto" w:val="clear"/>
+          <w:lang w:val="en-US" w:eastAsia="zh-CN" w:bidi="hi-IN"/>
+        </w:rPr>
+        <w:t>A segunda interpretação da prisão mencionada por Jesus refere-se ao nosso estado de consciência. A Doutrina Espírita também nos explica que céu e inferno não são lugares físicos de felicidade ou sofrimento eternos, mas estados da consciência do Espírito, que sofre ou se sente feliz como consequência de suas próprias ações.</w:t>
+      </w:r>
+      <w:r>
+        <w:br w:type="page"/>
+      </w:r>
+    </w:p>
+    <w:p>
+      <w:pPr>
+        <w:pStyle w:val="Normal"/>
+        <w:jc w:val="both"/>
+        <w:rPr>
+          <w:sz w:val="36"/>
+          <w:szCs w:val="36"/>
+        </w:rPr>
+      </w:pPr>
+      <w:r>
+        <w:rPr>
+          <w:rFonts w:eastAsia="Times New Roman" w:cs="Times New Roman" w:ascii="Garamond" w:hAnsi="Garamond"/>
+          <w:i w:val="false"/>
+          <w:iCs w:val="false"/>
+          <w:color w:val="000000"/>
+          <w:kern w:val="0"/>
+          <w:sz w:val="36"/>
+          <w:szCs w:val="36"/>
+          <w:shd w:fill="auto" w:val="clear"/>
+          <w:lang w:val="en-US" w:eastAsia="zh-CN" w:bidi="hi-IN"/>
+        </w:rPr>
+        <w:t>O mesmo acontece com essa prisão da qual Jesus fala. Temos diversos exemplos na literatura espírita de irmãos que permanecem presos ao ódio ou ao desejo de vingança. Eles não conseguem se desvencilhar dessas ideias, permanecendo vinculados a elas durante anos, décadas e, às vezes, séculos.</w:t>
+      </w:r>
+    </w:p>
+    <w:p>
+      <w:pPr>
+        <w:pStyle w:val="Normal"/>
+        <w:jc w:val="both"/>
+        <w:rPr>
+          <w:sz w:val="36"/>
+          <w:szCs w:val="36"/>
+        </w:rPr>
+      </w:pPr>
+      <w:r>
+        <w:rPr>
+          <w:sz w:val="36"/>
+          <w:szCs w:val="36"/>
+        </w:rPr>
+      </w:r>
+    </w:p>
+    <w:p>
+      <w:pPr>
+        <w:pStyle w:val="Normal"/>
+        <w:jc w:val="both"/>
+        <w:rPr>
+          <w:sz w:val="36"/>
+          <w:szCs w:val="36"/>
+        </w:rPr>
+      </w:pPr>
+      <w:r>
+        <w:rPr>
+          <w:rFonts w:eastAsia="Times New Roman" w:cs="Times New Roman" w:ascii="Garamond" w:hAnsi="Garamond"/>
+          <w:i w:val="false"/>
+          <w:iCs w:val="false"/>
+          <w:color w:val="000000"/>
+          <w:kern w:val="0"/>
+          <w:sz w:val="36"/>
+          <w:szCs w:val="36"/>
+          <w:shd w:fill="auto" w:val="clear"/>
+          <w:lang w:val="en-US" w:eastAsia="zh-CN" w:bidi="hi-IN"/>
+        </w:rPr>
+        <w:t xml:space="preserve">Isso pode soar como algo inimaginável, mas não é. Querem um exemplo? Quase todos nós já passamos por alguma ocasião na vida em que somos tomados por uma preocupação incontrolável. </w:t>
+      </w:r>
+    </w:p>
+    <w:p>
+      <w:pPr>
+        <w:pStyle w:val="Normal"/>
+        <w:jc w:val="both"/>
+        <w:rPr>
+          <w:sz w:val="36"/>
+          <w:szCs w:val="36"/>
+        </w:rPr>
+      </w:pPr>
+      <w:r>
+        <w:rPr>
+          <w:sz w:val="36"/>
+          <w:szCs w:val="36"/>
+        </w:rPr>
+      </w:r>
+    </w:p>
+    <w:p>
+      <w:pPr>
+        <w:pStyle w:val="Normal"/>
+        <w:jc w:val="both"/>
+        <w:rPr>
+          <w:sz w:val="36"/>
+          <w:szCs w:val="36"/>
+        </w:rPr>
+      </w:pPr>
+      <w:r>
+        <w:rPr>
+          <w:rFonts w:eastAsia="Times New Roman" w:cs="Times New Roman" w:ascii="Garamond" w:hAnsi="Garamond"/>
+          <w:i w:val="false"/>
+          <w:iCs w:val="false"/>
+          <w:color w:val="000000"/>
+          <w:kern w:val="0"/>
+          <w:sz w:val="36"/>
+          <w:szCs w:val="36"/>
+          <w:shd w:fill="auto" w:val="clear"/>
+          <w:lang w:val="en-US" w:eastAsia="zh-CN" w:bidi="hi-IN"/>
+        </w:rPr>
+        <w:t>As causas são as mais variadas: o diagnóstico de uma doença grave, alguém que amamos passando por grande dificuldade ou até mesmo um problema de ordem financeira.</w:t>
+      </w:r>
+    </w:p>
+    <w:p>
+      <w:pPr>
+        <w:pStyle w:val="Normal"/>
+        <w:jc w:val="both"/>
+        <w:rPr>
+          <w:sz w:val="36"/>
+          <w:szCs w:val="36"/>
+        </w:rPr>
+      </w:pPr>
+      <w:r>
+        <w:rPr>
+          <w:sz w:val="36"/>
+          <w:szCs w:val="36"/>
+        </w:rPr>
+      </w:r>
+    </w:p>
+    <w:p>
+      <w:pPr>
+        <w:pStyle w:val="Normal"/>
+        <w:jc w:val="both"/>
+        <w:rPr>
+          <w:sz w:val="36"/>
+          <w:szCs w:val="36"/>
+        </w:rPr>
+      </w:pPr>
+      <w:r>
+        <w:rPr>
+          <w:rFonts w:eastAsia="Times New Roman" w:cs="Times New Roman" w:ascii="Garamond" w:hAnsi="Garamond"/>
+          <w:i w:val="false"/>
+          <w:iCs w:val="false"/>
+          <w:color w:val="000000"/>
+          <w:kern w:val="0"/>
+          <w:sz w:val="36"/>
+          <w:szCs w:val="36"/>
+          <w:shd w:fill="auto" w:val="clear"/>
+          <w:lang w:val="en-US" w:eastAsia="zh-CN" w:bidi="hi-IN"/>
+        </w:rPr>
+        <w:t>Em momentos assim, aquela preocupação domina nossa mente e nosso coração de tal forma, que somos incapazes de esquecê-la.</w:t>
+      </w:r>
+      <w:r>
+        <w:br w:type="page"/>
+      </w:r>
+    </w:p>
+    <w:p>
+      <w:pPr>
+        <w:pStyle w:val="Normal"/>
+        <w:jc w:val="both"/>
+        <w:rPr>
+          <w:sz w:val="36"/>
+          <w:szCs w:val="36"/>
+        </w:rPr>
+      </w:pPr>
+      <w:r>
+        <w:rPr>
+          <w:rFonts w:eastAsia="Times New Roman" w:cs="Times New Roman" w:ascii="Garamond" w:hAnsi="Garamond"/>
+          <w:i w:val="false"/>
+          <w:iCs w:val="false"/>
+          <w:color w:val="000000"/>
+          <w:kern w:val="0"/>
+          <w:sz w:val="36"/>
+          <w:szCs w:val="36"/>
+          <w:shd w:fill="auto" w:val="clear"/>
+          <w:lang w:val="en-US" w:eastAsia="zh-CN" w:bidi="hi-IN"/>
+        </w:rPr>
+        <w:t>Às vezes não conseguimos nem mesmo orar para pedir ajuda. Começamos nossa oração, a preocupação vem e toma conta de nós. Geralmente precisamos de ajuda externa para sairmos dessa condição.</w:t>
+      </w:r>
+    </w:p>
+    <w:p>
+      <w:pPr>
+        <w:pStyle w:val="Normal"/>
+        <w:jc w:val="both"/>
+        <w:rPr>
+          <w:sz w:val="36"/>
+          <w:szCs w:val="36"/>
+        </w:rPr>
+      </w:pPr>
+      <w:r>
+        <w:rPr>
+          <w:sz w:val="36"/>
+          <w:szCs w:val="36"/>
+        </w:rPr>
+      </w:r>
+    </w:p>
+    <w:p>
+      <w:pPr>
+        <w:pStyle w:val="Normal"/>
+        <w:jc w:val="both"/>
+        <w:rPr>
+          <w:sz w:val="36"/>
+          <w:szCs w:val="36"/>
+        </w:rPr>
+      </w:pPr>
+      <w:r>
+        <w:rPr>
+          <w:rFonts w:eastAsia="Times New Roman" w:cs="Times New Roman" w:ascii="Garamond" w:hAnsi="Garamond"/>
+          <w:i w:val="false"/>
+          <w:iCs w:val="false"/>
+          <w:color w:val="000000"/>
+          <w:kern w:val="0"/>
+          <w:sz w:val="36"/>
+          <w:szCs w:val="36"/>
+          <w:shd w:fill="auto" w:val="clear"/>
+          <w:lang w:val="en-US" w:eastAsia="zh-CN" w:bidi="hi-IN"/>
+        </w:rPr>
+        <w:t>Se somos dominados dessa maneira por uma preocupação legítima, imaginem trazer o coração e a mente transbordando de ódio e desejo de vingança, sobretudo depois de desencarnado.</w:t>
+      </w:r>
+    </w:p>
+    <w:p>
+      <w:pPr>
+        <w:pStyle w:val="Normal"/>
+        <w:jc w:val="both"/>
+        <w:rPr>
+          <w:sz w:val="36"/>
+          <w:szCs w:val="36"/>
+        </w:rPr>
+      </w:pPr>
+      <w:r>
+        <w:rPr>
+          <w:sz w:val="36"/>
+          <w:szCs w:val="36"/>
+        </w:rPr>
+      </w:r>
+    </w:p>
+    <w:p>
+      <w:pPr>
+        <w:pStyle w:val="Normal"/>
+        <w:jc w:val="both"/>
+        <w:rPr>
+          <w:sz w:val="36"/>
+          <w:szCs w:val="36"/>
+        </w:rPr>
+      </w:pPr>
+      <w:r>
+        <w:rPr>
+          <w:rFonts w:eastAsia="Times New Roman" w:cs="Times New Roman" w:ascii="Garamond" w:hAnsi="Garamond"/>
+          <w:i w:val="false"/>
+          <w:iCs w:val="false"/>
+          <w:color w:val="000000"/>
+          <w:kern w:val="0"/>
+          <w:sz w:val="36"/>
+          <w:szCs w:val="36"/>
+          <w:shd w:fill="auto" w:val="clear"/>
+          <w:lang w:val="en-US" w:eastAsia="zh-CN" w:bidi="hi-IN"/>
+        </w:rPr>
+        <w:t>O ódio aprisiona o Espírito que o alimenta contra quem lhe fez mal, e se o sentimento for recíproco, os dois acabam presos na mesma situação, criando uma cadeia de sofrimento que parece não ter fim.</w:t>
+      </w:r>
+    </w:p>
+    <w:p>
+      <w:pPr>
+        <w:pStyle w:val="Normal"/>
+        <w:jc w:val="both"/>
+        <w:rPr>
+          <w:rFonts w:ascii="Garamond" w:hAnsi="Garamond" w:eastAsia="Times New Roman" w:cs="Times New Roman"/>
+          <w:i w:val="false"/>
+          <w:i w:val="false"/>
+          <w:iCs w:val="false"/>
+          <w:color w:val="000000"/>
+          <w:kern w:val="0"/>
+          <w:sz w:val="36"/>
+          <w:szCs w:val="36"/>
+          <w:shd w:fill="auto" w:val="clear"/>
+          <w:lang w:val="en-US" w:eastAsia="zh-CN" w:bidi="hi-IN"/>
+        </w:rPr>
+      </w:pPr>
+      <w:r>
+        <w:rPr>
+          <w:rFonts w:eastAsia="Times New Roman" w:cs="Times New Roman" w:ascii="Garamond" w:hAnsi="Garamond"/>
+          <w:i w:val="false"/>
+          <w:iCs w:val="false"/>
+          <w:color w:val="000000"/>
+          <w:kern w:val="0"/>
+          <w:sz w:val="36"/>
+          <w:szCs w:val="36"/>
+          <w:shd w:fill="auto" w:val="clear"/>
+          <w:lang w:val="en-US" w:eastAsia="zh-CN" w:bidi="hi-IN"/>
+        </w:rPr>
+      </w:r>
+    </w:p>
+    <w:p>
+      <w:pPr>
+        <w:pStyle w:val="Normal"/>
+        <w:jc w:val="both"/>
+        <w:rPr>
+          <w:rFonts w:ascii="Garamond" w:hAnsi="Garamond" w:eastAsia="Times New Roman" w:cs="Times New Roman"/>
+          <w:i w:val="false"/>
+          <w:i w:val="false"/>
+          <w:iCs w:val="false"/>
+          <w:color w:val="000000"/>
+          <w:kern w:val="0"/>
+          <w:sz w:val="36"/>
+          <w:szCs w:val="36"/>
+          <w:shd w:fill="auto" w:val="clear"/>
+          <w:lang w:val="en-US" w:eastAsia="zh-CN" w:bidi="hi-IN"/>
+        </w:rPr>
+      </w:pPr>
+      <w:r>
+        <w:rPr>
+          <w:rFonts w:eastAsia="Times New Roman" w:cs="Times New Roman" w:ascii="Garamond" w:hAnsi="Garamond"/>
+          <w:i w:val="false"/>
+          <w:iCs w:val="false"/>
+          <w:color w:val="000000"/>
+          <w:kern w:val="0"/>
+          <w:sz w:val="36"/>
+          <w:szCs w:val="36"/>
+          <w:shd w:fill="auto" w:val="clear"/>
+          <w:lang w:val="en-US" w:eastAsia="zh-CN" w:bidi="hi-IN"/>
+        </w:rPr>
+        <w:t>Esse é o inferno do qual falamos a pouco. Um estado de consciência escravizador. É como se o Espírito estivesse acorrentado àquela ideia. E assim ele vai permanecer até que compreenda o quanto aquilo é prejudicial a ele e aos outros.</w:t>
+      </w:r>
+      <w:r>
+        <w:br w:type="page"/>
+      </w:r>
+    </w:p>
+    <w:p>
+      <w:pPr>
+        <w:pStyle w:val="Normal"/>
+        <w:jc w:val="both"/>
+        <w:rPr>
+          <w:rFonts w:ascii="Garamond" w:hAnsi="Garamond" w:eastAsia="Times New Roman" w:cs="Times New Roman"/>
+          <w:i w:val="false"/>
+          <w:i w:val="false"/>
+          <w:iCs w:val="false"/>
+          <w:color w:val="000000"/>
+          <w:kern w:val="0"/>
+          <w:sz w:val="36"/>
+          <w:szCs w:val="36"/>
+          <w:shd w:fill="auto" w:val="clear"/>
+          <w:lang w:val="en-US" w:eastAsia="zh-CN" w:bidi="hi-IN"/>
+        </w:rPr>
+      </w:pPr>
+      <w:r>
+        <w:rPr>
+          <w:rFonts w:eastAsia="Times New Roman" w:cs="Times New Roman" w:ascii="Garamond" w:hAnsi="Garamond"/>
+          <w:i w:val="false"/>
+          <w:iCs w:val="false"/>
+          <w:color w:val="000000"/>
+          <w:kern w:val="0"/>
+          <w:sz w:val="36"/>
+          <w:szCs w:val="36"/>
+          <w:shd w:fill="auto" w:val="clear"/>
+          <w:lang w:val="en-US" w:eastAsia="zh-CN" w:bidi="hi-IN"/>
+        </w:rPr>
+        <w:t>Lembram-se de Nosso Lar? Em que momento Clarêncio conseguiu resgatar André Luiz do Umbral? Apenas quando André, exaurido pela condição em que se encontrava, finalmente eleva um pensamento a Deus e ora. Naquele momento, ele finalmente se permite ser auxiliado e Clarêncio, que já estava pronto há muito tempo para socorrer André Luiz, consegue resgatá-lo.</w:t>
+      </w:r>
+    </w:p>
+    <w:p>
+      <w:pPr>
+        <w:pStyle w:val="Normal"/>
+        <w:jc w:val="both"/>
+        <w:rPr>
+          <w:rFonts w:ascii="Garamond" w:hAnsi="Garamond" w:eastAsia="Times New Roman" w:cs="Times New Roman"/>
+          <w:i w:val="false"/>
+          <w:i w:val="false"/>
+          <w:iCs w:val="false"/>
+          <w:color w:val="000000"/>
+          <w:kern w:val="0"/>
+          <w:sz w:val="36"/>
+          <w:szCs w:val="36"/>
+          <w:shd w:fill="auto" w:val="clear"/>
+          <w:lang w:val="en-US" w:eastAsia="zh-CN" w:bidi="hi-IN"/>
+        </w:rPr>
+      </w:pPr>
+      <w:r>
+        <w:rPr>
+          <w:rFonts w:eastAsia="Times New Roman" w:cs="Times New Roman" w:ascii="Garamond" w:hAnsi="Garamond"/>
+          <w:i w:val="false"/>
+          <w:iCs w:val="false"/>
+          <w:color w:val="000000"/>
+          <w:kern w:val="0"/>
+          <w:sz w:val="36"/>
+          <w:szCs w:val="36"/>
+          <w:shd w:fill="auto" w:val="clear"/>
+          <w:lang w:val="en-US" w:eastAsia="zh-CN" w:bidi="hi-IN"/>
+        </w:rPr>
+      </w:r>
+    </w:p>
+    <w:p>
+      <w:pPr>
+        <w:pStyle w:val="Normal"/>
+        <w:jc w:val="both"/>
+        <w:rPr>
+          <w:rFonts w:ascii="Garamond" w:hAnsi="Garamond" w:eastAsia="Times New Roman" w:cs="Times New Roman"/>
+          <w:i w:val="false"/>
+          <w:i w:val="false"/>
+          <w:iCs w:val="false"/>
+          <w:color w:val="000000"/>
+          <w:kern w:val="0"/>
+          <w:sz w:val="36"/>
+          <w:szCs w:val="36"/>
+          <w:shd w:fill="auto" w:val="clear"/>
+          <w:lang w:val="en-US" w:eastAsia="zh-CN" w:bidi="hi-IN"/>
+        </w:rPr>
+      </w:pPr>
+      <w:r>
+        <w:rPr>
+          <w:rFonts w:eastAsia="Times New Roman" w:cs="Times New Roman" w:ascii="Garamond" w:hAnsi="Garamond"/>
+          <w:i w:val="false"/>
+          <w:iCs w:val="false"/>
+          <w:color w:val="000000"/>
+          <w:kern w:val="0"/>
+          <w:sz w:val="36"/>
+          <w:szCs w:val="36"/>
+          <w:shd w:fill="auto" w:val="clear"/>
+          <w:lang w:val="en-US" w:eastAsia="zh-CN" w:bidi="hi-IN"/>
+        </w:rPr>
+        <w:t>Deus, Jesus Cristo, nosso anjo de guarda e a Espiritualidade sempre vão respeitar nosso livre arbítrio. Ninguém fará nada por nós enquanto não nos permitirmos ser auxiliados.</w:t>
+      </w:r>
+    </w:p>
+    <w:p>
+      <w:pPr>
+        <w:pStyle w:val="Normal"/>
+        <w:jc w:val="both"/>
+        <w:rPr>
+          <w:rFonts w:ascii="Garamond" w:hAnsi="Garamond" w:eastAsia="Times New Roman" w:cs="Times New Roman"/>
+          <w:i w:val="false"/>
+          <w:i w:val="false"/>
+          <w:iCs w:val="false"/>
+          <w:color w:val="000000"/>
+          <w:kern w:val="0"/>
+          <w:sz w:val="36"/>
+          <w:szCs w:val="36"/>
+          <w:shd w:fill="auto" w:val="clear"/>
+          <w:lang w:val="en-US" w:eastAsia="zh-CN" w:bidi="hi-IN"/>
+        </w:rPr>
+      </w:pPr>
+      <w:r>
+        <w:rPr>
+          <w:rFonts w:eastAsia="Times New Roman" w:cs="Times New Roman" w:ascii="Garamond" w:hAnsi="Garamond"/>
+          <w:i w:val="false"/>
+          <w:iCs w:val="false"/>
+          <w:color w:val="000000"/>
+          <w:kern w:val="0"/>
+          <w:sz w:val="36"/>
+          <w:szCs w:val="36"/>
+          <w:shd w:fill="auto" w:val="clear"/>
+          <w:lang w:val="en-US" w:eastAsia="zh-CN" w:bidi="hi-IN"/>
+        </w:rPr>
+      </w:r>
+    </w:p>
+    <w:p>
+      <w:pPr>
+        <w:pStyle w:val="Normal"/>
+        <w:jc w:val="both"/>
+        <w:rPr>
+          <w:rFonts w:ascii="Garamond" w:hAnsi="Garamond" w:eastAsia="Times New Roman" w:cs="Times New Roman"/>
+          <w:i w:val="false"/>
+          <w:i w:val="false"/>
+          <w:iCs w:val="false"/>
+          <w:color w:val="000000"/>
+          <w:kern w:val="0"/>
+          <w:sz w:val="36"/>
+          <w:szCs w:val="36"/>
+          <w:shd w:fill="auto" w:val="clear"/>
+          <w:lang w:val="en-US" w:eastAsia="zh-CN" w:bidi="hi-IN"/>
+        </w:rPr>
+      </w:pPr>
+      <w:r>
+        <w:rPr>
+          <w:rFonts w:eastAsia="Times New Roman" w:cs="Times New Roman" w:ascii="Garamond" w:hAnsi="Garamond"/>
+          <w:i w:val="false"/>
+          <w:iCs w:val="false"/>
+          <w:color w:val="000000"/>
+          <w:kern w:val="0"/>
+          <w:sz w:val="36"/>
+          <w:szCs w:val="36"/>
+          <w:shd w:fill="auto" w:val="clear"/>
+          <w:lang w:val="en-US" w:eastAsia="zh-CN" w:bidi="hi-IN"/>
+        </w:rPr>
+        <w:t>Quando falamos em perdão, sempre surge a seguinte dúvida: o que acontece se eu perdoar a pessoa, mas ela não me perdoar? Bem, se eu consigo superar o ódio, o ressentimento e o desejo de vingança, então eu começo a romper os laços estabelecidos pelo ódio.</w:t>
+      </w:r>
+      <w:r>
+        <w:br w:type="page"/>
+      </w:r>
+    </w:p>
+    <w:p>
+      <w:pPr>
+        <w:pStyle w:val="Normal"/>
+        <w:jc w:val="both"/>
+        <w:rPr>
+          <w:rFonts w:ascii="Garamond" w:hAnsi="Garamond" w:eastAsia="Times New Roman" w:cs="Times New Roman"/>
+          <w:i w:val="false"/>
+          <w:i w:val="false"/>
+          <w:iCs w:val="false"/>
+          <w:color w:val="000000"/>
+          <w:kern w:val="0"/>
+          <w:sz w:val="36"/>
+          <w:szCs w:val="36"/>
+          <w:shd w:fill="auto" w:val="clear"/>
+          <w:lang w:val="en-US" w:eastAsia="zh-CN" w:bidi="hi-IN"/>
+        </w:rPr>
+      </w:pPr>
+      <w:r>
+        <w:rPr>
+          <w:rFonts w:eastAsia="Times New Roman" w:cs="Times New Roman" w:ascii="Garamond" w:hAnsi="Garamond"/>
+          <w:i w:val="false"/>
+          <w:iCs w:val="false"/>
+          <w:color w:val="000000"/>
+          <w:kern w:val="0"/>
+          <w:sz w:val="36"/>
+          <w:szCs w:val="36"/>
+          <w:shd w:fill="auto" w:val="clear"/>
+          <w:lang w:val="en-US" w:eastAsia="zh-CN" w:bidi="hi-IN"/>
+        </w:rPr>
+        <w:t xml:space="preserve">Contudo, há algo que precisa ficar muito claro: o fato de eu perdoar alguém com quem estabeleci vínculos de ódio, não me isenta de responsabilidade de reparar erros que eu porventura tenha cometido contra aquela pessoa. </w:t>
+      </w:r>
+    </w:p>
+    <w:p>
+      <w:pPr>
+        <w:pStyle w:val="Normal"/>
+        <w:jc w:val="both"/>
+        <w:rPr>
+          <w:rFonts w:ascii="Garamond" w:hAnsi="Garamond" w:eastAsia="Times New Roman" w:cs="Times New Roman"/>
+          <w:i w:val="false"/>
+          <w:i w:val="false"/>
+          <w:iCs w:val="false"/>
+          <w:color w:val="000000"/>
+          <w:kern w:val="0"/>
+          <w:sz w:val="36"/>
+          <w:szCs w:val="36"/>
+          <w:shd w:fill="auto" w:val="clear"/>
+          <w:lang w:val="en-US" w:eastAsia="zh-CN" w:bidi="hi-IN"/>
+        </w:rPr>
+      </w:pPr>
+      <w:r>
+        <w:rPr>
+          <w:rFonts w:eastAsia="Times New Roman" w:cs="Times New Roman" w:ascii="Garamond" w:hAnsi="Garamond"/>
+          <w:i w:val="false"/>
+          <w:iCs w:val="false"/>
+          <w:color w:val="000000"/>
+          <w:kern w:val="0"/>
+          <w:sz w:val="36"/>
+          <w:szCs w:val="36"/>
+          <w:shd w:fill="auto" w:val="clear"/>
+          <w:lang w:val="en-US" w:eastAsia="zh-CN" w:bidi="hi-IN"/>
+        </w:rPr>
+      </w:r>
+    </w:p>
+    <w:p>
+      <w:pPr>
+        <w:pStyle w:val="Normal"/>
+        <w:jc w:val="both"/>
+        <w:rPr>
+          <w:rFonts w:ascii="Garamond" w:hAnsi="Garamond" w:eastAsia="Times New Roman" w:cs="Times New Roman"/>
+          <w:i w:val="false"/>
+          <w:i w:val="false"/>
+          <w:iCs w:val="false"/>
+          <w:color w:val="000000"/>
+          <w:kern w:val="0"/>
+          <w:sz w:val="36"/>
+          <w:szCs w:val="36"/>
+          <w:shd w:fill="auto" w:val="clear"/>
+          <w:lang w:val="en-US" w:eastAsia="zh-CN" w:bidi="hi-IN"/>
+        </w:rPr>
+      </w:pPr>
+      <w:r>
+        <w:rPr>
+          <w:rFonts w:eastAsia="Times New Roman" w:cs="Times New Roman" w:ascii="Garamond" w:hAnsi="Garamond"/>
+          <w:i w:val="false"/>
+          <w:iCs w:val="false"/>
+          <w:color w:val="000000"/>
+          <w:kern w:val="0"/>
+          <w:sz w:val="36"/>
+          <w:szCs w:val="36"/>
+          <w:shd w:fill="auto" w:val="clear"/>
+          <w:lang w:val="en-US" w:eastAsia="zh-CN" w:bidi="hi-IN"/>
+        </w:rPr>
+        <w:t>Vamos supor que eu prejudiquei alguém. Essa pessoa, diante do eu fiz a ela, revida e também me prejudica. Passamos a alimentar ódio recíproco. Depois de um certo tempo, tomo consciência do meu erro e perdoo a pessoa pelo o que ela me fez.</w:t>
+      </w:r>
+    </w:p>
+    <w:p>
+      <w:pPr>
+        <w:pStyle w:val="Normal"/>
+        <w:jc w:val="both"/>
+        <w:rPr>
+          <w:rFonts w:ascii="Garamond" w:hAnsi="Garamond" w:eastAsia="Times New Roman" w:cs="Times New Roman"/>
+          <w:i w:val="false"/>
+          <w:i w:val="false"/>
+          <w:iCs w:val="false"/>
+          <w:color w:val="000000"/>
+          <w:kern w:val="0"/>
+          <w:sz w:val="36"/>
+          <w:szCs w:val="36"/>
+          <w:shd w:fill="auto" w:val="clear"/>
+          <w:lang w:val="en-US" w:eastAsia="zh-CN" w:bidi="hi-IN"/>
+        </w:rPr>
+      </w:pPr>
+      <w:r>
+        <w:rPr>
+          <w:rFonts w:eastAsia="Times New Roman" w:cs="Times New Roman" w:ascii="Garamond" w:hAnsi="Garamond"/>
+          <w:i w:val="false"/>
+          <w:iCs w:val="false"/>
+          <w:color w:val="000000"/>
+          <w:kern w:val="0"/>
+          <w:sz w:val="36"/>
+          <w:szCs w:val="36"/>
+          <w:shd w:fill="auto" w:val="clear"/>
+          <w:lang w:val="en-US" w:eastAsia="zh-CN" w:bidi="hi-IN"/>
+        </w:rPr>
+      </w:r>
+    </w:p>
+    <w:p>
+      <w:pPr>
+        <w:pStyle w:val="Normal"/>
+        <w:jc w:val="both"/>
+        <w:rPr>
+          <w:rFonts w:ascii="Garamond" w:hAnsi="Garamond" w:eastAsia="Times New Roman" w:cs="Times New Roman"/>
+          <w:i w:val="false"/>
+          <w:i w:val="false"/>
+          <w:iCs w:val="false"/>
+          <w:color w:val="000000"/>
+          <w:kern w:val="0"/>
+          <w:sz w:val="36"/>
+          <w:szCs w:val="36"/>
+          <w:shd w:fill="auto" w:val="clear"/>
+          <w:lang w:val="en-US" w:eastAsia="zh-CN" w:bidi="hi-IN"/>
+        </w:rPr>
+      </w:pPr>
+      <w:r>
+        <w:rPr>
+          <w:rFonts w:eastAsia="Times New Roman" w:cs="Times New Roman" w:ascii="Garamond" w:hAnsi="Garamond"/>
+          <w:i w:val="false"/>
+          <w:iCs w:val="false"/>
+          <w:color w:val="000000"/>
+          <w:kern w:val="0"/>
+          <w:sz w:val="36"/>
+          <w:szCs w:val="36"/>
+          <w:shd w:fill="auto" w:val="clear"/>
+          <w:lang w:val="en-US" w:eastAsia="zh-CN" w:bidi="hi-IN"/>
+        </w:rPr>
+        <w:t>Excelente. Começo a romper os vínculos de ódio do meu lado. Só que eu prejudiquei aquela pessoa. O fato de eu perdoá-la não tira de mim, a responsabilidade de reparar as faltas cometidas contra ela. É algo que terei que fazer no momento oportuno.</w:t>
+      </w:r>
+    </w:p>
+    <w:p>
+      <w:pPr>
+        <w:pStyle w:val="Normal"/>
+        <w:jc w:val="both"/>
+        <w:rPr>
+          <w:rFonts w:ascii="Garamond" w:hAnsi="Garamond" w:eastAsia="Times New Roman" w:cs="Times New Roman"/>
+          <w:i w:val="false"/>
+          <w:i w:val="false"/>
+          <w:iCs w:val="false"/>
+          <w:color w:val="000000"/>
+          <w:kern w:val="0"/>
+          <w:sz w:val="36"/>
+          <w:szCs w:val="36"/>
+          <w:shd w:fill="auto" w:val="clear"/>
+          <w:lang w:val="en-US" w:eastAsia="zh-CN" w:bidi="hi-IN"/>
+        </w:rPr>
+      </w:pPr>
+      <w:r>
+        <w:rPr>
+          <w:rFonts w:eastAsia="Times New Roman" w:cs="Times New Roman" w:ascii="Garamond" w:hAnsi="Garamond"/>
+          <w:i w:val="false"/>
+          <w:iCs w:val="false"/>
+          <w:color w:val="000000"/>
+          <w:kern w:val="0"/>
+          <w:sz w:val="36"/>
+          <w:szCs w:val="36"/>
+          <w:shd w:fill="auto" w:val="clear"/>
+          <w:lang w:val="en-US" w:eastAsia="zh-CN" w:bidi="hi-IN"/>
+        </w:rPr>
+      </w:r>
+    </w:p>
+    <w:p>
+      <w:pPr>
+        <w:pStyle w:val="Normal"/>
+        <w:jc w:val="both"/>
         <w:rPr/>
       </w:pPr>
       <w:r>
+        <w:rPr>
+          <w:rFonts w:eastAsia="Times New Roman" w:cs="Times New Roman" w:ascii="Garamond" w:hAnsi="Garamond"/>
+          <w:i w:val="false"/>
+          <w:iCs w:val="false"/>
+          <w:color w:val="000000"/>
+          <w:kern w:val="0"/>
+          <w:sz w:val="36"/>
+          <w:szCs w:val="36"/>
+          <w:shd w:fill="auto" w:val="clear"/>
+          <w:lang w:val="en-US" w:eastAsia="zh-CN" w:bidi="hi-IN"/>
+        </w:rPr>
+        <w:t>Mas não resta dúvida: o perdão é o primeiro e mais importante passo. Afinal de contas, como vou reconhecer que preciso reparar faltas cometidas contra alguém a quem eu odeio?</w:t>
+      </w:r>
+      <w:r>
+        <w:br w:type="page"/>
+      </w:r>
+    </w:p>
+    <w:p>
+      <w:pPr>
+        <w:pStyle w:val="Normal"/>
+        <w:jc w:val="both"/>
         <w:rPr/>
-      </w:r>
-    </w:p>
-    <w:p>
-      <w:pPr>
-        <w:pStyle w:val="Normal"/>
-        <w:jc w:val="both"/>
-        <w:rPr>
-          <w:sz w:val="36"/>
-          <w:szCs w:val="36"/>
-        </w:rPr>
-      </w:pPr>
-      <w:r>
-        <w:rPr>
-          <w:rFonts w:eastAsia="Times New Roman" w:cs="Times New Roman" w:ascii="Garamond" w:hAnsi="Garamond"/>
-          <w:i w:val="false"/>
-          <w:iCs w:val="false"/>
-          <w:color w:val="000000"/>
-          <w:kern w:val="0"/>
-          <w:sz w:val="36"/>
-          <w:szCs w:val="36"/>
-          <w:shd w:fill="auto" w:val="clear"/>
-          <w:lang w:val="en-US" w:eastAsia="zh-CN" w:bidi="hi-IN"/>
-        </w:rPr>
-        <w:t>Essa é uma questão particularmente importante, considerando que a Terra se encontra em sua fase final de transição para mundo de regeneração. Nos últimos anos, temos sido intensamente alertados sobre a necessidade de empreender esforços para que possamos permanecer na Terra regenerada.</w:t>
-      </w:r>
-    </w:p>
-    <w:p>
-      <w:pPr>
-        <w:pStyle w:val="Normal"/>
-        <w:jc w:val="both"/>
-        <w:rPr>
-          <w:sz w:val="36"/>
-          <w:szCs w:val="36"/>
-        </w:rPr>
-      </w:pPr>
-      <w:r>
-        <w:rPr>
-          <w:sz w:val="36"/>
-          <w:szCs w:val="36"/>
-        </w:rPr>
-      </w:r>
-    </w:p>
-    <w:p>
-      <w:pPr>
-        <w:pStyle w:val="Normal"/>
-        <w:jc w:val="both"/>
-        <w:rPr>
-          <w:sz w:val="36"/>
-          <w:szCs w:val="36"/>
-        </w:rPr>
-      </w:pPr>
-      <w:r>
-        <w:rPr>
-          <w:rFonts w:eastAsia="Times New Roman" w:cs="Times New Roman" w:ascii="Garamond" w:hAnsi="Garamond"/>
-          <w:color w:val="000000"/>
-          <w:kern w:val="0"/>
-          <w:sz w:val="36"/>
-          <w:szCs w:val="36"/>
-          <w:shd w:fill="auto" w:val="clear"/>
-          <w:lang w:val="en-US" w:eastAsia="zh-CN" w:bidi="hi-IN"/>
-        </w:rPr>
-        <w:t>Enquanto alimentarmos ódio, desejo de vingança ou qualquer outro sentimento negativo contra aqueles que nos ofenderam, permaneceremos estacionados em faixas vibratórias inferiores, incompatíveis com um mundo regenerado.</w:t>
-      </w:r>
-    </w:p>
-    <w:p>
-      <w:pPr>
-        <w:pStyle w:val="Normal"/>
-        <w:jc w:val="both"/>
-        <w:rPr>
-          <w:sz w:val="36"/>
-          <w:szCs w:val="36"/>
-        </w:rPr>
-      </w:pPr>
-      <w:r>
-        <w:rPr>
-          <w:sz w:val="36"/>
-          <w:szCs w:val="36"/>
-        </w:rPr>
-      </w:r>
-    </w:p>
-    <w:p>
-      <w:pPr>
-        <w:pStyle w:val="Normal"/>
-        <w:jc w:val="both"/>
-        <w:rPr>
-          <w:sz w:val="36"/>
-          <w:szCs w:val="36"/>
-        </w:rPr>
-      </w:pPr>
-      <w:r>
-        <w:rPr>
-          <w:rFonts w:eastAsia="Times New Roman" w:cs="Times New Roman" w:ascii="Garamond" w:hAnsi="Garamond"/>
-          <w:i w:val="false"/>
-          <w:iCs w:val="false"/>
-          <w:color w:val="000000"/>
-          <w:kern w:val="0"/>
-          <w:sz w:val="36"/>
-          <w:szCs w:val="36"/>
-          <w:shd w:fill="auto" w:val="clear"/>
-          <w:lang w:val="en-US" w:eastAsia="zh-CN" w:bidi="hi-IN"/>
-        </w:rPr>
-        <w:t>A segunda interpretação da prisão mencionada por Jesus refere-se ao nosso estado de consciência. A Doutrina Espírita também nos explica que céu e inferno não são lugares físicos de felicidade ou sofrimento eternos, mas estados da consciência do Espírito, que sofre ou se sente feliz como consequência de suas próprias ações.</w:t>
+      </w:pPr>
+      <w:r>
+        <w:rPr>
+          <w:rFonts w:eastAsia="Times New Roman" w:cs="Times New Roman" w:ascii="Garamond" w:hAnsi="Garamond"/>
+          <w:i w:val="false"/>
+          <w:iCs w:val="false"/>
+          <w:color w:val="000000"/>
+          <w:kern w:val="0"/>
+          <w:sz w:val="36"/>
+          <w:szCs w:val="36"/>
+          <w:shd w:fill="auto" w:val="clear"/>
+          <w:lang w:val="en-US" w:eastAsia="zh-CN" w:bidi="hi-IN"/>
+        </w:rPr>
+        <w:t xml:space="preserve">Perdão é libertação. Como Kardec nos esclareceu, não quer dizer que, de uma hora para outra, passaremos a nutrir afeto pelos adversários. </w:t>
+      </w:r>
+    </w:p>
+    <w:p>
+      <w:pPr>
+        <w:pStyle w:val="Normal"/>
+        <w:jc w:val="both"/>
+        <w:rPr>
+          <w:rFonts w:ascii="Garamond" w:hAnsi="Garamond" w:eastAsia="Times New Roman" w:cs="Times New Roman"/>
+          <w:i w:val="false"/>
+          <w:i w:val="false"/>
+          <w:iCs w:val="false"/>
+          <w:color w:val="000000"/>
+          <w:kern w:val="0"/>
+          <w:sz w:val="36"/>
+          <w:szCs w:val="36"/>
+          <w:shd w:fill="auto" w:val="clear"/>
+          <w:lang w:val="en-US" w:eastAsia="zh-CN" w:bidi="hi-IN"/>
+        </w:rPr>
+      </w:pPr>
+      <w:r>
+        <w:rPr>
+          <w:rFonts w:eastAsia="Times New Roman" w:cs="Times New Roman" w:ascii="Garamond" w:hAnsi="Garamond"/>
+          <w:i w:val="false"/>
+          <w:iCs w:val="false"/>
+          <w:color w:val="000000"/>
+          <w:kern w:val="0"/>
+          <w:sz w:val="36"/>
+          <w:szCs w:val="36"/>
+          <w:shd w:fill="auto" w:val="clear"/>
+          <w:lang w:val="en-US" w:eastAsia="zh-CN" w:bidi="hi-IN"/>
+        </w:rPr>
+      </w:r>
+    </w:p>
+    <w:p>
+      <w:pPr>
+        <w:pStyle w:val="Normal"/>
+        <w:jc w:val="both"/>
+        <w:rPr/>
+      </w:pPr>
+      <w:r>
+        <w:rPr>
+          <w:rFonts w:eastAsia="Times New Roman" w:cs="Times New Roman" w:ascii="Garamond" w:hAnsi="Garamond"/>
+          <w:i w:val="false"/>
+          <w:iCs w:val="false"/>
+          <w:color w:val="000000"/>
+          <w:kern w:val="0"/>
+          <w:sz w:val="36"/>
+          <w:szCs w:val="36"/>
+          <w:shd w:fill="auto" w:val="clear"/>
+          <w:lang w:val="en-US" w:eastAsia="zh-CN" w:bidi="hi-IN"/>
+        </w:rPr>
+        <w:t>Trata-se de escolhermos não retribuir o mal com o mal, esquecer as ofensas e de procurar, dentro de nossas possibilidades, restabelecer a paz.</w:t>
+      </w:r>
+    </w:p>
+    <w:p>
+      <w:pPr>
+        <w:pStyle w:val="Normal"/>
+        <w:jc w:val="both"/>
+        <w:rPr>
+          <w:rFonts w:ascii="Garamond" w:hAnsi="Garamond" w:eastAsia="Times New Roman" w:cs="Times New Roman"/>
+          <w:i w:val="false"/>
+          <w:i w:val="false"/>
+          <w:iCs w:val="false"/>
+          <w:color w:val="000000"/>
+          <w:kern w:val="0"/>
+          <w:sz w:val="36"/>
+          <w:szCs w:val="36"/>
+          <w:shd w:fill="auto" w:val="clear"/>
+          <w:lang w:val="en-US" w:eastAsia="zh-CN" w:bidi="hi-IN"/>
+        </w:rPr>
+      </w:pPr>
+      <w:r>
+        <w:rPr>
+          <w:rFonts w:eastAsia="Times New Roman" w:cs="Times New Roman" w:ascii="Garamond" w:hAnsi="Garamond"/>
+          <w:i w:val="false"/>
+          <w:iCs w:val="false"/>
+          <w:color w:val="000000"/>
+          <w:kern w:val="0"/>
+          <w:sz w:val="36"/>
+          <w:szCs w:val="36"/>
+          <w:shd w:fill="auto" w:val="clear"/>
+          <w:lang w:val="en-US" w:eastAsia="zh-CN" w:bidi="hi-IN"/>
+        </w:rPr>
+      </w:r>
+    </w:p>
+    <w:p>
+      <w:pPr>
+        <w:pStyle w:val="Normal"/>
+        <w:jc w:val="both"/>
+        <w:rPr/>
+      </w:pPr>
+      <w:r>
+        <w:rPr>
+          <w:rFonts w:eastAsia="Times New Roman" w:cs="Times New Roman" w:ascii="Garamond" w:hAnsi="Garamond"/>
+          <w:i w:val="false"/>
+          <w:iCs w:val="false"/>
+          <w:color w:val="000000"/>
+          <w:kern w:val="0"/>
+          <w:sz w:val="36"/>
+          <w:szCs w:val="36"/>
+          <w:shd w:fill="auto" w:val="clear"/>
+          <w:lang w:val="en-US" w:eastAsia="zh-CN" w:bidi="hi-IN"/>
+        </w:rPr>
+        <w:t>E quando falamos em esquecer as ofensas, não é apagá-las da memória. Primeiro porque isso é impossível. Segundo porque, que mérito teríamos se uma ofensa simplesmente desaparecesse de memória?</w:t>
+      </w:r>
+    </w:p>
+    <w:p>
+      <w:pPr>
+        <w:pStyle w:val="Normal"/>
+        <w:jc w:val="both"/>
+        <w:rPr>
+          <w:rFonts w:ascii="Garamond" w:hAnsi="Garamond" w:eastAsia="Times New Roman" w:cs="Times New Roman"/>
+          <w:i w:val="false"/>
+          <w:i w:val="false"/>
+          <w:iCs w:val="false"/>
+          <w:color w:val="000000"/>
+          <w:kern w:val="0"/>
+          <w:sz w:val="36"/>
+          <w:szCs w:val="36"/>
+          <w:shd w:fill="auto" w:val="clear"/>
+          <w:lang w:val="en-US" w:eastAsia="zh-CN" w:bidi="hi-IN"/>
+        </w:rPr>
+      </w:pPr>
+      <w:r>
+        <w:rPr>
+          <w:rFonts w:eastAsia="Times New Roman" w:cs="Times New Roman" w:ascii="Garamond" w:hAnsi="Garamond"/>
+          <w:i w:val="false"/>
+          <w:iCs w:val="false"/>
+          <w:color w:val="000000"/>
+          <w:kern w:val="0"/>
+          <w:sz w:val="36"/>
+          <w:szCs w:val="36"/>
+          <w:shd w:fill="auto" w:val="clear"/>
+          <w:lang w:val="en-US" w:eastAsia="zh-CN" w:bidi="hi-IN"/>
+        </w:rPr>
+      </w:r>
+    </w:p>
+    <w:p>
+      <w:pPr>
+        <w:pStyle w:val="Normal"/>
+        <w:jc w:val="both"/>
+        <w:rPr/>
+      </w:pPr>
+      <w:r>
+        <w:rPr>
+          <w:rFonts w:eastAsia="Times New Roman" w:cs="Times New Roman" w:ascii="Garamond" w:hAnsi="Garamond"/>
+          <w:i w:val="false"/>
+          <w:iCs w:val="false"/>
+          <w:color w:val="000000"/>
+          <w:kern w:val="0"/>
+          <w:sz w:val="36"/>
+          <w:szCs w:val="36"/>
+          <w:shd w:fill="auto" w:val="clear"/>
+          <w:lang w:val="en-US" w:eastAsia="zh-CN" w:bidi="hi-IN"/>
+        </w:rPr>
+        <w:t>O mérito está justamente em preservar a serenidade, não permitindo que sentimentos e desejos ruins invadam nosso coração ao nos recordarmos de algo que nos feriu. Isso é esquecer uma ofensa.</w:t>
       </w:r>
       <w:r>
         <w:br w:type="page"/>
-      </w:r>
-    </w:p>
-    <w:p>
-      <w:pPr>
-        <w:pStyle w:val="Normal"/>
-        <w:jc w:val="both"/>
-        <w:rPr>
-          <w:sz w:val="36"/>
-          <w:szCs w:val="36"/>
-        </w:rPr>
-      </w:pPr>
-      <w:r>
-        <w:rPr>
-          <w:rFonts w:eastAsia="Times New Roman" w:cs="Times New Roman" w:ascii="Garamond" w:hAnsi="Garamond"/>
-          <w:i w:val="false"/>
-          <w:iCs w:val="false"/>
-          <w:color w:val="000000"/>
-          <w:kern w:val="0"/>
-          <w:sz w:val="36"/>
-          <w:szCs w:val="36"/>
-          <w:shd w:fill="auto" w:val="clear"/>
-          <w:lang w:val="en-US" w:eastAsia="zh-CN" w:bidi="hi-IN"/>
-        </w:rPr>
-        <w:t>O mesmo acontece com essa prisão da qual Jesus fala. Temos diversos exemplos na literatura espírita de irmãos que permanecem presos ao ódio ou ao desejo de vingança. Eles não conseguem se desvencilhar dessas ideias, permanecendo vinculados a elas durante anos, décadas e, às vezes, séculos.</w:t>
-      </w:r>
-    </w:p>
-    <w:p>
-      <w:pPr>
-        <w:pStyle w:val="Normal"/>
-        <w:jc w:val="both"/>
-        <w:rPr>
-          <w:sz w:val="36"/>
-          <w:szCs w:val="36"/>
-        </w:rPr>
-      </w:pPr>
-      <w:r>
-        <w:rPr>
-          <w:sz w:val="36"/>
-          <w:szCs w:val="36"/>
-        </w:rPr>
-      </w:r>
-    </w:p>
-    <w:p>
-      <w:pPr>
-        <w:pStyle w:val="Normal"/>
-        <w:jc w:val="both"/>
-        <w:rPr>
-          <w:sz w:val="36"/>
-          <w:szCs w:val="36"/>
-        </w:rPr>
-      </w:pPr>
-      <w:r>
-        <w:rPr>
-          <w:rFonts w:eastAsia="Times New Roman" w:cs="Times New Roman" w:ascii="Garamond" w:hAnsi="Garamond"/>
-          <w:i w:val="false"/>
-          <w:iCs w:val="false"/>
-          <w:color w:val="000000"/>
-          <w:kern w:val="0"/>
-          <w:sz w:val="36"/>
-          <w:szCs w:val="36"/>
-          <w:shd w:fill="auto" w:val="clear"/>
-          <w:lang w:val="en-US" w:eastAsia="zh-CN" w:bidi="hi-IN"/>
-        </w:rPr>
-        <w:t xml:space="preserve">Isso pode soar como algo inimaginável, mas não é. Querem um exemplo? Quase todos nós já passamos por alguma ocasião na vida em que somos tomados por uma preocupação incontrolável. </w:t>
-      </w:r>
-    </w:p>
-    <w:p>
-      <w:pPr>
-        <w:pStyle w:val="Normal"/>
-        <w:jc w:val="both"/>
-        <w:rPr>
-          <w:sz w:val="36"/>
-          <w:szCs w:val="36"/>
-        </w:rPr>
-      </w:pPr>
-      <w:r>
-        <w:rPr>
-          <w:sz w:val="36"/>
-          <w:szCs w:val="36"/>
-        </w:rPr>
-      </w:r>
-    </w:p>
-    <w:p>
-      <w:pPr>
-        <w:pStyle w:val="Normal"/>
-        <w:jc w:val="both"/>
-        <w:rPr>
-          <w:sz w:val="36"/>
-          <w:szCs w:val="36"/>
-        </w:rPr>
-      </w:pPr>
-      <w:r>
-        <w:rPr>
-          <w:rFonts w:eastAsia="Times New Roman" w:cs="Times New Roman" w:ascii="Garamond" w:hAnsi="Garamond"/>
-          <w:i w:val="false"/>
-          <w:iCs w:val="false"/>
-          <w:color w:val="000000"/>
-          <w:kern w:val="0"/>
-          <w:sz w:val="36"/>
-          <w:szCs w:val="36"/>
-          <w:shd w:fill="auto" w:val="clear"/>
-          <w:lang w:val="en-US" w:eastAsia="zh-CN" w:bidi="hi-IN"/>
-        </w:rPr>
-        <w:t>As causas são as mais variadas: o diagnóstico de uma doença grave, alguém que amamos passando por grande dificuldade ou até mesmo um problema de ordem financeira.</w:t>
-      </w:r>
-    </w:p>
-    <w:p>
-      <w:pPr>
-        <w:pStyle w:val="Normal"/>
-        <w:jc w:val="both"/>
-        <w:rPr>
-          <w:sz w:val="36"/>
-          <w:szCs w:val="36"/>
-        </w:rPr>
-      </w:pPr>
-      <w:r>
-        <w:rPr>
-          <w:sz w:val="36"/>
-          <w:szCs w:val="36"/>
-        </w:rPr>
-      </w:r>
-    </w:p>
-    <w:p>
-      <w:pPr>
-        <w:pStyle w:val="Normal"/>
-        <w:jc w:val="both"/>
-        <w:rPr>
-          <w:sz w:val="36"/>
-          <w:szCs w:val="36"/>
-        </w:rPr>
-      </w:pPr>
-      <w:r>
-        <w:rPr>
-          <w:rFonts w:eastAsia="Times New Roman" w:cs="Times New Roman" w:ascii="Garamond" w:hAnsi="Garamond"/>
-          <w:i w:val="false"/>
-          <w:iCs w:val="false"/>
-          <w:color w:val="000000"/>
-          <w:kern w:val="0"/>
-          <w:sz w:val="36"/>
-          <w:szCs w:val="36"/>
-          <w:shd w:fill="auto" w:val="clear"/>
-          <w:lang w:val="en-US" w:eastAsia="zh-CN" w:bidi="hi-IN"/>
-        </w:rPr>
-        <w:t>Em momentos assim, aquela preocupação domina nossa mente e nosso coração de tal forma, que somos incapazes de esquecê-la.</w:t>
-      </w:r>
-      <w:r>
-        <w:br w:type="page"/>
-      </w:r>
-    </w:p>
-    <w:p>
-      <w:pPr>
-        <w:pStyle w:val="Normal"/>
-        <w:jc w:val="both"/>
-        <w:rPr>
-          <w:sz w:val="36"/>
-          <w:szCs w:val="36"/>
-        </w:rPr>
-      </w:pPr>
-      <w:r>
-        <w:rPr>
-          <w:rFonts w:eastAsia="Times New Roman" w:cs="Times New Roman" w:ascii="Garamond" w:hAnsi="Garamond"/>
-          <w:i w:val="false"/>
-          <w:iCs w:val="false"/>
-          <w:color w:val="000000"/>
-          <w:kern w:val="0"/>
-          <w:sz w:val="36"/>
-          <w:szCs w:val="36"/>
-          <w:shd w:fill="auto" w:val="clear"/>
-          <w:lang w:val="en-US" w:eastAsia="zh-CN" w:bidi="hi-IN"/>
-        </w:rPr>
-        <w:t>Às vezes não conseguimos nem mesmo orar para pedir ajuda. Começamos nossa oração, a preocupação vem e toma conta de nós. Geralmente precisamos de ajuda externa para sairmos dessa condição.</w:t>
-      </w:r>
-    </w:p>
-    <w:p>
-      <w:pPr>
-        <w:pStyle w:val="Normal"/>
-        <w:jc w:val="both"/>
-        <w:rPr>
-          <w:sz w:val="36"/>
-          <w:szCs w:val="36"/>
-        </w:rPr>
-      </w:pPr>
-      <w:r>
-        <w:rPr>
-          <w:sz w:val="36"/>
-          <w:szCs w:val="36"/>
-        </w:rPr>
-      </w:r>
-    </w:p>
-    <w:p>
-      <w:pPr>
-        <w:pStyle w:val="Normal"/>
-        <w:jc w:val="both"/>
-        <w:rPr>
-          <w:sz w:val="36"/>
-          <w:szCs w:val="36"/>
-        </w:rPr>
-      </w:pPr>
-      <w:r>
-        <w:rPr>
-          <w:rFonts w:eastAsia="Times New Roman" w:cs="Times New Roman" w:ascii="Garamond" w:hAnsi="Garamond"/>
-          <w:i w:val="false"/>
-          <w:iCs w:val="false"/>
-          <w:color w:val="000000"/>
-          <w:kern w:val="0"/>
-          <w:sz w:val="36"/>
-          <w:szCs w:val="36"/>
-          <w:shd w:fill="auto" w:val="clear"/>
-          <w:lang w:val="en-US" w:eastAsia="zh-CN" w:bidi="hi-IN"/>
-        </w:rPr>
-        <w:t>Se somos dominados dessa maneira por uma preocupação legítima, imaginem trazer o coração e a mente transbordando de ódio e desejo de vingança, sobretudo depois de desencarnado.</w:t>
-      </w:r>
-    </w:p>
-    <w:p>
-      <w:pPr>
-        <w:pStyle w:val="Normal"/>
-        <w:jc w:val="both"/>
-        <w:rPr>
-          <w:sz w:val="36"/>
-          <w:szCs w:val="36"/>
-        </w:rPr>
-      </w:pPr>
-      <w:r>
-        <w:rPr>
-          <w:sz w:val="36"/>
-          <w:szCs w:val="36"/>
-        </w:rPr>
-      </w:r>
-    </w:p>
-    <w:p>
-      <w:pPr>
-        <w:pStyle w:val="Normal"/>
-        <w:jc w:val="both"/>
-        <w:rPr>
-          <w:sz w:val="36"/>
-          <w:szCs w:val="36"/>
-        </w:rPr>
-      </w:pPr>
-      <w:r>
-        <w:rPr>
-          <w:rFonts w:eastAsia="Times New Roman" w:cs="Times New Roman" w:ascii="Garamond" w:hAnsi="Garamond"/>
-          <w:i w:val="false"/>
-          <w:iCs w:val="false"/>
-          <w:color w:val="000000"/>
-          <w:kern w:val="0"/>
-          <w:sz w:val="36"/>
-          <w:szCs w:val="36"/>
-          <w:shd w:fill="auto" w:val="clear"/>
-          <w:lang w:val="en-US" w:eastAsia="zh-CN" w:bidi="hi-IN"/>
-        </w:rPr>
-        <w:t>O ódio aprisiona o Espírito que o alimenta contra quem lhe fez mal, e se o sentimento for recíproco, os dois acabam presos na mesma situação, criando uma cadeia de sofrimento que parece não ter fim.</w:t>
-      </w:r>
-    </w:p>
-    <w:p>
-      <w:pPr>
-        <w:pStyle w:val="Normal"/>
-        <w:jc w:val="both"/>
-        <w:rPr>
-          <w:rFonts w:ascii="Garamond" w:hAnsi="Garamond" w:eastAsia="Times New Roman" w:cs="Times New Roman"/>
-          <w:i w:val="false"/>
-          <w:i w:val="false"/>
-          <w:iCs w:val="false"/>
-          <w:color w:val="000000"/>
-          <w:kern w:val="0"/>
-          <w:sz w:val="36"/>
-          <w:szCs w:val="36"/>
-          <w:shd w:fill="auto" w:val="clear"/>
-          <w:lang w:val="en-US" w:eastAsia="zh-CN" w:bidi="hi-IN"/>
-        </w:rPr>
-      </w:pPr>
-      <w:r>
-        <w:rPr>
-          <w:rFonts w:eastAsia="Times New Roman" w:cs="Times New Roman" w:ascii="Garamond" w:hAnsi="Garamond"/>
-          <w:i w:val="false"/>
-          <w:iCs w:val="false"/>
-          <w:color w:val="000000"/>
-          <w:kern w:val="0"/>
-          <w:sz w:val="36"/>
-          <w:szCs w:val="36"/>
-          <w:shd w:fill="auto" w:val="clear"/>
-          <w:lang w:val="en-US" w:eastAsia="zh-CN" w:bidi="hi-IN"/>
-        </w:rPr>
-      </w:r>
-    </w:p>
-    <w:p>
-      <w:pPr>
-        <w:pStyle w:val="Normal"/>
-        <w:jc w:val="both"/>
-        <w:rPr>
-          <w:rFonts w:ascii="Garamond" w:hAnsi="Garamond" w:eastAsia="Times New Roman" w:cs="Times New Roman"/>
-          <w:i w:val="false"/>
-          <w:i w:val="false"/>
-          <w:iCs w:val="false"/>
-          <w:color w:val="000000"/>
-          <w:kern w:val="0"/>
-          <w:sz w:val="36"/>
-          <w:szCs w:val="36"/>
-          <w:shd w:fill="auto" w:val="clear"/>
-          <w:lang w:val="en-US" w:eastAsia="zh-CN" w:bidi="hi-IN"/>
-        </w:rPr>
-      </w:pPr>
-      <w:r>
-        <w:rPr>
-          <w:rFonts w:eastAsia="Times New Roman" w:cs="Times New Roman" w:ascii="Garamond" w:hAnsi="Garamond"/>
-          <w:i w:val="false"/>
-          <w:iCs w:val="false"/>
-          <w:color w:val="000000"/>
-          <w:kern w:val="0"/>
-          <w:sz w:val="36"/>
-          <w:szCs w:val="36"/>
-          <w:shd w:fill="auto" w:val="clear"/>
-          <w:lang w:val="en-US" w:eastAsia="zh-CN" w:bidi="hi-IN"/>
-        </w:rPr>
-        <w:t>Esse é o inferno do qual falamos a pouco. Um estado de consciência escravizador. É como se o Espírito estivesse acorrentado àquela ideia. E assim ele vai permanecer até que compreenda o quanto aquilo é prejudicial a ele e aos outros.</w:t>
-      </w:r>
-      <w:r>
-        <w:br w:type="page"/>
-      </w:r>
-    </w:p>
-    <w:p>
-      <w:pPr>
-        <w:pStyle w:val="Normal"/>
-        <w:jc w:val="both"/>
-        <w:rPr>
-          <w:rFonts w:ascii="Garamond" w:hAnsi="Garamond" w:eastAsia="Times New Roman" w:cs="Times New Roman"/>
-          <w:i w:val="false"/>
-          <w:i w:val="false"/>
-          <w:iCs w:val="false"/>
-          <w:color w:val="000000"/>
-          <w:kern w:val="0"/>
-          <w:sz w:val="36"/>
-          <w:szCs w:val="36"/>
-          <w:shd w:fill="auto" w:val="clear"/>
-          <w:lang w:val="en-US" w:eastAsia="zh-CN" w:bidi="hi-IN"/>
-        </w:rPr>
-      </w:pPr>
-      <w:r>
-        <w:rPr>
-          <w:rFonts w:eastAsia="Times New Roman" w:cs="Times New Roman" w:ascii="Garamond" w:hAnsi="Garamond"/>
-          <w:i w:val="false"/>
-          <w:iCs w:val="false"/>
-          <w:color w:val="000000"/>
-          <w:kern w:val="0"/>
-          <w:sz w:val="36"/>
-          <w:szCs w:val="36"/>
-          <w:shd w:fill="auto" w:val="clear"/>
-          <w:lang w:val="en-US" w:eastAsia="zh-CN" w:bidi="hi-IN"/>
-        </w:rPr>
-        <w:t>Lembram-se de Nosso Lar? Em que momento Clarêncio conseguiu resgatar André Luiz do Umbral? Apenas quando André, exaurido pela condição em que se encontrava, finalmente eleva um pensamento a Deus e ora. Naquele momento, ele finalmente se permite ser auxiliado e Clarêncio, que já estava pronto há muito tempo para socorrer André Luiz, consegue resgatá-lo.</w:t>
-      </w:r>
-    </w:p>
-    <w:p>
-      <w:pPr>
-        <w:pStyle w:val="Normal"/>
-        <w:jc w:val="both"/>
-        <w:rPr>
-          <w:rFonts w:ascii="Garamond" w:hAnsi="Garamond" w:eastAsia="Times New Roman" w:cs="Times New Roman"/>
-          <w:i w:val="false"/>
-          <w:i w:val="false"/>
-          <w:iCs w:val="false"/>
-          <w:color w:val="000000"/>
-          <w:kern w:val="0"/>
-          <w:sz w:val="36"/>
-          <w:szCs w:val="36"/>
-          <w:shd w:fill="auto" w:val="clear"/>
-          <w:lang w:val="en-US" w:eastAsia="zh-CN" w:bidi="hi-IN"/>
-        </w:rPr>
-      </w:pPr>
-      <w:r>
-        <w:rPr>
-          <w:rFonts w:eastAsia="Times New Roman" w:cs="Times New Roman" w:ascii="Garamond" w:hAnsi="Garamond"/>
-          <w:i w:val="false"/>
-          <w:iCs w:val="false"/>
-          <w:color w:val="000000"/>
-          <w:kern w:val="0"/>
-          <w:sz w:val="36"/>
-          <w:szCs w:val="36"/>
-          <w:shd w:fill="auto" w:val="clear"/>
-          <w:lang w:val="en-US" w:eastAsia="zh-CN" w:bidi="hi-IN"/>
-        </w:rPr>
-      </w:r>
-    </w:p>
-    <w:p>
-      <w:pPr>
-        <w:pStyle w:val="Normal"/>
-        <w:jc w:val="both"/>
-        <w:rPr>
-          <w:rFonts w:ascii="Garamond" w:hAnsi="Garamond" w:eastAsia="Times New Roman" w:cs="Times New Roman"/>
-          <w:i w:val="false"/>
-          <w:i w:val="false"/>
-          <w:iCs w:val="false"/>
-          <w:color w:val="000000"/>
-          <w:kern w:val="0"/>
-          <w:sz w:val="36"/>
-          <w:szCs w:val="36"/>
-          <w:shd w:fill="auto" w:val="clear"/>
-          <w:lang w:val="en-US" w:eastAsia="zh-CN" w:bidi="hi-IN"/>
-        </w:rPr>
-      </w:pPr>
-      <w:r>
-        <w:rPr>
-          <w:rFonts w:eastAsia="Times New Roman" w:cs="Times New Roman" w:ascii="Garamond" w:hAnsi="Garamond"/>
-          <w:i w:val="false"/>
-          <w:iCs w:val="false"/>
-          <w:color w:val="000000"/>
-          <w:kern w:val="0"/>
-          <w:sz w:val="36"/>
-          <w:szCs w:val="36"/>
-          <w:shd w:fill="auto" w:val="clear"/>
-          <w:lang w:val="en-US" w:eastAsia="zh-CN" w:bidi="hi-IN"/>
-        </w:rPr>
-        <w:t>Deus, Jesus Cristo, nosso anjo de guarda e a Espiritualidade sempre vão respeitar nosso livre arbítrio. Ninguém fará nada por nós enquanto não nos permitirmos ser auxiliados.</w:t>
-      </w:r>
-    </w:p>
-    <w:p>
-      <w:pPr>
-        <w:pStyle w:val="Normal"/>
-        <w:jc w:val="both"/>
-        <w:rPr>
-          <w:rFonts w:ascii="Garamond" w:hAnsi="Garamond" w:eastAsia="Times New Roman" w:cs="Times New Roman"/>
-          <w:i w:val="false"/>
-          <w:i w:val="false"/>
-          <w:iCs w:val="false"/>
-          <w:color w:val="000000"/>
-          <w:kern w:val="0"/>
-          <w:sz w:val="36"/>
-          <w:szCs w:val="36"/>
-          <w:shd w:fill="auto" w:val="clear"/>
-          <w:lang w:val="en-US" w:eastAsia="zh-CN" w:bidi="hi-IN"/>
-        </w:rPr>
-      </w:pPr>
-      <w:r>
-        <w:rPr>
-          <w:rFonts w:eastAsia="Times New Roman" w:cs="Times New Roman" w:ascii="Garamond" w:hAnsi="Garamond"/>
-          <w:i w:val="false"/>
-          <w:iCs w:val="false"/>
-          <w:color w:val="000000"/>
-          <w:kern w:val="0"/>
-          <w:sz w:val="36"/>
-          <w:szCs w:val="36"/>
-          <w:shd w:fill="auto" w:val="clear"/>
-          <w:lang w:val="en-US" w:eastAsia="zh-CN" w:bidi="hi-IN"/>
-        </w:rPr>
-      </w:r>
-    </w:p>
-    <w:p>
-      <w:pPr>
-        <w:pStyle w:val="Normal"/>
-        <w:jc w:val="both"/>
-        <w:rPr>
-          <w:rFonts w:ascii="Garamond" w:hAnsi="Garamond" w:eastAsia="Times New Roman" w:cs="Times New Roman"/>
-          <w:i w:val="false"/>
-          <w:i w:val="false"/>
-          <w:iCs w:val="false"/>
-          <w:color w:val="000000"/>
-          <w:kern w:val="0"/>
-          <w:sz w:val="36"/>
-          <w:szCs w:val="36"/>
-          <w:shd w:fill="auto" w:val="clear"/>
-          <w:lang w:val="en-US" w:eastAsia="zh-CN" w:bidi="hi-IN"/>
-        </w:rPr>
-      </w:pPr>
-      <w:r>
-        <w:rPr>
-          <w:rFonts w:eastAsia="Times New Roman" w:cs="Times New Roman" w:ascii="Garamond" w:hAnsi="Garamond"/>
-          <w:i w:val="false"/>
-          <w:iCs w:val="false"/>
-          <w:color w:val="000000"/>
-          <w:kern w:val="0"/>
-          <w:sz w:val="36"/>
-          <w:szCs w:val="36"/>
-          <w:shd w:fill="auto" w:val="clear"/>
-          <w:lang w:val="en-US" w:eastAsia="zh-CN" w:bidi="hi-IN"/>
-        </w:rPr>
-        <w:t>Quando falamos em perdão, sempre surge a seguinte dúvida: o que acontece se eu perdoar a pessoa, mas ela não me perdoar? Bem, se eu consigo superar o ódio, o ressentimento e o desejo de vingança, então eu começo a romper os laços estabelecidos pelo ódio.</w:t>
-      </w:r>
-      <w:r>
-        <w:br w:type="page"/>
-      </w:r>
-    </w:p>
-    <w:p>
-      <w:pPr>
-        <w:pStyle w:val="Normal"/>
-        <w:jc w:val="both"/>
-        <w:rPr>
-          <w:rFonts w:ascii="Garamond" w:hAnsi="Garamond" w:eastAsia="Times New Roman" w:cs="Times New Roman"/>
-          <w:i w:val="false"/>
-          <w:i w:val="false"/>
-          <w:iCs w:val="false"/>
-          <w:color w:val="000000"/>
-          <w:kern w:val="0"/>
-          <w:sz w:val="36"/>
-          <w:szCs w:val="36"/>
-          <w:shd w:fill="auto" w:val="clear"/>
-          <w:lang w:val="en-US" w:eastAsia="zh-CN" w:bidi="hi-IN"/>
-        </w:rPr>
-      </w:pPr>
-      <w:r>
-        <w:rPr>
-          <w:rFonts w:eastAsia="Times New Roman" w:cs="Times New Roman" w:ascii="Garamond" w:hAnsi="Garamond"/>
-          <w:i w:val="false"/>
-          <w:iCs w:val="false"/>
-          <w:color w:val="000000"/>
-          <w:kern w:val="0"/>
-          <w:sz w:val="36"/>
-          <w:szCs w:val="36"/>
-          <w:shd w:fill="auto" w:val="clear"/>
-          <w:lang w:val="en-US" w:eastAsia="zh-CN" w:bidi="hi-IN"/>
-        </w:rPr>
-        <w:t xml:space="preserve">Contudo, há algo que precisa ficar muito claro: o fato de eu perdoar alguém com quem estabeleci vínculos de ódio, não me isenta de responsabilidade de reparar erros que eu porventura tenha cometido contra aquela pessoa. </w:t>
-      </w:r>
-    </w:p>
-    <w:p>
-      <w:pPr>
-        <w:pStyle w:val="Normal"/>
-        <w:jc w:val="both"/>
-        <w:rPr>
-          <w:rFonts w:ascii="Garamond" w:hAnsi="Garamond" w:eastAsia="Times New Roman" w:cs="Times New Roman"/>
-          <w:i w:val="false"/>
-          <w:i w:val="false"/>
-          <w:iCs w:val="false"/>
-          <w:color w:val="000000"/>
-          <w:kern w:val="0"/>
-          <w:sz w:val="36"/>
-          <w:szCs w:val="36"/>
-          <w:shd w:fill="auto" w:val="clear"/>
-          <w:lang w:val="en-US" w:eastAsia="zh-CN" w:bidi="hi-IN"/>
-        </w:rPr>
-      </w:pPr>
-      <w:r>
-        <w:rPr>
-          <w:rFonts w:eastAsia="Times New Roman" w:cs="Times New Roman" w:ascii="Garamond" w:hAnsi="Garamond"/>
-          <w:i w:val="false"/>
-          <w:iCs w:val="false"/>
-          <w:color w:val="000000"/>
-          <w:kern w:val="0"/>
-          <w:sz w:val="36"/>
-          <w:szCs w:val="36"/>
-          <w:shd w:fill="auto" w:val="clear"/>
-          <w:lang w:val="en-US" w:eastAsia="zh-CN" w:bidi="hi-IN"/>
-        </w:rPr>
-      </w:r>
-    </w:p>
-    <w:p>
-      <w:pPr>
-        <w:pStyle w:val="Normal"/>
-        <w:jc w:val="both"/>
-        <w:rPr>
-          <w:rFonts w:ascii="Garamond" w:hAnsi="Garamond" w:eastAsia="Times New Roman" w:cs="Times New Roman"/>
-          <w:i w:val="false"/>
-          <w:i w:val="false"/>
-          <w:iCs w:val="false"/>
-          <w:color w:val="000000"/>
-          <w:kern w:val="0"/>
-          <w:sz w:val="36"/>
-          <w:szCs w:val="36"/>
-          <w:shd w:fill="auto" w:val="clear"/>
-          <w:lang w:val="en-US" w:eastAsia="zh-CN" w:bidi="hi-IN"/>
-        </w:rPr>
-      </w:pPr>
-      <w:r>
-        <w:rPr>
-          <w:rFonts w:eastAsia="Times New Roman" w:cs="Times New Roman" w:ascii="Garamond" w:hAnsi="Garamond"/>
-          <w:i w:val="false"/>
-          <w:iCs w:val="false"/>
-          <w:color w:val="000000"/>
-          <w:kern w:val="0"/>
-          <w:sz w:val="36"/>
-          <w:szCs w:val="36"/>
-          <w:shd w:fill="auto" w:val="clear"/>
-          <w:lang w:val="en-US" w:eastAsia="zh-CN" w:bidi="hi-IN"/>
-        </w:rPr>
-        <w:t>Vamos supor que eu prejudiquei alguém. Essa pessoa, diante do eu fiz a ela, revida e também me prejudica. Passamos a alimentar ódio recíproco. Depois de um certo tempo, tomo consciência do meu erro e perdoo a pessoa pelo o que ela me fez.</w:t>
-      </w:r>
-    </w:p>
-    <w:p>
-      <w:pPr>
-        <w:pStyle w:val="Normal"/>
-        <w:jc w:val="both"/>
-        <w:rPr>
-          <w:rFonts w:ascii="Garamond" w:hAnsi="Garamond" w:eastAsia="Times New Roman" w:cs="Times New Roman"/>
-          <w:i w:val="false"/>
-          <w:i w:val="false"/>
-          <w:iCs w:val="false"/>
-          <w:color w:val="000000"/>
-          <w:kern w:val="0"/>
-          <w:sz w:val="36"/>
-          <w:szCs w:val="36"/>
-          <w:shd w:fill="auto" w:val="clear"/>
-          <w:lang w:val="en-US" w:eastAsia="zh-CN" w:bidi="hi-IN"/>
-        </w:rPr>
-      </w:pPr>
-      <w:r>
-        <w:rPr>
-          <w:rFonts w:eastAsia="Times New Roman" w:cs="Times New Roman" w:ascii="Garamond" w:hAnsi="Garamond"/>
-          <w:i w:val="false"/>
-          <w:iCs w:val="false"/>
-          <w:color w:val="000000"/>
-          <w:kern w:val="0"/>
-          <w:sz w:val="36"/>
-          <w:szCs w:val="36"/>
-          <w:shd w:fill="auto" w:val="clear"/>
-          <w:lang w:val="en-US" w:eastAsia="zh-CN" w:bidi="hi-IN"/>
-        </w:rPr>
-      </w:r>
-    </w:p>
-    <w:p>
-      <w:pPr>
-        <w:pStyle w:val="Normal"/>
-        <w:jc w:val="both"/>
-        <w:rPr>
-          <w:rFonts w:ascii="Garamond" w:hAnsi="Garamond" w:eastAsia="Times New Roman" w:cs="Times New Roman"/>
-          <w:i w:val="false"/>
-          <w:i w:val="false"/>
-          <w:iCs w:val="false"/>
-          <w:color w:val="000000"/>
-          <w:kern w:val="0"/>
-          <w:sz w:val="36"/>
-          <w:szCs w:val="36"/>
-          <w:shd w:fill="auto" w:val="clear"/>
-          <w:lang w:val="en-US" w:eastAsia="zh-CN" w:bidi="hi-IN"/>
-        </w:rPr>
-      </w:pPr>
-      <w:r>
-        <w:rPr>
-          <w:rFonts w:eastAsia="Times New Roman" w:cs="Times New Roman" w:ascii="Garamond" w:hAnsi="Garamond"/>
-          <w:i w:val="false"/>
-          <w:iCs w:val="false"/>
-          <w:color w:val="000000"/>
-          <w:kern w:val="0"/>
-          <w:sz w:val="36"/>
-          <w:szCs w:val="36"/>
-          <w:shd w:fill="auto" w:val="clear"/>
-          <w:lang w:val="en-US" w:eastAsia="zh-CN" w:bidi="hi-IN"/>
-        </w:rPr>
-        <w:t>Excelente. Começo a romper os vínculos de ódio do meu lado. Só que eu prejudiquei aquela pessoa. O fato de eu perdoá-la não tira de mim, a responsabilidade de reparar as faltas cometidas contra ela. É algo que terei que fazer no momento oportuno.</w:t>
-      </w:r>
-    </w:p>
-    <w:p>
-      <w:pPr>
-        <w:pStyle w:val="Normal"/>
-        <w:jc w:val="both"/>
-        <w:rPr>
-          <w:rFonts w:ascii="Garamond" w:hAnsi="Garamond" w:eastAsia="Times New Roman" w:cs="Times New Roman"/>
-          <w:i w:val="false"/>
-          <w:i w:val="false"/>
-          <w:iCs w:val="false"/>
-          <w:color w:val="000000"/>
-          <w:kern w:val="0"/>
-          <w:sz w:val="36"/>
-          <w:szCs w:val="36"/>
-          <w:shd w:fill="auto" w:val="clear"/>
-          <w:lang w:val="en-US" w:eastAsia="zh-CN" w:bidi="hi-IN"/>
-        </w:rPr>
-      </w:pPr>
-      <w:r>
-        <w:rPr>
-          <w:rFonts w:eastAsia="Times New Roman" w:cs="Times New Roman" w:ascii="Garamond" w:hAnsi="Garamond"/>
-          <w:i w:val="false"/>
-          <w:iCs w:val="false"/>
-          <w:color w:val="000000"/>
-          <w:kern w:val="0"/>
-          <w:sz w:val="36"/>
-          <w:szCs w:val="36"/>
-          <w:shd w:fill="auto" w:val="clear"/>
-          <w:lang w:val="en-US" w:eastAsia="zh-CN" w:bidi="hi-IN"/>
-        </w:rPr>
-      </w:r>
-    </w:p>
-    <w:p>
-      <w:pPr>
-        <w:pStyle w:val="Normal"/>
-        <w:jc w:val="both"/>
-        <w:rPr/>
-      </w:pPr>
-      <w:r>
-        <w:rPr>
-          <w:rFonts w:eastAsia="Times New Roman" w:cs="Times New Roman" w:ascii="Garamond" w:hAnsi="Garamond"/>
-          <w:i w:val="false"/>
-          <w:iCs w:val="false"/>
-          <w:color w:val="000000"/>
-          <w:kern w:val="0"/>
-          <w:sz w:val="36"/>
-          <w:szCs w:val="36"/>
-          <w:shd w:fill="auto" w:val="clear"/>
-          <w:lang w:val="en-US" w:eastAsia="zh-CN" w:bidi="hi-IN"/>
-        </w:rPr>
-        <w:t>Mas não resta dúvida: o perdão é o primeiro e mais importante passo. Afinal de contas, como vou reconhecer que preciso reparar faltas cometidas contra alguém a quem eu odeio?</w:t>
-      </w:r>
-    </w:p>
-    <w:p>
-      <w:pPr>
-        <w:pStyle w:val="Normal"/>
-        <w:jc w:val="both"/>
-        <w:rPr>
-          <w:rFonts w:ascii="Garamond" w:hAnsi="Garamond" w:eastAsia="Times New Roman" w:cs="Times New Roman"/>
-          <w:i w:val="false"/>
-          <w:i w:val="false"/>
-          <w:iCs w:val="false"/>
-          <w:color w:val="000000"/>
-          <w:kern w:val="0"/>
-          <w:sz w:val="36"/>
-          <w:szCs w:val="36"/>
-          <w:shd w:fill="auto" w:val="clear"/>
-          <w:lang w:val="en-US" w:eastAsia="zh-CN" w:bidi="hi-IN"/>
-        </w:rPr>
-      </w:pPr>
-      <w:r>
-        <w:rPr>
-          <w:rFonts w:eastAsia="Times New Roman" w:cs="Times New Roman" w:ascii="Garamond" w:hAnsi="Garamond"/>
-          <w:i w:val="false"/>
-          <w:iCs w:val="false"/>
-          <w:color w:val="000000"/>
-          <w:kern w:val="0"/>
-          <w:sz w:val="36"/>
-          <w:szCs w:val="36"/>
-          <w:shd w:fill="auto" w:val="clear"/>
-          <w:lang w:val="en-US" w:eastAsia="zh-CN" w:bidi="hi-IN"/>
-        </w:rPr>
-      </w:r>
-    </w:p>
-    <w:p>
-      <w:pPr>
-        <w:pStyle w:val="Normal"/>
-        <w:jc w:val="both"/>
-        <w:rPr/>
-      </w:pPr>
-      <w:r>
-        <w:rPr>
-          <w:rFonts w:eastAsia="Times New Roman" w:cs="Times New Roman" w:ascii="Garamond" w:hAnsi="Garamond"/>
-          <w:i w:val="false"/>
-          <w:iCs w:val="false"/>
-          <w:color w:val="000000"/>
-          <w:kern w:val="0"/>
-          <w:sz w:val="36"/>
-          <w:szCs w:val="36"/>
-          <w:shd w:fill="auto" w:val="clear"/>
-          <w:lang w:val="en-US" w:eastAsia="zh-CN" w:bidi="hi-IN"/>
-        </w:rPr>
-        <w:t xml:space="preserve">Perdão é libertação. Como Kardec nos esclareceu, não quer dizer que, de uma hora para outra, passaremos a nutrir afeto pelos adversários. </w:t>
-      </w:r>
-    </w:p>
-    <w:p>
-      <w:pPr>
-        <w:pStyle w:val="Normal"/>
-        <w:jc w:val="both"/>
-        <w:rPr>
-          <w:rFonts w:ascii="Garamond" w:hAnsi="Garamond" w:eastAsia="Times New Roman" w:cs="Times New Roman"/>
-          <w:i w:val="false"/>
-          <w:i w:val="false"/>
-          <w:iCs w:val="false"/>
-          <w:color w:val="000000"/>
-          <w:kern w:val="0"/>
-          <w:sz w:val="36"/>
-          <w:szCs w:val="36"/>
-          <w:shd w:fill="auto" w:val="clear"/>
-          <w:lang w:val="en-US" w:eastAsia="zh-CN" w:bidi="hi-IN"/>
-        </w:rPr>
-      </w:pPr>
-      <w:r>
-        <w:rPr>
-          <w:rFonts w:eastAsia="Times New Roman" w:cs="Times New Roman" w:ascii="Garamond" w:hAnsi="Garamond"/>
-          <w:i w:val="false"/>
-          <w:iCs w:val="false"/>
-          <w:color w:val="000000"/>
-          <w:kern w:val="0"/>
-          <w:sz w:val="36"/>
-          <w:szCs w:val="36"/>
-          <w:shd w:fill="auto" w:val="clear"/>
-          <w:lang w:val="en-US" w:eastAsia="zh-CN" w:bidi="hi-IN"/>
-        </w:rPr>
-      </w:r>
-    </w:p>
-    <w:p>
-      <w:pPr>
-        <w:pStyle w:val="Normal"/>
-        <w:jc w:val="both"/>
-        <w:rPr/>
-      </w:pPr>
-      <w:r>
-        <w:rPr>
-          <w:rFonts w:eastAsia="Times New Roman" w:cs="Times New Roman" w:ascii="Garamond" w:hAnsi="Garamond"/>
-          <w:i w:val="false"/>
-          <w:iCs w:val="false"/>
-          <w:color w:val="000000"/>
-          <w:kern w:val="0"/>
-          <w:sz w:val="36"/>
-          <w:szCs w:val="36"/>
-          <w:shd w:fill="auto" w:val="clear"/>
-          <w:lang w:val="en-US" w:eastAsia="zh-CN" w:bidi="hi-IN"/>
-        </w:rPr>
-        <w:t>Trata-se de escolhermos não retribuir o mal com o mal, esquecer as ofensas e de procurar, dentro de nossas possibilidades, restabelecer a paz.</w:t>
-      </w:r>
-    </w:p>
-    <w:p>
-      <w:pPr>
-        <w:pStyle w:val="Normal"/>
-        <w:jc w:val="both"/>
-        <w:rPr>
-          <w:rFonts w:ascii="Garamond" w:hAnsi="Garamond" w:eastAsia="Times New Roman" w:cs="Times New Roman"/>
-          <w:i w:val="false"/>
-          <w:i w:val="false"/>
-          <w:iCs w:val="false"/>
-          <w:color w:val="000000"/>
-          <w:kern w:val="0"/>
-          <w:sz w:val="36"/>
-          <w:szCs w:val="36"/>
-          <w:shd w:fill="auto" w:val="clear"/>
-          <w:lang w:val="en-US" w:eastAsia="zh-CN" w:bidi="hi-IN"/>
-        </w:rPr>
-      </w:pPr>
-      <w:r>
-        <w:rPr>
-          <w:rFonts w:eastAsia="Times New Roman" w:cs="Times New Roman" w:ascii="Garamond" w:hAnsi="Garamond"/>
-          <w:i w:val="false"/>
-          <w:iCs w:val="false"/>
-          <w:color w:val="000000"/>
-          <w:kern w:val="0"/>
-          <w:sz w:val="36"/>
-          <w:szCs w:val="36"/>
-          <w:shd w:fill="auto" w:val="clear"/>
-          <w:lang w:val="en-US" w:eastAsia="zh-CN" w:bidi="hi-IN"/>
-        </w:rPr>
-      </w:r>
-    </w:p>
-    <w:p>
-      <w:pPr>
-        <w:pStyle w:val="Normal"/>
-        <w:jc w:val="both"/>
-        <w:rPr/>
-      </w:pPr>
-      <w:r>
-        <w:rPr>
-          <w:rFonts w:eastAsia="Times New Roman" w:cs="Times New Roman" w:ascii="Garamond" w:hAnsi="Garamond"/>
-          <w:i w:val="false"/>
-          <w:iCs w:val="false"/>
-          <w:color w:val="000000"/>
-          <w:kern w:val="0"/>
-          <w:sz w:val="36"/>
-          <w:szCs w:val="36"/>
-          <w:shd w:fill="auto" w:val="clear"/>
-          <w:lang w:val="en-US" w:eastAsia="zh-CN" w:bidi="hi-IN"/>
-        </w:rPr>
-        <w:t>E quando falamos em esquecer as ofensas, não é apagá-las da memória. Primeiro porque isso é impossível. Segundo porque, que mérito teríamos se uma ofensa simplesmente desaparecesse de memória?</w:t>
-      </w:r>
-    </w:p>
-    <w:p>
-      <w:pPr>
-        <w:pStyle w:val="Normal"/>
-        <w:jc w:val="both"/>
-        <w:rPr>
-          <w:rFonts w:ascii="Garamond" w:hAnsi="Garamond" w:eastAsia="Times New Roman" w:cs="Times New Roman"/>
-          <w:i w:val="false"/>
-          <w:i w:val="false"/>
-          <w:iCs w:val="false"/>
-          <w:color w:val="000000"/>
-          <w:kern w:val="0"/>
-          <w:sz w:val="36"/>
-          <w:szCs w:val="36"/>
-          <w:shd w:fill="auto" w:val="clear"/>
-          <w:lang w:val="en-US" w:eastAsia="zh-CN" w:bidi="hi-IN"/>
-        </w:rPr>
-      </w:pPr>
-      <w:r>
-        <w:rPr>
-          <w:rFonts w:eastAsia="Times New Roman" w:cs="Times New Roman" w:ascii="Garamond" w:hAnsi="Garamond"/>
-          <w:i w:val="false"/>
-          <w:iCs w:val="false"/>
-          <w:color w:val="000000"/>
-          <w:kern w:val="0"/>
-          <w:sz w:val="36"/>
-          <w:szCs w:val="36"/>
-          <w:shd w:fill="auto" w:val="clear"/>
-          <w:lang w:val="en-US" w:eastAsia="zh-CN" w:bidi="hi-IN"/>
-        </w:rPr>
-      </w:r>
-    </w:p>
-    <w:p>
-      <w:pPr>
-        <w:pStyle w:val="Normal"/>
-        <w:jc w:val="both"/>
-        <w:rPr/>
-      </w:pPr>
-      <w:r>
-        <w:rPr>
-          <w:rFonts w:eastAsia="Times New Roman" w:cs="Times New Roman" w:ascii="Garamond" w:hAnsi="Garamond"/>
-          <w:i w:val="false"/>
-          <w:iCs w:val="false"/>
-          <w:color w:val="000000"/>
-          <w:kern w:val="0"/>
-          <w:sz w:val="36"/>
-          <w:szCs w:val="36"/>
-          <w:shd w:fill="auto" w:val="clear"/>
-          <w:lang w:val="en-US" w:eastAsia="zh-CN" w:bidi="hi-IN"/>
-        </w:rPr>
-        <w:t>O mérito está justamente em preservar a serenidade, não permitindo que sentimentos e desejos ruins invadam nosso coração ao nos recordarmos de algo que nos feriu. Isso é esquecer uma ofensa.</w:t>
-      </w:r>
-    </w:p>
-    <w:p>
-      <w:pPr>
-        <w:pStyle w:val="Normal"/>
-        <w:jc w:val="both"/>
-        <w:rPr>
-          <w:rFonts w:ascii="Garamond" w:hAnsi="Garamond" w:eastAsia="Times New Roman" w:cs="Times New Roman"/>
-          <w:i w:val="false"/>
-          <w:i w:val="false"/>
-          <w:iCs w:val="false"/>
-          <w:color w:val="000000"/>
-          <w:kern w:val="0"/>
-          <w:sz w:val="36"/>
-          <w:szCs w:val="36"/>
-          <w:shd w:fill="auto" w:val="clear"/>
-          <w:lang w:val="en-US" w:eastAsia="zh-CN" w:bidi="hi-IN"/>
-        </w:rPr>
-      </w:pPr>
-      <w:r>
-        <w:rPr>
-          <w:rFonts w:eastAsia="Times New Roman" w:cs="Times New Roman" w:ascii="Garamond" w:hAnsi="Garamond"/>
-          <w:i w:val="false"/>
-          <w:iCs w:val="false"/>
-          <w:color w:val="000000"/>
-          <w:kern w:val="0"/>
-          <w:sz w:val="36"/>
-          <w:szCs w:val="36"/>
-          <w:shd w:fill="auto" w:val="clear"/>
-          <w:lang w:val="en-US" w:eastAsia="zh-CN" w:bidi="hi-IN"/>
-        </w:rPr>
       </w:r>
     </w:p>
     <w:p>
@@ -6099,7 +5961,10 @@
           <w:shd w:fill="auto" w:val="clear"/>
           <w:lang w:val="en-US" w:eastAsia="zh-CN" w:bidi="hi-IN"/>
         </w:rPr>
-        <w:t xml:space="preserve">As pessoas do grupo 2 também foram convidadas a recordar uma ofensa pessoal, mas a elas foi pedido que adotassem uma perspectiva de perdão. </w:t>
+        <w:t>As pessoas do grupo 2 também foram convidadas a recordar uma ofensa pessoal, mas a elas foi pedido que adotassem uma perspectiva de perdão.</w:t>
+      </w:r>
+      <w:r>
+        <w:br w:type="page"/>
       </w:r>
     </w:p>
     <w:p>
@@ -6131,6 +5996,7 @@
           <w:shd w:fill="auto" w:val="clear"/>
           <w:lang w:val="en-US" w:eastAsia="zh-CN" w:bidi="hi-IN"/>
         </w:rPr>
+        <w:t>O que os estudiosos observaram é que as pessoas que se recordaram da ofensa com sentimento de rancor, sofreram alterações de pressão arterial mais elevadas do que as pessoas que se lembraram de uma ofensa com sentimento de perdão.</w:t>
       </w:r>
     </w:p>
     <w:p>
@@ -6151,21 +6017,7 @@
         </w:rPr>
       </w:pPr>
       <w:r>
-        <w:rPr>
-          <w:rFonts w:eastAsia="Times New Roman" w:cs="Times New Roman" w:ascii="Garamond" w:hAnsi="Garamond"/>
-          <w:i w:val="false"/>
-          <w:iCs w:val="false"/>
-          <w:color w:val="000000"/>
-          <w:kern w:val="0"/>
-          <w:sz w:val="36"/>
-          <w:szCs w:val="36"/>
-          <w:shd w:fill="auto" w:val="clear"/>
-          <w:lang w:val="en-US" w:eastAsia="zh-CN" w:bidi="hi-IN"/>
-        </w:rPr>
-        <w:t>O que os estudiosos observaram é que as pessoas que se recordaram da ofensa com sentimento de rancor, sofreram alterações de pressão arterial mais elevadas do que as pessoas que se lembraram de uma ofensa com sentimento de perdão.</w:t>
-      </w:r>
-      <w:r>
-        <w:br w:type="page"/>
+        <w:rPr/>
       </w:r>
     </w:p>
     <w:p>
@@ -6382,58 +6234,6 @@
           <w:lang w:val="en-US" w:eastAsia="zh-CN" w:bidi="hi-IN"/>
         </w:rPr>
         <w:t>Dentro do tema Amor aos Inimigos há um outro ensinamento de Jesus do qual não podemos deixar de falar: oferecer aos nossos ofensores a face oposta.</w:t>
-      </w:r>
-    </w:p>
-    <w:p>
-      <w:pPr>
-        <w:pStyle w:val="Normal"/>
-        <w:jc w:val="both"/>
-        <w:rPr>
-          <w:rFonts w:ascii="Garamond" w:hAnsi="Garamond" w:eastAsia="Times New Roman" w:cs="Times New Roman"/>
-          <w:color w:val="000000"/>
-          <w:kern w:val="0"/>
-          <w:sz w:val="36"/>
-          <w:szCs w:val="36"/>
-          <w:shd w:fill="auto" w:val="clear"/>
-          <w:lang w:val="en-US" w:eastAsia="zh-CN" w:bidi="hi-IN"/>
-        </w:rPr>
-      </w:pPr>
-      <w:r>
-        <w:rPr>
-          <w:rFonts w:eastAsia="Times New Roman" w:cs="Times New Roman" w:ascii="Garamond" w:hAnsi="Garamond"/>
-          <w:color w:val="000000"/>
-          <w:kern w:val="0"/>
-          <w:sz w:val="36"/>
-          <w:szCs w:val="36"/>
-          <w:shd w:fill="auto" w:val="clear"/>
-          <w:lang w:val="en-US" w:eastAsia="zh-CN" w:bidi="hi-IN"/>
-        </w:rPr>
-      </w:r>
-    </w:p>
-    <w:p>
-      <w:pPr>
-        <w:pStyle w:val="Normal"/>
-        <w:jc w:val="both"/>
-        <w:rPr>
-          <w:rFonts w:ascii="Garamond" w:hAnsi="Garamond" w:eastAsia="Times New Roman" w:cs="Times New Roman"/>
-          <w:color w:val="000000"/>
-          <w:kern w:val="0"/>
-          <w:sz w:val="36"/>
-          <w:szCs w:val="36"/>
-          <w:shd w:fill="auto" w:val="clear"/>
-          <w:lang w:val="en-US" w:eastAsia="zh-CN" w:bidi="hi-IN"/>
-        </w:rPr>
-      </w:pPr>
-      <w:r>
-        <w:rPr>
-          <w:rFonts w:eastAsia="Times New Roman" w:cs="Times New Roman" w:ascii="Garamond" w:hAnsi="Garamond"/>
-          <w:color w:val="000000"/>
-          <w:kern w:val="0"/>
-          <w:sz w:val="36"/>
-          <w:szCs w:val="36"/>
-          <w:shd w:fill="auto" w:val="clear"/>
-          <w:lang w:val="en-US" w:eastAsia="zh-CN" w:bidi="hi-IN"/>
-        </w:rPr>
       </w:r>
       <w:r>
         <w:br w:type="page"/>
@@ -6864,6 +6664,30 @@
         </w:rPr>
         <w:t>Infelizmente o orgulho ainda fala alto dentro de nós, e por isso é tão difícil oferecer a outra face. Isso exige humildade, virtude que ainda precisamos desenvolver.</w:t>
       </w:r>
+      <w:r>
+        <w:br w:type="page"/>
+      </w:r>
+    </w:p>
+    <w:p>
+      <w:pPr>
+        <w:pStyle w:val="Normal"/>
+        <w:jc w:val="both"/>
+        <w:rPr/>
+      </w:pPr>
+      <w:r>
+        <w:rPr>
+          <w:rFonts w:eastAsia="Times New Roman" w:cs="Times New Roman" w:ascii="Garamond" w:hAnsi="Garamond"/>
+          <w:i w:val="false"/>
+          <w:iCs w:val="false"/>
+          <w:color w:val="000000"/>
+          <w:kern w:val="0"/>
+          <w:sz w:val="36"/>
+          <w:szCs w:val="36"/>
+          <w:shd w:fill="auto" w:val="clear"/>
+          <w:lang w:val="en-US" w:eastAsia="zh-CN" w:bidi="hi-IN"/>
+        </w:rPr>
+        <w:t xml:space="preserve">Todos nós já vivemos situações de conflitos e discussões pesadas. Vamos buscar na memória uma dessas discussões, daquelas em que pagamos com a mesma moeda, devolvemos à pessoa com quem discutimos, as mesmas palavras, as mesmas agressões, os mesmos sentimentos negativos e vibrações carregadas de veneno. </w:t>
+      </w:r>
     </w:p>
     <w:p>
       <w:pPr>
@@ -6914,7 +6738,7 @@
           <w:shd w:fill="auto" w:val="clear"/>
           <w:lang w:val="en-US" w:eastAsia="zh-CN" w:bidi="hi-IN"/>
         </w:rPr>
-        <w:t xml:space="preserve">Todos nós já vivemos situações de conflitos e discussões pesadas. Vamos buscar na memória uma dessas discussões, daquelas em que pagamos com a mesma moeda, devolvemos à pessoa com quem discutimos, as mesmas palavras, as mesmas agressões, os mesmos sentimentos negativos e vibrações carregadas de veneno. </w:t>
+        <w:t>E vamos responder para nós mesmos: saímos realmente bem dessa discussão? Quando ela terminou, nossa sensação era de paz, de tranquilidade, de leveza e serenidade? Tenho certeza que a resposta é não.</w:t>
       </w:r>
     </w:p>
     <w:p>
@@ -6966,7 +6790,31 @@
           <w:shd w:fill="auto" w:val="clear"/>
           <w:lang w:val="en-US" w:eastAsia="zh-CN" w:bidi="hi-IN"/>
         </w:rPr>
-        <w:t>E vamos responder para nós mesmos: saímos realmente bem dessa discussão? Quando ela terminou, nossa sensação era de paz, de tranquilidade, de leveza e serenidade? Tenho certeza que a resposta é não.</w:t>
+        <w:t>Por mais que tenhamos pensado "Joguei na cara dele ou dela tudo o que queria, não levei desaforo para casa", a verdade é que essa postura não nos trouxe paz interior, e é bastante provável que algum tempo depois tenhamos sentido remorso e arrependimento pelo nosso comportamento.</w:t>
+      </w:r>
+      <w:r>
+        <w:br w:type="page"/>
+      </w:r>
+    </w:p>
+    <w:p>
+      <w:pPr>
+        <w:pStyle w:val="Normal"/>
+        <w:jc w:val="both"/>
+        <w:rPr/>
+      </w:pPr>
+      <w:r>
+        <w:rPr>
+          <w:rFonts w:eastAsia="Times New Roman" w:cs="Times New Roman" w:ascii="Garamond" w:hAnsi="Garamond"/>
+          <w:i w:val="false"/>
+          <w:iCs w:val="false"/>
+          <w:color w:val="000000"/>
+          <w:kern w:val="0"/>
+          <w:sz w:val="36"/>
+          <w:szCs w:val="36"/>
+          <w:shd w:fill="auto" w:val="clear"/>
+          <w:lang w:val="en-US" w:eastAsia="zh-CN" w:bidi="hi-IN"/>
+        </w:rPr>
+        <w:t>Por outro lado, quando oferecemos a outra face as coisas são bem diferentes. Podemos até sair dos conflitos tristes e magoados, mas pouco tempo depois olhamos para dentro de nós e nos sentimos felizes por termos mantido a serenidade sem revidar as ofensas.</w:t>
       </w:r>
     </w:p>
     <w:p>
@@ -7018,7 +6866,153 @@
           <w:shd w:fill="auto" w:val="clear"/>
           <w:lang w:val="en-US" w:eastAsia="zh-CN" w:bidi="hi-IN"/>
         </w:rPr>
-        <w:t>Por mais que tenhamos pensado "Joguei na cara dele ou dela tudo o que queria, não levei desaforo para casa", a verdade é que essa postura não nos trouxe paz interior, e é bastante provável que algum tempo depois tenhamos sentido remorso e arrependimento pelo nosso comportamento.</w:t>
+        <w:t>E tem mais: quando agimos assim, as chances de fazer com que nosso agressor reflita sobre a atitude dele são muito maiores. Como dissemos anteriormente, a consciência da pessoa pesa e ela pensa: "Poxa vida. Eu discuti com fulano, falei um monte de coisas ruins e desagradáveis e ele não revidou. Sinto-me mal por isso".</w:t>
+      </w:r>
+    </w:p>
+    <w:p>
+      <w:pPr>
+        <w:pStyle w:val="Normal"/>
+        <w:jc w:val="both"/>
+        <w:rPr>
+          <w:rFonts w:ascii="Garamond" w:hAnsi="Garamond" w:eastAsia="Times New Roman" w:cs="Times New Roman"/>
+          <w:i w:val="false"/>
+          <w:i w:val="false"/>
+          <w:iCs w:val="false"/>
+          <w:color w:val="000000"/>
+          <w:kern w:val="0"/>
+          <w:sz w:val="36"/>
+          <w:szCs w:val="36"/>
+          <w:shd w:fill="auto" w:val="clear"/>
+          <w:lang w:val="en-US" w:eastAsia="zh-CN" w:bidi="hi-IN"/>
+        </w:rPr>
+      </w:pPr>
+      <w:r>
+        <w:rPr>
+          <w:rFonts w:eastAsia="Times New Roman" w:cs="Times New Roman" w:ascii="Garamond" w:hAnsi="Garamond"/>
+          <w:i w:val="false"/>
+          <w:iCs w:val="false"/>
+          <w:color w:val="000000"/>
+          <w:kern w:val="0"/>
+          <w:sz w:val="36"/>
+          <w:szCs w:val="36"/>
+          <w:shd w:fill="auto" w:val="clear"/>
+          <w:lang w:val="en-US" w:eastAsia="zh-CN" w:bidi="hi-IN"/>
+        </w:rPr>
+      </w:r>
+    </w:p>
+    <w:p>
+      <w:pPr>
+        <w:pStyle w:val="Normal"/>
+        <w:jc w:val="both"/>
+        <w:rPr/>
+      </w:pPr>
+      <w:r>
+        <w:rPr>
+          <w:rFonts w:eastAsia="Times New Roman" w:cs="Times New Roman" w:ascii="Garamond" w:hAnsi="Garamond"/>
+          <w:i w:val="false"/>
+          <w:iCs w:val="false"/>
+          <w:color w:val="000000"/>
+          <w:kern w:val="0"/>
+          <w:sz w:val="36"/>
+          <w:szCs w:val="36"/>
+          <w:shd w:fill="auto" w:val="clear"/>
+          <w:lang w:val="en-US" w:eastAsia="zh-CN" w:bidi="hi-IN"/>
+        </w:rPr>
+        <w:t>Não é que queiramos que a pessoa se sinta mal. Muito pelo contrário: pode nascer daí uma mudança de comportamento por parte dela, impulsionada pela nossa postura.</w:t>
+      </w:r>
+    </w:p>
+    <w:p>
+      <w:pPr>
+        <w:pStyle w:val="Normal"/>
+        <w:jc w:val="both"/>
+        <w:rPr>
+          <w:rFonts w:ascii="Garamond" w:hAnsi="Garamond" w:eastAsia="Times New Roman" w:cs="Times New Roman"/>
+          <w:i w:val="false"/>
+          <w:i w:val="false"/>
+          <w:iCs w:val="false"/>
+          <w:color w:val="000000"/>
+          <w:kern w:val="0"/>
+          <w:sz w:val="36"/>
+          <w:szCs w:val="36"/>
+          <w:shd w:fill="auto" w:val="clear"/>
+          <w:lang w:val="en-US" w:eastAsia="zh-CN" w:bidi="hi-IN"/>
+        </w:rPr>
+      </w:pPr>
+      <w:r>
+        <w:rPr>
+          <w:rFonts w:eastAsia="Times New Roman" w:cs="Times New Roman" w:ascii="Garamond" w:hAnsi="Garamond"/>
+          <w:i w:val="false"/>
+          <w:iCs w:val="false"/>
+          <w:color w:val="000000"/>
+          <w:kern w:val="0"/>
+          <w:sz w:val="36"/>
+          <w:szCs w:val="36"/>
+          <w:shd w:fill="auto" w:val="clear"/>
+          <w:lang w:val="en-US" w:eastAsia="zh-CN" w:bidi="hi-IN"/>
+        </w:rPr>
+      </w:r>
+    </w:p>
+    <w:p>
+      <w:pPr>
+        <w:pStyle w:val="Normal"/>
+        <w:jc w:val="both"/>
+        <w:rPr/>
+      </w:pPr>
+      <w:r>
+        <w:rPr>
+          <w:rFonts w:eastAsia="Times New Roman" w:cs="Times New Roman" w:ascii="Garamond" w:hAnsi="Garamond"/>
+          <w:i w:val="false"/>
+          <w:iCs w:val="false"/>
+          <w:color w:val="000000"/>
+          <w:kern w:val="0"/>
+          <w:sz w:val="36"/>
+          <w:szCs w:val="36"/>
+          <w:shd w:fill="auto" w:val="clear"/>
+          <w:lang w:val="en-US" w:eastAsia="zh-CN" w:bidi="hi-IN"/>
+        </w:rPr>
+        <w:t xml:space="preserve">Já que nossa condição espiritual ainda não impede que os conflitos aconteçam, quando eles surgirem, </w:t>
+      </w:r>
+      <w:r>
+        <w:rPr>
+          <w:rFonts w:eastAsia="Times New Roman" w:cs="Times New Roman" w:ascii="Garamond" w:hAnsi="Garamond"/>
+          <w:i w:val="false"/>
+          <w:iCs w:val="false"/>
+          <w:color w:val="000000"/>
+          <w:kern w:val="0"/>
+          <w:sz w:val="36"/>
+          <w:szCs w:val="36"/>
+          <w:shd w:fill="auto" w:val="clear"/>
+          <w:lang w:val="en-US" w:eastAsia="zh-CN" w:bidi="hi-IN"/>
+        </w:rPr>
+        <w:t xml:space="preserve">é </w:t>
+      </w:r>
+      <w:r>
+        <w:rPr>
+          <w:rFonts w:eastAsia="Times New Roman" w:cs="Times New Roman" w:ascii="Garamond" w:hAnsi="Garamond"/>
+          <w:i w:val="false"/>
+          <w:iCs w:val="false"/>
+          <w:color w:val="000000"/>
+          <w:kern w:val="0"/>
+          <w:sz w:val="36"/>
+          <w:szCs w:val="36"/>
+          <w:shd w:fill="auto" w:val="clear"/>
+          <w:lang w:val="en-US" w:eastAsia="zh-CN" w:bidi="hi-IN"/>
+        </w:rPr>
+        <w:t>preferível sermos</w:t>
+      </w:r>
+      <w:r>
+        <w:rPr>
+          <w:rFonts w:eastAsia="Times New Roman" w:cs="Times New Roman" w:ascii="Garamond" w:hAnsi="Garamond"/>
+          <w:i w:val="false"/>
+          <w:iCs w:val="false"/>
+          <w:color w:val="000000"/>
+          <w:kern w:val="0"/>
+          <w:sz w:val="36"/>
+          <w:szCs w:val="36"/>
+          <w:shd w:fill="auto" w:val="clear"/>
+          <w:lang w:val="en-US" w:eastAsia="zh-CN" w:bidi="hi-IN"/>
+        </w:rPr>
+        <w:t xml:space="preserve"> ofendidos do que ofensores.</w:t>
       </w:r>
       <w:r>
         <w:br w:type="page"/>
@@ -7032,17 +7026,115 @@
       </w:pPr>
       <w:r>
         <w:rPr>
-          <w:rFonts w:eastAsia="Times New Roman" w:cs="Times New Roman" w:ascii="Garamond" w:hAnsi="Garamond"/>
-          <w:i w:val="false"/>
-          <w:iCs w:val="false"/>
-          <w:color w:val="000000"/>
-          <w:kern w:val="0"/>
-          <w:sz w:val="36"/>
-          <w:szCs w:val="36"/>
-          <w:shd w:fill="auto" w:val="clear"/>
-          <w:lang w:val="en-US" w:eastAsia="zh-CN" w:bidi="hi-IN"/>
-        </w:rPr>
-        <w:t>Por outro lado, quando oferecemos a outra face as coisas são bem diferentes. Podemos até sair dos conflitos tristes e magoados, mas pouco tempo depois olhamos para dentro de nós e nos sentimos felizes por termos mantido a serenidade sem revidar as ofensas.</w:t>
+          <w:rFonts w:ascii="Garamond" w:hAnsi="Garamond"/>
+          <w:sz w:val="36"/>
+          <w:szCs w:val="36"/>
+        </w:rPr>
+        <w:t>Caminhando para o término de nossas reflexões, vamos nos recordar que o nosso Divino Mestre nos deu o maior exemplo do amor aos inimigos.</w:t>
+      </w:r>
+    </w:p>
+    <w:p>
+      <w:pPr>
+        <w:pStyle w:val="Normal"/>
+        <w:jc w:val="both"/>
+        <w:rPr>
+          <w:rFonts w:ascii="Garamond" w:hAnsi="Garamond"/>
+          <w:sz w:val="36"/>
+          <w:szCs w:val="36"/>
+        </w:rPr>
+      </w:pPr>
+      <w:r>
+        <w:rPr>
+          <w:rFonts w:ascii="Garamond" w:hAnsi="Garamond"/>
+          <w:sz w:val="36"/>
+          <w:szCs w:val="36"/>
+        </w:rPr>
+      </w:r>
+    </w:p>
+    <w:p>
+      <w:pPr>
+        <w:pStyle w:val="Normal"/>
+        <w:jc w:val="both"/>
+        <w:rPr>
+          <w:rFonts w:ascii="Garamond" w:hAnsi="Garamond"/>
+          <w:sz w:val="36"/>
+          <w:szCs w:val="36"/>
+        </w:rPr>
+      </w:pPr>
+      <w:r>
+        <w:rPr>
+          <w:rFonts w:ascii="Garamond" w:hAnsi="Garamond"/>
+          <w:sz w:val="36"/>
+          <w:szCs w:val="36"/>
+        </w:rPr>
+        <w:t>Diante daqueles que O perseguiram e O levaram à crucificação, Ele não respondeu com qualquer sinal de ódio ou desejo de vingança. Em seus derradeiros momentos na cruz, ped</w:t>
+      </w:r>
+      <w:r>
+        <w:rPr>
+          <w:rFonts w:ascii="Garamond" w:hAnsi="Garamond"/>
+          <w:sz w:val="36"/>
+          <w:szCs w:val="36"/>
+        </w:rPr>
+        <w:t>iu</w:t>
+      </w:r>
+      <w:r>
+        <w:rPr>
+          <w:rFonts w:ascii="Garamond" w:hAnsi="Garamond"/>
+          <w:sz w:val="36"/>
+          <w:szCs w:val="36"/>
+        </w:rPr>
+        <w:t xml:space="preserve"> ao Pai que nos perdoasse porque não sabíamos o que estávamos fazendo.</w:t>
+      </w:r>
+    </w:p>
+    <w:p>
+      <w:pPr>
+        <w:pStyle w:val="Normal"/>
+        <w:jc w:val="both"/>
+        <w:rPr>
+          <w:rFonts w:ascii="Garamond" w:hAnsi="Garamond"/>
+          <w:sz w:val="36"/>
+          <w:szCs w:val="36"/>
+        </w:rPr>
+      </w:pPr>
+      <w:r>
+        <w:rPr>
+          <w:rFonts w:ascii="Garamond" w:hAnsi="Garamond"/>
+          <w:sz w:val="36"/>
+          <w:szCs w:val="36"/>
+        </w:rPr>
+      </w:r>
+    </w:p>
+    <w:p>
+      <w:pPr>
+        <w:pStyle w:val="Normal"/>
+        <w:jc w:val="both"/>
+        <w:rPr>
+          <w:rFonts w:ascii="Garamond" w:hAnsi="Garamond"/>
+          <w:sz w:val="36"/>
+          <w:szCs w:val="36"/>
+        </w:rPr>
+      </w:pPr>
+      <w:r>
+        <w:rPr>
+          <w:rFonts w:ascii="Garamond" w:hAnsi="Garamond"/>
+          <w:sz w:val="36"/>
+          <w:szCs w:val="36"/>
+        </w:rPr>
+        <w:t xml:space="preserve">Jesus não apenas demonstrou amor aos inimigos naquele momento; Ele também </w:t>
+      </w:r>
+      <w:r>
+        <w:rPr>
+          <w:rFonts w:eastAsia="Times New Roman" w:cs="Times New Roman" w:ascii="Garamond" w:hAnsi="Garamond"/>
+          <w:i w:val="false"/>
+          <w:iCs w:val="false"/>
+          <w:color w:val="000000"/>
+          <w:kern w:val="0"/>
+          <w:sz w:val="36"/>
+          <w:szCs w:val="36"/>
+          <w:shd w:fill="auto" w:val="clear"/>
+          <w:lang w:val="en-US" w:eastAsia="zh-CN" w:bidi="hi-IN"/>
+        </w:rPr>
+        <w:t>deixou cada um entregue à sua própria consciência para que refletisse sobre as atitudes praticadas.</w:t>
       </w:r>
     </w:p>
     <w:p>
@@ -7056,2631 +7148,811 @@
           <w:iCs w:val="false"/>
           <w:color w:val="000000"/>
           <w:kern w:val="0"/>
-          <w:sz w:val="36"/>
-          <w:szCs w:val="36"/>
-          <w:shd w:fill="auto" w:val="clear"/>
-          <w:lang w:val="en-US" w:eastAsia="zh-CN" w:bidi="hi-IN"/>
-        </w:rPr>
-      </w:pPr>
-      <w:r>
-        <w:rPr>
-          <w:rFonts w:eastAsia="Times New Roman" w:cs="Times New Roman" w:ascii="Garamond" w:hAnsi="Garamond"/>
-          <w:i w:val="false"/>
-          <w:iCs w:val="false"/>
-          <w:color w:val="000000"/>
-          <w:kern w:val="0"/>
-          <w:sz w:val="36"/>
-          <w:szCs w:val="36"/>
-          <w:shd w:fill="auto" w:val="clear"/>
-          <w:lang w:val="en-US" w:eastAsia="zh-CN" w:bidi="hi-IN"/>
-        </w:rPr>
-      </w:r>
-    </w:p>
-    <w:p>
-      <w:pPr>
-        <w:pStyle w:val="Normal"/>
-        <w:jc w:val="both"/>
+          <w:shd w:fill="auto" w:val="clear"/>
+          <w:lang w:val="en-US" w:eastAsia="zh-CN" w:bidi="hi-IN"/>
+        </w:rPr>
+      </w:pPr>
+      <w:r>
+        <w:rPr>
+          <w:rFonts w:ascii="Garamond" w:hAnsi="Garamond"/>
+          <w:sz w:val="36"/>
+          <w:szCs w:val="36"/>
+        </w:rPr>
+      </w:r>
+    </w:p>
+    <w:p>
+      <w:pPr>
+        <w:pStyle w:val="Normal"/>
+        <w:jc w:val="both"/>
+        <w:rPr>
+          <w:rFonts w:ascii="Garamond" w:hAnsi="Garamond"/>
+          <w:sz w:val="36"/>
+          <w:szCs w:val="36"/>
+        </w:rPr>
+      </w:pPr>
+      <w:r>
+        <w:rPr>
+          <w:rFonts w:eastAsia="Times New Roman" w:cs="Times New Roman" w:ascii="Garamond" w:hAnsi="Garamond"/>
+          <w:i w:val="false"/>
+          <w:iCs w:val="false"/>
+          <w:color w:val="000000"/>
+          <w:kern w:val="0"/>
+          <w:sz w:val="36"/>
+          <w:szCs w:val="36"/>
+          <w:shd w:fill="auto" w:val="clear"/>
+          <w:lang w:val="en-US" w:eastAsia="zh-CN" w:bidi="hi-IN"/>
+        </w:rPr>
+        <w:t xml:space="preserve">Ele </w:t>
+      </w:r>
+      <w:r>
+        <w:rPr>
+          <w:rFonts w:eastAsia="Times New Roman" w:cs="Times New Roman" w:ascii="Garamond" w:hAnsi="Garamond"/>
+          <w:i w:val="false"/>
+          <w:iCs w:val="false"/>
+          <w:color w:val="000000"/>
+          <w:kern w:val="0"/>
+          <w:sz w:val="36"/>
+          <w:szCs w:val="36"/>
+          <w:shd w:fill="auto" w:val="clear"/>
+          <w:lang w:val="en-US" w:eastAsia="zh-CN" w:bidi="hi-IN"/>
+        </w:rPr>
+        <w:t xml:space="preserve">distribuiu </w:t>
+      </w:r>
+      <w:r>
+        <w:rPr>
+          <w:rFonts w:eastAsia="Times New Roman" w:cs="Times New Roman" w:ascii="Garamond" w:hAnsi="Garamond"/>
+          <w:i w:val="false"/>
+          <w:iCs w:val="false"/>
+          <w:color w:val="000000"/>
+          <w:kern w:val="0"/>
+          <w:sz w:val="36"/>
+          <w:szCs w:val="36"/>
+          <w:shd w:fill="auto" w:val="clear"/>
+          <w:lang w:val="en-US" w:eastAsia="zh-CN" w:bidi="hi-IN"/>
+        </w:rPr>
+        <w:t>as sementes de Seu Evangelho de amor e bondade,</w:t>
+      </w:r>
+      <w:r>
+        <w:rPr>
+          <w:rFonts w:eastAsia="Times New Roman" w:cs="Times New Roman" w:ascii="Garamond" w:hAnsi="Garamond"/>
+          <w:i w:val="false"/>
+          <w:iCs w:val="false"/>
+          <w:color w:val="000000"/>
+          <w:kern w:val="0"/>
+          <w:sz w:val="36"/>
+          <w:szCs w:val="36"/>
+          <w:shd w:fill="auto" w:val="clear"/>
+          <w:lang w:val="en-US" w:eastAsia="zh-CN" w:bidi="hi-IN"/>
+        </w:rPr>
+        <w:t xml:space="preserve"> e espera pacientemente pelo tempo em que elas irão</w:t>
+      </w:r>
+      <w:r>
+        <w:rPr>
+          <w:rFonts w:eastAsia="Times New Roman" w:cs="Times New Roman" w:ascii="Garamond" w:hAnsi="Garamond"/>
+          <w:i w:val="false"/>
+          <w:iCs w:val="false"/>
+          <w:color w:val="000000"/>
+          <w:kern w:val="0"/>
+          <w:sz w:val="36"/>
+          <w:szCs w:val="36"/>
+          <w:shd w:fill="auto" w:val="clear"/>
+          <w:lang w:val="en-US" w:eastAsia="zh-CN" w:bidi="hi-IN"/>
+        </w:rPr>
+        <w:t xml:space="preserve"> </w:t>
+      </w:r>
+      <w:r>
+        <w:rPr>
+          <w:rFonts w:eastAsia="Times New Roman" w:cs="Times New Roman" w:ascii="Garamond" w:hAnsi="Garamond"/>
+          <w:i w:val="false"/>
+          <w:iCs w:val="false"/>
+          <w:color w:val="000000"/>
+          <w:kern w:val="0"/>
+          <w:sz w:val="36"/>
+          <w:szCs w:val="36"/>
+          <w:shd w:fill="auto" w:val="clear"/>
+          <w:lang w:val="en-US" w:eastAsia="zh-CN" w:bidi="hi-IN"/>
+        </w:rPr>
+        <w:t>germinar, florescer e frutificar.</w:t>
+      </w:r>
+      <w:r>
+        <w:rPr>
+          <w:rFonts w:eastAsia="Times New Roman" w:cs="Times New Roman" w:ascii="Garamond" w:hAnsi="Garamond"/>
+          <w:i w:val="false"/>
+          <w:iCs w:val="false"/>
+          <w:color w:val="000000"/>
+          <w:kern w:val="0"/>
+          <w:sz w:val="36"/>
+          <w:szCs w:val="36"/>
+          <w:shd w:fill="auto" w:val="clear"/>
+          <w:lang w:val="en-US" w:eastAsia="zh-CN" w:bidi="hi-IN"/>
+        </w:rPr>
+        <w:t xml:space="preserve"> </w:t>
+      </w:r>
+    </w:p>
+    <w:p>
+      <w:pPr>
+        <w:pStyle w:val="Normal"/>
+        <w:jc w:val="both"/>
+        <w:rPr>
+          <w:rFonts w:ascii="Garamond" w:hAnsi="Garamond" w:eastAsia="Times New Roman" w:cs="Times New Roman"/>
+          <w:color w:val="000000"/>
+          <w:kern w:val="0"/>
+          <w:sz w:val="36"/>
+          <w:szCs w:val="36"/>
+          <w:shd w:fill="auto" w:val="clear"/>
+          <w:lang w:val="en-US" w:eastAsia="zh-CN" w:bidi="hi-IN"/>
+        </w:rPr>
+      </w:pPr>
+      <w:r>
         <w:rPr/>
-      </w:pPr>
-      <w:r>
-        <w:rPr>
-          <w:rFonts w:eastAsia="Times New Roman" w:cs="Times New Roman" w:ascii="Garamond" w:hAnsi="Garamond"/>
-          <w:i w:val="false"/>
-          <w:iCs w:val="false"/>
-          <w:color w:val="000000"/>
-          <w:kern w:val="0"/>
-          <w:sz w:val="36"/>
-          <w:szCs w:val="36"/>
-          <w:shd w:fill="auto" w:val="clear"/>
-          <w:lang w:val="en-US" w:eastAsia="zh-CN" w:bidi="hi-IN"/>
-        </w:rPr>
-        <w:t>E tem mais: quando agimos assim, as chances de fazer com que nosso agressor reflita sobre a atitude dele são muito maiores. Como dissemos anteriormente, a consciência da pessoa pesa e ela pensa: "Poxa vida. Eu discuti com fulano, falei um monte de coisas ruins e desagradáveis e ele não revidou. Sinto-me mal por isso".</w:t>
-      </w:r>
-    </w:p>
-    <w:p>
-      <w:pPr>
-        <w:pStyle w:val="Normal"/>
-        <w:jc w:val="both"/>
-        <w:rPr>
-          <w:rFonts w:ascii="Garamond" w:hAnsi="Garamond" w:eastAsia="Times New Roman" w:cs="Times New Roman"/>
-          <w:i w:val="false"/>
-          <w:i w:val="false"/>
-          <w:iCs w:val="false"/>
-          <w:color w:val="000000"/>
-          <w:kern w:val="0"/>
-          <w:sz w:val="36"/>
-          <w:szCs w:val="36"/>
-          <w:shd w:fill="auto" w:val="clear"/>
-          <w:lang w:val="en-US" w:eastAsia="zh-CN" w:bidi="hi-IN"/>
-        </w:rPr>
-      </w:pPr>
-      <w:r>
-        <w:rPr>
-          <w:rFonts w:eastAsia="Times New Roman" w:cs="Times New Roman" w:ascii="Garamond" w:hAnsi="Garamond"/>
-          <w:i w:val="false"/>
-          <w:iCs w:val="false"/>
-          <w:color w:val="000000"/>
-          <w:kern w:val="0"/>
-          <w:sz w:val="36"/>
-          <w:szCs w:val="36"/>
-          <w:shd w:fill="auto" w:val="clear"/>
-          <w:lang w:val="en-US" w:eastAsia="zh-CN" w:bidi="hi-IN"/>
-        </w:rPr>
-      </w:r>
-    </w:p>
-    <w:p>
-      <w:pPr>
-        <w:pStyle w:val="Normal"/>
-        <w:jc w:val="both"/>
+      </w:r>
+    </w:p>
+    <w:p>
+      <w:pPr>
+        <w:pStyle w:val="Normal"/>
+        <w:jc w:val="both"/>
+        <w:rPr>
+          <w:sz w:val="36"/>
+          <w:szCs w:val="36"/>
+        </w:rPr>
+      </w:pPr>
+      <w:r>
+        <w:rPr>
+          <w:rFonts w:eastAsia="Times New Roman" w:cs="Times New Roman" w:ascii="Garamond" w:hAnsi="Garamond"/>
+          <w:i w:val="false"/>
+          <w:iCs w:val="false"/>
+          <w:color w:val="000000"/>
+          <w:kern w:val="0"/>
+          <w:sz w:val="36"/>
+          <w:szCs w:val="36"/>
+          <w:shd w:fill="auto" w:val="clear"/>
+          <w:lang w:val="en-US" w:eastAsia="zh-CN" w:bidi="hi-IN"/>
+        </w:rPr>
+        <w:t>Ele sabe também que cada um de nós carrega dentro de si a centelha divina. Por isso afirmou que faremos as obras que ele fez e muitas outras.</w:t>
+      </w:r>
+      <w:r>
+        <w:br w:type="page"/>
+      </w:r>
+    </w:p>
+    <w:p>
+      <w:pPr>
+        <w:pStyle w:val="Normal"/>
+        <w:jc w:val="both"/>
+        <w:rPr>
+          <w:sz w:val="36"/>
+          <w:szCs w:val="36"/>
+        </w:rPr>
+      </w:pPr>
+      <w:r>
+        <w:rPr>
+          <w:rFonts w:eastAsia="Times New Roman" w:cs="Times New Roman" w:ascii="Garamond" w:hAnsi="Garamond"/>
+          <w:color w:val="000000"/>
+          <w:kern w:val="0"/>
+          <w:sz w:val="36"/>
+          <w:szCs w:val="36"/>
+          <w:shd w:fill="auto" w:val="clear"/>
+          <w:lang w:val="en-US" w:eastAsia="zh-CN" w:bidi="hi-IN"/>
+        </w:rPr>
+        <w:t xml:space="preserve">Mas para que essa centelha brilhe, é preciso empreendermos os esforços para realizar nossa reforma íntima. </w:t>
+      </w:r>
+    </w:p>
+    <w:p>
+      <w:pPr>
+        <w:pStyle w:val="Normal"/>
+        <w:jc w:val="both"/>
+        <w:rPr>
+          <w:sz w:val="36"/>
+          <w:szCs w:val="36"/>
+        </w:rPr>
+      </w:pPr>
+      <w:r>
         <w:rPr/>
-      </w:pPr>
-      <w:r>
-        <w:rPr>
-          <w:rFonts w:eastAsia="Times New Roman" w:cs="Times New Roman" w:ascii="Garamond" w:hAnsi="Garamond"/>
-          <w:i w:val="false"/>
-          <w:iCs w:val="false"/>
-          <w:color w:val="000000"/>
-          <w:kern w:val="0"/>
-          <w:sz w:val="36"/>
-          <w:szCs w:val="36"/>
-          <w:shd w:fill="auto" w:val="clear"/>
-          <w:lang w:val="en-US" w:eastAsia="zh-CN" w:bidi="hi-IN"/>
-        </w:rPr>
-        <w:t>Não é que queiramos que a pessoa se sinta mal. Muito pelo contrário: pode nascer daí uma mudança de comportamento por parte dela, impulsionada pela nossa postura.</w:t>
-      </w:r>
-    </w:p>
-    <w:p>
-      <w:pPr>
-        <w:pStyle w:val="Normal"/>
-        <w:jc w:val="both"/>
-        <w:rPr>
-          <w:rFonts w:ascii="Garamond" w:hAnsi="Garamond" w:eastAsia="Times New Roman" w:cs="Times New Roman"/>
-          <w:i w:val="false"/>
-          <w:i w:val="false"/>
-          <w:iCs w:val="false"/>
-          <w:color w:val="000000"/>
-          <w:kern w:val="0"/>
-          <w:sz w:val="36"/>
-          <w:szCs w:val="36"/>
-          <w:shd w:fill="auto" w:val="clear"/>
-          <w:lang w:val="en-US" w:eastAsia="zh-CN" w:bidi="hi-IN"/>
-        </w:rPr>
-      </w:pPr>
-      <w:r>
-        <w:rPr>
-          <w:rFonts w:eastAsia="Times New Roman" w:cs="Times New Roman" w:ascii="Garamond" w:hAnsi="Garamond"/>
-          <w:i w:val="false"/>
-          <w:iCs w:val="false"/>
-          <w:color w:val="000000"/>
-          <w:kern w:val="0"/>
-          <w:sz w:val="36"/>
-          <w:szCs w:val="36"/>
-          <w:shd w:fill="auto" w:val="clear"/>
-          <w:lang w:val="en-US" w:eastAsia="zh-CN" w:bidi="hi-IN"/>
-        </w:rPr>
-      </w:r>
-    </w:p>
-    <w:p>
-      <w:pPr>
-        <w:pStyle w:val="Normal"/>
-        <w:jc w:val="both"/>
+      </w:r>
+    </w:p>
+    <w:p>
+      <w:pPr>
+        <w:pStyle w:val="Normal"/>
+        <w:jc w:val="both"/>
+        <w:rPr>
+          <w:sz w:val="36"/>
+          <w:szCs w:val="36"/>
+        </w:rPr>
+      </w:pPr>
+      <w:r>
+        <w:rPr>
+          <w:rFonts w:eastAsia="Times New Roman" w:cs="Times New Roman" w:ascii="Garamond" w:hAnsi="Garamond"/>
+          <w:color w:val="000000"/>
+          <w:kern w:val="0"/>
+          <w:sz w:val="36"/>
+          <w:szCs w:val="36"/>
+          <w:shd w:fill="auto" w:val="clear"/>
+          <w:lang w:val="en-US" w:eastAsia="zh-CN" w:bidi="hi-IN"/>
+        </w:rPr>
+        <w:t>O que eu já consigo fazer hoje diante daquele que me ofendeu?</w:t>
+      </w:r>
+    </w:p>
+    <w:p>
+      <w:pPr>
+        <w:pStyle w:val="Normal"/>
+        <w:jc w:val="both"/>
+        <w:rPr>
+          <w:sz w:val="36"/>
+          <w:szCs w:val="36"/>
+        </w:rPr>
+      </w:pPr>
+      <w:r>
         <w:rPr/>
-      </w:pPr>
-      <w:r>
-        <w:rPr>
-          <w:rFonts w:eastAsia="Times New Roman" w:cs="Times New Roman" w:ascii="Garamond" w:hAnsi="Garamond"/>
-          <w:i w:val="false"/>
-          <w:iCs w:val="false"/>
-          <w:color w:val="000000"/>
-          <w:kern w:val="0"/>
-          <w:sz w:val="36"/>
-          <w:szCs w:val="36"/>
-          <w:shd w:fill="auto" w:val="clear"/>
-          <w:lang w:val="en-US" w:eastAsia="zh-CN" w:bidi="hi-IN"/>
-        </w:rPr>
-        <w:t xml:space="preserve">Portanto, é muito melhor que sejamos ofendidos do que ofensores. </w:t>
-      </w:r>
-    </w:p>
-    <w:p>
-      <w:pPr>
-        <w:pStyle w:val="Normal"/>
-        <w:jc w:val="both"/>
-        <w:rPr>
-          <w:rFonts w:ascii="Garamond" w:hAnsi="Garamond"/>
-        </w:rPr>
-      </w:pPr>
-      <w:r>
-        <w:rPr>
-          <w:rFonts w:ascii="Garamond" w:hAnsi="Garamond"/>
-        </w:rPr>
-      </w:r>
-    </w:p>
-    <w:p>
-      <w:pPr>
-        <w:pStyle w:val="Normal"/>
-        <w:jc w:val="both"/>
-        <w:rPr>
-          <w:rFonts w:ascii="Garamond" w:hAnsi="Garamond"/>
-          <w:sz w:val="36"/>
-          <w:szCs w:val="36"/>
-        </w:rPr>
-      </w:pPr>
-      <w:r>
-        <w:rPr>
-          <w:rFonts w:ascii="Garamond" w:hAnsi="Garamond"/>
-          <w:sz w:val="36"/>
-          <w:szCs w:val="36"/>
-        </w:rPr>
-        <w:t>[ Prosseguir desse ponto ]</w:t>
-      </w:r>
-    </w:p>
-    <w:p>
-      <w:pPr>
-        <w:pStyle w:val="Normal"/>
-        <w:jc w:val="both"/>
-        <w:rPr>
-          <w:rFonts w:ascii="Garamond" w:hAnsi="Garamond"/>
-          <w:sz w:val="36"/>
-          <w:szCs w:val="36"/>
-        </w:rPr>
-      </w:pPr>
-      <w:r>
+      </w:r>
+    </w:p>
+    <w:p>
+      <w:pPr>
+        <w:pStyle w:val="Normal"/>
+        <w:jc w:val="both"/>
+        <w:rPr>
+          <w:sz w:val="36"/>
+          <w:szCs w:val="36"/>
+        </w:rPr>
+      </w:pPr>
+      <w:r>
+        <w:rPr>
+          <w:rFonts w:eastAsia="Arial" w:cs="Arial"/>
+          <w:color w:val="000000"/>
+          <w:kern w:val="0"/>
+          <w:sz w:val="36"/>
+          <w:szCs w:val="36"/>
+          <w:shd w:fill="auto" w:val="clear"/>
+          <w:lang w:val="en-US" w:eastAsia="zh-CN" w:bidi="hi-IN"/>
+        </w:rPr>
+        <w:t>C</w:t>
+      </w:r>
+      <w:r>
+        <w:rPr>
+          <w:rFonts w:eastAsia="Times New Roman" w:cs="Times New Roman" w:ascii="Garamond" w:hAnsi="Garamond"/>
+          <w:color w:val="000000"/>
+          <w:kern w:val="0"/>
+          <w:sz w:val="36"/>
+          <w:szCs w:val="36"/>
+          <w:shd w:fill="auto" w:val="clear"/>
+          <w:lang w:val="en-US" w:eastAsia="zh-CN" w:bidi="hi-IN"/>
+        </w:rPr>
+        <w:t>onsigo não revidar</w:t>
+      </w:r>
+      <w:r>
+        <w:rPr>
+          <w:rFonts w:eastAsia="Times New Roman" w:cs="Times New Roman" w:ascii="Garamond" w:hAnsi="Garamond"/>
+          <w:color w:val="000000"/>
+          <w:kern w:val="0"/>
+          <w:sz w:val="36"/>
+          <w:szCs w:val="36"/>
+          <w:shd w:fill="auto" w:val="clear"/>
+          <w:lang w:val="en-US" w:eastAsia="zh-CN" w:bidi="hi-IN"/>
+        </w:rPr>
+        <w:t xml:space="preserve"> a ofensa</w:t>
+      </w:r>
+      <w:r>
+        <w:rPr>
+          <w:rFonts w:eastAsia="Times New Roman" w:cs="Times New Roman" w:ascii="Garamond" w:hAnsi="Garamond"/>
+          <w:color w:val="000000"/>
+          <w:kern w:val="0"/>
+          <w:sz w:val="36"/>
+          <w:szCs w:val="36"/>
+          <w:shd w:fill="auto" w:val="clear"/>
+          <w:lang w:val="en-US" w:eastAsia="zh-CN" w:bidi="hi-IN"/>
+        </w:rPr>
+        <w:t>?</w:t>
+      </w:r>
+    </w:p>
+    <w:p>
+      <w:pPr>
+        <w:pStyle w:val="Normal"/>
+        <w:jc w:val="both"/>
+        <w:rPr>
+          <w:sz w:val="36"/>
+          <w:szCs w:val="36"/>
+        </w:rPr>
+      </w:pPr>
+      <w:r>
+        <w:rPr>
+          <w:rFonts w:eastAsia="Times New Roman" w:cs="Times New Roman" w:ascii="Garamond" w:hAnsi="Garamond"/>
+          <w:color w:val="000000"/>
+          <w:kern w:val="0"/>
+          <w:sz w:val="36"/>
+          <w:szCs w:val="36"/>
+          <w:shd w:fill="auto" w:val="clear"/>
+          <w:lang w:val="en-US" w:eastAsia="zh-CN" w:bidi="hi-IN"/>
+        </w:rPr>
+        <w:t>Consigo não desejar o mal</w:t>
+      </w:r>
+      <w:r>
+        <w:rPr>
+          <w:rFonts w:eastAsia="Times New Roman" w:cs="Times New Roman" w:ascii="Garamond" w:hAnsi="Garamond"/>
+          <w:color w:val="000000"/>
+          <w:kern w:val="0"/>
+          <w:sz w:val="36"/>
+          <w:szCs w:val="36"/>
+          <w:shd w:fill="auto" w:val="clear"/>
+          <w:lang w:val="en-US" w:eastAsia="zh-CN" w:bidi="hi-IN"/>
+        </w:rPr>
+        <w:t xml:space="preserve"> ao ofensor</w:t>
+      </w:r>
+      <w:r>
+        <w:rPr>
+          <w:rFonts w:eastAsia="Times New Roman" w:cs="Times New Roman" w:ascii="Garamond" w:hAnsi="Garamond"/>
+          <w:color w:val="000000"/>
+          <w:kern w:val="0"/>
+          <w:sz w:val="36"/>
+          <w:szCs w:val="36"/>
+          <w:shd w:fill="auto" w:val="clear"/>
+          <w:lang w:val="en-US" w:eastAsia="zh-CN" w:bidi="hi-IN"/>
+        </w:rPr>
+        <w:t>?</w:t>
+      </w:r>
+    </w:p>
+    <w:p>
+      <w:pPr>
+        <w:pStyle w:val="Normal"/>
+        <w:jc w:val="both"/>
+        <w:rPr>
+          <w:sz w:val="36"/>
+          <w:szCs w:val="36"/>
+        </w:rPr>
+      </w:pPr>
+      <w:r>
+        <w:rPr>
+          <w:rFonts w:eastAsia="Times New Roman" w:cs="Times New Roman" w:ascii="Garamond" w:hAnsi="Garamond"/>
+          <w:color w:val="000000"/>
+          <w:kern w:val="0"/>
+          <w:sz w:val="36"/>
+          <w:szCs w:val="36"/>
+          <w:shd w:fill="auto" w:val="clear"/>
+          <w:lang w:val="en-US" w:eastAsia="zh-CN" w:bidi="hi-IN"/>
+        </w:rPr>
+        <w:t>Consigo parar de alimentar a mágoa?</w:t>
+      </w:r>
+    </w:p>
+    <w:p>
+      <w:pPr>
+        <w:pStyle w:val="Normal"/>
+        <w:jc w:val="both"/>
+        <w:rPr>
+          <w:sz w:val="36"/>
+          <w:szCs w:val="36"/>
+        </w:rPr>
+      </w:pPr>
+      <w:r>
+        <w:rPr>
+          <w:rFonts w:eastAsia="Times New Roman" w:cs="Times New Roman" w:ascii="Garamond" w:hAnsi="Garamond"/>
+          <w:color w:val="000000"/>
+          <w:kern w:val="0"/>
+          <w:sz w:val="36"/>
+          <w:szCs w:val="36"/>
+          <w:shd w:fill="auto" w:val="clear"/>
+          <w:lang w:val="en-US" w:eastAsia="zh-CN" w:bidi="hi-IN"/>
+        </w:rPr>
+        <w:t>Consigo orar por ele, ainda que minhas palavras sejam inicialmente difíceis</w:t>
+      </w:r>
+      <w:r>
+        <w:rPr>
+          <w:rFonts w:eastAsia="Times New Roman" w:cs="Times New Roman" w:ascii="Garamond" w:hAnsi="Garamond"/>
+          <w:color w:val="000000"/>
+          <w:kern w:val="0"/>
+          <w:sz w:val="36"/>
+          <w:szCs w:val="36"/>
+          <w:shd w:fill="auto" w:val="clear"/>
+          <w:lang w:val="en-US" w:eastAsia="zh-CN" w:bidi="hi-IN"/>
+        </w:rPr>
+        <w:t>, talvez não sejam nem mesmo naturais</w:t>
+      </w:r>
+      <w:r>
+        <w:rPr>
+          <w:rFonts w:eastAsia="Times New Roman" w:cs="Times New Roman" w:ascii="Garamond" w:hAnsi="Garamond"/>
+          <w:color w:val="000000"/>
+          <w:kern w:val="0"/>
+          <w:sz w:val="36"/>
+          <w:szCs w:val="36"/>
+          <w:shd w:fill="auto" w:val="clear"/>
+          <w:lang w:val="en-US" w:eastAsia="zh-CN" w:bidi="hi-IN"/>
+        </w:rPr>
+        <w:t>?</w:t>
+      </w:r>
+    </w:p>
+    <w:p>
+      <w:pPr>
+        <w:pStyle w:val="Normal"/>
+        <w:jc w:val="both"/>
+        <w:rPr>
+          <w:sz w:val="36"/>
+          <w:szCs w:val="36"/>
+        </w:rPr>
+      </w:pPr>
+      <w:r>
+        <w:rPr>
+          <w:rFonts w:eastAsia="Times New Roman" w:cs="Times New Roman" w:ascii="Garamond" w:hAnsi="Garamond"/>
+          <w:color w:val="000000"/>
+          <w:kern w:val="0"/>
+          <w:sz w:val="36"/>
+          <w:szCs w:val="36"/>
+          <w:shd w:fill="auto" w:val="clear"/>
+          <w:lang w:val="en-US" w:eastAsia="zh-CN" w:bidi="hi-IN"/>
+        </w:rPr>
+        <w:t>Tento</w:t>
+      </w:r>
+      <w:r>
+        <w:rPr>
+          <w:rFonts w:eastAsia="Times New Roman" w:cs="Times New Roman" w:ascii="Garamond" w:hAnsi="Garamond"/>
+          <w:color w:val="000000"/>
+          <w:kern w:val="0"/>
+          <w:sz w:val="36"/>
+          <w:szCs w:val="36"/>
+          <w:shd w:fill="auto" w:val="clear"/>
+          <w:lang w:val="en-US" w:eastAsia="zh-CN" w:bidi="hi-IN"/>
+        </w:rPr>
+        <w:t xml:space="preserve"> compreender as razões que o levaram a agir daquela maneira?</w:t>
+      </w:r>
+    </w:p>
+    <w:p>
+      <w:pPr>
+        <w:pStyle w:val="Normal"/>
+        <w:jc w:val="both"/>
+        <w:rPr>
+          <w:sz w:val="36"/>
+          <w:szCs w:val="36"/>
+        </w:rPr>
+      </w:pPr>
+      <w:r>
+        <w:rPr>
+          <w:rFonts w:eastAsia="Times New Roman" w:cs="Times New Roman" w:ascii="Garamond" w:hAnsi="Garamond"/>
+          <w:color w:val="000000"/>
+          <w:kern w:val="0"/>
+          <w:sz w:val="36"/>
+          <w:szCs w:val="36"/>
+          <w:shd w:fill="auto" w:val="clear"/>
+          <w:lang w:val="en-US" w:eastAsia="zh-CN" w:bidi="hi-IN"/>
+        </w:rPr>
+        <w:t>Consigo, pelo menos, não transformar uma ofensa recebida em uma nova ofensa praticada por mim?</w:t>
+      </w:r>
+    </w:p>
+    <w:p>
+      <w:pPr>
+        <w:pStyle w:val="Normal"/>
+        <w:jc w:val="both"/>
+        <w:rPr>
+          <w:rFonts w:ascii="Garamond" w:hAnsi="Garamond"/>
+          <w:sz w:val="36"/>
+          <w:szCs w:val="36"/>
+        </w:rPr>
+      </w:pPr>
+      <w:r>
+        <w:rPr>
+          <w:rFonts w:ascii="Garamond" w:hAnsi="Garamond"/>
+          <w:sz w:val="36"/>
+          <w:szCs w:val="36"/>
+        </w:rPr>
+      </w:r>
+    </w:p>
+    <w:p>
+      <w:pPr>
+        <w:pStyle w:val="Normal"/>
+        <w:jc w:val="both"/>
+        <w:rPr>
+          <w:sz w:val="36"/>
+          <w:szCs w:val="36"/>
+        </w:rPr>
+      </w:pPr>
+      <w:r>
+        <w:rPr>
+          <w:rFonts w:eastAsia="Arial" w:cs="Arial" w:ascii="Garamond" w:hAnsi="Garamond"/>
+          <w:color w:val="000000"/>
+          <w:kern w:val="0"/>
+          <w:sz w:val="36"/>
+          <w:szCs w:val="36"/>
+          <w:shd w:fill="auto" w:val="clear"/>
+          <w:lang w:val="en-US" w:eastAsia="zh-CN" w:bidi="hi-IN"/>
+        </w:rPr>
+        <w:t>N</w:t>
+      </w:r>
+      <w:r>
+        <w:rPr>
+          <w:rFonts w:eastAsia="Times New Roman" w:cs="Times New Roman" w:ascii="Garamond" w:hAnsi="Garamond"/>
+          <w:color w:val="000000"/>
+          <w:kern w:val="0"/>
+          <w:sz w:val="36"/>
+          <w:szCs w:val="36"/>
+          <w:shd w:fill="auto" w:val="clear"/>
+          <w:lang w:val="en-US" w:eastAsia="zh-CN" w:bidi="hi-IN"/>
+        </w:rPr>
+        <w:t>ão</w:t>
+      </w:r>
+      <w:r>
+        <w:rPr>
+          <w:rFonts w:eastAsia="Times New Roman" w:cs="Times New Roman" w:ascii="Garamond" w:hAnsi="Garamond"/>
+          <w:color w:val="000000"/>
+          <w:kern w:val="0"/>
+          <w:sz w:val="36"/>
+          <w:szCs w:val="36"/>
+          <w:shd w:fill="auto" w:val="clear"/>
+          <w:lang w:val="en-US" w:eastAsia="zh-CN" w:bidi="hi-IN"/>
+        </w:rPr>
+        <w:t xml:space="preserve"> precisamos fingir que já amamos aquele que nos feriu.</w:t>
+      </w:r>
+      <w:r>
+        <w:rPr>
+          <w:rFonts w:eastAsia="Times New Roman" w:cs="Times New Roman" w:ascii="Garamond" w:hAnsi="Garamond"/>
+          <w:color w:val="000000"/>
+          <w:kern w:val="0"/>
+          <w:sz w:val="36"/>
+          <w:szCs w:val="36"/>
+          <w:shd w:fill="auto" w:val="clear"/>
+          <w:lang w:val="en-US" w:eastAsia="zh-CN" w:bidi="hi-IN"/>
+        </w:rPr>
+        <w:t xml:space="preserve"> </w:t>
+      </w:r>
+      <w:r>
+        <w:rPr>
+          <w:rFonts w:eastAsia="Times New Roman" w:cs="Times New Roman" w:ascii="Garamond" w:hAnsi="Garamond"/>
+          <w:color w:val="000000"/>
+          <w:kern w:val="0"/>
+          <w:sz w:val="36"/>
+          <w:szCs w:val="36"/>
+          <w:shd w:fill="auto" w:val="clear"/>
+          <w:lang w:val="en-US" w:eastAsia="zh-CN" w:bidi="hi-IN"/>
+        </w:rPr>
+        <w:t>Podemos reconhecer honestamente que ainda sentimos mágoa, indignação ou dificuldade de perdoar.</w:t>
+      </w:r>
+      <w:r>
+        <w:br w:type="page"/>
+      </w:r>
+    </w:p>
+    <w:p>
+      <w:pPr>
+        <w:pStyle w:val="Normal"/>
+        <w:jc w:val="both"/>
+        <w:rPr>
+          <w:sz w:val="36"/>
+          <w:szCs w:val="36"/>
+        </w:rPr>
+      </w:pPr>
+      <w:r>
+        <w:rPr>
+          <w:rFonts w:eastAsia="Times New Roman" w:cs="Times New Roman" w:ascii="Garamond" w:hAnsi="Garamond"/>
+          <w:color w:val="000000"/>
+          <w:kern w:val="0"/>
+          <w:sz w:val="36"/>
+          <w:szCs w:val="36"/>
+          <w:shd w:fill="auto" w:val="clear"/>
+          <w:lang w:val="en-US" w:eastAsia="zh-CN" w:bidi="hi-IN"/>
+        </w:rPr>
+        <w:t xml:space="preserve">A reforma íntima </w:t>
+      </w:r>
+      <w:r>
+        <w:rPr>
+          <w:rFonts w:eastAsia="Times New Roman" w:cs="Times New Roman" w:ascii="Garamond" w:hAnsi="Garamond"/>
+          <w:color w:val="000000"/>
+          <w:kern w:val="0"/>
+          <w:sz w:val="36"/>
+          <w:szCs w:val="36"/>
+          <w:shd w:fill="auto" w:val="clear"/>
+          <w:lang w:val="en-US" w:eastAsia="zh-CN" w:bidi="hi-IN"/>
+        </w:rPr>
+        <w:t>vai acontecer</w:t>
+      </w:r>
+      <w:r>
+        <w:rPr>
+          <w:rFonts w:eastAsia="Times New Roman" w:cs="Times New Roman" w:ascii="Garamond" w:hAnsi="Garamond"/>
+          <w:color w:val="000000"/>
+          <w:kern w:val="0"/>
+          <w:sz w:val="36"/>
+          <w:szCs w:val="36"/>
+          <w:shd w:fill="auto" w:val="clear"/>
+          <w:lang w:val="en-US" w:eastAsia="zh-CN" w:bidi="hi-IN"/>
+        </w:rPr>
+        <w:t xml:space="preserve"> justamente quando </w:t>
+      </w:r>
+      <w:r>
+        <w:rPr>
+          <w:rFonts w:eastAsia="Times New Roman" w:cs="Times New Roman" w:ascii="Garamond" w:hAnsi="Garamond"/>
+          <w:color w:val="000000"/>
+          <w:kern w:val="0"/>
+          <w:sz w:val="36"/>
+          <w:szCs w:val="36"/>
+          <w:shd w:fill="auto" w:val="clear"/>
+          <w:lang w:val="en-US" w:eastAsia="zh-CN" w:bidi="hi-IN"/>
+        </w:rPr>
+        <w:t>pararmos de pensar que não podemos ter essas reações e</w:t>
+      </w:r>
+      <w:r>
+        <w:rPr>
+          <w:rFonts w:eastAsia="Times New Roman" w:cs="Times New Roman" w:ascii="Garamond" w:hAnsi="Garamond"/>
+          <w:color w:val="000000"/>
+          <w:kern w:val="0"/>
+          <w:sz w:val="36"/>
+          <w:szCs w:val="36"/>
+          <w:shd w:fill="auto" w:val="clear"/>
+          <w:lang w:val="en-US" w:eastAsia="zh-CN" w:bidi="hi-IN"/>
+        </w:rPr>
+        <w:t xml:space="preserve"> passa</w:t>
+      </w:r>
+      <w:r>
+        <w:rPr>
+          <w:rFonts w:eastAsia="Times New Roman" w:cs="Times New Roman" w:ascii="Garamond" w:hAnsi="Garamond"/>
+          <w:color w:val="000000"/>
+          <w:kern w:val="0"/>
+          <w:sz w:val="36"/>
+          <w:szCs w:val="36"/>
+          <w:shd w:fill="auto" w:val="clear"/>
+          <w:lang w:val="en-US" w:eastAsia="zh-CN" w:bidi="hi-IN"/>
+        </w:rPr>
+        <w:t>rmos a pensar sobre</w:t>
+      </w:r>
+      <w:r>
+        <w:rPr>
+          <w:rFonts w:eastAsia="Times New Roman" w:cs="Times New Roman" w:ascii="Garamond" w:hAnsi="Garamond"/>
+          <w:color w:val="000000"/>
+          <w:kern w:val="0"/>
+          <w:sz w:val="36"/>
+          <w:szCs w:val="36"/>
+          <w:shd w:fill="auto" w:val="clear"/>
+          <w:lang w:val="en-US" w:eastAsia="zh-CN" w:bidi="hi-IN"/>
+        </w:rPr>
+        <w:t xml:space="preserve"> o que podemos fazer com elas.</w:t>
+      </w:r>
+    </w:p>
+    <w:p>
+      <w:pPr>
+        <w:pStyle w:val="Normal"/>
+        <w:jc w:val="both"/>
+        <w:rPr>
+          <w:sz w:val="36"/>
+          <w:szCs w:val="36"/>
+        </w:rPr>
+      </w:pPr>
+      <w:r>
+        <w:rPr>
+          <w:sz w:val="36"/>
+          <w:szCs w:val="36"/>
+        </w:rPr>
+      </w:r>
+    </w:p>
+    <w:p>
+      <w:pPr>
+        <w:pStyle w:val="Normal"/>
+        <w:jc w:val="both"/>
+        <w:rPr>
+          <w:sz w:val="36"/>
+          <w:szCs w:val="36"/>
+        </w:rPr>
+      </w:pPr>
+      <w:r>
+        <w:rPr>
+          <w:rFonts w:eastAsia="Times New Roman" w:cs="Times New Roman" w:ascii="Garamond" w:hAnsi="Garamond"/>
+          <w:color w:val="000000"/>
+          <w:kern w:val="0"/>
+          <w:sz w:val="36"/>
+          <w:szCs w:val="36"/>
+          <w:shd w:fill="auto" w:val="clear"/>
+          <w:lang w:val="en-US" w:eastAsia="zh-CN" w:bidi="hi-IN"/>
+        </w:rPr>
+        <w:t>Então, eu gostaria que todos nós levássemos para casa hoje uma reflexão:</w:t>
+      </w:r>
+    </w:p>
+    <w:p>
+      <w:pPr>
+        <w:pStyle w:val="Normal"/>
+        <w:jc w:val="both"/>
+        <w:rPr>
+          <w:sz w:val="36"/>
+          <w:szCs w:val="36"/>
+        </w:rPr>
+      </w:pPr>
+      <w:r>
+        <w:rPr>
+          <w:sz w:val="36"/>
+          <w:szCs w:val="36"/>
+        </w:rPr>
+      </w:r>
+    </w:p>
+    <w:p>
+      <w:pPr>
+        <w:pStyle w:val="Normal"/>
+        <w:jc w:val="both"/>
         <w:rPr/>
-      </w:r>
-    </w:p>
-    <w:p>
-      <w:pPr>
-        <w:pStyle w:val="Normal"/>
-        <w:jc w:val="both"/>
-        <w:rPr>
-          <w:rFonts w:ascii="Garamond" w:hAnsi="Garamond"/>
-          <w:sz w:val="36"/>
-          <w:szCs w:val="36"/>
-        </w:rPr>
-      </w:pPr>
-      <w:r>
-        <w:rPr>
-          <w:rFonts w:ascii="Garamond" w:hAnsi="Garamond"/>
-          <w:sz w:val="36"/>
-          <w:szCs w:val="36"/>
-        </w:rPr>
-        <w:t>### Os inimigos internos - Início</w:t>
-      </w:r>
-    </w:p>
-    <w:p>
-      <w:pPr>
-        <w:pStyle w:val="Normal"/>
-        <w:jc w:val="both"/>
-        <w:rPr>
-          <w:rFonts w:ascii="Garamond" w:hAnsi="Garamond"/>
+      </w:pPr>
+      <w:r>
+        <w:rPr>
+          <w:rFonts w:eastAsia="Times New Roman" w:cs="Times New Roman" w:ascii="Garamond" w:hAnsi="Garamond"/>
+          <w:color w:val="000000"/>
+          <w:kern w:val="0"/>
+          <w:sz w:val="36"/>
+          <w:szCs w:val="36"/>
+          <w:shd w:fill="auto" w:val="clear"/>
+          <w:lang w:val="en-US" w:eastAsia="zh-CN" w:bidi="hi-IN"/>
+        </w:rPr>
+        <w:t xml:space="preserve">Diante da próxima ofensa que </w:t>
+      </w:r>
+      <w:r>
+        <w:rPr>
+          <w:rFonts w:eastAsia="Times New Roman" w:cs="Times New Roman" w:ascii="Garamond" w:hAnsi="Garamond"/>
+          <w:color w:val="000000"/>
+          <w:kern w:val="0"/>
+          <w:sz w:val="36"/>
+          <w:szCs w:val="36"/>
+          <w:shd w:fill="auto" w:val="clear"/>
+          <w:lang w:val="en-US" w:eastAsia="zh-CN" w:bidi="hi-IN"/>
+        </w:rPr>
+        <w:t>nós recebermos</w:t>
+      </w:r>
+      <w:r>
+        <w:rPr>
+          <w:rFonts w:eastAsia="Times New Roman" w:cs="Times New Roman" w:ascii="Garamond" w:hAnsi="Garamond"/>
+          <w:color w:val="000000"/>
+          <w:kern w:val="0"/>
+          <w:sz w:val="36"/>
+          <w:szCs w:val="36"/>
+          <w:shd w:fill="auto" w:val="clear"/>
+          <w:lang w:val="en-US" w:eastAsia="zh-CN" w:bidi="hi-IN"/>
+        </w:rPr>
+        <w:t>, qual será o primeiro gesto que estará um pouco mais próximo daqu</w:t>
+      </w:r>
+      <w:r>
+        <w:rPr>
+          <w:rFonts w:eastAsia="Times New Roman" w:cs="Times New Roman" w:ascii="Garamond" w:hAnsi="Garamond"/>
+          <w:color w:val="000000"/>
+          <w:kern w:val="0"/>
+          <w:sz w:val="36"/>
+          <w:szCs w:val="36"/>
+          <w:shd w:fill="auto" w:val="clear"/>
+          <w:lang w:val="en-US" w:eastAsia="zh-CN" w:bidi="hi-IN"/>
+        </w:rPr>
+        <w:t>ilo</w:t>
+      </w:r>
+      <w:r>
+        <w:rPr>
+          <w:rFonts w:eastAsia="Times New Roman" w:cs="Times New Roman" w:ascii="Garamond" w:hAnsi="Garamond"/>
+          <w:color w:val="000000"/>
+          <w:kern w:val="0"/>
+          <w:sz w:val="36"/>
+          <w:szCs w:val="36"/>
+          <w:shd w:fill="auto" w:val="clear"/>
+          <w:lang w:val="en-US" w:eastAsia="zh-CN" w:bidi="hi-IN"/>
+        </w:rPr>
+        <w:t xml:space="preserve"> que Jesus </w:t>
+      </w:r>
+      <w:r>
+        <w:rPr>
+          <w:rFonts w:eastAsia="Times New Roman" w:cs="Times New Roman" w:ascii="Garamond" w:hAnsi="Garamond"/>
+          <w:color w:val="000000"/>
+          <w:kern w:val="0"/>
+          <w:sz w:val="36"/>
+          <w:szCs w:val="36"/>
+          <w:shd w:fill="auto" w:val="clear"/>
+          <w:lang w:val="en-US" w:eastAsia="zh-CN" w:bidi="hi-IN"/>
+        </w:rPr>
+        <w:t>nos</w:t>
+      </w:r>
+      <w:r>
+        <w:rPr>
+          <w:rFonts w:eastAsia="Times New Roman" w:cs="Times New Roman" w:ascii="Garamond" w:hAnsi="Garamond"/>
+          <w:color w:val="000000"/>
+          <w:kern w:val="0"/>
+          <w:sz w:val="36"/>
+          <w:szCs w:val="36"/>
+          <w:shd w:fill="auto" w:val="clear"/>
+          <w:lang w:val="en-US" w:eastAsia="zh-CN" w:bidi="hi-IN"/>
+        </w:rPr>
+        <w:t xml:space="preserve"> ensinou?</w:t>
+      </w:r>
+    </w:p>
+    <w:p>
+      <w:pPr>
+        <w:pStyle w:val="Normal"/>
+        <w:jc w:val="both"/>
+        <w:rPr>
           <w:sz w:val="36"/>
           <w:szCs w:val="36"/>
         </w:rPr>
       </w:pPr>
       <w:r>
         <w:rPr/>
-      </w:r>
-    </w:p>
-    <w:p>
-      <w:pPr>
-        <w:pStyle w:val="Normal"/>
-        <w:jc w:val="both"/>
-        <w:rPr>
-          <w:rFonts w:ascii="Garamond" w:hAnsi="Garamond"/>
-          <w:sz w:val="36"/>
-          <w:szCs w:val="36"/>
-        </w:rPr>
-      </w:pPr>
-      <w:r>
-        <w:rPr>
-          <w:rFonts w:eastAsia="Arial" w:cs="Arial" w:ascii="Garamond" w:hAnsi="Garamond"/>
-          <w:color w:val="auto"/>
-          <w:kern w:val="0"/>
-          <w:sz w:val="36"/>
-          <w:szCs w:val="36"/>
-          <w:lang w:val="en-US" w:eastAsia="zh-CN" w:bidi="hi-IN"/>
-        </w:rPr>
-        <w:t>A</w:t>
-      </w:r>
-      <w:r>
-        <w:rPr>
-          <w:rFonts w:ascii="Garamond" w:hAnsi="Garamond"/>
-          <w:sz w:val="36"/>
-          <w:szCs w:val="36"/>
-        </w:rPr>
-        <w:t xml:space="preserve">té aqui temos </w:t>
-      </w:r>
-      <w:r>
-        <w:rPr>
-          <w:rFonts w:eastAsia="Arial" w:cs="Arial" w:ascii="Garamond" w:hAnsi="Garamond"/>
-          <w:color w:val="auto"/>
-          <w:kern w:val="0"/>
-          <w:sz w:val="36"/>
-          <w:szCs w:val="36"/>
-          <w:lang w:val="en-US" w:eastAsia="zh-CN" w:bidi="hi-IN"/>
-        </w:rPr>
-        <w:t>falado</w:t>
-      </w:r>
-      <w:r>
-        <w:rPr>
-          <w:rFonts w:ascii="Garamond" w:hAnsi="Garamond"/>
-          <w:sz w:val="36"/>
-          <w:szCs w:val="36"/>
-        </w:rPr>
-        <w:t xml:space="preserve"> de inimigos como sendo pessoas ou Espíritos que caminham conosco. Entretanto, precisamos considerá-los sob um outro ponto de vista: </w:t>
-      </w:r>
-      <w:r>
-        <w:rPr>
-          <w:rFonts w:eastAsia="Arial" w:cs="Arial" w:ascii="Garamond" w:hAnsi="Garamond"/>
-          <w:color w:val="auto"/>
-          <w:kern w:val="0"/>
-          <w:sz w:val="36"/>
-          <w:szCs w:val="36"/>
-          <w:lang w:val="en-US" w:eastAsia="zh-CN" w:bidi="hi-IN"/>
-        </w:rPr>
-        <w:t>os inimigos</w:t>
-      </w:r>
-      <w:r>
-        <w:rPr>
-          <w:rFonts w:ascii="Garamond" w:hAnsi="Garamond"/>
-          <w:sz w:val="36"/>
-          <w:szCs w:val="36"/>
-        </w:rPr>
-        <w:t xml:space="preserve"> que carregamos dentro de nós.</w:t>
-      </w:r>
-    </w:p>
-    <w:p>
-      <w:pPr>
-        <w:pStyle w:val="Normal"/>
-        <w:jc w:val="both"/>
-        <w:rPr>
-          <w:rFonts w:ascii="Garamond" w:hAnsi="Garamond"/>
-          <w:sz w:val="36"/>
-          <w:szCs w:val="36"/>
-        </w:rPr>
-      </w:pPr>
-      <w:r>
-        <w:rPr/>
-      </w:r>
-    </w:p>
-    <w:p>
-      <w:pPr>
-        <w:pStyle w:val="Normal"/>
-        <w:jc w:val="both"/>
-        <w:rPr>
-          <w:rFonts w:ascii="Garamond" w:hAnsi="Garamond"/>
-          <w:sz w:val="36"/>
-          <w:szCs w:val="36"/>
-        </w:rPr>
-      </w:pPr>
-      <w:r>
-        <w:rPr>
-          <w:rFonts w:ascii="Garamond" w:hAnsi="Garamond"/>
-          <w:sz w:val="36"/>
-          <w:szCs w:val="36"/>
-        </w:rPr>
-        <w:t xml:space="preserve">No ESE, capítulo XXVIII - </w:t>
-      </w:r>
-      <w:r>
-        <w:rPr>
-          <w:rFonts w:ascii="Garamond" w:hAnsi="Garamond"/>
-          <w:i/>
-          <w:iCs/>
-          <w:sz w:val="36"/>
-          <w:szCs w:val="36"/>
-        </w:rPr>
-        <w:t>Coletânea de preces espíritas</w:t>
-      </w:r>
-      <w:r>
-        <w:rPr>
-          <w:rFonts w:ascii="Garamond" w:hAnsi="Garamond"/>
-          <w:sz w:val="36"/>
-          <w:szCs w:val="36"/>
-        </w:rPr>
-        <w:t xml:space="preserve">, lá na prece para </w:t>
-      </w:r>
-      <w:r>
-        <w:rPr>
-          <w:rFonts w:ascii="Garamond" w:hAnsi="Garamond"/>
-          <w:i/>
-          <w:iCs/>
-          <w:sz w:val="36"/>
-          <w:szCs w:val="36"/>
-        </w:rPr>
-        <w:t>Pedir a corrigenda de um defeito</w:t>
-      </w:r>
-      <w:r>
-        <w:rPr>
-          <w:rFonts w:ascii="Garamond" w:hAnsi="Garamond"/>
-          <w:sz w:val="36"/>
-          <w:szCs w:val="36"/>
-        </w:rPr>
-        <w:t xml:space="preserve"> Kardec </w:t>
-      </w:r>
-      <w:r>
-        <w:rPr>
-          <w:rFonts w:eastAsia="Arial" w:cs="Arial" w:ascii="Garamond" w:hAnsi="Garamond"/>
-          <w:color w:val="auto"/>
-          <w:kern w:val="0"/>
-          <w:sz w:val="36"/>
-          <w:szCs w:val="36"/>
-          <w:lang w:val="en-US" w:eastAsia="zh-CN" w:bidi="hi-IN"/>
-        </w:rPr>
-        <w:t>escreveu</w:t>
-      </w:r>
-      <w:r>
-        <w:rPr>
-          <w:rFonts w:ascii="Garamond" w:hAnsi="Garamond"/>
-          <w:sz w:val="36"/>
-          <w:szCs w:val="36"/>
-        </w:rPr>
-        <w:t>:</w:t>
-      </w:r>
-    </w:p>
-    <w:p>
-      <w:pPr>
-        <w:pStyle w:val="Normal"/>
-        <w:jc w:val="both"/>
-        <w:rPr>
-          <w:rFonts w:ascii="Garamond" w:hAnsi="Garamond"/>
-          <w:sz w:val="36"/>
-          <w:szCs w:val="36"/>
-        </w:rPr>
-      </w:pPr>
-      <w:r>
-        <w:rPr/>
-      </w:r>
-    </w:p>
-    <w:p>
-      <w:pPr>
-        <w:pStyle w:val="Normal"/>
-        <w:ind w:left="720" w:hanging="0"/>
-        <w:jc w:val="both"/>
-        <w:rPr>
-          <w:rFonts w:ascii="Garamond" w:hAnsi="Garamond"/>
-          <w:sz w:val="36"/>
-          <w:szCs w:val="36"/>
-        </w:rPr>
-      </w:pPr>
-      <w:r>
-        <w:rPr>
-          <w:rFonts w:ascii="Garamond" w:hAnsi="Garamond"/>
-          <w:i/>
-          <w:iCs/>
-          <w:sz w:val="36"/>
-          <w:szCs w:val="36"/>
-        </w:rPr>
-        <w:t>Os defeitos são barreiras que nos separam de Deus e cada um que eu suprima será um passo dado na senda do progresso que dele me há de aproximar.</w:t>
-      </w:r>
-      <w:r>
-        <w:rPr>
-          <w:rFonts w:ascii="Garamond" w:hAnsi="Garamond"/>
-          <w:sz w:val="36"/>
-          <w:szCs w:val="36"/>
-        </w:rPr>
-        <w:t xml:space="preserve"> </w:t>
-      </w:r>
-    </w:p>
-    <w:p>
-      <w:pPr>
-        <w:pStyle w:val="Normal"/>
-        <w:jc w:val="both"/>
-        <w:rPr>
-          <w:rFonts w:ascii="Garamond" w:hAnsi="Garamond"/>
-          <w:sz w:val="36"/>
-          <w:szCs w:val="36"/>
-        </w:rPr>
-      </w:pPr>
-      <w:r>
-        <w:rPr/>
-      </w:r>
-    </w:p>
-    <w:p>
-      <w:pPr>
-        <w:pStyle w:val="Normal"/>
-        <w:jc w:val="both"/>
-        <w:rPr>
-          <w:rFonts w:ascii="Garamond" w:hAnsi="Garamond" w:eastAsia="Arial" w:cs="Arial"/>
-          <w:color w:val="auto"/>
-          <w:kern w:val="0"/>
-          <w:sz w:val="36"/>
-          <w:szCs w:val="36"/>
-          <w:lang w:val="en-US" w:eastAsia="zh-CN" w:bidi="hi-IN"/>
-        </w:rPr>
-      </w:pPr>
-      <w:r>
-        <w:rPr>
-          <w:rFonts w:eastAsia="Arial" w:cs="Arial" w:ascii="Garamond" w:hAnsi="Garamond"/>
-          <w:color w:val="auto"/>
-          <w:kern w:val="0"/>
-          <w:sz w:val="36"/>
-          <w:szCs w:val="36"/>
-          <w:lang w:val="en-US" w:eastAsia="zh-CN" w:bidi="hi-IN"/>
-        </w:rPr>
-        <w:t>Orgulho, egoísmo, inveja, vaidade, impaciência, entre outros, são obstáculos que  trabalham contra o nosso progresso moral e contra nossa felicidade. Portanto, são também nossos inimigos.</w:t>
-      </w:r>
-    </w:p>
-    <w:p>
-      <w:pPr>
-        <w:pStyle w:val="Normal"/>
-        <w:jc w:val="both"/>
-        <w:rPr>
-          <w:rFonts w:ascii="Garamond" w:hAnsi="Garamond" w:eastAsia="Arial" w:cs="Arial"/>
-          <w:color w:val="auto"/>
-          <w:kern w:val="0"/>
-          <w:sz w:val="36"/>
-          <w:szCs w:val="36"/>
-          <w:lang w:val="en-US" w:eastAsia="zh-CN" w:bidi="hi-IN"/>
-        </w:rPr>
-      </w:pPr>
-      <w:r>
-        <w:rPr>
-          <w:rFonts w:eastAsia="Arial" w:cs="Arial" w:ascii="Garamond" w:hAnsi="Garamond"/>
-          <w:color w:val="auto"/>
-          <w:kern w:val="0"/>
-          <w:sz w:val="36"/>
-          <w:szCs w:val="36"/>
-          <w:lang w:val="en-US" w:eastAsia="zh-CN" w:bidi="hi-IN"/>
-        </w:rPr>
-      </w:r>
-    </w:p>
-    <w:p>
-      <w:pPr>
-        <w:pStyle w:val="Normal"/>
-        <w:jc w:val="both"/>
-        <w:rPr>
-          <w:rFonts w:ascii="Garamond" w:hAnsi="Garamond"/>
-          <w:sz w:val="36"/>
-          <w:szCs w:val="36"/>
-        </w:rPr>
-      </w:pPr>
-      <w:r>
-        <w:rPr>
-          <w:rFonts w:ascii="Garamond" w:hAnsi="Garamond"/>
-          <w:sz w:val="36"/>
-          <w:szCs w:val="36"/>
-        </w:rPr>
-        <w:t>E dentro dessa interpretação, o "</w:t>
-      </w:r>
-      <w:r>
-        <w:rPr>
-          <w:rFonts w:eastAsia="Arial" w:cs="Arial" w:ascii="Garamond" w:hAnsi="Garamond"/>
-          <w:color w:val="auto"/>
-          <w:kern w:val="0"/>
-          <w:sz w:val="36"/>
-          <w:szCs w:val="36"/>
-          <w:lang w:val="en-US" w:eastAsia="zh-CN" w:bidi="hi-IN"/>
-        </w:rPr>
-        <w:t>amor aos</w:t>
-      </w:r>
-      <w:r>
-        <w:rPr>
-          <w:rFonts w:ascii="Garamond" w:hAnsi="Garamond"/>
-          <w:sz w:val="36"/>
-          <w:szCs w:val="36"/>
-        </w:rPr>
-        <w:t xml:space="preserve"> inimigos" ganha uma outra conotação. </w:t>
-      </w:r>
-    </w:p>
-    <w:p>
-      <w:pPr>
-        <w:pStyle w:val="Normal"/>
-        <w:jc w:val="both"/>
-        <w:rPr>
-          <w:rFonts w:ascii="Garamond" w:hAnsi="Garamond"/>
-          <w:sz w:val="36"/>
-          <w:szCs w:val="36"/>
-        </w:rPr>
-      </w:pPr>
-      <w:r>
-        <w:rPr/>
-      </w:r>
-    </w:p>
-    <w:p>
-      <w:pPr>
-        <w:pStyle w:val="Normal"/>
-        <w:jc w:val="both"/>
-        <w:rPr>
-          <w:rFonts w:ascii="Garamond" w:hAnsi="Garamond"/>
-          <w:sz w:val="36"/>
-          <w:szCs w:val="36"/>
-        </w:rPr>
-      </w:pPr>
-      <w:r>
-        <w:rPr>
-          <w:rFonts w:ascii="Garamond" w:hAnsi="Garamond"/>
-          <w:sz w:val="36"/>
-          <w:szCs w:val="36"/>
-        </w:rPr>
-        <w:t>Precisamos saber lidar com nossas imperfeições com serenidade e equilíbrio.</w:t>
-      </w:r>
-    </w:p>
-    <w:p>
-      <w:pPr>
-        <w:pStyle w:val="Normal"/>
-        <w:jc w:val="both"/>
-        <w:rPr>
-          <w:rFonts w:ascii="Garamond" w:hAnsi="Garamond"/>
-          <w:sz w:val="36"/>
-          <w:szCs w:val="36"/>
-        </w:rPr>
-      </w:pPr>
-      <w:r>
-        <w:rPr>
-          <w:rFonts w:eastAsia="Arial" w:cs="Arial" w:ascii="Garamond" w:hAnsi="Garamond"/>
-          <w:color w:val="auto"/>
-          <w:kern w:val="0"/>
-          <w:sz w:val="36"/>
-          <w:szCs w:val="36"/>
-          <w:lang w:val="en-US" w:eastAsia="zh-CN" w:bidi="hi-IN"/>
-        </w:rPr>
-        <w:t xml:space="preserve">Não se trata de permitir que </w:t>
-      </w:r>
-      <w:r>
-        <w:rPr>
-          <w:rFonts w:ascii="Garamond" w:hAnsi="Garamond"/>
-          <w:sz w:val="36"/>
-          <w:szCs w:val="36"/>
-        </w:rPr>
-        <w:t>essas tendências nos dominem sem fazer nenhum esforço para contê-las, mas, sim, de não alimentarmos rejeição a nós mesmos</w:t>
-      </w:r>
-      <w:r>
-        <w:rPr>
-          <w:rFonts w:eastAsia="Arial" w:cs="Arial" w:ascii="Garamond" w:hAnsi="Garamond"/>
-          <w:color w:val="auto"/>
-          <w:kern w:val="0"/>
-          <w:sz w:val="36"/>
-          <w:szCs w:val="36"/>
-          <w:lang w:val="en-US" w:eastAsia="zh-CN" w:bidi="hi-IN"/>
-        </w:rPr>
-        <w:t xml:space="preserve"> por</w:t>
-      </w:r>
-      <w:r>
-        <w:rPr>
-          <w:rFonts w:ascii="Garamond" w:hAnsi="Garamond"/>
-          <w:sz w:val="36"/>
-          <w:szCs w:val="36"/>
-        </w:rPr>
-        <w:t xml:space="preserve"> aquilo que ainda somos.</w:t>
-      </w:r>
-    </w:p>
-    <w:p>
-      <w:pPr>
-        <w:pStyle w:val="Normal"/>
-        <w:jc w:val="both"/>
-        <w:rPr>
-          <w:rFonts w:ascii="Garamond" w:hAnsi="Garamond"/>
-          <w:sz w:val="36"/>
-          <w:szCs w:val="36"/>
-        </w:rPr>
-      </w:pPr>
-      <w:r>
-        <w:rPr/>
-      </w:r>
-    </w:p>
-    <w:p>
-      <w:pPr>
-        <w:pStyle w:val="Normal"/>
-        <w:jc w:val="both"/>
-        <w:rPr>
-          <w:rFonts w:ascii="Garamond" w:hAnsi="Garamond"/>
-          <w:sz w:val="36"/>
-          <w:szCs w:val="36"/>
-        </w:rPr>
-      </w:pPr>
-      <w:r>
-        <w:rPr>
-          <w:rFonts w:eastAsia="Arial" w:cs="Arial" w:ascii="Garamond" w:hAnsi="Garamond"/>
-          <w:color w:val="auto"/>
-          <w:kern w:val="0"/>
-          <w:sz w:val="36"/>
-          <w:szCs w:val="36"/>
-          <w:lang w:val="en-US" w:eastAsia="zh-CN" w:bidi="hi-IN"/>
-        </w:rPr>
-        <w:t>Quando reconhecemos</w:t>
-      </w:r>
-      <w:r>
-        <w:rPr>
-          <w:rFonts w:ascii="Garamond" w:hAnsi="Garamond"/>
-          <w:sz w:val="36"/>
-          <w:szCs w:val="36"/>
-        </w:rPr>
-        <w:t xml:space="preserve"> com serenidade </w:t>
-      </w:r>
-      <w:r>
-        <w:rPr>
-          <w:rFonts w:eastAsia="Arial" w:cs="Arial" w:ascii="Garamond" w:hAnsi="Garamond"/>
-          <w:color w:val="auto"/>
-          <w:kern w:val="0"/>
-          <w:sz w:val="36"/>
-          <w:szCs w:val="36"/>
-          <w:lang w:val="en-US" w:eastAsia="zh-CN" w:bidi="hi-IN"/>
-        </w:rPr>
-        <w:t>nossas imperfeições,</w:t>
-      </w:r>
-      <w:r>
-        <w:rPr>
-          <w:rFonts w:ascii="Garamond" w:hAnsi="Garamond"/>
-          <w:sz w:val="36"/>
-          <w:szCs w:val="36"/>
-        </w:rPr>
-        <w:t xml:space="preserve"> conseguimos </w:t>
-      </w:r>
-      <w:r>
-        <w:rPr>
-          <w:rFonts w:ascii="Garamond" w:hAnsi="Garamond"/>
-          <w:sz w:val="36"/>
-          <w:szCs w:val="36"/>
-        </w:rPr>
-        <w:t xml:space="preserve">compreender melhor </w:t>
-      </w:r>
-      <w:r>
-        <w:rPr>
-          <w:rFonts w:ascii="Garamond" w:hAnsi="Garamond"/>
-          <w:sz w:val="36"/>
-          <w:szCs w:val="36"/>
-        </w:rPr>
-        <w:t xml:space="preserve">suas causas e trabalhar </w:t>
-      </w:r>
-      <w:r>
-        <w:rPr>
-          <w:rFonts w:eastAsia="Arial" w:cs="Arial" w:ascii="Garamond" w:hAnsi="Garamond"/>
-          <w:color w:val="auto"/>
-          <w:kern w:val="0"/>
-          <w:sz w:val="36"/>
-          <w:szCs w:val="36"/>
-          <w:lang w:val="en-US" w:eastAsia="zh-CN" w:bidi="hi-IN"/>
-        </w:rPr>
-        <w:t>para resolvê-l</w:t>
-      </w:r>
-      <w:r>
-        <w:rPr>
-          <w:rFonts w:eastAsia="Arial" w:cs="Arial" w:ascii="Garamond" w:hAnsi="Garamond"/>
-          <w:color w:val="auto"/>
-          <w:kern w:val="0"/>
-          <w:sz w:val="36"/>
-          <w:szCs w:val="36"/>
-          <w:lang w:val="en-US" w:eastAsia="zh-CN" w:bidi="hi-IN"/>
-        </w:rPr>
-        <w:t>a</w:t>
-      </w:r>
-      <w:r>
-        <w:rPr>
-          <w:rFonts w:eastAsia="Arial" w:cs="Arial" w:ascii="Garamond" w:hAnsi="Garamond"/>
-          <w:color w:val="auto"/>
-          <w:kern w:val="0"/>
-          <w:sz w:val="36"/>
-          <w:szCs w:val="36"/>
-          <w:lang w:val="en-US" w:eastAsia="zh-CN" w:bidi="hi-IN"/>
-        </w:rPr>
-        <w:t>s</w:t>
-      </w:r>
-      <w:r>
-        <w:rPr>
-          <w:rFonts w:ascii="Garamond" w:hAnsi="Garamond"/>
-          <w:sz w:val="36"/>
-          <w:szCs w:val="36"/>
-        </w:rPr>
-        <w:t>.</w:t>
-      </w:r>
-    </w:p>
-    <w:p>
-      <w:pPr>
-        <w:pStyle w:val="Normal"/>
-        <w:jc w:val="both"/>
-        <w:rPr>
-          <w:rFonts w:ascii="Garamond" w:hAnsi="Garamond"/>
-          <w:sz w:val="36"/>
-          <w:szCs w:val="36"/>
-        </w:rPr>
-      </w:pPr>
-      <w:r>
-        <w:rPr/>
-      </w:r>
-    </w:p>
-    <w:p>
-      <w:pPr>
-        <w:pStyle w:val="Normal"/>
-        <w:jc w:val="both"/>
-        <w:rPr>
-          <w:rFonts w:ascii="Garamond" w:hAnsi="Garamond"/>
-          <w:sz w:val="36"/>
-          <w:szCs w:val="36"/>
-        </w:rPr>
-      </w:pPr>
-      <w:r>
-        <w:rPr>
-          <w:rFonts w:ascii="Garamond" w:hAnsi="Garamond"/>
-          <w:sz w:val="36"/>
-          <w:szCs w:val="36"/>
-        </w:rPr>
-        <w:t>Aceitar que ainda somos imperfeitos não significa aceitar a imperfeição como destino.</w:t>
-      </w:r>
-      <w:r>
-        <w:rPr>
-          <w:rFonts w:ascii="Garamond" w:hAnsi="Garamond"/>
-          <w:sz w:val="36"/>
-          <w:szCs w:val="36"/>
-        </w:rPr>
-        <w:t xml:space="preserve"> Não podemos nos apoiar nisso para justificar nossa falta de esforços para nos melhorarmos.</w:t>
-      </w:r>
-    </w:p>
-    <w:p>
-      <w:pPr>
-        <w:pStyle w:val="Normal"/>
-        <w:jc w:val="both"/>
-        <w:rPr>
-          <w:rFonts w:ascii="Garamond" w:hAnsi="Garamond"/>
-          <w:sz w:val="36"/>
-          <w:szCs w:val="36"/>
-        </w:rPr>
-      </w:pPr>
-      <w:r>
-        <w:rPr/>
-      </w:r>
-    </w:p>
-    <w:p>
-      <w:pPr>
-        <w:pStyle w:val="Normal"/>
-        <w:jc w:val="both"/>
-        <w:rPr>
-          <w:rFonts w:ascii="Garamond" w:hAnsi="Garamond"/>
-          <w:sz w:val="36"/>
-          <w:szCs w:val="36"/>
-        </w:rPr>
-      </w:pPr>
-      <w:r>
-        <w:rPr>
-          <w:rFonts w:ascii="Garamond" w:hAnsi="Garamond"/>
-          <w:sz w:val="36"/>
-          <w:szCs w:val="36"/>
-        </w:rPr>
-        <w:t>[</w:t>
-      </w:r>
-      <w:r>
-        <w:rPr>
-          <w:rFonts w:ascii="Garamond" w:hAnsi="Garamond"/>
-          <w:sz w:val="36"/>
-          <w:szCs w:val="36"/>
-        </w:rPr>
-        <w:t xml:space="preserve"> Continuar desse ponto ]</w:t>
-      </w:r>
-    </w:p>
-    <w:p>
-      <w:pPr>
-        <w:pStyle w:val="Normal"/>
-        <w:jc w:val="both"/>
-        <w:rPr>
-          <w:rFonts w:ascii="Garamond" w:hAnsi="Garamond"/>
-          <w:sz w:val="36"/>
-          <w:szCs w:val="36"/>
-        </w:rPr>
-      </w:pPr>
-      <w:r>
-        <w:rPr/>
-      </w:r>
-    </w:p>
-    <w:p>
-      <w:pPr>
-        <w:pStyle w:val="Normal"/>
-        <w:jc w:val="both"/>
-        <w:rPr>
-          <w:rFonts w:ascii="Garamond" w:hAnsi="Garamond"/>
-          <w:sz w:val="36"/>
-          <w:szCs w:val="36"/>
-        </w:rPr>
-      </w:pPr>
-      <w:r>
-        <w:rPr>
-          <w:rFonts w:eastAsia="Arial" w:cs="Arial" w:ascii="Garamond" w:hAnsi="Garamond"/>
-          <w:color w:val="auto"/>
-          <w:kern w:val="0"/>
-          <w:sz w:val="36"/>
-          <w:szCs w:val="36"/>
-          <w:lang w:val="en-US" w:eastAsia="zh-CN" w:bidi="hi-IN"/>
-        </w:rPr>
-        <w:t>Kardec</w:t>
-      </w:r>
-      <w:r>
-        <w:rPr>
-          <w:rFonts w:ascii="Garamond" w:hAnsi="Garamond"/>
-          <w:sz w:val="36"/>
-          <w:szCs w:val="36"/>
-        </w:rPr>
-        <w:t xml:space="preserve"> diz que o homem de bem “estuda suas próprias imperfeições e trabalha incessantemente em combatê-las”. Ou seja, há simultaneamente lucidez sobre aquilo que somos e esforço para aquilo que queremos nos tornar.</w:t>
-      </w:r>
-    </w:p>
-    <w:p>
-      <w:pPr>
-        <w:pStyle w:val="Normal"/>
-        <w:jc w:val="both"/>
-        <w:rPr>
-          <w:rFonts w:ascii="Garamond" w:hAnsi="Garamond"/>
-          <w:sz w:val="36"/>
-          <w:szCs w:val="36"/>
-        </w:rPr>
-      </w:pPr>
-      <w:r>
-        <w:rPr/>
-      </w:r>
-    </w:p>
-    <w:p>
-      <w:pPr>
-        <w:pStyle w:val="Normal"/>
-        <w:jc w:val="both"/>
-        <w:rPr>
-          <w:rFonts w:ascii="Garamond" w:hAnsi="Garamond"/>
-          <w:sz w:val="36"/>
-          <w:szCs w:val="36"/>
-        </w:rPr>
-      </w:pPr>
-      <w:r>
-        <w:rPr>
-          <w:rFonts w:ascii="Garamond" w:hAnsi="Garamond"/>
-          <w:sz w:val="36"/>
-          <w:szCs w:val="36"/>
-        </w:rPr>
-        <w:t>Não precisamos odiar aquilo que ainda precisamos transformar.</w:t>
-      </w:r>
-    </w:p>
-    <w:p>
-      <w:pPr>
-        <w:pStyle w:val="Normal"/>
-        <w:jc w:val="both"/>
-        <w:rPr>
-          <w:rFonts w:ascii="Garamond" w:hAnsi="Garamond"/>
-          <w:sz w:val="36"/>
-          <w:szCs w:val="36"/>
-        </w:rPr>
-      </w:pPr>
-      <w:r>
-        <w:rPr/>
-      </w:r>
-    </w:p>
-    <w:p>
-      <w:pPr>
-        <w:pStyle w:val="Normal"/>
-        <w:jc w:val="both"/>
-        <w:rPr>
-          <w:rFonts w:ascii="Garamond" w:hAnsi="Garamond"/>
-          <w:sz w:val="36"/>
-          <w:szCs w:val="36"/>
-        </w:rPr>
-      </w:pPr>
-      <w:r>
-        <w:rPr>
-          <w:rFonts w:ascii="Garamond" w:hAnsi="Garamond"/>
-          <w:sz w:val="36"/>
-          <w:szCs w:val="36"/>
-        </w:rPr>
-        <w:t>Porque, se eu odeio minha própria imperfeição, posso acabar gastando energia tentando negá-la, escondê-la ou me culpando por possuí-la. Se eu a reconheço com serenidade, posso observá-la. E aquilo que consigo observar, começo a compreender. Aquilo que compreendo, posso começar a modificar.</w:t>
-      </w:r>
-    </w:p>
-    <w:p>
-      <w:pPr>
-        <w:pStyle w:val="Normal"/>
-        <w:jc w:val="both"/>
-        <w:rPr>
-          <w:rFonts w:ascii="Garamond" w:hAnsi="Garamond"/>
-          <w:sz w:val="36"/>
-          <w:szCs w:val="36"/>
-        </w:rPr>
-      </w:pPr>
-      <w:r>
-        <w:rPr/>
-      </w:r>
-    </w:p>
-    <w:p>
-      <w:pPr>
-        <w:pStyle w:val="Normal"/>
-        <w:jc w:val="both"/>
-        <w:rPr>
-          <w:rFonts w:ascii="Garamond" w:hAnsi="Garamond"/>
-          <w:sz w:val="36"/>
-          <w:szCs w:val="36"/>
-        </w:rPr>
-      </w:pPr>
-      <w:r>
-        <w:rPr>
-          <w:rFonts w:ascii="Garamond" w:hAnsi="Garamond"/>
-          <w:sz w:val="36"/>
-          <w:szCs w:val="36"/>
-        </w:rPr>
-        <w:t>Isso também fecha um círculo muito interessante com o que você já desenvolveu sobre amar os inimigos: primeiro você amplia a noção de inimigo — de alguém que está fora para algo que também pode existir dentro de nós — e depois mostra que o amor, inclusive por nós mesmos, não é complacência com o erro; é a disposição de transformar sem ódio, sem vingança e sem desespero.</w:t>
-      </w:r>
-    </w:p>
-    <w:p>
-      <w:pPr>
-        <w:pStyle w:val="Normal"/>
-        <w:jc w:val="both"/>
-        <w:rPr>
-          <w:rFonts w:ascii="Garamond" w:hAnsi="Garamond"/>
-          <w:sz w:val="36"/>
-          <w:szCs w:val="36"/>
-        </w:rPr>
-      </w:pPr>
-      <w:r>
-        <w:rPr>
-          <w:rFonts w:ascii="Garamond" w:hAnsi="Garamond"/>
-          <w:sz w:val="36"/>
-          <w:szCs w:val="36"/>
-        </w:rPr>
-        <w:t>### Os inimigos internos - Término</w:t>
-      </w:r>
-    </w:p>
-    <w:p>
-      <w:pPr>
-        <w:pStyle w:val="Normal"/>
-        <w:jc w:val="both"/>
-        <w:rPr>
-          <w:sz w:val="36"/>
-          <w:szCs w:val="36"/>
-        </w:rPr>
-      </w:pPr>
-      <w:r>
-        <w:rPr>
-          <w:rFonts w:eastAsia="Times New Roman" w:cs="Times New Roman" w:ascii="Garamond" w:hAnsi="Garamond"/>
-          <w:color w:val="000000"/>
-          <w:kern w:val="0"/>
-          <w:sz w:val="36"/>
-          <w:szCs w:val="36"/>
-          <w:shd w:fill="auto" w:val="clear"/>
-          <w:lang w:val="en-US" w:eastAsia="zh-CN" w:bidi="hi-IN"/>
-        </w:rPr>
-        <w:t>### Não esperar perfeição de ninguém - Início</w:t>
-      </w:r>
-    </w:p>
-    <w:p>
-      <w:pPr>
-        <w:pStyle w:val="Normal"/>
-        <w:jc w:val="both"/>
-        <w:rPr>
-          <w:sz w:val="36"/>
-          <w:szCs w:val="36"/>
-        </w:rPr>
-      </w:pPr>
-      <w:r>
-        <w:rPr>
-          <w:sz w:val="36"/>
-          <w:szCs w:val="36"/>
-        </w:rPr>
-      </w:r>
-    </w:p>
-    <w:p>
-      <w:pPr>
-        <w:pStyle w:val="Normal"/>
-        <w:jc w:val="both"/>
-        <w:rPr>
-          <w:sz w:val="36"/>
-          <w:szCs w:val="36"/>
-        </w:rPr>
-      </w:pPr>
-      <w:r>
-        <w:rPr>
-          <w:rFonts w:eastAsia="Times New Roman" w:cs="Times New Roman" w:ascii="Garamond" w:hAnsi="Garamond"/>
-          <w:color w:val="000000"/>
-          <w:kern w:val="0"/>
-          <w:sz w:val="36"/>
-          <w:szCs w:val="36"/>
-          <w:shd w:fill="auto" w:val="clear"/>
-          <w:lang w:val="en-US" w:eastAsia="zh-CN" w:bidi="hi-IN"/>
-        </w:rPr>
-        <w:t>Esse tópico deve ser desenvolvido com base na lição 33 do livro O Espírito da Verdade.</w:t>
-      </w:r>
-    </w:p>
-    <w:p>
-      <w:pPr>
-        <w:pStyle w:val="Normal"/>
-        <w:jc w:val="both"/>
-        <w:rPr>
-          <w:sz w:val="36"/>
-          <w:szCs w:val="36"/>
-        </w:rPr>
-      </w:pPr>
-      <w:r>
-        <w:rPr>
-          <w:sz w:val="36"/>
-          <w:szCs w:val="36"/>
-        </w:rPr>
-      </w:r>
-    </w:p>
-    <w:p>
-      <w:pPr>
-        <w:pStyle w:val="Normal"/>
-        <w:jc w:val="both"/>
-        <w:rPr>
-          <w:sz w:val="36"/>
-          <w:szCs w:val="36"/>
-        </w:rPr>
-      </w:pPr>
-      <w:r>
-        <w:rPr>
-          <w:rFonts w:eastAsia="Times New Roman" w:cs="Times New Roman" w:ascii="Garamond" w:hAnsi="Garamond"/>
-          <w:color w:val="000000"/>
-          <w:kern w:val="0"/>
-          <w:sz w:val="36"/>
-          <w:szCs w:val="36"/>
-          <w:shd w:fill="auto" w:val="clear"/>
-          <w:lang w:val="en-US" w:eastAsia="zh-CN" w:bidi="hi-IN"/>
-        </w:rPr>
-        <w:t>### Não esperar perfeição de ninguém - Término</w:t>
-      </w:r>
-    </w:p>
-    <w:p>
-      <w:pPr>
-        <w:pStyle w:val="Normal"/>
-        <w:jc w:val="both"/>
-        <w:rPr>
-          <w:sz w:val="36"/>
-          <w:szCs w:val="36"/>
-        </w:rPr>
-      </w:pPr>
-      <w:r>
-        <w:rPr>
-          <w:sz w:val="36"/>
-          <w:szCs w:val="36"/>
-        </w:rPr>
-      </w:r>
-    </w:p>
-    <w:p>
-      <w:pPr>
-        <w:pStyle w:val="Normal"/>
-        <w:jc w:val="both"/>
-        <w:rPr>
-          <w:sz w:val="36"/>
-          <w:szCs w:val="36"/>
-        </w:rPr>
-      </w:pPr>
-      <w:r>
-        <w:rPr>
-          <w:rFonts w:eastAsia="Times New Roman" w:cs="Times New Roman" w:ascii="Garamond" w:hAnsi="Garamond"/>
-          <w:color w:val="000000"/>
-          <w:kern w:val="0"/>
-          <w:sz w:val="36"/>
-          <w:szCs w:val="36"/>
-          <w:shd w:fill="auto" w:val="clear"/>
-          <w:lang w:val="en-US" w:eastAsia="zh-CN" w:bidi="hi-IN"/>
-        </w:rPr>
-        <w:t>### Obsessões nascidas nos laços do ódio - Início</w:t>
-      </w:r>
-    </w:p>
-    <w:p>
-      <w:pPr>
-        <w:pStyle w:val="Normal"/>
-        <w:jc w:val="both"/>
-        <w:rPr>
-          <w:sz w:val="36"/>
-          <w:szCs w:val="36"/>
-        </w:rPr>
-      </w:pPr>
-      <w:r>
-        <w:rPr>
-          <w:sz w:val="36"/>
-          <w:szCs w:val="36"/>
-        </w:rPr>
-      </w:r>
-    </w:p>
-    <w:p>
-      <w:pPr>
-        <w:pStyle w:val="Normal"/>
-        <w:jc w:val="both"/>
-        <w:rPr>
-          <w:sz w:val="36"/>
-          <w:szCs w:val="36"/>
-        </w:rPr>
-      </w:pPr>
-      <w:r>
-        <w:rPr>
-          <w:rFonts w:eastAsia="Times New Roman" w:cs="Times New Roman" w:ascii="Garamond" w:hAnsi="Garamond"/>
-          <w:color w:val="000000"/>
-          <w:kern w:val="0"/>
-          <w:sz w:val="36"/>
-          <w:szCs w:val="36"/>
-          <w:shd w:fill="auto" w:val="clear"/>
-          <w:lang w:val="en-US" w:eastAsia="zh-CN" w:bidi="hi-IN"/>
-        </w:rPr>
-        <w:t xml:space="preserve">Joanna de Ângelis - Lampadário Espírita, lição 29 - nos fala que as obsessões só podem ser estabelecidas quando há sintonia entre o obsessor e o obsidiado. </w:t>
-      </w:r>
-    </w:p>
-    <w:p>
-      <w:pPr>
-        <w:pStyle w:val="Normal"/>
-        <w:jc w:val="both"/>
-        <w:rPr>
-          <w:sz w:val="36"/>
-          <w:szCs w:val="36"/>
-        </w:rPr>
-      </w:pPr>
-      <w:r>
-        <w:rPr>
-          <w:sz w:val="36"/>
-          <w:szCs w:val="36"/>
-        </w:rPr>
-      </w:r>
-    </w:p>
-    <w:p>
-      <w:pPr>
-        <w:pStyle w:val="Normal"/>
-        <w:jc w:val="both"/>
-        <w:rPr>
-          <w:sz w:val="36"/>
-          <w:szCs w:val="36"/>
-        </w:rPr>
-      </w:pPr>
-      <w:r>
-        <w:rPr>
-          <w:rFonts w:eastAsia="Times New Roman" w:cs="Times New Roman" w:ascii="Garamond" w:hAnsi="Garamond"/>
-          <w:color w:val="000000"/>
-          <w:kern w:val="0"/>
-          <w:sz w:val="36"/>
-          <w:szCs w:val="36"/>
-          <w:shd w:fill="auto" w:val="clear"/>
-          <w:lang w:val="en-US" w:eastAsia="zh-CN" w:bidi="hi-IN"/>
-        </w:rPr>
-        <w:t>Por mais que não aceitemos essa verdade, colocando-nos sempre na condição de vítimas, obsessor nenhum logra êxito se sua pretensa vítima não acolher sentimentos e pensamentos de mesma natureza que os seus.</w:t>
-      </w:r>
-    </w:p>
-    <w:p>
-      <w:pPr>
-        <w:pStyle w:val="Normal"/>
-        <w:jc w:val="both"/>
-        <w:rPr>
-          <w:sz w:val="36"/>
-          <w:szCs w:val="36"/>
-        </w:rPr>
-      </w:pPr>
-      <w:r>
-        <w:rPr>
-          <w:sz w:val="36"/>
-          <w:szCs w:val="36"/>
-        </w:rPr>
-      </w:r>
-    </w:p>
-    <w:p>
-      <w:pPr>
-        <w:pStyle w:val="Normal"/>
-        <w:jc w:val="both"/>
-        <w:rPr>
-          <w:sz w:val="36"/>
-          <w:szCs w:val="36"/>
-        </w:rPr>
-      </w:pPr>
-      <w:r>
-        <w:rPr>
-          <w:rFonts w:eastAsia="Times New Roman" w:cs="Times New Roman" w:ascii="Garamond" w:hAnsi="Garamond"/>
-          <w:color w:val="000000"/>
-          <w:kern w:val="0"/>
-          <w:sz w:val="36"/>
-          <w:szCs w:val="36"/>
-          <w:shd w:fill="auto" w:val="clear"/>
-          <w:lang w:val="en-US" w:eastAsia="zh-CN" w:bidi="hi-IN"/>
-        </w:rPr>
-        <w:t xml:space="preserve">Dentro do contexto da palestra, essa lição serve como um alerta para quem se recusa a perdoar. Ao alimentar o ódio, o rancor e a insistência em não perdoar, a pessoa está fortalecendo os laços que a une ao seu inimigo. </w:t>
-      </w:r>
-    </w:p>
-    <w:p>
-      <w:pPr>
-        <w:pStyle w:val="Normal"/>
-        <w:jc w:val="both"/>
-        <w:rPr>
-          <w:sz w:val="36"/>
-          <w:szCs w:val="36"/>
-        </w:rPr>
-      </w:pPr>
-      <w:r>
-        <w:rPr>
-          <w:rFonts w:eastAsia="Times New Roman" w:cs="Times New Roman" w:ascii="Garamond" w:hAnsi="Garamond"/>
-          <w:color w:val="000000"/>
-          <w:kern w:val="0"/>
-          <w:sz w:val="36"/>
-          <w:szCs w:val="36"/>
-          <w:shd w:fill="auto" w:val="clear"/>
-          <w:lang w:val="en-US" w:eastAsia="zh-CN" w:bidi="hi-IN"/>
-        </w:rPr>
-        <w:t>Essa é a ideia a ser desenvolvida aqui.</w:t>
-      </w:r>
-    </w:p>
-    <w:p>
-      <w:pPr>
-        <w:pStyle w:val="Normal"/>
-        <w:jc w:val="both"/>
-        <w:rPr>
-          <w:sz w:val="36"/>
-          <w:szCs w:val="36"/>
-        </w:rPr>
-      </w:pPr>
-      <w:r>
-        <w:rPr>
-          <w:sz w:val="36"/>
-          <w:szCs w:val="36"/>
-        </w:rPr>
-      </w:r>
-    </w:p>
-    <w:p>
-      <w:pPr>
-        <w:pStyle w:val="Normal"/>
-        <w:jc w:val="both"/>
-        <w:rPr>
-          <w:sz w:val="36"/>
-          <w:szCs w:val="36"/>
-        </w:rPr>
-      </w:pPr>
-      <w:r>
-        <w:rPr>
-          <w:rFonts w:eastAsia="Times New Roman" w:cs="Times New Roman" w:ascii="Garamond" w:hAnsi="Garamond"/>
-          <w:color w:val="000000"/>
-          <w:kern w:val="0"/>
-          <w:sz w:val="36"/>
-          <w:szCs w:val="36"/>
-          <w:shd w:fill="auto" w:val="clear"/>
-          <w:lang w:val="en-US" w:eastAsia="zh-CN" w:bidi="hi-IN"/>
-        </w:rPr>
-        <w:t>### Obsessões nascidas nos laços do ódio - Término</w:t>
-      </w:r>
-    </w:p>
-    <w:p>
-      <w:pPr>
-        <w:pStyle w:val="Normal"/>
-        <w:jc w:val="both"/>
-        <w:rPr>
-          <w:sz w:val="36"/>
-          <w:szCs w:val="36"/>
-        </w:rPr>
-      </w:pPr>
-      <w:r>
-        <w:rPr>
-          <w:sz w:val="36"/>
-          <w:szCs w:val="36"/>
-        </w:rPr>
-      </w:r>
-    </w:p>
-    <w:p>
-      <w:pPr>
-        <w:pStyle w:val="Normal"/>
-        <w:jc w:val="both"/>
-        <w:rPr>
-          <w:sz w:val="36"/>
-          <w:szCs w:val="36"/>
-        </w:rPr>
-      </w:pPr>
-      <w:r>
-        <w:rPr>
-          <w:rFonts w:eastAsia="Times New Roman" w:cs="Times New Roman" w:ascii="Garamond" w:hAnsi="Garamond"/>
-          <w:color w:val="000000"/>
-          <w:kern w:val="0"/>
-          <w:sz w:val="36"/>
-          <w:szCs w:val="36"/>
-          <w:shd w:fill="auto" w:val="clear"/>
-          <w:lang w:val="en-US" w:eastAsia="zh-CN" w:bidi="hi-IN"/>
-        </w:rPr>
-        <w:t>### Pagar a ingratidão com o amor - Início</w:t>
-      </w:r>
-    </w:p>
-    <w:p>
-      <w:pPr>
-        <w:pStyle w:val="Normal"/>
-        <w:jc w:val="both"/>
-        <w:rPr>
-          <w:sz w:val="36"/>
-          <w:szCs w:val="36"/>
-        </w:rPr>
-      </w:pPr>
-      <w:r>
-        <w:rPr>
-          <w:sz w:val="36"/>
-          <w:szCs w:val="36"/>
-        </w:rPr>
-      </w:r>
-    </w:p>
-    <w:p>
-      <w:pPr>
-        <w:pStyle w:val="Normal"/>
-        <w:jc w:val="both"/>
-        <w:rPr>
-          <w:sz w:val="36"/>
-          <w:szCs w:val="36"/>
-        </w:rPr>
-      </w:pPr>
-      <w:r>
-        <w:rPr>
-          <w:rFonts w:eastAsia="Times New Roman" w:cs="Times New Roman" w:ascii="Garamond" w:hAnsi="Garamond"/>
-          <w:color w:val="000000"/>
-          <w:kern w:val="0"/>
-          <w:sz w:val="36"/>
-          <w:szCs w:val="36"/>
-          <w:shd w:fill="auto" w:val="clear"/>
-          <w:lang w:val="en-US" w:eastAsia="zh-CN" w:bidi="hi-IN"/>
-        </w:rPr>
-        <w:t>Joanna de Ângelis - Lampadário Espírita, lição 54 - nos convida a agir sempre com o amor, espalhando o bem e lançando tanta luz quanto seja possível de nossa parte sobre os outros e nos caminhos que trilhamos.</w:t>
-      </w:r>
-    </w:p>
-    <w:p>
-      <w:pPr>
-        <w:pStyle w:val="Normal"/>
-        <w:jc w:val="both"/>
-        <w:rPr>
-          <w:sz w:val="36"/>
-          <w:szCs w:val="36"/>
-        </w:rPr>
-      </w:pPr>
-      <w:r>
-        <w:rPr>
-          <w:sz w:val="36"/>
-          <w:szCs w:val="36"/>
-        </w:rPr>
-      </w:r>
-    </w:p>
-    <w:p>
-      <w:pPr>
-        <w:pStyle w:val="Normal"/>
-        <w:jc w:val="both"/>
-        <w:rPr>
-          <w:sz w:val="36"/>
-          <w:szCs w:val="36"/>
-        </w:rPr>
-      </w:pPr>
-      <w:r>
-        <w:rPr>
-          <w:rFonts w:eastAsia="Times New Roman" w:cs="Times New Roman" w:ascii="Garamond" w:hAnsi="Garamond"/>
-          <w:color w:val="000000"/>
-          <w:kern w:val="0"/>
-          <w:sz w:val="36"/>
-          <w:szCs w:val="36"/>
-          <w:shd w:fill="auto" w:val="clear"/>
-          <w:lang w:val="en-US" w:eastAsia="zh-CN" w:bidi="hi-IN"/>
-        </w:rPr>
-        <w:t>Ela dá exemplos de como Jesus se comportou perante as faltas humanas, faltas essas que na grande maioria das vezes não sabemos relevar e não perdoamos àqueles que as cometem conosco.</w:t>
-      </w:r>
-    </w:p>
-    <w:p>
-      <w:pPr>
-        <w:pStyle w:val="Normal"/>
-        <w:jc w:val="both"/>
-        <w:rPr>
-          <w:sz w:val="36"/>
-          <w:szCs w:val="36"/>
-        </w:rPr>
-      </w:pPr>
-      <w:r>
-        <w:rPr>
-          <w:sz w:val="36"/>
-          <w:szCs w:val="36"/>
-        </w:rPr>
-      </w:r>
-    </w:p>
-    <w:p>
-      <w:pPr>
-        <w:pStyle w:val="Normal"/>
-        <w:jc w:val="both"/>
-        <w:rPr>
-          <w:sz w:val="36"/>
-          <w:szCs w:val="36"/>
-        </w:rPr>
-      </w:pPr>
-      <w:r>
-        <w:rPr>
-          <w:rFonts w:eastAsia="Times New Roman" w:cs="Times New Roman" w:ascii="Garamond" w:hAnsi="Garamond"/>
-          <w:color w:val="000000"/>
-          <w:kern w:val="0"/>
-          <w:sz w:val="36"/>
-          <w:szCs w:val="36"/>
-          <w:shd w:fill="auto" w:val="clear"/>
-          <w:lang w:val="en-US" w:eastAsia="zh-CN" w:bidi="hi-IN"/>
-        </w:rPr>
-        <w:t>Essa é a ideia a ser inserida na palestra.</w:t>
-      </w:r>
-    </w:p>
-    <w:p>
-      <w:pPr>
-        <w:pStyle w:val="Normal"/>
-        <w:jc w:val="both"/>
-        <w:rPr>
-          <w:sz w:val="36"/>
-          <w:szCs w:val="36"/>
-        </w:rPr>
-      </w:pPr>
-      <w:r>
-        <w:rPr>
-          <w:rFonts w:eastAsia="Times New Roman" w:cs="Times New Roman" w:ascii="Garamond" w:hAnsi="Garamond"/>
-          <w:color w:val="000000"/>
-          <w:kern w:val="0"/>
-          <w:sz w:val="36"/>
-          <w:szCs w:val="36"/>
-          <w:shd w:fill="auto" w:val="clear"/>
-          <w:lang w:val="en-US" w:eastAsia="zh-CN" w:bidi="hi-IN"/>
-        </w:rPr>
-        <w:t>### Pagar a ingratidão com o amor - Término</w:t>
-      </w:r>
-    </w:p>
-    <w:p>
-      <w:pPr>
-        <w:pStyle w:val="Normal"/>
-        <w:jc w:val="both"/>
-        <w:rPr>
-          <w:sz w:val="36"/>
-          <w:szCs w:val="36"/>
-        </w:rPr>
-      </w:pPr>
-      <w:r>
-        <w:rPr>
-          <w:sz w:val="36"/>
-          <w:szCs w:val="36"/>
-        </w:rPr>
-      </w:r>
-    </w:p>
-    <w:p>
-      <w:pPr>
-        <w:pStyle w:val="Normal"/>
-        <w:jc w:val="both"/>
-        <w:rPr>
-          <w:sz w:val="36"/>
-          <w:szCs w:val="36"/>
-        </w:rPr>
-      </w:pPr>
-      <w:r>
-        <w:rPr>
-          <w:rFonts w:eastAsia="Times New Roman" w:cs="Times New Roman" w:ascii="Garamond" w:hAnsi="Garamond"/>
-          <w:color w:val="000000"/>
-          <w:kern w:val="0"/>
-          <w:sz w:val="36"/>
-          <w:szCs w:val="36"/>
-          <w:shd w:fill="auto" w:val="clear"/>
-          <w:lang w:val="en-US" w:eastAsia="zh-CN" w:bidi="hi-IN"/>
-        </w:rPr>
-        <w:t>### Conclusão - Início</w:t>
-      </w:r>
-    </w:p>
-    <w:p>
-      <w:pPr>
-        <w:pStyle w:val="Normal"/>
-        <w:jc w:val="both"/>
-        <w:rPr>
-          <w:sz w:val="36"/>
-          <w:szCs w:val="36"/>
-        </w:rPr>
-      </w:pPr>
-      <w:r>
-        <w:rPr>
-          <w:rFonts w:eastAsia="Times New Roman" w:cs="Times New Roman" w:ascii="Garamond" w:hAnsi="Garamond"/>
-          <w:color w:val="000000"/>
-          <w:kern w:val="0"/>
-          <w:sz w:val="36"/>
-          <w:szCs w:val="36"/>
-          <w:shd w:fill="auto" w:val="clear"/>
-          <w:lang w:val="en-US" w:eastAsia="zh-CN" w:bidi="hi-IN"/>
-        </w:rPr>
-        <w:t xml:space="preserve">Ver onde incluir esse parágrafo escrito por Joanna de Angelis. </w:t>
-      </w:r>
-    </w:p>
-    <w:p>
-      <w:pPr>
-        <w:pStyle w:val="Normal"/>
-        <w:jc w:val="both"/>
-        <w:rPr>
-          <w:sz w:val="36"/>
-          <w:szCs w:val="36"/>
-        </w:rPr>
-      </w:pPr>
-      <w:r>
-        <w:rPr>
-          <w:sz w:val="36"/>
-          <w:szCs w:val="36"/>
-        </w:rPr>
-      </w:r>
-    </w:p>
-    <w:p>
-      <w:pPr>
-        <w:pStyle w:val="Normal"/>
-        <w:ind w:left="720" w:hanging="0"/>
-        <w:jc w:val="both"/>
-        <w:rPr>
-          <w:sz w:val="36"/>
-          <w:szCs w:val="36"/>
-        </w:rPr>
-      </w:pPr>
-      <w:r>
-        <w:rPr>
-          <w:rFonts w:eastAsia="Times New Roman" w:cs="Times New Roman" w:ascii="Garamond" w:hAnsi="Garamond"/>
-          <w:i w:val="false"/>
-          <w:iCs w:val="false"/>
-          <w:color w:val="000000"/>
-          <w:kern w:val="0"/>
-          <w:sz w:val="36"/>
-          <w:szCs w:val="36"/>
-          <w:shd w:fill="auto" w:val="clear"/>
-          <w:lang w:val="en-US" w:eastAsia="zh-CN" w:bidi="hi-IN"/>
-        </w:rPr>
-        <w:t>Jesus nos deu o maior exemplo disso. Mesmo diante daqueles que O perseguiam e O levaram à crucificação, não respondeu com ódio ou desejo de vingança. Perdoou e deixou que cada um respondesse diante da própria consciência pelas atitudes que havia praticado.</w:t>
-      </w:r>
-    </w:p>
-    <w:p>
-      <w:pPr>
-        <w:pStyle w:val="Normal"/>
-        <w:jc w:val="both"/>
-        <w:rPr>
-          <w:sz w:val="36"/>
-          <w:szCs w:val="36"/>
-        </w:rPr>
-      </w:pPr>
-      <w:r>
-        <w:rPr>
-          <w:sz w:val="36"/>
-          <w:szCs w:val="36"/>
-        </w:rPr>
-      </w:r>
-    </w:p>
-    <w:p>
-      <w:pPr>
-        <w:pStyle w:val="Normal"/>
-        <w:jc w:val="both"/>
-        <w:rPr>
-          <w:sz w:val="36"/>
-          <w:szCs w:val="36"/>
-        </w:rPr>
-      </w:pPr>
-      <w:r>
-        <w:rPr>
-          <w:sz w:val="36"/>
-          <w:szCs w:val="36"/>
-        </w:rPr>
-      </w:r>
-    </w:p>
-    <w:p>
-      <w:pPr>
-        <w:pStyle w:val="Normal"/>
-        <w:jc w:val="both"/>
-        <w:rPr>
-          <w:sz w:val="36"/>
-          <w:szCs w:val="36"/>
-        </w:rPr>
-      </w:pPr>
-      <w:r>
-        <w:rPr>
-          <w:rFonts w:eastAsia="Times New Roman" w:cs="Times New Roman" w:ascii="Garamond" w:hAnsi="Garamond"/>
-          <w:color w:val="000000"/>
-          <w:kern w:val="0"/>
-          <w:sz w:val="36"/>
-          <w:szCs w:val="36"/>
-          <w:shd w:fill="auto" w:val="clear"/>
-          <w:lang w:val="en-US" w:eastAsia="zh-CN" w:bidi="hi-IN"/>
-        </w:rPr>
-        <w:t>Acho que agora ficou muito clara a **espinha dorsal da sua palestra** — e, sinceramente, considero essa conclusão muito coerente com tudo o que você vem construindo.</w:t>
-      </w:r>
-    </w:p>
-    <w:p>
-      <w:pPr>
-        <w:pStyle w:val="Normal"/>
-        <w:jc w:val="both"/>
-        <w:rPr>
-          <w:sz w:val="36"/>
-          <w:szCs w:val="36"/>
-        </w:rPr>
-      </w:pPr>
-      <w:r>
-        <w:rPr>
-          <w:sz w:val="36"/>
-          <w:szCs w:val="36"/>
-        </w:rPr>
-      </w:r>
-    </w:p>
-    <w:p>
-      <w:pPr>
-        <w:pStyle w:val="Normal"/>
-        <w:jc w:val="both"/>
-        <w:rPr>
-          <w:sz w:val="36"/>
-          <w:szCs w:val="36"/>
-        </w:rPr>
-      </w:pPr>
-      <w:r>
-        <w:rPr>
-          <w:rFonts w:eastAsia="Times New Roman" w:cs="Times New Roman" w:ascii="Garamond" w:hAnsi="Garamond"/>
-          <w:color w:val="000000"/>
-          <w:kern w:val="0"/>
-          <w:sz w:val="36"/>
-          <w:szCs w:val="36"/>
-          <w:shd w:fill="auto" w:val="clear"/>
-          <w:lang w:val="en-US" w:eastAsia="zh-CN" w:bidi="hi-IN"/>
-        </w:rPr>
-        <w:t>O ponto mais forte, para mim, é que você não quer terminar com uma cobrança do tipo *“precisamos amar nossos inimigos”*, como se bastasse uma decisão de vontade. Você quer terminar com uma pergunta muito mais realista e, ao mesmo tempo, mais exigente:</w:t>
-      </w:r>
-    </w:p>
-    <w:p>
-      <w:pPr>
-        <w:pStyle w:val="Normal"/>
-        <w:jc w:val="both"/>
-        <w:rPr>
-          <w:sz w:val="36"/>
-          <w:szCs w:val="36"/>
-        </w:rPr>
-      </w:pPr>
-      <w:r>
-        <w:rPr>
-          <w:sz w:val="36"/>
-          <w:szCs w:val="36"/>
-        </w:rPr>
-      </w:r>
-    </w:p>
-    <w:p>
-      <w:pPr>
-        <w:pStyle w:val="Normal"/>
-        <w:jc w:val="both"/>
-        <w:rPr>
-          <w:sz w:val="36"/>
-          <w:szCs w:val="36"/>
-        </w:rPr>
-      </w:pPr>
-      <w:r>
-        <w:rPr>
-          <w:rFonts w:eastAsia="Times New Roman" w:cs="Times New Roman" w:ascii="Garamond" w:hAnsi="Garamond"/>
-          <w:color w:val="000000"/>
-          <w:kern w:val="0"/>
-          <w:sz w:val="36"/>
-          <w:szCs w:val="36"/>
-          <w:shd w:fill="auto" w:val="clear"/>
-          <w:lang w:val="en-US" w:eastAsia="zh-CN" w:bidi="hi-IN"/>
-        </w:rPr>
-        <w:t>**“Diante daquilo que Jesus nos ensinou, o que eu já sou capaz de fazer hoje?”**</w:t>
-      </w:r>
-    </w:p>
-    <w:p>
-      <w:pPr>
-        <w:pStyle w:val="Normal"/>
-        <w:jc w:val="both"/>
-        <w:rPr>
-          <w:sz w:val="36"/>
-          <w:szCs w:val="36"/>
-        </w:rPr>
-      </w:pPr>
-      <w:r>
-        <w:rPr>
-          <w:sz w:val="36"/>
-          <w:szCs w:val="36"/>
-        </w:rPr>
-      </w:r>
-    </w:p>
-    <w:p>
-      <w:pPr>
-        <w:pStyle w:val="Normal"/>
-        <w:jc w:val="both"/>
-        <w:rPr>
-          <w:sz w:val="36"/>
-          <w:szCs w:val="36"/>
-        </w:rPr>
-      </w:pPr>
-      <w:r>
-        <w:rPr>
-          <w:rFonts w:eastAsia="Times New Roman" w:cs="Times New Roman" w:ascii="Garamond" w:hAnsi="Garamond"/>
-          <w:color w:val="000000"/>
-          <w:kern w:val="0"/>
-          <w:sz w:val="36"/>
-          <w:szCs w:val="36"/>
-          <w:shd w:fill="auto" w:val="clear"/>
-          <w:lang w:val="en-US" w:eastAsia="zh-CN" w:bidi="hi-IN"/>
-        </w:rPr>
-        <w:t>Isso fecha perfeitamente o argumento inicial sobre a nossa “régua”. No começo, mostramos que tendemos a **diminuir Jesus para que seus ensinamentos caibam na nossa condição**. Na conclusão, você pode inverter a perspectiva: **não precisamos ser Jesus para começar a caminhar na direção de Jesus.**</w:t>
-      </w:r>
-    </w:p>
-    <w:p>
-      <w:pPr>
-        <w:pStyle w:val="Normal"/>
-        <w:jc w:val="both"/>
-        <w:rPr>
-          <w:sz w:val="36"/>
-          <w:szCs w:val="36"/>
-        </w:rPr>
-      </w:pPr>
-      <w:r>
-        <w:rPr>
-          <w:sz w:val="36"/>
-          <w:szCs w:val="36"/>
-        </w:rPr>
-      </w:r>
-    </w:p>
-    <w:p>
-      <w:pPr>
-        <w:pStyle w:val="Normal"/>
-        <w:jc w:val="both"/>
-        <w:rPr>
-          <w:sz w:val="36"/>
-          <w:szCs w:val="36"/>
-        </w:rPr>
-      </w:pPr>
-      <w:r>
-        <w:rPr>
-          <w:rFonts w:eastAsia="Times New Roman" w:cs="Times New Roman" w:ascii="Garamond" w:hAnsi="Garamond"/>
-          <w:color w:val="000000"/>
-          <w:kern w:val="0"/>
-          <w:sz w:val="36"/>
-          <w:szCs w:val="36"/>
-          <w:shd w:fill="auto" w:val="clear"/>
-          <w:lang w:val="en-US" w:eastAsia="zh-CN" w:bidi="hi-IN"/>
-        </w:rPr>
-        <w:t>E acho que João 14:12 pode ter um papel muito bonito nesse fechamento. Não como uma afirmação de que seremos superiores a Jesus, evidentemente, mas como uma demonstração de que **o próprio Mestre não nos colocou diante de um modelo para ser apenas admirado; colocou-nos diante de um caminho para ser percorrido.**</w:t>
-      </w:r>
-    </w:p>
-    <w:p>
-      <w:pPr>
-        <w:pStyle w:val="Normal"/>
-        <w:jc w:val="both"/>
-        <w:rPr>
-          <w:sz w:val="36"/>
-          <w:szCs w:val="36"/>
-        </w:rPr>
-      </w:pPr>
-      <w:r>
-        <w:rPr>
-          <w:sz w:val="36"/>
-          <w:szCs w:val="36"/>
-        </w:rPr>
-      </w:r>
-    </w:p>
-    <w:p>
-      <w:pPr>
-        <w:pStyle w:val="Normal"/>
-        <w:jc w:val="both"/>
-        <w:rPr>
-          <w:sz w:val="36"/>
-          <w:szCs w:val="36"/>
-        </w:rPr>
-      </w:pPr>
-      <w:r>
-        <w:rPr>
-          <w:rFonts w:eastAsia="Times New Roman" w:cs="Times New Roman" w:ascii="Garamond" w:hAnsi="Garamond"/>
-          <w:color w:val="000000"/>
-          <w:kern w:val="0"/>
-          <w:sz w:val="36"/>
-          <w:szCs w:val="36"/>
-          <w:shd w:fill="auto" w:val="clear"/>
-          <w:lang w:val="en-US" w:eastAsia="zh-CN" w:bidi="hi-IN"/>
-        </w:rPr>
-        <w:t>Há uma ideia que, a meu ver, poderia se tornar a frase-chave da conclusão:</w:t>
-      </w:r>
-    </w:p>
-    <w:p>
-      <w:pPr>
-        <w:pStyle w:val="Normal"/>
-        <w:jc w:val="both"/>
-        <w:rPr>
-          <w:sz w:val="36"/>
-          <w:szCs w:val="36"/>
-        </w:rPr>
-      </w:pPr>
-      <w:r>
-        <w:rPr>
-          <w:sz w:val="36"/>
-          <w:szCs w:val="36"/>
-        </w:rPr>
-      </w:r>
-    </w:p>
-    <w:p>
-      <w:pPr>
-        <w:pStyle w:val="Normal"/>
-        <w:jc w:val="both"/>
-        <w:rPr>
-          <w:sz w:val="36"/>
-          <w:szCs w:val="36"/>
-        </w:rPr>
-      </w:pPr>
-      <w:r>
-        <w:rPr>
-          <w:rFonts w:eastAsia="Times New Roman" w:cs="Times New Roman" w:ascii="Garamond" w:hAnsi="Garamond"/>
-          <w:color w:val="000000"/>
-          <w:kern w:val="0"/>
-          <w:sz w:val="36"/>
-          <w:szCs w:val="36"/>
-          <w:shd w:fill="auto" w:val="clear"/>
-          <w:lang w:val="en-US" w:eastAsia="zh-CN" w:bidi="hi-IN"/>
-        </w:rPr>
-        <w:t>&gt; **A distância que existe entre nós e Jesus não deve ser uma justificativa para permanecermos onde estamos; deve ser um convite para começarmos a caminhar.**</w:t>
-      </w:r>
-    </w:p>
-    <w:p>
-      <w:pPr>
-        <w:pStyle w:val="Normal"/>
-        <w:jc w:val="both"/>
-        <w:rPr>
-          <w:sz w:val="36"/>
-          <w:szCs w:val="36"/>
-        </w:rPr>
-      </w:pPr>
-      <w:r>
-        <w:rPr>
-          <w:sz w:val="36"/>
-          <w:szCs w:val="36"/>
-        </w:rPr>
-      </w:r>
-    </w:p>
-    <w:p>
-      <w:pPr>
-        <w:pStyle w:val="Normal"/>
-        <w:jc w:val="both"/>
-        <w:rPr>
-          <w:sz w:val="36"/>
-          <w:szCs w:val="36"/>
-        </w:rPr>
-      </w:pPr>
-      <w:r>
-        <w:rPr>
-          <w:rFonts w:eastAsia="Times New Roman" w:cs="Times New Roman" w:ascii="Garamond" w:hAnsi="Garamond"/>
-          <w:color w:val="000000"/>
-          <w:kern w:val="0"/>
-          <w:sz w:val="36"/>
-          <w:szCs w:val="36"/>
-          <w:shd w:fill="auto" w:val="clear"/>
-          <w:lang w:val="en-US" w:eastAsia="zh-CN" w:bidi="hi-IN"/>
-        </w:rPr>
-        <w:t>E talvez você possa levar isso para o terreno concreto do tema da palestra. Em vez de perguntar:</w:t>
-      </w:r>
-    </w:p>
-    <w:p>
-      <w:pPr>
-        <w:pStyle w:val="Normal"/>
-        <w:jc w:val="both"/>
-        <w:rPr>
-          <w:sz w:val="36"/>
-          <w:szCs w:val="36"/>
-        </w:rPr>
-      </w:pPr>
-      <w:r>
-        <w:rPr>
-          <w:sz w:val="36"/>
-          <w:szCs w:val="36"/>
-        </w:rPr>
-      </w:r>
-    </w:p>
-    <w:p>
-      <w:pPr>
-        <w:pStyle w:val="Normal"/>
-        <w:jc w:val="both"/>
-        <w:rPr>
-          <w:sz w:val="36"/>
-          <w:szCs w:val="36"/>
-        </w:rPr>
-      </w:pPr>
-      <w:r>
-        <w:rPr>
-          <w:rFonts w:eastAsia="Times New Roman" w:cs="Times New Roman" w:ascii="Garamond" w:hAnsi="Garamond"/>
-          <w:color w:val="000000"/>
-          <w:kern w:val="0"/>
-          <w:sz w:val="36"/>
-          <w:szCs w:val="36"/>
-          <w:shd w:fill="auto" w:val="clear"/>
-          <w:lang w:val="en-US" w:eastAsia="zh-CN" w:bidi="hi-IN"/>
-        </w:rPr>
-        <w:t>&gt; *“Eu já consigo amar meus inimigos?”*</w:t>
-      </w:r>
-    </w:p>
-    <w:p>
-      <w:pPr>
-        <w:pStyle w:val="Normal"/>
-        <w:jc w:val="both"/>
-        <w:rPr>
-          <w:sz w:val="36"/>
-          <w:szCs w:val="36"/>
-        </w:rPr>
-      </w:pPr>
-      <w:r>
-        <w:rPr>
-          <w:sz w:val="36"/>
-          <w:szCs w:val="36"/>
-        </w:rPr>
-      </w:r>
-    </w:p>
-    <w:p>
-      <w:pPr>
-        <w:pStyle w:val="Normal"/>
-        <w:jc w:val="both"/>
-        <w:rPr>
-          <w:sz w:val="36"/>
-          <w:szCs w:val="36"/>
-        </w:rPr>
-      </w:pPr>
-      <w:r>
-        <w:rPr>
-          <w:rFonts w:eastAsia="Times New Roman" w:cs="Times New Roman" w:ascii="Garamond" w:hAnsi="Garamond"/>
-          <w:color w:val="000000"/>
-          <w:kern w:val="0"/>
-          <w:sz w:val="36"/>
-          <w:szCs w:val="36"/>
-          <w:shd w:fill="auto" w:val="clear"/>
-          <w:lang w:val="en-US" w:eastAsia="zh-CN" w:bidi="hi-IN"/>
-        </w:rPr>
-        <w:t>perguntar:</w:t>
-      </w:r>
-    </w:p>
-    <w:p>
-      <w:pPr>
-        <w:pStyle w:val="Normal"/>
-        <w:jc w:val="both"/>
-        <w:rPr>
-          <w:sz w:val="36"/>
-          <w:szCs w:val="36"/>
-        </w:rPr>
-      </w:pPr>
-      <w:r>
-        <w:rPr>
-          <w:sz w:val="36"/>
-          <w:szCs w:val="36"/>
-        </w:rPr>
-      </w:r>
-    </w:p>
-    <w:p>
-      <w:pPr>
-        <w:pStyle w:val="Normal"/>
-        <w:jc w:val="both"/>
-        <w:rPr>
-          <w:sz w:val="36"/>
-          <w:szCs w:val="36"/>
-        </w:rPr>
-      </w:pPr>
-      <w:r>
-        <w:rPr>
-          <w:rFonts w:eastAsia="Times New Roman" w:cs="Times New Roman" w:ascii="Garamond" w:hAnsi="Garamond"/>
-          <w:color w:val="000000"/>
-          <w:kern w:val="0"/>
-          <w:sz w:val="36"/>
-          <w:szCs w:val="36"/>
-          <w:shd w:fill="auto" w:val="clear"/>
-          <w:lang w:val="en-US" w:eastAsia="zh-CN" w:bidi="hi-IN"/>
-        </w:rPr>
-        <w:t>&gt; **“O que eu já consigo fazer hoje diante daquele que me ofendeu?”**</w:t>
-      </w:r>
-    </w:p>
-    <w:p>
-      <w:pPr>
-        <w:pStyle w:val="Normal"/>
-        <w:jc w:val="both"/>
-        <w:rPr>
-          <w:sz w:val="36"/>
-          <w:szCs w:val="36"/>
-        </w:rPr>
-      </w:pPr>
-      <w:r>
-        <w:rPr>
-          <w:sz w:val="36"/>
-          <w:szCs w:val="36"/>
-        </w:rPr>
-      </w:r>
-    </w:p>
-    <w:p>
-      <w:pPr>
-        <w:pStyle w:val="Normal"/>
-        <w:jc w:val="both"/>
-        <w:rPr>
-          <w:sz w:val="36"/>
-          <w:szCs w:val="36"/>
-        </w:rPr>
-      </w:pPr>
-      <w:r>
-        <w:rPr>
-          <w:rFonts w:eastAsia="Times New Roman" w:cs="Times New Roman" w:ascii="Garamond" w:hAnsi="Garamond"/>
-          <w:color w:val="000000"/>
-          <w:kern w:val="0"/>
-          <w:sz w:val="36"/>
-          <w:szCs w:val="36"/>
-          <w:shd w:fill="auto" w:val="clear"/>
-          <w:lang w:val="en-US" w:eastAsia="zh-CN" w:bidi="hi-IN"/>
-        </w:rPr>
-        <w:t>Talvez ainda não consiga amá-lo. Mas consigo **não revidar**?</w:t>
-      </w:r>
-    </w:p>
-    <w:p>
-      <w:pPr>
-        <w:pStyle w:val="Normal"/>
-        <w:jc w:val="both"/>
-        <w:rPr>
-          <w:sz w:val="36"/>
-          <w:szCs w:val="36"/>
-        </w:rPr>
-      </w:pPr>
-      <w:r>
-        <w:rPr>
-          <w:rFonts w:eastAsia="Times New Roman" w:cs="Times New Roman" w:ascii="Garamond" w:hAnsi="Garamond"/>
-          <w:color w:val="000000"/>
-          <w:kern w:val="0"/>
-          <w:sz w:val="36"/>
-          <w:szCs w:val="36"/>
-          <w:shd w:fill="auto" w:val="clear"/>
-          <w:lang w:val="en-US" w:eastAsia="zh-CN" w:bidi="hi-IN"/>
-        </w:rPr>
-        <w:t>Consigo **não desejar-lhe o mal**?</w:t>
-      </w:r>
-    </w:p>
-    <w:p>
-      <w:pPr>
-        <w:pStyle w:val="Normal"/>
-        <w:jc w:val="both"/>
-        <w:rPr>
-          <w:sz w:val="36"/>
-          <w:szCs w:val="36"/>
-        </w:rPr>
-      </w:pPr>
-      <w:r>
-        <w:rPr>
-          <w:rFonts w:eastAsia="Times New Roman" w:cs="Times New Roman" w:ascii="Garamond" w:hAnsi="Garamond"/>
-          <w:color w:val="000000"/>
-          <w:kern w:val="0"/>
-          <w:sz w:val="36"/>
-          <w:szCs w:val="36"/>
-          <w:shd w:fill="auto" w:val="clear"/>
-          <w:lang w:val="en-US" w:eastAsia="zh-CN" w:bidi="hi-IN"/>
-        </w:rPr>
-        <w:t>Consigo **parar de alimentar a mágoa**?</w:t>
-      </w:r>
-    </w:p>
-    <w:p>
-      <w:pPr>
-        <w:pStyle w:val="Normal"/>
-        <w:jc w:val="both"/>
-        <w:rPr>
-          <w:sz w:val="36"/>
-          <w:szCs w:val="36"/>
-        </w:rPr>
-      </w:pPr>
-      <w:r>
-        <w:rPr>
-          <w:rFonts w:eastAsia="Times New Roman" w:cs="Times New Roman" w:ascii="Garamond" w:hAnsi="Garamond"/>
-          <w:color w:val="000000"/>
-          <w:kern w:val="0"/>
-          <w:sz w:val="36"/>
-          <w:szCs w:val="36"/>
-          <w:shd w:fill="auto" w:val="clear"/>
-          <w:lang w:val="en-US" w:eastAsia="zh-CN" w:bidi="hi-IN"/>
-        </w:rPr>
-        <w:t>Consigo **orar por ele**, ainda que minhas palavras sejam inicialmente difíceis?</w:t>
-      </w:r>
-    </w:p>
-    <w:p>
-      <w:pPr>
-        <w:pStyle w:val="Normal"/>
-        <w:jc w:val="both"/>
-        <w:rPr>
-          <w:sz w:val="36"/>
-          <w:szCs w:val="36"/>
-        </w:rPr>
-      </w:pPr>
-      <w:r>
-        <w:rPr>
-          <w:rFonts w:eastAsia="Times New Roman" w:cs="Times New Roman" w:ascii="Garamond" w:hAnsi="Garamond"/>
-          <w:color w:val="000000"/>
-          <w:kern w:val="0"/>
-          <w:sz w:val="36"/>
-          <w:szCs w:val="36"/>
-          <w:shd w:fill="auto" w:val="clear"/>
-          <w:lang w:val="en-US" w:eastAsia="zh-CN" w:bidi="hi-IN"/>
-        </w:rPr>
-        <w:t>Consigo **tentar compreender as razões que o levaram a agir daquela maneira**?</w:t>
-      </w:r>
-    </w:p>
-    <w:p>
-      <w:pPr>
-        <w:pStyle w:val="Normal"/>
-        <w:jc w:val="both"/>
-        <w:rPr>
-          <w:sz w:val="36"/>
-          <w:szCs w:val="36"/>
-        </w:rPr>
-      </w:pPr>
-      <w:r>
-        <w:rPr>
-          <w:rFonts w:eastAsia="Times New Roman" w:cs="Times New Roman" w:ascii="Garamond" w:hAnsi="Garamond"/>
-          <w:color w:val="000000"/>
-          <w:kern w:val="0"/>
-          <w:sz w:val="36"/>
-          <w:szCs w:val="36"/>
-          <w:shd w:fill="auto" w:val="clear"/>
-          <w:lang w:val="en-US" w:eastAsia="zh-CN" w:bidi="hi-IN"/>
-        </w:rPr>
-        <w:t>Consigo, pelo menos, **não transformar uma ofensa recebida em uma nova ofensa praticada por mim**?</w:t>
-      </w:r>
-    </w:p>
-    <w:p>
-      <w:pPr>
-        <w:pStyle w:val="Normal"/>
-        <w:jc w:val="both"/>
-        <w:rPr>
-          <w:sz w:val="36"/>
-          <w:szCs w:val="36"/>
-        </w:rPr>
-      </w:pPr>
-      <w:r>
-        <w:rPr>
-          <w:sz w:val="36"/>
-          <w:szCs w:val="36"/>
-        </w:rPr>
-      </w:r>
-    </w:p>
-    <w:p>
-      <w:pPr>
-        <w:pStyle w:val="Normal"/>
-        <w:jc w:val="both"/>
-        <w:rPr>
-          <w:sz w:val="36"/>
-          <w:szCs w:val="36"/>
-        </w:rPr>
-      </w:pPr>
-      <w:r>
-        <w:rPr>
-          <w:rFonts w:eastAsia="Times New Roman" w:cs="Times New Roman" w:ascii="Garamond" w:hAnsi="Garamond"/>
-          <w:color w:val="000000"/>
-          <w:kern w:val="0"/>
-          <w:sz w:val="36"/>
-          <w:szCs w:val="36"/>
-          <w:shd w:fill="auto" w:val="clear"/>
-          <w:lang w:val="en-US" w:eastAsia="zh-CN" w:bidi="hi-IN"/>
-        </w:rPr>
-        <w:t>Isso seria muito coerente com a ideia de **reforma íntima como processo**, e não como transformação instantânea.</w:t>
-      </w:r>
-    </w:p>
-    <w:p>
-      <w:pPr>
-        <w:pStyle w:val="Normal"/>
-        <w:jc w:val="both"/>
-        <w:rPr>
-          <w:sz w:val="36"/>
-          <w:szCs w:val="36"/>
-        </w:rPr>
-      </w:pPr>
-      <w:r>
-        <w:rPr>
-          <w:sz w:val="36"/>
-          <w:szCs w:val="36"/>
-        </w:rPr>
-      </w:r>
-    </w:p>
-    <w:p>
-      <w:pPr>
-        <w:pStyle w:val="Normal"/>
-        <w:jc w:val="both"/>
-        <w:rPr>
-          <w:sz w:val="36"/>
-          <w:szCs w:val="36"/>
-        </w:rPr>
-      </w:pPr>
-      <w:r>
-        <w:rPr>
-          <w:rFonts w:eastAsia="Times New Roman" w:cs="Times New Roman" w:ascii="Garamond" w:hAnsi="Garamond"/>
-          <w:color w:val="000000"/>
-          <w:kern w:val="0"/>
-          <w:sz w:val="36"/>
-          <w:szCs w:val="36"/>
-          <w:shd w:fill="auto" w:val="clear"/>
-          <w:lang w:val="en-US" w:eastAsia="zh-CN" w:bidi="hi-IN"/>
-        </w:rPr>
-        <w:t>E há uma sutileza que eu acho importante preservar: **não precisamos fingir que já amamos aquele que nos feriu.** Podemos reconhecer honestamente que ainda sentimos mágoa, indignação ou dificuldade de perdoar. A reforma íntima começa justamente quando deixamos de considerar essas reações inevitáveis e passamos a perguntar o que podemos fazer com elas.</w:t>
-      </w:r>
-    </w:p>
-    <w:p>
-      <w:pPr>
-        <w:pStyle w:val="Normal"/>
-        <w:jc w:val="both"/>
-        <w:rPr>
-          <w:sz w:val="36"/>
-          <w:szCs w:val="36"/>
-        </w:rPr>
-      </w:pPr>
-      <w:r>
-        <w:rPr>
-          <w:sz w:val="36"/>
-          <w:szCs w:val="36"/>
-        </w:rPr>
-      </w:r>
-    </w:p>
-    <w:p>
-      <w:pPr>
-        <w:pStyle w:val="Normal"/>
-        <w:jc w:val="both"/>
-        <w:rPr>
-          <w:sz w:val="36"/>
-          <w:szCs w:val="36"/>
-        </w:rPr>
-      </w:pPr>
-      <w:r>
-        <w:rPr>
-          <w:rFonts w:eastAsia="Times New Roman" w:cs="Times New Roman" w:ascii="Garamond" w:hAnsi="Garamond"/>
-          <w:color w:val="000000"/>
-          <w:kern w:val="0"/>
-          <w:sz w:val="36"/>
-          <w:szCs w:val="36"/>
-          <w:shd w:fill="auto" w:val="clear"/>
-          <w:lang w:val="en-US" w:eastAsia="zh-CN" w:bidi="hi-IN"/>
-        </w:rPr>
-        <w:t>Talvez o movimento final da palestra possa ser:</w:t>
-      </w:r>
-    </w:p>
-    <w:p>
-      <w:pPr>
-        <w:pStyle w:val="Normal"/>
-        <w:jc w:val="both"/>
-        <w:rPr>
-          <w:sz w:val="36"/>
-          <w:szCs w:val="36"/>
-        </w:rPr>
-      </w:pPr>
-      <w:r>
-        <w:rPr>
-          <w:sz w:val="36"/>
-          <w:szCs w:val="36"/>
-        </w:rPr>
-      </w:r>
-    </w:p>
-    <w:p>
-      <w:pPr>
-        <w:pStyle w:val="Normal"/>
-        <w:jc w:val="both"/>
-        <w:rPr>
-          <w:sz w:val="36"/>
-          <w:szCs w:val="36"/>
-        </w:rPr>
-      </w:pPr>
-      <w:r>
-        <w:rPr>
-          <w:rFonts w:eastAsia="Times New Roman" w:cs="Times New Roman" w:ascii="Garamond" w:hAnsi="Garamond"/>
-          <w:color w:val="000000"/>
-          <w:kern w:val="0"/>
-          <w:sz w:val="36"/>
-          <w:szCs w:val="36"/>
-          <w:shd w:fill="auto" w:val="clear"/>
-          <w:lang w:val="en-US" w:eastAsia="zh-CN" w:bidi="hi-IN"/>
-        </w:rPr>
-        <w:t>**Jesus é o modelo → estamos muito distantes do modelo → essa distância não nos autoriza à imobilidade → precisamos começar pelo que já somos capazes de fazer → cada pequeno passo nos aproxima do modelo.**</w:t>
-      </w:r>
-    </w:p>
-    <w:p>
-      <w:pPr>
-        <w:pStyle w:val="Normal"/>
-        <w:jc w:val="both"/>
-        <w:rPr>
-          <w:sz w:val="36"/>
-          <w:szCs w:val="36"/>
-        </w:rPr>
-      </w:pPr>
-      <w:r>
-        <w:rPr>
-          <w:sz w:val="36"/>
-          <w:szCs w:val="36"/>
-        </w:rPr>
-      </w:r>
-    </w:p>
-    <w:p>
-      <w:pPr>
-        <w:pStyle w:val="Normal"/>
-        <w:jc w:val="both"/>
-        <w:rPr>
-          <w:sz w:val="36"/>
-          <w:szCs w:val="36"/>
-        </w:rPr>
-      </w:pPr>
-      <w:r>
-        <w:rPr>
-          <w:rFonts w:eastAsia="Times New Roman" w:cs="Times New Roman" w:ascii="Garamond" w:hAnsi="Garamond"/>
-          <w:color w:val="000000"/>
-          <w:kern w:val="0"/>
-          <w:sz w:val="36"/>
-          <w:szCs w:val="36"/>
-          <w:shd w:fill="auto" w:val="clear"/>
-          <w:lang w:val="en-US" w:eastAsia="zh-CN" w:bidi="hi-IN"/>
-        </w:rPr>
-        <w:t>E isso também evita uma interpretação que seria, a meu ver, perigosa: transformar Jesus em alguém tão distante e extraordinário que seus ensinamentos se tornam **inatingíveis e, portanto, irrelevantes para nossa vida cotidiana**.</w:t>
-      </w:r>
-    </w:p>
-    <w:p>
-      <w:pPr>
-        <w:pStyle w:val="Normal"/>
-        <w:jc w:val="both"/>
-        <w:rPr>
-          <w:sz w:val="36"/>
-          <w:szCs w:val="36"/>
-        </w:rPr>
-      </w:pPr>
-      <w:r>
-        <w:rPr>
-          <w:sz w:val="36"/>
-          <w:szCs w:val="36"/>
-        </w:rPr>
-      </w:r>
-    </w:p>
-    <w:p>
-      <w:pPr>
-        <w:pStyle w:val="Normal"/>
-        <w:jc w:val="both"/>
-        <w:rPr>
-          <w:sz w:val="36"/>
-          <w:szCs w:val="36"/>
-        </w:rPr>
-      </w:pPr>
-      <w:r>
-        <w:rPr>
-          <w:rFonts w:eastAsia="Times New Roman" w:cs="Times New Roman" w:ascii="Garamond" w:hAnsi="Garamond"/>
-          <w:color w:val="000000"/>
-          <w:kern w:val="0"/>
-          <w:sz w:val="36"/>
-          <w:szCs w:val="36"/>
-          <w:shd w:fill="auto" w:val="clear"/>
-          <w:lang w:val="en-US" w:eastAsia="zh-CN" w:bidi="hi-IN"/>
-        </w:rPr>
-        <w:t>Você pode terminar deixando o público não com a sensação de *“eu deveria ser como Jesus”*, mas com algo mais concreto:</w:t>
-      </w:r>
-    </w:p>
-    <w:p>
-      <w:pPr>
-        <w:pStyle w:val="Normal"/>
-        <w:jc w:val="both"/>
-        <w:rPr>
-          <w:sz w:val="36"/>
-          <w:szCs w:val="36"/>
-        </w:rPr>
-      </w:pPr>
-      <w:r>
-        <w:rPr>
-          <w:sz w:val="36"/>
-          <w:szCs w:val="36"/>
-        </w:rPr>
-      </w:r>
-    </w:p>
-    <w:p>
-      <w:pPr>
-        <w:pStyle w:val="Normal"/>
-        <w:jc w:val="both"/>
-        <w:rPr>
-          <w:sz w:val="36"/>
-          <w:szCs w:val="36"/>
-        </w:rPr>
-      </w:pPr>
-      <w:r>
-        <w:rPr>
-          <w:rFonts w:eastAsia="Times New Roman" w:cs="Times New Roman" w:ascii="Garamond" w:hAnsi="Garamond"/>
-          <w:color w:val="000000"/>
-          <w:kern w:val="0"/>
-          <w:sz w:val="36"/>
-          <w:szCs w:val="36"/>
-          <w:shd w:fill="auto" w:val="clear"/>
-          <w:lang w:val="en-US" w:eastAsia="zh-CN" w:bidi="hi-IN"/>
-        </w:rPr>
-        <w:t>**“Qual é o próximo passo que eu posso dar?”**</w:t>
-      </w:r>
-    </w:p>
-    <w:p>
-      <w:pPr>
-        <w:pStyle w:val="Normal"/>
-        <w:jc w:val="both"/>
-        <w:rPr>
-          <w:sz w:val="36"/>
-          <w:szCs w:val="36"/>
-        </w:rPr>
-      </w:pPr>
-      <w:r>
-        <w:rPr>
-          <w:sz w:val="36"/>
-          <w:szCs w:val="36"/>
-        </w:rPr>
-      </w:r>
-    </w:p>
-    <w:p>
-      <w:pPr>
-        <w:pStyle w:val="Normal"/>
-        <w:jc w:val="both"/>
-        <w:rPr>
-          <w:sz w:val="36"/>
-          <w:szCs w:val="36"/>
-        </w:rPr>
-      </w:pPr>
-      <w:r>
-        <w:rPr>
-          <w:rFonts w:eastAsia="Times New Roman" w:cs="Times New Roman" w:ascii="Garamond" w:hAnsi="Garamond"/>
-          <w:color w:val="000000"/>
-          <w:kern w:val="0"/>
-          <w:sz w:val="36"/>
-          <w:szCs w:val="36"/>
-          <w:shd w:fill="auto" w:val="clear"/>
-          <w:lang w:val="en-US" w:eastAsia="zh-CN" w:bidi="hi-IN"/>
-        </w:rPr>
-        <w:t>Para uma palestra sobre **“Amai os vossos inimigos”**, acho que essa é uma conclusão muito mais poderosa do que simplesmente repetir o mandamento. Porque, no fim, a questão deixa de ser *“consigo fazer aquilo que Jesus fez?”* e passa a ser:</w:t>
-      </w:r>
-    </w:p>
-    <w:p>
-      <w:pPr>
-        <w:pStyle w:val="Normal"/>
-        <w:jc w:val="both"/>
-        <w:rPr>
-          <w:sz w:val="36"/>
-          <w:szCs w:val="36"/>
-        </w:rPr>
-      </w:pPr>
-      <w:r>
-        <w:rPr>
-          <w:sz w:val="36"/>
-          <w:szCs w:val="36"/>
-        </w:rPr>
-      </w:r>
-    </w:p>
-    <w:p>
-      <w:pPr>
-        <w:pStyle w:val="Normal"/>
-        <w:jc w:val="both"/>
-        <w:rPr>
-          <w:sz w:val="36"/>
-          <w:szCs w:val="36"/>
-        </w:rPr>
-      </w:pPr>
-      <w:r>
-        <w:rPr>
-          <w:rFonts w:eastAsia="Times New Roman" w:cs="Times New Roman" w:ascii="Garamond" w:hAnsi="Garamond"/>
-          <w:color w:val="000000"/>
-          <w:kern w:val="0"/>
-          <w:sz w:val="36"/>
-          <w:szCs w:val="36"/>
-          <w:shd w:fill="auto" w:val="clear"/>
-          <w:lang w:val="en-US" w:eastAsia="zh-CN" w:bidi="hi-IN"/>
-        </w:rPr>
-        <w:t>&gt; **“Diante da próxima ofensa que eu receber, qual será o primeiro gesto que estará um pouco mais próximo daquele que Jesus me ensinou?”**</w:t>
-      </w:r>
-    </w:p>
-    <w:p>
-      <w:pPr>
-        <w:pStyle w:val="Normal"/>
-        <w:jc w:val="both"/>
-        <w:rPr>
-          <w:sz w:val="36"/>
-          <w:szCs w:val="36"/>
-        </w:rPr>
-      </w:pPr>
-      <w:r>
-        <w:rPr>
-          <w:sz w:val="36"/>
-          <w:szCs w:val="36"/>
-        </w:rPr>
-      </w:r>
-    </w:p>
-    <w:p>
-      <w:pPr>
-        <w:pStyle w:val="Normal"/>
-        <w:jc w:val="both"/>
-        <w:rPr>
-          <w:sz w:val="36"/>
-          <w:szCs w:val="36"/>
-        </w:rPr>
-      </w:pPr>
-      <w:r>
-        <w:rPr>
-          <w:rFonts w:eastAsia="Times New Roman" w:cs="Times New Roman" w:ascii="Garamond" w:hAnsi="Garamond"/>
-          <w:color w:val="000000"/>
-          <w:kern w:val="0"/>
-          <w:sz w:val="36"/>
-          <w:szCs w:val="36"/>
-          <w:shd w:fill="auto" w:val="clear"/>
-          <w:lang w:val="en-US" w:eastAsia="zh-CN" w:bidi="hi-IN"/>
-        </w:rPr>
-        <w:t>Essa pergunta pode continuar trabalhando dentro da pessoa mesmo depois que a palestra terminar. E, para mim, esse é um excelente objetivo para uma conclusão.</w:t>
-      </w:r>
-    </w:p>
-    <w:p>
-      <w:pPr>
-        <w:pStyle w:val="Normal"/>
-        <w:jc w:val="both"/>
-        <w:rPr>
-          <w:sz w:val="36"/>
-          <w:szCs w:val="36"/>
-        </w:rPr>
-      </w:pPr>
-      <w:r>
-        <w:rPr>
-          <w:sz w:val="36"/>
-          <w:szCs w:val="36"/>
-        </w:rPr>
-      </w:r>
-    </w:p>
-    <w:p>
-      <w:pPr>
-        <w:pStyle w:val="Normal"/>
-        <w:jc w:val="both"/>
-        <w:rPr>
-          <w:sz w:val="36"/>
-          <w:szCs w:val="36"/>
-        </w:rPr>
-      </w:pPr>
-      <w:r>
-        <w:rPr>
-          <w:rFonts w:eastAsia="Times New Roman" w:cs="Times New Roman" w:ascii="Garamond" w:hAnsi="Garamond"/>
-          <w:color w:val="000000"/>
-          <w:kern w:val="0"/>
-          <w:sz w:val="36"/>
-          <w:szCs w:val="36"/>
-          <w:shd w:fill="auto" w:val="clear"/>
-          <w:lang w:val="en-US" w:eastAsia="zh-CN" w:bidi="hi-IN"/>
-        </w:rPr>
-        <w:t>Da lição Perdão - Remédio Santo (ver se cabe na conclusão):</w:t>
-      </w:r>
-    </w:p>
-    <w:p>
-      <w:pPr>
-        <w:pStyle w:val="Normal"/>
-        <w:jc w:val="both"/>
-        <w:rPr>
-          <w:sz w:val="36"/>
-          <w:szCs w:val="36"/>
-        </w:rPr>
-      </w:pPr>
-      <w:r>
-        <w:rPr>
-          <w:sz w:val="36"/>
-          <w:szCs w:val="36"/>
-        </w:rPr>
-      </w:r>
-    </w:p>
-    <w:p>
-      <w:pPr>
-        <w:pStyle w:val="Normal"/>
-        <w:jc w:val="both"/>
-        <w:rPr>
-          <w:rFonts w:ascii="Garamond" w:hAnsi="Garamond" w:eastAsia="Times New Roman" w:cs="Times New Roman"/>
-          <w:i w:val="false"/>
-          <w:i w:val="false"/>
-          <w:iCs w:val="false"/>
-          <w:color w:val="000000"/>
-          <w:kern w:val="0"/>
-          <w:sz w:val="36"/>
-          <w:szCs w:val="36"/>
-          <w:shd w:fill="auto" w:val="clear"/>
-          <w:lang w:val="en-US" w:eastAsia="zh-CN" w:bidi="hi-IN"/>
-        </w:rPr>
-      </w:pPr>
-      <w:r>
-        <w:rPr>
-          <w:rFonts w:eastAsia="Times New Roman" w:cs="Times New Roman" w:ascii="Garamond" w:hAnsi="Garamond"/>
-          <w:i w:val="false"/>
-          <w:iCs w:val="false"/>
-          <w:color w:val="000000"/>
-          <w:kern w:val="0"/>
-          <w:sz w:val="36"/>
-          <w:szCs w:val="36"/>
-          <w:shd w:fill="auto" w:val="clear"/>
-          <w:lang w:val="en-US" w:eastAsia="zh-CN" w:bidi="hi-IN"/>
-        </w:rPr>
-        <w:t xml:space="preserve">Ele ainda nos lembra que se nossos irmãos de caminhada são portadores de imperfeições e fraquezas – necessitando assim do nosso perdão – trazemos conosco nossas próprias deficiências, o que também faz de nós necessitados da tolerância e do perdão alheios. </w:t>
-      </w:r>
-    </w:p>
-    <w:p>
-      <w:pPr>
-        <w:pStyle w:val="Normal"/>
-        <w:jc w:val="both"/>
-        <w:rPr>
-          <w:sz w:val="36"/>
-          <w:szCs w:val="36"/>
-        </w:rPr>
-      </w:pPr>
-      <w:r>
-        <w:rPr>
-          <w:rFonts w:eastAsia="Times New Roman" w:cs="Times New Roman" w:ascii="Garamond" w:hAnsi="Garamond"/>
-          <w:color w:val="000000"/>
-          <w:kern w:val="0"/>
-          <w:sz w:val="36"/>
-          <w:szCs w:val="36"/>
-          <w:shd w:fill="auto" w:val="clear"/>
-          <w:lang w:val="en-US" w:eastAsia="zh-CN" w:bidi="hi-IN"/>
-        </w:rPr>
-        <w:t>### Conclusão - Término</w:t>
       </w:r>
     </w:p>
     <w:sectPr>
@@ -9752,7 +8024,7 @@
         <w:bCs/>
         <w:rFonts w:ascii="Garamond" w:hAnsi="Garamond"/>
       </w:rPr>
-      <w:t>43</w:t>
+      <w:t>36</w:t>
     </w:r>
     <w:r>
       <w:rPr>

--- a/Amor aos inimigos/Amor aos inimigos.docx
+++ b/Amor aos inimigos/Amor aos inimigos.docx
@@ -382,7 +382,7 @@
           <w:shd w:fill="auto" w:val="clear"/>
           <w:lang w:val="en-US" w:eastAsia="zh-CN" w:bidi="hi-IN"/>
         </w:rPr>
-        <w:t>O Espiritismo nos mostra isso com muita clareza que quanto mais o homem se desapega das coisas materiais e terrenas, mais ele alcança a felicidade  possível em nosso mundo.</w:t>
+        <w:t>O Espiritismo nos mostra com muita clareza que quanto mais o homem se desapega das coisas materiais e terrenas, mais ele alcança a felicidade  possível em nosso mundo.</w:t>
       </w:r>
     </w:p>
     <w:p>
@@ -458,7 +458,31 @@
           <w:shd w:fill="auto" w:val="clear"/>
           <w:lang w:val="en-US" w:eastAsia="zh-CN" w:bidi="hi-IN"/>
         </w:rPr>
-        <w:t>Através do Espiritismo aprendemos que Jesus é um Espírito que alcançou o mais alto grau de evolução. Ele é nosso modelo e guia, Governador Espiritual da Terra. Sob sua tutela estão aproximadamente 41 bilhões de Espíritos, contando encarnados e desencarnados.</w:t>
+        <w:t xml:space="preserve">Através do Espiritismo </w:t>
+      </w:r>
+      <w:r>
+        <w:rPr>
+          <w:rFonts w:eastAsia="Times New Roman" w:cs="Times New Roman" w:ascii="Garamond" w:hAnsi="Garamond"/>
+          <w:color w:val="000000"/>
+          <w:kern w:val="0"/>
+          <w:sz w:val="36"/>
+          <w:szCs w:val="36"/>
+          <w:shd w:fill="auto" w:val="clear"/>
+          <w:lang w:val="en-US" w:eastAsia="zh-CN" w:bidi="hi-IN"/>
+        </w:rPr>
+        <w:t xml:space="preserve">também </w:t>
+      </w:r>
+      <w:r>
+        <w:rPr>
+          <w:rFonts w:eastAsia="Times New Roman" w:cs="Times New Roman" w:ascii="Garamond" w:hAnsi="Garamond"/>
+          <w:color w:val="000000"/>
+          <w:kern w:val="0"/>
+          <w:sz w:val="36"/>
+          <w:szCs w:val="36"/>
+          <w:shd w:fill="auto" w:val="clear"/>
+          <w:lang w:val="en-US" w:eastAsia="zh-CN" w:bidi="hi-IN"/>
+        </w:rPr>
+        <w:t>aprendemos que Jesus é um Espírito que alcançou o mais alto grau de evolução. Ele é nosso modelo e guia, Governador Espiritual da Terra. Sob sua tutela estão aproximadamente 41 bilhões de Espíritos, contando encarnados e desencarnados.</w:t>
       </w:r>
     </w:p>
     <w:p>
@@ -1540,7 +1564,11 @@
       <w:pPr>
         <w:pStyle w:val="TextBody"/>
         <w:jc w:val="both"/>
-        <w:rPr/>
+        <w:rPr>
+          <w:rFonts w:ascii="Garamond" w:hAnsi="Garamond"/>
+          <w:sz w:val="36"/>
+          <w:szCs w:val="36"/>
+        </w:rPr>
       </w:pPr>
       <w:r>
         <w:rPr>
@@ -1551,419 +1579,691 @@
           <w:szCs w:val="36"/>
           <w:lang w:val="en-US" w:eastAsia="zh-CN" w:bidi="hi-IN"/>
         </w:rPr>
-        <w:t xml:space="preserve">Jesus nos pede para amarmos os inimigos, fazer o bem a quem nos odeia e orar por quem nos persegue. </w:t>
+        <w:t xml:space="preserve">Jesus </w:t>
+      </w:r>
+      <w:r>
+        <w:rPr>
+          <w:rFonts w:eastAsia="Arial" w:cs="Arial" w:ascii="Garamond" w:hAnsi="Garamond"/>
+          <w:color w:val="auto"/>
+          <w:kern w:val="0"/>
+          <w:sz w:val="36"/>
+          <w:szCs w:val="36"/>
+          <w:lang w:val="en-US" w:eastAsia="zh-CN" w:bidi="hi-IN"/>
+        </w:rPr>
+        <w:t>propõe</w:t>
+      </w:r>
+      <w:r>
+        <w:rPr>
+          <w:rFonts w:eastAsia="Arial" w:cs="Arial" w:ascii="Garamond" w:hAnsi="Garamond"/>
+          <w:color w:val="auto"/>
+          <w:kern w:val="0"/>
+          <w:sz w:val="36"/>
+          <w:szCs w:val="36"/>
+          <w:lang w:val="en-US" w:eastAsia="zh-CN" w:bidi="hi-IN"/>
+        </w:rPr>
+        <w:t xml:space="preserve"> àquelas pessoas uma nova maneira de </w:t>
+      </w:r>
+      <w:r>
+        <w:rPr>
+          <w:rFonts w:eastAsia="Arial" w:cs="Arial" w:ascii="Garamond" w:hAnsi="Garamond"/>
+          <w:color w:val="auto"/>
+          <w:kern w:val="0"/>
+          <w:sz w:val="36"/>
+          <w:szCs w:val="36"/>
+          <w:lang w:val="en-US" w:eastAsia="zh-CN" w:bidi="hi-IN"/>
+        </w:rPr>
+        <w:t>ver e de se relacionar</w:t>
+      </w:r>
+      <w:r>
+        <w:rPr>
+          <w:rFonts w:eastAsia="Arial" w:cs="Arial" w:ascii="Garamond" w:hAnsi="Garamond"/>
+          <w:color w:val="auto"/>
+          <w:kern w:val="0"/>
+          <w:sz w:val="36"/>
+          <w:szCs w:val="36"/>
+          <w:lang w:val="en-US" w:eastAsia="zh-CN" w:bidi="hi-IN"/>
+        </w:rPr>
+        <w:t xml:space="preserve"> com </w:t>
+      </w:r>
+      <w:r>
+        <w:rPr>
+          <w:rFonts w:eastAsia="Arial" w:cs="Arial" w:ascii="Garamond" w:hAnsi="Garamond"/>
+          <w:color w:val="auto"/>
+          <w:kern w:val="0"/>
+          <w:sz w:val="36"/>
+          <w:szCs w:val="36"/>
+          <w:lang w:val="en-US" w:eastAsia="zh-CN" w:bidi="hi-IN"/>
+        </w:rPr>
+        <w:t>os</w:t>
+      </w:r>
+      <w:r>
+        <w:rPr>
+          <w:rFonts w:eastAsia="Arial" w:cs="Arial" w:ascii="Garamond" w:hAnsi="Garamond"/>
+          <w:color w:val="auto"/>
+          <w:kern w:val="0"/>
+          <w:sz w:val="36"/>
+          <w:szCs w:val="36"/>
+          <w:lang w:val="en-US" w:eastAsia="zh-CN" w:bidi="hi-IN"/>
+        </w:rPr>
+        <w:t xml:space="preserve"> inimigos</w:t>
+      </w:r>
+      <w:r>
+        <w:rPr>
+          <w:rFonts w:eastAsia="Arial" w:cs="Arial" w:ascii="Garamond" w:hAnsi="Garamond"/>
+          <w:color w:val="auto"/>
+          <w:kern w:val="0"/>
+          <w:sz w:val="36"/>
+          <w:szCs w:val="36"/>
+          <w:lang w:val="en-US" w:eastAsia="zh-CN" w:bidi="hi-IN"/>
+        </w:rPr>
+        <w:t>. E é interessante observar que o ódio ao inimigo</w:t>
+      </w:r>
+      <w:r>
+        <w:rPr>
+          <w:rFonts w:eastAsia="Times New Roman" w:cs="Times New Roman" w:ascii="Garamond" w:hAnsi="Garamond"/>
+          <w:color w:val="000000"/>
+          <w:kern w:val="0"/>
+          <w:sz w:val="36"/>
+          <w:szCs w:val="36"/>
+          <w:shd w:fill="auto" w:val="clear"/>
+          <w:lang w:val="en-US" w:eastAsia="zh-CN" w:bidi="hi-IN"/>
+        </w:rPr>
+        <w:t xml:space="preserve"> não aparece em nenhum versículo da Torá.</w:t>
+      </w:r>
+    </w:p>
+    <w:p>
+      <w:pPr>
+        <w:pStyle w:val="Normal"/>
+        <w:jc w:val="both"/>
+        <w:rPr>
+          <w:sz w:val="36"/>
+          <w:szCs w:val="36"/>
+        </w:rPr>
+      </w:pPr>
+      <w:r>
+        <w:rPr>
+          <w:sz w:val="36"/>
+          <w:szCs w:val="36"/>
+        </w:rPr>
+      </w:r>
+    </w:p>
+    <w:p>
+      <w:pPr>
+        <w:pStyle w:val="Normal"/>
+        <w:jc w:val="both"/>
+        <w:rPr>
+          <w:sz w:val="36"/>
+          <w:szCs w:val="36"/>
+        </w:rPr>
+      </w:pPr>
+      <w:r>
+        <w:rPr>
+          <w:rFonts w:eastAsia="Times New Roman" w:cs="Times New Roman" w:ascii="Garamond" w:hAnsi="Garamond"/>
+          <w:color w:val="000000"/>
+          <w:kern w:val="0"/>
+          <w:sz w:val="36"/>
+          <w:szCs w:val="36"/>
+          <w:shd w:fill="auto" w:val="clear"/>
+          <w:lang w:val="en-US" w:eastAsia="zh-CN" w:bidi="hi-IN"/>
+        </w:rPr>
+        <w:t>E o que é a</w:t>
+      </w:r>
+      <w:r>
+        <w:rPr>
+          <w:rFonts w:eastAsia="Times New Roman" w:cs="Times New Roman" w:ascii="Garamond" w:hAnsi="Garamond"/>
+          <w:color w:val="000000"/>
+          <w:kern w:val="0"/>
+          <w:sz w:val="36"/>
+          <w:szCs w:val="36"/>
+          <w:shd w:fill="auto" w:val="clear"/>
+          <w:lang w:val="en-US" w:eastAsia="zh-CN" w:bidi="hi-IN"/>
+        </w:rPr>
+        <w:t xml:space="preserve"> Torá</w:t>
+      </w:r>
+      <w:r>
+        <w:rPr>
+          <w:rFonts w:eastAsia="Times New Roman" w:cs="Times New Roman" w:ascii="Garamond" w:hAnsi="Garamond"/>
+          <w:color w:val="000000"/>
+          <w:kern w:val="0"/>
+          <w:sz w:val="36"/>
+          <w:szCs w:val="36"/>
+          <w:shd w:fill="auto" w:val="clear"/>
+          <w:lang w:val="en-US" w:eastAsia="zh-CN" w:bidi="hi-IN"/>
+        </w:rPr>
+        <w:t>?</w:t>
+      </w:r>
+      <w:r>
+        <w:rPr>
+          <w:rFonts w:eastAsia="Times New Roman" w:cs="Times New Roman" w:ascii="Garamond" w:hAnsi="Garamond"/>
+          <w:color w:val="000000"/>
+          <w:kern w:val="0"/>
+          <w:sz w:val="36"/>
+          <w:szCs w:val="36"/>
+          <w:shd w:fill="auto" w:val="clear"/>
+          <w:lang w:val="en-US" w:eastAsia="zh-CN" w:bidi="hi-IN"/>
+        </w:rPr>
+        <w:t xml:space="preserve"> É o conjunto dos cinco primeiros livros da Bíblia Hebraica — Gênesis, Êxodo, Levítico, Números e Deuteronômio — considerados a Lei de Moisés no judaísmo.</w:t>
+      </w:r>
+    </w:p>
+    <w:p>
+      <w:pPr>
+        <w:pStyle w:val="Normal"/>
+        <w:jc w:val="both"/>
+        <w:rPr>
+          <w:sz w:val="36"/>
+          <w:szCs w:val="36"/>
+        </w:rPr>
+      </w:pPr>
+      <w:r>
+        <w:rPr/>
+      </w:r>
+    </w:p>
+    <w:p>
+      <w:pPr>
+        <w:pStyle w:val="TextBody"/>
+        <w:jc w:val="both"/>
+        <w:rPr>
+          <w:rFonts w:ascii="Garamond" w:hAnsi="Garamond"/>
+          <w:sz w:val="36"/>
+          <w:szCs w:val="36"/>
+        </w:rPr>
+      </w:pPr>
+      <w:r>
+        <w:rPr>
+          <w:rFonts w:eastAsia="Times New Roman" w:cs="Times New Roman" w:ascii="Garamond" w:hAnsi="Garamond"/>
+          <w:color w:val="000000"/>
+          <w:kern w:val="0"/>
+          <w:sz w:val="36"/>
+          <w:szCs w:val="36"/>
+          <w:shd w:fill="auto" w:val="clear"/>
+          <w:lang w:val="en-US" w:eastAsia="zh-CN" w:bidi="hi-IN"/>
+        </w:rPr>
+        <w:t>Isso significa que não havia nada na lei daquele povo que determinasse que os inimigos devessem ser odiados.</w:t>
+      </w:r>
+      <w:r>
+        <w:rPr>
+          <w:rFonts w:eastAsia="Arial" w:cs="Arial" w:ascii="Garamond" w:hAnsi="Garamond"/>
+          <w:color w:val="000000"/>
+          <w:kern w:val="0"/>
+          <w:sz w:val="36"/>
+          <w:szCs w:val="36"/>
+          <w:shd w:fill="auto" w:val="clear"/>
+          <w:lang w:val="en-US" w:eastAsia="zh-CN" w:bidi="hi-IN"/>
+        </w:rPr>
+        <w:t xml:space="preserve"> Jesus está "combatendo" algo </w:t>
+      </w:r>
+      <w:r>
+        <w:rPr>
+          <w:rFonts w:eastAsia="Times New Roman" w:cs="Times New Roman" w:ascii="Garamond" w:hAnsi="Garamond"/>
+          <w:color w:val="000000"/>
+          <w:kern w:val="0"/>
+          <w:sz w:val="36"/>
+          <w:szCs w:val="36"/>
+          <w:shd w:fill="auto" w:val="clear"/>
+          <w:lang w:val="en-US" w:eastAsia="zh-CN" w:bidi="hi-IN"/>
+        </w:rPr>
+        <w:t>não fazia parte da lei, mas era praticado e ensinado.</w:t>
+      </w:r>
+    </w:p>
+    <w:p>
+      <w:pPr>
+        <w:pStyle w:val="TextBody"/>
+        <w:jc w:val="both"/>
+        <w:rPr>
+          <w:rFonts w:ascii="Garamond" w:hAnsi="Garamond"/>
+          <w:sz w:val="36"/>
+          <w:szCs w:val="36"/>
+        </w:rPr>
+      </w:pPr>
+      <w:r>
+        <w:rPr/>
+      </w:r>
+    </w:p>
+    <w:p>
+      <w:pPr>
+        <w:pStyle w:val="TextBody"/>
+        <w:jc w:val="both"/>
+        <w:rPr>
+          <w:rFonts w:ascii="Garamond" w:hAnsi="Garamond"/>
+          <w:sz w:val="36"/>
+          <w:szCs w:val="36"/>
+        </w:rPr>
+      </w:pPr>
+      <w:r>
+        <w:rPr>
+          <w:rFonts w:eastAsia="Arial" w:cs="Arial" w:ascii="Garamond" w:hAnsi="Garamond"/>
+          <w:color w:val="000000"/>
+          <w:kern w:val="0"/>
+          <w:sz w:val="36"/>
+          <w:szCs w:val="36"/>
+          <w:shd w:fill="auto" w:val="clear"/>
+          <w:lang w:val="en-US" w:eastAsia="zh-CN" w:bidi="hi-IN"/>
+        </w:rPr>
+        <w:t>Um hábito, um costume. Portanto, o que ele está propondo é uma mudança de postura e, não a transgressão de uma lei.</w:t>
+      </w:r>
+    </w:p>
+    <w:p>
+      <w:pPr>
+        <w:pStyle w:val="TextBody"/>
+        <w:jc w:val="both"/>
+        <w:rPr>
+          <w:rFonts w:ascii="Garamond" w:hAnsi="Garamond" w:eastAsia="Arial" w:cs="Arial"/>
+          <w:i w:val="false"/>
+          <w:i w:val="false"/>
+          <w:iCs w:val="false"/>
+          <w:color w:val="auto"/>
+          <w:kern w:val="0"/>
+          <w:sz w:val="36"/>
+          <w:szCs w:val="36"/>
+          <w:shd w:fill="auto" w:val="clear"/>
+          <w:lang w:val="en-US" w:eastAsia="zh-CN" w:bidi="hi-IN"/>
+        </w:rPr>
+      </w:pPr>
+      <w:r>
+        <w:rPr/>
+      </w:r>
+    </w:p>
+    <w:p>
+      <w:pPr>
+        <w:pStyle w:val="TextBody"/>
+        <w:jc w:val="both"/>
+        <w:rPr/>
+      </w:pPr>
+      <w:r>
+        <w:rPr>
+          <w:rFonts w:eastAsia="Times New Roman" w:cs="Times New Roman" w:ascii="Garamond" w:hAnsi="Garamond"/>
+          <w:i w:val="false"/>
+          <w:iCs w:val="false"/>
+          <w:color w:val="000000"/>
+          <w:kern w:val="0"/>
+          <w:sz w:val="36"/>
+          <w:szCs w:val="36"/>
+          <w:shd w:fill="auto" w:val="clear"/>
+          <w:lang w:val="en-US" w:eastAsia="zh-CN" w:bidi="hi-IN"/>
+        </w:rPr>
+        <w:t>Em seguida Ele nos diz que Deus distribui suas bençãos para todos os filhos. O sol brilha para bons e maus, a chuva cai sobre justos e injustos.</w:t>
+      </w:r>
+    </w:p>
+    <w:p>
+      <w:pPr>
+        <w:pStyle w:val="Normal"/>
+        <w:jc w:val="both"/>
+        <w:rPr>
+          <w:rFonts w:ascii="Garamond" w:hAnsi="Garamond" w:eastAsia="Times New Roman" w:cs="Times New Roman"/>
+          <w:i w:val="false"/>
+          <w:i w:val="false"/>
+          <w:iCs w:val="false"/>
+          <w:color w:val="000000"/>
+          <w:kern w:val="0"/>
+          <w:sz w:val="36"/>
+          <w:szCs w:val="36"/>
+          <w:shd w:fill="auto" w:val="clear"/>
+          <w:lang w:val="en-US" w:eastAsia="zh-CN" w:bidi="hi-IN"/>
+        </w:rPr>
+      </w:pPr>
+      <w:r>
+        <w:rPr>
+          <w:rFonts w:eastAsia="Times New Roman" w:cs="Times New Roman" w:ascii="Garamond" w:hAnsi="Garamond"/>
+          <w:i w:val="false"/>
+          <w:iCs w:val="false"/>
+          <w:color w:val="000000"/>
+          <w:kern w:val="0"/>
+          <w:sz w:val="36"/>
+          <w:szCs w:val="36"/>
+          <w:shd w:fill="auto" w:val="clear"/>
+          <w:lang w:val="en-US" w:eastAsia="zh-CN" w:bidi="hi-IN"/>
+        </w:rPr>
+      </w:r>
+    </w:p>
+    <w:p>
+      <w:pPr>
+        <w:pStyle w:val="Normal"/>
+        <w:ind w:left="0" w:hanging="0"/>
+        <w:jc w:val="both"/>
+        <w:rPr>
+          <w:rFonts w:ascii="Garamond" w:hAnsi="Garamond"/>
+          <w:i w:val="false"/>
+          <w:i w:val="false"/>
+          <w:iCs w:val="false"/>
+          <w:sz w:val="36"/>
+          <w:szCs w:val="36"/>
+        </w:rPr>
+      </w:pPr>
+      <w:r>
+        <w:rPr>
+          <w:rFonts w:ascii="Garamond" w:hAnsi="Garamond"/>
+          <w:i w:val="false"/>
+          <w:iCs w:val="false"/>
+          <w:sz w:val="36"/>
+          <w:szCs w:val="36"/>
+        </w:rPr>
+        <w:t xml:space="preserve">É uma mensagem direta para todos nós porque, em geral, </w:t>
+      </w:r>
+      <w:r>
+        <w:rPr>
+          <w:rFonts w:eastAsia="Arial" w:cs="Arial" w:ascii="Garamond" w:hAnsi="Garamond"/>
+          <w:i w:val="false"/>
+          <w:iCs w:val="false"/>
+          <w:color w:val="auto"/>
+          <w:kern w:val="0"/>
+          <w:sz w:val="36"/>
+          <w:szCs w:val="36"/>
+          <w:lang w:val="en-US" w:eastAsia="zh-CN" w:bidi="hi-IN"/>
+        </w:rPr>
+        <w:t>trazemos</w:t>
+      </w:r>
+      <w:r>
+        <w:rPr>
+          <w:rFonts w:ascii="Garamond" w:hAnsi="Garamond"/>
+          <w:i w:val="false"/>
+          <w:iCs w:val="false"/>
+          <w:sz w:val="36"/>
+          <w:szCs w:val="36"/>
+        </w:rPr>
+        <w:t xml:space="preserve"> a ideia de que nossos inimigos merecem o pior. Por causa do orgulho, nós os colocamos na condição daqueles que não merecem de Deus </w:t>
+      </w:r>
+      <w:r>
+        <w:rPr>
+          <w:rFonts w:eastAsia="Arial" w:cs="Arial" w:ascii="Garamond" w:hAnsi="Garamond"/>
+          <w:i w:val="false"/>
+          <w:iCs w:val="false"/>
+          <w:color w:val="auto"/>
+          <w:kern w:val="0"/>
+          <w:sz w:val="36"/>
+          <w:szCs w:val="36"/>
+          <w:lang w:val="en-US" w:eastAsia="zh-CN" w:bidi="hi-IN"/>
+        </w:rPr>
+        <w:t>outra coisa a não ser castigo.</w:t>
+      </w:r>
+    </w:p>
+    <w:p>
+      <w:pPr>
+        <w:pStyle w:val="Normal"/>
+        <w:ind w:left="0" w:hanging="0"/>
+        <w:jc w:val="both"/>
+        <w:rPr>
+          <w:rFonts w:ascii="Garamond" w:hAnsi="Garamond"/>
+          <w:i w:val="false"/>
+          <w:i w:val="false"/>
+          <w:iCs w:val="false"/>
+          <w:sz w:val="36"/>
+          <w:szCs w:val="36"/>
+        </w:rPr>
+      </w:pPr>
+      <w:r>
+        <w:rPr>
+          <w:rFonts w:ascii="Garamond" w:hAnsi="Garamond"/>
+          <w:i w:val="false"/>
+          <w:iCs w:val="false"/>
+          <w:sz w:val="36"/>
+          <w:szCs w:val="36"/>
+        </w:rPr>
+      </w:r>
+    </w:p>
+    <w:p>
+      <w:pPr>
+        <w:pStyle w:val="Normal"/>
+        <w:ind w:left="0" w:hanging="0"/>
+        <w:jc w:val="both"/>
+        <w:rPr>
+          <w:rFonts w:ascii="Garamond" w:hAnsi="Garamond"/>
+          <w:i w:val="false"/>
+          <w:i w:val="false"/>
+          <w:iCs w:val="false"/>
+          <w:sz w:val="36"/>
+          <w:szCs w:val="36"/>
+        </w:rPr>
+      </w:pPr>
+      <w:r>
+        <w:rPr>
+          <w:rFonts w:ascii="Garamond" w:hAnsi="Garamond"/>
+          <w:i w:val="false"/>
+          <w:iCs w:val="false"/>
+          <w:sz w:val="36"/>
+          <w:szCs w:val="36"/>
+        </w:rPr>
+        <w:t xml:space="preserve">Deus ama e abençoa a todos os Seus filhos, </w:t>
+      </w:r>
+      <w:r>
+        <w:rPr>
+          <w:rFonts w:eastAsia="Arial" w:cs="Arial" w:ascii="Garamond" w:hAnsi="Garamond"/>
+          <w:i w:val="false"/>
+          <w:iCs w:val="false"/>
+          <w:color w:val="auto"/>
+          <w:kern w:val="0"/>
+          <w:sz w:val="36"/>
+          <w:szCs w:val="36"/>
+          <w:lang w:val="en-US" w:eastAsia="zh-CN" w:bidi="hi-IN"/>
+        </w:rPr>
+        <w:t>incondicionalmente, incluindo nossos inimigos</w:t>
+      </w:r>
+      <w:r>
+        <w:rPr>
+          <w:rFonts w:ascii="Garamond" w:hAnsi="Garamond"/>
+          <w:i w:val="false"/>
+          <w:iCs w:val="false"/>
+          <w:sz w:val="36"/>
+          <w:szCs w:val="36"/>
+        </w:rPr>
+        <w:t xml:space="preserve">. Contudo, Jesus não está </w:t>
+      </w:r>
+      <w:r>
+        <w:rPr>
+          <w:rFonts w:eastAsia="Arial" w:cs="Arial" w:ascii="Garamond" w:hAnsi="Garamond"/>
+          <w:i w:val="false"/>
+          <w:iCs w:val="false"/>
+          <w:color w:val="auto"/>
+          <w:kern w:val="0"/>
+          <w:sz w:val="36"/>
+          <w:szCs w:val="36"/>
+          <w:lang w:val="en-US" w:eastAsia="zh-CN" w:bidi="hi-IN"/>
+        </w:rPr>
+        <w:t xml:space="preserve">afirmando que Deus trata bons e maus, justos e injustos da mesma maneira. </w:t>
+      </w:r>
+    </w:p>
+    <w:p>
+      <w:pPr>
+        <w:pStyle w:val="Normal"/>
+        <w:ind w:left="0" w:hanging="0"/>
+        <w:jc w:val="both"/>
+        <w:rPr>
+          <w:rFonts w:ascii="Garamond" w:hAnsi="Garamond"/>
+          <w:i w:val="false"/>
+          <w:i w:val="false"/>
+          <w:iCs w:val="false"/>
+          <w:sz w:val="36"/>
+          <w:szCs w:val="36"/>
+        </w:rPr>
+      </w:pPr>
+      <w:r>
+        <w:rPr>
+          <w:rFonts w:ascii="Garamond" w:hAnsi="Garamond"/>
+          <w:i w:val="false"/>
+          <w:iCs w:val="false"/>
+          <w:sz w:val="36"/>
+          <w:szCs w:val="36"/>
+        </w:rPr>
+      </w:r>
+    </w:p>
+    <w:p>
+      <w:pPr>
+        <w:pStyle w:val="Normal"/>
+        <w:ind w:left="0" w:hanging="0"/>
+        <w:jc w:val="both"/>
+        <w:rPr>
+          <w:rFonts w:ascii="Garamond" w:hAnsi="Garamond"/>
+          <w:i w:val="false"/>
+          <w:i w:val="false"/>
+          <w:iCs w:val="false"/>
+          <w:sz w:val="36"/>
+          <w:szCs w:val="36"/>
+        </w:rPr>
+      </w:pPr>
+      <w:r>
+        <w:rPr>
+          <w:rFonts w:eastAsia="Arial" w:cs="Arial" w:ascii="Garamond" w:hAnsi="Garamond"/>
+          <w:i w:val="false"/>
+          <w:iCs w:val="false"/>
+          <w:color w:val="auto"/>
+          <w:kern w:val="0"/>
+          <w:sz w:val="36"/>
+          <w:szCs w:val="36"/>
+          <w:lang w:val="en-US" w:eastAsia="zh-CN" w:bidi="hi-IN"/>
+        </w:rPr>
+        <w:t>Isso seria negar a justiça divina. Cada um de nós recebe de acordo com suas obras.</w:t>
+      </w:r>
+    </w:p>
+    <w:p>
+      <w:pPr>
+        <w:pStyle w:val="Normal"/>
+        <w:ind w:left="0" w:hanging="0"/>
+        <w:jc w:val="both"/>
+        <w:rPr>
+          <w:rFonts w:ascii="Garamond" w:hAnsi="Garamond"/>
+          <w:i w:val="false"/>
+          <w:i w:val="false"/>
+          <w:iCs w:val="false"/>
+          <w:sz w:val="36"/>
+          <w:szCs w:val="36"/>
+        </w:rPr>
+      </w:pPr>
+      <w:r>
+        <w:rPr>
+          <w:rFonts w:ascii="Garamond" w:hAnsi="Garamond"/>
+          <w:i w:val="false"/>
+          <w:iCs w:val="false"/>
+          <w:sz w:val="36"/>
+          <w:szCs w:val="36"/>
+        </w:rPr>
+      </w:r>
+    </w:p>
+    <w:p>
+      <w:pPr>
+        <w:pStyle w:val="Normal"/>
+        <w:ind w:left="0" w:hanging="0"/>
+        <w:jc w:val="both"/>
+        <w:rPr>
+          <w:rFonts w:ascii="Garamond" w:hAnsi="Garamond"/>
+          <w:i w:val="false"/>
+          <w:i w:val="false"/>
+          <w:iCs w:val="false"/>
+          <w:sz w:val="36"/>
+          <w:szCs w:val="36"/>
+        </w:rPr>
+      </w:pPr>
+      <w:r>
+        <w:rPr>
+          <w:rFonts w:eastAsia="Arial" w:cs="Arial" w:ascii="Garamond" w:hAnsi="Garamond"/>
+          <w:i w:val="false"/>
+          <w:iCs w:val="false"/>
+          <w:color w:val="auto"/>
+          <w:kern w:val="0"/>
+          <w:sz w:val="36"/>
+          <w:szCs w:val="36"/>
+          <w:lang w:val="en-US" w:eastAsia="zh-CN" w:bidi="hi-IN"/>
+        </w:rPr>
+        <w:t>O que Jesus nos ensina é que Deus, em Seu infinito amor, em Sua infinita misericórdia, não desampara nenhum de nós, por mais que tenhamos errado.</w:t>
+      </w:r>
+    </w:p>
+    <w:p>
+      <w:pPr>
+        <w:pStyle w:val="Normal"/>
+        <w:ind w:left="0" w:hanging="0"/>
+        <w:jc w:val="both"/>
+        <w:rPr>
+          <w:rFonts w:ascii="Garamond" w:hAnsi="Garamond"/>
+          <w:i w:val="false"/>
+          <w:i w:val="false"/>
+          <w:iCs w:val="false"/>
+          <w:sz w:val="36"/>
+          <w:szCs w:val="36"/>
+        </w:rPr>
+      </w:pPr>
+      <w:r>
+        <w:rPr/>
+      </w:r>
+    </w:p>
+    <w:p>
+      <w:pPr>
+        <w:pStyle w:val="Normal"/>
+        <w:ind w:left="0" w:hanging="0"/>
+        <w:jc w:val="both"/>
+        <w:rPr>
+          <w:rFonts w:ascii="Garamond" w:hAnsi="Garamond"/>
+          <w:i w:val="false"/>
+          <w:i w:val="false"/>
+          <w:iCs w:val="false"/>
+          <w:sz w:val="36"/>
+          <w:szCs w:val="36"/>
+        </w:rPr>
+      </w:pPr>
+      <w:r>
+        <w:rPr>
+          <w:rFonts w:eastAsia="Arial" w:cs="Arial" w:ascii="Garamond" w:hAnsi="Garamond"/>
+          <w:i w:val="false"/>
+          <w:iCs w:val="false"/>
+          <w:color w:val="auto"/>
+          <w:kern w:val="0"/>
+          <w:sz w:val="36"/>
+          <w:szCs w:val="36"/>
+          <w:lang w:val="en-US" w:eastAsia="zh-CN" w:bidi="hi-IN"/>
+        </w:rPr>
+        <w:t>Mas o Mestre também diz que devemos amar os inimigos, fazer o bem a quem nos odeia e orar por aqueles que nos caluniam, se queremos verdadeiramente receber a misericórdia do Pai.</w:t>
+      </w:r>
+    </w:p>
+    <w:p>
+      <w:pPr>
+        <w:pStyle w:val="Normal"/>
+        <w:ind w:left="0" w:hanging="0"/>
+        <w:jc w:val="both"/>
+        <w:rPr>
+          <w:rFonts w:ascii="Garamond" w:hAnsi="Garamond"/>
+          <w:i w:val="false"/>
+          <w:i w:val="false"/>
+          <w:iCs w:val="false"/>
+          <w:sz w:val="36"/>
+          <w:szCs w:val="36"/>
+        </w:rPr>
+      </w:pPr>
+      <w:r>
+        <w:rPr>
+          <w:rFonts w:ascii="Garamond" w:hAnsi="Garamond"/>
+          <w:i w:val="false"/>
+          <w:iCs w:val="false"/>
+          <w:sz w:val="36"/>
+          <w:szCs w:val="36"/>
+        </w:rPr>
+      </w:r>
+    </w:p>
+    <w:p>
+      <w:pPr>
+        <w:pStyle w:val="Normal"/>
+        <w:ind w:left="0" w:hanging="0"/>
+        <w:jc w:val="both"/>
+        <w:rPr>
+          <w:rFonts w:ascii="Garamond" w:hAnsi="Garamond"/>
+          <w:i w:val="false"/>
+          <w:i w:val="false"/>
+          <w:iCs w:val="false"/>
+          <w:sz w:val="36"/>
+          <w:szCs w:val="36"/>
+        </w:rPr>
+      </w:pPr>
+      <w:r>
+        <w:rPr>
+          <w:rFonts w:eastAsia="Arial" w:cs="Arial" w:ascii="Garamond" w:hAnsi="Garamond"/>
+          <w:i w:val="false"/>
+          <w:iCs w:val="false"/>
+          <w:color w:val="auto"/>
+          <w:kern w:val="0"/>
+          <w:sz w:val="36"/>
+          <w:szCs w:val="36"/>
+          <w:lang w:val="en-US" w:eastAsia="zh-CN" w:bidi="hi-IN"/>
+        </w:rPr>
+        <w:t>Afinal de contas, se eu odeio os inimigos, retribuo o mal com o próprio mal,  e não perdoo a ninguém, como posso esperar que Deus me perdoe e seja misericordioso comigo?</w:t>
       </w:r>
       <w:r>
         <w:br w:type="page"/>
-      </w:r>
-    </w:p>
-    <w:p>
-      <w:pPr>
-        <w:pStyle w:val="TextBody"/>
-        <w:jc w:val="both"/>
-        <w:rPr/>
-      </w:pPr>
-      <w:r>
-        <w:rPr>
-          <w:rFonts w:eastAsia="Times New Roman" w:cs="Times New Roman" w:ascii="Garamond" w:hAnsi="Garamond"/>
-          <w:i w:val="false"/>
-          <w:iCs w:val="false"/>
-          <w:color w:val="000000"/>
-          <w:kern w:val="0"/>
-          <w:sz w:val="36"/>
-          <w:szCs w:val="36"/>
-          <w:shd w:fill="auto" w:val="clear"/>
-          <w:lang w:val="en-US" w:eastAsia="zh-CN" w:bidi="hi-IN"/>
-        </w:rPr>
-        <w:t>Em seguida Ele nos diz que Deus distribui suas bençãos para todos os filhos. O sol brilha para bons e maus, a chuva cai sobre justos e injustos.</w:t>
-      </w:r>
-    </w:p>
-    <w:p>
-      <w:pPr>
-        <w:pStyle w:val="Normal"/>
-        <w:jc w:val="both"/>
-        <w:rPr>
-          <w:rFonts w:ascii="Garamond" w:hAnsi="Garamond" w:eastAsia="Times New Roman" w:cs="Times New Roman"/>
-          <w:i w:val="false"/>
-          <w:i w:val="false"/>
-          <w:iCs w:val="false"/>
-          <w:color w:val="000000"/>
-          <w:kern w:val="0"/>
-          <w:sz w:val="36"/>
-          <w:szCs w:val="36"/>
-          <w:shd w:fill="auto" w:val="clear"/>
-          <w:lang w:val="en-US" w:eastAsia="zh-CN" w:bidi="hi-IN"/>
-        </w:rPr>
-      </w:pPr>
-      <w:r>
-        <w:rPr>
-          <w:rFonts w:eastAsia="Times New Roman" w:cs="Times New Roman" w:ascii="Garamond" w:hAnsi="Garamond"/>
-          <w:i w:val="false"/>
-          <w:iCs w:val="false"/>
-          <w:color w:val="000000"/>
-          <w:kern w:val="0"/>
-          <w:sz w:val="36"/>
-          <w:szCs w:val="36"/>
-          <w:shd w:fill="auto" w:val="clear"/>
-          <w:lang w:val="en-US" w:eastAsia="zh-CN" w:bidi="hi-IN"/>
-        </w:rPr>
-      </w:r>
-    </w:p>
-    <w:p>
-      <w:pPr>
-        <w:pStyle w:val="Normal"/>
-        <w:ind w:left="0" w:hanging="0"/>
-        <w:jc w:val="both"/>
-        <w:rPr>
-          <w:rFonts w:ascii="Garamond" w:hAnsi="Garamond"/>
-          <w:i w:val="false"/>
-          <w:i w:val="false"/>
-          <w:iCs w:val="false"/>
-          <w:sz w:val="36"/>
-          <w:szCs w:val="36"/>
-        </w:rPr>
-      </w:pPr>
-      <w:r>
-        <w:rPr>
-          <w:rFonts w:ascii="Garamond" w:hAnsi="Garamond"/>
-          <w:i w:val="false"/>
-          <w:iCs w:val="false"/>
-          <w:sz w:val="36"/>
-          <w:szCs w:val="36"/>
-        </w:rPr>
-        <w:t xml:space="preserve">É uma mensagem direta para todos nós porque, em geral, </w:t>
-      </w:r>
-      <w:r>
-        <w:rPr>
-          <w:rFonts w:eastAsia="Arial" w:cs="Arial" w:ascii="Garamond" w:hAnsi="Garamond"/>
-          <w:i w:val="false"/>
-          <w:iCs w:val="false"/>
-          <w:color w:val="auto"/>
-          <w:kern w:val="0"/>
-          <w:sz w:val="36"/>
-          <w:szCs w:val="36"/>
-          <w:lang w:val="en-US" w:eastAsia="zh-CN" w:bidi="hi-IN"/>
-        </w:rPr>
-        <w:t>trazemos</w:t>
-      </w:r>
-      <w:r>
-        <w:rPr>
-          <w:rFonts w:ascii="Garamond" w:hAnsi="Garamond"/>
-          <w:i w:val="false"/>
-          <w:iCs w:val="false"/>
-          <w:sz w:val="36"/>
-          <w:szCs w:val="36"/>
-        </w:rPr>
-        <w:t xml:space="preserve"> a ideia de que nossos inimigos merecem o pior. Por causa do orgulho, nós os colocamos na condição daqueles que não merecem de Deus </w:t>
-      </w:r>
-      <w:r>
-        <w:rPr>
-          <w:rFonts w:eastAsia="Arial" w:cs="Arial" w:ascii="Garamond" w:hAnsi="Garamond"/>
-          <w:i w:val="false"/>
-          <w:iCs w:val="false"/>
-          <w:color w:val="auto"/>
-          <w:kern w:val="0"/>
-          <w:sz w:val="36"/>
-          <w:szCs w:val="36"/>
-          <w:lang w:val="en-US" w:eastAsia="zh-CN" w:bidi="hi-IN"/>
-        </w:rPr>
-        <w:t>outra coisa a não ser castigo.</w:t>
-      </w:r>
-    </w:p>
-    <w:p>
-      <w:pPr>
-        <w:pStyle w:val="Normal"/>
-        <w:ind w:left="0" w:hanging="0"/>
-        <w:jc w:val="both"/>
-        <w:rPr>
-          <w:rFonts w:ascii="Garamond" w:hAnsi="Garamond"/>
-          <w:i w:val="false"/>
-          <w:i w:val="false"/>
-          <w:iCs w:val="false"/>
-          <w:sz w:val="36"/>
-          <w:szCs w:val="36"/>
-        </w:rPr>
-      </w:pPr>
-      <w:r>
-        <w:rPr>
-          <w:rFonts w:ascii="Garamond" w:hAnsi="Garamond"/>
-          <w:i w:val="false"/>
-          <w:iCs w:val="false"/>
-          <w:sz w:val="36"/>
-          <w:szCs w:val="36"/>
-        </w:rPr>
-      </w:r>
-    </w:p>
-    <w:p>
-      <w:pPr>
-        <w:pStyle w:val="Normal"/>
-        <w:ind w:left="0" w:hanging="0"/>
-        <w:jc w:val="both"/>
-        <w:rPr>
-          <w:rFonts w:ascii="Garamond" w:hAnsi="Garamond"/>
-          <w:i w:val="false"/>
-          <w:i w:val="false"/>
-          <w:iCs w:val="false"/>
-          <w:sz w:val="36"/>
-          <w:szCs w:val="36"/>
-        </w:rPr>
-      </w:pPr>
-      <w:r>
-        <w:rPr>
-          <w:rFonts w:ascii="Garamond" w:hAnsi="Garamond"/>
-          <w:i w:val="false"/>
-          <w:iCs w:val="false"/>
-          <w:sz w:val="36"/>
-          <w:szCs w:val="36"/>
-        </w:rPr>
-        <w:t xml:space="preserve">Deus ama e abençoa a todos os Seus filhos, </w:t>
-      </w:r>
-      <w:r>
-        <w:rPr>
-          <w:rFonts w:eastAsia="Arial" w:cs="Arial" w:ascii="Garamond" w:hAnsi="Garamond"/>
-          <w:i w:val="false"/>
-          <w:iCs w:val="false"/>
-          <w:color w:val="auto"/>
-          <w:kern w:val="0"/>
-          <w:sz w:val="36"/>
-          <w:szCs w:val="36"/>
-          <w:lang w:val="en-US" w:eastAsia="zh-CN" w:bidi="hi-IN"/>
-        </w:rPr>
-        <w:t>incondicionalmente, incluindo nossos inimigos</w:t>
-      </w:r>
-      <w:r>
-        <w:rPr>
-          <w:rFonts w:ascii="Garamond" w:hAnsi="Garamond"/>
-          <w:i w:val="false"/>
-          <w:iCs w:val="false"/>
-          <w:sz w:val="36"/>
-          <w:szCs w:val="36"/>
-        </w:rPr>
-        <w:t xml:space="preserve">. Contudo, Jesus não está </w:t>
-      </w:r>
-      <w:r>
-        <w:rPr>
-          <w:rFonts w:eastAsia="Arial" w:cs="Arial" w:ascii="Garamond" w:hAnsi="Garamond"/>
-          <w:i w:val="false"/>
-          <w:iCs w:val="false"/>
-          <w:color w:val="auto"/>
-          <w:kern w:val="0"/>
-          <w:sz w:val="36"/>
-          <w:szCs w:val="36"/>
-          <w:lang w:val="en-US" w:eastAsia="zh-CN" w:bidi="hi-IN"/>
-        </w:rPr>
-        <w:t xml:space="preserve">afirmando que Deus trata bons e maus, justos e injustos da mesma maneira. </w:t>
-      </w:r>
-    </w:p>
-    <w:p>
-      <w:pPr>
-        <w:pStyle w:val="Normal"/>
-        <w:ind w:left="0" w:hanging="0"/>
-        <w:jc w:val="both"/>
-        <w:rPr>
-          <w:rFonts w:ascii="Garamond" w:hAnsi="Garamond"/>
-          <w:i w:val="false"/>
-          <w:i w:val="false"/>
-          <w:iCs w:val="false"/>
-          <w:sz w:val="36"/>
-          <w:szCs w:val="36"/>
-        </w:rPr>
-      </w:pPr>
-      <w:r>
-        <w:rPr>
-          <w:rFonts w:ascii="Garamond" w:hAnsi="Garamond"/>
-          <w:i w:val="false"/>
-          <w:iCs w:val="false"/>
-          <w:sz w:val="36"/>
-          <w:szCs w:val="36"/>
-        </w:rPr>
-      </w:r>
-    </w:p>
-    <w:p>
-      <w:pPr>
-        <w:pStyle w:val="Normal"/>
-        <w:ind w:left="0" w:hanging="0"/>
-        <w:jc w:val="both"/>
-        <w:rPr>
-          <w:rFonts w:ascii="Garamond" w:hAnsi="Garamond"/>
-          <w:i w:val="false"/>
-          <w:i w:val="false"/>
-          <w:iCs w:val="false"/>
-          <w:sz w:val="36"/>
-          <w:szCs w:val="36"/>
-        </w:rPr>
-      </w:pPr>
-      <w:r>
-        <w:rPr>
-          <w:rFonts w:eastAsia="Arial" w:cs="Arial" w:ascii="Garamond" w:hAnsi="Garamond"/>
-          <w:i w:val="false"/>
-          <w:iCs w:val="false"/>
-          <w:color w:val="auto"/>
-          <w:kern w:val="0"/>
-          <w:sz w:val="36"/>
-          <w:szCs w:val="36"/>
-          <w:lang w:val="en-US" w:eastAsia="zh-CN" w:bidi="hi-IN"/>
-        </w:rPr>
-        <w:t>Isso seria negar a justiça divina. Cada um de nós recebe de acordo com suas obras.</w:t>
-      </w:r>
-    </w:p>
-    <w:p>
-      <w:pPr>
-        <w:pStyle w:val="Normal"/>
-        <w:ind w:left="0" w:hanging="0"/>
-        <w:jc w:val="both"/>
-        <w:rPr>
-          <w:rFonts w:ascii="Garamond" w:hAnsi="Garamond"/>
-          <w:i w:val="false"/>
-          <w:i w:val="false"/>
-          <w:iCs w:val="false"/>
-          <w:sz w:val="36"/>
-          <w:szCs w:val="36"/>
-        </w:rPr>
-      </w:pPr>
-      <w:r>
-        <w:rPr>
-          <w:rFonts w:ascii="Garamond" w:hAnsi="Garamond"/>
-          <w:i w:val="false"/>
-          <w:iCs w:val="false"/>
-          <w:sz w:val="36"/>
-          <w:szCs w:val="36"/>
-        </w:rPr>
-      </w:r>
-    </w:p>
-    <w:p>
-      <w:pPr>
-        <w:pStyle w:val="Normal"/>
-        <w:ind w:left="0" w:hanging="0"/>
-        <w:jc w:val="both"/>
-        <w:rPr>
-          <w:rFonts w:ascii="Garamond" w:hAnsi="Garamond"/>
-          <w:i w:val="false"/>
-          <w:i w:val="false"/>
-          <w:iCs w:val="false"/>
-          <w:sz w:val="36"/>
-          <w:szCs w:val="36"/>
-        </w:rPr>
-      </w:pPr>
-      <w:r>
-        <w:rPr>
-          <w:rFonts w:eastAsia="Arial" w:cs="Arial" w:ascii="Garamond" w:hAnsi="Garamond"/>
-          <w:i w:val="false"/>
-          <w:iCs w:val="false"/>
-          <w:color w:val="auto"/>
-          <w:kern w:val="0"/>
-          <w:sz w:val="36"/>
-          <w:szCs w:val="36"/>
-          <w:lang w:val="en-US" w:eastAsia="zh-CN" w:bidi="hi-IN"/>
-        </w:rPr>
-        <w:t>O que Jesus nos ensina é que Deus, em Seu infinito amor, em Sua infinita misericórdia, não desampara nenhum de nós, por mais que tenhamos errado.</w:t>
-      </w:r>
-      <w:r>
-        <w:br w:type="page"/>
-      </w:r>
-    </w:p>
-    <w:p>
-      <w:pPr>
-        <w:pStyle w:val="Normal"/>
-        <w:ind w:left="0" w:hanging="0"/>
-        <w:jc w:val="both"/>
-        <w:rPr>
-          <w:rFonts w:ascii="Garamond" w:hAnsi="Garamond"/>
-          <w:i w:val="false"/>
-          <w:i w:val="false"/>
-          <w:iCs w:val="false"/>
-          <w:sz w:val="36"/>
-          <w:szCs w:val="36"/>
-        </w:rPr>
-      </w:pPr>
-      <w:r>
-        <w:rPr>
-          <w:rFonts w:eastAsia="Arial" w:cs="Arial" w:ascii="Garamond" w:hAnsi="Garamond"/>
-          <w:i w:val="false"/>
-          <w:iCs w:val="false"/>
-          <w:color w:val="auto"/>
-          <w:kern w:val="0"/>
-          <w:sz w:val="36"/>
-          <w:szCs w:val="36"/>
-          <w:lang w:val="en-US" w:eastAsia="zh-CN" w:bidi="hi-IN"/>
-        </w:rPr>
-        <w:t>Mas o Mestre também diz que devemos amar os inimigos, fazer o bem a quem nos odeia e orar por aqueles que nos caluniam, se queremos verdadeiramente receber a misericórdia do Pai.</w:t>
-      </w:r>
-    </w:p>
-    <w:p>
-      <w:pPr>
-        <w:pStyle w:val="Normal"/>
-        <w:ind w:left="0" w:hanging="0"/>
-        <w:jc w:val="both"/>
-        <w:rPr>
-          <w:rFonts w:ascii="Garamond" w:hAnsi="Garamond"/>
-          <w:i w:val="false"/>
-          <w:i w:val="false"/>
-          <w:iCs w:val="false"/>
-          <w:sz w:val="36"/>
-          <w:szCs w:val="36"/>
-        </w:rPr>
-      </w:pPr>
-      <w:r>
-        <w:rPr>
-          <w:rFonts w:ascii="Garamond" w:hAnsi="Garamond"/>
-          <w:i w:val="false"/>
-          <w:iCs w:val="false"/>
-          <w:sz w:val="36"/>
-          <w:szCs w:val="36"/>
-        </w:rPr>
-      </w:r>
-    </w:p>
-    <w:p>
-      <w:pPr>
-        <w:pStyle w:val="Normal"/>
-        <w:ind w:left="0" w:hanging="0"/>
-        <w:jc w:val="both"/>
-        <w:rPr>
-          <w:rFonts w:ascii="Garamond" w:hAnsi="Garamond"/>
-          <w:i w:val="false"/>
-          <w:i w:val="false"/>
-          <w:iCs w:val="false"/>
-          <w:sz w:val="36"/>
-          <w:szCs w:val="36"/>
-        </w:rPr>
-      </w:pPr>
-      <w:r>
-        <w:rPr>
-          <w:rFonts w:eastAsia="Arial" w:cs="Arial" w:ascii="Garamond" w:hAnsi="Garamond"/>
-          <w:i w:val="false"/>
-          <w:iCs w:val="false"/>
-          <w:color w:val="auto"/>
-          <w:kern w:val="0"/>
-          <w:sz w:val="36"/>
-          <w:szCs w:val="36"/>
-          <w:lang w:val="en-US" w:eastAsia="zh-CN" w:bidi="hi-IN"/>
-        </w:rPr>
-        <w:t>Afinal de contas, se eu odeio os inimigos, retribuo o mal com o próprio mal,  e não perdoo a ninguém, como posso esperar que Deus me perdoe e seja misericordioso comigo?</w:t>
-      </w:r>
-    </w:p>
-    <w:p>
-      <w:pPr>
-        <w:pStyle w:val="Normal"/>
-        <w:ind w:left="0" w:hanging="0"/>
-        <w:jc w:val="both"/>
-        <w:rPr>
-          <w:rFonts w:ascii="Garamond" w:hAnsi="Garamond"/>
-          <w:i w:val="false"/>
-          <w:i w:val="false"/>
-          <w:iCs w:val="false"/>
-          <w:sz w:val="36"/>
-          <w:szCs w:val="36"/>
-        </w:rPr>
-      </w:pPr>
-      <w:r>
-        <w:rPr>
-          <w:rFonts w:ascii="Garamond" w:hAnsi="Garamond"/>
-          <w:i w:val="false"/>
-          <w:iCs w:val="false"/>
-          <w:sz w:val="36"/>
-          <w:szCs w:val="36"/>
-        </w:rPr>
       </w:r>
     </w:p>
     <w:p>
@@ -2136,7 +2436,7 @@
           <w:sz w:val="36"/>
           <w:szCs w:val="36"/>
         </w:rPr>
-        <w:t xml:space="preserve">Os publicanos eram judeus que trabalhavcam para o Império Romano cobrando impostos e, em geral, eram malvistos. </w:t>
+        <w:t xml:space="preserve">Os publicanos eram judeus que trabalhavam para o Império Romano cobrando impostos e, em geral, eram malvistos. </w:t>
       </w:r>
       <w:r>
         <w:rPr>
@@ -2181,29 +2481,8 @@
         </w:rPr>
         <w:t>.”</w:t>
       </w:r>
-    </w:p>
-    <w:p>
-      <w:pPr>
-        <w:pStyle w:val="Normal"/>
-        <w:ind w:left="0" w:hanging="0"/>
-        <w:jc w:val="both"/>
-        <w:rPr>
-          <w:rFonts w:ascii="Garamond" w:hAnsi="Garamond"/>
-          <w:i w:val="false"/>
-          <w:i w:val="false"/>
-          <w:iCs w:val="false"/>
-          <w:sz w:val="36"/>
-          <w:szCs w:val="36"/>
-        </w:rPr>
-      </w:pPr>
-      <w:r>
-        <w:rPr>
-          <w:rFonts w:ascii="Garamond" w:hAnsi="Garamond"/>
-          <w:i w:val="false"/>
-          <w:iCs w:val="false"/>
-          <w:sz w:val="36"/>
-          <w:szCs w:val="36"/>
-        </w:rPr>
+      <w:r>
+        <w:br w:type="page"/>
       </w:r>
     </w:p>
     <w:p>
@@ -2679,60 +2958,54 @@
         </w:rPr>
         <w:t>Amar, perdoar e ser fraternos com quem nos trata bem é fácil. O verdadeiro desafio surge quando nos deparamos com alguém que nos magoa ou prejudica.</w:t>
       </w:r>
+    </w:p>
+    <w:p>
+      <w:pPr>
+        <w:pStyle w:val="Normal"/>
+        <w:ind w:left="0" w:hanging="0"/>
+        <w:jc w:val="both"/>
+        <w:rPr>
+          <w:rFonts w:ascii="Garamond" w:hAnsi="Garamond"/>
+          <w:i w:val="false"/>
+          <w:i w:val="false"/>
+          <w:iCs w:val="false"/>
+          <w:sz w:val="36"/>
+          <w:szCs w:val="36"/>
+        </w:rPr>
+      </w:pPr>
+      <w:r>
+        <w:rPr/>
+      </w:r>
+    </w:p>
+    <w:p>
+      <w:pPr>
+        <w:pStyle w:val="Normal"/>
+        <w:ind w:left="0" w:hanging="0"/>
+        <w:jc w:val="both"/>
+        <w:rPr>
+          <w:rFonts w:ascii="Garamond" w:hAnsi="Garamond"/>
+          <w:i w:val="false"/>
+          <w:i w:val="false"/>
+          <w:iCs w:val="false"/>
+          <w:sz w:val="36"/>
+          <w:szCs w:val="36"/>
+        </w:rPr>
+      </w:pPr>
+      <w:r>
+        <w:rPr>
+          <w:rFonts w:eastAsia="Arial" w:cs="Arial" w:ascii="Garamond" w:hAnsi="Garamond"/>
+          <w:i w:val="false"/>
+          <w:iCs w:val="false"/>
+          <w:color w:val="auto"/>
+          <w:kern w:val="0"/>
+          <w:sz w:val="36"/>
+          <w:szCs w:val="36"/>
+          <w:lang w:val="en-US" w:eastAsia="zh-CN" w:bidi="hi-IN"/>
+        </w:rPr>
+        <w:t>É nesses momentos que somos colocados à prova e descobrimos se o conhecimento adquirido realmente está transformando nossas vidas para melhor.</w:t>
+      </w:r>
       <w:r>
         <w:br w:type="page"/>
-      </w:r>
-    </w:p>
-    <w:p>
-      <w:pPr>
-        <w:pStyle w:val="Normal"/>
-        <w:ind w:left="0" w:hanging="0"/>
-        <w:jc w:val="both"/>
-        <w:rPr>
-          <w:rFonts w:ascii="Garamond" w:hAnsi="Garamond"/>
-          <w:i w:val="false"/>
-          <w:i w:val="false"/>
-          <w:iCs w:val="false"/>
-          <w:sz w:val="36"/>
-          <w:szCs w:val="36"/>
-        </w:rPr>
-      </w:pPr>
-      <w:r>
-        <w:rPr>
-          <w:rFonts w:eastAsia="Arial" w:cs="Arial" w:ascii="Garamond" w:hAnsi="Garamond"/>
-          <w:i w:val="false"/>
-          <w:iCs w:val="false"/>
-          <w:color w:val="auto"/>
-          <w:kern w:val="0"/>
-          <w:sz w:val="36"/>
-          <w:szCs w:val="36"/>
-          <w:lang w:val="en-US" w:eastAsia="zh-CN" w:bidi="hi-IN"/>
-        </w:rPr>
-        <w:t>É nesses momentos que somos colocados à prova e descobrimos se o conhecimento adquirido realmente está transformando nossas vidas para melhor.</w:t>
-      </w:r>
-    </w:p>
-    <w:p>
-      <w:pPr>
-        <w:pStyle w:val="Normal"/>
-        <w:ind w:left="0" w:hanging="0"/>
-        <w:jc w:val="both"/>
-        <w:rPr>
-          <w:rFonts w:ascii="Garamond" w:hAnsi="Garamond"/>
-          <w:i w:val="false"/>
-          <w:i w:val="false"/>
-          <w:iCs w:val="false"/>
-          <w:sz w:val="36"/>
-          <w:szCs w:val="36"/>
-        </w:rPr>
-      </w:pPr>
-      <w:r>
-        <w:rPr>
-          <w:rFonts w:ascii="Garamond" w:hAnsi="Garamond"/>
-          <w:i w:val="false"/>
-          <w:iCs w:val="false"/>
-          <w:sz w:val="36"/>
-          <w:szCs w:val="36"/>
-        </w:rPr>
       </w:r>
     </w:p>
     <w:p>
@@ -2960,10 +3233,10 @@
         </w:rPr>
       </w:pPr>
       <w:r>
-        <w:rPr>
-          <w:sz w:val="36"/>
-          <w:szCs w:val="36"/>
-        </w:rPr>
+        <w:rPr/>
+      </w:r>
+      <w:r>
+        <w:br w:type="page"/>
       </w:r>
     </w:p>
     <w:p>
@@ -4123,7 +4396,7 @@
           <w:shd w:fill="auto" w:val="clear"/>
           <w:lang w:val="en-US" w:eastAsia="zh-CN" w:bidi="hi-IN"/>
         </w:rPr>
-        <w:t>A segunda interpretação tem um significado figurado e refere-se ao nosso estado de consciência. Sabemos que céu e inferno não são lugares físicos de felicidade ou sofrimento eternos, mas estados da consciência do Espírito. Ele sofre ou se sente feliz como consequência de suas próprias ações.</w:t>
+        <w:t>A segunda interpretação tem um significado figurado. Sabemos que céu e inferno não são lugares físicos de felicidade ou sofrimento eternos, mas estados da consciência do Espírito. Ele sofre ou se sente feliz como consequência de suas próprias ações.</w:t>
       </w:r>
       <w:r>
         <w:br w:type="page"/>
@@ -4150,7 +4423,35 @@
           <w:shd w:fill="auto" w:val="clear"/>
           <w:lang w:val="en-US" w:eastAsia="zh-CN" w:bidi="hi-IN"/>
         </w:rPr>
-        <w:t xml:space="preserve">Temos diversos exemplos na literatura espírita de irmãos que permanecem presos ao ódio ou ao desejo de vingança. Não conseguem se desvencilhar dessas ideias, e assim ficam durante anos, décadas e até mesmo séculos. </w:t>
+        <w:t xml:space="preserve">Temos diversos exemplos na literatura espírita de irmãos que permanecem presos ao ódio ou ao desejo de vingança. Não conseguem se desvencilhar dessas ideias, e assim </w:t>
+      </w:r>
+      <w:r>
+        <w:rPr>
+          <w:rFonts w:eastAsia="Times New Roman" w:cs="Times New Roman" w:ascii="Garamond" w:hAnsi="Garamond"/>
+          <w:i w:val="false"/>
+          <w:iCs w:val="false"/>
+          <w:color w:val="000000"/>
+          <w:kern w:val="0"/>
+          <w:sz w:val="36"/>
+          <w:szCs w:val="36"/>
+          <w:shd w:fill="auto" w:val="clear"/>
+          <w:lang w:val="en-US" w:eastAsia="zh-CN" w:bidi="hi-IN"/>
+        </w:rPr>
+        <w:t>permanecem</w:t>
+      </w:r>
+      <w:r>
+        <w:rPr>
+          <w:rFonts w:eastAsia="Times New Roman" w:cs="Times New Roman" w:ascii="Garamond" w:hAnsi="Garamond"/>
+          <w:i w:val="false"/>
+          <w:iCs w:val="false"/>
+          <w:color w:val="000000"/>
+          <w:kern w:val="0"/>
+          <w:sz w:val="36"/>
+          <w:szCs w:val="36"/>
+          <w:shd w:fill="auto" w:val="clear"/>
+          <w:lang w:val="en-US" w:eastAsia="zh-CN" w:bidi="hi-IN"/>
+        </w:rPr>
+        <w:t xml:space="preserve"> durante anos, décadas e até mesmo séculos. </w:t>
       </w:r>
     </w:p>
     <w:p>
@@ -4377,131 +4678,61 @@
           <w:shd w:fill="auto" w:val="clear"/>
           <w:lang w:val="en-US" w:eastAsia="zh-CN" w:bidi="hi-IN"/>
         </w:rPr>
-        <w:t>Ora, se uma preocupação legítima nos domina dessa maneira, imaginem o que é ter o coração e a mente transbordando de ódio e desejo de vingança, sobretudo depois de desencarnado.</w:t>
-      </w:r>
-    </w:p>
-    <w:p>
-      <w:pPr>
-        <w:pStyle w:val="Normal"/>
-        <w:jc w:val="both"/>
-        <w:rPr>
-          <w:sz w:val="36"/>
-          <w:szCs w:val="36"/>
-        </w:rPr>
-      </w:pPr>
-      <w:r>
-        <w:rPr>
-          <w:sz w:val="36"/>
-          <w:szCs w:val="36"/>
-        </w:rPr>
-      </w:r>
-    </w:p>
-    <w:p>
-      <w:pPr>
-        <w:pStyle w:val="Normal"/>
-        <w:jc w:val="both"/>
-        <w:rPr>
-          <w:sz w:val="36"/>
-          <w:szCs w:val="36"/>
-        </w:rPr>
-      </w:pPr>
-      <w:r>
-        <w:rPr>
-          <w:rFonts w:eastAsia="Times New Roman" w:cs="Times New Roman" w:ascii="Garamond" w:hAnsi="Garamond"/>
-          <w:i w:val="false"/>
-          <w:iCs w:val="false"/>
-          <w:color w:val="000000"/>
-          <w:kern w:val="0"/>
-          <w:sz w:val="36"/>
-          <w:szCs w:val="36"/>
-          <w:shd w:fill="auto" w:val="clear"/>
-          <w:lang w:val="en-US" w:eastAsia="zh-CN" w:bidi="hi-IN"/>
-        </w:rPr>
-        <w:t>O Espírito que alimenta</w:t>
-      </w:r>
-      <w:r>
-        <w:rPr>
-          <w:rFonts w:eastAsia="Times New Roman" w:cs="Times New Roman" w:ascii="Garamond" w:hAnsi="Garamond"/>
-          <w:i w:val="false"/>
-          <w:iCs w:val="false"/>
-          <w:color w:val="000000"/>
-          <w:kern w:val="0"/>
-          <w:sz w:val="36"/>
-          <w:szCs w:val="36"/>
-          <w:shd w:fill="auto" w:val="clear"/>
-          <w:lang w:val="en-US" w:eastAsia="zh-CN" w:bidi="hi-IN"/>
-        </w:rPr>
-        <w:t xml:space="preserve"> ódio</w:t>
-      </w:r>
-      <w:r>
-        <w:rPr>
-          <w:rFonts w:eastAsia="Times New Roman" w:cs="Times New Roman" w:ascii="Garamond" w:hAnsi="Garamond"/>
-          <w:i w:val="false"/>
-          <w:iCs w:val="false"/>
-          <w:color w:val="000000"/>
-          <w:kern w:val="0"/>
-          <w:sz w:val="36"/>
-          <w:szCs w:val="36"/>
-          <w:shd w:fill="auto" w:val="clear"/>
-          <w:lang w:val="en-US" w:eastAsia="zh-CN" w:bidi="hi-IN"/>
-        </w:rPr>
-        <w:t xml:space="preserve"> contra quem lhe fez mal</w:t>
-      </w:r>
-      <w:r>
-        <w:rPr>
-          <w:rFonts w:eastAsia="Times New Roman" w:cs="Times New Roman" w:ascii="Garamond" w:hAnsi="Garamond"/>
-          <w:i w:val="false"/>
-          <w:iCs w:val="false"/>
-          <w:color w:val="000000"/>
-          <w:kern w:val="0"/>
-          <w:sz w:val="36"/>
-          <w:szCs w:val="36"/>
-          <w:shd w:fill="auto" w:val="clear"/>
-          <w:lang w:val="en-US" w:eastAsia="zh-CN" w:bidi="hi-IN"/>
-        </w:rPr>
-        <w:t xml:space="preserve"> torna-se prisioneiro</w:t>
-      </w:r>
-      <w:r>
-        <w:rPr>
-          <w:rFonts w:eastAsia="Times New Roman" w:cs="Times New Roman" w:ascii="Garamond" w:hAnsi="Garamond"/>
-          <w:i w:val="false"/>
-          <w:iCs w:val="false"/>
-          <w:color w:val="000000"/>
-          <w:kern w:val="0"/>
-          <w:sz w:val="36"/>
-          <w:szCs w:val="36"/>
-          <w:shd w:fill="auto" w:val="clear"/>
-          <w:lang w:val="en-US" w:eastAsia="zh-CN" w:bidi="hi-IN"/>
-        </w:rPr>
-        <w:t xml:space="preserve">, e se o sentimento for recíproco, os dois acabam presos </w:t>
-      </w:r>
-      <w:r>
-        <w:rPr>
-          <w:rFonts w:eastAsia="Times New Roman" w:cs="Times New Roman" w:ascii="Garamond" w:hAnsi="Garamond"/>
-          <w:i w:val="false"/>
-          <w:iCs w:val="false"/>
-          <w:color w:val="000000"/>
-          <w:kern w:val="0"/>
-          <w:sz w:val="36"/>
-          <w:szCs w:val="36"/>
-          <w:shd w:fill="auto" w:val="clear"/>
-          <w:lang w:val="en-US" w:eastAsia="zh-CN" w:bidi="hi-IN"/>
-        </w:rPr>
-        <w:t>n</w:t>
-      </w:r>
-      <w:r>
-        <w:rPr>
-          <w:rFonts w:eastAsia="Times New Roman" w:cs="Times New Roman" w:ascii="Garamond" w:hAnsi="Garamond"/>
-          <w:i w:val="false"/>
-          <w:iCs w:val="false"/>
-          <w:color w:val="000000"/>
-          <w:kern w:val="0"/>
-          <w:sz w:val="36"/>
-          <w:szCs w:val="36"/>
-          <w:shd w:fill="auto" w:val="clear"/>
-          <w:lang w:val="en-US" w:eastAsia="zh-CN" w:bidi="hi-IN"/>
-        </w:rPr>
-        <w:t>uma cadeia de sofrimento que parece não ter fim.</w:t>
+        <w:t>S</w:t>
+      </w:r>
+      <w:r>
+        <w:rPr>
+          <w:rFonts w:eastAsia="Times New Roman" w:cs="Times New Roman" w:ascii="Garamond" w:hAnsi="Garamond"/>
+          <w:i w:val="false"/>
+          <w:iCs w:val="false"/>
+          <w:color w:val="000000"/>
+          <w:kern w:val="0"/>
+          <w:sz w:val="36"/>
+          <w:szCs w:val="36"/>
+          <w:shd w:fill="auto" w:val="clear"/>
+          <w:lang w:val="en-US" w:eastAsia="zh-CN" w:bidi="hi-IN"/>
+        </w:rPr>
+        <w:t>e uma preocupação legítima nos domina dessa maneira, imaginem o que é ter o coração e a mente transbordando de ódio e desejo de vingança, sobretudo depois de desencarnado.</w:t>
+      </w:r>
+    </w:p>
+    <w:p>
+      <w:pPr>
+        <w:pStyle w:val="Normal"/>
+        <w:jc w:val="both"/>
+        <w:rPr>
+          <w:sz w:val="36"/>
+          <w:szCs w:val="36"/>
+        </w:rPr>
+      </w:pPr>
+      <w:r>
+        <w:rPr>
+          <w:sz w:val="36"/>
+          <w:szCs w:val="36"/>
+        </w:rPr>
+      </w:r>
+    </w:p>
+    <w:p>
+      <w:pPr>
+        <w:pStyle w:val="Normal"/>
+        <w:jc w:val="both"/>
+        <w:rPr>
+          <w:sz w:val="36"/>
+          <w:szCs w:val="36"/>
+        </w:rPr>
+      </w:pPr>
+      <w:r>
+        <w:rPr>
+          <w:rFonts w:eastAsia="Times New Roman" w:cs="Times New Roman" w:ascii="Garamond" w:hAnsi="Garamond"/>
+          <w:i w:val="false"/>
+          <w:iCs w:val="false"/>
+          <w:color w:val="000000"/>
+          <w:kern w:val="0"/>
+          <w:sz w:val="36"/>
+          <w:szCs w:val="36"/>
+          <w:shd w:fill="auto" w:val="clear"/>
+          <w:lang w:val="en-US" w:eastAsia="zh-CN" w:bidi="hi-IN"/>
+        </w:rPr>
+        <w:t>O Espírito que alimenta ódio contra quem lhe fez mal torna-se prisioneiro, e se o sentimento for recíproco, os dois acabam presos numa cadeia de sofrimento que parece não ter fim.</w:t>
       </w:r>
     </w:p>
     <w:p>
@@ -4599,147 +4830,49 @@
           <w:shd w:fill="auto" w:val="clear"/>
           <w:lang w:val="en-US" w:eastAsia="zh-CN" w:bidi="hi-IN"/>
         </w:rPr>
-        <w:t xml:space="preserve">Quando </w:t>
-      </w:r>
-      <w:r>
-        <w:rPr>
-          <w:rFonts w:eastAsia="Times New Roman" w:cs="Times New Roman" w:ascii="Garamond" w:hAnsi="Garamond"/>
-          <w:i w:val="false"/>
-          <w:iCs w:val="false"/>
-          <w:color w:val="000000"/>
-          <w:kern w:val="0"/>
-          <w:sz w:val="36"/>
-          <w:szCs w:val="36"/>
-          <w:shd w:fill="auto" w:val="clear"/>
-          <w:lang w:val="en-US" w:eastAsia="zh-CN" w:bidi="hi-IN"/>
-        </w:rPr>
-        <w:t>se fala em</w:t>
-      </w:r>
-      <w:r>
-        <w:rPr>
-          <w:rFonts w:eastAsia="Times New Roman" w:cs="Times New Roman" w:ascii="Garamond" w:hAnsi="Garamond"/>
-          <w:i w:val="false"/>
-          <w:iCs w:val="false"/>
-          <w:color w:val="000000"/>
-          <w:kern w:val="0"/>
-          <w:sz w:val="36"/>
-          <w:szCs w:val="36"/>
-          <w:shd w:fill="auto" w:val="clear"/>
-          <w:lang w:val="en-US" w:eastAsia="zh-CN" w:bidi="hi-IN"/>
-        </w:rPr>
-        <w:t xml:space="preserve"> perdão, </w:t>
-      </w:r>
-      <w:r>
-        <w:rPr>
-          <w:rFonts w:eastAsia="Times New Roman" w:cs="Times New Roman" w:ascii="Garamond" w:hAnsi="Garamond"/>
-          <w:i w:val="false"/>
-          <w:iCs w:val="false"/>
-          <w:color w:val="000000"/>
-          <w:kern w:val="0"/>
-          <w:sz w:val="36"/>
-          <w:szCs w:val="36"/>
-          <w:shd w:fill="auto" w:val="clear"/>
-          <w:lang w:val="en-US" w:eastAsia="zh-CN" w:bidi="hi-IN"/>
-        </w:rPr>
-        <w:t>uma dúvida comum é</w:t>
-      </w:r>
-      <w:r>
-        <w:rPr>
-          <w:rFonts w:eastAsia="Times New Roman" w:cs="Times New Roman" w:ascii="Garamond" w:hAnsi="Garamond"/>
-          <w:i w:val="false"/>
-          <w:iCs w:val="false"/>
-          <w:color w:val="000000"/>
-          <w:kern w:val="0"/>
-          <w:sz w:val="36"/>
-          <w:szCs w:val="36"/>
-          <w:shd w:fill="auto" w:val="clear"/>
-          <w:lang w:val="en-US" w:eastAsia="zh-CN" w:bidi="hi-IN"/>
-        </w:rPr>
-        <w:t xml:space="preserve">: o que acontece se eu perdoar a pessoa, mas ela não me perdoar? </w:t>
-      </w:r>
-      <w:r>
-        <w:rPr>
-          <w:rFonts w:eastAsia="Times New Roman" w:cs="Times New Roman" w:ascii="Garamond" w:hAnsi="Garamond"/>
-          <w:i w:val="false"/>
-          <w:iCs w:val="false"/>
-          <w:color w:val="000000"/>
-          <w:kern w:val="0"/>
-          <w:sz w:val="36"/>
-          <w:szCs w:val="36"/>
-          <w:shd w:fill="auto" w:val="clear"/>
-          <w:lang w:val="en-US" w:eastAsia="zh-CN" w:bidi="hi-IN"/>
-        </w:rPr>
-        <w:t>Se</w:t>
-      </w:r>
-      <w:r>
-        <w:rPr>
-          <w:rFonts w:eastAsia="Times New Roman" w:cs="Times New Roman" w:ascii="Garamond" w:hAnsi="Garamond"/>
-          <w:i w:val="false"/>
-          <w:iCs w:val="false"/>
-          <w:color w:val="000000"/>
-          <w:kern w:val="0"/>
-          <w:sz w:val="36"/>
-          <w:szCs w:val="36"/>
-          <w:shd w:fill="auto" w:val="clear"/>
-          <w:lang w:val="en-US" w:eastAsia="zh-CN" w:bidi="hi-IN"/>
-        </w:rPr>
-        <w:t xml:space="preserve"> eu </w:t>
-      </w:r>
-      <w:r>
-        <w:rPr>
-          <w:rFonts w:eastAsia="Times New Roman" w:cs="Times New Roman" w:ascii="Garamond" w:hAnsi="Garamond"/>
-          <w:i w:val="false"/>
-          <w:iCs w:val="false"/>
-          <w:color w:val="000000"/>
-          <w:kern w:val="0"/>
-          <w:sz w:val="36"/>
-          <w:szCs w:val="36"/>
-          <w:shd w:fill="auto" w:val="clear"/>
-          <w:lang w:val="en-US" w:eastAsia="zh-CN" w:bidi="hi-IN"/>
-        </w:rPr>
-        <w:t>superei os sentimentos negativos e perdoei a pessoa</w:t>
-      </w:r>
-      <w:r>
-        <w:rPr>
-          <w:rFonts w:eastAsia="Times New Roman" w:cs="Times New Roman" w:ascii="Garamond" w:hAnsi="Garamond"/>
-          <w:i w:val="false"/>
-          <w:iCs w:val="false"/>
-          <w:color w:val="000000"/>
-          <w:kern w:val="0"/>
-          <w:sz w:val="36"/>
-          <w:szCs w:val="36"/>
-          <w:shd w:fill="auto" w:val="clear"/>
-          <w:lang w:val="en-US" w:eastAsia="zh-CN" w:bidi="hi-IN"/>
-        </w:rPr>
-        <w:t>, então os laços estabelecidos pelo ódio</w:t>
-      </w:r>
-      <w:r>
-        <w:rPr>
-          <w:rFonts w:eastAsia="Times New Roman" w:cs="Times New Roman" w:ascii="Garamond" w:hAnsi="Garamond"/>
-          <w:i w:val="false"/>
-          <w:iCs w:val="false"/>
-          <w:color w:val="000000"/>
-          <w:kern w:val="0"/>
-          <w:sz w:val="36"/>
-          <w:szCs w:val="36"/>
-          <w:shd w:fill="auto" w:val="clear"/>
-          <w:lang w:val="en-US" w:eastAsia="zh-CN" w:bidi="hi-IN"/>
-        </w:rPr>
-        <w:t xml:space="preserve"> começam a se romper do meu lado</w:t>
-      </w:r>
-      <w:r>
-        <w:rPr>
-          <w:rFonts w:eastAsia="Times New Roman" w:cs="Times New Roman" w:ascii="Garamond" w:hAnsi="Garamond"/>
-          <w:i w:val="false"/>
-          <w:iCs w:val="false"/>
-          <w:color w:val="000000"/>
-          <w:kern w:val="0"/>
-          <w:sz w:val="36"/>
-          <w:szCs w:val="36"/>
-          <w:shd w:fill="auto" w:val="clear"/>
-          <w:lang w:val="en-US" w:eastAsia="zh-CN" w:bidi="hi-IN"/>
-        </w:rPr>
-        <w:t>.</w:t>
+        <w:t>Dentro da visão espírita, uma pergunta frequente q</w:t>
+      </w:r>
+      <w:r>
+        <w:rPr>
+          <w:rFonts w:eastAsia="Times New Roman" w:cs="Times New Roman" w:ascii="Garamond" w:hAnsi="Garamond"/>
+          <w:i w:val="false"/>
+          <w:iCs w:val="false"/>
+          <w:color w:val="000000"/>
+          <w:kern w:val="0"/>
+          <w:sz w:val="36"/>
+          <w:szCs w:val="36"/>
+          <w:shd w:fill="auto" w:val="clear"/>
+          <w:lang w:val="en-US" w:eastAsia="zh-CN" w:bidi="hi-IN"/>
+        </w:rPr>
+        <w:t>uando se fala em perdão é</w:t>
+      </w:r>
+      <w:r>
+        <w:rPr>
+          <w:rFonts w:eastAsia="Times New Roman" w:cs="Times New Roman" w:ascii="Garamond" w:hAnsi="Garamond"/>
+          <w:i w:val="false"/>
+          <w:iCs w:val="false"/>
+          <w:color w:val="000000"/>
+          <w:kern w:val="0"/>
+          <w:sz w:val="36"/>
+          <w:szCs w:val="36"/>
+          <w:shd w:fill="auto" w:val="clear"/>
+          <w:lang w:val="en-US" w:eastAsia="zh-CN" w:bidi="hi-IN"/>
+        </w:rPr>
+        <w:t xml:space="preserve"> a seguinte</w:t>
+      </w:r>
+      <w:r>
+        <w:rPr>
+          <w:rFonts w:eastAsia="Times New Roman" w:cs="Times New Roman" w:ascii="Garamond" w:hAnsi="Garamond"/>
+          <w:i w:val="false"/>
+          <w:iCs w:val="false"/>
+          <w:color w:val="000000"/>
+          <w:kern w:val="0"/>
+          <w:sz w:val="36"/>
+          <w:szCs w:val="36"/>
+          <w:shd w:fill="auto" w:val="clear"/>
+          <w:lang w:val="en-US" w:eastAsia="zh-CN" w:bidi="hi-IN"/>
+        </w:rPr>
+        <w:t>: o que acontece se eu perdoar a pessoa, mas ela não me perdoar? Se eu superei os sentimentos negativos e perdoei a pessoa, então os laços estabelecidos pelo ódio começam a se romper do meu lado.</w:t>
       </w:r>
     </w:p>
     <w:p>
@@ -4760,7 +4893,259 @@
         </w:rPr>
       </w:pPr>
       <w:r>
+        <w:rPr>
+          <w:rFonts w:eastAsia="Times New Roman" w:cs="Times New Roman" w:ascii="Garamond" w:hAnsi="Garamond"/>
+          <w:i w:val="false"/>
+          <w:iCs w:val="false"/>
+          <w:color w:val="000000"/>
+          <w:kern w:val="0"/>
+          <w:sz w:val="36"/>
+          <w:szCs w:val="36"/>
+          <w:shd w:fill="auto" w:val="clear"/>
+          <w:lang w:val="en-US" w:eastAsia="zh-CN" w:bidi="hi-IN"/>
+        </w:rPr>
+      </w:r>
+    </w:p>
+    <w:p>
+      <w:pPr>
+        <w:pStyle w:val="Normal"/>
+        <w:jc w:val="both"/>
+        <w:rPr>
+          <w:rFonts w:ascii="Garamond" w:hAnsi="Garamond" w:eastAsia="Times New Roman" w:cs="Times New Roman"/>
+          <w:i w:val="false"/>
+          <w:i w:val="false"/>
+          <w:iCs w:val="false"/>
+          <w:color w:val="000000"/>
+          <w:kern w:val="0"/>
+          <w:sz w:val="36"/>
+          <w:szCs w:val="36"/>
+          <w:shd w:fill="auto" w:val="clear"/>
+          <w:lang w:val="en-US" w:eastAsia="zh-CN" w:bidi="hi-IN"/>
+        </w:rPr>
+      </w:pPr>
+      <w:r>
+        <w:rPr>
+          <w:rFonts w:eastAsia="Times New Roman" w:cs="Times New Roman" w:ascii="Garamond" w:hAnsi="Garamond"/>
+          <w:i w:val="false"/>
+          <w:iCs w:val="false"/>
+          <w:color w:val="000000"/>
+          <w:kern w:val="0"/>
+          <w:sz w:val="36"/>
+          <w:szCs w:val="36"/>
+          <w:shd w:fill="auto" w:val="clear"/>
+          <w:lang w:val="en-US" w:eastAsia="zh-CN" w:bidi="hi-IN"/>
+        </w:rPr>
+        <w:t>A reciprocidade de sentimentos ruins deixa de existir, porque, mesmo que a outra pessoa não me perdoe, já não há mais sintonia da minha parte. Eu me torno refratário ao ódio que a pessoa sente por mim.</w:t>
+      </w:r>
+    </w:p>
+    <w:p>
+      <w:pPr>
+        <w:pStyle w:val="Normal"/>
+        <w:jc w:val="both"/>
+        <w:rPr>
+          <w:rFonts w:ascii="Garamond" w:hAnsi="Garamond" w:eastAsia="Times New Roman" w:cs="Times New Roman"/>
+          <w:i w:val="false"/>
+          <w:i w:val="false"/>
+          <w:iCs w:val="false"/>
+          <w:color w:val="000000"/>
+          <w:kern w:val="0"/>
+          <w:sz w:val="36"/>
+          <w:szCs w:val="36"/>
+          <w:shd w:fill="auto" w:val="clear"/>
+          <w:lang w:val="en-US" w:eastAsia="zh-CN" w:bidi="hi-IN"/>
+        </w:rPr>
+      </w:pPr>
+      <w:r>
+        <w:rPr>
+          <w:rFonts w:eastAsia="Times New Roman" w:cs="Times New Roman" w:ascii="Garamond" w:hAnsi="Garamond"/>
+          <w:i w:val="false"/>
+          <w:iCs w:val="false"/>
+          <w:color w:val="000000"/>
+          <w:kern w:val="0"/>
+          <w:sz w:val="36"/>
+          <w:szCs w:val="36"/>
+          <w:shd w:fill="auto" w:val="clear"/>
+          <w:lang w:val="en-US" w:eastAsia="zh-CN" w:bidi="hi-IN"/>
+        </w:rPr>
+      </w:r>
+    </w:p>
+    <w:p>
+      <w:pPr>
+        <w:pStyle w:val="Normal"/>
+        <w:jc w:val="both"/>
+        <w:rPr>
+          <w:rFonts w:ascii="Garamond" w:hAnsi="Garamond" w:eastAsia="Times New Roman" w:cs="Times New Roman"/>
+          <w:i w:val="false"/>
+          <w:i w:val="false"/>
+          <w:iCs w:val="false"/>
+          <w:color w:val="000000"/>
+          <w:kern w:val="0"/>
+          <w:sz w:val="36"/>
+          <w:szCs w:val="36"/>
+          <w:shd w:fill="auto" w:val="clear"/>
+          <w:lang w:val="en-US" w:eastAsia="zh-CN" w:bidi="hi-IN"/>
+        </w:rPr>
+      </w:pPr>
+      <w:r>
+        <w:rPr>
+          <w:rFonts w:eastAsia="Times New Roman" w:cs="Times New Roman" w:ascii="Garamond" w:hAnsi="Garamond"/>
+          <w:i w:val="false"/>
+          <w:iCs w:val="false"/>
+          <w:color w:val="000000"/>
+          <w:kern w:val="0"/>
+          <w:sz w:val="36"/>
+          <w:szCs w:val="36"/>
+          <w:shd w:fill="auto" w:val="clear"/>
+          <w:lang w:val="en-US" w:eastAsia="zh-CN" w:bidi="hi-IN"/>
+        </w:rPr>
+        <w:t xml:space="preserve">Mas há algo que precisa ficar muito claro: o fato de eu perdoar alguém com quem estabeleci vínculos de ódio, não me isenta de responsabilidade de reparar faltas que eu eventualmente tenha cometido contra aquela pessoa. </w:t>
+      </w:r>
+    </w:p>
+    <w:p>
+      <w:pPr>
+        <w:pStyle w:val="Normal"/>
+        <w:jc w:val="both"/>
+        <w:rPr>
+          <w:rFonts w:ascii="Garamond" w:hAnsi="Garamond" w:eastAsia="Times New Roman" w:cs="Times New Roman"/>
+          <w:i w:val="false"/>
+          <w:i w:val="false"/>
+          <w:iCs w:val="false"/>
+          <w:color w:val="000000"/>
+          <w:kern w:val="0"/>
+          <w:sz w:val="36"/>
+          <w:szCs w:val="36"/>
+          <w:shd w:fill="auto" w:val="clear"/>
+          <w:lang w:val="en-US" w:eastAsia="zh-CN" w:bidi="hi-IN"/>
+        </w:rPr>
+      </w:pPr>
+      <w:r>
+        <w:rPr>
+          <w:rFonts w:eastAsia="Times New Roman" w:cs="Times New Roman" w:ascii="Garamond" w:hAnsi="Garamond"/>
+          <w:i w:val="false"/>
+          <w:iCs w:val="false"/>
+          <w:color w:val="000000"/>
+          <w:kern w:val="0"/>
+          <w:sz w:val="36"/>
+          <w:szCs w:val="36"/>
+          <w:shd w:fill="auto" w:val="clear"/>
+          <w:lang w:val="en-US" w:eastAsia="zh-CN" w:bidi="hi-IN"/>
+        </w:rPr>
+      </w:r>
+    </w:p>
+    <w:p>
+      <w:pPr>
+        <w:pStyle w:val="Normal"/>
+        <w:jc w:val="both"/>
+        <w:rPr>
+          <w:rFonts w:ascii="Garamond" w:hAnsi="Garamond" w:eastAsia="Times New Roman" w:cs="Times New Roman"/>
+          <w:i w:val="false"/>
+          <w:i w:val="false"/>
+          <w:iCs w:val="false"/>
+          <w:color w:val="000000"/>
+          <w:kern w:val="0"/>
+          <w:sz w:val="36"/>
+          <w:szCs w:val="36"/>
+          <w:shd w:fill="auto" w:val="clear"/>
+          <w:lang w:val="en-US" w:eastAsia="zh-CN" w:bidi="hi-IN"/>
+        </w:rPr>
+      </w:pPr>
+      <w:r>
+        <w:rPr>
+          <w:rFonts w:eastAsia="Times New Roman" w:cs="Times New Roman" w:ascii="Garamond" w:hAnsi="Garamond"/>
+          <w:i w:val="false"/>
+          <w:iCs w:val="false"/>
+          <w:color w:val="000000"/>
+          <w:kern w:val="0"/>
+          <w:sz w:val="36"/>
+          <w:szCs w:val="36"/>
+          <w:shd w:fill="auto" w:val="clear"/>
+          <w:lang w:val="en-US" w:eastAsia="zh-CN" w:bidi="hi-IN"/>
+        </w:rPr>
+        <w:t>Vamos supor que eu prejudiquei alguém. Essa pessoa, diante do eu fiz a ela, revida e também me prejudica. Passamos a alimentar ódio recíproco. Depois de um certo tempo, tomo consciência do meu erro e perdoo a pessoa pelo o que ela me fez.</w:t>
+      </w:r>
+    </w:p>
+    <w:p>
+      <w:pPr>
+        <w:pStyle w:val="Normal"/>
+        <w:jc w:val="both"/>
+        <w:rPr>
+          <w:rFonts w:ascii="Garamond" w:hAnsi="Garamond" w:eastAsia="Times New Roman" w:cs="Times New Roman"/>
+          <w:i w:val="false"/>
+          <w:i w:val="false"/>
+          <w:iCs w:val="false"/>
+          <w:color w:val="000000"/>
+          <w:kern w:val="0"/>
+          <w:sz w:val="36"/>
+          <w:szCs w:val="36"/>
+          <w:shd w:fill="auto" w:val="clear"/>
+          <w:lang w:val="en-US" w:eastAsia="zh-CN" w:bidi="hi-IN"/>
+        </w:rPr>
+      </w:pPr>
+      <w:r>
+        <w:rPr>
+          <w:rFonts w:eastAsia="Times New Roman" w:cs="Times New Roman" w:ascii="Garamond" w:hAnsi="Garamond"/>
+          <w:i w:val="false"/>
+          <w:iCs w:val="false"/>
+          <w:color w:val="000000"/>
+          <w:kern w:val="0"/>
+          <w:sz w:val="36"/>
+          <w:szCs w:val="36"/>
+          <w:shd w:fill="auto" w:val="clear"/>
+          <w:lang w:val="en-US" w:eastAsia="zh-CN" w:bidi="hi-IN"/>
+        </w:rPr>
+        <w:t>Excelente. Só que eu prejudiquei aquela pessoa. O fato de eu perdoá-la não tira de mim, a responsabilidade de reparar as faltas cometidas contra ela. Como Jesus disse, terei que pagar até o último ceitil.</w:t>
+      </w:r>
+    </w:p>
+    <w:p>
+      <w:pPr>
+        <w:pStyle w:val="Normal"/>
+        <w:jc w:val="both"/>
+        <w:rPr>
+          <w:rFonts w:ascii="Garamond" w:hAnsi="Garamond" w:eastAsia="Times New Roman" w:cs="Times New Roman"/>
+          <w:i w:val="false"/>
+          <w:i w:val="false"/>
+          <w:iCs w:val="false"/>
+          <w:color w:val="000000"/>
+          <w:kern w:val="0"/>
+          <w:sz w:val="36"/>
+          <w:szCs w:val="36"/>
+          <w:shd w:fill="auto" w:val="clear"/>
+          <w:lang w:val="en-US" w:eastAsia="zh-CN" w:bidi="hi-IN"/>
+        </w:rPr>
+      </w:pPr>
+      <w:r>
+        <w:rPr>
+          <w:rFonts w:eastAsia="Times New Roman" w:cs="Times New Roman" w:ascii="Garamond" w:hAnsi="Garamond"/>
+          <w:i w:val="false"/>
+          <w:iCs w:val="false"/>
+          <w:color w:val="000000"/>
+          <w:kern w:val="0"/>
+          <w:sz w:val="36"/>
+          <w:szCs w:val="36"/>
+          <w:shd w:fill="auto" w:val="clear"/>
+          <w:lang w:val="en-US" w:eastAsia="zh-CN" w:bidi="hi-IN"/>
+        </w:rPr>
+      </w:r>
+    </w:p>
+    <w:p>
+      <w:pPr>
+        <w:pStyle w:val="Normal"/>
+        <w:jc w:val="both"/>
         <w:rPr/>
+      </w:pPr>
+      <w:r>
+        <w:rPr>
+          <w:rFonts w:eastAsia="Times New Roman" w:cs="Times New Roman" w:ascii="Garamond" w:hAnsi="Garamond"/>
+          <w:i w:val="false"/>
+          <w:iCs w:val="false"/>
+          <w:color w:val="000000"/>
+          <w:kern w:val="0"/>
+          <w:sz w:val="36"/>
+          <w:szCs w:val="36"/>
+          <w:shd w:fill="auto" w:val="clear"/>
+          <w:lang w:val="en-US" w:eastAsia="zh-CN" w:bidi="hi-IN"/>
+        </w:rPr>
+        <w:t>Mas não há a menor dúvida: o perdão é o primeiro e mais importante passo. Afinal de contas, como vou reconhecer que preciso reparar faltas cometidas contra alguém se eu odeio a pessoa?</w:t>
       </w:r>
     </w:p>
     <w:p>
@@ -4792,7 +5177,27 @@
           <w:shd w:fill="auto" w:val="clear"/>
           <w:lang w:val="en-US" w:eastAsia="zh-CN" w:bidi="hi-IN"/>
         </w:rPr>
-        <w:t>A reciprocidade de sentimentos ruins deixa de existir, porque, mesmo que a outra pessoa não me perdoe, já não há mais sintonia da minha parte. Eu me torno refratário ao ódio que a pessoa sente por mim.</w:t>
+      </w:r>
+    </w:p>
+    <w:p>
+      <w:pPr>
+        <w:pStyle w:val="Normal"/>
+        <w:jc w:val="both"/>
+        <w:rPr/>
+      </w:pPr>
+      <w:r>
+        <w:rPr>
+          <w:rFonts w:eastAsia="Times New Roman" w:cs="Times New Roman" w:ascii="Garamond" w:hAnsi="Garamond"/>
+          <w:i w:val="false"/>
+          <w:iCs w:val="false"/>
+          <w:color w:val="000000"/>
+          <w:kern w:val="0"/>
+          <w:sz w:val="36"/>
+          <w:szCs w:val="36"/>
+          <w:shd w:fill="auto" w:val="clear"/>
+          <w:lang w:val="en-US" w:eastAsia="zh-CN" w:bidi="hi-IN"/>
+        </w:rPr>
+        <w:t xml:space="preserve">Como Kardec nos esclareceu, não significa que, de uma hora para outra, passaremos a nutrir afeto pelos adversários. </w:t>
       </w:r>
     </w:p>
     <w:p>
@@ -4813,7 +5218,38 @@
         </w:rPr>
       </w:pPr>
       <w:r>
+        <w:rPr>
+          <w:rFonts w:eastAsia="Times New Roman" w:cs="Times New Roman" w:ascii="Garamond" w:hAnsi="Garamond"/>
+          <w:i w:val="false"/>
+          <w:iCs w:val="false"/>
+          <w:color w:val="000000"/>
+          <w:kern w:val="0"/>
+          <w:sz w:val="36"/>
+          <w:szCs w:val="36"/>
+          <w:shd w:fill="auto" w:val="clear"/>
+          <w:lang w:val="en-US" w:eastAsia="zh-CN" w:bidi="hi-IN"/>
+        </w:rPr>
+      </w:r>
+    </w:p>
+    <w:p>
+      <w:pPr>
+        <w:pStyle w:val="Normal"/>
+        <w:jc w:val="both"/>
         <w:rPr/>
+      </w:pPr>
+      <w:r>
+        <w:rPr>
+          <w:rFonts w:eastAsia="Times New Roman" w:cs="Times New Roman" w:ascii="Garamond" w:hAnsi="Garamond"/>
+          <w:i w:val="false"/>
+          <w:iCs w:val="false"/>
+          <w:color w:val="000000"/>
+          <w:kern w:val="0"/>
+          <w:sz w:val="36"/>
+          <w:szCs w:val="36"/>
+          <w:shd w:fill="auto" w:val="clear"/>
+          <w:lang w:val="en-US" w:eastAsia="zh-CN" w:bidi="hi-IN"/>
+        </w:rPr>
+        <w:t>Trata-se de não retribuir o mal com o mal, esquecer as ofensas e de procurar, dentro de nossas possibilidades, restabelecer a paz.</w:t>
       </w:r>
     </w:p>
     <w:p>
@@ -4845,77 +5281,51 @@
           <w:shd w:fill="auto" w:val="clear"/>
           <w:lang w:val="en-US" w:eastAsia="zh-CN" w:bidi="hi-IN"/>
         </w:rPr>
-        <w:t>Mas há algo que precisa ficar muito claro</w:t>
-      </w:r>
-      <w:r>
-        <w:rPr>
-          <w:rFonts w:eastAsia="Times New Roman" w:cs="Times New Roman" w:ascii="Garamond" w:hAnsi="Garamond"/>
-          <w:i w:val="false"/>
-          <w:iCs w:val="false"/>
-          <w:color w:val="000000"/>
-          <w:kern w:val="0"/>
-          <w:sz w:val="36"/>
-          <w:szCs w:val="36"/>
-          <w:shd w:fill="auto" w:val="clear"/>
-          <w:lang w:val="en-US" w:eastAsia="zh-CN" w:bidi="hi-IN"/>
-        </w:rPr>
-        <w:t xml:space="preserve">: o fato de eu perdoar alguém com quem estabeleci vínculos de ódio, não me isenta de responsabilidade de reparar </w:t>
-      </w:r>
-      <w:r>
-        <w:rPr>
-          <w:rFonts w:eastAsia="Times New Roman" w:cs="Times New Roman" w:ascii="Garamond" w:hAnsi="Garamond"/>
-          <w:i w:val="false"/>
-          <w:iCs w:val="false"/>
-          <w:color w:val="000000"/>
-          <w:kern w:val="0"/>
-          <w:sz w:val="36"/>
-          <w:szCs w:val="36"/>
-          <w:shd w:fill="auto" w:val="clear"/>
-          <w:lang w:val="en-US" w:eastAsia="zh-CN" w:bidi="hi-IN"/>
-        </w:rPr>
-        <w:t>faltas</w:t>
-      </w:r>
-      <w:r>
-        <w:rPr>
-          <w:rFonts w:eastAsia="Times New Roman" w:cs="Times New Roman" w:ascii="Garamond" w:hAnsi="Garamond"/>
-          <w:i w:val="false"/>
-          <w:iCs w:val="false"/>
-          <w:color w:val="000000"/>
-          <w:kern w:val="0"/>
-          <w:sz w:val="36"/>
-          <w:szCs w:val="36"/>
-          <w:shd w:fill="auto" w:val="clear"/>
-          <w:lang w:val="en-US" w:eastAsia="zh-CN" w:bidi="hi-IN"/>
-        </w:rPr>
-        <w:t xml:space="preserve"> que eu </w:t>
-      </w:r>
-      <w:r>
-        <w:rPr>
-          <w:rFonts w:eastAsia="Times New Roman" w:cs="Times New Roman" w:ascii="Garamond" w:hAnsi="Garamond"/>
-          <w:i w:val="false"/>
-          <w:iCs w:val="false"/>
-          <w:color w:val="000000"/>
-          <w:kern w:val="0"/>
-          <w:sz w:val="36"/>
-          <w:szCs w:val="36"/>
-          <w:shd w:fill="auto" w:val="clear"/>
-          <w:lang w:val="en-US" w:eastAsia="zh-CN" w:bidi="hi-IN"/>
-        </w:rPr>
-        <w:t>eventualmente</w:t>
-      </w:r>
-      <w:r>
-        <w:rPr>
-          <w:rFonts w:eastAsia="Times New Roman" w:cs="Times New Roman" w:ascii="Garamond" w:hAnsi="Garamond"/>
-          <w:i w:val="false"/>
-          <w:iCs w:val="false"/>
-          <w:color w:val="000000"/>
-          <w:kern w:val="0"/>
-          <w:sz w:val="36"/>
-          <w:szCs w:val="36"/>
-          <w:shd w:fill="auto" w:val="clear"/>
-          <w:lang w:val="en-US" w:eastAsia="zh-CN" w:bidi="hi-IN"/>
-        </w:rPr>
-        <w:t xml:space="preserve"> tenha cometido contra aquela pessoa. </w:t>
+      </w:r>
+    </w:p>
+    <w:p>
+      <w:pPr>
+        <w:pStyle w:val="Normal"/>
+        <w:jc w:val="both"/>
+        <w:rPr/>
+      </w:pPr>
+      <w:r>
+        <w:rPr>
+          <w:rFonts w:eastAsia="Times New Roman" w:cs="Times New Roman" w:ascii="Garamond" w:hAnsi="Garamond"/>
+          <w:i w:val="false"/>
+          <w:iCs w:val="false"/>
+          <w:color w:val="000000"/>
+          <w:kern w:val="0"/>
+          <w:sz w:val="36"/>
+          <w:szCs w:val="36"/>
+          <w:shd w:fill="auto" w:val="clear"/>
+          <w:lang w:val="en-US" w:eastAsia="zh-CN" w:bidi="hi-IN"/>
+        </w:rPr>
+        <w:t>E quando falamos em esquecer as ofensas, não é apagá-las da memória. Primeiro porque isso é impossível. Segundo porque, que mérito teríamos se uma ofensa simplesmente desaparecesse de memória?</w:t>
+      </w:r>
+      <w:r>
+        <w:br w:type="page"/>
+      </w:r>
+    </w:p>
+    <w:p>
+      <w:pPr>
+        <w:pStyle w:val="Normal"/>
+        <w:jc w:val="both"/>
+        <w:rPr/>
+      </w:pPr>
+      <w:r>
+        <w:rPr>
+          <w:rFonts w:eastAsia="Times New Roman" w:cs="Times New Roman" w:ascii="Garamond" w:hAnsi="Garamond"/>
+          <w:i w:val="false"/>
+          <w:iCs w:val="false"/>
+          <w:color w:val="000000"/>
+          <w:kern w:val="0"/>
+          <w:sz w:val="36"/>
+          <w:szCs w:val="36"/>
+          <w:shd w:fill="auto" w:val="clear"/>
+          <w:lang w:val="en-US" w:eastAsia="zh-CN" w:bidi="hi-IN"/>
+        </w:rPr>
+        <w:t>O mérito está justamente em preservar a serenidade, não permitindo que sentimentos e desejos ruins invadam nosso coração ao nos recordarmos de algo que nos feriu. Isso é esquecer uma ofensa.</w:t>
       </w:r>
     </w:p>
     <w:p>
@@ -4955,30 +5365,25 @@
         <w:jc w:val="both"/>
         <w:rPr>
           <w:rFonts w:ascii="Garamond" w:hAnsi="Garamond" w:eastAsia="Times New Roman" w:cs="Times New Roman"/>
-          <w:i w:val="false"/>
-          <w:i w:val="false"/>
-          <w:iCs w:val="false"/>
-          <w:color w:val="000000"/>
-          <w:kern w:val="0"/>
-          <w:sz w:val="36"/>
-          <w:szCs w:val="36"/>
-          <w:shd w:fill="auto" w:val="clear"/>
-          <w:lang w:val="en-US" w:eastAsia="zh-CN" w:bidi="hi-IN"/>
-        </w:rPr>
-      </w:pPr>
-      <w:r>
-        <w:rPr>
-          <w:rFonts w:eastAsia="Times New Roman" w:cs="Times New Roman" w:ascii="Garamond" w:hAnsi="Garamond"/>
-          <w:i w:val="false"/>
-          <w:iCs w:val="false"/>
-          <w:color w:val="000000"/>
-          <w:kern w:val="0"/>
-          <w:sz w:val="36"/>
-          <w:szCs w:val="36"/>
-          <w:shd w:fill="auto" w:val="clear"/>
-          <w:lang w:val="en-US" w:eastAsia="zh-CN" w:bidi="hi-IN"/>
-        </w:rPr>
-        <w:t>Vamos supor que eu prejudiquei alguém. Essa pessoa, diante do eu fiz a ela, revida e também me prejudica. Passamos a alimentar ódio recíproco. Depois de um certo tempo, tomo consciência do meu erro e perdoo a pessoa pelo o que ela me fez.</w:t>
+          <w:color w:val="000000"/>
+          <w:kern w:val="0"/>
+          <w:sz w:val="36"/>
+          <w:szCs w:val="36"/>
+          <w:shd w:fill="auto" w:val="clear"/>
+          <w:lang w:val="en-US" w:eastAsia="zh-CN" w:bidi="hi-IN"/>
+        </w:rPr>
+      </w:pPr>
+      <w:r>
+        <w:rPr>
+          <w:rFonts w:eastAsia="Times New Roman" w:cs="Times New Roman" w:ascii="Garamond" w:hAnsi="Garamond"/>
+          <w:color w:val="000000"/>
+          <w:kern w:val="0"/>
+          <w:sz w:val="36"/>
+          <w:szCs w:val="36"/>
+          <w:shd w:fill="auto" w:val="clear"/>
+          <w:lang w:val="en-US" w:eastAsia="zh-CN" w:bidi="hi-IN"/>
+        </w:rPr>
+        <w:t>Há um último assunto do qual não podemos deixar de falar.</w:t>
       </w:r>
     </w:p>
     <w:p>
@@ -4987,22 +5392,17 @@
         <w:jc w:val="both"/>
         <w:rPr>
           <w:rFonts w:ascii="Garamond" w:hAnsi="Garamond" w:eastAsia="Times New Roman" w:cs="Times New Roman"/>
-          <w:i w:val="false"/>
-          <w:i w:val="false"/>
-          <w:iCs w:val="false"/>
-          <w:color w:val="000000"/>
-          <w:kern w:val="0"/>
-          <w:sz w:val="36"/>
-          <w:szCs w:val="36"/>
-          <w:shd w:fill="auto" w:val="clear"/>
-          <w:lang w:val="en-US" w:eastAsia="zh-CN" w:bidi="hi-IN"/>
-        </w:rPr>
-      </w:pPr>
-      <w:r>
-        <w:rPr>
-          <w:rFonts w:eastAsia="Times New Roman" w:cs="Times New Roman" w:ascii="Garamond" w:hAnsi="Garamond"/>
-          <w:i w:val="false"/>
-          <w:iCs w:val="false"/>
+          <w:color w:val="000000"/>
+          <w:kern w:val="0"/>
+          <w:sz w:val="36"/>
+          <w:szCs w:val="36"/>
+          <w:shd w:fill="auto" w:val="clear"/>
+          <w:lang w:val="en-US" w:eastAsia="zh-CN" w:bidi="hi-IN"/>
+        </w:rPr>
+      </w:pPr>
+      <w:r>
+        <w:rPr>
+          <w:rFonts w:eastAsia="Times New Roman" w:cs="Times New Roman" w:ascii="Garamond" w:hAnsi="Garamond"/>
           <w:color w:val="000000"/>
           <w:kern w:val="0"/>
           <w:sz w:val="36"/>
@@ -5018,569 +5418,25 @@
         <w:jc w:val="both"/>
         <w:rPr>
           <w:rFonts w:ascii="Garamond" w:hAnsi="Garamond" w:eastAsia="Times New Roman" w:cs="Times New Roman"/>
-          <w:i w:val="false"/>
-          <w:i w:val="false"/>
-          <w:iCs w:val="false"/>
-          <w:color w:val="000000"/>
-          <w:kern w:val="0"/>
-          <w:sz w:val="36"/>
-          <w:szCs w:val="36"/>
-          <w:shd w:fill="auto" w:val="clear"/>
-          <w:lang w:val="en-US" w:eastAsia="zh-CN" w:bidi="hi-IN"/>
-        </w:rPr>
-      </w:pPr>
-      <w:r>
-        <w:rPr>
-          <w:rFonts w:eastAsia="Times New Roman" w:cs="Times New Roman" w:ascii="Garamond" w:hAnsi="Garamond"/>
-          <w:i w:val="false"/>
-          <w:iCs w:val="false"/>
-          <w:color w:val="000000"/>
-          <w:kern w:val="0"/>
-          <w:sz w:val="36"/>
-          <w:szCs w:val="36"/>
-          <w:shd w:fill="auto" w:val="clear"/>
-          <w:lang w:val="en-US" w:eastAsia="zh-CN" w:bidi="hi-IN"/>
-        </w:rPr>
-        <w:t xml:space="preserve">Excelente. Começo a romper os vínculos de ódio do meu lado. Só que eu prejudiquei aquela pessoa. O fato de eu perdoá-la não tira de mim, a responsabilidade de reparar as faltas cometidas contra ela. </w:t>
-      </w:r>
-      <w:r>
-        <w:rPr>
-          <w:rFonts w:eastAsia="Times New Roman" w:cs="Times New Roman" w:ascii="Garamond" w:hAnsi="Garamond"/>
-          <w:i w:val="false"/>
-          <w:iCs w:val="false"/>
-          <w:color w:val="000000"/>
-          <w:kern w:val="0"/>
-          <w:sz w:val="36"/>
-          <w:szCs w:val="36"/>
-          <w:shd w:fill="auto" w:val="clear"/>
-          <w:lang w:val="en-US" w:eastAsia="zh-CN" w:bidi="hi-IN"/>
-        </w:rPr>
-        <w:t>Como Jesus disse, terei que pagar até o último ceitil.</w:t>
-      </w:r>
-    </w:p>
-    <w:p>
-      <w:pPr>
-        <w:pStyle w:val="Normal"/>
-        <w:jc w:val="both"/>
-        <w:rPr>
-          <w:rFonts w:ascii="Garamond" w:hAnsi="Garamond" w:eastAsia="Times New Roman" w:cs="Times New Roman"/>
-          <w:i w:val="false"/>
-          <w:i w:val="false"/>
-          <w:iCs w:val="false"/>
-          <w:color w:val="000000"/>
-          <w:kern w:val="0"/>
-          <w:sz w:val="36"/>
-          <w:szCs w:val="36"/>
-          <w:shd w:fill="auto" w:val="clear"/>
-          <w:lang w:val="en-US" w:eastAsia="zh-CN" w:bidi="hi-IN"/>
-        </w:rPr>
-      </w:pPr>
-      <w:r>
-        <w:rPr>
-          <w:rFonts w:eastAsia="Times New Roman" w:cs="Times New Roman" w:ascii="Garamond" w:hAnsi="Garamond"/>
-          <w:i w:val="false"/>
-          <w:iCs w:val="false"/>
-          <w:color w:val="000000"/>
-          <w:kern w:val="0"/>
-          <w:sz w:val="36"/>
-          <w:szCs w:val="36"/>
-          <w:shd w:fill="auto" w:val="clear"/>
-          <w:lang w:val="en-US" w:eastAsia="zh-CN" w:bidi="hi-IN"/>
-        </w:rPr>
-      </w:r>
-    </w:p>
-    <w:p>
-      <w:pPr>
-        <w:pStyle w:val="Normal"/>
-        <w:jc w:val="both"/>
-        <w:rPr/>
-      </w:pPr>
-      <w:r>
-        <w:rPr>
-          <w:rFonts w:eastAsia="Times New Roman" w:cs="Times New Roman" w:ascii="Garamond" w:hAnsi="Garamond"/>
-          <w:i w:val="false"/>
-          <w:iCs w:val="false"/>
-          <w:color w:val="000000"/>
-          <w:kern w:val="0"/>
-          <w:sz w:val="36"/>
-          <w:szCs w:val="36"/>
-          <w:shd w:fill="auto" w:val="clear"/>
-          <w:lang w:val="en-US" w:eastAsia="zh-CN" w:bidi="hi-IN"/>
-        </w:rPr>
-        <w:t xml:space="preserve">Mas não </w:t>
-      </w:r>
-      <w:r>
-        <w:rPr>
-          <w:rFonts w:eastAsia="Times New Roman" w:cs="Times New Roman" w:ascii="Garamond" w:hAnsi="Garamond"/>
-          <w:i w:val="false"/>
-          <w:iCs w:val="false"/>
-          <w:color w:val="000000"/>
-          <w:kern w:val="0"/>
-          <w:sz w:val="36"/>
-          <w:szCs w:val="36"/>
-          <w:shd w:fill="auto" w:val="clear"/>
-          <w:lang w:val="en-US" w:eastAsia="zh-CN" w:bidi="hi-IN"/>
-        </w:rPr>
-        <w:t>há a menor</w:t>
-      </w:r>
-      <w:r>
-        <w:rPr>
-          <w:rFonts w:eastAsia="Times New Roman" w:cs="Times New Roman" w:ascii="Garamond" w:hAnsi="Garamond"/>
-          <w:i w:val="false"/>
-          <w:iCs w:val="false"/>
-          <w:color w:val="000000"/>
-          <w:kern w:val="0"/>
-          <w:sz w:val="36"/>
-          <w:szCs w:val="36"/>
-          <w:shd w:fill="auto" w:val="clear"/>
-          <w:lang w:val="en-US" w:eastAsia="zh-CN" w:bidi="hi-IN"/>
-        </w:rPr>
-        <w:t xml:space="preserve"> dúvida: o perdão é o primeiro e mais importante passo. Afinal de contas, como vou reconhecer que preciso reparar faltas cometidas contra alguém </w:t>
-      </w:r>
-      <w:r>
-        <w:rPr>
-          <w:rFonts w:eastAsia="Times New Roman" w:cs="Times New Roman" w:ascii="Garamond" w:hAnsi="Garamond"/>
-          <w:i w:val="false"/>
-          <w:iCs w:val="false"/>
-          <w:color w:val="000000"/>
-          <w:kern w:val="0"/>
-          <w:sz w:val="36"/>
-          <w:szCs w:val="36"/>
-          <w:shd w:fill="auto" w:val="clear"/>
-          <w:lang w:val="en-US" w:eastAsia="zh-CN" w:bidi="hi-IN"/>
-        </w:rPr>
-        <w:t>se</w:t>
-      </w:r>
-      <w:r>
-        <w:rPr>
-          <w:rFonts w:eastAsia="Times New Roman" w:cs="Times New Roman" w:ascii="Garamond" w:hAnsi="Garamond"/>
-          <w:i w:val="false"/>
-          <w:iCs w:val="false"/>
-          <w:color w:val="000000"/>
-          <w:kern w:val="0"/>
-          <w:sz w:val="36"/>
-          <w:szCs w:val="36"/>
-          <w:shd w:fill="auto" w:val="clear"/>
-          <w:lang w:val="en-US" w:eastAsia="zh-CN" w:bidi="hi-IN"/>
-        </w:rPr>
-        <w:t xml:space="preserve"> eu odeio</w:t>
-      </w:r>
-      <w:r>
-        <w:rPr>
-          <w:rFonts w:eastAsia="Times New Roman" w:cs="Times New Roman" w:ascii="Garamond" w:hAnsi="Garamond"/>
-          <w:i w:val="false"/>
-          <w:iCs w:val="false"/>
-          <w:color w:val="000000"/>
-          <w:kern w:val="0"/>
-          <w:sz w:val="36"/>
-          <w:szCs w:val="36"/>
-          <w:shd w:fill="auto" w:val="clear"/>
-          <w:lang w:val="en-US" w:eastAsia="zh-CN" w:bidi="hi-IN"/>
-        </w:rPr>
-        <w:t xml:space="preserve"> a pessoa</w:t>
-      </w:r>
-      <w:r>
-        <w:rPr>
-          <w:rFonts w:eastAsia="Times New Roman" w:cs="Times New Roman" w:ascii="Garamond" w:hAnsi="Garamond"/>
-          <w:i w:val="false"/>
-          <w:iCs w:val="false"/>
-          <w:color w:val="000000"/>
-          <w:kern w:val="0"/>
-          <w:sz w:val="36"/>
-          <w:szCs w:val="36"/>
-          <w:shd w:fill="auto" w:val="clear"/>
-          <w:lang w:val="en-US" w:eastAsia="zh-CN" w:bidi="hi-IN"/>
-        </w:rPr>
-        <w:t>?</w:t>
-      </w:r>
-    </w:p>
-    <w:p>
-      <w:pPr>
-        <w:pStyle w:val="Normal"/>
-        <w:jc w:val="both"/>
-        <w:rPr>
-          <w:rFonts w:ascii="Garamond" w:hAnsi="Garamond" w:eastAsia="Times New Roman" w:cs="Times New Roman"/>
-          <w:i w:val="false"/>
-          <w:i w:val="false"/>
-          <w:iCs w:val="false"/>
-          <w:color w:val="000000"/>
-          <w:kern w:val="0"/>
-          <w:sz w:val="36"/>
-          <w:szCs w:val="36"/>
-          <w:shd w:fill="auto" w:val="clear"/>
-          <w:lang w:val="en-US" w:eastAsia="zh-CN" w:bidi="hi-IN"/>
-        </w:rPr>
-      </w:pPr>
-      <w:r>
-        <w:rPr/>
-      </w:r>
-    </w:p>
-    <w:p>
-      <w:pPr>
-        <w:pStyle w:val="Normal"/>
-        <w:jc w:val="both"/>
-        <w:rPr/>
-      </w:pPr>
-      <w:r>
-        <w:rPr>
-          <w:rFonts w:eastAsia="Times New Roman" w:cs="Times New Roman" w:ascii="Garamond" w:hAnsi="Garamond"/>
-          <w:i w:val="false"/>
-          <w:iCs w:val="false"/>
-          <w:color w:val="000000"/>
-          <w:kern w:val="0"/>
-          <w:sz w:val="36"/>
-          <w:szCs w:val="36"/>
-          <w:shd w:fill="auto" w:val="clear"/>
-          <w:lang w:val="en-US" w:eastAsia="zh-CN" w:bidi="hi-IN"/>
-        </w:rPr>
-        <w:t xml:space="preserve">Como Kardec nos esclareceu, não </w:t>
-      </w:r>
-      <w:r>
-        <w:rPr>
-          <w:rFonts w:eastAsia="Times New Roman" w:cs="Times New Roman" w:ascii="Garamond" w:hAnsi="Garamond"/>
-          <w:i w:val="false"/>
-          <w:iCs w:val="false"/>
-          <w:color w:val="000000"/>
-          <w:kern w:val="0"/>
-          <w:sz w:val="36"/>
-          <w:szCs w:val="36"/>
-          <w:shd w:fill="auto" w:val="clear"/>
-          <w:lang w:val="en-US" w:eastAsia="zh-CN" w:bidi="hi-IN"/>
-        </w:rPr>
-        <w:t>significa</w:t>
-      </w:r>
-      <w:r>
-        <w:rPr>
-          <w:rFonts w:eastAsia="Times New Roman" w:cs="Times New Roman" w:ascii="Garamond" w:hAnsi="Garamond"/>
-          <w:i w:val="false"/>
-          <w:iCs w:val="false"/>
-          <w:color w:val="000000"/>
-          <w:kern w:val="0"/>
-          <w:sz w:val="36"/>
-          <w:szCs w:val="36"/>
-          <w:shd w:fill="auto" w:val="clear"/>
-          <w:lang w:val="en-US" w:eastAsia="zh-CN" w:bidi="hi-IN"/>
-        </w:rPr>
-        <w:t xml:space="preserve"> que, de uma hora para outra, passaremos a nutrir afeto pelos adversários. </w:t>
-      </w:r>
-    </w:p>
-    <w:p>
-      <w:pPr>
-        <w:pStyle w:val="Normal"/>
-        <w:jc w:val="both"/>
-        <w:rPr>
-          <w:rFonts w:ascii="Garamond" w:hAnsi="Garamond" w:eastAsia="Times New Roman" w:cs="Times New Roman"/>
-          <w:i w:val="false"/>
-          <w:i w:val="false"/>
-          <w:iCs w:val="false"/>
-          <w:color w:val="000000"/>
-          <w:kern w:val="0"/>
-          <w:sz w:val="36"/>
-          <w:szCs w:val="36"/>
-          <w:shd w:fill="auto" w:val="clear"/>
-          <w:lang w:val="en-US" w:eastAsia="zh-CN" w:bidi="hi-IN"/>
-        </w:rPr>
-      </w:pPr>
-      <w:r>
-        <w:rPr>
-          <w:rFonts w:eastAsia="Times New Roman" w:cs="Times New Roman" w:ascii="Garamond" w:hAnsi="Garamond"/>
-          <w:i w:val="false"/>
-          <w:iCs w:val="false"/>
-          <w:color w:val="000000"/>
-          <w:kern w:val="0"/>
-          <w:sz w:val="36"/>
-          <w:szCs w:val="36"/>
-          <w:shd w:fill="auto" w:val="clear"/>
-          <w:lang w:val="en-US" w:eastAsia="zh-CN" w:bidi="hi-IN"/>
-        </w:rPr>
-      </w:r>
-    </w:p>
-    <w:p>
-      <w:pPr>
-        <w:pStyle w:val="Normal"/>
-        <w:jc w:val="both"/>
-        <w:rPr/>
-      </w:pPr>
-      <w:r>
-        <w:rPr>
-          <w:rFonts w:eastAsia="Times New Roman" w:cs="Times New Roman" w:ascii="Garamond" w:hAnsi="Garamond"/>
-          <w:i w:val="false"/>
-          <w:iCs w:val="false"/>
-          <w:color w:val="000000"/>
-          <w:kern w:val="0"/>
-          <w:sz w:val="36"/>
-          <w:szCs w:val="36"/>
-          <w:shd w:fill="auto" w:val="clear"/>
-          <w:lang w:val="en-US" w:eastAsia="zh-CN" w:bidi="hi-IN"/>
-        </w:rPr>
-        <w:t>Trata-se de não retribuir o mal com o mal, esquecer as ofensas e de procurar, dentro de nossas possibilidades, restabelecer a paz.</w:t>
-      </w:r>
-    </w:p>
-    <w:p>
-      <w:pPr>
-        <w:pStyle w:val="Normal"/>
-        <w:jc w:val="both"/>
-        <w:rPr>
-          <w:rFonts w:ascii="Garamond" w:hAnsi="Garamond" w:eastAsia="Times New Roman" w:cs="Times New Roman"/>
-          <w:i w:val="false"/>
-          <w:i w:val="false"/>
-          <w:iCs w:val="false"/>
-          <w:color w:val="000000"/>
-          <w:kern w:val="0"/>
-          <w:sz w:val="36"/>
-          <w:szCs w:val="36"/>
-          <w:shd w:fill="auto" w:val="clear"/>
-          <w:lang w:val="en-US" w:eastAsia="zh-CN" w:bidi="hi-IN"/>
-        </w:rPr>
-      </w:pPr>
-      <w:r>
-        <w:rPr>
-          <w:rFonts w:eastAsia="Times New Roman" w:cs="Times New Roman" w:ascii="Garamond" w:hAnsi="Garamond"/>
-          <w:i w:val="false"/>
-          <w:iCs w:val="false"/>
-          <w:color w:val="000000"/>
-          <w:kern w:val="0"/>
-          <w:sz w:val="36"/>
-          <w:szCs w:val="36"/>
-          <w:shd w:fill="auto" w:val="clear"/>
-          <w:lang w:val="en-US" w:eastAsia="zh-CN" w:bidi="hi-IN"/>
-        </w:rPr>
-      </w:r>
-    </w:p>
-    <w:p>
-      <w:pPr>
-        <w:pStyle w:val="Normal"/>
-        <w:jc w:val="both"/>
-        <w:rPr/>
-      </w:pPr>
-      <w:r>
-        <w:rPr>
-          <w:rFonts w:eastAsia="Times New Roman" w:cs="Times New Roman" w:ascii="Garamond" w:hAnsi="Garamond"/>
-          <w:i w:val="false"/>
-          <w:iCs w:val="false"/>
-          <w:color w:val="000000"/>
-          <w:kern w:val="0"/>
-          <w:sz w:val="36"/>
-          <w:szCs w:val="36"/>
-          <w:shd w:fill="auto" w:val="clear"/>
-          <w:lang w:val="en-US" w:eastAsia="zh-CN" w:bidi="hi-IN"/>
-        </w:rPr>
-        <w:t>E quando falamos em esquecer as ofensas, não é apagá-las da memória. Primeiro porque isso é impossível. Segundo porque, que mérito teríamos se uma ofensa simplesmente desaparecesse de memória?</w:t>
-      </w:r>
-      <w:r>
-        <w:br w:type="page"/>
-      </w:r>
-    </w:p>
-    <w:p>
-      <w:pPr>
-        <w:pStyle w:val="Normal"/>
-        <w:jc w:val="both"/>
-        <w:rPr/>
-      </w:pPr>
-      <w:r>
-        <w:rPr>
-          <w:rFonts w:eastAsia="Times New Roman" w:cs="Times New Roman" w:ascii="Garamond" w:hAnsi="Garamond"/>
-          <w:i w:val="false"/>
-          <w:iCs w:val="false"/>
-          <w:color w:val="000000"/>
-          <w:kern w:val="0"/>
-          <w:sz w:val="36"/>
-          <w:szCs w:val="36"/>
-          <w:shd w:fill="auto" w:val="clear"/>
-          <w:lang w:val="en-US" w:eastAsia="zh-CN" w:bidi="hi-IN"/>
-        </w:rPr>
-        <w:t>O mérito está</w:t>
-      </w:r>
-      <w:r>
-        <w:rPr>
-          <w:rFonts w:eastAsia="Times New Roman" w:cs="Times New Roman" w:ascii="Garamond" w:hAnsi="Garamond"/>
-          <w:i w:val="false"/>
-          <w:iCs w:val="false"/>
-          <w:color w:val="000000"/>
-          <w:kern w:val="0"/>
-          <w:sz w:val="36"/>
-          <w:szCs w:val="36"/>
-          <w:shd w:fill="auto" w:val="clear"/>
-          <w:lang w:val="en-US" w:eastAsia="zh-CN" w:bidi="hi-IN"/>
-        </w:rPr>
-        <w:t xml:space="preserve"> justamente em preservar a serenidade, não permitindo que sentimentos e desejos ruins invadam nosso coração ao nos recordarmos de algo que nos feriu. Isso é esquecer uma ofensa.</w:t>
-      </w:r>
-    </w:p>
-    <w:p>
-      <w:pPr>
-        <w:pStyle w:val="Normal"/>
-        <w:jc w:val="both"/>
-        <w:rPr>
-          <w:rFonts w:ascii="Garamond" w:hAnsi="Garamond" w:eastAsia="Times New Roman" w:cs="Times New Roman"/>
-          <w:i w:val="false"/>
-          <w:i w:val="false"/>
-          <w:iCs w:val="false"/>
-          <w:color w:val="000000"/>
-          <w:kern w:val="0"/>
-          <w:sz w:val="36"/>
-          <w:szCs w:val="36"/>
-          <w:shd w:fill="auto" w:val="clear"/>
-          <w:lang w:val="en-US" w:eastAsia="zh-CN" w:bidi="hi-IN"/>
-        </w:rPr>
-      </w:pPr>
-      <w:r>
-        <w:rPr/>
-      </w:r>
-    </w:p>
-    <w:p>
-      <w:pPr>
-        <w:pStyle w:val="Normal"/>
-        <w:jc w:val="both"/>
-        <w:rPr>
-          <w:rFonts w:ascii="Garamond" w:hAnsi="Garamond" w:eastAsia="Times New Roman" w:cs="Times New Roman"/>
-          <w:color w:val="000000"/>
-          <w:kern w:val="0"/>
-          <w:sz w:val="36"/>
-          <w:szCs w:val="36"/>
-          <w:shd w:fill="auto" w:val="clear"/>
-          <w:lang w:val="en-US" w:eastAsia="zh-CN" w:bidi="hi-IN"/>
-        </w:rPr>
-      </w:pPr>
-      <w:r>
-        <w:rPr>
-          <w:rFonts w:eastAsia="Times New Roman" w:cs="Times New Roman" w:ascii="Garamond" w:hAnsi="Garamond"/>
-          <w:color w:val="000000"/>
-          <w:kern w:val="0"/>
-          <w:sz w:val="36"/>
-          <w:szCs w:val="36"/>
-          <w:shd w:fill="auto" w:val="clear"/>
-          <w:lang w:val="en-US" w:eastAsia="zh-CN" w:bidi="hi-IN"/>
-        </w:rPr>
-        <w:t>Há um último</w:t>
-      </w:r>
-      <w:r>
-        <w:rPr>
-          <w:rFonts w:eastAsia="Times New Roman" w:cs="Times New Roman" w:ascii="Garamond" w:hAnsi="Garamond"/>
-          <w:color w:val="000000"/>
-          <w:kern w:val="0"/>
-          <w:sz w:val="36"/>
-          <w:szCs w:val="36"/>
-          <w:shd w:fill="auto" w:val="clear"/>
-          <w:lang w:val="en-US" w:eastAsia="zh-CN" w:bidi="hi-IN"/>
-        </w:rPr>
-        <w:t xml:space="preserve"> </w:t>
-      </w:r>
-      <w:r>
-        <w:rPr>
-          <w:rFonts w:eastAsia="Times New Roman" w:cs="Times New Roman" w:ascii="Garamond" w:hAnsi="Garamond"/>
-          <w:color w:val="000000"/>
-          <w:kern w:val="0"/>
-          <w:sz w:val="36"/>
-          <w:szCs w:val="36"/>
-          <w:shd w:fill="auto" w:val="clear"/>
-          <w:lang w:val="en-US" w:eastAsia="zh-CN" w:bidi="hi-IN"/>
-        </w:rPr>
-        <w:t>assunto</w:t>
-      </w:r>
-      <w:r>
-        <w:rPr>
-          <w:rFonts w:eastAsia="Times New Roman" w:cs="Times New Roman" w:ascii="Garamond" w:hAnsi="Garamond"/>
-          <w:color w:val="000000"/>
-          <w:kern w:val="0"/>
-          <w:sz w:val="36"/>
-          <w:szCs w:val="36"/>
-          <w:shd w:fill="auto" w:val="clear"/>
-          <w:lang w:val="en-US" w:eastAsia="zh-CN" w:bidi="hi-IN"/>
-        </w:rPr>
-        <w:t xml:space="preserve"> do qual não podemos deixar de falar</w:t>
-      </w:r>
-      <w:r>
-        <w:rPr>
-          <w:rFonts w:eastAsia="Times New Roman" w:cs="Times New Roman" w:ascii="Garamond" w:hAnsi="Garamond"/>
-          <w:color w:val="000000"/>
-          <w:kern w:val="0"/>
-          <w:sz w:val="36"/>
-          <w:szCs w:val="36"/>
-          <w:shd w:fill="auto" w:val="clear"/>
-          <w:lang w:val="en-US" w:eastAsia="zh-CN" w:bidi="hi-IN"/>
-        </w:rPr>
-        <w:t>.</w:t>
-      </w:r>
-    </w:p>
-    <w:p>
-      <w:pPr>
-        <w:pStyle w:val="Normal"/>
-        <w:jc w:val="both"/>
-        <w:rPr>
-          <w:rFonts w:ascii="Garamond" w:hAnsi="Garamond" w:eastAsia="Times New Roman" w:cs="Times New Roman"/>
-          <w:color w:val="000000"/>
-          <w:kern w:val="0"/>
-          <w:sz w:val="36"/>
-          <w:szCs w:val="36"/>
-          <w:shd w:fill="auto" w:val="clear"/>
-          <w:lang w:val="en-US" w:eastAsia="zh-CN" w:bidi="hi-IN"/>
-        </w:rPr>
-      </w:pPr>
-      <w:r>
-        <w:rPr/>
-      </w:r>
-    </w:p>
-    <w:p>
-      <w:pPr>
-        <w:pStyle w:val="Normal"/>
-        <w:jc w:val="both"/>
-        <w:rPr>
-          <w:rFonts w:ascii="Garamond" w:hAnsi="Garamond" w:eastAsia="Times New Roman" w:cs="Times New Roman"/>
-          <w:color w:val="000000"/>
-          <w:kern w:val="0"/>
-          <w:sz w:val="36"/>
-          <w:szCs w:val="36"/>
-          <w:shd w:fill="auto" w:val="clear"/>
-          <w:lang w:val="en-US" w:eastAsia="zh-CN" w:bidi="hi-IN"/>
-        </w:rPr>
-      </w:pPr>
-      <w:r>
-        <w:rPr>
-          <w:rFonts w:eastAsia="Times New Roman" w:cs="Times New Roman" w:ascii="Garamond" w:hAnsi="Garamond"/>
-          <w:color w:val="000000"/>
-          <w:kern w:val="0"/>
-          <w:sz w:val="36"/>
-          <w:szCs w:val="36"/>
-          <w:shd w:fill="auto" w:val="clear"/>
-          <w:lang w:val="en-US" w:eastAsia="zh-CN" w:bidi="hi-IN"/>
-        </w:rPr>
-        <w:t>E</w:t>
-      </w:r>
-      <w:r>
-        <w:rPr>
-          <w:rFonts w:eastAsia="Times New Roman" w:cs="Times New Roman" w:ascii="Garamond" w:hAnsi="Garamond"/>
-          <w:color w:val="000000"/>
-          <w:kern w:val="0"/>
-          <w:sz w:val="36"/>
-          <w:szCs w:val="36"/>
-          <w:shd w:fill="auto" w:val="clear"/>
-          <w:lang w:val="en-US" w:eastAsia="zh-CN" w:bidi="hi-IN"/>
-        </w:rPr>
-        <w:t xml:space="preserve">m Mateus 5:32-48 Jesus nos </w:t>
-      </w:r>
-      <w:r>
-        <w:rPr>
-          <w:rFonts w:eastAsia="Times New Roman" w:cs="Times New Roman" w:ascii="Garamond" w:hAnsi="Garamond"/>
-          <w:color w:val="000000"/>
-          <w:kern w:val="0"/>
-          <w:sz w:val="36"/>
-          <w:szCs w:val="36"/>
-          <w:shd w:fill="auto" w:val="clear"/>
-          <w:lang w:val="en-US" w:eastAsia="zh-CN" w:bidi="hi-IN"/>
-        </w:rPr>
-        <w:t>ensina</w:t>
-      </w:r>
-      <w:r>
-        <w:rPr>
-          <w:rFonts w:eastAsia="Times New Roman" w:cs="Times New Roman" w:ascii="Garamond" w:hAnsi="Garamond"/>
-          <w:color w:val="000000"/>
-          <w:kern w:val="0"/>
-          <w:sz w:val="36"/>
-          <w:szCs w:val="36"/>
-          <w:shd w:fill="auto" w:val="clear"/>
-          <w:lang w:val="en-US" w:eastAsia="zh-CN" w:bidi="hi-IN"/>
-        </w:rPr>
-        <w:t xml:space="preserve"> sobre oferecer a outra face:</w:t>
+          <w:color w:val="000000"/>
+          <w:kern w:val="0"/>
+          <w:sz w:val="36"/>
+          <w:szCs w:val="36"/>
+          <w:shd w:fill="auto" w:val="clear"/>
+          <w:lang w:val="en-US" w:eastAsia="zh-CN" w:bidi="hi-IN"/>
+        </w:rPr>
+      </w:pPr>
+      <w:r>
+        <w:rPr>
+          <w:rFonts w:eastAsia="Times New Roman" w:cs="Times New Roman" w:ascii="Garamond" w:hAnsi="Garamond"/>
+          <w:color w:val="000000"/>
+          <w:kern w:val="0"/>
+          <w:sz w:val="36"/>
+          <w:szCs w:val="36"/>
+          <w:shd w:fill="auto" w:val="clear"/>
+          <w:lang w:val="en-US" w:eastAsia="zh-CN" w:bidi="hi-IN"/>
+        </w:rPr>
+        <w:t>Em Mateus 5:32-48 Jesus nos ensina sobre oferecer a outra face:</w:t>
       </w:r>
     </w:p>
     <w:p>
@@ -5684,63 +5540,676 @@
           <w:shd w:fill="auto" w:val="clear"/>
           <w:lang w:val="en-US" w:eastAsia="zh-CN" w:bidi="hi-IN"/>
         </w:rPr>
-        <w:t xml:space="preserve">Uma vez mais, precisamos compreender corretamente o que Jesus quis </w:t>
-      </w:r>
-      <w:r>
-        <w:rPr>
-          <w:rFonts w:eastAsia="Times New Roman" w:cs="Times New Roman" w:ascii="Garamond" w:hAnsi="Garamond"/>
-          <w:i w:val="false"/>
-          <w:iCs w:val="false"/>
-          <w:color w:val="000000"/>
-          <w:kern w:val="0"/>
-          <w:sz w:val="36"/>
-          <w:szCs w:val="36"/>
-          <w:shd w:fill="auto" w:val="clear"/>
-          <w:lang w:val="en-US" w:eastAsia="zh-CN" w:bidi="hi-IN"/>
-        </w:rPr>
-        <w:t>nos dizer. A</w:t>
-      </w:r>
-      <w:r>
-        <w:rPr>
-          <w:rFonts w:eastAsia="Times New Roman" w:cs="Times New Roman" w:ascii="Garamond" w:hAnsi="Garamond"/>
-          <w:i w:val="false"/>
-          <w:iCs w:val="false"/>
-          <w:color w:val="000000"/>
-          <w:kern w:val="0"/>
-          <w:sz w:val="36"/>
-          <w:szCs w:val="36"/>
-          <w:shd w:fill="auto" w:val="clear"/>
-          <w:lang w:val="en-US" w:eastAsia="zh-CN" w:bidi="hi-IN"/>
-        </w:rPr>
-        <w:t xml:space="preserve">ssim como </w:t>
-      </w:r>
-      <w:r>
-        <w:rPr>
-          <w:rFonts w:eastAsia="Times New Roman" w:cs="Times New Roman" w:ascii="Garamond" w:hAnsi="Garamond"/>
-          <w:i w:val="false"/>
-          <w:iCs w:val="false"/>
-          <w:color w:val="000000"/>
-          <w:kern w:val="0"/>
-          <w:sz w:val="36"/>
-          <w:szCs w:val="36"/>
-          <w:shd w:fill="auto" w:val="clear"/>
-          <w:lang w:val="en-US" w:eastAsia="zh-CN" w:bidi="hi-IN"/>
-        </w:rPr>
-        <w:t>muito</w:t>
-      </w:r>
-      <w:r>
-        <w:rPr>
-          <w:rFonts w:eastAsia="Times New Roman" w:cs="Times New Roman" w:ascii="Garamond" w:hAnsi="Garamond"/>
-          <w:i w:val="false"/>
-          <w:iCs w:val="false"/>
-          <w:color w:val="000000"/>
-          <w:kern w:val="0"/>
-          <w:sz w:val="36"/>
-          <w:szCs w:val="36"/>
-          <w:shd w:fill="auto" w:val="clear"/>
-          <w:lang w:val="en-US" w:eastAsia="zh-CN" w:bidi="hi-IN"/>
-        </w:rPr>
-        <w:t xml:space="preserve"> outros ensinamentos</w:t>
+        <w:t>Uma vez mais, precisamos compreender corretamente o que Jesus quis nos dizer. Assim como muito</w:t>
+      </w:r>
+      <w:r>
+        <w:rPr>
+          <w:rFonts w:eastAsia="Times New Roman" w:cs="Times New Roman" w:ascii="Garamond" w:hAnsi="Garamond"/>
+          <w:i w:val="false"/>
+          <w:iCs w:val="false"/>
+          <w:color w:val="000000"/>
+          <w:kern w:val="0"/>
+          <w:sz w:val="36"/>
+          <w:szCs w:val="36"/>
+          <w:shd w:fill="auto" w:val="clear"/>
+          <w:lang w:val="en-US" w:eastAsia="zh-CN" w:bidi="hi-IN"/>
+        </w:rPr>
+        <w:t>s</w:t>
+      </w:r>
+      <w:r>
+        <w:rPr>
+          <w:rFonts w:eastAsia="Times New Roman" w:cs="Times New Roman" w:ascii="Garamond" w:hAnsi="Garamond"/>
+          <w:i w:val="false"/>
+          <w:iCs w:val="false"/>
+          <w:color w:val="000000"/>
+          <w:kern w:val="0"/>
+          <w:sz w:val="36"/>
+          <w:szCs w:val="36"/>
+          <w:shd w:fill="auto" w:val="clear"/>
+          <w:lang w:val="en-US" w:eastAsia="zh-CN" w:bidi="hi-IN"/>
+        </w:rPr>
+        <w:t xml:space="preserve"> outros ensinamentos, esse também não deve ser tomado no sentido literal.</w:t>
+      </w:r>
+    </w:p>
+    <w:p>
+      <w:pPr>
+        <w:pStyle w:val="Normal"/>
+        <w:jc w:val="both"/>
+        <w:rPr>
+          <w:rFonts w:ascii="Garamond" w:hAnsi="Garamond" w:eastAsia="Times New Roman" w:cs="Times New Roman"/>
+          <w:i w:val="false"/>
+          <w:i w:val="false"/>
+          <w:iCs w:val="false"/>
+          <w:color w:val="000000"/>
+          <w:kern w:val="0"/>
+          <w:sz w:val="36"/>
+          <w:szCs w:val="36"/>
+          <w:shd w:fill="auto" w:val="clear"/>
+          <w:lang w:val="en-US" w:eastAsia="zh-CN" w:bidi="hi-IN"/>
+        </w:rPr>
+      </w:pPr>
+      <w:r>
+        <w:rPr>
+          <w:rFonts w:eastAsia="Times New Roman" w:cs="Times New Roman" w:ascii="Garamond" w:hAnsi="Garamond"/>
+          <w:i w:val="false"/>
+          <w:iCs w:val="false"/>
+          <w:color w:val="000000"/>
+          <w:kern w:val="0"/>
+          <w:sz w:val="36"/>
+          <w:szCs w:val="36"/>
+          <w:shd w:fill="auto" w:val="clear"/>
+          <w:lang w:val="en-US" w:eastAsia="zh-CN" w:bidi="hi-IN"/>
+        </w:rPr>
+      </w:r>
+    </w:p>
+    <w:p>
+      <w:pPr>
+        <w:pStyle w:val="Normal"/>
+        <w:jc w:val="both"/>
+        <w:rPr/>
+      </w:pPr>
+      <w:r>
+        <w:rPr>
+          <w:rFonts w:eastAsia="Times New Roman" w:cs="Times New Roman" w:ascii="Garamond" w:hAnsi="Garamond"/>
+          <w:i w:val="false"/>
+          <w:iCs w:val="false"/>
+          <w:color w:val="000000"/>
+          <w:kern w:val="0"/>
+          <w:sz w:val="36"/>
+          <w:szCs w:val="36"/>
+          <w:shd w:fill="auto" w:val="clear"/>
+          <w:lang w:val="en-US" w:eastAsia="zh-CN" w:bidi="hi-IN"/>
+        </w:rPr>
+        <w:t>Se uma pessoa chegar ao ponto de nos agredir batendo-nos no rosto, e nós mostrarmos a ela a outra face dizendo "Bata também nessa aqui", isso vai soar como enorme afronta, e certamente vai despertar no agressor uma cólera ainda maior.</w:t>
+      </w:r>
+    </w:p>
+    <w:p>
+      <w:pPr>
+        <w:pStyle w:val="Normal"/>
+        <w:jc w:val="both"/>
+        <w:rPr>
+          <w:rFonts w:ascii="Garamond" w:hAnsi="Garamond" w:eastAsia="Times New Roman" w:cs="Times New Roman"/>
+          <w:i w:val="false"/>
+          <w:i w:val="false"/>
+          <w:iCs w:val="false"/>
+          <w:color w:val="000000"/>
+          <w:kern w:val="0"/>
+          <w:sz w:val="36"/>
+          <w:szCs w:val="36"/>
+          <w:shd w:fill="auto" w:val="clear"/>
+          <w:lang w:val="en-US" w:eastAsia="zh-CN" w:bidi="hi-IN"/>
+        </w:rPr>
+      </w:pPr>
+      <w:r>
+        <w:rPr>
+          <w:rFonts w:eastAsia="Times New Roman" w:cs="Times New Roman" w:ascii="Garamond" w:hAnsi="Garamond"/>
+          <w:i w:val="false"/>
+          <w:iCs w:val="false"/>
+          <w:color w:val="000000"/>
+          <w:kern w:val="0"/>
+          <w:sz w:val="36"/>
+          <w:szCs w:val="36"/>
+          <w:shd w:fill="auto" w:val="clear"/>
+          <w:lang w:val="en-US" w:eastAsia="zh-CN" w:bidi="hi-IN"/>
+        </w:rPr>
+      </w:r>
+    </w:p>
+    <w:p>
+      <w:pPr>
+        <w:pStyle w:val="Normal"/>
+        <w:jc w:val="both"/>
+        <w:rPr/>
+      </w:pPr>
+      <w:r>
+        <w:rPr>
+          <w:rFonts w:eastAsia="Times New Roman" w:cs="Times New Roman" w:ascii="Garamond" w:hAnsi="Garamond"/>
+          <w:i w:val="false"/>
+          <w:iCs w:val="false"/>
+          <w:color w:val="000000"/>
+          <w:kern w:val="0"/>
+          <w:sz w:val="36"/>
+          <w:szCs w:val="36"/>
+          <w:shd w:fill="auto" w:val="clear"/>
+          <w:lang w:val="en-US" w:eastAsia="zh-CN" w:bidi="hi-IN"/>
+        </w:rPr>
+        <w:t xml:space="preserve">O que Mestre nos ensina é que, diante de uma atitude de raiva, desequilíbrio ou irritação de alguém para conosco, ofereçamos à pessoa a postura contrária. </w:t>
+      </w:r>
+    </w:p>
+    <w:p>
+      <w:pPr>
+        <w:pStyle w:val="Normal"/>
+        <w:jc w:val="both"/>
+        <w:rPr>
+          <w:rFonts w:ascii="Garamond" w:hAnsi="Garamond" w:eastAsia="Times New Roman" w:cs="Times New Roman"/>
+          <w:i w:val="false"/>
+          <w:i w:val="false"/>
+          <w:iCs w:val="false"/>
+          <w:color w:val="000000"/>
+          <w:kern w:val="0"/>
+          <w:sz w:val="36"/>
+          <w:szCs w:val="36"/>
+          <w:shd w:fill="auto" w:val="clear"/>
+          <w:lang w:val="en-US" w:eastAsia="zh-CN" w:bidi="hi-IN"/>
+        </w:rPr>
+      </w:pPr>
+      <w:r>
+        <w:rPr>
+          <w:rFonts w:eastAsia="Times New Roman" w:cs="Times New Roman" w:ascii="Garamond" w:hAnsi="Garamond"/>
+          <w:i w:val="false"/>
+          <w:iCs w:val="false"/>
+          <w:color w:val="000000"/>
+          <w:kern w:val="0"/>
+          <w:sz w:val="36"/>
+          <w:szCs w:val="36"/>
+          <w:shd w:fill="auto" w:val="clear"/>
+          <w:lang w:val="en-US" w:eastAsia="zh-CN" w:bidi="hi-IN"/>
+        </w:rPr>
+      </w:r>
+    </w:p>
+    <w:p>
+      <w:pPr>
+        <w:pStyle w:val="Normal"/>
+        <w:jc w:val="both"/>
+        <w:rPr/>
+      </w:pPr>
+      <w:r>
+        <w:rPr>
+          <w:rFonts w:eastAsia="Times New Roman" w:cs="Times New Roman" w:ascii="Garamond" w:hAnsi="Garamond"/>
+          <w:i w:val="false"/>
+          <w:iCs w:val="false"/>
+          <w:color w:val="000000"/>
+          <w:kern w:val="0"/>
+          <w:sz w:val="36"/>
+          <w:szCs w:val="36"/>
+          <w:shd w:fill="auto" w:val="clear"/>
+          <w:lang w:val="en-US" w:eastAsia="zh-CN" w:bidi="hi-IN"/>
+        </w:rPr>
+        <w:t>Diante da raiva, sejamos calmos; do desequilíbrio, sejamos serenos e da irritação, sejamos pacientes.</w:t>
+      </w:r>
+    </w:p>
+    <w:p>
+      <w:pPr>
+        <w:pStyle w:val="Normal"/>
+        <w:jc w:val="both"/>
+        <w:rPr>
+          <w:rFonts w:ascii="Garamond" w:hAnsi="Garamond" w:eastAsia="Times New Roman" w:cs="Times New Roman"/>
+          <w:i w:val="false"/>
+          <w:i w:val="false"/>
+          <w:iCs w:val="false"/>
+          <w:color w:val="000000"/>
+          <w:kern w:val="0"/>
+          <w:sz w:val="36"/>
+          <w:szCs w:val="36"/>
+          <w:shd w:fill="auto" w:val="clear"/>
+          <w:lang w:val="en-US" w:eastAsia="zh-CN" w:bidi="hi-IN"/>
+        </w:rPr>
+      </w:pPr>
+      <w:r>
+        <w:rPr>
+          <w:rFonts w:eastAsia="Times New Roman" w:cs="Times New Roman" w:ascii="Garamond" w:hAnsi="Garamond"/>
+          <w:i w:val="false"/>
+          <w:iCs w:val="false"/>
+          <w:color w:val="000000"/>
+          <w:kern w:val="0"/>
+          <w:sz w:val="36"/>
+          <w:szCs w:val="36"/>
+          <w:shd w:fill="auto" w:val="clear"/>
+          <w:lang w:val="en-US" w:eastAsia="zh-CN" w:bidi="hi-IN"/>
+        </w:rPr>
+      </w:r>
+    </w:p>
+    <w:p>
+      <w:pPr>
+        <w:pStyle w:val="Normal"/>
+        <w:jc w:val="both"/>
+        <w:rPr>
+          <w:rFonts w:ascii="Garamond" w:hAnsi="Garamond" w:eastAsia="Times New Roman" w:cs="Times New Roman"/>
+          <w:i w:val="false"/>
+          <w:i w:val="false"/>
+          <w:iCs w:val="false"/>
+          <w:color w:val="000000"/>
+          <w:kern w:val="0"/>
+          <w:sz w:val="36"/>
+          <w:szCs w:val="36"/>
+          <w:shd w:fill="auto" w:val="clear"/>
+          <w:lang w:val="en-US" w:eastAsia="zh-CN" w:bidi="hi-IN"/>
+        </w:rPr>
+      </w:pPr>
+      <w:r>
+        <w:rPr>
+          <w:rFonts w:eastAsia="Times New Roman" w:cs="Times New Roman" w:ascii="Garamond" w:hAnsi="Garamond"/>
+          <w:i w:val="false"/>
+          <w:iCs w:val="false"/>
+          <w:color w:val="000000"/>
+          <w:kern w:val="0"/>
+          <w:sz w:val="36"/>
+          <w:szCs w:val="36"/>
+          <w:shd w:fill="auto" w:val="clear"/>
+          <w:lang w:val="en-US" w:eastAsia="zh-CN" w:bidi="hi-IN"/>
+        </w:rPr>
+        <w:t>Se reagirmos com os mesmos sentimentos com que formos tratados, os conflitos se tornarão ainda mais intensos.</w:t>
+      </w:r>
+      <w:r>
+        <w:br w:type="page"/>
+      </w:r>
+    </w:p>
+    <w:p>
+      <w:pPr>
+        <w:pStyle w:val="Normal"/>
+        <w:jc w:val="both"/>
+        <w:rPr/>
+      </w:pPr>
+      <w:r>
+        <w:rPr>
+          <w:rFonts w:eastAsia="Times New Roman" w:cs="Times New Roman" w:ascii="Garamond" w:hAnsi="Garamond"/>
+          <w:i w:val="false"/>
+          <w:iCs w:val="false"/>
+          <w:color w:val="000000"/>
+          <w:kern w:val="0"/>
+          <w:sz w:val="36"/>
+          <w:szCs w:val="36"/>
+          <w:shd w:fill="auto" w:val="clear"/>
+          <w:lang w:val="en-US" w:eastAsia="zh-CN" w:bidi="hi-IN"/>
+        </w:rPr>
+        <w:t xml:space="preserve">Todos nós já vivemos situações de conflitos e discussões pesadas. </w:t>
+      </w:r>
+      <w:r>
+        <w:rPr>
+          <w:rFonts w:eastAsia="Times New Roman" w:cs="Times New Roman" w:ascii="Garamond" w:hAnsi="Garamond"/>
+          <w:i w:val="false"/>
+          <w:iCs w:val="false"/>
+          <w:color w:val="000000"/>
+          <w:kern w:val="0"/>
+          <w:sz w:val="36"/>
+          <w:szCs w:val="36"/>
+          <w:shd w:fill="auto" w:val="clear"/>
+          <w:lang w:val="en-US" w:eastAsia="zh-CN" w:bidi="hi-IN"/>
+        </w:rPr>
+        <w:t>Busquemos na memória uma dessas ocasiões</w:t>
+      </w:r>
+      <w:r>
+        <w:rPr>
+          <w:rFonts w:eastAsia="Times New Roman" w:cs="Times New Roman" w:ascii="Garamond" w:hAnsi="Garamond"/>
+          <w:i w:val="false"/>
+          <w:iCs w:val="false"/>
+          <w:color w:val="000000"/>
+          <w:kern w:val="0"/>
+          <w:sz w:val="36"/>
+          <w:szCs w:val="36"/>
+          <w:shd w:fill="auto" w:val="clear"/>
+          <w:lang w:val="en-US" w:eastAsia="zh-CN" w:bidi="hi-IN"/>
+        </w:rPr>
+        <w:t xml:space="preserve"> em que devolvemos à pessoa com quem discutimos, </w:t>
+      </w:r>
+      <w:r>
+        <w:rPr>
+          <w:rFonts w:eastAsia="Times New Roman" w:cs="Times New Roman" w:ascii="Garamond" w:hAnsi="Garamond"/>
+          <w:i w:val="false"/>
+          <w:iCs w:val="false"/>
+          <w:color w:val="000000"/>
+          <w:kern w:val="0"/>
+          <w:sz w:val="36"/>
+          <w:szCs w:val="36"/>
+          <w:shd w:fill="auto" w:val="clear"/>
+          <w:lang w:val="en-US" w:eastAsia="zh-CN" w:bidi="hi-IN"/>
+        </w:rPr>
+        <w:t xml:space="preserve">as mesmas ofensas, </w:t>
+      </w:r>
+      <w:r>
+        <w:rPr>
+          <w:rFonts w:eastAsia="Times New Roman" w:cs="Times New Roman" w:ascii="Garamond" w:hAnsi="Garamond"/>
+          <w:i w:val="false"/>
+          <w:iCs w:val="false"/>
+          <w:color w:val="000000"/>
+          <w:kern w:val="0"/>
+          <w:sz w:val="36"/>
+          <w:szCs w:val="36"/>
+          <w:shd w:fill="auto" w:val="clear"/>
+          <w:lang w:val="en-US" w:eastAsia="zh-CN" w:bidi="hi-IN"/>
+        </w:rPr>
+        <w:t>agressões</w:t>
+      </w:r>
+      <w:r>
+        <w:rPr>
+          <w:rFonts w:eastAsia="Times New Roman" w:cs="Times New Roman" w:ascii="Garamond" w:hAnsi="Garamond"/>
+          <w:i w:val="false"/>
+          <w:iCs w:val="false"/>
+          <w:color w:val="000000"/>
+          <w:kern w:val="0"/>
+          <w:sz w:val="36"/>
+          <w:szCs w:val="36"/>
+          <w:shd w:fill="auto" w:val="clear"/>
+          <w:lang w:val="en-US" w:eastAsia="zh-CN" w:bidi="hi-IN"/>
+        </w:rPr>
+        <w:t xml:space="preserve"> e  </w:t>
+      </w:r>
+      <w:r>
+        <w:rPr>
+          <w:rFonts w:eastAsia="Times New Roman" w:cs="Times New Roman" w:ascii="Garamond" w:hAnsi="Garamond"/>
+          <w:i w:val="false"/>
+          <w:iCs w:val="false"/>
+          <w:color w:val="000000"/>
+          <w:kern w:val="0"/>
+          <w:sz w:val="36"/>
+          <w:szCs w:val="36"/>
+          <w:shd w:fill="auto" w:val="clear"/>
+          <w:lang w:val="en-US" w:eastAsia="zh-CN" w:bidi="hi-IN"/>
+        </w:rPr>
+        <w:t xml:space="preserve"> sentimentos negativos. </w:t>
+      </w:r>
+    </w:p>
+    <w:p>
+      <w:pPr>
+        <w:pStyle w:val="Normal"/>
+        <w:jc w:val="both"/>
+        <w:rPr>
+          <w:rFonts w:ascii="Garamond" w:hAnsi="Garamond" w:eastAsia="Times New Roman" w:cs="Times New Roman"/>
+          <w:i w:val="false"/>
+          <w:i w:val="false"/>
+          <w:iCs w:val="false"/>
+          <w:color w:val="000000"/>
+          <w:kern w:val="0"/>
+          <w:sz w:val="36"/>
+          <w:szCs w:val="36"/>
+          <w:shd w:fill="auto" w:val="clear"/>
+          <w:lang w:val="en-US" w:eastAsia="zh-CN" w:bidi="hi-IN"/>
+        </w:rPr>
+      </w:pPr>
+      <w:r>
+        <w:rPr>
+          <w:rFonts w:eastAsia="Times New Roman" w:cs="Times New Roman" w:ascii="Garamond" w:hAnsi="Garamond"/>
+          <w:i w:val="false"/>
+          <w:iCs w:val="false"/>
+          <w:color w:val="000000"/>
+          <w:kern w:val="0"/>
+          <w:sz w:val="36"/>
+          <w:szCs w:val="36"/>
+          <w:shd w:fill="auto" w:val="clear"/>
+          <w:lang w:val="en-US" w:eastAsia="zh-CN" w:bidi="hi-IN"/>
+        </w:rPr>
+      </w:r>
+    </w:p>
+    <w:p>
+      <w:pPr>
+        <w:pStyle w:val="Normal"/>
+        <w:jc w:val="both"/>
+        <w:rPr/>
+      </w:pPr>
+      <w:r>
+        <w:rPr>
+          <w:rFonts w:eastAsia="Times New Roman" w:cs="Times New Roman" w:ascii="Garamond" w:hAnsi="Garamond"/>
+          <w:i w:val="false"/>
+          <w:iCs w:val="false"/>
+          <w:color w:val="000000"/>
+          <w:kern w:val="0"/>
+          <w:sz w:val="36"/>
+          <w:szCs w:val="36"/>
+          <w:shd w:fill="auto" w:val="clear"/>
+          <w:lang w:val="en-US" w:eastAsia="zh-CN" w:bidi="hi-IN"/>
+        </w:rPr>
+        <w:t>E vamos responder para nós mesmos: saímos realmente bem dessa discussão? Quando ela terminou, nossa sensação era de paz,  tranquilidade, leveza e serenidade? Tenho certeza que a resposta é não.</w:t>
+      </w:r>
+    </w:p>
+    <w:p>
+      <w:pPr>
+        <w:pStyle w:val="Normal"/>
+        <w:jc w:val="both"/>
+        <w:rPr>
+          <w:rFonts w:ascii="Garamond" w:hAnsi="Garamond" w:eastAsia="Times New Roman" w:cs="Times New Roman"/>
+          <w:i w:val="false"/>
+          <w:i w:val="false"/>
+          <w:iCs w:val="false"/>
+          <w:color w:val="000000"/>
+          <w:kern w:val="0"/>
+          <w:sz w:val="36"/>
+          <w:szCs w:val="36"/>
+          <w:shd w:fill="auto" w:val="clear"/>
+          <w:lang w:val="en-US" w:eastAsia="zh-CN" w:bidi="hi-IN"/>
+        </w:rPr>
+      </w:pPr>
+      <w:r>
+        <w:rPr>
+          <w:rFonts w:eastAsia="Times New Roman" w:cs="Times New Roman" w:ascii="Garamond" w:hAnsi="Garamond"/>
+          <w:i w:val="false"/>
+          <w:iCs w:val="false"/>
+          <w:color w:val="000000"/>
+          <w:kern w:val="0"/>
+          <w:sz w:val="36"/>
+          <w:szCs w:val="36"/>
+          <w:shd w:fill="auto" w:val="clear"/>
+          <w:lang w:val="en-US" w:eastAsia="zh-CN" w:bidi="hi-IN"/>
+        </w:rPr>
+      </w:r>
+    </w:p>
+    <w:p>
+      <w:pPr>
+        <w:pStyle w:val="Normal"/>
+        <w:jc w:val="both"/>
+        <w:rPr/>
+      </w:pPr>
+      <w:r>
+        <w:rPr>
+          <w:rFonts w:eastAsia="Times New Roman" w:cs="Times New Roman" w:ascii="Garamond" w:hAnsi="Garamond"/>
+          <w:i w:val="false"/>
+          <w:iCs w:val="false"/>
+          <w:color w:val="000000"/>
+          <w:kern w:val="0"/>
+          <w:sz w:val="36"/>
+          <w:szCs w:val="36"/>
+          <w:shd w:fill="auto" w:val="clear"/>
+          <w:lang w:val="en-US" w:eastAsia="zh-CN" w:bidi="hi-IN"/>
+        </w:rPr>
+        <w:t>Por mais que tenhamos pensado</w:t>
+      </w:r>
+      <w:r>
+        <w:rPr>
+          <w:rFonts w:eastAsia="Times New Roman" w:cs="Times New Roman" w:ascii="Garamond" w:hAnsi="Garamond"/>
+          <w:i w:val="false"/>
+          <w:iCs w:val="false"/>
+          <w:color w:val="000000"/>
+          <w:kern w:val="0"/>
+          <w:sz w:val="36"/>
+          <w:szCs w:val="36"/>
+          <w:shd w:fill="auto" w:val="clear"/>
+          <w:lang w:val="en-US" w:eastAsia="zh-CN" w:bidi="hi-IN"/>
+        </w:rPr>
+        <w:t>:</w:t>
+      </w:r>
+      <w:r>
+        <w:rPr>
+          <w:rFonts w:eastAsia="Times New Roman" w:cs="Times New Roman" w:ascii="Garamond" w:hAnsi="Garamond"/>
+          <w:i w:val="false"/>
+          <w:iCs w:val="false"/>
+          <w:color w:val="000000"/>
+          <w:kern w:val="0"/>
+          <w:sz w:val="36"/>
+          <w:szCs w:val="36"/>
+          <w:shd w:fill="auto" w:val="clear"/>
+          <w:lang w:val="en-US" w:eastAsia="zh-CN" w:bidi="hi-IN"/>
+        </w:rPr>
+        <w:t xml:space="preserve"> "Joguei na cara</w:t>
+      </w:r>
+      <w:r>
+        <w:rPr>
+          <w:rFonts w:eastAsia="Times New Roman" w:cs="Times New Roman" w:ascii="Garamond" w:hAnsi="Garamond"/>
+          <w:i w:val="false"/>
+          <w:iCs w:val="false"/>
+          <w:color w:val="000000"/>
+          <w:kern w:val="0"/>
+          <w:sz w:val="36"/>
+          <w:szCs w:val="36"/>
+          <w:shd w:fill="auto" w:val="clear"/>
+          <w:lang w:val="en-US" w:eastAsia="zh-CN" w:bidi="hi-IN"/>
+        </w:rPr>
+        <w:t xml:space="preserve"> do sujeito </w:t>
+      </w:r>
+      <w:r>
+        <w:rPr>
+          <w:rFonts w:eastAsia="Times New Roman" w:cs="Times New Roman" w:ascii="Garamond" w:hAnsi="Garamond"/>
+          <w:i w:val="false"/>
+          <w:iCs w:val="false"/>
+          <w:color w:val="000000"/>
+          <w:kern w:val="0"/>
+          <w:sz w:val="36"/>
+          <w:szCs w:val="36"/>
+          <w:shd w:fill="auto" w:val="clear"/>
+          <w:lang w:val="en-US" w:eastAsia="zh-CN" w:bidi="hi-IN"/>
+        </w:rPr>
+        <w:t xml:space="preserve">tudo o que </w:t>
+      </w:r>
+      <w:r>
+        <w:rPr>
+          <w:rFonts w:eastAsia="Times New Roman" w:cs="Times New Roman" w:ascii="Garamond" w:hAnsi="Garamond"/>
+          <w:i w:val="false"/>
+          <w:iCs w:val="false"/>
+          <w:color w:val="000000"/>
+          <w:kern w:val="0"/>
+          <w:sz w:val="36"/>
+          <w:szCs w:val="36"/>
+          <w:shd w:fill="auto" w:val="clear"/>
+          <w:lang w:val="en-US" w:eastAsia="zh-CN" w:bidi="hi-IN"/>
+        </w:rPr>
+        <w:t xml:space="preserve">eu </w:t>
+      </w:r>
+      <w:r>
+        <w:rPr>
+          <w:rFonts w:eastAsia="Times New Roman" w:cs="Times New Roman" w:ascii="Garamond" w:hAnsi="Garamond"/>
+          <w:i w:val="false"/>
+          <w:iCs w:val="false"/>
+          <w:color w:val="000000"/>
+          <w:kern w:val="0"/>
+          <w:sz w:val="36"/>
+          <w:szCs w:val="36"/>
+          <w:shd w:fill="auto" w:val="clear"/>
+          <w:lang w:val="en-US" w:eastAsia="zh-CN" w:bidi="hi-IN"/>
+        </w:rPr>
+        <w:t>queria</w:t>
+      </w:r>
+      <w:r>
+        <w:rPr>
+          <w:rFonts w:eastAsia="Times New Roman" w:cs="Times New Roman" w:ascii="Garamond" w:hAnsi="Garamond"/>
+          <w:i w:val="false"/>
+          <w:iCs w:val="false"/>
+          <w:color w:val="000000"/>
+          <w:kern w:val="0"/>
+          <w:sz w:val="36"/>
+          <w:szCs w:val="36"/>
+          <w:shd w:fill="auto" w:val="clear"/>
+          <w:lang w:val="en-US" w:eastAsia="zh-CN" w:bidi="hi-IN"/>
+        </w:rPr>
+        <w:t>. Eu não levo</w:t>
+      </w:r>
+      <w:r>
+        <w:rPr>
+          <w:rFonts w:eastAsia="Times New Roman" w:cs="Times New Roman" w:ascii="Garamond" w:hAnsi="Garamond"/>
+          <w:i w:val="false"/>
+          <w:iCs w:val="false"/>
+          <w:color w:val="000000"/>
+          <w:kern w:val="0"/>
+          <w:sz w:val="36"/>
+          <w:szCs w:val="36"/>
+          <w:shd w:fill="auto" w:val="clear"/>
+          <w:lang w:val="en-US" w:eastAsia="zh-CN" w:bidi="hi-IN"/>
+        </w:rPr>
+        <w:t xml:space="preserve"> desaforo para casa", a verdade é que essa postura não nos trouxe paz interior, e é bastante provável que algum tempo depois tenhamos sentido remorso e arrependimento pelo nosso comportamento.</w:t>
+      </w:r>
+    </w:p>
+    <w:p>
+      <w:pPr>
+        <w:pStyle w:val="Normal"/>
+        <w:jc w:val="both"/>
+        <w:rPr>
+          <w:rFonts w:ascii="Garamond" w:hAnsi="Garamond" w:eastAsia="Times New Roman" w:cs="Times New Roman"/>
+          <w:i w:val="false"/>
+          <w:i w:val="false"/>
+          <w:iCs w:val="false"/>
+          <w:color w:val="000000"/>
+          <w:kern w:val="0"/>
+          <w:sz w:val="36"/>
+          <w:szCs w:val="36"/>
+          <w:shd w:fill="auto" w:val="clear"/>
+          <w:lang w:val="en-US" w:eastAsia="zh-CN" w:bidi="hi-IN"/>
+        </w:rPr>
+      </w:pPr>
+      <w:r>
+        <w:rPr/>
+      </w:r>
+    </w:p>
+    <w:p>
+      <w:pPr>
+        <w:pStyle w:val="Normal"/>
+        <w:jc w:val="both"/>
+        <w:rPr/>
+      </w:pPr>
+      <w:r>
+        <w:rPr>
+          <w:rFonts w:eastAsia="Times New Roman" w:cs="Times New Roman" w:ascii="Garamond" w:hAnsi="Garamond"/>
+          <w:i w:val="false"/>
+          <w:iCs w:val="false"/>
+          <w:color w:val="000000"/>
+          <w:kern w:val="0"/>
+          <w:sz w:val="36"/>
+          <w:szCs w:val="36"/>
+          <w:shd w:fill="auto" w:val="clear"/>
+          <w:lang w:val="en-US" w:eastAsia="zh-CN" w:bidi="hi-IN"/>
+        </w:rPr>
+        <w:t>Por outro lado, quando oferecemos a outra face as coisas são bem diferentes. Podemos até sair dos conflitos tristes e magoados, mas depois</w:t>
+      </w:r>
+      <w:r>
+        <w:rPr>
+          <w:rFonts w:eastAsia="Times New Roman" w:cs="Times New Roman" w:ascii="Garamond" w:hAnsi="Garamond"/>
+          <w:i w:val="false"/>
+          <w:iCs w:val="false"/>
+          <w:color w:val="000000"/>
+          <w:kern w:val="0"/>
+          <w:sz w:val="36"/>
+          <w:szCs w:val="36"/>
+          <w:shd w:fill="auto" w:val="clear"/>
+          <w:lang w:val="en-US" w:eastAsia="zh-CN" w:bidi="hi-IN"/>
+        </w:rPr>
+        <w:t xml:space="preserve">, ao </w:t>
+      </w:r>
+      <w:r>
+        <w:rPr>
+          <w:rFonts w:eastAsia="Times New Roman" w:cs="Times New Roman" w:ascii="Garamond" w:hAnsi="Garamond"/>
+          <w:i w:val="false"/>
+          <w:iCs w:val="false"/>
+          <w:color w:val="000000"/>
+          <w:kern w:val="0"/>
+          <w:sz w:val="36"/>
+          <w:szCs w:val="36"/>
+          <w:shd w:fill="auto" w:val="clear"/>
+          <w:lang w:val="en-US" w:eastAsia="zh-CN" w:bidi="hi-IN"/>
+        </w:rPr>
+        <w:t xml:space="preserve"> olha</w:t>
+      </w:r>
+      <w:r>
+        <w:rPr>
+          <w:rFonts w:eastAsia="Times New Roman" w:cs="Times New Roman" w:ascii="Garamond" w:hAnsi="Garamond"/>
+          <w:i w:val="false"/>
+          <w:iCs w:val="false"/>
+          <w:color w:val="000000"/>
+          <w:kern w:val="0"/>
+          <w:sz w:val="36"/>
+          <w:szCs w:val="36"/>
+          <w:shd w:fill="auto" w:val="clear"/>
+          <w:lang w:val="en-US" w:eastAsia="zh-CN" w:bidi="hi-IN"/>
+        </w:rPr>
+        <w:t>r</w:t>
+      </w:r>
+      <w:r>
+        <w:rPr>
+          <w:rFonts w:eastAsia="Times New Roman" w:cs="Times New Roman" w:ascii="Garamond" w:hAnsi="Garamond"/>
+          <w:i w:val="false"/>
+          <w:iCs w:val="false"/>
+          <w:color w:val="000000"/>
+          <w:kern w:val="0"/>
+          <w:sz w:val="36"/>
+          <w:szCs w:val="36"/>
+          <w:shd w:fill="auto" w:val="clear"/>
+          <w:lang w:val="en-US" w:eastAsia="zh-CN" w:bidi="hi-IN"/>
+        </w:rPr>
+        <w:t>mos para dentro de nós</w:t>
       </w:r>
       <w:r>
         <w:rPr>
@@ -5782,21 +6251,42 @@
           <w:shd w:fill="auto" w:val="clear"/>
           <w:lang w:val="en-US" w:eastAsia="zh-CN" w:bidi="hi-IN"/>
         </w:rPr>
-        <w:t xml:space="preserve">esse também </w:t>
-      </w:r>
-      <w:r>
-        <w:rPr>
-          <w:rFonts w:eastAsia="Times New Roman" w:cs="Times New Roman" w:ascii="Garamond" w:hAnsi="Garamond"/>
-          <w:i w:val="false"/>
-          <w:iCs w:val="false"/>
-          <w:color w:val="000000"/>
-          <w:kern w:val="0"/>
-          <w:sz w:val="36"/>
-          <w:szCs w:val="36"/>
-          <w:shd w:fill="auto" w:val="clear"/>
-          <w:lang w:val="en-US" w:eastAsia="zh-CN" w:bidi="hi-IN"/>
-        </w:rPr>
-        <w:t>não deve ser tomado no sentido literal.</w:t>
+        <w:t>nos sentiremos</w:t>
+      </w:r>
+      <w:r>
+        <w:rPr>
+          <w:rFonts w:eastAsia="Times New Roman" w:cs="Times New Roman" w:ascii="Garamond" w:hAnsi="Garamond"/>
+          <w:i w:val="false"/>
+          <w:iCs w:val="false"/>
+          <w:color w:val="000000"/>
+          <w:kern w:val="0"/>
+          <w:sz w:val="36"/>
+          <w:szCs w:val="36"/>
+          <w:shd w:fill="auto" w:val="clear"/>
+          <w:lang w:val="en-US" w:eastAsia="zh-CN" w:bidi="hi-IN"/>
+        </w:rPr>
+        <w:t xml:space="preserve"> felizes por termos mantido a serenidade sem revidar as ofensas.</w:t>
+      </w:r>
+    </w:p>
+    <w:p>
+      <w:pPr>
+        <w:pStyle w:val="Normal"/>
+        <w:jc w:val="both"/>
+        <w:rPr/>
+      </w:pPr>
+      <w:r>
+        <w:rPr>
+          <w:rFonts w:eastAsia="Times New Roman" w:cs="Times New Roman" w:ascii="Garamond" w:hAnsi="Garamond"/>
+          <w:i w:val="false"/>
+          <w:iCs w:val="false"/>
+          <w:color w:val="000000"/>
+          <w:kern w:val="0"/>
+          <w:sz w:val="36"/>
+          <w:szCs w:val="36"/>
+          <w:shd w:fill="auto" w:val="clear"/>
+          <w:lang w:val="en-US" w:eastAsia="zh-CN" w:bidi="hi-IN"/>
+        </w:rPr>
+        <w:t>Quando adotamos essa postura, as chances de que a outra pessoa reflita sobre a atitude dela são muito maiores. É provável que em algum momento ela pense: "Poxa vida. Eu discuti com fulano, falei um monte de coisas ruins e desagradáveis e ele não revidou. Eu não deveria ter agido daquela forma".</w:t>
       </w:r>
     </w:p>
     <w:p>
@@ -5817,7 +6307,69 @@
         </w:rPr>
       </w:pPr>
       <w:r>
+        <w:rPr>
+          <w:rFonts w:eastAsia="Times New Roman" w:cs="Times New Roman" w:ascii="Garamond" w:hAnsi="Garamond"/>
+          <w:i w:val="false"/>
+          <w:iCs w:val="false"/>
+          <w:color w:val="000000"/>
+          <w:kern w:val="0"/>
+          <w:sz w:val="36"/>
+          <w:szCs w:val="36"/>
+          <w:shd w:fill="auto" w:val="clear"/>
+          <w:lang w:val="en-US" w:eastAsia="zh-CN" w:bidi="hi-IN"/>
+        </w:rPr>
+      </w:r>
+    </w:p>
+    <w:p>
+      <w:pPr>
+        <w:pStyle w:val="Normal"/>
+        <w:jc w:val="both"/>
         <w:rPr/>
+      </w:pPr>
+      <w:r>
+        <w:rPr>
+          <w:rFonts w:eastAsia="Times New Roman" w:cs="Times New Roman" w:ascii="Garamond" w:hAnsi="Garamond"/>
+          <w:i w:val="false"/>
+          <w:iCs w:val="false"/>
+          <w:color w:val="000000"/>
+          <w:kern w:val="0"/>
+          <w:sz w:val="36"/>
+          <w:szCs w:val="36"/>
+          <w:shd w:fill="auto" w:val="clear"/>
+          <w:lang w:val="en-US" w:eastAsia="zh-CN" w:bidi="hi-IN"/>
+        </w:rPr>
+        <w:t>Não é que queiramos que a pessoa se sinta mal. A questão é que pode nascer daí uma mudança de comportamento por parte dela, impulsionada pela nossa postura.</w:t>
+      </w:r>
+    </w:p>
+    <w:p>
+      <w:pPr>
+        <w:pStyle w:val="Normal"/>
+        <w:jc w:val="both"/>
+        <w:rPr>
+          <w:rFonts w:ascii="Garamond" w:hAnsi="Garamond" w:eastAsia="Times New Roman" w:cs="Times New Roman"/>
+          <w:i w:val="false"/>
+          <w:i w:val="false"/>
+          <w:iCs w:val="false"/>
+          <w:color w:val="000000"/>
+          <w:kern w:val="0"/>
+          <w:sz w:val="36"/>
+          <w:szCs w:val="36"/>
+          <w:shd w:fill="auto" w:val="clear"/>
+          <w:lang w:val="en-US" w:eastAsia="zh-CN" w:bidi="hi-IN"/>
+        </w:rPr>
+      </w:pPr>
+      <w:r>
+        <w:rPr>
+          <w:rFonts w:eastAsia="Times New Roman" w:cs="Times New Roman" w:ascii="Garamond" w:hAnsi="Garamond"/>
+          <w:i w:val="false"/>
+          <w:iCs w:val="false"/>
+          <w:color w:val="000000"/>
+          <w:kern w:val="0"/>
+          <w:sz w:val="36"/>
+          <w:szCs w:val="36"/>
+          <w:shd w:fill="auto" w:val="clear"/>
+          <w:lang w:val="en-US" w:eastAsia="zh-CN" w:bidi="hi-IN"/>
+        </w:rPr>
       </w:r>
     </w:p>
     <w:p>
@@ -5838,91 +6390,7 @@
           <w:shd w:fill="auto" w:val="clear"/>
           <w:lang w:val="en-US" w:eastAsia="zh-CN" w:bidi="hi-IN"/>
         </w:rPr>
-        <w:t xml:space="preserve">Se uma pessoa chegar ao ponto de nos agredir batendo-nos no rosto, e nós mostrarmos a ela a outra face dizendo "Bata também nessa aqui", </w:t>
-      </w:r>
-      <w:r>
-        <w:rPr>
-          <w:rFonts w:eastAsia="Times New Roman" w:cs="Times New Roman" w:ascii="Garamond" w:hAnsi="Garamond"/>
-          <w:i w:val="false"/>
-          <w:iCs w:val="false"/>
-          <w:color w:val="000000"/>
-          <w:kern w:val="0"/>
-          <w:sz w:val="36"/>
-          <w:szCs w:val="36"/>
-          <w:shd w:fill="auto" w:val="clear"/>
-          <w:lang w:val="en-US" w:eastAsia="zh-CN" w:bidi="hi-IN"/>
-        </w:rPr>
-        <w:t>i</w:t>
-      </w:r>
-      <w:r>
-        <w:rPr>
-          <w:rFonts w:eastAsia="Times New Roman" w:cs="Times New Roman" w:ascii="Garamond" w:hAnsi="Garamond"/>
-          <w:i w:val="false"/>
-          <w:iCs w:val="false"/>
-          <w:color w:val="000000"/>
-          <w:kern w:val="0"/>
-          <w:sz w:val="36"/>
-          <w:szCs w:val="36"/>
-          <w:shd w:fill="auto" w:val="clear"/>
-          <w:lang w:val="en-US" w:eastAsia="zh-CN" w:bidi="hi-IN"/>
-        </w:rPr>
-        <w:t xml:space="preserve">sso vai soar como </w:t>
-      </w:r>
-      <w:r>
-        <w:rPr>
-          <w:rFonts w:eastAsia="Times New Roman" w:cs="Times New Roman" w:ascii="Garamond" w:hAnsi="Garamond"/>
-          <w:i w:val="false"/>
-          <w:iCs w:val="false"/>
-          <w:color w:val="000000"/>
-          <w:kern w:val="0"/>
-          <w:sz w:val="36"/>
-          <w:szCs w:val="36"/>
-          <w:shd w:fill="auto" w:val="clear"/>
-          <w:lang w:val="en-US" w:eastAsia="zh-CN" w:bidi="hi-IN"/>
-        </w:rPr>
-        <w:t xml:space="preserve">enorme </w:t>
-      </w:r>
-      <w:r>
-        <w:rPr>
-          <w:rFonts w:eastAsia="Times New Roman" w:cs="Times New Roman" w:ascii="Garamond" w:hAnsi="Garamond"/>
-          <w:i w:val="false"/>
-          <w:iCs w:val="false"/>
-          <w:color w:val="000000"/>
-          <w:kern w:val="0"/>
-          <w:sz w:val="36"/>
-          <w:szCs w:val="36"/>
-          <w:shd w:fill="auto" w:val="clear"/>
-          <w:lang w:val="en-US" w:eastAsia="zh-CN" w:bidi="hi-IN"/>
-        </w:rPr>
-        <w:t xml:space="preserve">afronta, e certamente vai despertar </w:t>
-      </w:r>
-      <w:r>
-        <w:rPr>
-          <w:rFonts w:eastAsia="Times New Roman" w:cs="Times New Roman" w:ascii="Garamond" w:hAnsi="Garamond"/>
-          <w:i w:val="false"/>
-          <w:iCs w:val="false"/>
-          <w:color w:val="000000"/>
-          <w:kern w:val="0"/>
-          <w:sz w:val="36"/>
-          <w:szCs w:val="36"/>
-          <w:shd w:fill="auto" w:val="clear"/>
-          <w:lang w:val="en-US" w:eastAsia="zh-CN" w:bidi="hi-IN"/>
-        </w:rPr>
-        <w:t>no agressor</w:t>
-      </w:r>
-      <w:r>
-        <w:rPr>
-          <w:rFonts w:eastAsia="Times New Roman" w:cs="Times New Roman" w:ascii="Garamond" w:hAnsi="Garamond"/>
-          <w:i w:val="false"/>
-          <w:iCs w:val="false"/>
-          <w:color w:val="000000"/>
-          <w:kern w:val="0"/>
-          <w:sz w:val="36"/>
-          <w:szCs w:val="36"/>
-          <w:shd w:fill="auto" w:val="clear"/>
-          <w:lang w:val="en-US" w:eastAsia="zh-CN" w:bidi="hi-IN"/>
-        </w:rPr>
-        <w:t xml:space="preserve"> uma cólera ainda maior.</w:t>
+        <w:t>Já que nossa condição espiritual ainda não impede que os conflitos aconteçam, quando eles surgirem, é preferível sermos ofendidos do que ofensores.</w:t>
       </w:r>
     </w:p>
     <w:p>
@@ -5943,38 +6411,177 @@
         </w:rPr>
       </w:pPr>
       <w:r>
-        <w:rPr>
-          <w:rFonts w:eastAsia="Times New Roman" w:cs="Times New Roman" w:ascii="Garamond" w:hAnsi="Garamond"/>
-          <w:i w:val="false"/>
-          <w:iCs w:val="false"/>
-          <w:color w:val="000000"/>
-          <w:kern w:val="0"/>
-          <w:sz w:val="36"/>
-          <w:szCs w:val="36"/>
-          <w:shd w:fill="auto" w:val="clear"/>
-          <w:lang w:val="en-US" w:eastAsia="zh-CN" w:bidi="hi-IN"/>
-        </w:rPr>
-      </w:r>
-    </w:p>
-    <w:p>
-      <w:pPr>
-        <w:pStyle w:val="Normal"/>
-        <w:jc w:val="both"/>
         <w:rPr/>
-      </w:pPr>
-      <w:r>
-        <w:rPr>
-          <w:rFonts w:eastAsia="Times New Roman" w:cs="Times New Roman" w:ascii="Garamond" w:hAnsi="Garamond"/>
-          <w:i w:val="false"/>
-          <w:iCs w:val="false"/>
-          <w:color w:val="000000"/>
-          <w:kern w:val="0"/>
-          <w:sz w:val="36"/>
-          <w:szCs w:val="36"/>
-          <w:shd w:fill="auto" w:val="clear"/>
-          <w:lang w:val="en-US" w:eastAsia="zh-CN" w:bidi="hi-IN"/>
-        </w:rPr>
-        <w:t xml:space="preserve">O que Mestre nos ensina é que, diante de uma atitude de raiva, desequilíbrio ou irritação de alguém para conosco, ofereçamos à pessoa a postura contrária. </w:t>
+      </w:r>
+    </w:p>
+    <w:p>
+      <w:pPr>
+        <w:pStyle w:val="Normal"/>
+        <w:jc w:val="both"/>
+        <w:rPr/>
+      </w:pPr>
+      <w:r>
+        <w:rPr>
+          <w:rFonts w:ascii="Garamond" w:hAnsi="Garamond"/>
+          <w:sz w:val="36"/>
+          <w:szCs w:val="36"/>
+        </w:rPr>
+        <w:t>Caminhando para o término de nossas reflexões, vamos recordar que o nosso Divino Mestre nos deu o maior exemplo do amor aos inimigos.</w:t>
+      </w:r>
+    </w:p>
+    <w:p>
+      <w:pPr>
+        <w:pStyle w:val="Normal"/>
+        <w:jc w:val="both"/>
+        <w:rPr>
+          <w:rFonts w:ascii="Garamond" w:hAnsi="Garamond"/>
+          <w:sz w:val="36"/>
+          <w:szCs w:val="36"/>
+        </w:rPr>
+      </w:pPr>
+      <w:r>
+        <w:rPr>
+          <w:rFonts w:ascii="Garamond" w:hAnsi="Garamond"/>
+          <w:sz w:val="36"/>
+          <w:szCs w:val="36"/>
+        </w:rPr>
+      </w:r>
+    </w:p>
+    <w:p>
+      <w:pPr>
+        <w:pStyle w:val="Normal"/>
+        <w:jc w:val="both"/>
+        <w:rPr>
+          <w:rFonts w:ascii="Garamond" w:hAnsi="Garamond"/>
+          <w:sz w:val="36"/>
+          <w:szCs w:val="36"/>
+        </w:rPr>
+      </w:pPr>
+      <w:r>
+        <w:rPr>
+          <w:rFonts w:ascii="Garamond" w:hAnsi="Garamond"/>
+          <w:sz w:val="36"/>
+          <w:szCs w:val="36"/>
+        </w:rPr>
+        <w:t>Diante daqueles que O perseguiram e O levaram à crucificação, Ele não respondeu com qualquer sinal de ódio. Em seus derradeiros momentos na cruz, pediu ao Pai que nos perdoasse porque não sabíamos o que estávamos fazendo.</w:t>
+      </w:r>
+    </w:p>
+    <w:p>
+      <w:pPr>
+        <w:pStyle w:val="Normal"/>
+        <w:jc w:val="both"/>
+        <w:rPr>
+          <w:rFonts w:ascii="Garamond" w:hAnsi="Garamond"/>
+          <w:sz w:val="36"/>
+          <w:szCs w:val="36"/>
+        </w:rPr>
+      </w:pPr>
+      <w:r>
+        <w:rPr>
+          <w:rFonts w:ascii="Garamond" w:hAnsi="Garamond"/>
+          <w:sz w:val="36"/>
+          <w:szCs w:val="36"/>
+        </w:rPr>
+        <w:t xml:space="preserve">Jesus não apenas demonstrou amor aos inimigos naquele momento; Ele também </w:t>
+      </w:r>
+      <w:r>
+        <w:rPr>
+          <w:rFonts w:eastAsia="Times New Roman" w:cs="Times New Roman" w:ascii="Garamond" w:hAnsi="Garamond"/>
+          <w:i w:val="false"/>
+          <w:iCs w:val="false"/>
+          <w:color w:val="000000"/>
+          <w:kern w:val="0"/>
+          <w:sz w:val="36"/>
+          <w:szCs w:val="36"/>
+          <w:shd w:fill="auto" w:val="clear"/>
+          <w:lang w:val="en-US" w:eastAsia="zh-CN" w:bidi="hi-IN"/>
+        </w:rPr>
+        <w:t>deixou cada um entregue à sua própria consciência para que refletisse sobre as atitudes praticadas.</w:t>
+      </w:r>
+    </w:p>
+    <w:p>
+      <w:pPr>
+        <w:pStyle w:val="Normal"/>
+        <w:jc w:val="both"/>
+        <w:rPr>
+          <w:rFonts w:ascii="Garamond" w:hAnsi="Garamond"/>
+          <w:sz w:val="36"/>
+          <w:szCs w:val="36"/>
+        </w:rPr>
+      </w:pPr>
+      <w:r>
+        <w:rPr>
+          <w:rFonts w:ascii="Garamond" w:hAnsi="Garamond"/>
+          <w:sz w:val="36"/>
+          <w:szCs w:val="36"/>
+        </w:rPr>
+      </w:r>
+    </w:p>
+    <w:p>
+      <w:pPr>
+        <w:pStyle w:val="Normal"/>
+        <w:jc w:val="both"/>
+        <w:rPr>
+          <w:rFonts w:ascii="Garamond" w:hAnsi="Garamond"/>
+          <w:sz w:val="36"/>
+          <w:szCs w:val="36"/>
+        </w:rPr>
+      </w:pPr>
+      <w:r>
+        <w:rPr>
+          <w:rFonts w:eastAsia="Times New Roman" w:cs="Times New Roman" w:ascii="Garamond" w:hAnsi="Garamond"/>
+          <w:i w:val="false"/>
+          <w:iCs w:val="false"/>
+          <w:color w:val="000000"/>
+          <w:kern w:val="0"/>
+          <w:sz w:val="36"/>
+          <w:szCs w:val="36"/>
+          <w:shd w:fill="auto" w:val="clear"/>
+          <w:lang w:val="en-US" w:eastAsia="zh-CN" w:bidi="hi-IN"/>
+        </w:rPr>
+        <w:t xml:space="preserve">Quando esteve entre nós, o Mestre </w:t>
+      </w:r>
+      <w:r>
+        <w:rPr>
+          <w:rFonts w:eastAsia="Times New Roman" w:cs="Times New Roman" w:ascii="Garamond" w:hAnsi="Garamond"/>
+          <w:i w:val="false"/>
+          <w:iCs w:val="false"/>
+          <w:color w:val="000000"/>
+          <w:kern w:val="0"/>
+          <w:sz w:val="36"/>
+          <w:szCs w:val="36"/>
+          <w:shd w:fill="auto" w:val="clear"/>
+          <w:lang w:val="en-US" w:eastAsia="zh-CN" w:bidi="hi-IN"/>
+        </w:rPr>
+        <w:t xml:space="preserve">distribuiu as sementes de Seu Evangelho de amor e bondade, e </w:t>
+      </w:r>
+      <w:r>
+        <w:rPr>
+          <w:rFonts w:eastAsia="Times New Roman" w:cs="Times New Roman" w:ascii="Garamond" w:hAnsi="Garamond"/>
+          <w:i w:val="false"/>
+          <w:iCs w:val="false"/>
+          <w:color w:val="000000"/>
+          <w:kern w:val="0"/>
+          <w:sz w:val="36"/>
+          <w:szCs w:val="36"/>
+          <w:shd w:fill="auto" w:val="clear"/>
+          <w:lang w:val="en-US" w:eastAsia="zh-CN" w:bidi="hi-IN"/>
+        </w:rPr>
+        <w:t xml:space="preserve">até hoje, Ele </w:t>
+      </w:r>
+      <w:r>
+        <w:rPr>
+          <w:rFonts w:eastAsia="Times New Roman" w:cs="Times New Roman" w:ascii="Garamond" w:hAnsi="Garamond"/>
+          <w:i w:val="false"/>
+          <w:iCs w:val="false"/>
+          <w:color w:val="000000"/>
+          <w:kern w:val="0"/>
+          <w:sz w:val="36"/>
+          <w:szCs w:val="36"/>
+          <w:shd w:fill="auto" w:val="clear"/>
+          <w:lang w:val="en-US" w:eastAsia="zh-CN" w:bidi="hi-IN"/>
+        </w:rPr>
+        <w:t xml:space="preserve">espera pacientemente pelo tempo em que elas irão germinar, florescer e frutificar. </w:t>
       </w:r>
     </w:p>
     <w:p>
@@ -5983,113 +6590,121 @@
         <w:jc w:val="both"/>
         <w:rPr>
           <w:rFonts w:ascii="Garamond" w:hAnsi="Garamond" w:eastAsia="Times New Roman" w:cs="Times New Roman"/>
-          <w:i w:val="false"/>
-          <w:i w:val="false"/>
-          <w:iCs w:val="false"/>
-          <w:color w:val="000000"/>
-          <w:kern w:val="0"/>
-          <w:sz w:val="36"/>
-          <w:szCs w:val="36"/>
-          <w:shd w:fill="auto" w:val="clear"/>
-          <w:lang w:val="en-US" w:eastAsia="zh-CN" w:bidi="hi-IN"/>
-        </w:rPr>
-      </w:pPr>
-      <w:r>
-        <w:rPr>
-          <w:rFonts w:eastAsia="Times New Roman" w:cs="Times New Roman" w:ascii="Garamond" w:hAnsi="Garamond"/>
-          <w:i w:val="false"/>
-          <w:iCs w:val="false"/>
-          <w:color w:val="000000"/>
-          <w:kern w:val="0"/>
-          <w:sz w:val="36"/>
-          <w:szCs w:val="36"/>
-          <w:shd w:fill="auto" w:val="clear"/>
-          <w:lang w:val="en-US" w:eastAsia="zh-CN" w:bidi="hi-IN"/>
-        </w:rPr>
-      </w:r>
-    </w:p>
-    <w:p>
-      <w:pPr>
-        <w:pStyle w:val="Normal"/>
-        <w:jc w:val="both"/>
+          <w:color w:val="000000"/>
+          <w:kern w:val="0"/>
+          <w:sz w:val="36"/>
+          <w:szCs w:val="36"/>
+          <w:shd w:fill="auto" w:val="clear"/>
+          <w:lang w:val="en-US" w:eastAsia="zh-CN" w:bidi="hi-IN"/>
+        </w:rPr>
+      </w:pPr>
+      <w:r>
+        <w:rPr>
+          <w:rFonts w:eastAsia="Times New Roman" w:cs="Times New Roman" w:ascii="Garamond" w:hAnsi="Garamond"/>
+          <w:color w:val="000000"/>
+          <w:kern w:val="0"/>
+          <w:sz w:val="36"/>
+          <w:szCs w:val="36"/>
+          <w:shd w:fill="auto" w:val="clear"/>
+          <w:lang w:val="en-US" w:eastAsia="zh-CN" w:bidi="hi-IN"/>
+        </w:rPr>
+      </w:r>
+    </w:p>
+    <w:p>
+      <w:pPr>
+        <w:pStyle w:val="Normal"/>
+        <w:jc w:val="both"/>
+        <w:rPr>
+          <w:sz w:val="36"/>
+          <w:szCs w:val="36"/>
+        </w:rPr>
+      </w:pPr>
+      <w:r>
+        <w:rPr>
+          <w:rFonts w:eastAsia="Times New Roman" w:cs="Times New Roman" w:ascii="Garamond" w:hAnsi="Garamond"/>
+          <w:i w:val="false"/>
+          <w:iCs w:val="false"/>
+          <w:color w:val="000000"/>
+          <w:kern w:val="0"/>
+          <w:sz w:val="36"/>
+          <w:szCs w:val="36"/>
+          <w:shd w:fill="auto" w:val="clear"/>
+          <w:lang w:val="en-US" w:eastAsia="zh-CN" w:bidi="hi-IN"/>
+        </w:rPr>
+        <w:t>Ele sabe também que cada um de nós carrega dentro de si a centelha divina. Por isso afirmou que faremos as obras que ele fez e muitas outras.</w:t>
+      </w:r>
+    </w:p>
+    <w:p>
+      <w:pPr>
+        <w:pStyle w:val="Normal"/>
+        <w:jc w:val="both"/>
+        <w:rPr>
+          <w:sz w:val="36"/>
+          <w:szCs w:val="36"/>
+        </w:rPr>
+      </w:pPr>
+      <w:r>
         <w:rPr/>
-      </w:pPr>
-      <w:r>
-        <w:rPr>
-          <w:rFonts w:eastAsia="Times New Roman" w:cs="Times New Roman" w:ascii="Garamond" w:hAnsi="Garamond"/>
-          <w:i w:val="false"/>
-          <w:iCs w:val="false"/>
-          <w:color w:val="000000"/>
-          <w:kern w:val="0"/>
-          <w:sz w:val="36"/>
-          <w:szCs w:val="36"/>
-          <w:shd w:fill="auto" w:val="clear"/>
-          <w:lang w:val="en-US" w:eastAsia="zh-CN" w:bidi="hi-IN"/>
-        </w:rPr>
-        <w:t>Diante da raiva, sejamos calmos; do desequilíbrio, sejamos serenos e da irritação, sejamos pacientes.</w:t>
-      </w:r>
-    </w:p>
-    <w:p>
-      <w:pPr>
-        <w:pStyle w:val="Normal"/>
-        <w:jc w:val="both"/>
-        <w:rPr>
-          <w:rFonts w:ascii="Garamond" w:hAnsi="Garamond" w:eastAsia="Times New Roman" w:cs="Times New Roman"/>
-          <w:i w:val="false"/>
-          <w:i w:val="false"/>
-          <w:iCs w:val="false"/>
-          <w:color w:val="000000"/>
-          <w:kern w:val="0"/>
-          <w:sz w:val="36"/>
-          <w:szCs w:val="36"/>
-          <w:shd w:fill="auto" w:val="clear"/>
-          <w:lang w:val="en-US" w:eastAsia="zh-CN" w:bidi="hi-IN"/>
-        </w:rPr>
-      </w:pPr>
-      <w:r>
-        <w:rPr>
-          <w:rFonts w:eastAsia="Times New Roman" w:cs="Times New Roman" w:ascii="Garamond" w:hAnsi="Garamond"/>
-          <w:i w:val="false"/>
-          <w:iCs w:val="false"/>
-          <w:color w:val="000000"/>
-          <w:kern w:val="0"/>
-          <w:sz w:val="36"/>
-          <w:szCs w:val="36"/>
-          <w:shd w:fill="auto" w:val="clear"/>
-          <w:lang w:val="en-US" w:eastAsia="zh-CN" w:bidi="hi-IN"/>
-        </w:rPr>
-      </w:r>
-    </w:p>
-    <w:p>
-      <w:pPr>
-        <w:pStyle w:val="Normal"/>
-        <w:jc w:val="both"/>
-        <w:rPr>
-          <w:rFonts w:ascii="Garamond" w:hAnsi="Garamond" w:eastAsia="Times New Roman" w:cs="Times New Roman"/>
-          <w:i w:val="false"/>
-          <w:i w:val="false"/>
-          <w:iCs w:val="false"/>
-          <w:color w:val="000000"/>
-          <w:kern w:val="0"/>
-          <w:sz w:val="36"/>
-          <w:szCs w:val="36"/>
-          <w:shd w:fill="auto" w:val="clear"/>
-          <w:lang w:val="en-US" w:eastAsia="zh-CN" w:bidi="hi-IN"/>
-        </w:rPr>
-      </w:pPr>
-      <w:r>
-        <w:rPr>
-          <w:rFonts w:eastAsia="Times New Roman" w:cs="Times New Roman" w:ascii="Garamond" w:hAnsi="Garamond"/>
-          <w:i w:val="false"/>
-          <w:iCs w:val="false"/>
-          <w:color w:val="000000"/>
-          <w:kern w:val="0"/>
-          <w:sz w:val="36"/>
-          <w:szCs w:val="36"/>
-          <w:shd w:fill="auto" w:val="clear"/>
-          <w:lang w:val="en-US" w:eastAsia="zh-CN" w:bidi="hi-IN"/>
-        </w:rPr>
-        <w:t>Se reagirmos com os mesmos sentimentos com que formos tratados, os conflitos se tornarão ainda mais intensos.</w:t>
+      </w:r>
+    </w:p>
+    <w:p>
+      <w:pPr>
+        <w:pStyle w:val="Normal"/>
+        <w:jc w:val="both"/>
+        <w:rPr>
+          <w:sz w:val="36"/>
+          <w:szCs w:val="36"/>
+        </w:rPr>
+      </w:pPr>
+      <w:r>
+        <w:rPr>
+          <w:rFonts w:eastAsia="Times New Roman" w:cs="Times New Roman" w:ascii="Garamond" w:hAnsi="Garamond"/>
+          <w:color w:val="000000"/>
+          <w:kern w:val="0"/>
+          <w:sz w:val="36"/>
+          <w:szCs w:val="36"/>
+          <w:shd w:fill="auto" w:val="clear"/>
+          <w:lang w:val="en-US" w:eastAsia="zh-CN" w:bidi="hi-IN"/>
+        </w:rPr>
+        <w:t xml:space="preserve">Mas para que essa centelha brilhe, é preciso empreendermos os esforços para realizar nossa reforma íntima. </w:t>
+      </w:r>
+    </w:p>
+    <w:p>
+      <w:pPr>
+        <w:pStyle w:val="Normal"/>
+        <w:jc w:val="both"/>
+        <w:rPr>
+          <w:sz w:val="36"/>
+          <w:szCs w:val="36"/>
+        </w:rPr>
+      </w:pPr>
+      <w:r>
+        <w:rPr>
+          <w:sz w:val="36"/>
+          <w:szCs w:val="36"/>
+        </w:rPr>
+      </w:r>
+    </w:p>
+    <w:p>
+      <w:pPr>
+        <w:pStyle w:val="Normal"/>
+        <w:jc w:val="both"/>
+        <w:rPr>
+          <w:sz w:val="36"/>
+          <w:szCs w:val="36"/>
+        </w:rPr>
+      </w:pPr>
+      <w:r>
+        <w:rPr>
+          <w:rFonts w:eastAsia="Times New Roman" w:cs="Times New Roman" w:ascii="Garamond" w:hAnsi="Garamond"/>
+          <w:color w:val="000000"/>
+          <w:kern w:val="0"/>
+          <w:sz w:val="36"/>
+          <w:szCs w:val="36"/>
+          <w:shd w:fill="auto" w:val="clear"/>
+          <w:lang w:val="en-US" w:eastAsia="zh-CN" w:bidi="hi-IN"/>
+        </w:rPr>
+        <w:t>O que eu já consigo fazer hoje diante daquele que me ofendeu?</w:t>
       </w:r>
       <w:r>
         <w:br w:type="page"/>
@@ -6099,571 +6714,446 @@
       <w:pPr>
         <w:pStyle w:val="Normal"/>
         <w:jc w:val="both"/>
-        <w:rPr>
-          <w:rFonts w:ascii="Garamond" w:hAnsi="Garamond" w:eastAsia="Times New Roman" w:cs="Times New Roman"/>
-          <w:i w:val="false"/>
-          <w:i w:val="false"/>
-          <w:iCs w:val="false"/>
-          <w:color w:val="000000"/>
-          <w:kern w:val="0"/>
-          <w:sz w:val="36"/>
-          <w:szCs w:val="36"/>
-          <w:shd w:fill="auto" w:val="clear"/>
-          <w:lang w:val="en-US" w:eastAsia="zh-CN" w:bidi="hi-IN"/>
-        </w:rPr>
-      </w:pPr>
-      <w:r>
-        <w:rPr>
-          <w:rFonts w:eastAsia="Times New Roman" w:cs="Times New Roman" w:ascii="Garamond" w:hAnsi="Garamond"/>
-          <w:i w:val="false"/>
-          <w:iCs w:val="false"/>
-          <w:color w:val="000000"/>
-          <w:kern w:val="0"/>
-          <w:sz w:val="36"/>
-          <w:szCs w:val="36"/>
-          <w:shd w:fill="auto" w:val="clear"/>
-          <w:lang w:val="en-US" w:eastAsia="zh-CN" w:bidi="hi-IN"/>
-        </w:rPr>
-        <w:t>Infelizmente o orgulho ainda fala alto dentro de nós, e por isso é tão difícil oferecer a outra face. Isso exige humildade, virtude que ainda precisamos desenvolver.</w:t>
-      </w:r>
-    </w:p>
-    <w:p>
-      <w:pPr>
-        <w:pStyle w:val="Normal"/>
-        <w:jc w:val="both"/>
-        <w:rPr>
-          <w:rFonts w:ascii="Garamond" w:hAnsi="Garamond" w:eastAsia="Times New Roman" w:cs="Times New Roman"/>
-          <w:i w:val="false"/>
-          <w:i w:val="false"/>
-          <w:iCs w:val="false"/>
-          <w:color w:val="000000"/>
-          <w:kern w:val="0"/>
-          <w:sz w:val="36"/>
-          <w:szCs w:val="36"/>
-          <w:shd w:fill="auto" w:val="clear"/>
-          <w:lang w:val="en-US" w:eastAsia="zh-CN" w:bidi="hi-IN"/>
-        </w:rPr>
-      </w:pPr>
-      <w:r>
         <w:rPr/>
-      </w:r>
-    </w:p>
-    <w:p>
-      <w:pPr>
-        <w:pStyle w:val="Normal"/>
-        <w:jc w:val="both"/>
+      </w:pPr>
+      <w:r>
         <w:rPr/>
-      </w:pPr>
-      <w:r>
-        <w:rPr>
-          <w:rFonts w:eastAsia="Times New Roman" w:cs="Times New Roman" w:ascii="Garamond" w:hAnsi="Garamond"/>
-          <w:i w:val="false"/>
-          <w:iCs w:val="false"/>
-          <w:color w:val="000000"/>
-          <w:kern w:val="0"/>
-          <w:sz w:val="36"/>
-          <w:szCs w:val="36"/>
-          <w:shd w:fill="auto" w:val="clear"/>
-          <w:lang w:val="en-US" w:eastAsia="zh-CN" w:bidi="hi-IN"/>
-        </w:rPr>
-        <w:t xml:space="preserve">Todos nós já vivemos situações de conflitos e discussões pesadas. </w:t>
-      </w:r>
-      <w:r>
-        <w:rPr>
-          <w:rFonts w:eastAsia="Times New Roman" w:cs="Times New Roman" w:ascii="Garamond" w:hAnsi="Garamond"/>
-          <w:i w:val="false"/>
-          <w:iCs w:val="false"/>
-          <w:color w:val="000000"/>
-          <w:kern w:val="0"/>
-          <w:sz w:val="36"/>
-          <w:szCs w:val="36"/>
-          <w:shd w:fill="auto" w:val="clear"/>
-          <w:lang w:val="en-US" w:eastAsia="zh-CN" w:bidi="hi-IN"/>
-        </w:rPr>
-        <w:t xml:space="preserve">Relembremos de uma situação </w:t>
-      </w:r>
-      <w:r>
-        <w:rPr>
-          <w:rFonts w:eastAsia="Times New Roman" w:cs="Times New Roman" w:ascii="Garamond" w:hAnsi="Garamond"/>
-          <w:i w:val="false"/>
-          <w:iCs w:val="false"/>
-          <w:color w:val="000000"/>
-          <w:kern w:val="0"/>
-          <w:sz w:val="36"/>
-          <w:szCs w:val="36"/>
-          <w:shd w:fill="auto" w:val="clear"/>
-          <w:lang w:val="en-US" w:eastAsia="zh-CN" w:bidi="hi-IN"/>
-        </w:rPr>
-        <w:t xml:space="preserve">em que devolvemos à pessoa com quem discutimos, as mesmas palavras, as mesmas agressões, os mesmos sentimentos negativos e vibrações carregadas de veneno. </w:t>
-      </w:r>
-    </w:p>
-    <w:p>
-      <w:pPr>
-        <w:pStyle w:val="Normal"/>
-        <w:jc w:val="both"/>
-        <w:rPr>
-          <w:rFonts w:ascii="Garamond" w:hAnsi="Garamond" w:eastAsia="Times New Roman" w:cs="Times New Roman"/>
-          <w:i w:val="false"/>
-          <w:i w:val="false"/>
-          <w:iCs w:val="false"/>
-          <w:color w:val="000000"/>
-          <w:kern w:val="0"/>
-          <w:sz w:val="36"/>
-          <w:szCs w:val="36"/>
-          <w:shd w:fill="auto" w:val="clear"/>
-          <w:lang w:val="en-US" w:eastAsia="zh-CN" w:bidi="hi-IN"/>
-        </w:rPr>
-      </w:pPr>
-      <w:r>
-        <w:rPr>
-          <w:rFonts w:eastAsia="Times New Roman" w:cs="Times New Roman" w:ascii="Garamond" w:hAnsi="Garamond"/>
-          <w:i w:val="false"/>
-          <w:iCs w:val="false"/>
-          <w:color w:val="000000"/>
-          <w:kern w:val="0"/>
-          <w:sz w:val="36"/>
-          <w:szCs w:val="36"/>
-          <w:shd w:fill="auto" w:val="clear"/>
-          <w:lang w:val="en-US" w:eastAsia="zh-CN" w:bidi="hi-IN"/>
-        </w:rPr>
-      </w:r>
-    </w:p>
-    <w:p>
-      <w:pPr>
-        <w:pStyle w:val="Normal"/>
-        <w:jc w:val="both"/>
+      </w:r>
+    </w:p>
+    <w:p>
+      <w:pPr>
+        <w:pStyle w:val="Normal"/>
+        <w:jc w:val="both"/>
+        <w:rPr>
+          <w:sz w:val="36"/>
+          <w:szCs w:val="36"/>
+        </w:rPr>
+      </w:pPr>
+      <w:r>
+        <w:rPr>
+          <w:rFonts w:eastAsia="Arial" w:cs="Arial" w:ascii="Garamond" w:hAnsi="Garamond"/>
+          <w:color w:val="000000"/>
+          <w:kern w:val="0"/>
+          <w:sz w:val="36"/>
+          <w:szCs w:val="36"/>
+          <w:shd w:fill="auto" w:val="clear"/>
+          <w:lang w:val="en-US" w:eastAsia="zh-CN" w:bidi="hi-IN"/>
+        </w:rPr>
+        <w:t>C</w:t>
+      </w:r>
+      <w:r>
+        <w:rPr>
+          <w:rFonts w:eastAsia="Times New Roman" w:cs="Times New Roman" w:ascii="Garamond" w:hAnsi="Garamond"/>
+          <w:color w:val="000000"/>
+          <w:kern w:val="0"/>
+          <w:sz w:val="36"/>
+          <w:szCs w:val="36"/>
+          <w:shd w:fill="auto" w:val="clear"/>
+          <w:lang w:val="en-US" w:eastAsia="zh-CN" w:bidi="hi-IN"/>
+        </w:rPr>
+        <w:t>onsigo não revidar a ofensa?</w:t>
+      </w:r>
+    </w:p>
+    <w:p>
+      <w:pPr>
+        <w:pStyle w:val="Normal"/>
+        <w:jc w:val="both"/>
+        <w:rPr>
+          <w:sz w:val="36"/>
+          <w:szCs w:val="36"/>
+        </w:rPr>
+      </w:pPr>
+      <w:r>
         <w:rPr/>
-      </w:pPr>
-      <w:r>
-        <w:rPr>
-          <w:rFonts w:eastAsia="Times New Roman" w:cs="Times New Roman" w:ascii="Garamond" w:hAnsi="Garamond"/>
-          <w:i w:val="false"/>
-          <w:iCs w:val="false"/>
-          <w:color w:val="000000"/>
-          <w:kern w:val="0"/>
-          <w:sz w:val="36"/>
-          <w:szCs w:val="36"/>
-          <w:shd w:fill="auto" w:val="clear"/>
-          <w:lang w:val="en-US" w:eastAsia="zh-CN" w:bidi="hi-IN"/>
-        </w:rPr>
-        <w:t>E vamos responder para nós mesmos: saímos realmente bem dessa discussão? Quando ela terminou, nossa sensação era de paz, de tranquilidade, de leveza e serenidade? Tenho certeza que a resposta é não.</w:t>
-      </w:r>
-    </w:p>
-    <w:p>
-      <w:pPr>
-        <w:pStyle w:val="Normal"/>
-        <w:jc w:val="both"/>
-        <w:rPr>
-          <w:rFonts w:ascii="Garamond" w:hAnsi="Garamond" w:eastAsia="Times New Roman" w:cs="Times New Roman"/>
-          <w:i w:val="false"/>
-          <w:i w:val="false"/>
-          <w:iCs w:val="false"/>
-          <w:color w:val="000000"/>
-          <w:kern w:val="0"/>
-          <w:sz w:val="36"/>
-          <w:szCs w:val="36"/>
-          <w:shd w:fill="auto" w:val="clear"/>
-          <w:lang w:val="en-US" w:eastAsia="zh-CN" w:bidi="hi-IN"/>
-        </w:rPr>
-      </w:pPr>
-      <w:r>
-        <w:rPr>
-          <w:rFonts w:eastAsia="Times New Roman" w:cs="Times New Roman" w:ascii="Garamond" w:hAnsi="Garamond"/>
-          <w:i w:val="false"/>
-          <w:iCs w:val="false"/>
-          <w:color w:val="000000"/>
-          <w:kern w:val="0"/>
-          <w:sz w:val="36"/>
-          <w:szCs w:val="36"/>
-          <w:shd w:fill="auto" w:val="clear"/>
-          <w:lang w:val="en-US" w:eastAsia="zh-CN" w:bidi="hi-IN"/>
-        </w:rPr>
-      </w:r>
-    </w:p>
-    <w:p>
-      <w:pPr>
-        <w:pStyle w:val="Normal"/>
-        <w:jc w:val="both"/>
+      </w:r>
+    </w:p>
+    <w:p>
+      <w:pPr>
+        <w:pStyle w:val="Normal"/>
+        <w:jc w:val="both"/>
+        <w:rPr>
+          <w:sz w:val="36"/>
+          <w:szCs w:val="36"/>
+        </w:rPr>
+      </w:pPr>
+      <w:r>
+        <w:rPr>
+          <w:rFonts w:eastAsia="Times New Roman" w:cs="Times New Roman" w:ascii="Garamond" w:hAnsi="Garamond"/>
+          <w:color w:val="000000"/>
+          <w:kern w:val="0"/>
+          <w:sz w:val="36"/>
+          <w:szCs w:val="36"/>
+          <w:shd w:fill="auto" w:val="clear"/>
+          <w:lang w:val="en-US" w:eastAsia="zh-CN" w:bidi="hi-IN"/>
+        </w:rPr>
+        <w:t>Consigo não desejar o mal ao ofensor?</w:t>
+      </w:r>
+    </w:p>
+    <w:p>
+      <w:pPr>
+        <w:pStyle w:val="Normal"/>
+        <w:jc w:val="both"/>
+        <w:rPr>
+          <w:sz w:val="36"/>
+          <w:szCs w:val="36"/>
+        </w:rPr>
+      </w:pPr>
+      <w:r>
         <w:rPr/>
-      </w:pPr>
-      <w:r>
-        <w:rPr>
-          <w:rFonts w:eastAsia="Times New Roman" w:cs="Times New Roman" w:ascii="Garamond" w:hAnsi="Garamond"/>
-          <w:i w:val="false"/>
-          <w:iCs w:val="false"/>
-          <w:color w:val="000000"/>
-          <w:kern w:val="0"/>
-          <w:sz w:val="36"/>
-          <w:szCs w:val="36"/>
-          <w:shd w:fill="auto" w:val="clear"/>
-          <w:lang w:val="en-US" w:eastAsia="zh-CN" w:bidi="hi-IN"/>
-        </w:rPr>
-        <w:t>Por mais que tenhamos pensado "Joguei na cara dele ou dela tudo o que queria, não levei desaforo para casa", a verdade é que essa postura não nos trouxe paz interior, e é bastante provável que algum tempo depois tenhamos sentido remorso e arrependimento pelo nosso comportamento.</w:t>
-      </w:r>
-      <w:r>
-        <w:br w:type="page"/>
-      </w:r>
-    </w:p>
-    <w:p>
-      <w:pPr>
-        <w:pStyle w:val="Normal"/>
-        <w:jc w:val="both"/>
+      </w:r>
+    </w:p>
+    <w:p>
+      <w:pPr>
+        <w:pStyle w:val="Normal"/>
+        <w:jc w:val="both"/>
+        <w:rPr>
+          <w:sz w:val="36"/>
+          <w:szCs w:val="36"/>
+        </w:rPr>
+      </w:pPr>
+      <w:r>
+        <w:rPr>
+          <w:rFonts w:eastAsia="Times New Roman" w:cs="Times New Roman" w:ascii="Garamond" w:hAnsi="Garamond"/>
+          <w:color w:val="000000"/>
+          <w:kern w:val="0"/>
+          <w:sz w:val="36"/>
+          <w:szCs w:val="36"/>
+          <w:shd w:fill="auto" w:val="clear"/>
+          <w:lang w:val="en-US" w:eastAsia="zh-CN" w:bidi="hi-IN"/>
+        </w:rPr>
+        <w:t>Consigo parar de alimentar a mágoa?</w:t>
+      </w:r>
+    </w:p>
+    <w:p>
+      <w:pPr>
+        <w:pStyle w:val="Normal"/>
+        <w:jc w:val="both"/>
+        <w:rPr>
+          <w:sz w:val="36"/>
+          <w:szCs w:val="36"/>
+        </w:rPr>
+      </w:pPr>
+      <w:r>
         <w:rPr/>
-      </w:pPr>
-      <w:r>
-        <w:rPr>
-          <w:rFonts w:eastAsia="Times New Roman" w:cs="Times New Roman" w:ascii="Garamond" w:hAnsi="Garamond"/>
-          <w:i w:val="false"/>
-          <w:iCs w:val="false"/>
-          <w:color w:val="000000"/>
-          <w:kern w:val="0"/>
-          <w:sz w:val="36"/>
-          <w:szCs w:val="36"/>
-          <w:shd w:fill="auto" w:val="clear"/>
-          <w:lang w:val="en-US" w:eastAsia="zh-CN" w:bidi="hi-IN"/>
-        </w:rPr>
-        <w:t>Por outro lado, quando oferecemos a outra face as coisas são bem diferentes. Podemos até sair dos conflitos tristes e magoados, mas pouco tempo depois olhamos para dentro de nós e nos sentimos felizes por termos mantido a serenidade sem revidar as ofensas.</w:t>
-      </w:r>
-    </w:p>
-    <w:p>
-      <w:pPr>
-        <w:pStyle w:val="Normal"/>
-        <w:jc w:val="both"/>
-        <w:rPr>
-          <w:rFonts w:ascii="Garamond" w:hAnsi="Garamond" w:eastAsia="Times New Roman" w:cs="Times New Roman"/>
-          <w:i w:val="false"/>
-          <w:i w:val="false"/>
-          <w:iCs w:val="false"/>
-          <w:color w:val="000000"/>
-          <w:kern w:val="0"/>
-          <w:sz w:val="36"/>
-          <w:szCs w:val="36"/>
-          <w:shd w:fill="auto" w:val="clear"/>
-          <w:lang w:val="en-US" w:eastAsia="zh-CN" w:bidi="hi-IN"/>
-        </w:rPr>
-      </w:pPr>
-      <w:r>
-        <w:rPr>
-          <w:rFonts w:eastAsia="Times New Roman" w:cs="Times New Roman" w:ascii="Garamond" w:hAnsi="Garamond"/>
-          <w:i w:val="false"/>
-          <w:iCs w:val="false"/>
-          <w:color w:val="000000"/>
-          <w:kern w:val="0"/>
-          <w:sz w:val="36"/>
-          <w:szCs w:val="36"/>
-          <w:shd w:fill="auto" w:val="clear"/>
-          <w:lang w:val="en-US" w:eastAsia="zh-CN" w:bidi="hi-IN"/>
-        </w:rPr>
-      </w:r>
-    </w:p>
-    <w:p>
-      <w:pPr>
-        <w:pStyle w:val="Normal"/>
-        <w:jc w:val="both"/>
+      </w:r>
+    </w:p>
+    <w:p>
+      <w:pPr>
+        <w:pStyle w:val="Normal"/>
+        <w:jc w:val="both"/>
+        <w:rPr>
+          <w:sz w:val="36"/>
+          <w:szCs w:val="36"/>
+        </w:rPr>
+      </w:pPr>
+      <w:r>
+        <w:rPr>
+          <w:rFonts w:eastAsia="Times New Roman" w:cs="Times New Roman" w:ascii="Garamond" w:hAnsi="Garamond"/>
+          <w:color w:val="000000"/>
+          <w:kern w:val="0"/>
+          <w:sz w:val="36"/>
+          <w:szCs w:val="36"/>
+          <w:shd w:fill="auto" w:val="clear"/>
+          <w:lang w:val="en-US" w:eastAsia="zh-CN" w:bidi="hi-IN"/>
+        </w:rPr>
+        <w:t>Consigo orar por ele, ainda que minhas palavras sejam inicialmente difíceis, talvez não sejam nem mesmo naturais?</w:t>
+      </w:r>
+    </w:p>
+    <w:p>
+      <w:pPr>
+        <w:pStyle w:val="Normal"/>
+        <w:jc w:val="both"/>
+        <w:rPr>
+          <w:sz w:val="36"/>
+          <w:szCs w:val="36"/>
+        </w:rPr>
+      </w:pPr>
+      <w:r>
         <w:rPr/>
-      </w:pPr>
-      <w:r>
-        <w:rPr>
-          <w:rFonts w:eastAsia="Times New Roman" w:cs="Times New Roman" w:ascii="Garamond" w:hAnsi="Garamond"/>
-          <w:i w:val="false"/>
-          <w:iCs w:val="false"/>
-          <w:color w:val="000000"/>
-          <w:kern w:val="0"/>
-          <w:sz w:val="36"/>
-          <w:szCs w:val="36"/>
-          <w:shd w:fill="auto" w:val="clear"/>
-          <w:lang w:val="en-US" w:eastAsia="zh-CN" w:bidi="hi-IN"/>
-        </w:rPr>
-        <w:t>Q</w:t>
-      </w:r>
-      <w:r>
-        <w:rPr>
-          <w:rFonts w:eastAsia="Times New Roman" w:cs="Times New Roman" w:ascii="Garamond" w:hAnsi="Garamond"/>
-          <w:i w:val="false"/>
-          <w:iCs w:val="false"/>
-          <w:color w:val="000000"/>
-          <w:kern w:val="0"/>
-          <w:sz w:val="36"/>
-          <w:szCs w:val="36"/>
-          <w:shd w:fill="auto" w:val="clear"/>
-          <w:lang w:val="en-US" w:eastAsia="zh-CN" w:bidi="hi-IN"/>
-        </w:rPr>
-        <w:t xml:space="preserve">uando </w:t>
-      </w:r>
-      <w:r>
-        <w:rPr>
-          <w:rFonts w:eastAsia="Times New Roman" w:cs="Times New Roman" w:ascii="Garamond" w:hAnsi="Garamond"/>
-          <w:i w:val="false"/>
-          <w:iCs w:val="false"/>
-          <w:color w:val="000000"/>
-          <w:kern w:val="0"/>
-          <w:sz w:val="36"/>
-          <w:szCs w:val="36"/>
-          <w:shd w:fill="auto" w:val="clear"/>
-          <w:lang w:val="en-US" w:eastAsia="zh-CN" w:bidi="hi-IN"/>
-        </w:rPr>
-        <w:t>adotamos essa postura</w:t>
-      </w:r>
-      <w:r>
-        <w:rPr>
-          <w:rFonts w:eastAsia="Times New Roman" w:cs="Times New Roman" w:ascii="Garamond" w:hAnsi="Garamond"/>
-          <w:i w:val="false"/>
-          <w:iCs w:val="false"/>
-          <w:color w:val="000000"/>
-          <w:kern w:val="0"/>
-          <w:sz w:val="36"/>
-          <w:szCs w:val="36"/>
-          <w:shd w:fill="auto" w:val="clear"/>
-          <w:lang w:val="en-US" w:eastAsia="zh-CN" w:bidi="hi-IN"/>
-        </w:rPr>
-        <w:t xml:space="preserve">, as chances de </w:t>
-      </w:r>
-      <w:r>
-        <w:rPr>
-          <w:rFonts w:eastAsia="Times New Roman" w:cs="Times New Roman" w:ascii="Garamond" w:hAnsi="Garamond"/>
-          <w:i w:val="false"/>
-          <w:iCs w:val="false"/>
-          <w:color w:val="000000"/>
-          <w:kern w:val="0"/>
-          <w:sz w:val="36"/>
-          <w:szCs w:val="36"/>
-          <w:shd w:fill="auto" w:val="clear"/>
-          <w:lang w:val="en-US" w:eastAsia="zh-CN" w:bidi="hi-IN"/>
-        </w:rPr>
-        <w:t>que a outra pessoa</w:t>
-      </w:r>
-      <w:r>
-        <w:rPr>
-          <w:rFonts w:eastAsia="Times New Roman" w:cs="Times New Roman" w:ascii="Garamond" w:hAnsi="Garamond"/>
-          <w:i w:val="false"/>
-          <w:iCs w:val="false"/>
-          <w:color w:val="000000"/>
-          <w:kern w:val="0"/>
-          <w:sz w:val="36"/>
-          <w:szCs w:val="36"/>
-          <w:shd w:fill="auto" w:val="clear"/>
-          <w:lang w:val="en-US" w:eastAsia="zh-CN" w:bidi="hi-IN"/>
-        </w:rPr>
-        <w:t xml:space="preserve"> reflita sobre a atitude del</w:t>
-      </w:r>
-      <w:r>
-        <w:rPr>
-          <w:rFonts w:eastAsia="Times New Roman" w:cs="Times New Roman" w:ascii="Garamond" w:hAnsi="Garamond"/>
-          <w:i w:val="false"/>
-          <w:iCs w:val="false"/>
-          <w:color w:val="000000"/>
-          <w:kern w:val="0"/>
-          <w:sz w:val="36"/>
-          <w:szCs w:val="36"/>
-          <w:shd w:fill="auto" w:val="clear"/>
-          <w:lang w:val="en-US" w:eastAsia="zh-CN" w:bidi="hi-IN"/>
-        </w:rPr>
-        <w:t>a</w:t>
-      </w:r>
-      <w:r>
-        <w:rPr>
-          <w:rFonts w:eastAsia="Times New Roman" w:cs="Times New Roman" w:ascii="Garamond" w:hAnsi="Garamond"/>
-          <w:i w:val="false"/>
-          <w:iCs w:val="false"/>
-          <w:color w:val="000000"/>
-          <w:kern w:val="0"/>
-          <w:sz w:val="36"/>
-          <w:szCs w:val="36"/>
-          <w:shd w:fill="auto" w:val="clear"/>
-          <w:lang w:val="en-US" w:eastAsia="zh-CN" w:bidi="hi-IN"/>
-        </w:rPr>
-        <w:t xml:space="preserve"> são muito maiores. É</w:t>
-      </w:r>
-      <w:r>
-        <w:rPr>
-          <w:rFonts w:eastAsia="Times New Roman" w:cs="Times New Roman" w:ascii="Garamond" w:hAnsi="Garamond"/>
-          <w:i w:val="false"/>
-          <w:iCs w:val="false"/>
-          <w:color w:val="000000"/>
-          <w:kern w:val="0"/>
-          <w:sz w:val="36"/>
-          <w:szCs w:val="36"/>
-          <w:shd w:fill="auto" w:val="clear"/>
-          <w:lang w:val="en-US" w:eastAsia="zh-CN" w:bidi="hi-IN"/>
-        </w:rPr>
-        <w:t xml:space="preserve"> provável que em algum momento ela pense:</w:t>
-      </w:r>
-      <w:r>
-        <w:rPr>
-          <w:rFonts w:eastAsia="Times New Roman" w:cs="Times New Roman" w:ascii="Garamond" w:hAnsi="Garamond"/>
-          <w:i w:val="false"/>
-          <w:iCs w:val="false"/>
-          <w:color w:val="000000"/>
-          <w:kern w:val="0"/>
-          <w:sz w:val="36"/>
-          <w:szCs w:val="36"/>
-          <w:shd w:fill="auto" w:val="clear"/>
-          <w:lang w:val="en-US" w:eastAsia="zh-CN" w:bidi="hi-IN"/>
-        </w:rPr>
-        <w:t xml:space="preserve"> "Poxa vida. Eu discuti com fulano, falei um monte de coisas ruins e desagradáveis e ele não revidou. </w:t>
-      </w:r>
-      <w:r>
-        <w:rPr>
-          <w:rFonts w:eastAsia="Times New Roman" w:cs="Times New Roman" w:ascii="Garamond" w:hAnsi="Garamond"/>
-          <w:i w:val="false"/>
-          <w:iCs w:val="false"/>
-          <w:color w:val="000000"/>
-          <w:kern w:val="0"/>
-          <w:sz w:val="36"/>
-          <w:szCs w:val="36"/>
-          <w:shd w:fill="auto" w:val="clear"/>
-          <w:lang w:val="en-US" w:eastAsia="zh-CN" w:bidi="hi-IN"/>
-        </w:rPr>
-        <w:t>Eu não deveria ter agido daquela forma</w:t>
-      </w:r>
-      <w:r>
-        <w:rPr>
-          <w:rFonts w:eastAsia="Times New Roman" w:cs="Times New Roman" w:ascii="Garamond" w:hAnsi="Garamond"/>
-          <w:i w:val="false"/>
-          <w:iCs w:val="false"/>
-          <w:color w:val="000000"/>
-          <w:kern w:val="0"/>
-          <w:sz w:val="36"/>
-          <w:szCs w:val="36"/>
-          <w:shd w:fill="auto" w:val="clear"/>
-          <w:lang w:val="en-US" w:eastAsia="zh-CN" w:bidi="hi-IN"/>
-        </w:rPr>
-        <w:t>".</w:t>
-      </w:r>
-    </w:p>
-    <w:p>
-      <w:pPr>
-        <w:pStyle w:val="Normal"/>
-        <w:jc w:val="both"/>
-        <w:rPr>
-          <w:rFonts w:ascii="Garamond" w:hAnsi="Garamond" w:eastAsia="Times New Roman" w:cs="Times New Roman"/>
-          <w:i w:val="false"/>
-          <w:i w:val="false"/>
-          <w:iCs w:val="false"/>
-          <w:color w:val="000000"/>
-          <w:kern w:val="0"/>
-          <w:sz w:val="36"/>
-          <w:szCs w:val="36"/>
-          <w:shd w:fill="auto" w:val="clear"/>
-          <w:lang w:val="en-US" w:eastAsia="zh-CN" w:bidi="hi-IN"/>
-        </w:rPr>
-      </w:pPr>
-      <w:r>
-        <w:rPr>
-          <w:rFonts w:eastAsia="Times New Roman" w:cs="Times New Roman" w:ascii="Garamond" w:hAnsi="Garamond"/>
-          <w:i w:val="false"/>
-          <w:iCs w:val="false"/>
-          <w:color w:val="000000"/>
-          <w:kern w:val="0"/>
-          <w:sz w:val="36"/>
-          <w:szCs w:val="36"/>
-          <w:shd w:fill="auto" w:val="clear"/>
-          <w:lang w:val="en-US" w:eastAsia="zh-CN" w:bidi="hi-IN"/>
-        </w:rPr>
-      </w:r>
-    </w:p>
-    <w:p>
-      <w:pPr>
-        <w:pStyle w:val="Normal"/>
-        <w:jc w:val="both"/>
+      </w:r>
+    </w:p>
+    <w:p>
+      <w:pPr>
+        <w:pStyle w:val="Normal"/>
+        <w:jc w:val="both"/>
+        <w:rPr>
+          <w:sz w:val="36"/>
+          <w:szCs w:val="36"/>
+        </w:rPr>
+      </w:pPr>
+      <w:r>
+        <w:rPr>
+          <w:rFonts w:eastAsia="Times New Roman" w:cs="Times New Roman" w:ascii="Garamond" w:hAnsi="Garamond"/>
+          <w:color w:val="000000"/>
+          <w:kern w:val="0"/>
+          <w:sz w:val="36"/>
+          <w:szCs w:val="36"/>
+          <w:shd w:fill="auto" w:val="clear"/>
+          <w:lang w:val="en-US" w:eastAsia="zh-CN" w:bidi="hi-IN"/>
+        </w:rPr>
+        <w:t>Tento compreender as razões que o levaram a agir daquela maneira?</w:t>
+      </w:r>
+    </w:p>
+    <w:p>
+      <w:pPr>
+        <w:pStyle w:val="Normal"/>
+        <w:jc w:val="both"/>
+        <w:rPr>
+          <w:sz w:val="36"/>
+          <w:szCs w:val="36"/>
+        </w:rPr>
+      </w:pPr>
+      <w:r>
         <w:rPr/>
-      </w:pPr>
-      <w:r>
-        <w:rPr>
-          <w:rFonts w:eastAsia="Times New Roman" w:cs="Times New Roman" w:ascii="Garamond" w:hAnsi="Garamond"/>
-          <w:i w:val="false"/>
-          <w:iCs w:val="false"/>
-          <w:color w:val="000000"/>
-          <w:kern w:val="0"/>
-          <w:sz w:val="36"/>
-          <w:szCs w:val="36"/>
-          <w:shd w:fill="auto" w:val="clear"/>
-          <w:lang w:val="en-US" w:eastAsia="zh-CN" w:bidi="hi-IN"/>
-        </w:rPr>
-        <w:t xml:space="preserve">Não é que queiramos que a pessoa se sinta mal. </w:t>
-      </w:r>
-      <w:r>
-        <w:rPr>
-          <w:rFonts w:eastAsia="Times New Roman" w:cs="Times New Roman" w:ascii="Garamond" w:hAnsi="Garamond"/>
-          <w:i w:val="false"/>
-          <w:iCs w:val="false"/>
-          <w:color w:val="000000"/>
-          <w:kern w:val="0"/>
-          <w:sz w:val="36"/>
-          <w:szCs w:val="36"/>
-          <w:shd w:fill="auto" w:val="clear"/>
-          <w:lang w:val="en-US" w:eastAsia="zh-CN" w:bidi="hi-IN"/>
-        </w:rPr>
-        <w:t>A questão é que</w:t>
-      </w:r>
-      <w:r>
-        <w:rPr>
-          <w:rFonts w:eastAsia="Times New Roman" w:cs="Times New Roman" w:ascii="Garamond" w:hAnsi="Garamond"/>
-          <w:i w:val="false"/>
-          <w:iCs w:val="false"/>
-          <w:color w:val="000000"/>
-          <w:kern w:val="0"/>
-          <w:sz w:val="36"/>
-          <w:szCs w:val="36"/>
-          <w:shd w:fill="auto" w:val="clear"/>
-          <w:lang w:val="en-US" w:eastAsia="zh-CN" w:bidi="hi-IN"/>
-        </w:rPr>
-        <w:t xml:space="preserve"> pode nascer daí uma mudança de comportamento por parte dela, impulsionada pela nossa postura.</w:t>
-      </w:r>
-    </w:p>
-    <w:p>
-      <w:pPr>
-        <w:pStyle w:val="Normal"/>
-        <w:jc w:val="both"/>
-        <w:rPr>
-          <w:rFonts w:ascii="Garamond" w:hAnsi="Garamond" w:eastAsia="Times New Roman" w:cs="Times New Roman"/>
-          <w:i w:val="false"/>
-          <w:i w:val="false"/>
-          <w:iCs w:val="false"/>
-          <w:color w:val="000000"/>
-          <w:kern w:val="0"/>
-          <w:sz w:val="36"/>
-          <w:szCs w:val="36"/>
-          <w:shd w:fill="auto" w:val="clear"/>
-          <w:lang w:val="en-US" w:eastAsia="zh-CN" w:bidi="hi-IN"/>
-        </w:rPr>
-      </w:pPr>
-      <w:r>
-        <w:rPr>
-          <w:rFonts w:eastAsia="Times New Roman" w:cs="Times New Roman" w:ascii="Garamond" w:hAnsi="Garamond"/>
-          <w:i w:val="false"/>
-          <w:iCs w:val="false"/>
-          <w:color w:val="000000"/>
-          <w:kern w:val="0"/>
-          <w:sz w:val="36"/>
-          <w:szCs w:val="36"/>
-          <w:shd w:fill="auto" w:val="clear"/>
-          <w:lang w:val="en-US" w:eastAsia="zh-CN" w:bidi="hi-IN"/>
-        </w:rPr>
-      </w:r>
-    </w:p>
-    <w:p>
-      <w:pPr>
-        <w:pStyle w:val="Normal"/>
-        <w:jc w:val="both"/>
+      </w:r>
+    </w:p>
+    <w:p>
+      <w:pPr>
+        <w:pStyle w:val="Normal"/>
+        <w:jc w:val="both"/>
+        <w:rPr>
+          <w:sz w:val="36"/>
+          <w:szCs w:val="36"/>
+        </w:rPr>
+      </w:pPr>
+      <w:r>
+        <w:rPr>
+          <w:rFonts w:eastAsia="Times New Roman" w:cs="Times New Roman" w:ascii="Garamond" w:hAnsi="Garamond"/>
+          <w:color w:val="000000"/>
+          <w:kern w:val="0"/>
+          <w:sz w:val="36"/>
+          <w:szCs w:val="36"/>
+          <w:shd w:fill="auto" w:val="clear"/>
+          <w:lang w:val="en-US" w:eastAsia="zh-CN" w:bidi="hi-IN"/>
+        </w:rPr>
+        <w:t>Consigo, pelo menos, não transformar uma ofensa recebida em uma nova ofensa praticada por mim?</w:t>
+      </w:r>
+    </w:p>
+    <w:p>
+      <w:pPr>
+        <w:pStyle w:val="Normal"/>
+        <w:jc w:val="both"/>
+        <w:rPr>
+          <w:rFonts w:ascii="Garamond" w:hAnsi="Garamond"/>
+          <w:sz w:val="36"/>
+          <w:szCs w:val="36"/>
+        </w:rPr>
+      </w:pPr>
+      <w:r>
+        <w:rPr>
+          <w:rFonts w:ascii="Garamond" w:hAnsi="Garamond"/>
+          <w:sz w:val="36"/>
+          <w:szCs w:val="36"/>
+        </w:rPr>
+      </w:r>
+    </w:p>
+    <w:p>
+      <w:pPr>
+        <w:pStyle w:val="Normal"/>
+        <w:jc w:val="both"/>
+        <w:rPr>
+          <w:sz w:val="36"/>
+          <w:szCs w:val="36"/>
+        </w:rPr>
+      </w:pPr>
+      <w:r>
+        <w:rPr>
+          <w:rFonts w:eastAsia="Arial" w:cs="Arial" w:ascii="Garamond" w:hAnsi="Garamond"/>
+          <w:color w:val="000000"/>
+          <w:kern w:val="0"/>
+          <w:sz w:val="36"/>
+          <w:szCs w:val="36"/>
+          <w:shd w:fill="auto" w:val="clear"/>
+          <w:lang w:val="en-US" w:eastAsia="zh-CN" w:bidi="hi-IN"/>
+        </w:rPr>
+        <w:t>N</w:t>
+      </w:r>
+      <w:r>
+        <w:rPr>
+          <w:rFonts w:eastAsia="Times New Roman" w:cs="Times New Roman" w:ascii="Garamond" w:hAnsi="Garamond"/>
+          <w:color w:val="000000"/>
+          <w:kern w:val="0"/>
+          <w:sz w:val="36"/>
+          <w:szCs w:val="36"/>
+          <w:shd w:fill="auto" w:val="clear"/>
+          <w:lang w:val="en-US" w:eastAsia="zh-CN" w:bidi="hi-IN"/>
+        </w:rPr>
+        <w:t>ão precisamos fingir que já amamos aquele que nos feriu. Podemos reconhecer honestamente que ainda sentimos mágoa, indignação ou dificuldade de perdoar.</w:t>
+      </w:r>
+    </w:p>
+    <w:p>
+      <w:pPr>
+        <w:pStyle w:val="Normal"/>
+        <w:jc w:val="both"/>
+        <w:rPr>
+          <w:sz w:val="36"/>
+          <w:szCs w:val="36"/>
+        </w:rPr>
+      </w:pPr>
+      <w:r>
         <w:rPr/>
-      </w:pPr>
-      <w:r>
-        <w:rPr>
-          <w:rFonts w:eastAsia="Times New Roman" w:cs="Times New Roman" w:ascii="Garamond" w:hAnsi="Garamond"/>
-          <w:i w:val="false"/>
-          <w:iCs w:val="false"/>
-          <w:color w:val="000000"/>
-          <w:kern w:val="0"/>
-          <w:sz w:val="36"/>
-          <w:szCs w:val="36"/>
-          <w:shd w:fill="auto" w:val="clear"/>
-          <w:lang w:val="en-US" w:eastAsia="zh-CN" w:bidi="hi-IN"/>
-        </w:rPr>
-        <w:t>Já que nossa condição espiritual ainda não impede que os conflitos aconteçam, quando eles surgirem, é preferível sermos ofendidos do que ofensores.</w:t>
-      </w:r>
-      <w:r>
-        <w:br w:type="page"/>
+      </w:r>
+    </w:p>
+    <w:p>
+      <w:pPr>
+        <w:pStyle w:val="Normal"/>
+        <w:jc w:val="both"/>
+        <w:rPr>
+          <w:sz w:val="36"/>
+          <w:szCs w:val="36"/>
+        </w:rPr>
+      </w:pPr>
+      <w:r>
+        <w:rPr>
+          <w:rFonts w:eastAsia="Times New Roman" w:cs="Times New Roman" w:ascii="Garamond" w:hAnsi="Garamond"/>
+          <w:color w:val="000000"/>
+          <w:kern w:val="0"/>
+          <w:sz w:val="36"/>
+          <w:szCs w:val="36"/>
+          <w:shd w:fill="auto" w:val="clear"/>
+          <w:lang w:val="en-US" w:eastAsia="zh-CN" w:bidi="hi-IN"/>
+        </w:rPr>
+        <w:t xml:space="preserve">A transformação é lenta, demanda esforço e vai  acontecer a partir do momento em que pararmos de pensar que </w:t>
+      </w:r>
+      <w:r>
+        <w:rPr>
+          <w:rFonts w:eastAsia="Times New Roman" w:cs="Times New Roman" w:ascii="Garamond" w:hAnsi="Garamond"/>
+          <w:color w:val="000000"/>
+          <w:kern w:val="0"/>
+          <w:sz w:val="36"/>
+          <w:szCs w:val="36"/>
+          <w:shd w:fill="auto" w:val="clear"/>
+          <w:lang w:val="en-US" w:eastAsia="zh-CN" w:bidi="hi-IN"/>
+        </w:rPr>
+        <w:t>estamos proibidos de</w:t>
+      </w:r>
+      <w:r>
+        <w:rPr>
+          <w:rFonts w:eastAsia="Times New Roman" w:cs="Times New Roman" w:ascii="Garamond" w:hAnsi="Garamond"/>
+          <w:color w:val="000000"/>
+          <w:kern w:val="0"/>
+          <w:sz w:val="36"/>
+          <w:szCs w:val="36"/>
+          <w:shd w:fill="auto" w:val="clear"/>
+          <w:lang w:val="en-US" w:eastAsia="zh-CN" w:bidi="hi-IN"/>
+        </w:rPr>
+        <w:t xml:space="preserve"> ter essas reações e passarmos a pensar sobre </w:t>
+      </w:r>
+      <w:r>
+        <w:rPr>
+          <w:rFonts w:eastAsia="Times New Roman" w:cs="Times New Roman" w:ascii="Garamond" w:hAnsi="Garamond"/>
+          <w:color w:val="000000"/>
+          <w:kern w:val="0"/>
+          <w:sz w:val="36"/>
+          <w:szCs w:val="36"/>
+          <w:shd w:fill="auto" w:val="clear"/>
+          <w:lang w:val="en-US" w:eastAsia="zh-CN" w:bidi="hi-IN"/>
+        </w:rPr>
+        <w:t>como devemos lidar</w:t>
+      </w:r>
+      <w:r>
+        <w:rPr>
+          <w:rFonts w:eastAsia="Times New Roman" w:cs="Times New Roman" w:ascii="Garamond" w:hAnsi="Garamond"/>
+          <w:color w:val="000000"/>
+          <w:kern w:val="0"/>
+          <w:sz w:val="36"/>
+          <w:szCs w:val="36"/>
+          <w:shd w:fill="auto" w:val="clear"/>
+          <w:lang w:val="en-US" w:eastAsia="zh-CN" w:bidi="hi-IN"/>
+        </w:rPr>
+        <w:t xml:space="preserve"> com elas.</w:t>
+      </w:r>
+    </w:p>
+    <w:p>
+      <w:pPr>
+        <w:pStyle w:val="Normal"/>
+        <w:jc w:val="both"/>
+        <w:rPr>
+          <w:sz w:val="36"/>
+          <w:szCs w:val="36"/>
+        </w:rPr>
+      </w:pPr>
+      <w:r>
+        <w:rPr>
+          <w:sz w:val="36"/>
+          <w:szCs w:val="36"/>
+        </w:rPr>
+      </w:r>
+    </w:p>
+    <w:p>
+      <w:pPr>
+        <w:pStyle w:val="Normal"/>
+        <w:jc w:val="both"/>
+        <w:rPr>
+          <w:sz w:val="36"/>
+          <w:szCs w:val="36"/>
+        </w:rPr>
+      </w:pPr>
+      <w:r>
+        <w:rPr>
+          <w:rFonts w:eastAsia="Times New Roman" w:cs="Times New Roman" w:ascii="Garamond" w:hAnsi="Garamond"/>
+          <w:color w:val="000000"/>
+          <w:kern w:val="0"/>
+          <w:sz w:val="36"/>
+          <w:szCs w:val="36"/>
+          <w:shd w:fill="auto" w:val="clear"/>
+          <w:lang w:val="en-US" w:eastAsia="zh-CN" w:bidi="hi-IN"/>
+        </w:rPr>
+        <w:t>E vale a pena esse esforço. Vale muito a pena porque o perdão é libertador.</w:t>
+      </w:r>
+    </w:p>
+    <w:p>
+      <w:pPr>
+        <w:pStyle w:val="Normal"/>
+        <w:jc w:val="both"/>
+        <w:rPr>
+          <w:sz w:val="36"/>
+          <w:szCs w:val="36"/>
+        </w:rPr>
+      </w:pPr>
+      <w:r>
+        <w:rPr>
+          <w:sz w:val="36"/>
+          <w:szCs w:val="36"/>
+        </w:rPr>
+      </w:r>
+    </w:p>
+    <w:p>
+      <w:pPr>
+        <w:pStyle w:val="Normal"/>
+        <w:jc w:val="both"/>
+        <w:rPr>
+          <w:sz w:val="36"/>
+          <w:szCs w:val="36"/>
+        </w:rPr>
+      </w:pPr>
+      <w:r>
+        <w:rPr>
+          <w:rFonts w:eastAsia="Times New Roman" w:cs="Times New Roman" w:ascii="Garamond" w:hAnsi="Garamond"/>
+          <w:color w:val="000000"/>
+          <w:kern w:val="0"/>
+          <w:sz w:val="36"/>
+          <w:szCs w:val="36"/>
+          <w:shd w:fill="auto" w:val="clear"/>
+          <w:lang w:val="en-US" w:eastAsia="zh-CN" w:bidi="hi-IN"/>
+        </w:rPr>
+        <w:t>Então, eu gostaria de deixar para todos nós uma pergunta para servir como reflexão:</w:t>
+      </w:r>
+    </w:p>
+    <w:p>
+      <w:pPr>
+        <w:pStyle w:val="Normal"/>
+        <w:jc w:val="both"/>
+        <w:rPr>
+          <w:sz w:val="36"/>
+          <w:szCs w:val="36"/>
+        </w:rPr>
+      </w:pPr>
+      <w:r>
+        <w:rPr>
+          <w:sz w:val="36"/>
+          <w:szCs w:val="36"/>
+        </w:rPr>
       </w:r>
     </w:p>
     <w:p>
@@ -6674,693 +7164,15 @@
       </w:pPr>
       <w:r>
         <w:rPr>
-          <w:rFonts w:ascii="Garamond" w:hAnsi="Garamond"/>
-          <w:sz w:val="36"/>
-          <w:szCs w:val="36"/>
-        </w:rPr>
-        <w:t>Caminhando para o término de nossas reflexões, vamos recordar que o nosso Divino Mestre nos deu o maior exemplo do amor aos inimigos.</w:t>
-      </w:r>
-    </w:p>
-    <w:p>
-      <w:pPr>
-        <w:pStyle w:val="Normal"/>
-        <w:jc w:val="both"/>
-        <w:rPr>
-          <w:rFonts w:ascii="Garamond" w:hAnsi="Garamond"/>
-          <w:sz w:val="36"/>
-          <w:szCs w:val="36"/>
-        </w:rPr>
-      </w:pPr>
-      <w:r>
-        <w:rPr>
-          <w:rFonts w:ascii="Garamond" w:hAnsi="Garamond"/>
-          <w:sz w:val="36"/>
-          <w:szCs w:val="36"/>
-        </w:rPr>
-      </w:r>
-    </w:p>
-    <w:p>
-      <w:pPr>
-        <w:pStyle w:val="Normal"/>
-        <w:jc w:val="both"/>
-        <w:rPr>
-          <w:rFonts w:ascii="Garamond" w:hAnsi="Garamond"/>
-          <w:sz w:val="36"/>
-          <w:szCs w:val="36"/>
-        </w:rPr>
-      </w:pPr>
-      <w:r>
-        <w:rPr>
-          <w:rFonts w:ascii="Garamond" w:hAnsi="Garamond"/>
-          <w:sz w:val="36"/>
-          <w:szCs w:val="36"/>
-        </w:rPr>
-        <w:t>Diante daqueles que O perseguiram e O levaram à crucificação, Ele não respondeu com qualquer sinal de ódio. Em seus derradeiros momentos na cruz, pediu ao Pai que nos perdoasse porque não sabíamos o que estávamos fazendo.</w:t>
-      </w:r>
-    </w:p>
-    <w:p>
-      <w:pPr>
-        <w:pStyle w:val="Normal"/>
-        <w:jc w:val="both"/>
-        <w:rPr>
-          <w:rFonts w:ascii="Garamond" w:hAnsi="Garamond"/>
-          <w:sz w:val="36"/>
-          <w:szCs w:val="36"/>
-        </w:rPr>
-      </w:pPr>
-      <w:r>
-        <w:rPr>
-          <w:rFonts w:ascii="Garamond" w:hAnsi="Garamond"/>
-          <w:sz w:val="36"/>
-          <w:szCs w:val="36"/>
-        </w:rPr>
-      </w:r>
-    </w:p>
-    <w:p>
-      <w:pPr>
-        <w:pStyle w:val="Normal"/>
-        <w:jc w:val="both"/>
-        <w:rPr>
-          <w:rFonts w:ascii="Garamond" w:hAnsi="Garamond"/>
-          <w:sz w:val="36"/>
-          <w:szCs w:val="36"/>
-        </w:rPr>
-      </w:pPr>
-      <w:r>
-        <w:rPr>
-          <w:rFonts w:ascii="Garamond" w:hAnsi="Garamond"/>
-          <w:sz w:val="36"/>
-          <w:szCs w:val="36"/>
-        </w:rPr>
-        <w:t xml:space="preserve">Jesus não apenas demonstrou amor aos inimigos naquele momento; Ele também </w:t>
-      </w:r>
-      <w:r>
-        <w:rPr>
-          <w:rFonts w:eastAsia="Times New Roman" w:cs="Times New Roman" w:ascii="Garamond" w:hAnsi="Garamond"/>
-          <w:i w:val="false"/>
-          <w:iCs w:val="false"/>
-          <w:color w:val="000000"/>
-          <w:kern w:val="0"/>
-          <w:sz w:val="36"/>
-          <w:szCs w:val="36"/>
-          <w:shd w:fill="auto" w:val="clear"/>
-          <w:lang w:val="en-US" w:eastAsia="zh-CN" w:bidi="hi-IN"/>
-        </w:rPr>
-        <w:t>deixou cada um entregue à sua própria consciência para que refletisse sobre as atitudes praticadas.</w:t>
-      </w:r>
-    </w:p>
-    <w:p>
-      <w:pPr>
-        <w:pStyle w:val="Normal"/>
-        <w:jc w:val="both"/>
-        <w:rPr>
-          <w:rFonts w:ascii="Garamond" w:hAnsi="Garamond"/>
-          <w:sz w:val="36"/>
-          <w:szCs w:val="36"/>
-        </w:rPr>
-      </w:pPr>
-      <w:r>
-        <w:rPr/>
-      </w:r>
-    </w:p>
-    <w:p>
-      <w:pPr>
-        <w:pStyle w:val="Normal"/>
-        <w:jc w:val="both"/>
-        <w:rPr>
-          <w:rFonts w:ascii="Garamond" w:hAnsi="Garamond"/>
-          <w:sz w:val="36"/>
-          <w:szCs w:val="36"/>
-        </w:rPr>
-      </w:pPr>
-      <w:r>
-        <w:rPr>
-          <w:rFonts w:eastAsia="Times New Roman" w:cs="Times New Roman" w:ascii="Garamond" w:hAnsi="Garamond"/>
-          <w:i w:val="false"/>
-          <w:iCs w:val="false"/>
-          <w:color w:val="000000"/>
-          <w:kern w:val="0"/>
-          <w:sz w:val="36"/>
-          <w:szCs w:val="36"/>
-          <w:shd w:fill="auto" w:val="clear"/>
-          <w:lang w:val="en-US" w:eastAsia="zh-CN" w:bidi="hi-IN"/>
-        </w:rPr>
-        <w:t xml:space="preserve">Ele distribuiu as sementes de Seu Evangelho de amor e bondade, e espera pacientemente pelo tempo em que elas irão germinar, florescer e frutificar. </w:t>
-      </w:r>
-    </w:p>
-    <w:p>
-      <w:pPr>
-        <w:pStyle w:val="Normal"/>
-        <w:jc w:val="both"/>
-        <w:rPr>
-          <w:rFonts w:ascii="Garamond" w:hAnsi="Garamond" w:eastAsia="Times New Roman" w:cs="Times New Roman"/>
-          <w:color w:val="000000"/>
-          <w:kern w:val="0"/>
-          <w:sz w:val="36"/>
-          <w:szCs w:val="36"/>
-          <w:shd w:fill="auto" w:val="clear"/>
-          <w:lang w:val="en-US" w:eastAsia="zh-CN" w:bidi="hi-IN"/>
-        </w:rPr>
-      </w:pPr>
-      <w:r>
-        <w:rPr>
-          <w:rFonts w:eastAsia="Times New Roman" w:cs="Times New Roman" w:ascii="Garamond" w:hAnsi="Garamond"/>
-          <w:color w:val="000000"/>
-          <w:kern w:val="0"/>
-          <w:sz w:val="36"/>
-          <w:szCs w:val="36"/>
-          <w:shd w:fill="auto" w:val="clear"/>
-          <w:lang w:val="en-US" w:eastAsia="zh-CN" w:bidi="hi-IN"/>
-        </w:rPr>
-      </w:r>
-    </w:p>
-    <w:p>
-      <w:pPr>
-        <w:pStyle w:val="Normal"/>
-        <w:jc w:val="both"/>
-        <w:rPr>
-          <w:sz w:val="36"/>
-          <w:szCs w:val="36"/>
-        </w:rPr>
-      </w:pPr>
-      <w:r>
-        <w:rPr>
-          <w:rFonts w:eastAsia="Times New Roman" w:cs="Times New Roman" w:ascii="Garamond" w:hAnsi="Garamond"/>
-          <w:i w:val="false"/>
-          <w:iCs w:val="false"/>
-          <w:color w:val="000000"/>
-          <w:kern w:val="0"/>
-          <w:sz w:val="36"/>
-          <w:szCs w:val="36"/>
-          <w:shd w:fill="auto" w:val="clear"/>
-          <w:lang w:val="en-US" w:eastAsia="zh-CN" w:bidi="hi-IN"/>
-        </w:rPr>
-        <w:t>Ele sabe também que cada um de nós carrega dentro de si a centelha divina. Por isso afirmou que faremos as obras que ele fez e muitas outras.</w:t>
-      </w:r>
-      <w:r>
-        <w:br w:type="page"/>
-      </w:r>
-    </w:p>
-    <w:p>
-      <w:pPr>
-        <w:pStyle w:val="Normal"/>
-        <w:jc w:val="both"/>
-        <w:rPr>
-          <w:sz w:val="36"/>
-          <w:szCs w:val="36"/>
-        </w:rPr>
-      </w:pPr>
-      <w:r>
-        <w:rPr>
-          <w:rFonts w:eastAsia="Times New Roman" w:cs="Times New Roman" w:ascii="Garamond" w:hAnsi="Garamond"/>
-          <w:color w:val="000000"/>
-          <w:kern w:val="0"/>
-          <w:sz w:val="36"/>
-          <w:szCs w:val="36"/>
-          <w:shd w:fill="auto" w:val="clear"/>
-          <w:lang w:val="en-US" w:eastAsia="zh-CN" w:bidi="hi-IN"/>
-        </w:rPr>
-        <w:t xml:space="preserve">Mas para que essa centelha brilhe, é preciso empreendermos os esforços para realizar nossa reforma íntima. </w:t>
-      </w:r>
-    </w:p>
-    <w:p>
-      <w:pPr>
-        <w:pStyle w:val="Normal"/>
-        <w:jc w:val="both"/>
-        <w:rPr>
-          <w:sz w:val="36"/>
-          <w:szCs w:val="36"/>
-        </w:rPr>
-      </w:pPr>
-      <w:r>
-        <w:rPr>
-          <w:sz w:val="36"/>
-          <w:szCs w:val="36"/>
-        </w:rPr>
-      </w:r>
-    </w:p>
-    <w:p>
-      <w:pPr>
-        <w:pStyle w:val="Normal"/>
-        <w:jc w:val="both"/>
-        <w:rPr>
-          <w:sz w:val="36"/>
-          <w:szCs w:val="36"/>
-        </w:rPr>
-      </w:pPr>
-      <w:r>
-        <w:rPr>
-          <w:rFonts w:eastAsia="Times New Roman" w:cs="Times New Roman" w:ascii="Garamond" w:hAnsi="Garamond"/>
-          <w:color w:val="000000"/>
-          <w:kern w:val="0"/>
-          <w:sz w:val="36"/>
-          <w:szCs w:val="36"/>
-          <w:shd w:fill="auto" w:val="clear"/>
-          <w:lang w:val="en-US" w:eastAsia="zh-CN" w:bidi="hi-IN"/>
-        </w:rPr>
-        <w:t>O que eu já consigo fazer hoje diante daquele que me ofendeu?</w:t>
-      </w:r>
-    </w:p>
-    <w:p>
-      <w:pPr>
-        <w:pStyle w:val="Normal"/>
-        <w:jc w:val="both"/>
-        <w:rPr>
-          <w:sz w:val="36"/>
-          <w:szCs w:val="36"/>
-        </w:rPr>
-      </w:pPr>
-      <w:r>
-        <w:rPr>
-          <w:sz w:val="36"/>
-          <w:szCs w:val="36"/>
-        </w:rPr>
-      </w:r>
-    </w:p>
-    <w:p>
-      <w:pPr>
-        <w:pStyle w:val="Normal"/>
-        <w:jc w:val="both"/>
-        <w:rPr>
-          <w:sz w:val="36"/>
-          <w:szCs w:val="36"/>
-        </w:rPr>
-      </w:pPr>
-      <w:r>
-        <w:rPr>
-          <w:rFonts w:eastAsia="Arial" w:cs="Arial"/>
-          <w:color w:val="000000"/>
-          <w:kern w:val="0"/>
-          <w:sz w:val="36"/>
-          <w:szCs w:val="36"/>
-          <w:shd w:fill="auto" w:val="clear"/>
-          <w:lang w:val="en-US" w:eastAsia="zh-CN" w:bidi="hi-IN"/>
-        </w:rPr>
-        <w:t>C</w:t>
-      </w:r>
-      <w:r>
-        <w:rPr>
-          <w:rFonts w:eastAsia="Times New Roman" w:cs="Times New Roman" w:ascii="Garamond" w:hAnsi="Garamond"/>
-          <w:color w:val="000000"/>
-          <w:kern w:val="0"/>
-          <w:sz w:val="36"/>
-          <w:szCs w:val="36"/>
-          <w:shd w:fill="auto" w:val="clear"/>
-          <w:lang w:val="en-US" w:eastAsia="zh-CN" w:bidi="hi-IN"/>
-        </w:rPr>
-        <w:t>onsigo não revidar a ofensa?</w:t>
-      </w:r>
-    </w:p>
-    <w:p>
-      <w:pPr>
-        <w:pStyle w:val="Normal"/>
-        <w:jc w:val="both"/>
-        <w:rPr>
-          <w:sz w:val="36"/>
-          <w:szCs w:val="36"/>
-        </w:rPr>
-      </w:pPr>
-      <w:r>
-        <w:rPr>
-          <w:rFonts w:eastAsia="Times New Roman" w:cs="Times New Roman" w:ascii="Garamond" w:hAnsi="Garamond"/>
-          <w:color w:val="000000"/>
-          <w:kern w:val="0"/>
-          <w:sz w:val="36"/>
-          <w:szCs w:val="36"/>
-          <w:shd w:fill="auto" w:val="clear"/>
-          <w:lang w:val="en-US" w:eastAsia="zh-CN" w:bidi="hi-IN"/>
-        </w:rPr>
-        <w:t>Consigo não desejar o mal ao ofensor?</w:t>
-      </w:r>
-    </w:p>
-    <w:p>
-      <w:pPr>
-        <w:pStyle w:val="Normal"/>
-        <w:jc w:val="both"/>
-        <w:rPr>
-          <w:sz w:val="36"/>
-          <w:szCs w:val="36"/>
-        </w:rPr>
-      </w:pPr>
-      <w:r>
-        <w:rPr>
-          <w:rFonts w:eastAsia="Times New Roman" w:cs="Times New Roman" w:ascii="Garamond" w:hAnsi="Garamond"/>
-          <w:color w:val="000000"/>
-          <w:kern w:val="0"/>
-          <w:sz w:val="36"/>
-          <w:szCs w:val="36"/>
-          <w:shd w:fill="auto" w:val="clear"/>
-          <w:lang w:val="en-US" w:eastAsia="zh-CN" w:bidi="hi-IN"/>
-        </w:rPr>
-        <w:t>Consigo parar de alimentar a mágoa?</w:t>
-      </w:r>
-    </w:p>
-    <w:p>
-      <w:pPr>
-        <w:pStyle w:val="Normal"/>
-        <w:jc w:val="both"/>
-        <w:rPr>
-          <w:sz w:val="36"/>
-          <w:szCs w:val="36"/>
-        </w:rPr>
-      </w:pPr>
-      <w:r>
-        <w:rPr>
-          <w:rFonts w:eastAsia="Times New Roman" w:cs="Times New Roman" w:ascii="Garamond" w:hAnsi="Garamond"/>
-          <w:color w:val="000000"/>
-          <w:kern w:val="0"/>
-          <w:sz w:val="36"/>
-          <w:szCs w:val="36"/>
-          <w:shd w:fill="auto" w:val="clear"/>
-          <w:lang w:val="en-US" w:eastAsia="zh-CN" w:bidi="hi-IN"/>
-        </w:rPr>
-        <w:t>Consigo orar por ele, ainda que minhas palavras sejam inicialmente difíceis, talvez não sejam nem mesmo naturais?</w:t>
-      </w:r>
-    </w:p>
-    <w:p>
-      <w:pPr>
-        <w:pStyle w:val="Normal"/>
-        <w:jc w:val="both"/>
-        <w:rPr>
-          <w:sz w:val="36"/>
-          <w:szCs w:val="36"/>
-        </w:rPr>
-      </w:pPr>
-      <w:r>
-        <w:rPr>
-          <w:rFonts w:eastAsia="Times New Roman" w:cs="Times New Roman" w:ascii="Garamond" w:hAnsi="Garamond"/>
-          <w:color w:val="000000"/>
-          <w:kern w:val="0"/>
-          <w:sz w:val="36"/>
-          <w:szCs w:val="36"/>
-          <w:shd w:fill="auto" w:val="clear"/>
-          <w:lang w:val="en-US" w:eastAsia="zh-CN" w:bidi="hi-IN"/>
-        </w:rPr>
-        <w:t>Tento compreender as razões que o levaram a agir daquela maneira?</w:t>
-      </w:r>
-    </w:p>
-    <w:p>
-      <w:pPr>
-        <w:pStyle w:val="Normal"/>
-        <w:jc w:val="both"/>
-        <w:rPr>
-          <w:sz w:val="36"/>
-          <w:szCs w:val="36"/>
-        </w:rPr>
-      </w:pPr>
-      <w:r>
-        <w:rPr>
-          <w:rFonts w:eastAsia="Times New Roman" w:cs="Times New Roman" w:ascii="Garamond" w:hAnsi="Garamond"/>
-          <w:color w:val="000000"/>
-          <w:kern w:val="0"/>
-          <w:sz w:val="36"/>
-          <w:szCs w:val="36"/>
-          <w:shd w:fill="auto" w:val="clear"/>
-          <w:lang w:val="en-US" w:eastAsia="zh-CN" w:bidi="hi-IN"/>
-        </w:rPr>
-        <w:t>Consigo, pelo menos, não transformar uma ofensa recebida em uma nova ofensa praticada por mim?</w:t>
-      </w:r>
-    </w:p>
-    <w:p>
-      <w:pPr>
-        <w:pStyle w:val="Normal"/>
-        <w:jc w:val="both"/>
-        <w:rPr>
-          <w:rFonts w:ascii="Garamond" w:hAnsi="Garamond"/>
-          <w:sz w:val="36"/>
-          <w:szCs w:val="36"/>
-        </w:rPr>
-      </w:pPr>
-      <w:r>
-        <w:rPr>
-          <w:rFonts w:ascii="Garamond" w:hAnsi="Garamond"/>
-          <w:sz w:val="36"/>
-          <w:szCs w:val="36"/>
-        </w:rPr>
-      </w:r>
-    </w:p>
-    <w:p>
-      <w:pPr>
-        <w:pStyle w:val="Normal"/>
-        <w:jc w:val="both"/>
-        <w:rPr>
-          <w:sz w:val="36"/>
-          <w:szCs w:val="36"/>
-        </w:rPr>
-      </w:pPr>
-      <w:r>
-        <w:rPr>
-          <w:rFonts w:eastAsia="Arial" w:cs="Arial" w:ascii="Garamond" w:hAnsi="Garamond"/>
-          <w:color w:val="000000"/>
-          <w:kern w:val="0"/>
-          <w:sz w:val="36"/>
-          <w:szCs w:val="36"/>
-          <w:shd w:fill="auto" w:val="clear"/>
-          <w:lang w:val="en-US" w:eastAsia="zh-CN" w:bidi="hi-IN"/>
-        </w:rPr>
-        <w:t>N</w:t>
-      </w:r>
-      <w:r>
-        <w:rPr>
-          <w:rFonts w:eastAsia="Times New Roman" w:cs="Times New Roman" w:ascii="Garamond" w:hAnsi="Garamond"/>
-          <w:color w:val="000000"/>
-          <w:kern w:val="0"/>
-          <w:sz w:val="36"/>
-          <w:szCs w:val="36"/>
-          <w:shd w:fill="auto" w:val="clear"/>
-          <w:lang w:val="en-US" w:eastAsia="zh-CN" w:bidi="hi-IN"/>
-        </w:rPr>
-        <w:t>ão precisamos fingir que já amamos aquele que nos feriu. Podemos reconhecer honestamente que ainda sentimos mágoa, indignação ou dificuldade de perdoar.</w:t>
-      </w:r>
-      <w:r>
-        <w:br w:type="page"/>
-      </w:r>
-    </w:p>
-    <w:p>
-      <w:pPr>
-        <w:pStyle w:val="Normal"/>
-        <w:jc w:val="both"/>
-        <w:rPr>
-          <w:sz w:val="36"/>
-          <w:szCs w:val="36"/>
-        </w:rPr>
-      </w:pPr>
-      <w:r>
-        <w:rPr>
-          <w:rFonts w:eastAsia="Times New Roman" w:cs="Times New Roman" w:ascii="Garamond" w:hAnsi="Garamond"/>
-          <w:color w:val="000000"/>
-          <w:kern w:val="0"/>
-          <w:sz w:val="36"/>
-          <w:szCs w:val="36"/>
-          <w:shd w:fill="auto" w:val="clear"/>
-          <w:lang w:val="en-US" w:eastAsia="zh-CN" w:bidi="hi-IN"/>
-        </w:rPr>
-        <w:t xml:space="preserve">A </w:t>
-      </w:r>
-      <w:r>
-        <w:rPr>
-          <w:rFonts w:eastAsia="Times New Roman" w:cs="Times New Roman" w:ascii="Garamond" w:hAnsi="Garamond"/>
-          <w:color w:val="000000"/>
-          <w:kern w:val="0"/>
-          <w:sz w:val="36"/>
-          <w:szCs w:val="36"/>
-          <w:shd w:fill="auto" w:val="clear"/>
-          <w:lang w:val="en-US" w:eastAsia="zh-CN" w:bidi="hi-IN"/>
-        </w:rPr>
-        <w:t xml:space="preserve">transformação é lenta, demanda esforço e vai </w:t>
-      </w:r>
-      <w:r>
-        <w:rPr>
-          <w:rFonts w:eastAsia="Times New Roman" w:cs="Times New Roman" w:ascii="Garamond" w:hAnsi="Garamond"/>
-          <w:color w:val="000000"/>
-          <w:kern w:val="0"/>
-          <w:sz w:val="36"/>
-          <w:szCs w:val="36"/>
-          <w:shd w:fill="auto" w:val="clear"/>
-          <w:lang w:val="en-US" w:eastAsia="zh-CN" w:bidi="hi-IN"/>
-        </w:rPr>
-        <w:t xml:space="preserve"> acontecer </w:t>
-      </w:r>
-      <w:r>
-        <w:rPr>
-          <w:rFonts w:eastAsia="Times New Roman" w:cs="Times New Roman" w:ascii="Garamond" w:hAnsi="Garamond"/>
-          <w:color w:val="000000"/>
-          <w:kern w:val="0"/>
-          <w:sz w:val="36"/>
-          <w:szCs w:val="36"/>
-          <w:shd w:fill="auto" w:val="clear"/>
-          <w:lang w:val="en-US" w:eastAsia="zh-CN" w:bidi="hi-IN"/>
-        </w:rPr>
-        <w:t>a partir do momento em que</w:t>
-      </w:r>
-      <w:r>
-        <w:rPr>
-          <w:rFonts w:eastAsia="Times New Roman" w:cs="Times New Roman" w:ascii="Garamond" w:hAnsi="Garamond"/>
-          <w:color w:val="000000"/>
-          <w:kern w:val="0"/>
-          <w:sz w:val="36"/>
-          <w:szCs w:val="36"/>
-          <w:shd w:fill="auto" w:val="clear"/>
-          <w:lang w:val="en-US" w:eastAsia="zh-CN" w:bidi="hi-IN"/>
-        </w:rPr>
-        <w:t xml:space="preserve"> pararmos de pensar que não podemos ter essas reações e passarmos a pensar sobre o que podemos fazer com elas.</w:t>
-      </w:r>
-    </w:p>
-    <w:p>
-      <w:pPr>
-        <w:pStyle w:val="Normal"/>
-        <w:jc w:val="both"/>
-        <w:rPr>
-          <w:sz w:val="36"/>
-          <w:szCs w:val="36"/>
-        </w:rPr>
-      </w:pPr>
-      <w:r>
-        <w:rPr/>
-      </w:r>
-    </w:p>
-    <w:p>
-      <w:pPr>
-        <w:pStyle w:val="Normal"/>
-        <w:jc w:val="both"/>
-        <w:rPr>
-          <w:sz w:val="36"/>
-          <w:szCs w:val="36"/>
-        </w:rPr>
-      </w:pPr>
-      <w:r>
-        <w:rPr>
-          <w:rFonts w:eastAsia="Times New Roman" w:cs="Times New Roman" w:ascii="Garamond" w:hAnsi="Garamond"/>
-          <w:color w:val="000000"/>
-          <w:kern w:val="0"/>
-          <w:sz w:val="36"/>
-          <w:szCs w:val="36"/>
-          <w:shd w:fill="auto" w:val="clear"/>
-          <w:lang w:val="en-US" w:eastAsia="zh-CN" w:bidi="hi-IN"/>
-        </w:rPr>
-        <w:t>E vale a pena esse esforço. Vale muito a pena porque o perdão é libertador.</w:t>
-      </w:r>
-    </w:p>
-    <w:p>
-      <w:pPr>
-        <w:pStyle w:val="Normal"/>
-        <w:jc w:val="both"/>
-        <w:rPr>
-          <w:sz w:val="36"/>
-          <w:szCs w:val="36"/>
-        </w:rPr>
-      </w:pPr>
-      <w:r>
-        <w:rPr/>
-      </w:r>
-    </w:p>
-    <w:p>
-      <w:pPr>
-        <w:pStyle w:val="Normal"/>
-        <w:jc w:val="both"/>
-        <w:rPr>
-          <w:sz w:val="36"/>
-          <w:szCs w:val="36"/>
-        </w:rPr>
-      </w:pPr>
-      <w:r>
-        <w:rPr>
-          <w:sz w:val="36"/>
-          <w:szCs w:val="36"/>
-        </w:rPr>
-      </w:r>
-    </w:p>
-    <w:p>
-      <w:pPr>
-        <w:pStyle w:val="Normal"/>
-        <w:jc w:val="both"/>
-        <w:rPr>
-          <w:sz w:val="36"/>
-          <w:szCs w:val="36"/>
-        </w:rPr>
-      </w:pPr>
-      <w:r>
-        <w:rPr>
-          <w:rFonts w:eastAsia="Times New Roman" w:cs="Times New Roman" w:ascii="Garamond" w:hAnsi="Garamond"/>
-          <w:color w:val="000000"/>
-          <w:kern w:val="0"/>
-          <w:sz w:val="36"/>
-          <w:szCs w:val="36"/>
-          <w:shd w:fill="auto" w:val="clear"/>
-          <w:lang w:val="en-US" w:eastAsia="zh-CN" w:bidi="hi-IN"/>
-        </w:rPr>
-        <w:t xml:space="preserve">Então, eu gostaria </w:t>
-      </w:r>
-      <w:r>
-        <w:rPr>
-          <w:rFonts w:eastAsia="Times New Roman" w:cs="Times New Roman" w:ascii="Garamond" w:hAnsi="Garamond"/>
-          <w:color w:val="000000"/>
-          <w:kern w:val="0"/>
-          <w:sz w:val="36"/>
-          <w:szCs w:val="36"/>
-          <w:shd w:fill="auto" w:val="clear"/>
-          <w:lang w:val="en-US" w:eastAsia="zh-CN" w:bidi="hi-IN"/>
-        </w:rPr>
-        <w:t>de deixar para todos nós uma pergunta para servir como reflexão:</w:t>
-      </w:r>
-    </w:p>
-    <w:p>
-      <w:pPr>
-        <w:pStyle w:val="Normal"/>
-        <w:jc w:val="both"/>
-        <w:rPr>
-          <w:sz w:val="36"/>
-          <w:szCs w:val="36"/>
-        </w:rPr>
-      </w:pPr>
-      <w:r>
-        <w:rPr>
-          <w:sz w:val="36"/>
-          <w:szCs w:val="36"/>
-        </w:rPr>
-      </w:r>
-    </w:p>
-    <w:p>
-      <w:pPr>
-        <w:pStyle w:val="Normal"/>
-        <w:jc w:val="both"/>
-        <w:rPr/>
-      </w:pPr>
-      <w:r>
-        <w:rPr>
-          <w:rFonts w:eastAsia="Times New Roman" w:cs="Times New Roman" w:ascii="Garamond" w:hAnsi="Garamond"/>
-          <w:color w:val="000000"/>
-          <w:kern w:val="0"/>
-          <w:sz w:val="36"/>
-          <w:szCs w:val="36"/>
-          <w:shd w:fill="auto" w:val="clear"/>
-          <w:lang w:val="en-US" w:eastAsia="zh-CN" w:bidi="hi-IN"/>
-        </w:rPr>
-        <w:t>Diante da próxima ofensa que eu receber, qual será o pequeno gesto que, embora ainda distante de Jesus, me fará caminhar um pouco mais na direção</w:t>
-      </w:r>
-      <w:r>
-        <w:rPr>
-          <w:rFonts w:eastAsia="Times New Roman" w:cs="Times New Roman" w:ascii="Garamond" w:hAnsi="Garamond"/>
-          <w:color w:val="000000"/>
-          <w:kern w:val="0"/>
-          <w:sz w:val="36"/>
-          <w:szCs w:val="36"/>
-          <w:shd w:fill="auto" w:val="clear"/>
-          <w:lang w:val="en-US" w:eastAsia="zh-CN" w:bidi="hi-IN"/>
-        </w:rPr>
-        <w:t xml:space="preserve"> Dele</w:t>
-      </w:r>
-      <w:r>
-        <w:rPr>
-          <w:rFonts w:eastAsia="Times New Roman" w:cs="Times New Roman" w:ascii="Garamond" w:hAnsi="Garamond"/>
-          <w:color w:val="000000"/>
-          <w:kern w:val="0"/>
-          <w:sz w:val="36"/>
-          <w:szCs w:val="36"/>
-          <w:shd w:fill="auto" w:val="clear"/>
-          <w:lang w:val="en-US" w:eastAsia="zh-CN" w:bidi="hi-IN"/>
-        </w:rPr>
-        <w:t>?</w:t>
+          <w:rFonts w:eastAsia="Times New Roman" w:cs="Times New Roman" w:ascii="Garamond" w:hAnsi="Garamond"/>
+          <w:color w:val="000000"/>
+          <w:kern w:val="0"/>
+          <w:sz w:val="36"/>
+          <w:szCs w:val="36"/>
+          <w:shd w:fill="auto" w:val="clear"/>
+          <w:lang w:val="en-US" w:eastAsia="zh-CN" w:bidi="hi-IN"/>
+        </w:rPr>
+        <w:t>Diante da próxima ofensa que eu receber, qual será o pequeno gesto que, embora ainda distante de Jesus, me fará caminhar um pouco mais na direção Dele?</w:t>
       </w:r>
     </w:p>
     <w:p>
@@ -7445,7 +7257,7 @@
         <w:bCs/>
         <w:rFonts w:ascii="Garamond" w:hAnsi="Garamond"/>
       </w:rPr>
-      <w:t>28</w:t>
+      <w:t>29</w:t>
     </w:r>
     <w:r>
       <w:rPr>
